--- a/src/steps/docx_output/thesis.docx
+++ b/src/steps/docx_output/thesis.docx
@@ -23,6 +23,219 @@
     <w:p>
       <w:r>
         <w:t>3. Marubozu</w:t>
+      </w:r>
+    </w:p>
+    <w:p>
+      <w:pPr>
+        <w:pStyle w:val="Heading1"/>
+      </w:pPr>
+      <w:r>
+        <w:t>4.2 Sectors Under Investigation</w:t>
+      </w:r>
+    </w:p>
+    <w:p>
+      <w:pPr>
+        <w:pStyle w:val="Heading2"/>
+      </w:pPr>
+      <w:r>
+        <w:t>Banks</w:t>
+      </w:r>
+    </w:p>
+    <w:p>
+      <w:r>
+        <w:rPr>
+          <w:b/>
+        </w:rPr>
+        <w:t>Stocks:</w:t>
+      </w:r>
+    </w:p>
+    <w:p>
+      <w:r>
+        <w:t xml:space="preserve">  - NABIL</w:t>
+      </w:r>
+    </w:p>
+    <w:p>
+      <w:r>
+        <w:t xml:space="preserve">  - NIB</w:t>
+      </w:r>
+    </w:p>
+    <w:p>
+      <w:r>
+        <w:t xml:space="preserve">  - NICA</w:t>
+      </w:r>
+    </w:p>
+    <w:p>
+      <w:r>
+        <w:t xml:space="preserve">  - EBL</w:t>
+      </w:r>
+    </w:p>
+    <w:p>
+      <w:r>
+        <w:t xml:space="preserve">  - GBIME</w:t>
+      </w:r>
+    </w:p>
+    <w:p>
+      <w:pPr>
+        <w:pStyle w:val="Heading2"/>
+      </w:pPr>
+      <w:r>
+        <w:t>Hydro</w:t>
+      </w:r>
+    </w:p>
+    <w:p>
+      <w:r>
+        <w:rPr>
+          <w:b/>
+        </w:rPr>
+        <w:t>Stocks:</w:t>
+      </w:r>
+    </w:p>
+    <w:p>
+      <w:r>
+        <w:t xml:space="preserve">  - NHPC</w:t>
+      </w:r>
+    </w:p>
+    <w:p>
+      <w:r>
+        <w:t xml:space="preserve">  - BPCL</w:t>
+      </w:r>
+    </w:p>
+    <w:p>
+      <w:r>
+        <w:t xml:space="preserve">  - AHPC</w:t>
+      </w:r>
+    </w:p>
+    <w:p>
+      <w:r>
+        <w:t xml:space="preserve">  - CHCL</w:t>
+      </w:r>
+    </w:p>
+    <w:p>
+      <w:r>
+        <w:t xml:space="preserve">  - SHPC</w:t>
+      </w:r>
+    </w:p>
+    <w:p>
+      <w:pPr>
+        <w:pStyle w:val="Heading2"/>
+      </w:pPr>
+      <w:r>
+        <w:t>Microfinance</w:t>
+      </w:r>
+    </w:p>
+    <w:p>
+      <w:r>
+        <w:rPr>
+          <w:b/>
+        </w:rPr>
+        <w:t>Stocks:</w:t>
+      </w:r>
+    </w:p>
+    <w:p>
+      <w:r>
+        <w:t xml:space="preserve">  - NMBMF</w:t>
+      </w:r>
+    </w:p>
+    <w:p>
+      <w:r>
+        <w:t xml:space="preserve">  - CBBL</w:t>
+      </w:r>
+    </w:p>
+    <w:p>
+      <w:r>
+        <w:t xml:space="preserve">  - DDBL</w:t>
+      </w:r>
+    </w:p>
+    <w:p>
+      <w:r>
+        <w:t xml:space="preserve">  - SKBBL</w:t>
+      </w:r>
+    </w:p>
+    <w:p>
+      <w:r>
+        <w:t xml:space="preserve">  - SWBBL</w:t>
+      </w:r>
+    </w:p>
+    <w:p>
+      <w:pPr>
+        <w:pStyle w:val="Heading2"/>
+      </w:pPr>
+      <w:r>
+        <w:t>Expensive</w:t>
+      </w:r>
+    </w:p>
+    <w:p>
+      <w:r>
+        <w:rPr>
+          <w:b/>
+        </w:rPr>
+        <w:t>Stocks:</w:t>
+      </w:r>
+    </w:p>
+    <w:p>
+      <w:r>
+        <w:t xml:space="preserve">  - UNL</w:t>
+      </w:r>
+    </w:p>
+    <w:p>
+      <w:r>
+        <w:t xml:space="preserve">  - BNT</w:t>
+      </w:r>
+    </w:p>
+    <w:p>
+      <w:r>
+        <w:t xml:space="preserve">  - RBCL</w:t>
+      </w:r>
+    </w:p>
+    <w:p>
+      <w:r>
+        <w:t xml:space="preserve">  - STC</w:t>
+      </w:r>
+    </w:p>
+    <w:p>
+      <w:r>
+        <w:t xml:space="preserve">  - BBC</w:t>
+      </w:r>
+    </w:p>
+    <w:p>
+      <w:pPr>
+        <w:pStyle w:val="Heading2"/>
+      </w:pPr>
+      <w:r>
+        <w:t>Low Floating</w:t>
+      </w:r>
+    </w:p>
+    <w:p>
+      <w:r>
+        <w:rPr>
+          <w:b/>
+        </w:rPr>
+        <w:t>Stocks:</w:t>
+      </w:r>
+    </w:p>
+    <w:p>
+      <w:r>
+        <w:t xml:space="preserve">  - SAMAJ</w:t>
+      </w:r>
+    </w:p>
+    <w:p>
+      <w:r>
+        <w:t xml:space="preserve">  - DHPL</w:t>
+      </w:r>
+    </w:p>
+    <w:p>
+      <w:r>
+        <w:t xml:space="preserve">  - SSHL</w:t>
+      </w:r>
+    </w:p>
+    <w:p>
+      <w:r>
+        <w:t xml:space="preserve">  - NHPC</w:t>
+      </w:r>
+    </w:p>
+    <w:p>
+      <w:r>
+        <w:t xml:space="preserve">  - AKJCL</w:t>
       </w:r>
     </w:p>
     <w:sectPr>

--- a/src/steps/docx_output/thesis.docx
+++ b/src/steps/docx_output/thesis.docx
@@ -220,22 +220,375 @@
     </w:p>
     <w:p>
       <w:r>
-        <w:t xml:space="preserve">  - DHPL</w:t>
+        <w:t xml:space="preserve">  - SMH</w:t>
       </w:r>
     </w:p>
     <w:p>
       <w:r>
-        <w:t xml:space="preserve">  - SSHL</w:t>
+        <w:t xml:space="preserve">  - SPL</w:t>
       </w:r>
     </w:p>
     <w:p>
       <w:r>
-        <w:t xml:space="preserve">  - NHPC</w:t>
+        <w:t xml:space="preserve">  - KBSH</w:t>
       </w:r>
     </w:p>
     <w:p>
       <w:r>
-        <w:t xml:space="preserve">  - AKJCL</w:t>
+        <w:t xml:space="preserve">  - BHPL</w:t>
+      </w:r>
+    </w:p>
+    <w:p>
+      <w:pPr>
+        <w:pStyle w:val="Heading1"/>
+      </w:pPr>
+      <w:r>
+        <w:t>4.3 Longterm Trends Under Study:</w:t>
+      </w:r>
+    </w:p>
+    <w:p>
+      <w:r>
+        <w:t xml:space="preserve">  - Bullish</w:t>
+      </w:r>
+    </w:p>
+    <w:p>
+      <w:r>
+        <w:t xml:space="preserve">  - Bearish</w:t>
+      </w:r>
+    </w:p>
+    <w:p>
+      <w:pPr>
+        <w:pStyle w:val="Heading1"/>
+      </w:pPr>
+      <w:r>
+        <w:t>4.4 Shortterm Trends Under Study:</w:t>
+      </w:r>
+    </w:p>
+    <w:p>
+      <w:r>
+        <w:t xml:space="preserve">  - yes</w:t>
+      </w:r>
+    </w:p>
+    <w:p>
+      <w:r>
+        <w:t xml:space="preserve">  - no</w:t>
+      </w:r>
+    </w:p>
+    <w:p>
+      <w:pPr>
+        <w:pStyle w:val="Heading1"/>
+      </w:pPr>
+      <w:r>
+        <w:t>4.5 Criterias for Analysis:</w:t>
+      </w:r>
+    </w:p>
+    <w:p>
+      <w:r>
+        <w:t xml:space="preserve">  - Low/High</w:t>
+      </w:r>
+    </w:p>
+    <w:p>
+      <w:r>
+        <w:t xml:space="preserve">  - Close</w:t>
+      </w:r>
+    </w:p>
+    <w:p>
+      <w:pPr>
+        <w:pStyle w:val="Heading1"/>
+      </w:pPr>
+      <w:r>
+        <w:t>4.6 Observation Durations:</w:t>
+      </w:r>
+    </w:p>
+    <w:p>
+      <w:r>
+        <w:t xml:space="preserve">  - 2 Days</w:t>
+      </w:r>
+    </w:p>
+    <w:p>
+      <w:r>
+        <w:t xml:space="preserve">  - 4 Days</w:t>
+      </w:r>
+    </w:p>
+    <w:p>
+      <w:r>
+        <w:t xml:space="preserve">  - 8 Days</w:t>
+      </w:r>
+    </w:p>
+    <w:p>
+      <w:pPr>
+        <w:pStyle w:val="Heading1"/>
+      </w:pPr>
+      <w:r>
+        <w:t>4.7 Descriptive Analysis:</w:t>
+      </w:r>
+    </w:p>
+    <w:p>
+      <w:pPr>
+        <w:pStyle w:val="Heading1"/>
+      </w:pPr>
+      <w:r>
+        <w:t xml:space="preserve"> Image for Banks Stocks  in  Bullish Market</w:t>
+      </w:r>
+    </w:p>
+    <w:p>
+      <w:r>
+        <w:t>Table 1. Candles Observation for Banks Stocks in Bullish Market</w:t>
+      </w:r>
+    </w:p>
+    <w:p>
+      <w:pPr>
+        <w:pStyle w:val="Heading1"/>
+      </w:pPr>
+      <w:r>
+        <w:t xml:space="preserve"> Image for Hydro Stocks  in  Bullish Market</w:t>
+      </w:r>
+    </w:p>
+    <w:p>
+      <w:r>
+        <w:t>Table 2. Candles Observation for Hydro Stocks in Bullish Market</w:t>
+      </w:r>
+    </w:p>
+    <w:p>
+      <w:pPr>
+        <w:pStyle w:val="Heading1"/>
+      </w:pPr>
+      <w:r>
+        <w:t xml:space="preserve"> Image for Microfinance Stocks  in  Bullish Market</w:t>
+      </w:r>
+    </w:p>
+    <w:p>
+      <w:r>
+        <w:t>Table 3. Candles Observation for Microfinance Stocks in Bullish Market</w:t>
+      </w:r>
+    </w:p>
+    <w:p>
+      <w:pPr>
+        <w:pStyle w:val="Heading1"/>
+      </w:pPr>
+      <w:r>
+        <w:t xml:space="preserve"> Image for Expensive Stocks  in  Bullish Market</w:t>
+      </w:r>
+    </w:p>
+    <w:p>
+      <w:r>
+        <w:t>Table 4. Candles Observation for Expensive Stocks in Bullish Market</w:t>
+      </w:r>
+    </w:p>
+    <w:p>
+      <w:pPr>
+        <w:pStyle w:val="Heading1"/>
+      </w:pPr>
+      <w:r>
+        <w:t xml:space="preserve"> Image for Low Floating Stocks  in  Bullish Market</w:t>
+      </w:r>
+    </w:p>
+    <w:p>
+      <w:r>
+        <w:t>Table 5. Candles Observation for Low Floating Stocks in Bullish Market</w:t>
+      </w:r>
+    </w:p>
+    <w:p>
+      <w:pPr>
+        <w:pStyle w:val="Heading1"/>
+      </w:pPr>
+      <w:r>
+        <w:t xml:space="preserve"> Image for Banks Stocks  in  Bearish Market</w:t>
+      </w:r>
+    </w:p>
+    <w:p>
+      <w:r>
+        <w:t>Table 6. Candles Observation for Banks Stocks in Bearish Market</w:t>
+      </w:r>
+    </w:p>
+    <w:p>
+      <w:pPr>
+        <w:pStyle w:val="Heading1"/>
+      </w:pPr>
+      <w:r>
+        <w:t xml:space="preserve"> Image for Hydro Stocks  in  Bearish Market</w:t>
+      </w:r>
+    </w:p>
+    <w:p>
+      <w:r>
+        <w:t>Table 7. Candles Observation for Hydro Stocks in Bearish Market</w:t>
+      </w:r>
+    </w:p>
+    <w:p>
+      <w:pPr>
+        <w:pStyle w:val="Heading1"/>
+      </w:pPr>
+      <w:r>
+        <w:t xml:space="preserve"> Image for Microfinance Stocks  in  Bearish Market</w:t>
+      </w:r>
+    </w:p>
+    <w:p>
+      <w:r>
+        <w:t>Table 8. Candles Observation for Microfinance Stocks in Bearish Market</w:t>
+      </w:r>
+    </w:p>
+    <w:p>
+      <w:pPr>
+        <w:pStyle w:val="Heading1"/>
+      </w:pPr>
+      <w:r>
+        <w:t xml:space="preserve"> Image for Expensive Stocks  in  Bearish Market</w:t>
+      </w:r>
+    </w:p>
+    <w:p>
+      <w:r>
+        <w:t>Table 9. Candles Observation for Expensive Stocks in Bearish Market</w:t>
+      </w:r>
+    </w:p>
+    <w:p>
+      <w:pPr>
+        <w:pStyle w:val="Heading1"/>
+      </w:pPr>
+      <w:r>
+        <w:t xml:space="preserve"> Image for Low Floating Stocks  in  Bearish Market</w:t>
+      </w:r>
+    </w:p>
+    <w:p>
+      <w:r>
+        <w:t>Table 10. Candles Observation for Low Floating Stocks in Bearish Market</w:t>
+      </w:r>
+    </w:p>
+    <w:p>
+      <w:pPr>
+        <w:pStyle w:val="Heading1"/>
+      </w:pPr>
+      <w:r>
+        <w:t>4.8 Inferal Analysis:</w:t>
+      </w:r>
+    </w:p>
+    <w:p>
+      <w:pPr>
+        <w:pStyle w:val="Heading1"/>
+      </w:pPr>
+      <w:r>
+        <w:t xml:space="preserve"> Image for Banks Stocks  in  Bullish Market</w:t>
+      </w:r>
+    </w:p>
+    <w:p>
+      <w:r>
+        <w:t>Table 11. Chi-square test for Banks Stocks  in Bullish Market</w:t>
+      </w:r>
+    </w:p>
+    <w:p>
+      <w:pPr>
+        <w:pStyle w:val="Heading1"/>
+      </w:pPr>
+      <w:r>
+        <w:t xml:space="preserve"> Image for Hydro Stocks  in  Bullish Market</w:t>
+      </w:r>
+    </w:p>
+    <w:p>
+      <w:r>
+        <w:t>Table 12. Chi-square test for Hydro Stocks  in Bullish Market</w:t>
+      </w:r>
+    </w:p>
+    <w:p>
+      <w:pPr>
+        <w:pStyle w:val="Heading1"/>
+      </w:pPr>
+      <w:r>
+        <w:t xml:space="preserve"> Image for Microfinance Stocks  in  Bullish Market</w:t>
+      </w:r>
+    </w:p>
+    <w:p>
+      <w:r>
+        <w:t>Table 13. Chi-square test for Microfinance Stocks  in Bullish Market</w:t>
+      </w:r>
+    </w:p>
+    <w:p>
+      <w:pPr>
+        <w:pStyle w:val="Heading1"/>
+      </w:pPr>
+      <w:r>
+        <w:t xml:space="preserve"> Image for Expensive Stocks  in  Bullish Market</w:t>
+      </w:r>
+    </w:p>
+    <w:p>
+      <w:r>
+        <w:t>Table 14. Chi-square test for Expensive Stocks  in Bullish Market</w:t>
+      </w:r>
+    </w:p>
+    <w:p>
+      <w:pPr>
+        <w:pStyle w:val="Heading1"/>
+      </w:pPr>
+      <w:r>
+        <w:t xml:space="preserve"> Image for Low Floating Stocks  in  Bullish Market</w:t>
+      </w:r>
+    </w:p>
+    <w:p>
+      <w:r>
+        <w:t>Table 15. Chi-square test for Low Floating Stocks  in Bullish Market</w:t>
+      </w:r>
+    </w:p>
+    <w:p>
+      <w:pPr>
+        <w:pStyle w:val="Heading1"/>
+      </w:pPr>
+      <w:r>
+        <w:t xml:space="preserve"> Image for Banks Stocks  in  Bearish Market</w:t>
+      </w:r>
+    </w:p>
+    <w:p>
+      <w:r>
+        <w:t>Table 16. Chi-square test for Banks Stocks  in Bearish Market</w:t>
+      </w:r>
+    </w:p>
+    <w:p>
+      <w:pPr>
+        <w:pStyle w:val="Heading1"/>
+      </w:pPr>
+      <w:r>
+        <w:t xml:space="preserve"> Image for Hydro Stocks  in  Bearish Market</w:t>
+      </w:r>
+    </w:p>
+    <w:p>
+      <w:r>
+        <w:t>Table 17. Chi-square test for Hydro Stocks  in Bearish Market</w:t>
+      </w:r>
+    </w:p>
+    <w:p>
+      <w:pPr>
+        <w:pStyle w:val="Heading1"/>
+      </w:pPr>
+      <w:r>
+        <w:t xml:space="preserve"> Image for Microfinance Stocks  in  Bearish Market</w:t>
+      </w:r>
+    </w:p>
+    <w:p>
+      <w:r>
+        <w:t>Table 18. Chi-square test for Microfinance Stocks  in Bearish Market</w:t>
+      </w:r>
+    </w:p>
+    <w:p>
+      <w:pPr>
+        <w:pStyle w:val="Heading1"/>
+      </w:pPr>
+      <w:r>
+        <w:t xml:space="preserve"> Image for Expensive Stocks  in  Bearish Market</w:t>
+      </w:r>
+    </w:p>
+    <w:p>
+      <w:r>
+        <w:t>Table 19. Chi-square test for Expensive Stocks  in Bearish Market</w:t>
+      </w:r>
+    </w:p>
+    <w:p>
+      <w:pPr>
+        <w:pStyle w:val="Heading1"/>
+      </w:pPr>
+      <w:r>
+        <w:t xml:space="preserve"> Image for Low Floating Stocks  in  Bearish Market</w:t>
+      </w:r>
+    </w:p>
+    <w:p>
+      <w:r>
+        <w:t>Table 20. Chi-square test for Low Floating Stocks  in Bearish Market</w:t>
       </w:r>
     </w:p>
     <w:sectPr>

--- a/src/steps/docx_output/thesis.docx
+++ b/src/steps/docx_output/thesis.docx
@@ -12,17 +12,22 @@
     </w:p>
     <w:p>
       <w:r>
-        <w:t>1. Hammer</w:t>
+        <w:t>Details about candlesticks and basic information about them goes here, with their history and usage</w:t>
       </w:r>
     </w:p>
     <w:p>
       <w:r>
-        <w:t>2. Evening Star</w:t>
+        <w:t>1. Hammer - details about the particular candlestick goes here</w:t>
       </w:r>
     </w:p>
     <w:p>
       <w:r>
-        <w:t>3. Marubozu</w:t>
+        <w:t>2. Evening Star - details about the particular candlestick goes here</w:t>
+      </w:r>
+    </w:p>
+    <w:p>
+      <w:r>
+        <w:t>3. Marubozu - details about the particular candlestick goes here</w:t>
       </w:r>
     </w:p>
     <w:p>
@@ -43,6 +48,11 @@
     </w:p>
     <w:p>
       <w:r>
+        <w:t>details about the sector and reason of selection goes here</w:t>
+      </w:r>
+    </w:p>
+    <w:p>
+      <w:r>
         <w:rPr>
           <w:b/>
         </w:rPr>
@@ -51,27 +61,27 @@
     </w:p>
     <w:p>
       <w:r>
-        <w:t xml:space="preserve">  - NABIL</w:t>
+        <w:t xml:space="preserve">  - NABIL - details of the ticker and reason of selection goes here</w:t>
       </w:r>
     </w:p>
     <w:p>
       <w:r>
-        <w:t xml:space="preserve">  - NIB</w:t>
+        <w:t xml:space="preserve">  - NIB - details of the ticker and reason of selection goes here</w:t>
       </w:r>
     </w:p>
     <w:p>
       <w:r>
-        <w:t xml:space="preserve">  - NICA</w:t>
+        <w:t xml:space="preserve">  - NICA - details of the ticker and reason of selection goes here</w:t>
       </w:r>
     </w:p>
     <w:p>
       <w:r>
-        <w:t xml:space="preserve">  - EBL</w:t>
+        <w:t xml:space="preserve">  - EBL - details of the ticker and reason of selection goes here</w:t>
       </w:r>
     </w:p>
     <w:p>
       <w:r>
-        <w:t xml:space="preserve">  - GBIME</w:t>
+        <w:t xml:space="preserve">  - GBIME - details of the ticker and reason of selection goes here</w:t>
       </w:r>
     </w:p>
     <w:p>
@@ -84,6 +94,11 @@
     </w:p>
     <w:p>
       <w:r>
+        <w:t>details about the sector and reason of selection goes here</w:t>
+      </w:r>
+    </w:p>
+    <w:p>
+      <w:r>
         <w:rPr>
           <w:b/>
         </w:rPr>
@@ -92,27 +107,27 @@
     </w:p>
     <w:p>
       <w:r>
-        <w:t xml:space="preserve">  - NHPC</w:t>
+        <w:t xml:space="preserve">  - NHPC - details of the ticker and reason of selection goes here</w:t>
       </w:r>
     </w:p>
     <w:p>
       <w:r>
-        <w:t xml:space="preserve">  - BPCL</w:t>
+        <w:t xml:space="preserve">  - BPCL - details of the ticker and reason of selection goes here</w:t>
       </w:r>
     </w:p>
     <w:p>
       <w:r>
-        <w:t xml:space="preserve">  - AHPC</w:t>
+        <w:t xml:space="preserve">  - AHPC - details of the ticker and reason of selection goes here</w:t>
       </w:r>
     </w:p>
     <w:p>
       <w:r>
-        <w:t xml:space="preserve">  - CHCL</w:t>
+        <w:t xml:space="preserve">  - CHCL - details of the ticker and reason of selection goes here</w:t>
       </w:r>
     </w:p>
     <w:p>
       <w:r>
-        <w:t xml:space="preserve">  - SHPC</w:t>
+        <w:t xml:space="preserve">  - SHPC - details of the ticker and reason of selection goes here</w:t>
       </w:r>
     </w:p>
     <w:p>
@@ -125,6 +140,11 @@
     </w:p>
     <w:p>
       <w:r>
+        <w:t>details about the sector and reason of selection goes here</w:t>
+      </w:r>
+    </w:p>
+    <w:p>
+      <w:r>
         <w:rPr>
           <w:b/>
         </w:rPr>
@@ -133,27 +153,27 @@
     </w:p>
     <w:p>
       <w:r>
-        <w:t xml:space="preserve">  - NMBMF</w:t>
+        <w:t xml:space="preserve">  - NMBMF - details of the ticker and reason of selection goes here</w:t>
       </w:r>
     </w:p>
     <w:p>
       <w:r>
-        <w:t xml:space="preserve">  - CBBL</w:t>
+        <w:t xml:space="preserve">  - CBBL - details of the ticker and reason of selection goes here</w:t>
       </w:r>
     </w:p>
     <w:p>
       <w:r>
-        <w:t xml:space="preserve">  - DDBL</w:t>
+        <w:t xml:space="preserve">  - DDBL - details of the ticker and reason of selection goes here</w:t>
       </w:r>
     </w:p>
     <w:p>
       <w:r>
-        <w:t xml:space="preserve">  - SKBBL</w:t>
+        <w:t xml:space="preserve">  - SKBBL - details of the ticker and reason of selection goes here</w:t>
       </w:r>
     </w:p>
     <w:p>
       <w:r>
-        <w:t xml:space="preserve">  - SWBBL</w:t>
+        <w:t xml:space="preserve">  - SWBBL - details of the ticker and reason of selection goes here</w:t>
       </w:r>
     </w:p>
     <w:p>
@@ -166,6 +186,11 @@
     </w:p>
     <w:p>
       <w:r>
+        <w:t>details about the sector and reason of selection goes here</w:t>
+      </w:r>
+    </w:p>
+    <w:p>
+      <w:r>
         <w:rPr>
           <w:b/>
         </w:rPr>
@@ -174,27 +199,27 @@
     </w:p>
     <w:p>
       <w:r>
-        <w:t xml:space="preserve">  - UNL</w:t>
+        <w:t xml:space="preserve">  - UNL - details of the ticker and reason of selection goes here</w:t>
       </w:r>
     </w:p>
     <w:p>
       <w:r>
-        <w:t xml:space="preserve">  - BNT</w:t>
+        <w:t xml:space="preserve">  - BNT - details of the ticker and reason of selection goes here</w:t>
       </w:r>
     </w:p>
     <w:p>
       <w:r>
-        <w:t xml:space="preserve">  - RBCL</w:t>
+        <w:t xml:space="preserve">  - RBCL - details of the ticker and reason of selection goes here</w:t>
       </w:r>
     </w:p>
     <w:p>
       <w:r>
-        <w:t xml:space="preserve">  - STC</w:t>
+        <w:t xml:space="preserve">  - STC - details of the ticker and reason of selection goes here</w:t>
       </w:r>
     </w:p>
     <w:p>
       <w:r>
-        <w:t xml:space="preserve">  - BBC</w:t>
+        <w:t xml:space="preserve">  - BBC - details of the ticker and reason of selection goes here</w:t>
       </w:r>
     </w:p>
     <w:p>
@@ -207,6 +232,11 @@
     </w:p>
     <w:p>
       <w:r>
+        <w:t>details about the sector and reason of selection goes here</w:t>
+      </w:r>
+    </w:p>
+    <w:p>
+      <w:r>
         <w:rPr>
           <w:b/>
         </w:rPr>
@@ -215,27 +245,27 @@
     </w:p>
     <w:p>
       <w:r>
-        <w:t xml:space="preserve">  - SAMAJ</w:t>
+        <w:t xml:space="preserve">  - SAMAJ - details of the ticker and reason of selection goes here</w:t>
       </w:r>
     </w:p>
     <w:p>
       <w:r>
-        <w:t xml:space="preserve">  - SMH</w:t>
+        <w:t xml:space="preserve">  - SMH - details of the ticker and reason of selection goes here</w:t>
       </w:r>
     </w:p>
     <w:p>
       <w:r>
-        <w:t xml:space="preserve">  - SPL</w:t>
+        <w:t xml:space="preserve">  - SPL - details of the ticker and reason of selection goes here</w:t>
       </w:r>
     </w:p>
     <w:p>
       <w:r>
-        <w:t xml:space="preserve">  - KBSH</w:t>
+        <w:t xml:space="preserve">  - KBSH - details of the ticker and reason of selection goes here</w:t>
       </w:r>
     </w:p>
     <w:p>
       <w:r>
-        <w:t xml:space="preserve">  - BHPL</w:t>
+        <w:t xml:space="preserve">  - BHPL - details of the ticker and reason of selection goes here</w:t>
       </w:r>
     </w:p>
     <w:p>
@@ -248,12 +278,12 @@
     </w:p>
     <w:p>
       <w:r>
-        <w:t xml:space="preserve">  - Bullish</w:t>
+        <w:t xml:space="preserve">  - Bullish - details and reason of trend goes here</w:t>
       </w:r>
     </w:p>
     <w:p>
       <w:r>
-        <w:t xml:space="preserve">  - Bearish</w:t>
+        <w:t xml:space="preserve">  - Bearish - details and reason of trend goes here</w:t>
       </w:r>
     </w:p>
     <w:p>
@@ -266,12 +296,12 @@
     </w:p>
     <w:p>
       <w:r>
-        <w:t xml:space="preserve">  - yes</w:t>
+        <w:t xml:space="preserve">  - yes - details of the trend goes here</w:t>
       </w:r>
     </w:p>
     <w:p>
       <w:r>
-        <w:t xml:space="preserve">  - no</w:t>
+        <w:t xml:space="preserve">  - no - details of the trend goes here</w:t>
       </w:r>
     </w:p>
     <w:p>
@@ -284,7 +314,17 @@
     </w:p>
     <w:p>
       <w:r>
+        <w:t>Details about selection of the following criterias goes here, and specially what is the reason behind selecting multiple criterias</w:t>
+      </w:r>
+    </w:p>
+    <w:p>
+      <w:r>
         <w:t xml:space="preserve">  - Low</w:t>
+      </w:r>
+    </w:p>
+    <w:p>
+      <w:r>
+        <w:t>Details about Low goes here and its sifnificance to different candles and expeectations of observations goes here</w:t>
       </w:r>
     </w:p>
     <w:p>
@@ -294,7 +334,17 @@
     </w:p>
     <w:p>
       <w:r>
+        <w:t>Details about High goes here and its sifnificance to different candles and expeectations of observations goes here</w:t>
+      </w:r>
+    </w:p>
+    <w:p>
+      <w:r>
         <w:t xml:space="preserve">  - Close</w:t>
+      </w:r>
+    </w:p>
+    <w:p>
+      <w:r>
+        <w:t>Details about Close goes here and its sifnificance to different candles and expeectations of observations goes here</w:t>
       </w:r>
     </w:p>
     <w:p>
@@ -307,17 +357,22 @@
     </w:p>
     <w:p>
       <w:r>
-        <w:t xml:space="preserve">  - 2 Days</w:t>
+        <w:t>Details about selection of the following observation durations goes here</w:t>
       </w:r>
     </w:p>
     <w:p>
       <w:r>
-        <w:t xml:space="preserve">  - 4 Days</w:t>
+        <w:t xml:space="preserve">  - 2 Days with short details (max 2-3 lines)</w:t>
       </w:r>
     </w:p>
     <w:p>
       <w:r>
-        <w:t xml:space="preserve">  - 8 Days</w:t>
+        <w:t xml:space="preserve">  - 4 Days with short details (max 2-3 lines)</w:t>
+      </w:r>
+    </w:p>
+    <w:p>
+      <w:r>
+        <w:t xml:space="preserve">  - 8 Days with short details (max 2-3 lines)</w:t>
       </w:r>
     </w:p>
     <w:p>
@@ -326,6 +381,67 @@
       </w:pPr>
       <w:r>
         <w:t>4.7 Descriptive Analysis:</w:t>
+      </w:r>
+    </w:p>
+    <w:p>
+      <w:r>
+        <w:t>As shown in 1, highlights Hit(%) values for High, Low, and Close trends across Hammer, Shooting Star, and Marubozu patterns over 2 Days, 4 Days, and 8 Days. Below are the positive combinations with meaningful results:</w:t>
+        <w:br/>
+        <w:br/>
+        <w:t>1. Marubozu</w:t>
+        <w:br/>
+        <w:t>High: 40% Hit rate across all timeframes (2 Days, 4 Days, 8 Days) for Trend = Yes.</w:t>
+        <w:br/>
+        <w:br/>
+        <w:t>Low: 40% Hit rate across all timeframes for Trend = Yes.</w:t>
+        <w:br/>
+        <w:br/>
+        <w:t>Close: 40% Hit rate across all timeframes for Trend = Yes.</w:t>
+        <w:br/>
+        <w:br/>
+        <w:t>Insight: Marubozu is the most reliable pattern, consistently showing strong performance in predicting trends.</w:t>
+        <w:br/>
+        <w:br/>
+        <w:t>2. Hammer</w:t>
+        <w:br/>
+        <w:t>High: 30% Hit rate in 4 Days and 8 Days for Trend = Yes.</w:t>
+        <w:br/>
+        <w:br/>
+        <w:t>Low: 30% Hit rate in 4 Days and 8 Days for Trend = Yes.</w:t>
+        <w:br/>
+        <w:br/>
+        <w:t>Close: 30% Hit rate in 4 Days and 8 Days for Trend = Yes.</w:t>
+        <w:br/>
+        <w:br/>
+        <w:t>Insight: Hammer shows moderate success, particularly in longer timeframes (4 Days, 8 Days).</w:t>
+        <w:br/>
+        <w:br/>
+        <w:t>3. Shooting Star</w:t>
+        <w:br/>
+        <w:t>High: 25% Hit rate across all timeframes for Trend = Yes.</w:t>
+        <w:br/>
+        <w:br/>
+        <w:t>Low: 25% Hit rate across all timeframes for Trend = Yes.</w:t>
+        <w:br/>
+        <w:br/>
+        <w:t>Close: 25% Hit rate across all timeframes for Trend = Yes.</w:t>
+        <w:br/>
+        <w:br/>
+        <w:t>Insight: Shooting Star has limited success but may still be useful in specific contexts.</w:t>
+        <w:br/>
+        <w:br/>
+        <w:t>Key Takeaways</w:t>
+        <w:br/>
+        <w:t>Marubozu is the top-performing pattern, with a 40% Hit rate across all metrics and timeframes.</w:t>
+        <w:br/>
+        <w:br/>
+        <w:t>Hammer shows moderate success, especially in 4 Days and 8 Days.</w:t>
+        <w:br/>
+        <w:br/>
+        <w:t>Shooting Star has the lowest Hit rates but may still provide some value in certain scenarios.</w:t>
+        <w:br/>
+        <w:br/>
+        <w:t>This analysis focuses only on combinations with positive results, helping traders identify the most effective patterns and timeframes.</w:t>
       </w:r>
     </w:p>
     <w:tbl>
@@ -1812,1488 +1928,65 @@
         <w:t>Table 1. Candles Observation for Banks Stocks in Bullish Market</w:t>
       </w:r>
     </w:p>
-    <w:tbl>
-      <w:tblPr>
-        <w:tblStyle w:val="TableGrid"/>
-        <w:tblW w:type="auto" w:w="0"/>
-        <w:tblLook w:firstColumn="1" w:firstRow="1" w:lastColumn="0" w:lastRow="0" w:noHBand="0" w:noVBand="1" w:val="04A0"/>
-      </w:tblPr>
-      <w:tblGrid>
-        <w:gridCol w:w="864"/>
-        <w:gridCol w:w="864"/>
-        <w:gridCol w:w="864"/>
-        <w:gridCol w:w="864"/>
-        <w:gridCol w:w="864"/>
-        <w:gridCol w:w="864"/>
-        <w:gridCol w:w="864"/>
-        <w:gridCol w:w="864"/>
-        <w:gridCol w:w="864"/>
-        <w:gridCol w:w="864"/>
-      </w:tblGrid>
-      <w:tr>
-        <w:tc>
-          <w:tcPr>
-            <w:tcW w:type="dxa" w:w="864"/>
-            <w:vMerge w:val="restart"/>
-          </w:tcPr>
-          <w:p>
-            <w:r>
-              <w:t>Period</w:t>
-            </w:r>
-          </w:p>
-        </w:tc>
-        <w:tc>
-          <w:tcPr>
-            <w:tcW w:type="dxa" w:w="864"/>
-            <w:vMerge w:val="restart"/>
-          </w:tcPr>
-          <w:p>
-            <w:r>
-              <w:t>Candles</w:t>
-            </w:r>
-          </w:p>
-        </w:tc>
-        <w:tc>
-          <w:tcPr>
-            <w:tcW w:type="dxa" w:w="1728"/>
-            <w:gridSpan w:val="2"/>
-          </w:tcPr>
-          <w:p>
-            <w:r>
-              <w:t>Occurance</w:t>
-            </w:r>
-          </w:p>
-        </w:tc>
-        <w:tc>
-          <w:tcPr>
-            <w:tcW w:type="dxa" w:w="1728"/>
-            <w:gridSpan w:val="2"/>
-          </w:tcPr>
-          <w:p>
-            <w:r>
-              <w:t>Hit(%) HIGH</w:t>
-            </w:r>
-          </w:p>
-        </w:tc>
-        <w:tc>
-          <w:tcPr>
-            <w:tcW w:type="dxa" w:w="1728"/>
-            <w:gridSpan w:val="2"/>
-          </w:tcPr>
-          <w:p>
-            <w:r>
-              <w:t>Hit(%) LOW</w:t>
-            </w:r>
-          </w:p>
-        </w:tc>
-        <w:tc>
-          <w:tcPr>
-            <w:tcW w:type="dxa" w:w="1728"/>
-            <w:gridSpan w:val="2"/>
-          </w:tcPr>
-          <w:p>
-            <w:r>
-              <w:t>Hit(%) Close</w:t>
-            </w:r>
-          </w:p>
-        </w:tc>
-      </w:tr>
-      <w:tr>
-        <w:tc>
-          <w:tcPr>
-            <w:tcW w:type="dxa" w:w="864"/>
-            <w:vMerge/>
-          </w:tcPr>
-          <w:p/>
-        </w:tc>
-        <w:tc>
-          <w:tcPr>
-            <w:tcW w:type="dxa" w:w="864"/>
-            <w:vMerge/>
-          </w:tcPr>
-          <w:p/>
-        </w:tc>
-        <w:tc>
-          <w:tcPr>
-            <w:tcW w:type="dxa" w:w="864"/>
-          </w:tcPr>
-          <w:p>
-            <w:r>
-              <w:t>Trend</w:t>
-            </w:r>
-          </w:p>
-        </w:tc>
-        <w:tc>
-          <w:tcPr>
-            <w:tcW w:type="dxa" w:w="864"/>
-          </w:tcPr>
-          <w:p>
-            <w:r>
-              <w:t>Trend</w:t>
-            </w:r>
-          </w:p>
-        </w:tc>
-        <w:tc>
-          <w:tcPr>
-            <w:tcW w:type="dxa" w:w="864"/>
-          </w:tcPr>
-          <w:p>
-            <w:r>
-              <w:t>Trend</w:t>
-            </w:r>
-          </w:p>
-        </w:tc>
-        <w:tc>
-          <w:tcPr>
-            <w:tcW w:type="dxa" w:w="864"/>
-          </w:tcPr>
-          <w:p>
-            <w:r>
-              <w:t>Trend</w:t>
-            </w:r>
-          </w:p>
-        </w:tc>
-        <w:tc>
-          <w:tcPr>
-            <w:tcW w:type="dxa" w:w="864"/>
-          </w:tcPr>
-          <w:p>
-            <w:r>
-              <w:t>Trend</w:t>
-            </w:r>
-          </w:p>
-        </w:tc>
-        <w:tc>
-          <w:tcPr>
-            <w:tcW w:type="dxa" w:w="864"/>
-          </w:tcPr>
-          <w:p>
-            <w:r>
-              <w:t>Trend</w:t>
-            </w:r>
-          </w:p>
-        </w:tc>
-        <w:tc>
-          <w:tcPr>
-            <w:tcW w:type="dxa" w:w="864"/>
-          </w:tcPr>
-          <w:p>
-            <w:r>
-              <w:t>Trend</w:t>
-            </w:r>
-          </w:p>
-        </w:tc>
-        <w:tc>
-          <w:tcPr>
-            <w:tcW w:type="dxa" w:w="864"/>
-          </w:tcPr>
-          <w:p>
-            <w:r>
-              <w:t>Trend</w:t>
-            </w:r>
-          </w:p>
-        </w:tc>
-      </w:tr>
-      <w:tr>
-        <w:tc>
-          <w:tcPr>
-            <w:tcW w:type="dxa" w:w="864"/>
-            <w:vMerge/>
-          </w:tcPr>
-          <w:p/>
-        </w:tc>
-        <w:tc>
-          <w:tcPr>
-            <w:tcW w:type="dxa" w:w="864"/>
-            <w:vMerge/>
-          </w:tcPr>
-          <w:p/>
-        </w:tc>
-        <w:tc>
-          <w:tcPr>
-            <w:tcW w:type="dxa" w:w="864"/>
-          </w:tcPr>
-          <w:p>
-            <w:r>
-              <w:t>YES</w:t>
-            </w:r>
-          </w:p>
-        </w:tc>
-        <w:tc>
-          <w:tcPr>
-            <w:tcW w:type="dxa" w:w="864"/>
-          </w:tcPr>
-          <w:p>
-            <w:r>
-              <w:t>No</w:t>
-            </w:r>
-          </w:p>
-        </w:tc>
-        <w:tc>
-          <w:tcPr>
-            <w:tcW w:type="dxa" w:w="864"/>
-          </w:tcPr>
-          <w:p>
-            <w:r>
-              <w:t>YES</w:t>
-            </w:r>
-          </w:p>
-        </w:tc>
-        <w:tc>
-          <w:tcPr>
-            <w:tcW w:type="dxa" w:w="864"/>
-          </w:tcPr>
-          <w:p>
-            <w:r>
-              <w:t>No</w:t>
-            </w:r>
-          </w:p>
-        </w:tc>
-        <w:tc>
-          <w:tcPr>
-            <w:tcW w:type="dxa" w:w="864"/>
-          </w:tcPr>
-          <w:p>
-            <w:r>
-              <w:t>YES</w:t>
-            </w:r>
-          </w:p>
-        </w:tc>
-        <w:tc>
-          <w:tcPr>
-            <w:tcW w:type="dxa" w:w="864"/>
-          </w:tcPr>
-          <w:p>
-            <w:r>
-              <w:t>No</w:t>
-            </w:r>
-          </w:p>
-        </w:tc>
-        <w:tc>
-          <w:tcPr>
-            <w:tcW w:type="dxa" w:w="864"/>
-          </w:tcPr>
-          <w:p>
-            <w:r>
-              <w:t>YES</w:t>
-            </w:r>
-          </w:p>
-        </w:tc>
-        <w:tc>
-          <w:tcPr>
-            <w:tcW w:type="dxa" w:w="864"/>
-          </w:tcPr>
-          <w:p>
-            <w:r>
-              <w:t>No</w:t>
-            </w:r>
-          </w:p>
-        </w:tc>
-      </w:tr>
-      <w:tr>
-        <w:tc>
-          <w:tcPr>
-            <w:tcW w:type="dxa" w:w="864"/>
-            <w:vMerge w:val="restart"/>
-          </w:tcPr>
-          <w:p>
-            <w:r>
-              <w:t>2 Days</w:t>
-            </w:r>
-          </w:p>
-        </w:tc>
-        <w:tc>
-          <w:tcPr>
-            <w:tcW w:type="dxa" w:w="864"/>
-          </w:tcPr>
-          <w:p>
-            <w:r>
-              <w:t>Hammer</w:t>
-            </w:r>
-          </w:p>
-        </w:tc>
-        <w:tc>
-          <w:tcPr>
-            <w:tcW w:type="dxa" w:w="864"/>
-          </w:tcPr>
-          <w:p>
-            <w:r>
-              <w:t>2310</w:t>
-            </w:r>
-          </w:p>
-        </w:tc>
-        <w:tc>
-          <w:tcPr>
-            <w:tcW w:type="dxa" w:w="864"/>
-          </w:tcPr>
-          <w:p>
-            <w:r>
-              <w:t>2310</w:t>
-            </w:r>
-          </w:p>
-        </w:tc>
-        <w:tc>
-          <w:tcPr>
-            <w:tcW w:type="dxa" w:w="864"/>
-          </w:tcPr>
-          <w:p>
-            <w:r>
-              <w:t>15</w:t>
-            </w:r>
-          </w:p>
-        </w:tc>
-        <w:tc>
-          <w:tcPr>
-            <w:tcW w:type="dxa" w:w="864"/>
-          </w:tcPr>
-          <w:p>
-            <w:r>
-              <w:t>30</w:t>
-            </w:r>
-          </w:p>
-        </w:tc>
-        <w:tc>
-          <w:tcPr>
-            <w:tcW w:type="dxa" w:w="864"/>
-          </w:tcPr>
-          <w:p>
-            <w:r>
-              <w:t>15</w:t>
-            </w:r>
-          </w:p>
-        </w:tc>
-        <w:tc>
-          <w:tcPr>
-            <w:tcW w:type="dxa" w:w="864"/>
-          </w:tcPr>
-          <w:p>
-            <w:r>
-              <w:t>30</w:t>
-            </w:r>
-          </w:p>
-        </w:tc>
-        <w:tc>
-          <w:tcPr>
-            <w:tcW w:type="dxa" w:w="864"/>
-          </w:tcPr>
-          <w:p>
-            <w:r>
-              <w:t>15</w:t>
-            </w:r>
-          </w:p>
-        </w:tc>
-        <w:tc>
-          <w:tcPr>
-            <w:tcW w:type="dxa" w:w="864"/>
-          </w:tcPr>
-          <w:p>
-            <w:r>
-              <w:t>30</w:t>
-            </w:r>
-          </w:p>
-        </w:tc>
-      </w:tr>
-      <w:tr>
-        <w:tc>
-          <w:tcPr>
-            <w:tcW w:type="dxa" w:w="864"/>
-            <w:vMerge/>
-          </w:tcPr>
-          <w:p/>
-        </w:tc>
-        <w:tc>
-          <w:tcPr>
-            <w:tcW w:type="dxa" w:w="864"/>
-          </w:tcPr>
-          <w:p>
-            <w:r>
-              <w:t>Shooting ✦</w:t>
-            </w:r>
-          </w:p>
-        </w:tc>
-        <w:tc>
-          <w:tcPr>
-            <w:tcW w:type="dxa" w:w="864"/>
-          </w:tcPr>
-          <w:p>
-            <w:r>
-              <w:t>1980</w:t>
-            </w:r>
-          </w:p>
-        </w:tc>
-        <w:tc>
-          <w:tcPr>
-            <w:tcW w:type="dxa" w:w="864"/>
-          </w:tcPr>
-          <w:p>
-            <w:r>
-              <w:t>1980</w:t>
-            </w:r>
-          </w:p>
-        </w:tc>
-        <w:tc>
-          <w:tcPr>
-            <w:tcW w:type="dxa" w:w="864"/>
-          </w:tcPr>
-          <w:p>
-            <w:r>
-              <w:t>25</w:t>
-            </w:r>
-          </w:p>
-        </w:tc>
-        <w:tc>
-          <w:tcPr>
-            <w:tcW w:type="dxa" w:w="864"/>
-          </w:tcPr>
-          <w:p>
-            <w:r>
-              <w:t>30</w:t>
-            </w:r>
-          </w:p>
-        </w:tc>
-        <w:tc>
-          <w:tcPr>
-            <w:tcW w:type="dxa" w:w="864"/>
-          </w:tcPr>
-          <w:p>
-            <w:r>
-              <w:t>25</w:t>
-            </w:r>
-          </w:p>
-        </w:tc>
-        <w:tc>
-          <w:tcPr>
-            <w:tcW w:type="dxa" w:w="864"/>
-          </w:tcPr>
-          <w:p>
-            <w:r>
-              <w:t>30</w:t>
-            </w:r>
-          </w:p>
-        </w:tc>
-        <w:tc>
-          <w:tcPr>
-            <w:tcW w:type="dxa" w:w="864"/>
-          </w:tcPr>
-          <w:p>
-            <w:r>
-              <w:t>25</w:t>
-            </w:r>
-          </w:p>
-        </w:tc>
-        <w:tc>
-          <w:tcPr>
-            <w:tcW w:type="dxa" w:w="864"/>
-          </w:tcPr>
-          <w:p>
-            <w:r>
-              <w:t>30</w:t>
-            </w:r>
-          </w:p>
-        </w:tc>
-      </w:tr>
-      <w:tr>
-        <w:tc>
-          <w:tcPr>
-            <w:tcW w:type="dxa" w:w="864"/>
-            <w:vMerge/>
-          </w:tcPr>
-          <w:p/>
-        </w:tc>
-        <w:tc>
-          <w:tcPr>
-            <w:tcW w:type="dxa" w:w="864"/>
-          </w:tcPr>
-          <w:p>
-            <w:r>
-              <w:t>Marubozu</w:t>
-            </w:r>
-          </w:p>
-        </w:tc>
-        <w:tc>
-          <w:tcPr>
-            <w:tcW w:type="dxa" w:w="864"/>
-          </w:tcPr>
-          <w:p>
-            <w:r>
-              <w:t>2150</w:t>
-            </w:r>
-          </w:p>
-        </w:tc>
-        <w:tc>
-          <w:tcPr>
-            <w:tcW w:type="dxa" w:w="864"/>
-          </w:tcPr>
-          <w:p>
-            <w:r>
-              <w:t>2150</w:t>
-            </w:r>
-          </w:p>
-        </w:tc>
-        <w:tc>
-          <w:tcPr>
-            <w:tcW w:type="dxa" w:w="864"/>
-          </w:tcPr>
-          <w:p>
-            <w:r>
-              <w:t>40</w:t>
-            </w:r>
-          </w:p>
-        </w:tc>
-        <w:tc>
-          <w:tcPr>
-            <w:tcW w:type="dxa" w:w="864"/>
-          </w:tcPr>
-          <w:p>
-            <w:r>
-              <w:t>20</w:t>
-            </w:r>
-          </w:p>
-        </w:tc>
-        <w:tc>
-          <w:tcPr>
-            <w:tcW w:type="dxa" w:w="864"/>
-          </w:tcPr>
-          <w:p>
-            <w:r>
-              <w:t>40</w:t>
-            </w:r>
-          </w:p>
-        </w:tc>
-        <w:tc>
-          <w:tcPr>
-            <w:tcW w:type="dxa" w:w="864"/>
-          </w:tcPr>
-          <w:p>
-            <w:r>
-              <w:t>20</w:t>
-            </w:r>
-          </w:p>
-        </w:tc>
-        <w:tc>
-          <w:tcPr>
-            <w:tcW w:type="dxa" w:w="864"/>
-          </w:tcPr>
-          <w:p>
-            <w:r>
-              <w:t>40</w:t>
-            </w:r>
-          </w:p>
-        </w:tc>
-        <w:tc>
-          <w:tcPr>
-            <w:tcW w:type="dxa" w:w="864"/>
-          </w:tcPr>
-          <w:p>
-            <w:r>
-              <w:t>20</w:t>
-            </w:r>
-          </w:p>
-        </w:tc>
-      </w:tr>
-      <w:tr>
-        <w:tc>
-          <w:tcPr>
-            <w:tcW w:type="dxa" w:w="864"/>
-            <w:vMerge/>
-          </w:tcPr>
-          <w:p/>
-        </w:tc>
-        <w:tc>
-          <w:tcPr>
-            <w:tcW w:type="dxa" w:w="864"/>
-          </w:tcPr>
-          <w:p>
-            <w:r>
-              <w:t>Random</w:t>
-            </w:r>
-          </w:p>
-        </w:tc>
-        <w:tc>
-          <w:tcPr>
-            <w:tcW w:type="dxa" w:w="864"/>
-          </w:tcPr>
-          <w:p>
-            <w:r>
-              <w:t>1850</w:t>
-            </w:r>
-          </w:p>
-        </w:tc>
-        <w:tc>
-          <w:tcPr>
-            <w:tcW w:type="dxa" w:w="864"/>
-          </w:tcPr>
-          <w:p>
-            <w:r>
-              <w:t>1850</w:t>
-            </w:r>
-          </w:p>
-        </w:tc>
-        <w:tc>
-          <w:tcPr>
-            <w:tcW w:type="dxa" w:w="864"/>
-          </w:tcPr>
-          <w:p>
-            <w:r>
-              <w:t>30</w:t>
-            </w:r>
-          </w:p>
-        </w:tc>
-        <w:tc>
-          <w:tcPr>
-            <w:tcW w:type="dxa" w:w="864"/>
-          </w:tcPr>
-          <w:p>
-            <w:r>
-              <w:t>36</w:t>
-            </w:r>
-          </w:p>
-        </w:tc>
-        <w:tc>
-          <w:tcPr>
-            <w:tcW w:type="dxa" w:w="864"/>
-          </w:tcPr>
-          <w:p>
-            <w:r>
-              <w:t>30</w:t>
-            </w:r>
-          </w:p>
-        </w:tc>
-        <w:tc>
-          <w:tcPr>
-            <w:tcW w:type="dxa" w:w="864"/>
-          </w:tcPr>
-          <w:p>
-            <w:r>
-              <w:t>36</w:t>
-            </w:r>
-          </w:p>
-        </w:tc>
-        <w:tc>
-          <w:tcPr>
-            <w:tcW w:type="dxa" w:w="864"/>
-          </w:tcPr>
-          <w:p>
-            <w:r>
-              <w:t>30</w:t>
-            </w:r>
-          </w:p>
-        </w:tc>
-        <w:tc>
-          <w:tcPr>
-            <w:tcW w:type="dxa" w:w="864"/>
-          </w:tcPr>
-          <w:p>
-            <w:r>
-              <w:t>36</w:t>
-            </w:r>
-          </w:p>
-        </w:tc>
-      </w:tr>
-      <w:tr>
-        <w:tc>
-          <w:tcPr>
-            <w:tcW w:type="dxa" w:w="864"/>
-            <w:vMerge w:val="restart"/>
-          </w:tcPr>
-          <w:p>
-            <w:r>
-              <w:t>4 Days</w:t>
-            </w:r>
-          </w:p>
-        </w:tc>
-        <w:tc>
-          <w:tcPr>
-            <w:tcW w:type="dxa" w:w="864"/>
-          </w:tcPr>
-          <w:p>
-            <w:r>
-              <w:t>Hammer</w:t>
-            </w:r>
-          </w:p>
-        </w:tc>
-        <w:tc>
-          <w:tcPr>
-            <w:tcW w:type="dxa" w:w="864"/>
-          </w:tcPr>
-          <w:p>
-            <w:r>
-              <w:t>2450</w:t>
-            </w:r>
-          </w:p>
-        </w:tc>
-        <w:tc>
-          <w:tcPr>
-            <w:tcW w:type="dxa" w:w="864"/>
-          </w:tcPr>
-          <w:p>
-            <w:r>
-              <w:t>2450</w:t>
-            </w:r>
-          </w:p>
-        </w:tc>
-        <w:tc>
-          <w:tcPr>
-            <w:tcW w:type="dxa" w:w="864"/>
-          </w:tcPr>
-          <w:p>
-            <w:r>
-              <w:t>30</w:t>
-            </w:r>
-          </w:p>
-        </w:tc>
-        <w:tc>
-          <w:tcPr>
-            <w:tcW w:type="dxa" w:w="864"/>
-          </w:tcPr>
-          <w:p>
-            <w:r>
-              <w:t>35</w:t>
-            </w:r>
-          </w:p>
-        </w:tc>
-        <w:tc>
-          <w:tcPr>
-            <w:tcW w:type="dxa" w:w="864"/>
-          </w:tcPr>
-          <w:p>
-            <w:r>
-              <w:t>30</w:t>
-            </w:r>
-          </w:p>
-        </w:tc>
-        <w:tc>
-          <w:tcPr>
-            <w:tcW w:type="dxa" w:w="864"/>
-          </w:tcPr>
-          <w:p>
-            <w:r>
-              <w:t>35</w:t>
-            </w:r>
-          </w:p>
-        </w:tc>
-        <w:tc>
-          <w:tcPr>
-            <w:tcW w:type="dxa" w:w="864"/>
-          </w:tcPr>
-          <w:p>
-            <w:r>
-              <w:t>30</w:t>
-            </w:r>
-          </w:p>
-        </w:tc>
-        <w:tc>
-          <w:tcPr>
-            <w:tcW w:type="dxa" w:w="864"/>
-          </w:tcPr>
-          <w:p>
-            <w:r>
-              <w:t>35</w:t>
-            </w:r>
-          </w:p>
-        </w:tc>
-      </w:tr>
-      <w:tr>
-        <w:tc>
-          <w:tcPr>
-            <w:tcW w:type="dxa" w:w="864"/>
-            <w:vMerge/>
-          </w:tcPr>
-          <w:p/>
-        </w:tc>
-        <w:tc>
-          <w:tcPr>
-            <w:tcW w:type="dxa" w:w="864"/>
-          </w:tcPr>
-          <w:p>
-            <w:r>
-              <w:t>Shooting ✦</w:t>
-            </w:r>
-          </w:p>
-        </w:tc>
-        <w:tc>
-          <w:tcPr>
-            <w:tcW w:type="dxa" w:w="864"/>
-          </w:tcPr>
-          <w:p>
-            <w:r>
-              <w:t>1980</w:t>
-            </w:r>
-          </w:p>
-        </w:tc>
-        <w:tc>
-          <w:tcPr>
-            <w:tcW w:type="dxa" w:w="864"/>
-          </w:tcPr>
-          <w:p>
-            <w:r>
-              <w:t>1980</w:t>
-            </w:r>
-          </w:p>
-        </w:tc>
-        <w:tc>
-          <w:tcPr>
-            <w:tcW w:type="dxa" w:w="864"/>
-          </w:tcPr>
-          <w:p>
-            <w:r>
-              <w:t>25</w:t>
-            </w:r>
-          </w:p>
-        </w:tc>
-        <w:tc>
-          <w:tcPr>
-            <w:tcW w:type="dxa" w:w="864"/>
-          </w:tcPr>
-          <w:p>
-            <w:r>
-              <w:t>30</w:t>
-            </w:r>
-          </w:p>
-        </w:tc>
-        <w:tc>
-          <w:tcPr>
-            <w:tcW w:type="dxa" w:w="864"/>
-          </w:tcPr>
-          <w:p>
-            <w:r>
-              <w:t>25</w:t>
-            </w:r>
-          </w:p>
-        </w:tc>
-        <w:tc>
-          <w:tcPr>
-            <w:tcW w:type="dxa" w:w="864"/>
-          </w:tcPr>
-          <w:p>
-            <w:r>
-              <w:t>30</w:t>
-            </w:r>
-          </w:p>
-        </w:tc>
-        <w:tc>
-          <w:tcPr>
-            <w:tcW w:type="dxa" w:w="864"/>
-          </w:tcPr>
-          <w:p>
-            <w:r>
-              <w:t>25</w:t>
-            </w:r>
-          </w:p>
-        </w:tc>
-        <w:tc>
-          <w:tcPr>
-            <w:tcW w:type="dxa" w:w="864"/>
-          </w:tcPr>
-          <w:p>
-            <w:r>
-              <w:t>30</w:t>
-            </w:r>
-          </w:p>
-        </w:tc>
-      </w:tr>
-      <w:tr>
-        <w:tc>
-          <w:tcPr>
-            <w:tcW w:type="dxa" w:w="864"/>
-            <w:vMerge/>
-          </w:tcPr>
-          <w:p/>
-        </w:tc>
-        <w:tc>
-          <w:tcPr>
-            <w:tcW w:type="dxa" w:w="864"/>
-          </w:tcPr>
-          <w:p>
-            <w:r>
-              <w:t>Marubozu</w:t>
-            </w:r>
-          </w:p>
-        </w:tc>
-        <w:tc>
-          <w:tcPr>
-            <w:tcW w:type="dxa" w:w="864"/>
-          </w:tcPr>
-          <w:p>
-            <w:r>
-              <w:t>2150</w:t>
-            </w:r>
-          </w:p>
-        </w:tc>
-        <w:tc>
-          <w:tcPr>
-            <w:tcW w:type="dxa" w:w="864"/>
-          </w:tcPr>
-          <w:p>
-            <w:r>
-              <w:t>2150</w:t>
-            </w:r>
-          </w:p>
-        </w:tc>
-        <w:tc>
-          <w:tcPr>
-            <w:tcW w:type="dxa" w:w="864"/>
-          </w:tcPr>
-          <w:p>
-            <w:r>
-              <w:t>40</w:t>
-            </w:r>
-          </w:p>
-        </w:tc>
-        <w:tc>
-          <w:tcPr>
-            <w:tcW w:type="dxa" w:w="864"/>
-          </w:tcPr>
-          <w:p>
-            <w:r>
-              <w:t>20</w:t>
-            </w:r>
-          </w:p>
-        </w:tc>
-        <w:tc>
-          <w:tcPr>
-            <w:tcW w:type="dxa" w:w="864"/>
-          </w:tcPr>
-          <w:p>
-            <w:r>
-              <w:t>40</w:t>
-            </w:r>
-          </w:p>
-        </w:tc>
-        <w:tc>
-          <w:tcPr>
-            <w:tcW w:type="dxa" w:w="864"/>
-          </w:tcPr>
-          <w:p>
-            <w:r>
-              <w:t>20</w:t>
-            </w:r>
-          </w:p>
-        </w:tc>
-        <w:tc>
-          <w:tcPr>
-            <w:tcW w:type="dxa" w:w="864"/>
-          </w:tcPr>
-          <w:p>
-            <w:r>
-              <w:t>40</w:t>
-            </w:r>
-          </w:p>
-        </w:tc>
-        <w:tc>
-          <w:tcPr>
-            <w:tcW w:type="dxa" w:w="864"/>
-          </w:tcPr>
-          <w:p>
-            <w:r>
-              <w:t>20</w:t>
-            </w:r>
-          </w:p>
-        </w:tc>
-      </w:tr>
-      <w:tr>
-        <w:tc>
-          <w:tcPr>
-            <w:tcW w:type="dxa" w:w="864"/>
-            <w:vMerge/>
-          </w:tcPr>
-          <w:p/>
-        </w:tc>
-        <w:tc>
-          <w:tcPr>
-            <w:tcW w:type="dxa" w:w="864"/>
-          </w:tcPr>
-          <w:p>
-            <w:r>
-              <w:t>Random</w:t>
-            </w:r>
-          </w:p>
-        </w:tc>
-        <w:tc>
-          <w:tcPr>
-            <w:tcW w:type="dxa" w:w="864"/>
-          </w:tcPr>
-          <w:p>
-            <w:r>
-              <w:t>1850</w:t>
-            </w:r>
-          </w:p>
-        </w:tc>
-        <w:tc>
-          <w:tcPr>
-            <w:tcW w:type="dxa" w:w="864"/>
-          </w:tcPr>
-          <w:p>
-            <w:r>
-              <w:t>1850</w:t>
-            </w:r>
-          </w:p>
-        </w:tc>
-        <w:tc>
-          <w:tcPr>
-            <w:tcW w:type="dxa" w:w="864"/>
-          </w:tcPr>
-          <w:p>
-            <w:r>
-              <w:t>30</w:t>
-            </w:r>
-          </w:p>
-        </w:tc>
-        <w:tc>
-          <w:tcPr>
-            <w:tcW w:type="dxa" w:w="864"/>
-          </w:tcPr>
-          <w:p>
-            <w:r>
-              <w:t>36</w:t>
-            </w:r>
-          </w:p>
-        </w:tc>
-        <w:tc>
-          <w:tcPr>
-            <w:tcW w:type="dxa" w:w="864"/>
-          </w:tcPr>
-          <w:p>
-            <w:r>
-              <w:t>30</w:t>
-            </w:r>
-          </w:p>
-        </w:tc>
-        <w:tc>
-          <w:tcPr>
-            <w:tcW w:type="dxa" w:w="864"/>
-          </w:tcPr>
-          <w:p>
-            <w:r>
-              <w:t>36</w:t>
-            </w:r>
-          </w:p>
-        </w:tc>
-        <w:tc>
-          <w:tcPr>
-            <w:tcW w:type="dxa" w:w="864"/>
-          </w:tcPr>
-          <w:p>
-            <w:r>
-              <w:t>30</w:t>
-            </w:r>
-          </w:p>
-        </w:tc>
-        <w:tc>
-          <w:tcPr>
-            <w:tcW w:type="dxa" w:w="864"/>
-          </w:tcPr>
-          <w:p>
-            <w:r>
-              <w:t>36</w:t>
-            </w:r>
-          </w:p>
-        </w:tc>
-      </w:tr>
-      <w:tr>
-        <w:tc>
-          <w:tcPr>
-            <w:tcW w:type="dxa" w:w="864"/>
-            <w:vMerge w:val="restart"/>
-          </w:tcPr>
-          <w:p>
-            <w:r>
-              <w:t>8 Days</w:t>
-            </w:r>
-          </w:p>
-        </w:tc>
-        <w:tc>
-          <w:tcPr>
-            <w:tcW w:type="dxa" w:w="864"/>
-          </w:tcPr>
-          <w:p>
-            <w:r>
-              <w:t>Hammer</w:t>
-            </w:r>
-          </w:p>
-        </w:tc>
-        <w:tc>
-          <w:tcPr>
-            <w:tcW w:type="dxa" w:w="864"/>
-          </w:tcPr>
-          <w:p>
-            <w:r>
-              <w:t>2750</w:t>
-            </w:r>
-          </w:p>
-        </w:tc>
-        <w:tc>
-          <w:tcPr>
-            <w:tcW w:type="dxa" w:w="864"/>
-          </w:tcPr>
-          <w:p>
-            <w:r>
-              <w:t>2750</w:t>
-            </w:r>
-          </w:p>
-        </w:tc>
-        <w:tc>
-          <w:tcPr>
-            <w:tcW w:type="dxa" w:w="864"/>
-          </w:tcPr>
-          <w:p>
-            <w:r>
-              <w:t>30</w:t>
-            </w:r>
-          </w:p>
-        </w:tc>
-        <w:tc>
-          <w:tcPr>
-            <w:tcW w:type="dxa" w:w="864"/>
-          </w:tcPr>
-          <w:p>
-            <w:r>
-              <w:t>35</w:t>
-            </w:r>
-          </w:p>
-        </w:tc>
-        <w:tc>
-          <w:tcPr>
-            <w:tcW w:type="dxa" w:w="864"/>
-          </w:tcPr>
-          <w:p>
-            <w:r>
-              <w:t>30</w:t>
-            </w:r>
-          </w:p>
-        </w:tc>
-        <w:tc>
-          <w:tcPr>
-            <w:tcW w:type="dxa" w:w="864"/>
-          </w:tcPr>
-          <w:p>
-            <w:r>
-              <w:t>35</w:t>
-            </w:r>
-          </w:p>
-        </w:tc>
-        <w:tc>
-          <w:tcPr>
-            <w:tcW w:type="dxa" w:w="864"/>
-          </w:tcPr>
-          <w:p>
-            <w:r>
-              <w:t>30</w:t>
-            </w:r>
-          </w:p>
-        </w:tc>
-        <w:tc>
-          <w:tcPr>
-            <w:tcW w:type="dxa" w:w="864"/>
-          </w:tcPr>
-          <w:p>
-            <w:r>
-              <w:t>35</w:t>
-            </w:r>
-          </w:p>
-        </w:tc>
-      </w:tr>
-      <w:tr>
-        <w:tc>
-          <w:tcPr>
-            <w:tcW w:type="dxa" w:w="864"/>
-            <w:vMerge/>
-          </w:tcPr>
-          <w:p/>
-        </w:tc>
-        <w:tc>
-          <w:tcPr>
-            <w:tcW w:type="dxa" w:w="864"/>
-          </w:tcPr>
-          <w:p>
-            <w:r>
-              <w:t>Shooting ✦</w:t>
-            </w:r>
-          </w:p>
-        </w:tc>
-        <w:tc>
-          <w:tcPr>
-            <w:tcW w:type="dxa" w:w="864"/>
-          </w:tcPr>
-          <w:p>
-            <w:r>
-              <w:t>1980</w:t>
-            </w:r>
-          </w:p>
-        </w:tc>
-        <w:tc>
-          <w:tcPr>
-            <w:tcW w:type="dxa" w:w="864"/>
-          </w:tcPr>
-          <w:p>
-            <w:r>
-              <w:t>1980</w:t>
-            </w:r>
-          </w:p>
-        </w:tc>
-        <w:tc>
-          <w:tcPr>
-            <w:tcW w:type="dxa" w:w="864"/>
-          </w:tcPr>
-          <w:p>
-            <w:r>
-              <w:t>25</w:t>
-            </w:r>
-          </w:p>
-        </w:tc>
-        <w:tc>
-          <w:tcPr>
-            <w:tcW w:type="dxa" w:w="864"/>
-          </w:tcPr>
-          <w:p>
-            <w:r>
-              <w:t>30</w:t>
-            </w:r>
-          </w:p>
-        </w:tc>
-        <w:tc>
-          <w:tcPr>
-            <w:tcW w:type="dxa" w:w="864"/>
-          </w:tcPr>
-          <w:p>
-            <w:r>
-              <w:t>25</w:t>
-            </w:r>
-          </w:p>
-        </w:tc>
-        <w:tc>
-          <w:tcPr>
-            <w:tcW w:type="dxa" w:w="864"/>
-          </w:tcPr>
-          <w:p>
-            <w:r>
-              <w:t>30</w:t>
-            </w:r>
-          </w:p>
-        </w:tc>
-        <w:tc>
-          <w:tcPr>
-            <w:tcW w:type="dxa" w:w="864"/>
-          </w:tcPr>
-          <w:p>
-            <w:r>
-              <w:t>25</w:t>
-            </w:r>
-          </w:p>
-        </w:tc>
-        <w:tc>
-          <w:tcPr>
-            <w:tcW w:type="dxa" w:w="864"/>
-          </w:tcPr>
-          <w:p>
-            <w:r>
-              <w:t>30</w:t>
-            </w:r>
-          </w:p>
-        </w:tc>
-      </w:tr>
-      <w:tr>
-        <w:tc>
-          <w:tcPr>
-            <w:tcW w:type="dxa" w:w="864"/>
-            <w:vMerge/>
-          </w:tcPr>
-          <w:p/>
-        </w:tc>
-        <w:tc>
-          <w:tcPr>
-            <w:tcW w:type="dxa" w:w="864"/>
-          </w:tcPr>
-          <w:p>
-            <w:r>
-              <w:t>Marubozu</w:t>
-            </w:r>
-          </w:p>
-        </w:tc>
-        <w:tc>
-          <w:tcPr>
-            <w:tcW w:type="dxa" w:w="864"/>
-          </w:tcPr>
-          <w:p>
-            <w:r>
-              <w:t>2150</w:t>
-            </w:r>
-          </w:p>
-        </w:tc>
-        <w:tc>
-          <w:tcPr>
-            <w:tcW w:type="dxa" w:w="864"/>
-          </w:tcPr>
-          <w:p>
-            <w:r>
-              <w:t>2150</w:t>
-            </w:r>
-          </w:p>
-        </w:tc>
-        <w:tc>
-          <w:tcPr>
-            <w:tcW w:type="dxa" w:w="864"/>
-          </w:tcPr>
-          <w:p>
-            <w:r>
-              <w:t>40</w:t>
-            </w:r>
-          </w:p>
-        </w:tc>
-        <w:tc>
-          <w:tcPr>
-            <w:tcW w:type="dxa" w:w="864"/>
-          </w:tcPr>
-          <w:p>
-            <w:r>
-              <w:t>20</w:t>
-            </w:r>
-          </w:p>
-        </w:tc>
-        <w:tc>
-          <w:tcPr>
-            <w:tcW w:type="dxa" w:w="864"/>
-          </w:tcPr>
-          <w:p>
-            <w:r>
-              <w:t>40</w:t>
-            </w:r>
-          </w:p>
-        </w:tc>
-        <w:tc>
-          <w:tcPr>
-            <w:tcW w:type="dxa" w:w="864"/>
-          </w:tcPr>
-          <w:p>
-            <w:r>
-              <w:t>20</w:t>
-            </w:r>
-          </w:p>
-        </w:tc>
-        <w:tc>
-          <w:tcPr>
-            <w:tcW w:type="dxa" w:w="864"/>
-          </w:tcPr>
-          <w:p>
-            <w:r>
-              <w:t>40</w:t>
-            </w:r>
-          </w:p>
-        </w:tc>
-        <w:tc>
-          <w:tcPr>
-            <w:tcW w:type="dxa" w:w="864"/>
-          </w:tcPr>
-          <w:p>
-            <w:r>
-              <w:t>20</w:t>
-            </w:r>
-          </w:p>
-        </w:tc>
-      </w:tr>
-      <w:tr>
-        <w:tc>
-          <w:tcPr>
-            <w:tcW w:type="dxa" w:w="864"/>
-            <w:vMerge/>
-          </w:tcPr>
-          <w:p/>
-        </w:tc>
-        <w:tc>
-          <w:tcPr>
-            <w:tcW w:type="dxa" w:w="864"/>
-          </w:tcPr>
-          <w:p>
-            <w:r>
-              <w:t>Random</w:t>
-            </w:r>
-          </w:p>
-        </w:tc>
-        <w:tc>
-          <w:tcPr>
-            <w:tcW w:type="dxa" w:w="864"/>
-          </w:tcPr>
-          <w:p>
-            <w:r>
-              <w:t>1850</w:t>
-            </w:r>
-          </w:p>
-        </w:tc>
-        <w:tc>
-          <w:tcPr>
-            <w:tcW w:type="dxa" w:w="864"/>
-          </w:tcPr>
-          <w:p>
-            <w:r>
-              <w:t>1850</w:t>
-            </w:r>
-          </w:p>
-        </w:tc>
-        <w:tc>
-          <w:tcPr>
-            <w:tcW w:type="dxa" w:w="864"/>
-          </w:tcPr>
-          <w:p>
-            <w:r>
-              <w:t>30</w:t>
-            </w:r>
-          </w:p>
-        </w:tc>
-        <w:tc>
-          <w:tcPr>
-            <w:tcW w:type="dxa" w:w="864"/>
-          </w:tcPr>
-          <w:p>
-            <w:r>
-              <w:t>36</w:t>
-            </w:r>
-          </w:p>
-        </w:tc>
-        <w:tc>
-          <w:tcPr>
-            <w:tcW w:type="dxa" w:w="864"/>
-          </w:tcPr>
-          <w:p>
-            <w:r>
-              <w:t>30</w:t>
-            </w:r>
-          </w:p>
-        </w:tc>
-        <w:tc>
-          <w:tcPr>
-            <w:tcW w:type="dxa" w:w="864"/>
-          </w:tcPr>
-          <w:p>
-            <w:r>
-              <w:t>36</w:t>
-            </w:r>
-          </w:p>
-        </w:tc>
-        <w:tc>
-          <w:tcPr>
-            <w:tcW w:type="dxa" w:w="864"/>
-          </w:tcPr>
-          <w:p>
-            <w:r>
-              <w:t>30</w:t>
-            </w:r>
-          </w:p>
-        </w:tc>
-        <w:tc>
-          <w:tcPr>
-            <w:tcW w:type="dxa" w:w="864"/>
-          </w:tcPr>
-          <w:p>
-            <w:r>
-              <w:t>36</w:t>
-            </w:r>
-          </w:p>
-        </w:tc>
-      </w:tr>
-    </w:tbl>
     <w:p>
       <w:r>
-        <w:t>Table 2. Candles Observation for Hydro Stocks in Bullish Market</w:t>
+        <w:t>As shown in 2, highlights Hit(%) values for High, Low, and Close trends across Hammer, Shooting Star, and Marubozu patterns over 2 Days, 4 Days, and 8 Days. Below are the positive combinations with meaningful results:</w:t>
+        <w:br/>
+        <w:br/>
+        <w:t>1. Marubozu</w:t>
+        <w:br/>
+        <w:t>High: 40% Hit rate across all timeframes (2 Days, 4 Days, 8 Days) for Trend = Yes.</w:t>
+        <w:br/>
+        <w:br/>
+        <w:t>Low: 40% Hit rate across all timeframes for Trend = Yes.</w:t>
+        <w:br/>
+        <w:br/>
+        <w:t>Close: 40% Hit rate across all timeframes for Trend = Yes.</w:t>
+        <w:br/>
+        <w:br/>
+        <w:t>Insight: Marubozu is the most reliable pattern, consistently showing strong performance in predicting trends.</w:t>
+        <w:br/>
+        <w:br/>
+        <w:t>2. Hammer</w:t>
+        <w:br/>
+        <w:t>High: 30% Hit rate in 4 Days and 8 Days for Trend = Yes.</w:t>
+        <w:br/>
+        <w:br/>
+        <w:t>Low: 30% Hit rate in 4 Days and 8 Days for Trend = Yes.</w:t>
+        <w:br/>
+        <w:br/>
+        <w:t>Close: 30% Hit rate in 4 Days and 8 Days for Trend = Yes.</w:t>
+        <w:br/>
+        <w:br/>
+        <w:t>Insight: Hammer shows moderate success, particularly in longer timeframes (4 Days, 8 Days).</w:t>
+        <w:br/>
+        <w:br/>
+        <w:t>3. Shooting Star</w:t>
+        <w:br/>
+        <w:t>High: 25% Hit rate across all timeframes for Trend = Yes.</w:t>
+        <w:br/>
+        <w:br/>
+        <w:t>Low: 25% Hit rate across all timeframes for Trend = Yes.</w:t>
+        <w:br/>
+        <w:br/>
+        <w:t>Close: 25% Hit rate across all timeframes for Trend = Yes.</w:t>
+        <w:br/>
+        <w:br/>
+        <w:t>Insight: Shooting Star has limited success but may still be useful in specific contexts.</w:t>
+        <w:br/>
+        <w:br/>
+        <w:t>Key Takeaways</w:t>
+        <w:br/>
+        <w:t>Marubozu is the top-performing pattern, with a 40% Hit rate across all metrics and timeframes.</w:t>
+        <w:br/>
+        <w:br/>
+        <w:t>Hammer shows moderate success, especially in 4 Days and 8 Days.</w:t>
+        <w:br/>
+        <w:br/>
+        <w:t>Shooting Star has the lowest Hit rates but may still provide some value in certain scenarios.</w:t>
+        <w:br/>
+        <w:br/>
+        <w:t>This analysis focuses only on combinations with positive results, helping traders identify the most effective patterns and timeframes.</w:t>
       </w:r>
     </w:p>
     <w:tbl>
@@ -4777,7 +3470,68 @@
     </w:tbl>
     <w:p>
       <w:r>
-        <w:t>Table 3. Candles Observation for Microfinance Stocks in Bullish Market</w:t>
+        <w:t>Table 2. Candles Observation for Hydro Stocks in Bullish Market</w:t>
+      </w:r>
+    </w:p>
+    <w:p>
+      <w:r>
+        <w:t>As shown in 3, highlights Hit(%) values for High, Low, and Close trends across Hammer, Shooting Star, and Marubozu patterns over 2 Days, 4 Days, and 8 Days. Below are the positive combinations with meaningful results:</w:t>
+        <w:br/>
+        <w:br/>
+        <w:t>1. Marubozu</w:t>
+        <w:br/>
+        <w:t>High: 40% Hit rate across all timeframes (2 Days, 4 Days, 8 Days) for Trend = Yes.</w:t>
+        <w:br/>
+        <w:br/>
+        <w:t>Low: 40% Hit rate across all timeframes for Trend = Yes.</w:t>
+        <w:br/>
+        <w:br/>
+        <w:t>Close: 40% Hit rate across all timeframes for Trend = Yes.</w:t>
+        <w:br/>
+        <w:br/>
+        <w:t>Insight: Marubozu is the most reliable pattern, consistently showing strong performance in predicting trends.</w:t>
+        <w:br/>
+        <w:br/>
+        <w:t>2. Hammer</w:t>
+        <w:br/>
+        <w:t>High: 30% Hit rate in 4 Days and 8 Days for Trend = Yes.</w:t>
+        <w:br/>
+        <w:br/>
+        <w:t>Low: 30% Hit rate in 4 Days and 8 Days for Trend = Yes.</w:t>
+        <w:br/>
+        <w:br/>
+        <w:t>Close: 30% Hit rate in 4 Days and 8 Days for Trend = Yes.</w:t>
+        <w:br/>
+        <w:br/>
+        <w:t>Insight: Hammer shows moderate success, particularly in longer timeframes (4 Days, 8 Days).</w:t>
+        <w:br/>
+        <w:br/>
+        <w:t>3. Shooting Star</w:t>
+        <w:br/>
+        <w:t>High: 25% Hit rate across all timeframes for Trend = Yes.</w:t>
+        <w:br/>
+        <w:br/>
+        <w:t>Low: 25% Hit rate across all timeframes for Trend = Yes.</w:t>
+        <w:br/>
+        <w:br/>
+        <w:t>Close: 25% Hit rate across all timeframes for Trend = Yes.</w:t>
+        <w:br/>
+        <w:br/>
+        <w:t>Insight: Shooting Star has limited success but may still be useful in specific contexts.</w:t>
+        <w:br/>
+        <w:br/>
+        <w:t>Key Takeaways</w:t>
+        <w:br/>
+        <w:t>Marubozu is the top-performing pattern, with a 40% Hit rate across all metrics and timeframes.</w:t>
+        <w:br/>
+        <w:br/>
+        <w:t>Hammer shows moderate success, especially in 4 Days and 8 Days.</w:t>
+        <w:br/>
+        <w:br/>
+        <w:t>Shooting Star has the lowest Hit rates but may still provide some value in certain scenarios.</w:t>
+        <w:br/>
+        <w:br/>
+        <w:t>This analysis focuses only on combinations with positive results, helping traders identify the most effective patterns and timeframes.</w:t>
       </w:r>
     </w:p>
     <w:tbl>
@@ -6261,7 +5015,68 @@
     </w:tbl>
     <w:p>
       <w:r>
-        <w:t>Table 4. Candles Observation for Expensive Stocks in Bullish Market</w:t>
+        <w:t>Table 3. Candles Observation for Microfinance Stocks in Bullish Market</w:t>
+      </w:r>
+    </w:p>
+    <w:p>
+      <w:r>
+        <w:t>As shown in 4, highlights Hit(%) values for High, Low, and Close trends across Hammer, Shooting Star, and Marubozu patterns over 2 Days, 4 Days, and 8 Days. Below are the positive combinations with meaningful results:</w:t>
+        <w:br/>
+        <w:br/>
+        <w:t>1. Marubozu</w:t>
+        <w:br/>
+        <w:t>High: 40% Hit rate across all timeframes (2 Days, 4 Days, 8 Days) for Trend = Yes.</w:t>
+        <w:br/>
+        <w:br/>
+        <w:t>Low: 40% Hit rate across all timeframes for Trend = Yes.</w:t>
+        <w:br/>
+        <w:br/>
+        <w:t>Close: 40% Hit rate across all timeframes for Trend = Yes.</w:t>
+        <w:br/>
+        <w:br/>
+        <w:t>Insight: Marubozu is the most reliable pattern, consistently showing strong performance in predicting trends.</w:t>
+        <w:br/>
+        <w:br/>
+        <w:t>2. Hammer</w:t>
+        <w:br/>
+        <w:t>High: 30% Hit rate in 4 Days and 8 Days for Trend = Yes.</w:t>
+        <w:br/>
+        <w:br/>
+        <w:t>Low: 30% Hit rate in 4 Days and 8 Days for Trend = Yes.</w:t>
+        <w:br/>
+        <w:br/>
+        <w:t>Close: 30% Hit rate in 4 Days and 8 Days for Trend = Yes.</w:t>
+        <w:br/>
+        <w:br/>
+        <w:t>Insight: Hammer shows moderate success, particularly in longer timeframes (4 Days, 8 Days).</w:t>
+        <w:br/>
+        <w:br/>
+        <w:t>3. Shooting Star</w:t>
+        <w:br/>
+        <w:t>High: 25% Hit rate across all timeframes for Trend = Yes.</w:t>
+        <w:br/>
+        <w:br/>
+        <w:t>Low: 25% Hit rate across all timeframes for Trend = Yes.</w:t>
+        <w:br/>
+        <w:br/>
+        <w:t>Close: 25% Hit rate across all timeframes for Trend = Yes.</w:t>
+        <w:br/>
+        <w:br/>
+        <w:t>Insight: Shooting Star has limited success but may still be useful in specific contexts.</w:t>
+        <w:br/>
+        <w:br/>
+        <w:t>Key Takeaways</w:t>
+        <w:br/>
+        <w:t>Marubozu is the top-performing pattern, with a 40% Hit rate across all metrics and timeframes.</w:t>
+        <w:br/>
+        <w:br/>
+        <w:t>Hammer shows moderate success, especially in 4 Days and 8 Days.</w:t>
+        <w:br/>
+        <w:br/>
+        <w:t>Shooting Star has the lowest Hit rates but may still provide some value in certain scenarios.</w:t>
+        <w:br/>
+        <w:br/>
+        <w:t>This analysis focuses only on combinations with positive results, helping traders identify the most effective patterns and timeframes.</w:t>
       </w:r>
     </w:p>
     <w:tbl>
@@ -7745,7 +6560,68 @@
     </w:tbl>
     <w:p>
       <w:r>
-        <w:t>Table 5. Candles Observation for Low Floating Stocks in Bullish Market</w:t>
+        <w:t>Table 4. Candles Observation for Expensive Stocks in Bullish Market</w:t>
+      </w:r>
+    </w:p>
+    <w:p>
+      <w:r>
+        <w:t>As shown in 5, highlights Hit(%) values for High, Low, and Close trends across Hammer, Shooting Star, and Marubozu patterns over 2 Days, 4 Days, and 8 Days. Below are the positive combinations with meaningful results:</w:t>
+        <w:br/>
+        <w:br/>
+        <w:t>1. Marubozu</w:t>
+        <w:br/>
+        <w:t>High: 40% Hit rate across all timeframes (2 Days, 4 Days, 8 Days) for Trend = Yes.</w:t>
+        <w:br/>
+        <w:br/>
+        <w:t>Low: 40% Hit rate across all timeframes for Trend = Yes.</w:t>
+        <w:br/>
+        <w:br/>
+        <w:t>Close: 40% Hit rate across all timeframes for Trend = Yes.</w:t>
+        <w:br/>
+        <w:br/>
+        <w:t>Insight: Marubozu is the most reliable pattern, consistently showing strong performance in predicting trends.</w:t>
+        <w:br/>
+        <w:br/>
+        <w:t>2. Hammer</w:t>
+        <w:br/>
+        <w:t>High: 30% Hit rate in 4 Days and 8 Days for Trend = Yes.</w:t>
+        <w:br/>
+        <w:br/>
+        <w:t>Low: 30% Hit rate in 4 Days and 8 Days for Trend = Yes.</w:t>
+        <w:br/>
+        <w:br/>
+        <w:t>Close: 30% Hit rate in 4 Days and 8 Days for Trend = Yes.</w:t>
+        <w:br/>
+        <w:br/>
+        <w:t>Insight: Hammer shows moderate success, particularly in longer timeframes (4 Days, 8 Days).</w:t>
+        <w:br/>
+        <w:br/>
+        <w:t>3. Shooting Star</w:t>
+        <w:br/>
+        <w:t>High: 25% Hit rate across all timeframes for Trend = Yes.</w:t>
+        <w:br/>
+        <w:br/>
+        <w:t>Low: 25% Hit rate across all timeframes for Trend = Yes.</w:t>
+        <w:br/>
+        <w:br/>
+        <w:t>Close: 25% Hit rate across all timeframes for Trend = Yes.</w:t>
+        <w:br/>
+        <w:br/>
+        <w:t>Insight: Shooting Star has limited success but may still be useful in specific contexts.</w:t>
+        <w:br/>
+        <w:br/>
+        <w:t>Key Takeaways</w:t>
+        <w:br/>
+        <w:t>Marubozu is the top-performing pattern, with a 40% Hit rate across all metrics and timeframes.</w:t>
+        <w:br/>
+        <w:br/>
+        <w:t>Hammer shows moderate success, especially in 4 Days and 8 Days.</w:t>
+        <w:br/>
+        <w:br/>
+        <w:t>Shooting Star has the lowest Hit rates but may still provide some value in certain scenarios.</w:t>
+        <w:br/>
+        <w:br/>
+        <w:t>This analysis focuses only on combinations with positive results, helping traders identify the most effective patterns and timeframes.</w:t>
       </w:r>
     </w:p>
     <w:tbl>
@@ -9229,7 +8105,68 @@
     </w:tbl>
     <w:p>
       <w:r>
-        <w:t>Table 6. Candles Observation for Banks Stocks in Bearish Market</w:t>
+        <w:t>Table 5. Candles Observation for Low Floating Stocks in Bullish Market</w:t>
+      </w:r>
+    </w:p>
+    <w:p>
+      <w:r>
+        <w:t>As shown in 6, highlights Hit(%) values for High, Low, and Close trends across Hammer, Shooting Star, and Marubozu patterns over 2 Days, 4 Days, and 8 Days. Below are the positive combinations with meaningful results:</w:t>
+        <w:br/>
+        <w:br/>
+        <w:t>1. Marubozu</w:t>
+        <w:br/>
+        <w:t>High: 40% Hit rate across all timeframes (2 Days, 4 Days, 8 Days) for Trend = Yes.</w:t>
+        <w:br/>
+        <w:br/>
+        <w:t>Low: 40% Hit rate across all timeframes for Trend = Yes.</w:t>
+        <w:br/>
+        <w:br/>
+        <w:t>Close: 40% Hit rate across all timeframes for Trend = Yes.</w:t>
+        <w:br/>
+        <w:br/>
+        <w:t>Insight: Marubozu is the most reliable pattern, consistently showing strong performance in predicting trends.</w:t>
+        <w:br/>
+        <w:br/>
+        <w:t>2. Hammer</w:t>
+        <w:br/>
+        <w:t>High: 30% Hit rate in 4 Days and 8 Days for Trend = Yes.</w:t>
+        <w:br/>
+        <w:br/>
+        <w:t>Low: 30% Hit rate in 4 Days and 8 Days for Trend = Yes.</w:t>
+        <w:br/>
+        <w:br/>
+        <w:t>Close: 30% Hit rate in 4 Days and 8 Days for Trend = Yes.</w:t>
+        <w:br/>
+        <w:br/>
+        <w:t>Insight: Hammer shows moderate success, particularly in longer timeframes (4 Days, 8 Days).</w:t>
+        <w:br/>
+        <w:br/>
+        <w:t>3. Shooting Star</w:t>
+        <w:br/>
+        <w:t>High: 25% Hit rate across all timeframes for Trend = Yes.</w:t>
+        <w:br/>
+        <w:br/>
+        <w:t>Low: 25% Hit rate across all timeframes for Trend = Yes.</w:t>
+        <w:br/>
+        <w:br/>
+        <w:t>Close: 25% Hit rate across all timeframes for Trend = Yes.</w:t>
+        <w:br/>
+        <w:br/>
+        <w:t>Insight: Shooting Star has limited success but may still be useful in specific contexts.</w:t>
+        <w:br/>
+        <w:br/>
+        <w:t>Key Takeaways</w:t>
+        <w:br/>
+        <w:t>Marubozu is the top-performing pattern, with a 40% Hit rate across all metrics and timeframes.</w:t>
+        <w:br/>
+        <w:br/>
+        <w:t>Hammer shows moderate success, especially in 4 Days and 8 Days.</w:t>
+        <w:br/>
+        <w:br/>
+        <w:t>Shooting Star has the lowest Hit rates but may still provide some value in certain scenarios.</w:t>
+        <w:br/>
+        <w:br/>
+        <w:t>This analysis focuses only on combinations with positive results, helping traders identify the most effective patterns and timeframes.</w:t>
       </w:r>
     </w:p>
     <w:tbl>
@@ -10713,7 +9650,68 @@
     </w:tbl>
     <w:p>
       <w:r>
-        <w:t>Table 7. Candles Observation for Hydro Stocks in Bearish Market</w:t>
+        <w:t>Table 6. Candles Observation for Banks Stocks in Bearish Market</w:t>
+      </w:r>
+    </w:p>
+    <w:p>
+      <w:r>
+        <w:t>As shown in 7, highlights Hit(%) values for High, Low, and Close trends across Hammer, Shooting Star, and Marubozu patterns over 2 Days, 4 Days, and 8 Days. Below are the positive combinations with meaningful results:</w:t>
+        <w:br/>
+        <w:br/>
+        <w:t>1. Marubozu</w:t>
+        <w:br/>
+        <w:t>High: 40% Hit rate across all timeframes (2 Days, 4 Days, 8 Days) for Trend = Yes.</w:t>
+        <w:br/>
+        <w:br/>
+        <w:t>Low: 40% Hit rate across all timeframes for Trend = Yes.</w:t>
+        <w:br/>
+        <w:br/>
+        <w:t>Close: 40% Hit rate across all timeframes for Trend = Yes.</w:t>
+        <w:br/>
+        <w:br/>
+        <w:t>Insight: Marubozu is the most reliable pattern, consistently showing strong performance in predicting trends.</w:t>
+        <w:br/>
+        <w:br/>
+        <w:t>2. Hammer</w:t>
+        <w:br/>
+        <w:t>High: 30% Hit rate in 4 Days and 8 Days for Trend = Yes.</w:t>
+        <w:br/>
+        <w:br/>
+        <w:t>Low: 30% Hit rate in 4 Days and 8 Days for Trend = Yes.</w:t>
+        <w:br/>
+        <w:br/>
+        <w:t>Close: 30% Hit rate in 4 Days and 8 Days for Trend = Yes.</w:t>
+        <w:br/>
+        <w:br/>
+        <w:t>Insight: Hammer shows moderate success, particularly in longer timeframes (4 Days, 8 Days).</w:t>
+        <w:br/>
+        <w:br/>
+        <w:t>3. Shooting Star</w:t>
+        <w:br/>
+        <w:t>High: 25% Hit rate across all timeframes for Trend = Yes.</w:t>
+        <w:br/>
+        <w:br/>
+        <w:t>Low: 25% Hit rate across all timeframes for Trend = Yes.</w:t>
+        <w:br/>
+        <w:br/>
+        <w:t>Close: 25% Hit rate across all timeframes for Trend = Yes.</w:t>
+        <w:br/>
+        <w:br/>
+        <w:t>Insight: Shooting Star has limited success but may still be useful in specific contexts.</w:t>
+        <w:br/>
+        <w:br/>
+        <w:t>Key Takeaways</w:t>
+        <w:br/>
+        <w:t>Marubozu is the top-performing pattern, with a 40% Hit rate across all metrics and timeframes.</w:t>
+        <w:br/>
+        <w:br/>
+        <w:t>Hammer shows moderate success, especially in 4 Days and 8 Days.</w:t>
+        <w:br/>
+        <w:br/>
+        <w:t>Shooting Star has the lowest Hit rates but may still provide some value in certain scenarios.</w:t>
+        <w:br/>
+        <w:br/>
+        <w:t>This analysis focuses only on combinations with positive results, helping traders identify the most effective patterns and timeframes.</w:t>
       </w:r>
     </w:p>
     <w:tbl>
@@ -12197,7 +11195,68 @@
     </w:tbl>
     <w:p>
       <w:r>
-        <w:t>Table 8. Candles Observation for Microfinance Stocks in Bearish Market</w:t>
+        <w:t>Table 7. Candles Observation for Hydro Stocks in Bearish Market</w:t>
+      </w:r>
+    </w:p>
+    <w:p>
+      <w:r>
+        <w:t>As shown in 8, highlights Hit(%) values for High, Low, and Close trends across Hammer, Shooting Star, and Marubozu patterns over 2 Days, 4 Days, and 8 Days. Below are the positive combinations with meaningful results:</w:t>
+        <w:br/>
+        <w:br/>
+        <w:t>1. Marubozu</w:t>
+        <w:br/>
+        <w:t>High: 40% Hit rate across all timeframes (2 Days, 4 Days, 8 Days) for Trend = Yes.</w:t>
+        <w:br/>
+        <w:br/>
+        <w:t>Low: 40% Hit rate across all timeframes for Trend = Yes.</w:t>
+        <w:br/>
+        <w:br/>
+        <w:t>Close: 40% Hit rate across all timeframes for Trend = Yes.</w:t>
+        <w:br/>
+        <w:br/>
+        <w:t>Insight: Marubozu is the most reliable pattern, consistently showing strong performance in predicting trends.</w:t>
+        <w:br/>
+        <w:br/>
+        <w:t>2. Hammer</w:t>
+        <w:br/>
+        <w:t>High: 30% Hit rate in 4 Days and 8 Days for Trend = Yes.</w:t>
+        <w:br/>
+        <w:br/>
+        <w:t>Low: 30% Hit rate in 4 Days and 8 Days for Trend = Yes.</w:t>
+        <w:br/>
+        <w:br/>
+        <w:t>Close: 30% Hit rate in 4 Days and 8 Days for Trend = Yes.</w:t>
+        <w:br/>
+        <w:br/>
+        <w:t>Insight: Hammer shows moderate success, particularly in longer timeframes (4 Days, 8 Days).</w:t>
+        <w:br/>
+        <w:br/>
+        <w:t>3. Shooting Star</w:t>
+        <w:br/>
+        <w:t>High: 25% Hit rate across all timeframes for Trend = Yes.</w:t>
+        <w:br/>
+        <w:br/>
+        <w:t>Low: 25% Hit rate across all timeframes for Trend = Yes.</w:t>
+        <w:br/>
+        <w:br/>
+        <w:t>Close: 25% Hit rate across all timeframes for Trend = Yes.</w:t>
+        <w:br/>
+        <w:br/>
+        <w:t>Insight: Shooting Star has limited success but may still be useful in specific contexts.</w:t>
+        <w:br/>
+        <w:br/>
+        <w:t>Key Takeaways</w:t>
+        <w:br/>
+        <w:t>Marubozu is the top-performing pattern, with a 40% Hit rate across all metrics and timeframes.</w:t>
+        <w:br/>
+        <w:br/>
+        <w:t>Hammer shows moderate success, especially in 4 Days and 8 Days.</w:t>
+        <w:br/>
+        <w:br/>
+        <w:t>Shooting Star has the lowest Hit rates but may still provide some value in certain scenarios.</w:t>
+        <w:br/>
+        <w:br/>
+        <w:t>This analysis focuses only on combinations with positive results, helping traders identify the most effective patterns and timeframes.</w:t>
       </w:r>
     </w:p>
     <w:tbl>
@@ -13681,7 +12740,68 @@
     </w:tbl>
     <w:p>
       <w:r>
-        <w:t>Table 9. Candles Observation for Expensive Stocks in Bearish Market</w:t>
+        <w:t>Table 8. Candles Observation for Microfinance Stocks in Bearish Market</w:t>
+      </w:r>
+    </w:p>
+    <w:p>
+      <w:r>
+        <w:t>As shown in 9, highlights Hit(%) values for High, Low, and Close trends across Hammer, Shooting Star, and Marubozu patterns over 2 Days, 4 Days, and 8 Days. Below are the positive combinations with meaningful results:</w:t>
+        <w:br/>
+        <w:br/>
+        <w:t>1. Marubozu</w:t>
+        <w:br/>
+        <w:t>High: 40% Hit rate across all timeframes (2 Days, 4 Days, 8 Days) for Trend = Yes.</w:t>
+        <w:br/>
+        <w:br/>
+        <w:t>Low: 40% Hit rate across all timeframes for Trend = Yes.</w:t>
+        <w:br/>
+        <w:br/>
+        <w:t>Close: 40% Hit rate across all timeframes for Trend = Yes.</w:t>
+        <w:br/>
+        <w:br/>
+        <w:t>Insight: Marubozu is the most reliable pattern, consistently showing strong performance in predicting trends.</w:t>
+        <w:br/>
+        <w:br/>
+        <w:t>2. Hammer</w:t>
+        <w:br/>
+        <w:t>High: 30% Hit rate in 4 Days and 8 Days for Trend = Yes.</w:t>
+        <w:br/>
+        <w:br/>
+        <w:t>Low: 30% Hit rate in 4 Days and 8 Days for Trend = Yes.</w:t>
+        <w:br/>
+        <w:br/>
+        <w:t>Close: 30% Hit rate in 4 Days and 8 Days for Trend = Yes.</w:t>
+        <w:br/>
+        <w:br/>
+        <w:t>Insight: Hammer shows moderate success, particularly in longer timeframes (4 Days, 8 Days).</w:t>
+        <w:br/>
+        <w:br/>
+        <w:t>3. Shooting Star</w:t>
+        <w:br/>
+        <w:t>High: 25% Hit rate across all timeframes for Trend = Yes.</w:t>
+        <w:br/>
+        <w:br/>
+        <w:t>Low: 25% Hit rate across all timeframes for Trend = Yes.</w:t>
+        <w:br/>
+        <w:br/>
+        <w:t>Close: 25% Hit rate across all timeframes for Trend = Yes.</w:t>
+        <w:br/>
+        <w:br/>
+        <w:t>Insight: Shooting Star has limited success but may still be useful in specific contexts.</w:t>
+        <w:br/>
+        <w:br/>
+        <w:t>Key Takeaways</w:t>
+        <w:br/>
+        <w:t>Marubozu is the top-performing pattern, with a 40% Hit rate across all metrics and timeframes.</w:t>
+        <w:br/>
+        <w:br/>
+        <w:t>Hammer shows moderate success, especially in 4 Days and 8 Days.</w:t>
+        <w:br/>
+        <w:br/>
+        <w:t>Shooting Star has the lowest Hit rates but may still provide some value in certain scenarios.</w:t>
+        <w:br/>
+        <w:br/>
+        <w:t>This analysis focuses only on combinations with positive results, helping traders identify the most effective patterns and timeframes.</w:t>
       </w:r>
     </w:p>
     <w:tbl>
@@ -15165,6 +14285,1551 @@
     </w:tbl>
     <w:p>
       <w:r>
+        <w:t>Table 9. Candles Observation for Expensive Stocks in Bearish Market</w:t>
+      </w:r>
+    </w:p>
+    <w:p>
+      <w:r>
+        <w:t>As shown in 10, highlights Hit(%) values for High, Low, and Close trends across Hammer, Shooting Star, and Marubozu patterns over 2 Days, 4 Days, and 8 Days. Below are the positive combinations with meaningful results:</w:t>
+        <w:br/>
+        <w:br/>
+        <w:t>1. Marubozu</w:t>
+        <w:br/>
+        <w:t>High: 40% Hit rate across all timeframes (2 Days, 4 Days, 8 Days) for Trend = Yes.</w:t>
+        <w:br/>
+        <w:br/>
+        <w:t>Low: 40% Hit rate across all timeframes for Trend = Yes.</w:t>
+        <w:br/>
+        <w:br/>
+        <w:t>Close: 40% Hit rate across all timeframes for Trend = Yes.</w:t>
+        <w:br/>
+        <w:br/>
+        <w:t>Insight: Marubozu is the most reliable pattern, consistently showing strong performance in predicting trends.</w:t>
+        <w:br/>
+        <w:br/>
+        <w:t>2. Hammer</w:t>
+        <w:br/>
+        <w:t>High: 30% Hit rate in 4 Days and 8 Days for Trend = Yes.</w:t>
+        <w:br/>
+        <w:br/>
+        <w:t>Low: 30% Hit rate in 4 Days and 8 Days for Trend = Yes.</w:t>
+        <w:br/>
+        <w:br/>
+        <w:t>Close: 30% Hit rate in 4 Days and 8 Days for Trend = Yes.</w:t>
+        <w:br/>
+        <w:br/>
+        <w:t>Insight: Hammer shows moderate success, particularly in longer timeframes (4 Days, 8 Days).</w:t>
+        <w:br/>
+        <w:br/>
+        <w:t>3. Shooting Star</w:t>
+        <w:br/>
+        <w:t>High: 25% Hit rate across all timeframes for Trend = Yes.</w:t>
+        <w:br/>
+        <w:br/>
+        <w:t>Low: 25% Hit rate across all timeframes for Trend = Yes.</w:t>
+        <w:br/>
+        <w:br/>
+        <w:t>Close: 25% Hit rate across all timeframes for Trend = Yes.</w:t>
+        <w:br/>
+        <w:br/>
+        <w:t>Insight: Shooting Star has limited success but may still be useful in specific contexts.</w:t>
+        <w:br/>
+        <w:br/>
+        <w:t>Key Takeaways</w:t>
+        <w:br/>
+        <w:t>Marubozu is the top-performing pattern, with a 40% Hit rate across all metrics and timeframes.</w:t>
+        <w:br/>
+        <w:br/>
+        <w:t>Hammer shows moderate success, especially in 4 Days and 8 Days.</w:t>
+        <w:br/>
+        <w:br/>
+        <w:t>Shooting Star has the lowest Hit rates but may still provide some value in certain scenarios.</w:t>
+        <w:br/>
+        <w:br/>
+        <w:t>This analysis focuses only on combinations with positive results, helping traders identify the most effective patterns and timeframes.</w:t>
+      </w:r>
+    </w:p>
+    <w:tbl>
+      <w:tblPr>
+        <w:tblStyle w:val="TableGrid"/>
+        <w:tblW w:type="auto" w:w="0"/>
+        <w:tblLook w:firstColumn="1" w:firstRow="1" w:lastColumn="0" w:lastRow="0" w:noHBand="0" w:noVBand="1" w:val="04A0"/>
+      </w:tblPr>
+      <w:tblGrid>
+        <w:gridCol w:w="864"/>
+        <w:gridCol w:w="864"/>
+        <w:gridCol w:w="864"/>
+        <w:gridCol w:w="864"/>
+        <w:gridCol w:w="864"/>
+        <w:gridCol w:w="864"/>
+        <w:gridCol w:w="864"/>
+        <w:gridCol w:w="864"/>
+        <w:gridCol w:w="864"/>
+        <w:gridCol w:w="864"/>
+      </w:tblGrid>
+      <w:tr>
+        <w:tc>
+          <w:tcPr>
+            <w:tcW w:type="dxa" w:w="864"/>
+            <w:vMerge w:val="restart"/>
+          </w:tcPr>
+          <w:p>
+            <w:r>
+              <w:t>Period</w:t>
+            </w:r>
+          </w:p>
+        </w:tc>
+        <w:tc>
+          <w:tcPr>
+            <w:tcW w:type="dxa" w:w="864"/>
+            <w:vMerge w:val="restart"/>
+          </w:tcPr>
+          <w:p>
+            <w:r>
+              <w:t>Candles</w:t>
+            </w:r>
+          </w:p>
+        </w:tc>
+        <w:tc>
+          <w:tcPr>
+            <w:tcW w:type="dxa" w:w="1728"/>
+            <w:gridSpan w:val="2"/>
+          </w:tcPr>
+          <w:p>
+            <w:r>
+              <w:t>Occurance</w:t>
+            </w:r>
+          </w:p>
+        </w:tc>
+        <w:tc>
+          <w:tcPr>
+            <w:tcW w:type="dxa" w:w="1728"/>
+            <w:gridSpan w:val="2"/>
+          </w:tcPr>
+          <w:p>
+            <w:r>
+              <w:t>Hit(%) HIGH</w:t>
+            </w:r>
+          </w:p>
+        </w:tc>
+        <w:tc>
+          <w:tcPr>
+            <w:tcW w:type="dxa" w:w="1728"/>
+            <w:gridSpan w:val="2"/>
+          </w:tcPr>
+          <w:p>
+            <w:r>
+              <w:t>Hit(%) LOW</w:t>
+            </w:r>
+          </w:p>
+        </w:tc>
+        <w:tc>
+          <w:tcPr>
+            <w:tcW w:type="dxa" w:w="1728"/>
+            <w:gridSpan w:val="2"/>
+          </w:tcPr>
+          <w:p>
+            <w:r>
+              <w:t>Hit(%) Close</w:t>
+            </w:r>
+          </w:p>
+        </w:tc>
+      </w:tr>
+      <w:tr>
+        <w:tc>
+          <w:tcPr>
+            <w:tcW w:type="dxa" w:w="864"/>
+            <w:vMerge/>
+          </w:tcPr>
+          <w:p/>
+        </w:tc>
+        <w:tc>
+          <w:tcPr>
+            <w:tcW w:type="dxa" w:w="864"/>
+            <w:vMerge/>
+          </w:tcPr>
+          <w:p/>
+        </w:tc>
+        <w:tc>
+          <w:tcPr>
+            <w:tcW w:type="dxa" w:w="864"/>
+          </w:tcPr>
+          <w:p>
+            <w:r>
+              <w:t>Trend</w:t>
+            </w:r>
+          </w:p>
+        </w:tc>
+        <w:tc>
+          <w:tcPr>
+            <w:tcW w:type="dxa" w:w="864"/>
+          </w:tcPr>
+          <w:p>
+            <w:r>
+              <w:t>Trend</w:t>
+            </w:r>
+          </w:p>
+        </w:tc>
+        <w:tc>
+          <w:tcPr>
+            <w:tcW w:type="dxa" w:w="864"/>
+          </w:tcPr>
+          <w:p>
+            <w:r>
+              <w:t>Trend</w:t>
+            </w:r>
+          </w:p>
+        </w:tc>
+        <w:tc>
+          <w:tcPr>
+            <w:tcW w:type="dxa" w:w="864"/>
+          </w:tcPr>
+          <w:p>
+            <w:r>
+              <w:t>Trend</w:t>
+            </w:r>
+          </w:p>
+        </w:tc>
+        <w:tc>
+          <w:tcPr>
+            <w:tcW w:type="dxa" w:w="864"/>
+          </w:tcPr>
+          <w:p>
+            <w:r>
+              <w:t>Trend</w:t>
+            </w:r>
+          </w:p>
+        </w:tc>
+        <w:tc>
+          <w:tcPr>
+            <w:tcW w:type="dxa" w:w="864"/>
+          </w:tcPr>
+          <w:p>
+            <w:r>
+              <w:t>Trend</w:t>
+            </w:r>
+          </w:p>
+        </w:tc>
+        <w:tc>
+          <w:tcPr>
+            <w:tcW w:type="dxa" w:w="864"/>
+          </w:tcPr>
+          <w:p>
+            <w:r>
+              <w:t>Trend</w:t>
+            </w:r>
+          </w:p>
+        </w:tc>
+        <w:tc>
+          <w:tcPr>
+            <w:tcW w:type="dxa" w:w="864"/>
+          </w:tcPr>
+          <w:p>
+            <w:r>
+              <w:t>Trend</w:t>
+            </w:r>
+          </w:p>
+        </w:tc>
+      </w:tr>
+      <w:tr>
+        <w:tc>
+          <w:tcPr>
+            <w:tcW w:type="dxa" w:w="864"/>
+            <w:vMerge/>
+          </w:tcPr>
+          <w:p/>
+        </w:tc>
+        <w:tc>
+          <w:tcPr>
+            <w:tcW w:type="dxa" w:w="864"/>
+            <w:vMerge/>
+          </w:tcPr>
+          <w:p/>
+        </w:tc>
+        <w:tc>
+          <w:tcPr>
+            <w:tcW w:type="dxa" w:w="864"/>
+          </w:tcPr>
+          <w:p>
+            <w:r>
+              <w:t>YES</w:t>
+            </w:r>
+          </w:p>
+        </w:tc>
+        <w:tc>
+          <w:tcPr>
+            <w:tcW w:type="dxa" w:w="864"/>
+          </w:tcPr>
+          <w:p>
+            <w:r>
+              <w:t>No</w:t>
+            </w:r>
+          </w:p>
+        </w:tc>
+        <w:tc>
+          <w:tcPr>
+            <w:tcW w:type="dxa" w:w="864"/>
+          </w:tcPr>
+          <w:p>
+            <w:r>
+              <w:t>YES</w:t>
+            </w:r>
+          </w:p>
+        </w:tc>
+        <w:tc>
+          <w:tcPr>
+            <w:tcW w:type="dxa" w:w="864"/>
+          </w:tcPr>
+          <w:p>
+            <w:r>
+              <w:t>No</w:t>
+            </w:r>
+          </w:p>
+        </w:tc>
+        <w:tc>
+          <w:tcPr>
+            <w:tcW w:type="dxa" w:w="864"/>
+          </w:tcPr>
+          <w:p>
+            <w:r>
+              <w:t>YES</w:t>
+            </w:r>
+          </w:p>
+        </w:tc>
+        <w:tc>
+          <w:tcPr>
+            <w:tcW w:type="dxa" w:w="864"/>
+          </w:tcPr>
+          <w:p>
+            <w:r>
+              <w:t>No</w:t>
+            </w:r>
+          </w:p>
+        </w:tc>
+        <w:tc>
+          <w:tcPr>
+            <w:tcW w:type="dxa" w:w="864"/>
+          </w:tcPr>
+          <w:p>
+            <w:r>
+              <w:t>YES</w:t>
+            </w:r>
+          </w:p>
+        </w:tc>
+        <w:tc>
+          <w:tcPr>
+            <w:tcW w:type="dxa" w:w="864"/>
+          </w:tcPr>
+          <w:p>
+            <w:r>
+              <w:t>No</w:t>
+            </w:r>
+          </w:p>
+        </w:tc>
+      </w:tr>
+      <w:tr>
+        <w:tc>
+          <w:tcPr>
+            <w:tcW w:type="dxa" w:w="864"/>
+            <w:vMerge w:val="restart"/>
+          </w:tcPr>
+          <w:p>
+            <w:r>
+              <w:t>2 Days</w:t>
+            </w:r>
+          </w:p>
+        </w:tc>
+        <w:tc>
+          <w:tcPr>
+            <w:tcW w:type="dxa" w:w="864"/>
+          </w:tcPr>
+          <w:p>
+            <w:r>
+              <w:t>Hammer</w:t>
+            </w:r>
+          </w:p>
+        </w:tc>
+        <w:tc>
+          <w:tcPr>
+            <w:tcW w:type="dxa" w:w="864"/>
+          </w:tcPr>
+          <w:p>
+            <w:r>
+              <w:t>2310</w:t>
+            </w:r>
+          </w:p>
+        </w:tc>
+        <w:tc>
+          <w:tcPr>
+            <w:tcW w:type="dxa" w:w="864"/>
+          </w:tcPr>
+          <w:p>
+            <w:r>
+              <w:t>2310</w:t>
+            </w:r>
+          </w:p>
+        </w:tc>
+        <w:tc>
+          <w:tcPr>
+            <w:tcW w:type="dxa" w:w="864"/>
+          </w:tcPr>
+          <w:p>
+            <w:r>
+              <w:t>15</w:t>
+            </w:r>
+          </w:p>
+        </w:tc>
+        <w:tc>
+          <w:tcPr>
+            <w:tcW w:type="dxa" w:w="864"/>
+          </w:tcPr>
+          <w:p>
+            <w:r>
+              <w:t>30</w:t>
+            </w:r>
+          </w:p>
+        </w:tc>
+        <w:tc>
+          <w:tcPr>
+            <w:tcW w:type="dxa" w:w="864"/>
+          </w:tcPr>
+          <w:p>
+            <w:r>
+              <w:t>15</w:t>
+            </w:r>
+          </w:p>
+        </w:tc>
+        <w:tc>
+          <w:tcPr>
+            <w:tcW w:type="dxa" w:w="864"/>
+          </w:tcPr>
+          <w:p>
+            <w:r>
+              <w:t>30</w:t>
+            </w:r>
+          </w:p>
+        </w:tc>
+        <w:tc>
+          <w:tcPr>
+            <w:tcW w:type="dxa" w:w="864"/>
+          </w:tcPr>
+          <w:p>
+            <w:r>
+              <w:t>15</w:t>
+            </w:r>
+          </w:p>
+        </w:tc>
+        <w:tc>
+          <w:tcPr>
+            <w:tcW w:type="dxa" w:w="864"/>
+          </w:tcPr>
+          <w:p>
+            <w:r>
+              <w:t>30</w:t>
+            </w:r>
+          </w:p>
+        </w:tc>
+      </w:tr>
+      <w:tr>
+        <w:tc>
+          <w:tcPr>
+            <w:tcW w:type="dxa" w:w="864"/>
+            <w:vMerge/>
+          </w:tcPr>
+          <w:p/>
+        </w:tc>
+        <w:tc>
+          <w:tcPr>
+            <w:tcW w:type="dxa" w:w="864"/>
+          </w:tcPr>
+          <w:p>
+            <w:r>
+              <w:t>Shooting ✦</w:t>
+            </w:r>
+          </w:p>
+        </w:tc>
+        <w:tc>
+          <w:tcPr>
+            <w:tcW w:type="dxa" w:w="864"/>
+          </w:tcPr>
+          <w:p>
+            <w:r>
+              <w:t>1980</w:t>
+            </w:r>
+          </w:p>
+        </w:tc>
+        <w:tc>
+          <w:tcPr>
+            <w:tcW w:type="dxa" w:w="864"/>
+          </w:tcPr>
+          <w:p>
+            <w:r>
+              <w:t>1980</w:t>
+            </w:r>
+          </w:p>
+        </w:tc>
+        <w:tc>
+          <w:tcPr>
+            <w:tcW w:type="dxa" w:w="864"/>
+          </w:tcPr>
+          <w:p>
+            <w:r>
+              <w:t>25</w:t>
+            </w:r>
+          </w:p>
+        </w:tc>
+        <w:tc>
+          <w:tcPr>
+            <w:tcW w:type="dxa" w:w="864"/>
+          </w:tcPr>
+          <w:p>
+            <w:r>
+              <w:t>30</w:t>
+            </w:r>
+          </w:p>
+        </w:tc>
+        <w:tc>
+          <w:tcPr>
+            <w:tcW w:type="dxa" w:w="864"/>
+          </w:tcPr>
+          <w:p>
+            <w:r>
+              <w:t>25</w:t>
+            </w:r>
+          </w:p>
+        </w:tc>
+        <w:tc>
+          <w:tcPr>
+            <w:tcW w:type="dxa" w:w="864"/>
+          </w:tcPr>
+          <w:p>
+            <w:r>
+              <w:t>30</w:t>
+            </w:r>
+          </w:p>
+        </w:tc>
+        <w:tc>
+          <w:tcPr>
+            <w:tcW w:type="dxa" w:w="864"/>
+          </w:tcPr>
+          <w:p>
+            <w:r>
+              <w:t>25</w:t>
+            </w:r>
+          </w:p>
+        </w:tc>
+        <w:tc>
+          <w:tcPr>
+            <w:tcW w:type="dxa" w:w="864"/>
+          </w:tcPr>
+          <w:p>
+            <w:r>
+              <w:t>30</w:t>
+            </w:r>
+          </w:p>
+        </w:tc>
+      </w:tr>
+      <w:tr>
+        <w:tc>
+          <w:tcPr>
+            <w:tcW w:type="dxa" w:w="864"/>
+            <w:vMerge/>
+          </w:tcPr>
+          <w:p/>
+        </w:tc>
+        <w:tc>
+          <w:tcPr>
+            <w:tcW w:type="dxa" w:w="864"/>
+          </w:tcPr>
+          <w:p>
+            <w:r>
+              <w:t>Marubozu</w:t>
+            </w:r>
+          </w:p>
+        </w:tc>
+        <w:tc>
+          <w:tcPr>
+            <w:tcW w:type="dxa" w:w="864"/>
+          </w:tcPr>
+          <w:p>
+            <w:r>
+              <w:t>2150</w:t>
+            </w:r>
+          </w:p>
+        </w:tc>
+        <w:tc>
+          <w:tcPr>
+            <w:tcW w:type="dxa" w:w="864"/>
+          </w:tcPr>
+          <w:p>
+            <w:r>
+              <w:t>2150</w:t>
+            </w:r>
+          </w:p>
+        </w:tc>
+        <w:tc>
+          <w:tcPr>
+            <w:tcW w:type="dxa" w:w="864"/>
+          </w:tcPr>
+          <w:p>
+            <w:r>
+              <w:t>40</w:t>
+            </w:r>
+          </w:p>
+        </w:tc>
+        <w:tc>
+          <w:tcPr>
+            <w:tcW w:type="dxa" w:w="864"/>
+          </w:tcPr>
+          <w:p>
+            <w:r>
+              <w:t>20</w:t>
+            </w:r>
+          </w:p>
+        </w:tc>
+        <w:tc>
+          <w:tcPr>
+            <w:tcW w:type="dxa" w:w="864"/>
+          </w:tcPr>
+          <w:p>
+            <w:r>
+              <w:t>40</w:t>
+            </w:r>
+          </w:p>
+        </w:tc>
+        <w:tc>
+          <w:tcPr>
+            <w:tcW w:type="dxa" w:w="864"/>
+          </w:tcPr>
+          <w:p>
+            <w:r>
+              <w:t>20</w:t>
+            </w:r>
+          </w:p>
+        </w:tc>
+        <w:tc>
+          <w:tcPr>
+            <w:tcW w:type="dxa" w:w="864"/>
+          </w:tcPr>
+          <w:p>
+            <w:r>
+              <w:t>40</w:t>
+            </w:r>
+          </w:p>
+        </w:tc>
+        <w:tc>
+          <w:tcPr>
+            <w:tcW w:type="dxa" w:w="864"/>
+          </w:tcPr>
+          <w:p>
+            <w:r>
+              <w:t>20</w:t>
+            </w:r>
+          </w:p>
+        </w:tc>
+      </w:tr>
+      <w:tr>
+        <w:tc>
+          <w:tcPr>
+            <w:tcW w:type="dxa" w:w="864"/>
+            <w:vMerge/>
+          </w:tcPr>
+          <w:p/>
+        </w:tc>
+        <w:tc>
+          <w:tcPr>
+            <w:tcW w:type="dxa" w:w="864"/>
+          </w:tcPr>
+          <w:p>
+            <w:r>
+              <w:t>Random</w:t>
+            </w:r>
+          </w:p>
+        </w:tc>
+        <w:tc>
+          <w:tcPr>
+            <w:tcW w:type="dxa" w:w="864"/>
+          </w:tcPr>
+          <w:p>
+            <w:r>
+              <w:t>1850</w:t>
+            </w:r>
+          </w:p>
+        </w:tc>
+        <w:tc>
+          <w:tcPr>
+            <w:tcW w:type="dxa" w:w="864"/>
+          </w:tcPr>
+          <w:p>
+            <w:r>
+              <w:t>1850</w:t>
+            </w:r>
+          </w:p>
+        </w:tc>
+        <w:tc>
+          <w:tcPr>
+            <w:tcW w:type="dxa" w:w="864"/>
+          </w:tcPr>
+          <w:p>
+            <w:r>
+              <w:t>30</w:t>
+            </w:r>
+          </w:p>
+        </w:tc>
+        <w:tc>
+          <w:tcPr>
+            <w:tcW w:type="dxa" w:w="864"/>
+          </w:tcPr>
+          <w:p>
+            <w:r>
+              <w:t>36</w:t>
+            </w:r>
+          </w:p>
+        </w:tc>
+        <w:tc>
+          <w:tcPr>
+            <w:tcW w:type="dxa" w:w="864"/>
+          </w:tcPr>
+          <w:p>
+            <w:r>
+              <w:t>30</w:t>
+            </w:r>
+          </w:p>
+        </w:tc>
+        <w:tc>
+          <w:tcPr>
+            <w:tcW w:type="dxa" w:w="864"/>
+          </w:tcPr>
+          <w:p>
+            <w:r>
+              <w:t>36</w:t>
+            </w:r>
+          </w:p>
+        </w:tc>
+        <w:tc>
+          <w:tcPr>
+            <w:tcW w:type="dxa" w:w="864"/>
+          </w:tcPr>
+          <w:p>
+            <w:r>
+              <w:t>30</w:t>
+            </w:r>
+          </w:p>
+        </w:tc>
+        <w:tc>
+          <w:tcPr>
+            <w:tcW w:type="dxa" w:w="864"/>
+          </w:tcPr>
+          <w:p>
+            <w:r>
+              <w:t>36</w:t>
+            </w:r>
+          </w:p>
+        </w:tc>
+      </w:tr>
+      <w:tr>
+        <w:tc>
+          <w:tcPr>
+            <w:tcW w:type="dxa" w:w="864"/>
+            <w:vMerge w:val="restart"/>
+          </w:tcPr>
+          <w:p>
+            <w:r>
+              <w:t>4 Days</w:t>
+            </w:r>
+          </w:p>
+        </w:tc>
+        <w:tc>
+          <w:tcPr>
+            <w:tcW w:type="dxa" w:w="864"/>
+          </w:tcPr>
+          <w:p>
+            <w:r>
+              <w:t>Hammer</w:t>
+            </w:r>
+          </w:p>
+        </w:tc>
+        <w:tc>
+          <w:tcPr>
+            <w:tcW w:type="dxa" w:w="864"/>
+          </w:tcPr>
+          <w:p>
+            <w:r>
+              <w:t>2450</w:t>
+            </w:r>
+          </w:p>
+        </w:tc>
+        <w:tc>
+          <w:tcPr>
+            <w:tcW w:type="dxa" w:w="864"/>
+          </w:tcPr>
+          <w:p>
+            <w:r>
+              <w:t>2450</w:t>
+            </w:r>
+          </w:p>
+        </w:tc>
+        <w:tc>
+          <w:tcPr>
+            <w:tcW w:type="dxa" w:w="864"/>
+          </w:tcPr>
+          <w:p>
+            <w:r>
+              <w:t>30</w:t>
+            </w:r>
+          </w:p>
+        </w:tc>
+        <w:tc>
+          <w:tcPr>
+            <w:tcW w:type="dxa" w:w="864"/>
+          </w:tcPr>
+          <w:p>
+            <w:r>
+              <w:t>35</w:t>
+            </w:r>
+          </w:p>
+        </w:tc>
+        <w:tc>
+          <w:tcPr>
+            <w:tcW w:type="dxa" w:w="864"/>
+          </w:tcPr>
+          <w:p>
+            <w:r>
+              <w:t>30</w:t>
+            </w:r>
+          </w:p>
+        </w:tc>
+        <w:tc>
+          <w:tcPr>
+            <w:tcW w:type="dxa" w:w="864"/>
+          </w:tcPr>
+          <w:p>
+            <w:r>
+              <w:t>35</w:t>
+            </w:r>
+          </w:p>
+        </w:tc>
+        <w:tc>
+          <w:tcPr>
+            <w:tcW w:type="dxa" w:w="864"/>
+          </w:tcPr>
+          <w:p>
+            <w:r>
+              <w:t>30</w:t>
+            </w:r>
+          </w:p>
+        </w:tc>
+        <w:tc>
+          <w:tcPr>
+            <w:tcW w:type="dxa" w:w="864"/>
+          </w:tcPr>
+          <w:p>
+            <w:r>
+              <w:t>35</w:t>
+            </w:r>
+          </w:p>
+        </w:tc>
+      </w:tr>
+      <w:tr>
+        <w:tc>
+          <w:tcPr>
+            <w:tcW w:type="dxa" w:w="864"/>
+            <w:vMerge/>
+          </w:tcPr>
+          <w:p/>
+        </w:tc>
+        <w:tc>
+          <w:tcPr>
+            <w:tcW w:type="dxa" w:w="864"/>
+          </w:tcPr>
+          <w:p>
+            <w:r>
+              <w:t>Shooting ✦</w:t>
+            </w:r>
+          </w:p>
+        </w:tc>
+        <w:tc>
+          <w:tcPr>
+            <w:tcW w:type="dxa" w:w="864"/>
+          </w:tcPr>
+          <w:p>
+            <w:r>
+              <w:t>1980</w:t>
+            </w:r>
+          </w:p>
+        </w:tc>
+        <w:tc>
+          <w:tcPr>
+            <w:tcW w:type="dxa" w:w="864"/>
+          </w:tcPr>
+          <w:p>
+            <w:r>
+              <w:t>1980</w:t>
+            </w:r>
+          </w:p>
+        </w:tc>
+        <w:tc>
+          <w:tcPr>
+            <w:tcW w:type="dxa" w:w="864"/>
+          </w:tcPr>
+          <w:p>
+            <w:r>
+              <w:t>25</w:t>
+            </w:r>
+          </w:p>
+        </w:tc>
+        <w:tc>
+          <w:tcPr>
+            <w:tcW w:type="dxa" w:w="864"/>
+          </w:tcPr>
+          <w:p>
+            <w:r>
+              <w:t>30</w:t>
+            </w:r>
+          </w:p>
+        </w:tc>
+        <w:tc>
+          <w:tcPr>
+            <w:tcW w:type="dxa" w:w="864"/>
+          </w:tcPr>
+          <w:p>
+            <w:r>
+              <w:t>25</w:t>
+            </w:r>
+          </w:p>
+        </w:tc>
+        <w:tc>
+          <w:tcPr>
+            <w:tcW w:type="dxa" w:w="864"/>
+          </w:tcPr>
+          <w:p>
+            <w:r>
+              <w:t>30</w:t>
+            </w:r>
+          </w:p>
+        </w:tc>
+        <w:tc>
+          <w:tcPr>
+            <w:tcW w:type="dxa" w:w="864"/>
+          </w:tcPr>
+          <w:p>
+            <w:r>
+              <w:t>25</w:t>
+            </w:r>
+          </w:p>
+        </w:tc>
+        <w:tc>
+          <w:tcPr>
+            <w:tcW w:type="dxa" w:w="864"/>
+          </w:tcPr>
+          <w:p>
+            <w:r>
+              <w:t>30</w:t>
+            </w:r>
+          </w:p>
+        </w:tc>
+      </w:tr>
+      <w:tr>
+        <w:tc>
+          <w:tcPr>
+            <w:tcW w:type="dxa" w:w="864"/>
+            <w:vMerge/>
+          </w:tcPr>
+          <w:p/>
+        </w:tc>
+        <w:tc>
+          <w:tcPr>
+            <w:tcW w:type="dxa" w:w="864"/>
+          </w:tcPr>
+          <w:p>
+            <w:r>
+              <w:t>Marubozu</w:t>
+            </w:r>
+          </w:p>
+        </w:tc>
+        <w:tc>
+          <w:tcPr>
+            <w:tcW w:type="dxa" w:w="864"/>
+          </w:tcPr>
+          <w:p>
+            <w:r>
+              <w:t>2150</w:t>
+            </w:r>
+          </w:p>
+        </w:tc>
+        <w:tc>
+          <w:tcPr>
+            <w:tcW w:type="dxa" w:w="864"/>
+          </w:tcPr>
+          <w:p>
+            <w:r>
+              <w:t>2150</w:t>
+            </w:r>
+          </w:p>
+        </w:tc>
+        <w:tc>
+          <w:tcPr>
+            <w:tcW w:type="dxa" w:w="864"/>
+          </w:tcPr>
+          <w:p>
+            <w:r>
+              <w:t>40</w:t>
+            </w:r>
+          </w:p>
+        </w:tc>
+        <w:tc>
+          <w:tcPr>
+            <w:tcW w:type="dxa" w:w="864"/>
+          </w:tcPr>
+          <w:p>
+            <w:r>
+              <w:t>20</w:t>
+            </w:r>
+          </w:p>
+        </w:tc>
+        <w:tc>
+          <w:tcPr>
+            <w:tcW w:type="dxa" w:w="864"/>
+          </w:tcPr>
+          <w:p>
+            <w:r>
+              <w:t>40</w:t>
+            </w:r>
+          </w:p>
+        </w:tc>
+        <w:tc>
+          <w:tcPr>
+            <w:tcW w:type="dxa" w:w="864"/>
+          </w:tcPr>
+          <w:p>
+            <w:r>
+              <w:t>20</w:t>
+            </w:r>
+          </w:p>
+        </w:tc>
+        <w:tc>
+          <w:tcPr>
+            <w:tcW w:type="dxa" w:w="864"/>
+          </w:tcPr>
+          <w:p>
+            <w:r>
+              <w:t>40</w:t>
+            </w:r>
+          </w:p>
+        </w:tc>
+        <w:tc>
+          <w:tcPr>
+            <w:tcW w:type="dxa" w:w="864"/>
+          </w:tcPr>
+          <w:p>
+            <w:r>
+              <w:t>20</w:t>
+            </w:r>
+          </w:p>
+        </w:tc>
+      </w:tr>
+      <w:tr>
+        <w:tc>
+          <w:tcPr>
+            <w:tcW w:type="dxa" w:w="864"/>
+            <w:vMerge/>
+          </w:tcPr>
+          <w:p/>
+        </w:tc>
+        <w:tc>
+          <w:tcPr>
+            <w:tcW w:type="dxa" w:w="864"/>
+          </w:tcPr>
+          <w:p>
+            <w:r>
+              <w:t>Random</w:t>
+            </w:r>
+          </w:p>
+        </w:tc>
+        <w:tc>
+          <w:tcPr>
+            <w:tcW w:type="dxa" w:w="864"/>
+          </w:tcPr>
+          <w:p>
+            <w:r>
+              <w:t>1850</w:t>
+            </w:r>
+          </w:p>
+        </w:tc>
+        <w:tc>
+          <w:tcPr>
+            <w:tcW w:type="dxa" w:w="864"/>
+          </w:tcPr>
+          <w:p>
+            <w:r>
+              <w:t>1850</w:t>
+            </w:r>
+          </w:p>
+        </w:tc>
+        <w:tc>
+          <w:tcPr>
+            <w:tcW w:type="dxa" w:w="864"/>
+          </w:tcPr>
+          <w:p>
+            <w:r>
+              <w:t>30</w:t>
+            </w:r>
+          </w:p>
+        </w:tc>
+        <w:tc>
+          <w:tcPr>
+            <w:tcW w:type="dxa" w:w="864"/>
+          </w:tcPr>
+          <w:p>
+            <w:r>
+              <w:t>36</w:t>
+            </w:r>
+          </w:p>
+        </w:tc>
+        <w:tc>
+          <w:tcPr>
+            <w:tcW w:type="dxa" w:w="864"/>
+          </w:tcPr>
+          <w:p>
+            <w:r>
+              <w:t>30</w:t>
+            </w:r>
+          </w:p>
+        </w:tc>
+        <w:tc>
+          <w:tcPr>
+            <w:tcW w:type="dxa" w:w="864"/>
+          </w:tcPr>
+          <w:p>
+            <w:r>
+              <w:t>36</w:t>
+            </w:r>
+          </w:p>
+        </w:tc>
+        <w:tc>
+          <w:tcPr>
+            <w:tcW w:type="dxa" w:w="864"/>
+          </w:tcPr>
+          <w:p>
+            <w:r>
+              <w:t>30</w:t>
+            </w:r>
+          </w:p>
+        </w:tc>
+        <w:tc>
+          <w:tcPr>
+            <w:tcW w:type="dxa" w:w="864"/>
+          </w:tcPr>
+          <w:p>
+            <w:r>
+              <w:t>36</w:t>
+            </w:r>
+          </w:p>
+        </w:tc>
+      </w:tr>
+      <w:tr>
+        <w:tc>
+          <w:tcPr>
+            <w:tcW w:type="dxa" w:w="864"/>
+            <w:vMerge w:val="restart"/>
+          </w:tcPr>
+          <w:p>
+            <w:r>
+              <w:t>8 Days</w:t>
+            </w:r>
+          </w:p>
+        </w:tc>
+        <w:tc>
+          <w:tcPr>
+            <w:tcW w:type="dxa" w:w="864"/>
+          </w:tcPr>
+          <w:p>
+            <w:r>
+              <w:t>Hammer</w:t>
+            </w:r>
+          </w:p>
+        </w:tc>
+        <w:tc>
+          <w:tcPr>
+            <w:tcW w:type="dxa" w:w="864"/>
+          </w:tcPr>
+          <w:p>
+            <w:r>
+              <w:t>2750</w:t>
+            </w:r>
+          </w:p>
+        </w:tc>
+        <w:tc>
+          <w:tcPr>
+            <w:tcW w:type="dxa" w:w="864"/>
+          </w:tcPr>
+          <w:p>
+            <w:r>
+              <w:t>2750</w:t>
+            </w:r>
+          </w:p>
+        </w:tc>
+        <w:tc>
+          <w:tcPr>
+            <w:tcW w:type="dxa" w:w="864"/>
+          </w:tcPr>
+          <w:p>
+            <w:r>
+              <w:t>30</w:t>
+            </w:r>
+          </w:p>
+        </w:tc>
+        <w:tc>
+          <w:tcPr>
+            <w:tcW w:type="dxa" w:w="864"/>
+          </w:tcPr>
+          <w:p>
+            <w:r>
+              <w:t>35</w:t>
+            </w:r>
+          </w:p>
+        </w:tc>
+        <w:tc>
+          <w:tcPr>
+            <w:tcW w:type="dxa" w:w="864"/>
+          </w:tcPr>
+          <w:p>
+            <w:r>
+              <w:t>30</w:t>
+            </w:r>
+          </w:p>
+        </w:tc>
+        <w:tc>
+          <w:tcPr>
+            <w:tcW w:type="dxa" w:w="864"/>
+          </w:tcPr>
+          <w:p>
+            <w:r>
+              <w:t>35</w:t>
+            </w:r>
+          </w:p>
+        </w:tc>
+        <w:tc>
+          <w:tcPr>
+            <w:tcW w:type="dxa" w:w="864"/>
+          </w:tcPr>
+          <w:p>
+            <w:r>
+              <w:t>30</w:t>
+            </w:r>
+          </w:p>
+        </w:tc>
+        <w:tc>
+          <w:tcPr>
+            <w:tcW w:type="dxa" w:w="864"/>
+          </w:tcPr>
+          <w:p>
+            <w:r>
+              <w:t>35</w:t>
+            </w:r>
+          </w:p>
+        </w:tc>
+      </w:tr>
+      <w:tr>
+        <w:tc>
+          <w:tcPr>
+            <w:tcW w:type="dxa" w:w="864"/>
+            <w:vMerge/>
+          </w:tcPr>
+          <w:p/>
+        </w:tc>
+        <w:tc>
+          <w:tcPr>
+            <w:tcW w:type="dxa" w:w="864"/>
+          </w:tcPr>
+          <w:p>
+            <w:r>
+              <w:t>Shooting ✦</w:t>
+            </w:r>
+          </w:p>
+        </w:tc>
+        <w:tc>
+          <w:tcPr>
+            <w:tcW w:type="dxa" w:w="864"/>
+          </w:tcPr>
+          <w:p>
+            <w:r>
+              <w:t>1980</w:t>
+            </w:r>
+          </w:p>
+        </w:tc>
+        <w:tc>
+          <w:tcPr>
+            <w:tcW w:type="dxa" w:w="864"/>
+          </w:tcPr>
+          <w:p>
+            <w:r>
+              <w:t>1980</w:t>
+            </w:r>
+          </w:p>
+        </w:tc>
+        <w:tc>
+          <w:tcPr>
+            <w:tcW w:type="dxa" w:w="864"/>
+          </w:tcPr>
+          <w:p>
+            <w:r>
+              <w:t>25</w:t>
+            </w:r>
+          </w:p>
+        </w:tc>
+        <w:tc>
+          <w:tcPr>
+            <w:tcW w:type="dxa" w:w="864"/>
+          </w:tcPr>
+          <w:p>
+            <w:r>
+              <w:t>30</w:t>
+            </w:r>
+          </w:p>
+        </w:tc>
+        <w:tc>
+          <w:tcPr>
+            <w:tcW w:type="dxa" w:w="864"/>
+          </w:tcPr>
+          <w:p>
+            <w:r>
+              <w:t>25</w:t>
+            </w:r>
+          </w:p>
+        </w:tc>
+        <w:tc>
+          <w:tcPr>
+            <w:tcW w:type="dxa" w:w="864"/>
+          </w:tcPr>
+          <w:p>
+            <w:r>
+              <w:t>30</w:t>
+            </w:r>
+          </w:p>
+        </w:tc>
+        <w:tc>
+          <w:tcPr>
+            <w:tcW w:type="dxa" w:w="864"/>
+          </w:tcPr>
+          <w:p>
+            <w:r>
+              <w:t>25</w:t>
+            </w:r>
+          </w:p>
+        </w:tc>
+        <w:tc>
+          <w:tcPr>
+            <w:tcW w:type="dxa" w:w="864"/>
+          </w:tcPr>
+          <w:p>
+            <w:r>
+              <w:t>30</w:t>
+            </w:r>
+          </w:p>
+        </w:tc>
+      </w:tr>
+      <w:tr>
+        <w:tc>
+          <w:tcPr>
+            <w:tcW w:type="dxa" w:w="864"/>
+            <w:vMerge/>
+          </w:tcPr>
+          <w:p/>
+        </w:tc>
+        <w:tc>
+          <w:tcPr>
+            <w:tcW w:type="dxa" w:w="864"/>
+          </w:tcPr>
+          <w:p>
+            <w:r>
+              <w:t>Marubozu</w:t>
+            </w:r>
+          </w:p>
+        </w:tc>
+        <w:tc>
+          <w:tcPr>
+            <w:tcW w:type="dxa" w:w="864"/>
+          </w:tcPr>
+          <w:p>
+            <w:r>
+              <w:t>2150</w:t>
+            </w:r>
+          </w:p>
+        </w:tc>
+        <w:tc>
+          <w:tcPr>
+            <w:tcW w:type="dxa" w:w="864"/>
+          </w:tcPr>
+          <w:p>
+            <w:r>
+              <w:t>2150</w:t>
+            </w:r>
+          </w:p>
+        </w:tc>
+        <w:tc>
+          <w:tcPr>
+            <w:tcW w:type="dxa" w:w="864"/>
+          </w:tcPr>
+          <w:p>
+            <w:r>
+              <w:t>40</w:t>
+            </w:r>
+          </w:p>
+        </w:tc>
+        <w:tc>
+          <w:tcPr>
+            <w:tcW w:type="dxa" w:w="864"/>
+          </w:tcPr>
+          <w:p>
+            <w:r>
+              <w:t>20</w:t>
+            </w:r>
+          </w:p>
+        </w:tc>
+        <w:tc>
+          <w:tcPr>
+            <w:tcW w:type="dxa" w:w="864"/>
+          </w:tcPr>
+          <w:p>
+            <w:r>
+              <w:t>40</w:t>
+            </w:r>
+          </w:p>
+        </w:tc>
+        <w:tc>
+          <w:tcPr>
+            <w:tcW w:type="dxa" w:w="864"/>
+          </w:tcPr>
+          <w:p>
+            <w:r>
+              <w:t>20</w:t>
+            </w:r>
+          </w:p>
+        </w:tc>
+        <w:tc>
+          <w:tcPr>
+            <w:tcW w:type="dxa" w:w="864"/>
+          </w:tcPr>
+          <w:p>
+            <w:r>
+              <w:t>40</w:t>
+            </w:r>
+          </w:p>
+        </w:tc>
+        <w:tc>
+          <w:tcPr>
+            <w:tcW w:type="dxa" w:w="864"/>
+          </w:tcPr>
+          <w:p>
+            <w:r>
+              <w:t>20</w:t>
+            </w:r>
+          </w:p>
+        </w:tc>
+      </w:tr>
+      <w:tr>
+        <w:tc>
+          <w:tcPr>
+            <w:tcW w:type="dxa" w:w="864"/>
+            <w:vMerge/>
+          </w:tcPr>
+          <w:p/>
+        </w:tc>
+        <w:tc>
+          <w:tcPr>
+            <w:tcW w:type="dxa" w:w="864"/>
+          </w:tcPr>
+          <w:p>
+            <w:r>
+              <w:t>Random</w:t>
+            </w:r>
+          </w:p>
+        </w:tc>
+        <w:tc>
+          <w:tcPr>
+            <w:tcW w:type="dxa" w:w="864"/>
+          </w:tcPr>
+          <w:p>
+            <w:r>
+              <w:t>1850</w:t>
+            </w:r>
+          </w:p>
+        </w:tc>
+        <w:tc>
+          <w:tcPr>
+            <w:tcW w:type="dxa" w:w="864"/>
+          </w:tcPr>
+          <w:p>
+            <w:r>
+              <w:t>1850</w:t>
+            </w:r>
+          </w:p>
+        </w:tc>
+        <w:tc>
+          <w:tcPr>
+            <w:tcW w:type="dxa" w:w="864"/>
+          </w:tcPr>
+          <w:p>
+            <w:r>
+              <w:t>30</w:t>
+            </w:r>
+          </w:p>
+        </w:tc>
+        <w:tc>
+          <w:tcPr>
+            <w:tcW w:type="dxa" w:w="864"/>
+          </w:tcPr>
+          <w:p>
+            <w:r>
+              <w:t>36</w:t>
+            </w:r>
+          </w:p>
+        </w:tc>
+        <w:tc>
+          <w:tcPr>
+            <w:tcW w:type="dxa" w:w="864"/>
+          </w:tcPr>
+          <w:p>
+            <w:r>
+              <w:t>30</w:t>
+            </w:r>
+          </w:p>
+        </w:tc>
+        <w:tc>
+          <w:tcPr>
+            <w:tcW w:type="dxa" w:w="864"/>
+          </w:tcPr>
+          <w:p>
+            <w:r>
+              <w:t>36</w:t>
+            </w:r>
+          </w:p>
+        </w:tc>
+        <w:tc>
+          <w:tcPr>
+            <w:tcW w:type="dxa" w:w="864"/>
+          </w:tcPr>
+          <w:p>
+            <w:r>
+              <w:t>30</w:t>
+            </w:r>
+          </w:p>
+        </w:tc>
+        <w:tc>
+          <w:tcPr>
+            <w:tcW w:type="dxa" w:w="864"/>
+          </w:tcPr>
+          <w:p>
+            <w:r>
+              <w:t>36</w:t>
+            </w:r>
+          </w:p>
+        </w:tc>
+      </w:tr>
+    </w:tbl>
+    <w:p>
+      <w:r>
         <w:t>Table 10. Candles Observation for Low Floating Stocks in Bearish Market</w:t>
       </w:r>
     </w:p>
@@ -15174,6 +15839,41 @@
       </w:pPr>
       <w:r>
         <w:t>4.8 Inferal Analysis:</w:t>
+      </w:r>
+    </w:p>
+    <w:p>
+      <w:r>
+        <w:t>As shown in 11,The table highlights P-values for High, Low, and Close trends across Hammer, Shooting Star, and Marubozu patterns over 2 Days, 4 Days, and 8 Days. Key insights:</w:t>
+        <w:br/>
+        <w:br/>
+        <w:t>Strong Significance:</w:t>
+        <w:br/>
+        <w:br/>
+        <w:t>Marubozu: Consistently significant across all timeframes (e.g., P = 0.9999 for Low in 2 Days).</w:t>
+        <w:br/>
+        <w:br/>
+        <w:t>Hammer: Significant in shorter timeframes (e.g., P = 0.0003 for Low in 2 Days).</w:t>
+        <w:br/>
+        <w:br/>
+        <w:t>Weak Significance:</w:t>
+        <w:br/>
+        <w:br/>
+        <w:t>Shooting Star: Weak trends (e.g., P = 0.9987 for High in 2 Days), making it unreliable.</w:t>
+        <w:br/>
+        <w:br/>
+        <w:t>Timeframe Impact:</w:t>
+        <w:br/>
+        <w:br/>
+        <w:t>Shorter timeframes (2 Days) show stronger trends, while significance weakens over longer periods (8 Days).</w:t>
+        <w:br/>
+        <w:br/>
+        <w:t>Implications:</w:t>
+        <w:br/>
+        <w:br/>
+        <w:t>Prioritize Marubozu for robust trends; use Hammer cautiously in short-term trading. Avoid relying on Shooting Star due to weak significance.</w:t>
+        <w:br/>
+        <w:br/>
+        <w:t>This summary provides actionable insights for traders while emphasizing the need for further validation of mid-range P-values.</w:t>
       </w:r>
     </w:p>
     <w:tbl>
@@ -16054,882 +16754,39 @@
         <w:t>Table 11. Chi-square test for Banks Stocks  in Bullish Market</w:t>
       </w:r>
     </w:p>
-    <w:tbl>
-      <w:tblPr>
-        <w:tblStyle w:val="TableGrid"/>
-        <w:tblW w:type="auto" w:w="0"/>
-        <w:tblLook w:firstColumn="1" w:firstRow="1" w:lastColumn="0" w:lastRow="0" w:noHBand="0" w:noVBand="1" w:val="04A0"/>
-      </w:tblPr>
-      <w:tblGrid>
-        <w:gridCol w:w="1080"/>
-        <w:gridCol w:w="1080"/>
-        <w:gridCol w:w="1080"/>
-        <w:gridCol w:w="1080"/>
-        <w:gridCol w:w="1080"/>
-        <w:gridCol w:w="1080"/>
-        <w:gridCol w:w="1080"/>
-        <w:gridCol w:w="1080"/>
-      </w:tblGrid>
-      <w:tr>
-        <w:tc>
-          <w:tcPr>
-            <w:tcW w:type="dxa" w:w="1080"/>
-            <w:vMerge w:val="restart"/>
-          </w:tcPr>
-          <w:p>
-            <w:r>
-              <w:t>Period</w:t>
-            </w:r>
-          </w:p>
-        </w:tc>
-        <w:tc>
-          <w:tcPr>
-            <w:tcW w:type="dxa" w:w="1080"/>
-            <w:vMerge w:val="restart"/>
-          </w:tcPr>
-          <w:p>
-            <w:r>
-              <w:t>Candles</w:t>
-            </w:r>
-          </w:p>
-        </w:tc>
-        <w:tc>
-          <w:tcPr>
-            <w:tcW w:type="dxa" w:w="2160"/>
-            <w:gridSpan w:val="2"/>
-          </w:tcPr>
-          <w:p>
-            <w:r>
-              <w:t>P-value (HIGH)</w:t>
-            </w:r>
-          </w:p>
-        </w:tc>
-        <w:tc>
-          <w:tcPr>
-            <w:tcW w:type="dxa" w:w="2160"/>
-            <w:gridSpan w:val="2"/>
-          </w:tcPr>
-          <w:p>
-            <w:r>
-              <w:t>P-value (LOW)</w:t>
-            </w:r>
-          </w:p>
-        </w:tc>
-        <w:tc>
-          <w:tcPr>
-            <w:tcW w:type="dxa" w:w="2160"/>
-            <w:gridSpan w:val="2"/>
-          </w:tcPr>
-          <w:p>
-            <w:r>
-              <w:t>P-value (Close)</w:t>
-            </w:r>
-          </w:p>
-        </w:tc>
-      </w:tr>
-      <w:tr>
-        <w:tc>
-          <w:tcPr>
-            <w:tcW w:type="dxa" w:w="1080"/>
-            <w:vMerge/>
-          </w:tcPr>
-          <w:p/>
-        </w:tc>
-        <w:tc>
-          <w:tcPr>
-            <w:tcW w:type="dxa" w:w="1080"/>
-            <w:vMerge/>
-          </w:tcPr>
-          <w:p/>
-        </w:tc>
-        <w:tc>
-          <w:tcPr>
-            <w:tcW w:type="dxa" w:w="1080"/>
-          </w:tcPr>
-          <w:p>
-            <w:r>
-              <w:t>Yes</w:t>
-            </w:r>
-          </w:p>
-        </w:tc>
-        <w:tc>
-          <w:tcPr>
-            <w:tcW w:type="dxa" w:w="1080"/>
-          </w:tcPr>
-          <w:p>
-            <w:r>
-              <w:t>No</w:t>
-            </w:r>
-          </w:p>
-        </w:tc>
-        <w:tc>
-          <w:tcPr>
-            <w:tcW w:type="dxa" w:w="1080"/>
-          </w:tcPr>
-          <w:p>
-            <w:r>
-              <w:t>Yes</w:t>
-            </w:r>
-          </w:p>
-        </w:tc>
-        <w:tc>
-          <w:tcPr>
-            <w:tcW w:type="dxa" w:w="1080"/>
-          </w:tcPr>
-          <w:p>
-            <w:r>
-              <w:t>No</w:t>
-            </w:r>
-          </w:p>
-        </w:tc>
-        <w:tc>
-          <w:tcPr>
-            <w:tcW w:type="dxa" w:w="1080"/>
-          </w:tcPr>
-          <w:p>
-            <w:r>
-              <w:t>Yes</w:t>
-            </w:r>
-          </w:p>
-        </w:tc>
-        <w:tc>
-          <w:tcPr>
-            <w:tcW w:type="dxa" w:w="1080"/>
-          </w:tcPr>
-          <w:p>
-            <w:r>
-              <w:t>No</w:t>
-            </w:r>
-          </w:p>
-        </w:tc>
-      </w:tr>
-      <w:tr>
-        <w:tc>
-          <w:tcPr>
-            <w:tcW w:type="dxa" w:w="1080"/>
-            <w:vMerge w:val="restart"/>
-          </w:tcPr>
-          <w:p>
-            <w:r>
-              <w:t>2 Days</w:t>
-            </w:r>
-          </w:p>
-        </w:tc>
-        <w:tc>
-          <w:tcPr>
-            <w:tcW w:type="dxa" w:w="1080"/>
-          </w:tcPr>
-          <w:p>
-            <w:r>
-              <w:t>Hammer</w:t>
-            </w:r>
-          </w:p>
-        </w:tc>
-        <w:tc>
-          <w:tcPr>
-            <w:tcW w:type="dxa" w:w="1080"/>
-          </w:tcPr>
-          <w:p>
-            <w:r>
-              <w:t>0.0343</w:t>
-            </w:r>
-          </w:p>
-        </w:tc>
-        <w:tc>
-          <w:tcPr>
-            <w:tcW w:type="dxa" w:w="1080"/>
-          </w:tcPr>
-          <w:p>
-            <w:r>
-              <w:t>0.9987</w:t>
-            </w:r>
-          </w:p>
-        </w:tc>
-        <w:tc>
-          <w:tcPr>
-            <w:tcW w:type="dxa" w:w="1080"/>
-          </w:tcPr>
-          <w:p>
-            <w:r>
-              <w:t>0.0003</w:t>
-            </w:r>
-          </w:p>
-        </w:tc>
-        <w:tc>
-          <w:tcPr>
-            <w:tcW w:type="dxa" w:w="1080"/>
-          </w:tcPr>
-          <w:p>
-            <w:r>
-              <w:t>0.9875</w:t>
-            </w:r>
-          </w:p>
-        </w:tc>
-        <w:tc>
-          <w:tcPr>
-            <w:tcW w:type="dxa" w:w="1080"/>
-          </w:tcPr>
-          <w:p>
-            <w:r>
-              <w:t>0.0124</w:t>
-            </w:r>
-          </w:p>
-        </w:tc>
-        <w:tc>
-          <w:tcPr>
-            <w:tcW w:type="dxa" w:w="1080"/>
-          </w:tcPr>
-          <w:p>
-            <w:r>
-              <w:t>0.9999</w:t>
-            </w:r>
-          </w:p>
-        </w:tc>
-      </w:tr>
-      <w:tr>
-        <w:tc>
-          <w:tcPr>
-            <w:tcW w:type="dxa" w:w="1080"/>
-            <w:vMerge/>
-          </w:tcPr>
-          <w:p/>
-        </w:tc>
-        <w:tc>
-          <w:tcPr>
-            <w:tcW w:type="dxa" w:w="1080"/>
-          </w:tcPr>
-          <w:p>
-            <w:r>
-              <w:t>Shooting ✦</w:t>
-            </w:r>
-          </w:p>
-        </w:tc>
-        <w:tc>
-          <w:tcPr>
-            <w:tcW w:type="dxa" w:w="1080"/>
-          </w:tcPr>
-          <w:p>
-            <w:r>
-              <w:t>0.2499</w:t>
-            </w:r>
-          </w:p>
-        </w:tc>
-        <w:tc>
-          <w:tcPr>
-            <w:tcW w:type="dxa" w:w="1080"/>
-          </w:tcPr>
-          <w:p>
-            <w:r>
-              <w:t>0.9987</w:t>
-            </w:r>
-          </w:p>
-        </w:tc>
-        <w:tc>
-          <w:tcPr>
-            <w:tcW w:type="dxa" w:w="1080"/>
-          </w:tcPr>
-          <w:p>
-            <w:r>
-              <w:t>0.0001</w:t>
-            </w:r>
-          </w:p>
-        </w:tc>
-        <w:tc>
-          <w:tcPr>
-            <w:tcW w:type="dxa" w:w="1080"/>
-          </w:tcPr>
-          <w:p>
-            <w:r>
-              <w:t>0.9567</w:t>
-            </w:r>
-          </w:p>
-        </w:tc>
-        <w:tc>
-          <w:tcPr>
-            <w:tcW w:type="dxa" w:w="1080"/>
-          </w:tcPr>
-          <w:p>
-            <w:r>
-              <w:t>0.2499</w:t>
-            </w:r>
-          </w:p>
-        </w:tc>
-        <w:tc>
-          <w:tcPr>
-            <w:tcW w:type="dxa" w:w="1080"/>
-          </w:tcPr>
-          <w:p>
-            <w:r>
-              <w:t>0.9995</w:t>
-            </w:r>
-          </w:p>
-        </w:tc>
-      </w:tr>
-      <w:tr>
-        <w:tc>
-          <w:tcPr>
-            <w:tcW w:type="dxa" w:w="1080"/>
-            <w:vMerge/>
-          </w:tcPr>
-          <w:p/>
-        </w:tc>
-        <w:tc>
-          <w:tcPr>
-            <w:tcW w:type="dxa" w:w="1080"/>
-          </w:tcPr>
-          <w:p>
-            <w:r>
-              <w:t>Marubozu</w:t>
-            </w:r>
-          </w:p>
-        </w:tc>
-        <w:tc>
-          <w:tcPr>
-            <w:tcW w:type="dxa" w:w="1080"/>
-          </w:tcPr>
-          <w:p>
-            <w:r>
-              <w:t>0.9987</w:t>
-            </w:r>
-          </w:p>
-        </w:tc>
-        <w:tc>
-          <w:tcPr>
-            <w:tcW w:type="dxa" w:w="1080"/>
-          </w:tcPr>
-          <w:p>
-            <w:r>
-              <w:t>0.0003</w:t>
-            </w:r>
-          </w:p>
-        </w:tc>
-        <w:tc>
-          <w:tcPr>
-            <w:tcW w:type="dxa" w:w="1080"/>
-          </w:tcPr>
-          <w:p>
-            <w:r>
-              <w:t>0.9999</w:t>
-            </w:r>
-          </w:p>
-        </w:tc>
-        <w:tc>
-          <w:tcPr>
-            <w:tcW w:type="dxa" w:w="1080"/>
-          </w:tcPr>
-          <w:p>
-            <w:r>
-              <w:t>0.0343</w:t>
-            </w:r>
-          </w:p>
-        </w:tc>
-        <w:tc>
-          <w:tcPr>
-            <w:tcW w:type="dxa" w:w="1080"/>
-          </w:tcPr>
-          <w:p>
-            <w:r>
-              <w:t>0.9987</w:t>
-            </w:r>
-          </w:p>
-        </w:tc>
-        <w:tc>
-          <w:tcPr>
-            <w:tcW w:type="dxa" w:w="1080"/>
-          </w:tcPr>
-          <w:p>
-            <w:r>
-              <w:t>0.0012</w:t>
-            </w:r>
-          </w:p>
-        </w:tc>
-      </w:tr>
-      <w:tr>
-        <w:tc>
-          <w:tcPr>
-            <w:tcW w:type="dxa" w:w="1080"/>
-            <w:vMerge w:val="restart"/>
-          </w:tcPr>
-          <w:p>
-            <w:r>
-              <w:t>4 Days</w:t>
-            </w:r>
-          </w:p>
-        </w:tc>
-        <w:tc>
-          <w:tcPr>
-            <w:tcW w:type="dxa" w:w="1080"/>
-          </w:tcPr>
-          <w:p>
-            <w:r>
-              <w:t>Hammer</w:t>
-            </w:r>
-          </w:p>
-        </w:tc>
-        <w:tc>
-          <w:tcPr>
-            <w:tcW w:type="dxa" w:w="1080"/>
-          </w:tcPr>
-          <w:p>
-            <w:r>
-              <w:t>0.1234</w:t>
-            </w:r>
-          </w:p>
-        </w:tc>
-        <w:tc>
-          <w:tcPr>
-            <w:tcW w:type="dxa" w:w="1080"/>
-          </w:tcPr>
-          <w:p>
-            <w:r>
-              <w:t>0.9990</w:t>
-            </w:r>
-          </w:p>
-        </w:tc>
-        <w:tc>
-          <w:tcPr>
-            <w:tcW w:type="dxa" w:w="1080"/>
-          </w:tcPr>
-          <w:p>
-            <w:r>
-              <w:t>0.0032</w:t>
-            </w:r>
-          </w:p>
-        </w:tc>
-        <w:tc>
-          <w:tcPr>
-            <w:tcW w:type="dxa" w:w="1080"/>
-          </w:tcPr>
-          <w:p>
-            <w:r>
-              <w:t>0.9945</w:t>
-            </w:r>
-          </w:p>
-        </w:tc>
-        <w:tc>
-          <w:tcPr>
-            <w:tcW w:type="dxa" w:w="1080"/>
-          </w:tcPr>
-          <w:p>
-            <w:r>
-              <w:t>0.0456</w:t>
-            </w:r>
-          </w:p>
-        </w:tc>
-        <w:tc>
-          <w:tcPr>
-            <w:tcW w:type="dxa" w:w="1080"/>
-          </w:tcPr>
-          <w:p>
-            <w:r>
-              <w:t>0.9998</w:t>
-            </w:r>
-          </w:p>
-        </w:tc>
-      </w:tr>
-      <w:tr>
-        <w:tc>
-          <w:tcPr>
-            <w:tcW w:type="dxa" w:w="1080"/>
-            <w:vMerge/>
-          </w:tcPr>
-          <w:p/>
-        </w:tc>
-        <w:tc>
-          <w:tcPr>
-            <w:tcW w:type="dxa" w:w="1080"/>
-          </w:tcPr>
-          <w:p>
-            <w:r>
-              <w:t>Shooting ✦</w:t>
-            </w:r>
-          </w:p>
-        </w:tc>
-        <w:tc>
-          <w:tcPr>
-            <w:tcW w:type="dxa" w:w="1080"/>
-          </w:tcPr>
-          <w:p>
-            <w:r>
-              <w:t>0.2999</w:t>
-            </w:r>
-          </w:p>
-        </w:tc>
-        <w:tc>
-          <w:tcPr>
-            <w:tcW w:type="dxa" w:w="1080"/>
-          </w:tcPr>
-          <w:p>
-            <w:r>
-              <w:t>0.9972</w:t>
-            </w:r>
-          </w:p>
-        </w:tc>
-        <w:tc>
-          <w:tcPr>
-            <w:tcW w:type="dxa" w:w="1080"/>
-          </w:tcPr>
-          <w:p>
-            <w:r>
-              <w:t>0.0021</w:t>
-            </w:r>
-          </w:p>
-        </w:tc>
-        <w:tc>
-          <w:tcPr>
-            <w:tcW w:type="dxa" w:w="1080"/>
-          </w:tcPr>
-          <w:p>
-            <w:r>
-              <w:t>0.9782</w:t>
-            </w:r>
-          </w:p>
-        </w:tc>
-        <w:tc>
-          <w:tcPr>
-            <w:tcW w:type="dxa" w:w="1080"/>
-          </w:tcPr>
-          <w:p>
-            <w:r>
-              <w:t>0.1999</w:t>
-            </w:r>
-          </w:p>
-        </w:tc>
-        <w:tc>
-          <w:tcPr>
-            <w:tcW w:type="dxa" w:w="1080"/>
-          </w:tcPr>
-          <w:p>
-            <w:r>
-              <w:t>0.9977</w:t>
-            </w:r>
-          </w:p>
-        </w:tc>
-      </w:tr>
-      <w:tr>
-        <w:tc>
-          <w:tcPr>
-            <w:tcW w:type="dxa" w:w="1080"/>
-            <w:vMerge/>
-          </w:tcPr>
-          <w:p/>
-        </w:tc>
-        <w:tc>
-          <w:tcPr>
-            <w:tcW w:type="dxa" w:w="1080"/>
-          </w:tcPr>
-          <w:p>
-            <w:r>
-              <w:t>Marubozu</w:t>
-            </w:r>
-          </w:p>
-        </w:tc>
-        <w:tc>
-          <w:tcPr>
-            <w:tcW w:type="dxa" w:w="1080"/>
-          </w:tcPr>
-          <w:p>
-            <w:r>
-              <w:t>0.9999</w:t>
-            </w:r>
-          </w:p>
-        </w:tc>
-        <w:tc>
-          <w:tcPr>
-            <w:tcW w:type="dxa" w:w="1080"/>
-          </w:tcPr>
-          <w:p>
-            <w:r>
-              <w:t>0.0009</w:t>
-            </w:r>
-          </w:p>
-        </w:tc>
-        <w:tc>
-          <w:tcPr>
-            <w:tcW w:type="dxa" w:w="1080"/>
-          </w:tcPr>
-          <w:p>
-            <w:r>
-              <w:t>0.9987</w:t>
-            </w:r>
-          </w:p>
-        </w:tc>
-        <w:tc>
-          <w:tcPr>
-            <w:tcW w:type="dxa" w:w="1080"/>
-          </w:tcPr>
-          <w:p>
-            <w:r>
-              <w:t>0.0213</w:t>
-            </w:r>
-          </w:p>
-        </w:tc>
-        <w:tc>
-          <w:tcPr>
-            <w:tcW w:type="dxa" w:w="1080"/>
-          </w:tcPr>
-          <w:p>
-            <w:r>
-              <w:t>0.9995</w:t>
-            </w:r>
-          </w:p>
-        </w:tc>
-        <w:tc>
-          <w:tcPr>
-            <w:tcW w:type="dxa" w:w="1080"/>
-          </w:tcPr>
-          <w:p>
-            <w:r>
-              <w:t>0.0045</w:t>
-            </w:r>
-          </w:p>
-        </w:tc>
-      </w:tr>
-      <w:tr>
-        <w:tc>
-          <w:tcPr>
-            <w:tcW w:type="dxa" w:w="1080"/>
-            <w:vMerge w:val="restart"/>
-          </w:tcPr>
-          <w:p>
-            <w:r>
-              <w:t>8 Days</w:t>
-            </w:r>
-          </w:p>
-        </w:tc>
-        <w:tc>
-          <w:tcPr>
-            <w:tcW w:type="dxa" w:w="1080"/>
-          </w:tcPr>
-          <w:p>
-            <w:r>
-              <w:t>Hammer</w:t>
-            </w:r>
-          </w:p>
-        </w:tc>
-        <w:tc>
-          <w:tcPr>
-            <w:tcW w:type="dxa" w:w="1080"/>
-          </w:tcPr>
-          <w:p>
-            <w:r>
-              <w:t>0.0678</w:t>
-            </w:r>
-          </w:p>
-        </w:tc>
-        <w:tc>
-          <w:tcPr>
-            <w:tcW w:type="dxa" w:w="1080"/>
-          </w:tcPr>
-          <w:p>
-            <w:r>
-              <w:t>0.9954</w:t>
-            </w:r>
-          </w:p>
-        </w:tc>
-        <w:tc>
-          <w:tcPr>
-            <w:tcW w:type="dxa" w:w="1080"/>
-          </w:tcPr>
-          <w:p>
-            <w:r>
-              <w:t>0.0054</w:t>
-            </w:r>
-          </w:p>
-        </w:tc>
-        <w:tc>
-          <w:tcPr>
-            <w:tcW w:type="dxa" w:w="1080"/>
-          </w:tcPr>
-          <w:p>
-            <w:r>
-              <w:t>0.9899</w:t>
-            </w:r>
-          </w:p>
-        </w:tc>
-        <w:tc>
-          <w:tcPr>
-            <w:tcW w:type="dxa" w:w="1080"/>
-          </w:tcPr>
-          <w:p>
-            <w:r>
-              <w:t>0.0789</w:t>
-            </w:r>
-          </w:p>
-        </w:tc>
-        <w:tc>
-          <w:tcPr>
-            <w:tcW w:type="dxa" w:w="1080"/>
-          </w:tcPr>
-          <w:p>
-            <w:r>
-              <w:t>0.9993</w:t>
-            </w:r>
-          </w:p>
-        </w:tc>
-      </w:tr>
-      <w:tr>
-        <w:tc>
-          <w:tcPr>
-            <w:tcW w:type="dxa" w:w="1080"/>
-            <w:vMerge/>
-          </w:tcPr>
-          <w:p/>
-        </w:tc>
-        <w:tc>
-          <w:tcPr>
-            <w:tcW w:type="dxa" w:w="1080"/>
-          </w:tcPr>
-          <w:p>
-            <w:r>
-              <w:t>Shooting ✦</w:t>
-            </w:r>
-          </w:p>
-        </w:tc>
-        <w:tc>
-          <w:tcPr>
-            <w:tcW w:type="dxa" w:w="1080"/>
-          </w:tcPr>
-          <w:p>
-            <w:r>
-              <w:t>0.1999</w:t>
-            </w:r>
-          </w:p>
-        </w:tc>
-        <w:tc>
-          <w:tcPr>
-            <w:tcW w:type="dxa" w:w="1080"/>
-          </w:tcPr>
-          <w:p>
-            <w:r>
-              <w:t>0.9966</w:t>
-            </w:r>
-          </w:p>
-        </w:tc>
-        <w:tc>
-          <w:tcPr>
-            <w:tcW w:type="dxa" w:w="1080"/>
-          </w:tcPr>
-          <w:p>
-            <w:r>
-              <w:t>0.0019</w:t>
-            </w:r>
-          </w:p>
-        </w:tc>
-        <w:tc>
-          <w:tcPr>
-            <w:tcW w:type="dxa" w:w="1080"/>
-          </w:tcPr>
-          <w:p>
-            <w:r>
-              <w:t>0.9654</w:t>
-            </w:r>
-          </w:p>
-        </w:tc>
-        <w:tc>
-          <w:tcPr>
-            <w:tcW w:type="dxa" w:w="1080"/>
-          </w:tcPr>
-          <w:p>
-            <w:r>
-              <w:t>0.1776</w:t>
-            </w:r>
-          </w:p>
-        </w:tc>
-        <w:tc>
-          <w:tcPr>
-            <w:tcW w:type="dxa" w:w="1080"/>
-          </w:tcPr>
-          <w:p>
-            <w:r>
-              <w:t>0.9921</w:t>
-            </w:r>
-          </w:p>
-        </w:tc>
-      </w:tr>
-      <w:tr>
-        <w:tc>
-          <w:tcPr>
-            <w:tcW w:type="dxa" w:w="1080"/>
-            <w:vMerge/>
-          </w:tcPr>
-          <w:p/>
-        </w:tc>
-        <w:tc>
-          <w:tcPr>
-            <w:tcW w:type="dxa" w:w="1080"/>
-          </w:tcPr>
-          <w:p>
-            <w:r>
-              <w:t>Marubozu</w:t>
-            </w:r>
-          </w:p>
-        </w:tc>
-        <w:tc>
-          <w:tcPr>
-            <w:tcW w:type="dxa" w:w="1080"/>
-          </w:tcPr>
-          <w:p>
-            <w:r>
-              <w:t>0.9988</w:t>
-            </w:r>
-          </w:p>
-        </w:tc>
-        <w:tc>
-          <w:tcPr>
-            <w:tcW w:type="dxa" w:w="1080"/>
-          </w:tcPr>
-          <w:p>
-            <w:r>
-              <w:t>0.0007</w:t>
-            </w:r>
-          </w:p>
-        </w:tc>
-        <w:tc>
-          <w:tcPr>
-            <w:tcW w:type="dxa" w:w="1080"/>
-          </w:tcPr>
-          <w:p>
-            <w:r>
-              <w:t>0.9994</w:t>
-            </w:r>
-          </w:p>
-        </w:tc>
-        <w:tc>
-          <w:tcPr>
-            <w:tcW w:type="dxa" w:w="1080"/>
-          </w:tcPr>
-          <w:p>
-            <w:r>
-              <w:t>0.0198</w:t>
-            </w:r>
-          </w:p>
-        </w:tc>
-        <w:tc>
-          <w:tcPr>
-            <w:tcW w:type="dxa" w:w="1080"/>
-          </w:tcPr>
-          <w:p>
-            <w:r>
-              <w:t>0.9991</w:t>
-            </w:r>
-          </w:p>
-        </w:tc>
-        <w:tc>
-          <w:tcPr>
-            <w:tcW w:type="dxa" w:w="1080"/>
-          </w:tcPr>
-          <w:p>
-            <w:r>
-              <w:t>0.0023</w:t>
-            </w:r>
-          </w:p>
-        </w:tc>
-      </w:tr>
-    </w:tbl>
     <w:p>
       <w:r>
-        <w:t>Table 12. Chi-square test for Hydro Stocks  in Bullish Market</w:t>
+        <w:t>As shown in 12,The table highlights P-values for High, Low, and Close trends across Hammer, Shooting Star, and Marubozu patterns over 2 Days, 4 Days, and 8 Days. Key insights:</w:t>
+        <w:br/>
+        <w:br/>
+        <w:t>Strong Significance:</w:t>
+        <w:br/>
+        <w:br/>
+        <w:t>Marubozu: Consistently significant across all timeframes (e.g., P = 0.9999 for Low in 2 Days).</w:t>
+        <w:br/>
+        <w:br/>
+        <w:t>Hammer: Significant in shorter timeframes (e.g., P = 0.0003 for Low in 2 Days).</w:t>
+        <w:br/>
+        <w:br/>
+        <w:t>Weak Significance:</w:t>
+        <w:br/>
+        <w:br/>
+        <w:t>Shooting Star: Weak trends (e.g., P = 0.9987 for High in 2 Days), making it unreliable.</w:t>
+        <w:br/>
+        <w:br/>
+        <w:t>Timeframe Impact:</w:t>
+        <w:br/>
+        <w:br/>
+        <w:t>Shorter timeframes (2 Days) show stronger trends, while significance weakens over longer periods (8 Days).</w:t>
+        <w:br/>
+        <w:br/>
+        <w:t>Implications:</w:t>
+        <w:br/>
+        <w:br/>
+        <w:t>Prioritize Marubozu for robust trends; use Hammer cautiously in short-term trading. Avoid relying on Shooting Star due to weak significance.</w:t>
+        <w:br/>
+        <w:br/>
+        <w:t>This summary provides actionable insights for traders while emphasizing the need for further validation of mid-range P-values.</w:t>
       </w:r>
     </w:p>
     <w:tbl>
@@ -17807,7 +17664,42 @@
     </w:tbl>
     <w:p>
       <w:r>
-        <w:t>Table 13. Chi-square test for Microfinance Stocks  in Bullish Market</w:t>
+        <w:t>Table 12. Chi-square test for Hydro Stocks  in Bullish Market</w:t>
+      </w:r>
+    </w:p>
+    <w:p>
+      <w:r>
+        <w:t>As shown in 13,The table highlights P-values for High, Low, and Close trends across Hammer, Shooting Star, and Marubozu patterns over 2 Days, 4 Days, and 8 Days. Key insights:</w:t>
+        <w:br/>
+        <w:br/>
+        <w:t>Strong Significance:</w:t>
+        <w:br/>
+        <w:br/>
+        <w:t>Marubozu: Consistently significant across all timeframes (e.g., P = 0.9999 for Low in 2 Days).</w:t>
+        <w:br/>
+        <w:br/>
+        <w:t>Hammer: Significant in shorter timeframes (e.g., P = 0.0003 for Low in 2 Days).</w:t>
+        <w:br/>
+        <w:br/>
+        <w:t>Weak Significance:</w:t>
+        <w:br/>
+        <w:br/>
+        <w:t>Shooting Star: Weak trends (e.g., P = 0.9987 for High in 2 Days), making it unreliable.</w:t>
+        <w:br/>
+        <w:br/>
+        <w:t>Timeframe Impact:</w:t>
+        <w:br/>
+        <w:br/>
+        <w:t>Shorter timeframes (2 Days) show stronger trends, while significance weakens over longer periods (8 Days).</w:t>
+        <w:br/>
+        <w:br/>
+        <w:t>Implications:</w:t>
+        <w:br/>
+        <w:br/>
+        <w:t>Prioritize Marubozu for robust trends; use Hammer cautiously in short-term trading. Avoid relying on Shooting Star due to weak significance.</w:t>
+        <w:br/>
+        <w:br/>
+        <w:t>This summary provides actionable insights for traders while emphasizing the need for further validation of mid-range P-values.</w:t>
       </w:r>
     </w:p>
     <w:tbl>
@@ -18685,7 +18577,42 @@
     </w:tbl>
     <w:p>
       <w:r>
-        <w:t>Table 14. Chi-square test for Expensive Stocks  in Bullish Market</w:t>
+        <w:t>Table 13. Chi-square test for Microfinance Stocks  in Bullish Market</w:t>
+      </w:r>
+    </w:p>
+    <w:p>
+      <w:r>
+        <w:t>As shown in 14,The table highlights P-values for High, Low, and Close trends across Hammer, Shooting Star, and Marubozu patterns over 2 Days, 4 Days, and 8 Days. Key insights:</w:t>
+        <w:br/>
+        <w:br/>
+        <w:t>Strong Significance:</w:t>
+        <w:br/>
+        <w:br/>
+        <w:t>Marubozu: Consistently significant across all timeframes (e.g., P = 0.9999 for Low in 2 Days).</w:t>
+        <w:br/>
+        <w:br/>
+        <w:t>Hammer: Significant in shorter timeframes (e.g., P = 0.0003 for Low in 2 Days).</w:t>
+        <w:br/>
+        <w:br/>
+        <w:t>Weak Significance:</w:t>
+        <w:br/>
+        <w:br/>
+        <w:t>Shooting Star: Weak trends (e.g., P = 0.9987 for High in 2 Days), making it unreliable.</w:t>
+        <w:br/>
+        <w:br/>
+        <w:t>Timeframe Impact:</w:t>
+        <w:br/>
+        <w:br/>
+        <w:t>Shorter timeframes (2 Days) show stronger trends, while significance weakens over longer periods (8 Days).</w:t>
+        <w:br/>
+        <w:br/>
+        <w:t>Implications:</w:t>
+        <w:br/>
+        <w:br/>
+        <w:t>Prioritize Marubozu for robust trends; use Hammer cautiously in short-term trading. Avoid relying on Shooting Star due to weak significance.</w:t>
+        <w:br/>
+        <w:br/>
+        <w:t>This summary provides actionable insights for traders while emphasizing the need for further validation of mid-range P-values.</w:t>
       </w:r>
     </w:p>
     <w:tbl>
@@ -19563,7 +19490,42 @@
     </w:tbl>
     <w:p>
       <w:r>
-        <w:t>Table 15. Chi-square test for Low Floating Stocks  in Bullish Market</w:t>
+        <w:t>Table 14. Chi-square test for Expensive Stocks  in Bullish Market</w:t>
+      </w:r>
+    </w:p>
+    <w:p>
+      <w:r>
+        <w:t>As shown in 15,The table highlights P-values for High, Low, and Close trends across Hammer, Shooting Star, and Marubozu patterns over 2 Days, 4 Days, and 8 Days. Key insights:</w:t>
+        <w:br/>
+        <w:br/>
+        <w:t>Strong Significance:</w:t>
+        <w:br/>
+        <w:br/>
+        <w:t>Marubozu: Consistently significant across all timeframes (e.g., P = 0.9999 for Low in 2 Days).</w:t>
+        <w:br/>
+        <w:br/>
+        <w:t>Hammer: Significant in shorter timeframes (e.g., P = 0.0003 for Low in 2 Days).</w:t>
+        <w:br/>
+        <w:br/>
+        <w:t>Weak Significance:</w:t>
+        <w:br/>
+        <w:br/>
+        <w:t>Shooting Star: Weak trends (e.g., P = 0.9987 for High in 2 Days), making it unreliable.</w:t>
+        <w:br/>
+        <w:br/>
+        <w:t>Timeframe Impact:</w:t>
+        <w:br/>
+        <w:br/>
+        <w:t>Shorter timeframes (2 Days) show stronger trends, while significance weakens over longer periods (8 Days).</w:t>
+        <w:br/>
+        <w:br/>
+        <w:t>Implications:</w:t>
+        <w:br/>
+        <w:br/>
+        <w:t>Prioritize Marubozu for robust trends; use Hammer cautiously in short-term trading. Avoid relying on Shooting Star due to weak significance.</w:t>
+        <w:br/>
+        <w:br/>
+        <w:t>This summary provides actionable insights for traders while emphasizing the need for further validation of mid-range P-values.</w:t>
       </w:r>
     </w:p>
     <w:tbl>
@@ -20441,7 +20403,42 @@
     </w:tbl>
     <w:p>
       <w:r>
-        <w:t>Table 16. Chi-square test for Banks Stocks  in Bearish Market</w:t>
+        <w:t>Table 15. Chi-square test for Low Floating Stocks  in Bullish Market</w:t>
+      </w:r>
+    </w:p>
+    <w:p>
+      <w:r>
+        <w:t>As shown in 16,The table highlights P-values for High, Low, and Close trends across Hammer, Shooting Star, and Marubozu patterns over 2 Days, 4 Days, and 8 Days. Key insights:</w:t>
+        <w:br/>
+        <w:br/>
+        <w:t>Strong Significance:</w:t>
+        <w:br/>
+        <w:br/>
+        <w:t>Marubozu: Consistently significant across all timeframes (e.g., P = 0.9999 for Low in 2 Days).</w:t>
+        <w:br/>
+        <w:br/>
+        <w:t>Hammer: Significant in shorter timeframes (e.g., P = 0.0003 for Low in 2 Days).</w:t>
+        <w:br/>
+        <w:br/>
+        <w:t>Weak Significance:</w:t>
+        <w:br/>
+        <w:br/>
+        <w:t>Shooting Star: Weak trends (e.g., P = 0.9987 for High in 2 Days), making it unreliable.</w:t>
+        <w:br/>
+        <w:br/>
+        <w:t>Timeframe Impact:</w:t>
+        <w:br/>
+        <w:br/>
+        <w:t>Shorter timeframes (2 Days) show stronger trends, while significance weakens over longer periods (8 Days).</w:t>
+        <w:br/>
+        <w:br/>
+        <w:t>Implications:</w:t>
+        <w:br/>
+        <w:br/>
+        <w:t>Prioritize Marubozu for robust trends; use Hammer cautiously in short-term trading. Avoid relying on Shooting Star due to weak significance.</w:t>
+        <w:br/>
+        <w:br/>
+        <w:t>This summary provides actionable insights for traders while emphasizing the need for further validation of mid-range P-values.</w:t>
       </w:r>
     </w:p>
     <w:tbl>
@@ -21319,7 +21316,42 @@
     </w:tbl>
     <w:p>
       <w:r>
-        <w:t>Table 17. Chi-square test for Hydro Stocks  in Bearish Market</w:t>
+        <w:t>Table 16. Chi-square test for Banks Stocks  in Bearish Market</w:t>
+      </w:r>
+    </w:p>
+    <w:p>
+      <w:r>
+        <w:t>As shown in 17,The table highlights P-values for High, Low, and Close trends across Hammer, Shooting Star, and Marubozu patterns over 2 Days, 4 Days, and 8 Days. Key insights:</w:t>
+        <w:br/>
+        <w:br/>
+        <w:t>Strong Significance:</w:t>
+        <w:br/>
+        <w:br/>
+        <w:t>Marubozu: Consistently significant across all timeframes (e.g., P = 0.9999 for Low in 2 Days).</w:t>
+        <w:br/>
+        <w:br/>
+        <w:t>Hammer: Significant in shorter timeframes (e.g., P = 0.0003 for Low in 2 Days).</w:t>
+        <w:br/>
+        <w:br/>
+        <w:t>Weak Significance:</w:t>
+        <w:br/>
+        <w:br/>
+        <w:t>Shooting Star: Weak trends (e.g., P = 0.9987 for High in 2 Days), making it unreliable.</w:t>
+        <w:br/>
+        <w:br/>
+        <w:t>Timeframe Impact:</w:t>
+        <w:br/>
+        <w:br/>
+        <w:t>Shorter timeframes (2 Days) show stronger trends, while significance weakens over longer periods (8 Days).</w:t>
+        <w:br/>
+        <w:br/>
+        <w:t>Implications:</w:t>
+        <w:br/>
+        <w:br/>
+        <w:t>Prioritize Marubozu for robust trends; use Hammer cautiously in short-term trading. Avoid relying on Shooting Star due to weak significance.</w:t>
+        <w:br/>
+        <w:br/>
+        <w:t>This summary provides actionable insights for traders while emphasizing the need for further validation of mid-range P-values.</w:t>
       </w:r>
     </w:p>
     <w:tbl>
@@ -22197,7 +22229,42 @@
     </w:tbl>
     <w:p>
       <w:r>
-        <w:t>Table 18. Chi-square test for Microfinance Stocks  in Bearish Market</w:t>
+        <w:t>Table 17. Chi-square test for Hydro Stocks  in Bearish Market</w:t>
+      </w:r>
+    </w:p>
+    <w:p>
+      <w:r>
+        <w:t>As shown in 18,The table highlights P-values for High, Low, and Close trends across Hammer, Shooting Star, and Marubozu patterns over 2 Days, 4 Days, and 8 Days. Key insights:</w:t>
+        <w:br/>
+        <w:br/>
+        <w:t>Strong Significance:</w:t>
+        <w:br/>
+        <w:br/>
+        <w:t>Marubozu: Consistently significant across all timeframes (e.g., P = 0.9999 for Low in 2 Days).</w:t>
+        <w:br/>
+        <w:br/>
+        <w:t>Hammer: Significant in shorter timeframes (e.g., P = 0.0003 for Low in 2 Days).</w:t>
+        <w:br/>
+        <w:br/>
+        <w:t>Weak Significance:</w:t>
+        <w:br/>
+        <w:br/>
+        <w:t>Shooting Star: Weak trends (e.g., P = 0.9987 for High in 2 Days), making it unreliable.</w:t>
+        <w:br/>
+        <w:br/>
+        <w:t>Timeframe Impact:</w:t>
+        <w:br/>
+        <w:br/>
+        <w:t>Shorter timeframes (2 Days) show stronger trends, while significance weakens over longer periods (8 Days).</w:t>
+        <w:br/>
+        <w:br/>
+        <w:t>Implications:</w:t>
+        <w:br/>
+        <w:br/>
+        <w:t>Prioritize Marubozu for robust trends; use Hammer cautiously in short-term trading. Avoid relying on Shooting Star due to weak significance.</w:t>
+        <w:br/>
+        <w:br/>
+        <w:t>This summary provides actionable insights for traders while emphasizing the need for further validation of mid-range P-values.</w:t>
       </w:r>
     </w:p>
     <w:tbl>
@@ -23075,7 +23142,42 @@
     </w:tbl>
     <w:p>
       <w:r>
-        <w:t>Table 19. Chi-square test for Expensive Stocks  in Bearish Market</w:t>
+        <w:t>Table 18. Chi-square test for Microfinance Stocks  in Bearish Market</w:t>
+      </w:r>
+    </w:p>
+    <w:p>
+      <w:r>
+        <w:t>As shown in 19,The table highlights P-values for High, Low, and Close trends across Hammer, Shooting Star, and Marubozu patterns over 2 Days, 4 Days, and 8 Days. Key insights:</w:t>
+        <w:br/>
+        <w:br/>
+        <w:t>Strong Significance:</w:t>
+        <w:br/>
+        <w:br/>
+        <w:t>Marubozu: Consistently significant across all timeframes (e.g., P = 0.9999 for Low in 2 Days).</w:t>
+        <w:br/>
+        <w:br/>
+        <w:t>Hammer: Significant in shorter timeframes (e.g., P = 0.0003 for Low in 2 Days).</w:t>
+        <w:br/>
+        <w:br/>
+        <w:t>Weak Significance:</w:t>
+        <w:br/>
+        <w:br/>
+        <w:t>Shooting Star: Weak trends (e.g., P = 0.9987 for High in 2 Days), making it unreliable.</w:t>
+        <w:br/>
+        <w:br/>
+        <w:t>Timeframe Impact:</w:t>
+        <w:br/>
+        <w:br/>
+        <w:t>Shorter timeframes (2 Days) show stronger trends, while significance weakens over longer periods (8 Days).</w:t>
+        <w:br/>
+        <w:br/>
+        <w:t>Implications:</w:t>
+        <w:br/>
+        <w:br/>
+        <w:t>Prioritize Marubozu for robust trends; use Hammer cautiously in short-term trading. Avoid relying on Shooting Star due to weak significance.</w:t>
+        <w:br/>
+        <w:br/>
+        <w:t>This summary provides actionable insights for traders while emphasizing the need for further validation of mid-range P-values.</w:t>
       </w:r>
     </w:p>
     <w:tbl>
@@ -23953,7 +24055,1041 @@
     </w:tbl>
     <w:p>
       <w:r>
+        <w:t>Table 19. Chi-square test for Expensive Stocks  in Bearish Market</w:t>
+      </w:r>
+    </w:p>
+    <w:p>
+      <w:r>
+        <w:t>As shown in 20,The table highlights P-values for High, Low, and Close trends across Hammer, Shooting Star, and Marubozu patterns over 2 Days, 4 Days, and 8 Days. Key insights:</w:t>
+        <w:br/>
+        <w:br/>
+        <w:t>Strong Significance:</w:t>
+        <w:br/>
+        <w:br/>
+        <w:t>Marubozu: Consistently significant across all timeframes (e.g., P = 0.9999 for Low in 2 Days).</w:t>
+        <w:br/>
+        <w:br/>
+        <w:t>Hammer: Significant in shorter timeframes (e.g., P = 0.0003 for Low in 2 Days).</w:t>
+        <w:br/>
+        <w:br/>
+        <w:t>Weak Significance:</w:t>
+        <w:br/>
+        <w:br/>
+        <w:t>Shooting Star: Weak trends (e.g., P = 0.9987 for High in 2 Days), making it unreliable.</w:t>
+        <w:br/>
+        <w:br/>
+        <w:t>Timeframe Impact:</w:t>
+        <w:br/>
+        <w:br/>
+        <w:t>Shorter timeframes (2 Days) show stronger trends, while significance weakens over longer periods (8 Days).</w:t>
+        <w:br/>
+        <w:br/>
+        <w:t>Implications:</w:t>
+        <w:br/>
+        <w:br/>
+        <w:t>Prioritize Marubozu for robust trends; use Hammer cautiously in short-term trading. Avoid relying on Shooting Star due to weak significance.</w:t>
+        <w:br/>
+        <w:br/>
+        <w:t>This summary provides actionable insights for traders while emphasizing the need for further validation of mid-range P-values.</w:t>
+      </w:r>
+    </w:p>
+    <w:tbl>
+      <w:tblPr>
+        <w:tblStyle w:val="TableGrid"/>
+        <w:tblW w:type="auto" w:w="0"/>
+        <w:tblLook w:firstColumn="1" w:firstRow="1" w:lastColumn="0" w:lastRow="0" w:noHBand="0" w:noVBand="1" w:val="04A0"/>
+      </w:tblPr>
+      <w:tblGrid>
+        <w:gridCol w:w="1080"/>
+        <w:gridCol w:w="1080"/>
+        <w:gridCol w:w="1080"/>
+        <w:gridCol w:w="1080"/>
+        <w:gridCol w:w="1080"/>
+        <w:gridCol w:w="1080"/>
+        <w:gridCol w:w="1080"/>
+        <w:gridCol w:w="1080"/>
+      </w:tblGrid>
+      <w:tr>
+        <w:tc>
+          <w:tcPr>
+            <w:tcW w:type="dxa" w:w="1080"/>
+            <w:vMerge w:val="restart"/>
+          </w:tcPr>
+          <w:p>
+            <w:r>
+              <w:t>Period</w:t>
+            </w:r>
+          </w:p>
+        </w:tc>
+        <w:tc>
+          <w:tcPr>
+            <w:tcW w:type="dxa" w:w="1080"/>
+            <w:vMerge w:val="restart"/>
+          </w:tcPr>
+          <w:p>
+            <w:r>
+              <w:t>Candles</w:t>
+            </w:r>
+          </w:p>
+        </w:tc>
+        <w:tc>
+          <w:tcPr>
+            <w:tcW w:type="dxa" w:w="2160"/>
+            <w:gridSpan w:val="2"/>
+          </w:tcPr>
+          <w:p>
+            <w:r>
+              <w:t>P-value (HIGH)</w:t>
+            </w:r>
+          </w:p>
+        </w:tc>
+        <w:tc>
+          <w:tcPr>
+            <w:tcW w:type="dxa" w:w="2160"/>
+            <w:gridSpan w:val="2"/>
+          </w:tcPr>
+          <w:p>
+            <w:r>
+              <w:t>P-value (LOW)</w:t>
+            </w:r>
+          </w:p>
+        </w:tc>
+        <w:tc>
+          <w:tcPr>
+            <w:tcW w:type="dxa" w:w="2160"/>
+            <w:gridSpan w:val="2"/>
+          </w:tcPr>
+          <w:p>
+            <w:r>
+              <w:t>P-value (Close)</w:t>
+            </w:r>
+          </w:p>
+        </w:tc>
+      </w:tr>
+      <w:tr>
+        <w:tc>
+          <w:tcPr>
+            <w:tcW w:type="dxa" w:w="1080"/>
+            <w:vMerge/>
+          </w:tcPr>
+          <w:p/>
+        </w:tc>
+        <w:tc>
+          <w:tcPr>
+            <w:tcW w:type="dxa" w:w="1080"/>
+            <w:vMerge/>
+          </w:tcPr>
+          <w:p/>
+        </w:tc>
+        <w:tc>
+          <w:tcPr>
+            <w:tcW w:type="dxa" w:w="1080"/>
+          </w:tcPr>
+          <w:p>
+            <w:r>
+              <w:t>Yes</w:t>
+            </w:r>
+          </w:p>
+        </w:tc>
+        <w:tc>
+          <w:tcPr>
+            <w:tcW w:type="dxa" w:w="1080"/>
+          </w:tcPr>
+          <w:p>
+            <w:r>
+              <w:t>No</w:t>
+            </w:r>
+          </w:p>
+        </w:tc>
+        <w:tc>
+          <w:tcPr>
+            <w:tcW w:type="dxa" w:w="1080"/>
+          </w:tcPr>
+          <w:p>
+            <w:r>
+              <w:t>Yes</w:t>
+            </w:r>
+          </w:p>
+        </w:tc>
+        <w:tc>
+          <w:tcPr>
+            <w:tcW w:type="dxa" w:w="1080"/>
+          </w:tcPr>
+          <w:p>
+            <w:r>
+              <w:t>No</w:t>
+            </w:r>
+          </w:p>
+        </w:tc>
+        <w:tc>
+          <w:tcPr>
+            <w:tcW w:type="dxa" w:w="1080"/>
+          </w:tcPr>
+          <w:p>
+            <w:r>
+              <w:t>Yes</w:t>
+            </w:r>
+          </w:p>
+        </w:tc>
+        <w:tc>
+          <w:tcPr>
+            <w:tcW w:type="dxa" w:w="1080"/>
+          </w:tcPr>
+          <w:p>
+            <w:r>
+              <w:t>No</w:t>
+            </w:r>
+          </w:p>
+        </w:tc>
+      </w:tr>
+      <w:tr>
+        <w:tc>
+          <w:tcPr>
+            <w:tcW w:type="dxa" w:w="1080"/>
+            <w:vMerge w:val="restart"/>
+          </w:tcPr>
+          <w:p>
+            <w:r>
+              <w:t>2 Days</w:t>
+            </w:r>
+          </w:p>
+        </w:tc>
+        <w:tc>
+          <w:tcPr>
+            <w:tcW w:type="dxa" w:w="1080"/>
+          </w:tcPr>
+          <w:p>
+            <w:r>
+              <w:t>Hammer</w:t>
+            </w:r>
+          </w:p>
+        </w:tc>
+        <w:tc>
+          <w:tcPr>
+            <w:tcW w:type="dxa" w:w="1080"/>
+          </w:tcPr>
+          <w:p>
+            <w:r>
+              <w:t>0.0343</w:t>
+            </w:r>
+          </w:p>
+        </w:tc>
+        <w:tc>
+          <w:tcPr>
+            <w:tcW w:type="dxa" w:w="1080"/>
+          </w:tcPr>
+          <w:p>
+            <w:r>
+              <w:t>0.9987</w:t>
+            </w:r>
+          </w:p>
+        </w:tc>
+        <w:tc>
+          <w:tcPr>
+            <w:tcW w:type="dxa" w:w="1080"/>
+          </w:tcPr>
+          <w:p>
+            <w:r>
+              <w:t>0.0003</w:t>
+            </w:r>
+          </w:p>
+        </w:tc>
+        <w:tc>
+          <w:tcPr>
+            <w:tcW w:type="dxa" w:w="1080"/>
+          </w:tcPr>
+          <w:p>
+            <w:r>
+              <w:t>0.9875</w:t>
+            </w:r>
+          </w:p>
+        </w:tc>
+        <w:tc>
+          <w:tcPr>
+            <w:tcW w:type="dxa" w:w="1080"/>
+          </w:tcPr>
+          <w:p>
+            <w:r>
+              <w:t>0.0124</w:t>
+            </w:r>
+          </w:p>
+        </w:tc>
+        <w:tc>
+          <w:tcPr>
+            <w:tcW w:type="dxa" w:w="1080"/>
+          </w:tcPr>
+          <w:p>
+            <w:r>
+              <w:t>0.9999</w:t>
+            </w:r>
+          </w:p>
+        </w:tc>
+      </w:tr>
+      <w:tr>
+        <w:tc>
+          <w:tcPr>
+            <w:tcW w:type="dxa" w:w="1080"/>
+            <w:vMerge/>
+          </w:tcPr>
+          <w:p/>
+        </w:tc>
+        <w:tc>
+          <w:tcPr>
+            <w:tcW w:type="dxa" w:w="1080"/>
+          </w:tcPr>
+          <w:p>
+            <w:r>
+              <w:t>Shooting ✦</w:t>
+            </w:r>
+          </w:p>
+        </w:tc>
+        <w:tc>
+          <w:tcPr>
+            <w:tcW w:type="dxa" w:w="1080"/>
+          </w:tcPr>
+          <w:p>
+            <w:r>
+              <w:t>0.2499</w:t>
+            </w:r>
+          </w:p>
+        </w:tc>
+        <w:tc>
+          <w:tcPr>
+            <w:tcW w:type="dxa" w:w="1080"/>
+          </w:tcPr>
+          <w:p>
+            <w:r>
+              <w:t>0.9987</w:t>
+            </w:r>
+          </w:p>
+        </w:tc>
+        <w:tc>
+          <w:tcPr>
+            <w:tcW w:type="dxa" w:w="1080"/>
+          </w:tcPr>
+          <w:p>
+            <w:r>
+              <w:t>0.0001</w:t>
+            </w:r>
+          </w:p>
+        </w:tc>
+        <w:tc>
+          <w:tcPr>
+            <w:tcW w:type="dxa" w:w="1080"/>
+          </w:tcPr>
+          <w:p>
+            <w:r>
+              <w:t>0.9567</w:t>
+            </w:r>
+          </w:p>
+        </w:tc>
+        <w:tc>
+          <w:tcPr>
+            <w:tcW w:type="dxa" w:w="1080"/>
+          </w:tcPr>
+          <w:p>
+            <w:r>
+              <w:t>0.2499</w:t>
+            </w:r>
+          </w:p>
+        </w:tc>
+        <w:tc>
+          <w:tcPr>
+            <w:tcW w:type="dxa" w:w="1080"/>
+          </w:tcPr>
+          <w:p>
+            <w:r>
+              <w:t>0.9995</w:t>
+            </w:r>
+          </w:p>
+        </w:tc>
+      </w:tr>
+      <w:tr>
+        <w:tc>
+          <w:tcPr>
+            <w:tcW w:type="dxa" w:w="1080"/>
+            <w:vMerge/>
+          </w:tcPr>
+          <w:p/>
+        </w:tc>
+        <w:tc>
+          <w:tcPr>
+            <w:tcW w:type="dxa" w:w="1080"/>
+          </w:tcPr>
+          <w:p>
+            <w:r>
+              <w:t>Marubozu</w:t>
+            </w:r>
+          </w:p>
+        </w:tc>
+        <w:tc>
+          <w:tcPr>
+            <w:tcW w:type="dxa" w:w="1080"/>
+          </w:tcPr>
+          <w:p>
+            <w:r>
+              <w:t>0.9987</w:t>
+            </w:r>
+          </w:p>
+        </w:tc>
+        <w:tc>
+          <w:tcPr>
+            <w:tcW w:type="dxa" w:w="1080"/>
+          </w:tcPr>
+          <w:p>
+            <w:r>
+              <w:t>0.0003</w:t>
+            </w:r>
+          </w:p>
+        </w:tc>
+        <w:tc>
+          <w:tcPr>
+            <w:tcW w:type="dxa" w:w="1080"/>
+          </w:tcPr>
+          <w:p>
+            <w:r>
+              <w:t>0.9999</w:t>
+            </w:r>
+          </w:p>
+        </w:tc>
+        <w:tc>
+          <w:tcPr>
+            <w:tcW w:type="dxa" w:w="1080"/>
+          </w:tcPr>
+          <w:p>
+            <w:r>
+              <w:t>0.0343</w:t>
+            </w:r>
+          </w:p>
+        </w:tc>
+        <w:tc>
+          <w:tcPr>
+            <w:tcW w:type="dxa" w:w="1080"/>
+          </w:tcPr>
+          <w:p>
+            <w:r>
+              <w:t>0.9987</w:t>
+            </w:r>
+          </w:p>
+        </w:tc>
+        <w:tc>
+          <w:tcPr>
+            <w:tcW w:type="dxa" w:w="1080"/>
+          </w:tcPr>
+          <w:p>
+            <w:r>
+              <w:t>0.0012</w:t>
+            </w:r>
+          </w:p>
+        </w:tc>
+      </w:tr>
+      <w:tr>
+        <w:tc>
+          <w:tcPr>
+            <w:tcW w:type="dxa" w:w="1080"/>
+            <w:vMerge w:val="restart"/>
+          </w:tcPr>
+          <w:p>
+            <w:r>
+              <w:t>4 Days</w:t>
+            </w:r>
+          </w:p>
+        </w:tc>
+        <w:tc>
+          <w:tcPr>
+            <w:tcW w:type="dxa" w:w="1080"/>
+          </w:tcPr>
+          <w:p>
+            <w:r>
+              <w:t>Hammer</w:t>
+            </w:r>
+          </w:p>
+        </w:tc>
+        <w:tc>
+          <w:tcPr>
+            <w:tcW w:type="dxa" w:w="1080"/>
+          </w:tcPr>
+          <w:p>
+            <w:r>
+              <w:t>0.1234</w:t>
+            </w:r>
+          </w:p>
+        </w:tc>
+        <w:tc>
+          <w:tcPr>
+            <w:tcW w:type="dxa" w:w="1080"/>
+          </w:tcPr>
+          <w:p>
+            <w:r>
+              <w:t>0.9990</w:t>
+            </w:r>
+          </w:p>
+        </w:tc>
+        <w:tc>
+          <w:tcPr>
+            <w:tcW w:type="dxa" w:w="1080"/>
+          </w:tcPr>
+          <w:p>
+            <w:r>
+              <w:t>0.0032</w:t>
+            </w:r>
+          </w:p>
+        </w:tc>
+        <w:tc>
+          <w:tcPr>
+            <w:tcW w:type="dxa" w:w="1080"/>
+          </w:tcPr>
+          <w:p>
+            <w:r>
+              <w:t>0.9945</w:t>
+            </w:r>
+          </w:p>
+        </w:tc>
+        <w:tc>
+          <w:tcPr>
+            <w:tcW w:type="dxa" w:w="1080"/>
+          </w:tcPr>
+          <w:p>
+            <w:r>
+              <w:t>0.0456</w:t>
+            </w:r>
+          </w:p>
+        </w:tc>
+        <w:tc>
+          <w:tcPr>
+            <w:tcW w:type="dxa" w:w="1080"/>
+          </w:tcPr>
+          <w:p>
+            <w:r>
+              <w:t>0.9998</w:t>
+            </w:r>
+          </w:p>
+        </w:tc>
+      </w:tr>
+      <w:tr>
+        <w:tc>
+          <w:tcPr>
+            <w:tcW w:type="dxa" w:w="1080"/>
+            <w:vMerge/>
+          </w:tcPr>
+          <w:p/>
+        </w:tc>
+        <w:tc>
+          <w:tcPr>
+            <w:tcW w:type="dxa" w:w="1080"/>
+          </w:tcPr>
+          <w:p>
+            <w:r>
+              <w:t>Shooting ✦</w:t>
+            </w:r>
+          </w:p>
+        </w:tc>
+        <w:tc>
+          <w:tcPr>
+            <w:tcW w:type="dxa" w:w="1080"/>
+          </w:tcPr>
+          <w:p>
+            <w:r>
+              <w:t>0.2999</w:t>
+            </w:r>
+          </w:p>
+        </w:tc>
+        <w:tc>
+          <w:tcPr>
+            <w:tcW w:type="dxa" w:w="1080"/>
+          </w:tcPr>
+          <w:p>
+            <w:r>
+              <w:t>0.9972</w:t>
+            </w:r>
+          </w:p>
+        </w:tc>
+        <w:tc>
+          <w:tcPr>
+            <w:tcW w:type="dxa" w:w="1080"/>
+          </w:tcPr>
+          <w:p>
+            <w:r>
+              <w:t>0.0021</w:t>
+            </w:r>
+          </w:p>
+        </w:tc>
+        <w:tc>
+          <w:tcPr>
+            <w:tcW w:type="dxa" w:w="1080"/>
+          </w:tcPr>
+          <w:p>
+            <w:r>
+              <w:t>0.9782</w:t>
+            </w:r>
+          </w:p>
+        </w:tc>
+        <w:tc>
+          <w:tcPr>
+            <w:tcW w:type="dxa" w:w="1080"/>
+          </w:tcPr>
+          <w:p>
+            <w:r>
+              <w:t>0.1999</w:t>
+            </w:r>
+          </w:p>
+        </w:tc>
+        <w:tc>
+          <w:tcPr>
+            <w:tcW w:type="dxa" w:w="1080"/>
+          </w:tcPr>
+          <w:p>
+            <w:r>
+              <w:t>0.9977</w:t>
+            </w:r>
+          </w:p>
+        </w:tc>
+      </w:tr>
+      <w:tr>
+        <w:tc>
+          <w:tcPr>
+            <w:tcW w:type="dxa" w:w="1080"/>
+            <w:vMerge/>
+          </w:tcPr>
+          <w:p/>
+        </w:tc>
+        <w:tc>
+          <w:tcPr>
+            <w:tcW w:type="dxa" w:w="1080"/>
+          </w:tcPr>
+          <w:p>
+            <w:r>
+              <w:t>Marubozu</w:t>
+            </w:r>
+          </w:p>
+        </w:tc>
+        <w:tc>
+          <w:tcPr>
+            <w:tcW w:type="dxa" w:w="1080"/>
+          </w:tcPr>
+          <w:p>
+            <w:r>
+              <w:t>0.9999</w:t>
+            </w:r>
+          </w:p>
+        </w:tc>
+        <w:tc>
+          <w:tcPr>
+            <w:tcW w:type="dxa" w:w="1080"/>
+          </w:tcPr>
+          <w:p>
+            <w:r>
+              <w:t>0.0009</w:t>
+            </w:r>
+          </w:p>
+        </w:tc>
+        <w:tc>
+          <w:tcPr>
+            <w:tcW w:type="dxa" w:w="1080"/>
+          </w:tcPr>
+          <w:p>
+            <w:r>
+              <w:t>0.9987</w:t>
+            </w:r>
+          </w:p>
+        </w:tc>
+        <w:tc>
+          <w:tcPr>
+            <w:tcW w:type="dxa" w:w="1080"/>
+          </w:tcPr>
+          <w:p>
+            <w:r>
+              <w:t>0.0213</w:t>
+            </w:r>
+          </w:p>
+        </w:tc>
+        <w:tc>
+          <w:tcPr>
+            <w:tcW w:type="dxa" w:w="1080"/>
+          </w:tcPr>
+          <w:p>
+            <w:r>
+              <w:t>0.9995</w:t>
+            </w:r>
+          </w:p>
+        </w:tc>
+        <w:tc>
+          <w:tcPr>
+            <w:tcW w:type="dxa" w:w="1080"/>
+          </w:tcPr>
+          <w:p>
+            <w:r>
+              <w:t>0.0045</w:t>
+            </w:r>
+          </w:p>
+        </w:tc>
+      </w:tr>
+      <w:tr>
+        <w:tc>
+          <w:tcPr>
+            <w:tcW w:type="dxa" w:w="1080"/>
+            <w:vMerge w:val="restart"/>
+          </w:tcPr>
+          <w:p>
+            <w:r>
+              <w:t>8 Days</w:t>
+            </w:r>
+          </w:p>
+        </w:tc>
+        <w:tc>
+          <w:tcPr>
+            <w:tcW w:type="dxa" w:w="1080"/>
+          </w:tcPr>
+          <w:p>
+            <w:r>
+              <w:t>Hammer</w:t>
+            </w:r>
+          </w:p>
+        </w:tc>
+        <w:tc>
+          <w:tcPr>
+            <w:tcW w:type="dxa" w:w="1080"/>
+          </w:tcPr>
+          <w:p>
+            <w:r>
+              <w:t>0.0678</w:t>
+            </w:r>
+          </w:p>
+        </w:tc>
+        <w:tc>
+          <w:tcPr>
+            <w:tcW w:type="dxa" w:w="1080"/>
+          </w:tcPr>
+          <w:p>
+            <w:r>
+              <w:t>0.9954</w:t>
+            </w:r>
+          </w:p>
+        </w:tc>
+        <w:tc>
+          <w:tcPr>
+            <w:tcW w:type="dxa" w:w="1080"/>
+          </w:tcPr>
+          <w:p>
+            <w:r>
+              <w:t>0.0054</w:t>
+            </w:r>
+          </w:p>
+        </w:tc>
+        <w:tc>
+          <w:tcPr>
+            <w:tcW w:type="dxa" w:w="1080"/>
+          </w:tcPr>
+          <w:p>
+            <w:r>
+              <w:t>0.9899</w:t>
+            </w:r>
+          </w:p>
+        </w:tc>
+        <w:tc>
+          <w:tcPr>
+            <w:tcW w:type="dxa" w:w="1080"/>
+          </w:tcPr>
+          <w:p>
+            <w:r>
+              <w:t>0.0789</w:t>
+            </w:r>
+          </w:p>
+        </w:tc>
+        <w:tc>
+          <w:tcPr>
+            <w:tcW w:type="dxa" w:w="1080"/>
+          </w:tcPr>
+          <w:p>
+            <w:r>
+              <w:t>0.9993</w:t>
+            </w:r>
+          </w:p>
+        </w:tc>
+      </w:tr>
+      <w:tr>
+        <w:tc>
+          <w:tcPr>
+            <w:tcW w:type="dxa" w:w="1080"/>
+            <w:vMerge/>
+          </w:tcPr>
+          <w:p/>
+        </w:tc>
+        <w:tc>
+          <w:tcPr>
+            <w:tcW w:type="dxa" w:w="1080"/>
+          </w:tcPr>
+          <w:p>
+            <w:r>
+              <w:t>Shooting ✦</w:t>
+            </w:r>
+          </w:p>
+        </w:tc>
+        <w:tc>
+          <w:tcPr>
+            <w:tcW w:type="dxa" w:w="1080"/>
+          </w:tcPr>
+          <w:p>
+            <w:r>
+              <w:t>0.1999</w:t>
+            </w:r>
+          </w:p>
+        </w:tc>
+        <w:tc>
+          <w:tcPr>
+            <w:tcW w:type="dxa" w:w="1080"/>
+          </w:tcPr>
+          <w:p>
+            <w:r>
+              <w:t>0.9966</w:t>
+            </w:r>
+          </w:p>
+        </w:tc>
+        <w:tc>
+          <w:tcPr>
+            <w:tcW w:type="dxa" w:w="1080"/>
+          </w:tcPr>
+          <w:p>
+            <w:r>
+              <w:t>0.0019</w:t>
+            </w:r>
+          </w:p>
+        </w:tc>
+        <w:tc>
+          <w:tcPr>
+            <w:tcW w:type="dxa" w:w="1080"/>
+          </w:tcPr>
+          <w:p>
+            <w:r>
+              <w:t>0.9654</w:t>
+            </w:r>
+          </w:p>
+        </w:tc>
+        <w:tc>
+          <w:tcPr>
+            <w:tcW w:type="dxa" w:w="1080"/>
+          </w:tcPr>
+          <w:p>
+            <w:r>
+              <w:t>0.1776</w:t>
+            </w:r>
+          </w:p>
+        </w:tc>
+        <w:tc>
+          <w:tcPr>
+            <w:tcW w:type="dxa" w:w="1080"/>
+          </w:tcPr>
+          <w:p>
+            <w:r>
+              <w:t>0.9921</w:t>
+            </w:r>
+          </w:p>
+        </w:tc>
+      </w:tr>
+      <w:tr>
+        <w:tc>
+          <w:tcPr>
+            <w:tcW w:type="dxa" w:w="1080"/>
+            <w:vMerge/>
+          </w:tcPr>
+          <w:p/>
+        </w:tc>
+        <w:tc>
+          <w:tcPr>
+            <w:tcW w:type="dxa" w:w="1080"/>
+          </w:tcPr>
+          <w:p>
+            <w:r>
+              <w:t>Marubozu</w:t>
+            </w:r>
+          </w:p>
+        </w:tc>
+        <w:tc>
+          <w:tcPr>
+            <w:tcW w:type="dxa" w:w="1080"/>
+          </w:tcPr>
+          <w:p>
+            <w:r>
+              <w:t>0.9988</w:t>
+            </w:r>
+          </w:p>
+        </w:tc>
+        <w:tc>
+          <w:tcPr>
+            <w:tcW w:type="dxa" w:w="1080"/>
+          </w:tcPr>
+          <w:p>
+            <w:r>
+              <w:t>0.0007</w:t>
+            </w:r>
+          </w:p>
+        </w:tc>
+        <w:tc>
+          <w:tcPr>
+            <w:tcW w:type="dxa" w:w="1080"/>
+          </w:tcPr>
+          <w:p>
+            <w:r>
+              <w:t>0.9994</w:t>
+            </w:r>
+          </w:p>
+        </w:tc>
+        <w:tc>
+          <w:tcPr>
+            <w:tcW w:type="dxa" w:w="1080"/>
+          </w:tcPr>
+          <w:p>
+            <w:r>
+              <w:t>0.0198</w:t>
+            </w:r>
+          </w:p>
+        </w:tc>
+        <w:tc>
+          <w:tcPr>
+            <w:tcW w:type="dxa" w:w="1080"/>
+          </w:tcPr>
+          <w:p>
+            <w:r>
+              <w:t>0.9991</w:t>
+            </w:r>
+          </w:p>
+        </w:tc>
+        <w:tc>
+          <w:tcPr>
+            <w:tcW w:type="dxa" w:w="1080"/>
+          </w:tcPr>
+          <w:p>
+            <w:r>
+              <w:t>0.0023</w:t>
+            </w:r>
+          </w:p>
+        </w:tc>
+      </w:tr>
+    </w:tbl>
+    <w:p>
+      <w:r>
         <w:t>Table 20. Chi-square test for Low Floating Stocks  in Bearish Market</w:t>
+      </w:r>
+    </w:p>
+    <w:p>
+      <w:pPr>
+        <w:pStyle w:val="Heading1"/>
+      </w:pPr>
+      <w:r>
+        <w:t>5.0 Conclusion:</w:t>
+      </w:r>
+    </w:p>
+    <w:p>
+      <w:pPr>
+        <w:pStyle w:val="Heading2"/>
+      </w:pPr>
+      <w:r>
+        <w:t>5.0.1 Summary</w:t>
+      </w:r>
+    </w:p>
+    <w:p>
+      <w:r>
+        <w:br/>
+        <w:t>This study aimed to evaluate the effectiveness of three candlestick patterns—Hammer, Shooting Star, and Marubozu—in predicting market trends across different timeframes (2 Days, 4 Days, 8 Days). The analysis was conducted using two key metrics: Hit(%), which measures the success rate of each pattern in predicting trends, and P-values, which assess the statistical significance of these predictions. The study focused on three primary trends: High, Low, and Close.</w:t>
+        <w:br/>
+        <w:br/>
+        <w:t>Descriptive Analysis</w:t>
+        <w:br/>
+        <w:t>The descriptive analysis revealed clear differences in the performance of the three patterns. Marubozu emerged as the most reliable pattern, consistently achieving a 40% Hit rate across all timeframes and metrics. This indicates that Marubozu is highly effective in predicting upward, downward, and closing trends. In contrast, Hammer showed moderate success, with Hit rates improving slightly over longer timeframes (e.g., 30%–35% in 8 Days compared to 15%–30% in 2 Days). Shooting Star was the least effective, with consistently low Hit rates of 25% across all timeframes and metrics, suggesting it is not a reliable indicator of trends.</w:t>
+        <w:br/>
+        <w:br/>
+        <w:t>Inferential Analysis</w:t>
+        <w:br/>
+        <w:t>The inferential analysis, based on P-values, provided further insights into the statistical significance of the observed trends. Marubozu consistently demonstrated strong statistical significance, with P-values near 0.9999 for Trend = Yes, indicating near-certainty in its predictions. Hammer showed moderate significance in shorter timeframes (e.g., P = 0.0003 for Low in 2 Days) but weakened over longer periods (e.g., P = 0.0789 for Close in 8 Days). Shooting Star consistently showed weak significance, with P-values near 0.9987 for Trend = No, suggesting that its predictions are likely due to random variation.</w:t>
+        <w:br/>
+        <w:br/>
+        <w:t>Key Insights</w:t>
+        <w:br/>
+        <w:t>Marubozu is the most reliable pattern, with high Hit rates and strong statistical significance across all timeframes.</w:t>
+        <w:br/>
+        <w:br/>
+        <w:t>Hammer is moderately effective, particularly in shorter timeframes, but its reliability diminishes over longer periods.</w:t>
+        <w:br/>
+        <w:br/>
+        <w:t>Shooting Star is the least reliable, with low Hit rates and weak statistical significance.</w:t>
+        <w:br/>
+        <w:br/>
+        <w:br/>
+      </w:r>
+    </w:p>
+    <w:p>
+      <w:pPr>
+        <w:pStyle w:val="Heading2"/>
+      </w:pPr>
+      <w:r>
+        <w:t>5.0.2 Conclusion</w:t>
+      </w:r>
+    </w:p>
+    <w:p>
+      <w:r>
+        <w:br/>
+        <w:t>The findings of this study provide valuable insights into the effectiveness of different candlestick patterns in predicting market trends. Marubozu stands out as the most reliable pattern, consistently delivering high Hit rates and strong statistical significance across all timeframes and metrics. This makes it an excellent tool for traders seeking accurate trend predictions. Hammer also shows promise, particularly in shorter timeframes, but its performance declines over longer periods, suggesting that it should be used with caution in extended analyses. Shooting Star, on the other hand, is the least effective pattern, with consistently low Hit rates and weak statistical significance, making it an unreliable indicator of trends.</w:t>
+        <w:br/>
+        <w:br/>
+        <w:t>The study also highlights the importance of considering timeframes when analyzing candlestick patterns. Shorter timeframes (e.g., 2 Days) tend to yield more reliable results for certain patterns like Hammer, while Marubozu maintains its effectiveness across all timeframes. This underscores the need for traders to carefully select patterns and timeframes based on their specific trading strategies and goals.</w:t>
+        <w:br/>
+        <w:br/>
+        <w:t>Overall, the results demonstrate that Marubozu is the most robust and reliable pattern for trend prediction, while Hammer and Shooting Star have limited utility. These findings provide a solid foundation for traders to make informed decisions and improve their trading strategies.</w:t>
+        <w:br/>
+        <w:br/>
+        <w:br/>
+      </w:r>
+    </w:p>
+    <w:p>
+      <w:pPr>
+        <w:pStyle w:val="Heading2"/>
+      </w:pPr>
+      <w:r>
+        <w:t>5.0.3 Recommendation</w:t>
+      </w:r>
+    </w:p>
+    <w:p>
+      <w:r>
+        <w:br/>
+        <w:t>Based on the findings of this study, the following recommendations are proposed for traders and researchers:</w:t>
+        <w:br/>
+        <w:br/>
+        <w:t>1. Prioritize Marubozu Patterns</w:t>
+        <w:br/>
+        <w:t>Marubozu patterns should be the primary focus for traders due to their consistently high Hit rates and strong statistical significance across all timeframes. These patterns are highly effective in predicting upward, downward, and closing trends, making them a valuable tool for both short-term and long-term trading strategies.</w:t>
+        <w:br/>
+        <w:br/>
+        <w:t>2. Use Hammer Patterns Cautiously</w:t>
+        <w:br/>
+        <w:t>Hammer patterns can be useful for short-term trend predictions, particularly in 2-day and 4-day timeframes. However, their reliability decreases over longer periods, so traders should use them with caution and consider additional confirmation signals when making decisions based on this pattern.</w:t>
+        <w:br/>
+        <w:br/>
+        <w:t>3. Avoid Shooting Star Patterns</w:t>
+        <w:br/>
+        <w:t>Shooting Star patterns should be avoided or used with extreme caution due to their low Hit rates and weak statistical significance. These patterns are not reliable indicators of trends and are likely to lead to inaccurate predictions.</w:t>
+        <w:br/>
+        <w:br/>
+        <w:t>4. Consider Timeframes Carefully</w:t>
+        <w:br/>
+        <w:t>Traders should carefully consider the impact of timeframes on pattern performance. Shorter timeframes (e.g., 2 Days) tend to yield more reliable results for certain patterns like Hammer, while Marubozu maintains its effectiveness across all timeframes. Selecting the appropriate timeframe is crucial for maximizing the accuracy of trend predictions.</w:t>
+        <w:br/>
+        <w:br/>
+        <w:t>5. Conduct Further Research</w:t>
+        <w:br/>
+        <w:t>Future studies should explore larger datasets and additional candlestick patterns to validate these findings and identify other reliable indicators. Researchers should also investigate the impact of external factors, such as market volatility and economic events, on the performance of candlestick patterns.</w:t>
+        <w:br/>
+        <w:br/>
+        <w:t>6. Develop Trading Strategies</w:t>
+        <w:br/>
+        <w:t>Traders should develop and test trading strategies that incorporate the insights from this study. For example, strategies that prioritize Marubozu patterns and use Hammer patterns selectively in shorter timeframes are likely to yield better results. Backtesting these strategies on historical data can help refine their effectiveness.</w:t>
+        <w:br/>
+        <w:br/>
+        <w:t>7. Educate Traders</w:t>
+        <w:br/>
+        <w:t>Educational programs and resources should emphasize the importance of understanding candlestick patterns and their performance across different timeframes. Traders should be trained to recognize reliable patterns like Marubozu and avoid less reliable ones like Shooting Star.</w:t>
+        <w:br/>
+        <w:br/>
+        <w:br/>
       </w:r>
     </w:p>
     <w:sectPr>

--- a/src/steps/docx_output/thesis.docx
+++ b/src/steps/docx_output/thesis.docx
@@ -2,6 +2,258 @@
 <file path=word/document.xml><?xml version="1.0" encoding="utf-8"?>
 <w:document xmlns:wpc="http://schemas.microsoft.com/office/word/2010/wordprocessingCanvas" xmlns:mo="http://schemas.microsoft.com/office/mac/office/2008/main" xmlns:mc="http://schemas.openxmlformats.org/markup-compatibility/2006" xmlns:mv="urn:schemas-microsoft-com:mac:vml" xmlns:o="urn:schemas-microsoft-com:office:office" xmlns:r="http://schemas.openxmlformats.org/officeDocument/2006/relationships" xmlns:m="http://schemas.openxmlformats.org/officeDocument/2006/math" xmlns:v="urn:schemas-microsoft-com:vml" xmlns:wp14="http://schemas.microsoft.com/office/word/2010/wordprocessingDrawing" xmlns:wp="http://schemas.openxmlformats.org/drawingml/2006/wordprocessingDrawing" xmlns:w10="urn:schemas-microsoft-com:office:word" xmlns:w="http://schemas.openxmlformats.org/wordprocessingml/2006/main" xmlns:w14="http://schemas.microsoft.com/office/word/2010/wordml" xmlns:wpg="http://schemas.microsoft.com/office/word/2010/wordprocessingGroup" xmlns:wpi="http://schemas.microsoft.com/office/word/2010/wordprocessingInk" xmlns:wne="http://schemas.microsoft.com/office/word/2006/wordml" xmlns:wps="http://schemas.microsoft.com/office/word/2010/wordprocessingShape" mc:Ignorable="w14 wp14">
   <w:body>
+    <w:p>
+      <w:pPr>
+        <w:pStyle w:val="Title"/>
+      </w:pPr>
+      <w:r>
+        <w:t>Document Title</w:t>
+      </w:r>
+    </w:p>
+    <w:p>
+      <w:r>
+        <w:t>This is a simple paragraph.</w:t>
+      </w:r>
+    </w:p>
+    <w:p>
+      <w:pPr>
+        <w:pStyle w:val="ListBullet"/>
+      </w:pPr>
+      <w:r>
+        <w:t>First item in the list</w:t>
+      </w:r>
+    </w:p>
+    <w:p>
+      <w:pPr>
+        <w:pStyle w:val="ListBullet"/>
+      </w:pPr>
+      <w:r>
+        <w:t>Second item in the list</w:t>
+      </w:r>
+    </w:p>
+    <w:p>
+      <w:pPr>
+        <w:pStyle w:val="ListNumber"/>
+      </w:pPr>
+      <w:r>
+        <w:t>First item in the numbered list</w:t>
+      </w:r>
+    </w:p>
+    <w:p>
+      <w:pPr>
+        <w:pStyle w:val="ListNumber"/>
+      </w:pPr>
+      <w:r>
+        <w:t>Second item in the numbered list</w:t>
+      </w:r>
+    </w:p>
+    <w:tbl>
+      <w:tblPr>
+        <w:tblStyle w:val="TableGrid"/>
+        <w:tblW w:type="auto" w:w="0"/>
+        <w:tblLook w:firstColumn="1" w:firstRow="1" w:lastColumn="0" w:lastRow="0" w:noHBand="0" w:noVBand="1" w:val="04A0"/>
+      </w:tblPr>
+      <w:tblGrid>
+        <w:gridCol w:w="4320"/>
+        <w:gridCol w:w="4320"/>
+      </w:tblGrid>
+      <w:tr>
+        <w:tc>
+          <w:tcPr>
+            <w:tcW w:type="dxa" w:w="4320"/>
+          </w:tcPr>
+          <w:p>
+            <w:r>
+              <w:rPr>
+                <w:b/>
+                <w:color w:val="0000FF"/>
+              </w:rPr>
+              <w:t>Name</w:t>
+            </w:r>
+          </w:p>
+        </w:tc>
+        <w:tc>
+          <w:tcPr>
+            <w:tcW w:type="dxa" w:w="4320"/>
+          </w:tcPr>
+          <w:p>
+            <w:r>
+              <w:rPr>
+                <w:b/>
+                <w:color w:val="0000FF"/>
+              </w:rPr>
+              <w:t>Age</w:t>
+            </w:r>
+          </w:p>
+        </w:tc>
+      </w:tr>
+      <w:tr>
+        <w:tc>
+          <w:tcPr>
+            <w:tcW w:type="dxa" w:w="4320"/>
+          </w:tcPr>
+          <w:p>
+            <w:r>
+              <w:t>John Doe</w:t>
+            </w:r>
+          </w:p>
+        </w:tc>
+        <w:tc>
+          <w:tcPr>
+            <w:tcW w:type="dxa" w:w="4320"/>
+          </w:tcPr>
+          <w:p>
+            <w:r>
+              <w:t>30</w:t>
+            </w:r>
+          </w:p>
+        </w:tc>
+      </w:tr>
+    </w:tbl>
+    <w:p>
+      <w:r>
+        <w:drawing>
+          <wp:inline xmlns:a="http://schemas.openxmlformats.org/drawingml/2006/main" xmlns:pic="http://schemas.openxmlformats.org/drawingml/2006/picture">
+            <wp:extent cx="3657600" cy="2743200"/>
+            <wp:docPr id="1" name="Picture 1"/>
+            <wp:cNvGraphicFramePr>
+              <a:graphicFrameLocks noChangeAspect="1"/>
+            </wp:cNvGraphicFramePr>
+            <a:graphic>
+              <a:graphicData uri="http://schemas.openxmlformats.org/drawingml/2006/picture">
+                <pic:pic>
+                  <pic:nvPicPr>
+                    <pic:cNvPr id="0" name="image.png"/>
+                    <pic:cNvPicPr/>
+                  </pic:nvPicPr>
+                  <pic:blipFill>
+                    <a:blip r:embed="rId9"/>
+                    <a:stretch>
+                      <a:fillRect/>
+                    </a:stretch>
+                  </pic:blipFill>
+                  <pic:spPr>
+                    <a:xfrm>
+                      <a:off x="0" y="0"/>
+                      <a:ext cx="3657600" cy="2743200"/>
+                    </a:xfrm>
+                    <a:prstGeom prst="rect"/>
+                  </pic:spPr>
+                </pic:pic>
+              </a:graphicData>
+            </a:graphic>
+          </wp:inline>
+        </w:drawing>
+      </w:r>
+    </w:p>
+    <w:p>
+      <w:r>
+        <w:drawing>
+          <wp:inline xmlns:a="http://schemas.openxmlformats.org/drawingml/2006/main" xmlns:pic="http://schemas.openxmlformats.org/drawingml/2006/picture">
+            <wp:extent cx="3657600" cy="2743200"/>
+            <wp:docPr id="2" name="Picture 2"/>
+            <wp:cNvGraphicFramePr>
+              <a:graphicFrameLocks noChangeAspect="1"/>
+            </wp:cNvGraphicFramePr>
+            <a:graphic>
+              <a:graphicData uri="http://schemas.openxmlformats.org/drawingml/2006/picture">
+                <pic:pic>
+                  <pic:nvPicPr>
+                    <pic:cNvPr id="0" name="image.png"/>
+                    <pic:cNvPicPr/>
+                  </pic:nvPicPr>
+                  <pic:blipFill>
+                    <a:blip r:embed="rId10"/>
+                    <a:stretch>
+                      <a:fillRect/>
+                    </a:stretch>
+                  </pic:blipFill>
+                  <pic:spPr>
+                    <a:xfrm>
+                      <a:off x="0" y="0"/>
+                      <a:ext cx="3657600" cy="2743200"/>
+                    </a:xfrm>
+                    <a:prstGeom prst="rect"/>
+                  </pic:spPr>
+                </pic:pic>
+              </a:graphicData>
+            </a:graphic>
+          </wp:inline>
+        </w:drawing>
+      </w:r>
+    </w:p>
+    <w:p>
+      <w:r>
+        <w:drawing>
+          <wp:inline xmlns:a="http://schemas.openxmlformats.org/drawingml/2006/main" xmlns:pic="http://schemas.openxmlformats.org/drawingml/2006/picture">
+            <wp:extent cx="3657600" cy="2743200"/>
+            <wp:docPr id="3" name="Picture 3"/>
+            <wp:cNvGraphicFramePr>
+              <a:graphicFrameLocks noChangeAspect="1"/>
+            </wp:cNvGraphicFramePr>
+            <a:graphic>
+              <a:graphicData uri="http://schemas.openxmlformats.org/drawingml/2006/picture">
+                <pic:pic>
+                  <pic:nvPicPr>
+                    <pic:cNvPr id="0" name="image.png"/>
+                    <pic:cNvPicPr/>
+                  </pic:nvPicPr>
+                  <pic:blipFill>
+                    <a:blip r:embed="rId11"/>
+                    <a:stretch>
+                      <a:fillRect/>
+                    </a:stretch>
+                  </pic:blipFill>
+                  <pic:spPr>
+                    <a:xfrm>
+                      <a:off x="0" y="0"/>
+                      <a:ext cx="3657600" cy="2743200"/>
+                    </a:xfrm>
+                    <a:prstGeom prst="rect"/>
+                  </pic:spPr>
+                </pic:pic>
+              </a:graphicData>
+            </a:graphic>
+          </wp:inline>
+        </w:drawing>
+      </w:r>
+    </w:p>
+    <w:p>
+      <w:r>
+        <w:drawing>
+          <wp:inline xmlns:a="http://schemas.openxmlformats.org/drawingml/2006/main" xmlns:pic="http://schemas.openxmlformats.org/drawingml/2006/picture">
+            <wp:extent cx="3657600" cy="2743200"/>
+            <wp:docPr id="4" name="Picture 4"/>
+            <wp:cNvGraphicFramePr>
+              <a:graphicFrameLocks noChangeAspect="1"/>
+            </wp:cNvGraphicFramePr>
+            <a:graphic>
+              <a:graphicData uri="http://schemas.openxmlformats.org/drawingml/2006/picture">
+                <pic:pic>
+                  <pic:nvPicPr>
+                    <pic:cNvPr id="0" name="image.png"/>
+                    <pic:cNvPicPr/>
+                  </pic:nvPicPr>
+                  <pic:blipFill>
+                    <a:blip r:embed="rId12"/>
+                    <a:stretch>
+                      <a:fillRect/>
+                    </a:stretch>
+                  </pic:blipFill>
+                  <pic:spPr>
+                    <a:xfrm>
+                      <a:off x="0" y="0"/>
+                      <a:ext cx="3657600" cy="2743200"/>
+                    </a:xfrm>
+                    <a:prstGeom prst="rect"/>
+                  </pic:spPr>
+                </pic:pic>
+              </a:graphicData>
+            </a:graphic>
+          </wp:inline>
+        </w:drawing>
+      </w:r>
+    </w:p>
     <w:p>
       <w:pPr>
         <w:pStyle w:val="Heading1"/>
@@ -112,7 +364,7 @@
     </w:p>
     <w:p>
       <w:r>
-        <w:t xml:space="preserve">  - BPCL - details of the ticker and reason of selection goes here</w:t>
+        <w:t xml:space="preserve">  - UPPER - details of the ticker and reason of selection goes here</w:t>
       </w:r>
     </w:p>
     <w:p>
@@ -122,7 +374,7 @@
     </w:p>
     <w:p>
       <w:r>
-        <w:t xml:space="preserve">  - CHCL - details of the ticker and reason of selection goes here</w:t>
+        <w:t xml:space="preserve">  - API - details of the ticker and reason of selection goes here</w:t>
       </w:r>
     </w:p>
     <w:p>
@@ -3470,7 +3722,7 @@
     </w:tbl>
     <w:p>
       <w:r>
-        <w:t>Table 2. Candles Observation for Hydro Stocks in Bullish Market</w:t>
+        <w:t>Table 2. Candles Observation for Banks Stocks in Bearish Market</w:t>
       </w:r>
     </w:p>
     <w:p>
@@ -5015,7 +5267,7 @@
     </w:tbl>
     <w:p>
       <w:r>
-        <w:t>Table 3. Candles Observation for Microfinance Stocks in Bullish Market</w:t>
+        <w:t>Table 3. Candles Observation for Hydro Stocks in Bullish Market</w:t>
       </w:r>
     </w:p>
     <w:p>
@@ -6560,7 +6812,7 @@
     </w:tbl>
     <w:p>
       <w:r>
-        <w:t>Table 4. Candles Observation for Expensive Stocks in Bullish Market</w:t>
+        <w:t>Table 4. Candles Observation for Hydro Stocks in Bearish Market</w:t>
       </w:r>
     </w:p>
     <w:p>
@@ -8105,7 +8357,7 @@
     </w:tbl>
     <w:p>
       <w:r>
-        <w:t>Table 5. Candles Observation for Low Floating Stocks in Bullish Market</w:t>
+        <w:t>Table 5. Candles Observation for Microfinance Stocks in Bullish Market</w:t>
       </w:r>
     </w:p>
     <w:p>
@@ -9650,7 +9902,7 @@
     </w:tbl>
     <w:p>
       <w:r>
-        <w:t>Table 6. Candles Observation for Banks Stocks in Bearish Market</w:t>
+        <w:t>Table 6. Candles Observation for Microfinance Stocks in Bearish Market</w:t>
       </w:r>
     </w:p>
     <w:p>
@@ -11195,7 +11447,7 @@
     </w:tbl>
     <w:p>
       <w:r>
-        <w:t>Table 7. Candles Observation for Hydro Stocks in Bearish Market</w:t>
+        <w:t>Table 7. Candles Observation for Expensive Stocks in Bullish Market</w:t>
       </w:r>
     </w:p>
     <w:p>
@@ -12740,7 +12992,7 @@
     </w:tbl>
     <w:p>
       <w:r>
-        <w:t>Table 8. Candles Observation for Microfinance Stocks in Bearish Market</w:t>
+        <w:t>Table 8. Candles Observation for Expensive Stocks in Bearish Market</w:t>
       </w:r>
     </w:p>
     <w:p>
@@ -14285,7 +14537,7 @@
     </w:tbl>
     <w:p>
       <w:r>
-        <w:t>Table 9. Candles Observation for Expensive Stocks in Bearish Market</w:t>
+        <w:t>Table 9. Candles Observation for Low Floating Stocks in Bullish Market</w:t>
       </w:r>
     </w:p>
     <w:p>
@@ -17664,7 +17916,7 @@
     </w:tbl>
     <w:p>
       <w:r>
-        <w:t>Table 12. Chi-square test for Hydro Stocks  in Bullish Market</w:t>
+        <w:t>Table 12. Chi-square test for Banks Stocks  in Bearish Market</w:t>
       </w:r>
     </w:p>
     <w:p>
@@ -18577,7 +18829,7 @@
     </w:tbl>
     <w:p>
       <w:r>
-        <w:t>Table 13. Chi-square test for Microfinance Stocks  in Bullish Market</w:t>
+        <w:t>Table 13. Chi-square test for Hydro Stocks  in Bullish Market</w:t>
       </w:r>
     </w:p>
     <w:p>
@@ -19490,7 +19742,7 @@
     </w:tbl>
     <w:p>
       <w:r>
-        <w:t>Table 14. Chi-square test for Expensive Stocks  in Bullish Market</w:t>
+        <w:t>Table 14. Chi-square test for Hydro Stocks  in Bearish Market</w:t>
       </w:r>
     </w:p>
     <w:p>
@@ -20403,7 +20655,7 @@
     </w:tbl>
     <w:p>
       <w:r>
-        <w:t>Table 15. Chi-square test for Low Floating Stocks  in Bullish Market</w:t>
+        <w:t>Table 15. Chi-square test for Microfinance Stocks  in Bullish Market</w:t>
       </w:r>
     </w:p>
     <w:p>
@@ -21316,7 +21568,7 @@
     </w:tbl>
     <w:p>
       <w:r>
-        <w:t>Table 16. Chi-square test for Banks Stocks  in Bearish Market</w:t>
+        <w:t>Table 16. Chi-square test for Microfinance Stocks  in Bearish Market</w:t>
       </w:r>
     </w:p>
     <w:p>
@@ -22229,7 +22481,7 @@
     </w:tbl>
     <w:p>
       <w:r>
-        <w:t>Table 17. Chi-square test for Hydro Stocks  in Bearish Market</w:t>
+        <w:t>Table 17. Chi-square test for Expensive Stocks  in Bullish Market</w:t>
       </w:r>
     </w:p>
     <w:p>
@@ -23142,7 +23394,7 @@
     </w:tbl>
     <w:p>
       <w:r>
-        <w:t>Table 18. Chi-square test for Microfinance Stocks  in Bearish Market</w:t>
+        <w:t>Table 18. Chi-square test for Expensive Stocks  in Bearish Market</w:t>
       </w:r>
     </w:p>
     <w:p>
@@ -24055,7 +24307,7 @@
     </w:tbl>
     <w:p>
       <w:r>
-        <w:t>Table 19. Chi-square test for Expensive Stocks  in Bearish Market</w:t>
+        <w:t>Table 19. Chi-square test for Low Floating Stocks  in Bullish Market</w:t>
       </w:r>
     </w:p>
     <w:p>
@@ -25092,6 +25344,493 @@
         <w:br/>
       </w:r>
     </w:p>
+    <w:sectPr>
+      <w:pgSz w:w="12240" w:h="15840"/>
+      <w:pgMar w:top="1440" w:right="1800" w:bottom="1440" w:left="1800" w:header="720" w:footer="720" w:gutter="0"/>
+      <w:cols w:space="720"/>
+      <w:docGrid w:linePitch="360"/>
+    </w:sectPr>
+    <w:tbl>
+      <w:tblPr>
+        <w:tblStyle w:val="TableGrid"/>
+        <w:tblW w:type="auto" w:w="0"/>
+        <w:tblLook w:firstColumn="1" w:firstRow="1" w:lastColumn="0" w:lastRow="0" w:noHBand="0" w:noVBand="1" w:val="04A0"/>
+      </w:tblPr>
+      <w:tblGrid>
+        <w:gridCol w:w="4320"/>
+        <w:gridCol w:w="4320"/>
+      </w:tblGrid>
+      <w:tr>
+        <w:tc>
+          <w:tcPr>
+            <w:tcW w:type="dxa" w:w="4320"/>
+          </w:tcPr>
+          <w:p>
+            <w:r>
+              <w:rPr>
+                <w:b/>
+                <w:color w:val="0000FF"/>
+              </w:rPr>
+              <w:t>Index</w:t>
+            </w:r>
+          </w:p>
+        </w:tc>
+        <w:tc>
+          <w:tcPr>
+            <w:tcW w:type="dxa" w:w="4320"/>
+          </w:tcPr>
+          <w:p>
+            <w:r>
+              <w:rPr>
+                <w:b/>
+                <w:color w:val="0000FF"/>
+              </w:rPr>
+              <w:t>Description</w:t>
+            </w:r>
+          </w:p>
+        </w:tc>
+      </w:tr>
+      <w:tr>
+        <w:tc>
+          <w:tcPr>
+            <w:tcW w:type="dxa" w:w="4320"/>
+          </w:tcPr>
+          <w:p>
+            <w:r>
+              <w:t>1</w:t>
+            </w:r>
+          </w:p>
+        </w:tc>
+        <w:tc>
+          <w:tcPr>
+            <w:tcW w:type="dxa" w:w="4320"/>
+          </w:tcPr>
+          <w:p>
+            <w:r>
+              <w:t>Description for item 1</w:t>
+            </w:r>
+          </w:p>
+        </w:tc>
+      </w:tr>
+      <w:tr>
+        <w:tc>
+          <w:tcPr>
+            <w:tcW w:type="dxa" w:w="4320"/>
+          </w:tcPr>
+          <w:p>
+            <w:r>
+              <w:t>2</w:t>
+            </w:r>
+          </w:p>
+        </w:tc>
+        <w:tc>
+          <w:tcPr>
+            <w:tcW w:type="dxa" w:w="4320"/>
+          </w:tcPr>
+          <w:p>
+            <w:r>
+              <w:t>Description for item 2</w:t>
+            </w:r>
+          </w:p>
+        </w:tc>
+      </w:tr>
+      <w:tr>
+        <w:tc>
+          <w:tcPr>
+            <w:tcW w:type="dxa" w:w="4320"/>
+          </w:tcPr>
+          <w:p>
+            <w:r>
+              <w:t>3</w:t>
+            </w:r>
+          </w:p>
+        </w:tc>
+        <w:tc>
+          <w:tcPr>
+            <w:tcW w:type="dxa" w:w="4320"/>
+          </w:tcPr>
+          <w:p>
+            <w:r>
+              <w:t>Description for item 3</w:t>
+            </w:r>
+          </w:p>
+        </w:tc>
+      </w:tr>
+      <w:tr>
+        <w:tc>
+          <w:tcPr>
+            <w:tcW w:type="dxa" w:w="4320"/>
+          </w:tcPr>
+          <w:p>
+            <w:r>
+              <w:t>4</w:t>
+            </w:r>
+          </w:p>
+        </w:tc>
+        <w:tc>
+          <w:tcPr>
+            <w:tcW w:type="dxa" w:w="4320"/>
+          </w:tcPr>
+          <w:p>
+            <w:r>
+              <w:t>Description for item 4</w:t>
+            </w:r>
+          </w:p>
+        </w:tc>
+      </w:tr>
+      <w:tr>
+        <w:tc>
+          <w:tcPr>
+            <w:tcW w:type="dxa" w:w="4320"/>
+          </w:tcPr>
+          <w:p>
+            <w:r>
+              <w:t>5</w:t>
+            </w:r>
+          </w:p>
+        </w:tc>
+        <w:tc>
+          <w:tcPr>
+            <w:tcW w:type="dxa" w:w="4320"/>
+          </w:tcPr>
+          <w:p>
+            <w:r>
+              <w:t>Description for item 5</w:t>
+            </w:r>
+          </w:p>
+        </w:tc>
+      </w:tr>
+      <w:tr>
+        <w:tc>
+          <w:tcPr>
+            <w:tcW w:type="dxa" w:w="4320"/>
+          </w:tcPr>
+          <w:p>
+            <w:r>
+              <w:t>6</w:t>
+            </w:r>
+          </w:p>
+        </w:tc>
+        <w:tc>
+          <w:tcPr>
+            <w:tcW w:type="dxa" w:w="4320"/>
+          </w:tcPr>
+          <w:p>
+            <w:r>
+              <w:t>Description for item 6</w:t>
+            </w:r>
+          </w:p>
+        </w:tc>
+      </w:tr>
+      <w:tr>
+        <w:tc>
+          <w:tcPr>
+            <w:tcW w:type="dxa" w:w="4320"/>
+          </w:tcPr>
+          <w:p>
+            <w:r>
+              <w:t>7</w:t>
+            </w:r>
+          </w:p>
+        </w:tc>
+        <w:tc>
+          <w:tcPr>
+            <w:tcW w:type="dxa" w:w="4320"/>
+          </w:tcPr>
+          <w:p>
+            <w:r>
+              <w:t>Description for item 7</w:t>
+            </w:r>
+          </w:p>
+        </w:tc>
+      </w:tr>
+      <w:tr>
+        <w:tc>
+          <w:tcPr>
+            <w:tcW w:type="dxa" w:w="4320"/>
+          </w:tcPr>
+          <w:p>
+            <w:r>
+              <w:t>8</w:t>
+            </w:r>
+          </w:p>
+        </w:tc>
+        <w:tc>
+          <w:tcPr>
+            <w:tcW w:type="dxa" w:w="4320"/>
+          </w:tcPr>
+          <w:p>
+            <w:r>
+              <w:t>Description for item 8</w:t>
+            </w:r>
+          </w:p>
+        </w:tc>
+      </w:tr>
+      <w:tr>
+        <w:tc>
+          <w:tcPr>
+            <w:tcW w:type="dxa" w:w="4320"/>
+          </w:tcPr>
+          <w:p>
+            <w:r>
+              <w:t>9</w:t>
+            </w:r>
+          </w:p>
+        </w:tc>
+        <w:tc>
+          <w:tcPr>
+            <w:tcW w:type="dxa" w:w="4320"/>
+          </w:tcPr>
+          <w:p>
+            <w:r>
+              <w:t>Description for item 9</w:t>
+            </w:r>
+          </w:p>
+        </w:tc>
+      </w:tr>
+      <w:tr>
+        <w:tc>
+          <w:tcPr>
+            <w:tcW w:type="dxa" w:w="4320"/>
+          </w:tcPr>
+          <w:p>
+            <w:r>
+              <w:t>10</w:t>
+            </w:r>
+          </w:p>
+        </w:tc>
+        <w:tc>
+          <w:tcPr>
+            <w:tcW w:type="dxa" w:w="4320"/>
+          </w:tcPr>
+          <w:p>
+            <w:r>
+              <w:t>Description for item 10</w:t>
+            </w:r>
+          </w:p>
+        </w:tc>
+      </w:tr>
+      <w:tr>
+        <w:tc>
+          <w:tcPr>
+            <w:tcW w:type="dxa" w:w="4320"/>
+          </w:tcPr>
+          <w:p>
+            <w:r>
+              <w:t>11</w:t>
+            </w:r>
+          </w:p>
+        </w:tc>
+        <w:tc>
+          <w:tcPr>
+            <w:tcW w:type="dxa" w:w="4320"/>
+          </w:tcPr>
+          <w:p>
+            <w:r>
+              <w:t>Description for item 11</w:t>
+            </w:r>
+          </w:p>
+        </w:tc>
+      </w:tr>
+      <w:tr>
+        <w:tc>
+          <w:tcPr>
+            <w:tcW w:type="dxa" w:w="4320"/>
+          </w:tcPr>
+          <w:p>
+            <w:r>
+              <w:t>12</w:t>
+            </w:r>
+          </w:p>
+        </w:tc>
+        <w:tc>
+          <w:tcPr>
+            <w:tcW w:type="dxa" w:w="4320"/>
+          </w:tcPr>
+          <w:p>
+            <w:r>
+              <w:t>Description for item 12</w:t>
+            </w:r>
+          </w:p>
+        </w:tc>
+      </w:tr>
+      <w:tr>
+        <w:tc>
+          <w:tcPr>
+            <w:tcW w:type="dxa" w:w="4320"/>
+          </w:tcPr>
+          <w:p>
+            <w:r>
+              <w:t>13</w:t>
+            </w:r>
+          </w:p>
+        </w:tc>
+        <w:tc>
+          <w:tcPr>
+            <w:tcW w:type="dxa" w:w="4320"/>
+          </w:tcPr>
+          <w:p>
+            <w:r>
+              <w:t>Description for item 13</w:t>
+            </w:r>
+          </w:p>
+        </w:tc>
+      </w:tr>
+      <w:tr>
+        <w:tc>
+          <w:tcPr>
+            <w:tcW w:type="dxa" w:w="4320"/>
+          </w:tcPr>
+          <w:p>
+            <w:r>
+              <w:t>14</w:t>
+            </w:r>
+          </w:p>
+        </w:tc>
+        <w:tc>
+          <w:tcPr>
+            <w:tcW w:type="dxa" w:w="4320"/>
+          </w:tcPr>
+          <w:p>
+            <w:r>
+              <w:t>Description for item 14</w:t>
+            </w:r>
+          </w:p>
+        </w:tc>
+      </w:tr>
+      <w:tr>
+        <w:tc>
+          <w:tcPr>
+            <w:tcW w:type="dxa" w:w="4320"/>
+          </w:tcPr>
+          <w:p>
+            <w:r>
+              <w:t>15</w:t>
+            </w:r>
+          </w:p>
+        </w:tc>
+        <w:tc>
+          <w:tcPr>
+            <w:tcW w:type="dxa" w:w="4320"/>
+          </w:tcPr>
+          <w:p>
+            <w:r>
+              <w:t>Description for item 15</w:t>
+            </w:r>
+          </w:p>
+        </w:tc>
+      </w:tr>
+      <w:tr>
+        <w:tc>
+          <w:tcPr>
+            <w:tcW w:type="dxa" w:w="4320"/>
+          </w:tcPr>
+          <w:p>
+            <w:r>
+              <w:t>16</w:t>
+            </w:r>
+          </w:p>
+        </w:tc>
+        <w:tc>
+          <w:tcPr>
+            <w:tcW w:type="dxa" w:w="4320"/>
+          </w:tcPr>
+          <w:p>
+            <w:r>
+              <w:t>Description for item 16</w:t>
+            </w:r>
+          </w:p>
+        </w:tc>
+      </w:tr>
+      <w:tr>
+        <w:tc>
+          <w:tcPr>
+            <w:tcW w:type="dxa" w:w="4320"/>
+          </w:tcPr>
+          <w:p>
+            <w:r>
+              <w:t>17</w:t>
+            </w:r>
+          </w:p>
+        </w:tc>
+        <w:tc>
+          <w:tcPr>
+            <w:tcW w:type="dxa" w:w="4320"/>
+          </w:tcPr>
+          <w:p>
+            <w:r>
+              <w:t>Description for item 17</w:t>
+            </w:r>
+          </w:p>
+        </w:tc>
+      </w:tr>
+      <w:tr>
+        <w:tc>
+          <w:tcPr>
+            <w:tcW w:type="dxa" w:w="4320"/>
+          </w:tcPr>
+          <w:p>
+            <w:r>
+              <w:t>18</w:t>
+            </w:r>
+          </w:p>
+        </w:tc>
+        <w:tc>
+          <w:tcPr>
+            <w:tcW w:type="dxa" w:w="4320"/>
+          </w:tcPr>
+          <w:p>
+            <w:r>
+              <w:t>Description for item 18</w:t>
+            </w:r>
+          </w:p>
+        </w:tc>
+      </w:tr>
+      <w:tr>
+        <w:tc>
+          <w:tcPr>
+            <w:tcW w:type="dxa" w:w="4320"/>
+          </w:tcPr>
+          <w:p>
+            <w:r>
+              <w:t>19</w:t>
+            </w:r>
+          </w:p>
+        </w:tc>
+        <w:tc>
+          <w:tcPr>
+            <w:tcW w:type="dxa" w:w="4320"/>
+          </w:tcPr>
+          <w:p>
+            <w:r>
+              <w:t>Description for item 19</w:t>
+            </w:r>
+          </w:p>
+        </w:tc>
+      </w:tr>
+      <w:tr>
+        <w:tc>
+          <w:tcPr>
+            <w:tcW w:type="dxa" w:w="4320"/>
+          </w:tcPr>
+          <w:p>
+            <w:r>
+              <w:t>20</w:t>
+            </w:r>
+          </w:p>
+        </w:tc>
+        <w:tc>
+          <w:tcPr>
+            <w:tcW w:type="dxa" w:w="4320"/>
+          </w:tcPr>
+          <w:p>
+            <w:r>
+              <w:t>Description for item 20</w:t>
+            </w:r>
+          </w:p>
+        </w:tc>
+      </w:tr>
+    </w:tbl>
     <w:sectPr>
       <w:pgSz w:w="12240" w:h="15840"/>
       <w:pgMar w:top="1440" w:right="1800" w:bottom="1440" w:left="1800" w:header="720" w:footer="720" w:gutter="0"/>

--- a/src/steps/docx_output/thesis.docx
+++ b/src/steps/docx_output/thesis.docx
@@ -274,12 +274,7 @@
     </w:p>
     <w:p>
       <w:r>
-        <w:t>2. Evening Star - details about the particular candlestick goes here</w:t>
-      </w:r>
-    </w:p>
-    <w:p>
-      <w:r>
-        <w:t>3. Marubozu - details about the particular candlestick goes here</w:t>
+        <w:t>2. Shooting Star - details about the particular candlestick goes here</w:t>
       </w:r>
     </w:p>
     <w:p>
@@ -313,27 +308,77 @@
     </w:p>
     <w:p>
       <w:r>
-        <w:t xml:space="preserve">  - NABIL - details of the ticker and reason of selection goes here</w:t>
+        <w:t xml:space="preserve">  - NABIL : Nabil Bank Limited - details of the ticker and reason of selection goes here</w:t>
       </w:r>
     </w:p>
     <w:p>
       <w:r>
-        <w:t xml:space="preserve">  - NIB - details of the ticker and reason of selection goes here</w:t>
+        <w:t xml:space="preserve">  - NICA : NIC Asia Bank Limited - details of the ticker and reason of selection goes here</w:t>
       </w:r>
     </w:p>
     <w:p>
       <w:r>
-        <w:t xml:space="preserve">  - NICA - details of the ticker and reason of selection goes here</w:t>
+        <w:t xml:space="preserve">  - SCB : Standard Chartered Bank Nepal - details of the ticker and reason of selection goes here</w:t>
       </w:r>
     </w:p>
     <w:p>
       <w:r>
-        <w:t xml:space="preserve">  - EBL - details of the ticker and reason of selection goes here</w:t>
+        <w:t xml:space="preserve">  - HBL : Himalayan Bank Limited - details of the ticker and reason of selection goes here</w:t>
       </w:r>
     </w:p>
     <w:p>
       <w:r>
-        <w:t xml:space="preserve">  - GBIME - details of the ticker and reason of selection goes here</w:t>
+        <w:t xml:space="preserve">  - EBL : Everest Bank Limited - details of the ticker and reason of selection goes here</w:t>
+      </w:r>
+    </w:p>
+    <w:p>
+      <w:r>
+        <w:t xml:space="preserve">  - GBIME : Global IME Bank Limited - details of the ticker and reason of selection goes here</w:t>
+      </w:r>
+    </w:p>
+    <w:p>
+      <w:r>
+        <w:t xml:space="preserve">  - MBL : Machhapuchchhre Bank Limited - details of the ticker and reason of selection goes here</w:t>
+      </w:r>
+    </w:p>
+    <w:p>
+      <w:r>
+        <w:t xml:space="preserve">  - SBL : Siddhartha Bank Limited - details of the ticker and reason of selection goes here</w:t>
+      </w:r>
+    </w:p>
+    <w:p>
+      <w:r>
+        <w:t xml:space="preserve">  - PRVU : Prabhu Bank Limited - details of the ticker and reason of selection goes here</w:t>
+      </w:r>
+    </w:p>
+    <w:p>
+      <w:r>
+        <w:t xml:space="preserve">  - CZBIL : Citizens Bank International Limited - details of the ticker and reason of selection goes here</w:t>
+      </w:r>
+    </w:p>
+    <w:p>
+      <w:r>
+        <w:t xml:space="preserve">  - LBL : Laxmi Bank Limited - details of the ticker and reason of selection goes here</w:t>
+      </w:r>
+    </w:p>
+    <w:p>
+      <w:r>
+        <w:t xml:space="preserve">  - ADBL : Agriculture Development Bank Limited - details of the ticker and reason of selection goes here</w:t>
+      </w:r>
+    </w:p>
+    <w:p>
+      <w:r>
+        <w:t xml:space="preserve">  - SBI : State Bank of India Nepal - details of the ticker and reason of selection goes here</w:t>
+      </w:r>
+    </w:p>
+    <w:p>
+      <w:r>
+        <w:t xml:space="preserve">  - SANIMA : Sanima Bank Limited - details of the ticker and reason of selection goes here</w:t>
+      </w:r>
+    </w:p>
+    <w:p>
+      <w:r>
+        <w:t xml:space="preserve">  - KBL : Kumari Bank Limited - details of the ticker and reason of selection goes here</w:t>
       </w:r>
     </w:p>
     <w:p>
@@ -359,27 +404,82 @@
     </w:p>
     <w:p>
       <w:r>
-        <w:t xml:space="preserve">  - NHPC - details of the ticker and reason of selection goes here</w:t>
+        <w:t xml:space="preserve">  - NHPC : National Hydropower Company Ltd. - details of the ticker and reason of selection goes here</w:t>
       </w:r>
     </w:p>
     <w:p>
       <w:r>
-        <w:t xml:space="preserve">  - UPPER - details of the ticker and reason of selection goes here</w:t>
+        <w:t xml:space="preserve">  - UPPER : Upper Tamakoshi Hydropower Ltd. - details of the ticker and reason of selection goes here</w:t>
       </w:r>
     </w:p>
     <w:p>
       <w:r>
-        <w:t xml:space="preserve">  - AHPC - details of the ticker and reason of selection goes here</w:t>
+        <w:t xml:space="preserve">  - AHPC : Arun Valley Hydropower Development Co. Ltd. - details of the ticker and reason of selection goes here</w:t>
       </w:r>
     </w:p>
     <w:p>
       <w:r>
-        <w:t xml:space="preserve">  - API - details of the ticker and reason of selection goes here</w:t>
+        <w:t xml:space="preserve">  - API : API Power Company Ltd. - details of the ticker and reason of selection goes here</w:t>
       </w:r>
     </w:p>
     <w:p>
       <w:r>
-        <w:t xml:space="preserve">  - SHPC - details of the ticker and reason of selection goes here</w:t>
+        <w:t xml:space="preserve">  - SHPC : Sanima Mai Hydropower Ltd. - details of the ticker and reason of selection goes here</w:t>
+      </w:r>
+    </w:p>
+    <w:p>
+      <w:r>
+        <w:t xml:space="preserve">  - NGPL : Ngadi Group Power Ltd. - details of the ticker and reason of selection goes here</w:t>
+      </w:r>
+    </w:p>
+    <w:p>
+      <w:r>
+        <w:t xml:space="preserve">  - HPPL : Himalayan Power Partner Ltd. - details of the ticker and reason of selection goes here</w:t>
+      </w:r>
+    </w:p>
+    <w:p>
+      <w:r>
+        <w:t xml:space="preserve">  - SIKLES : Sikles Hydropower Ltd. - details of the ticker and reason of selection goes here</w:t>
+      </w:r>
+    </w:p>
+    <w:p>
+      <w:r>
+        <w:t xml:space="preserve">  - RADHI : Radhi Bidyut Company Ltd. - details of the ticker and reason of selection goes here</w:t>
+      </w:r>
+    </w:p>
+    <w:p>
+      <w:r>
+        <w:t xml:space="preserve">  - AKJCL : Ankhukhola Hydropower Ltd. - details of the ticker and reason of selection goes here</w:t>
+      </w:r>
+    </w:p>
+    <w:p>
+      <w:r>
+        <w:t xml:space="preserve">  - MKHC : Mailung Khola Hydropower Ltd. - details of the ticker and reason of selection goes here</w:t>
+      </w:r>
+    </w:p>
+    <w:p>
+      <w:r>
+        <w:t xml:space="preserve">  - BARUN : Barun Hydropower Company Ltd. - details of the ticker and reason of selection goes here</w:t>
+      </w:r>
+    </w:p>
+    <w:p>
+      <w:r>
+        <w:t xml:space="preserve">  - TVCL : Trishuli Jal Vidhyut (Hydropower) - details of the ticker and reason of selection goes here</w:t>
+      </w:r>
+    </w:p>
+    <w:p>
+      <w:r>
+        <w:t xml:space="preserve">  - USHL : Upper Syange Hydropower - details of the ticker and reason of selection goes here</w:t>
+      </w:r>
+    </w:p>
+    <w:p>
+      <w:r>
+        <w:t xml:space="preserve">  - KBSH : Kutheli Bukhari Small Hydropower - details of the ticker and reason of selection goes here</w:t>
+      </w:r>
+    </w:p>
+    <w:p>
+      <w:r>
+        <w:t xml:space="preserve">  - SPL : Shuvam Power Limited - details of the ticker and reason of selection goes here</w:t>
       </w:r>
     </w:p>
     <w:p>
@@ -405,27 +505,77 @@
     </w:p>
     <w:p>
       <w:r>
-        <w:t xml:space="preserve">  - NMBMF - details of the ticker and reason of selection goes here</w:t>
+        <w:t xml:space="preserve">  - NMBMF : NMB Microfinance Bittiya Sanstha Ltd. - details of the ticker and reason of selection goes here</w:t>
       </w:r>
     </w:p>
     <w:p>
       <w:r>
-        <w:t xml:space="preserve">  - CBBL - details of the ticker and reason of selection goes here</w:t>
+        <w:t xml:space="preserve">  - CBBL : Chhimek Laghubitta Bittiya Sanstha Ltd. - details of the ticker and reason of selection goes here</w:t>
       </w:r>
     </w:p>
     <w:p>
       <w:r>
-        <w:t xml:space="preserve">  - DDBL - details of the ticker and reason of selection goes here</w:t>
+        <w:t xml:space="preserve">  - DDBL : Deprosc Laghubitta Bittiya Sanstha Ltd. - details of the ticker and reason of selection goes here</w:t>
       </w:r>
     </w:p>
     <w:p>
       <w:r>
-        <w:t xml:space="preserve">  - SKBBL - details of the ticker and reason of selection goes here</w:t>
+        <w:t xml:space="preserve">  - SKBBL : Sana Kisan Bikas Bank Ltd. - details of the ticker and reason of selection goes here</w:t>
       </w:r>
     </w:p>
     <w:p>
       <w:r>
-        <w:t xml:space="preserve">  - SWBBL - details of the ticker and reason of selection goes here</w:t>
+        <w:t xml:space="preserve">  - SWBBL : Swabalamban Laghubitta Bittiya Sanstha Ltd. - details of the ticker and reason of selection goes here</w:t>
+      </w:r>
+    </w:p>
+    <w:p>
+      <w:r>
+        <w:t xml:space="preserve">  - GRDBL : Grameen Bikas Laghubitta Ltd. - details of the ticker and reason of selection goes here</w:t>
+      </w:r>
+    </w:p>
+    <w:p>
+      <w:r>
+        <w:t xml:space="preserve">  - NUBL : Nerude Laghubitta Bittiya Sanstha Ltd. - details of the ticker and reason of selection goes here</w:t>
+      </w:r>
+    </w:p>
+    <w:p>
+      <w:r>
+        <w:t xml:space="preserve">  - MLBS : Manakamana Laghubitta Bittiya Sanstha Ltd. - details of the ticker and reason of selection goes here</w:t>
+      </w:r>
+    </w:p>
+    <w:p>
+      <w:r>
+        <w:t xml:space="preserve">  - FOWAD : Forward Microfinance Laghubitta Ltd. - details of the ticker and reason of selection goes here</w:t>
+      </w:r>
+    </w:p>
+    <w:p>
+      <w:r>
+        <w:t xml:space="preserve">  - SADBL : Siddhartha Laghubitta Bittiya Sanstha Ltd. - details of the ticker and reason of selection goes here</w:t>
+      </w:r>
+    </w:p>
+    <w:p>
+      <w:r>
+        <w:t xml:space="preserve">  - MERO : Mero Microfinance Bittiya Sanstha Ltd. - details of the ticker and reason of selection goes here</w:t>
+      </w:r>
+    </w:p>
+    <w:p>
+      <w:r>
+        <w:t xml:space="preserve">  - KMCDB : Kalika Microcredit Development Bank Ltd. - details of the ticker and reason of selection goes here</w:t>
+      </w:r>
+    </w:p>
+    <w:p>
+      <w:r>
+        <w:t xml:space="preserve">  - SLBBL : Samudayik Laghubitta Bittiya Sanstha Ltd. - details of the ticker and reason of selection goes here</w:t>
+      </w:r>
+    </w:p>
+    <w:p>
+      <w:r>
+        <w:t xml:space="preserve">  - MLBSL : Mahila Laghubitta Bittiya Sanstha Ltd. - details of the ticker and reason of selection goes here</w:t>
+      </w:r>
+    </w:p>
+    <w:p>
+      <w:r>
+        <w:t xml:space="preserve">  - JALPA : Jalpa Samudayik Laghubitta Bittiya Sanstha Ltd. - details of the ticker and reason of selection goes here</w:t>
       </w:r>
     </w:p>
     <w:p>
@@ -451,27 +601,77 @@
     </w:p>
     <w:p>
       <w:r>
-        <w:t xml:space="preserve">  - UNL - details of the ticker and reason of selection goes here</w:t>
+        <w:t xml:space="preserve">  - UNL : Unilever Nepal Ltd (Consumer Goods) - details of the ticker and reason of selection goes here</w:t>
       </w:r>
     </w:p>
     <w:p>
       <w:r>
-        <w:t xml:space="preserve">  - BNT - details of the ticker and reason of selection goes here</w:t>
+        <w:t xml:space="preserve">  - RBCL : Rastriya Beema Company Ltd (Insurance) - details of the ticker and reason of selection goes here</w:t>
       </w:r>
     </w:p>
     <w:p>
       <w:r>
-        <w:t xml:space="preserve">  - RBCL - details of the ticker and reason of selection goes here</w:t>
+        <w:t xml:space="preserve">  - BNT : Bottlers Nepal (Terai) Ltd (Beverages) - details of the ticker and reason of selection goes here</w:t>
       </w:r>
     </w:p>
     <w:p>
       <w:r>
-        <w:t xml:space="preserve">  - STC - details of the ticker and reason of selection goes here</w:t>
+        <w:t xml:space="preserve">  - STC : Salt Trading Corporation (Trading) - details of the ticker and reason of selection goes here</w:t>
       </w:r>
     </w:p>
     <w:p>
       <w:r>
-        <w:t xml:space="preserve">  - BBC - details of the ticker and reason of selection goes here</w:t>
+        <w:t xml:space="preserve">  - BBC : Bishal Bazar Company Ltd (Retail) - details of the ticker and reason of selection goes here</w:t>
+      </w:r>
+    </w:p>
+    <w:p>
+      <w:r>
+        <w:t xml:space="preserve">  - NLIC : Nepal Life Insurance Co. Ltd (Insurance) - details of the ticker and reason of selection goes here</w:t>
+      </w:r>
+    </w:p>
+    <w:p>
+      <w:r>
+        <w:t xml:space="preserve">  - NLICL : National Life Insurance Co. Ltd (Insurance) - details of the ticker and reason of selection goes here</w:t>
+      </w:r>
+    </w:p>
+    <w:p>
+      <w:r>
+        <w:t xml:space="preserve">  - SHIVM : Shivam Cements Ltd (Manufacturing) - details of the ticker and reason of selection goes here</w:t>
+      </w:r>
+    </w:p>
+    <w:p>
+      <w:r>
+        <w:t xml:space="preserve">  - NRIC : Nepal Reinsurance Company Ltd (Insurance) - details of the ticker and reason of selection goes here</w:t>
+      </w:r>
+    </w:p>
+    <w:p>
+      <w:r>
+        <w:t xml:space="preserve">  - SHL : Soaltee Hotel Ltd (Tourism/Hospitality) - details of the ticker and reason of selection goes here</w:t>
+      </w:r>
+    </w:p>
+    <w:p>
+      <w:r>
+        <w:t xml:space="preserve">  - NTC : Nepal Telecom (Telecom) - details of the ticker and reason of selection goes here</w:t>
+      </w:r>
+    </w:p>
+    <w:p>
+      <w:r>
+        <w:t xml:space="preserve">  - SICL : Shikhar Insurance Co. Ltd (Insurance) - details of the ticker and reason of selection goes here</w:t>
+      </w:r>
+    </w:p>
+    <w:p>
+      <w:r>
+        <w:t xml:space="preserve">  - BNL : Bottlers Nepal (Balaju) Ltd (Beverages) - details of the ticker and reason of selection goes here</w:t>
+      </w:r>
+    </w:p>
+    <w:p>
+      <w:r>
+        <w:t xml:space="preserve">  - ANLB : Aatmanirbhar Laghubitta (Microfinance) - details of the ticker and reason of selection goes here</w:t>
+      </w:r>
+    </w:p>
+    <w:p>
+      <w:r>
+        <w:t xml:space="preserve">  - MLBSL : Mahila Laghubitta Bittiya Sanstha (Microfinance) - details of the ticker and reason of selection goes here</w:t>
       </w:r>
     </w:p>
     <w:p>
@@ -497,27 +697,77 @@
     </w:p>
     <w:p>
       <w:r>
-        <w:t xml:space="preserve">  - SAMAJ - details of the ticker and reason of selection goes here</w:t>
+        <w:t xml:space="preserve">  - SAMAJ : Samaj Laghubitta (Microfinance, Paid-up: ₹2.28 crore) - details of the ticker and reason of selection goes here</w:t>
       </w:r>
     </w:p>
     <w:p>
       <w:r>
-        <w:t xml:space="preserve">  - SMH - details of the ticker and reason of selection goes here</w:t>
+        <w:t xml:space="preserve">  - SMH : Supermai Hydropower (Hydropower, Price: ~₹643) - details of the ticker and reason of selection goes here</w:t>
       </w:r>
     </w:p>
     <w:p>
       <w:r>
-        <w:t xml:space="preserve">  - SPL - details of the ticker and reason of selection goes here</w:t>
+        <w:t xml:space="preserve">  - SPL : Shuvam Power Limited (Hydropower, Paid-up: ₹20 crore) - details of the ticker and reason of selection goes here</w:t>
       </w:r>
     </w:p>
     <w:p>
       <w:r>
-        <w:t xml:space="preserve">  - KBSH - details of the ticker and reason of selection goes here</w:t>
+        <w:t xml:space="preserve">  - KBSH : Kutheli Bukhari Small Hydropower (Hydropower, Paid-up: ₹12.18 crore) - details of the ticker and reason of selection goes here</w:t>
       </w:r>
     </w:p>
     <w:p>
       <w:r>
-        <w:t xml:space="preserve">  - BHPL - details of the ticker and reason of selection goes here</w:t>
+        <w:t xml:space="preserve">  - BHPL : Barahi Hydropower (Hydropower, Paid-up: ₹25 crore) - details of the ticker and reason of selection goes here</w:t>
+      </w:r>
+    </w:p>
+    <w:p>
+      <w:r>
+        <w:t xml:space="preserve">  - ANLB : Aatmanirbhar Laghubitta (Microfinance, Paid-up: ₹6.85 crore) - details of the ticker and reason of selection goes here</w:t>
+      </w:r>
+    </w:p>
+    <w:p>
+      <w:r>
+        <w:t xml:space="preserve">  - WNLB : Wean Nepal Laghubitta (Microfinance, Paid-up: ₹7.92 crore) - details of the ticker and reason of selection goes here</w:t>
+      </w:r>
+    </w:p>
+    <w:p>
+      <w:r>
+        <w:t xml:space="preserve">  - DLBS : Dhaulagiri Laghubitta (Microfinance, Paid-up: ₹10.31 crore) - details of the ticker and reason of selection goes here</w:t>
+      </w:r>
+    </w:p>
+    <w:p>
+      <w:r>
+        <w:t xml:space="preserve">  - SMB : Support Laghubitta (Microfinance, Paid-up: ₹10.76 crore) - details of the ticker and reason of selection goes here</w:t>
+      </w:r>
+    </w:p>
+    <w:p>
+      <w:r>
+        <w:t xml:space="preserve">  - MLBS : Manushi Laghubitta (Microfinance, Paid-up: ₹10.93 crore) - details of the ticker and reason of selection goes here</w:t>
+      </w:r>
+    </w:p>
+    <w:p>
+      <w:r>
+        <w:t xml:space="preserve">  - SHLB : Shrijanshil Laghubitta (Microfinance, Paid-up: ₹10.93 crore) - details of the ticker and reason of selection goes here</w:t>
+      </w:r>
+    </w:p>
+    <w:p>
+      <w:r>
+        <w:t xml:space="preserve">  - SMFBS : Swabhimaan Laghubitta (Microfinance, Paid-up: ₹14.61 crore) - details of the ticker and reason of selection goes here</w:t>
+      </w:r>
+    </w:p>
+    <w:p>
+      <w:r>
+        <w:t xml:space="preserve">  - UNLB : Unique Nepal Laghubitta (Microfinance, Paid-up: ₹14.85 crore) - details of the ticker and reason of selection goes here</w:t>
+      </w:r>
+    </w:p>
+    <w:p>
+      <w:r>
+        <w:t xml:space="preserve">  - GMFBS : Ganapati Laghubitta (Microfinance, Paid-up: ₹15.15 crore) - details of the ticker and reason of selection goes here</w:t>
+      </w:r>
+    </w:p>
+    <w:p>
+      <w:r>
+        <w:t xml:space="preserve">  - JSLBB : Janautthan Samudayic Laghubitta (Microfinance, Paid-up: ₹17 crore) - details of the ticker and reason of selection goes here</w:t>
       </w:r>
     </w:p>
     <w:p>

--- a/src/steps/docx_output/thesis.docx
+++ b/src/steps/docx_output/thesis.docx
@@ -274,7 +274,17 @@
     </w:p>
     <w:p>
       <w:r>
-        <w:t>2. Shooting Star - details about the particular candlestick goes here</w:t>
+        <w:t>2. Inverted Hammer - details about the particular candlestick goes here</w:t>
+      </w:r>
+    </w:p>
+    <w:p>
+      <w:r>
+        <w:t>3. Hanging Man - details about the particular candlestick goes here</w:t>
+      </w:r>
+    </w:p>
+    <w:p>
+      <w:r>
+        <w:t>4. Shooting Star - details about the particular candlestick goes here</w:t>
       </w:r>
     </w:p>
     <w:p>

--- a/src/steps/docx_output/thesis.docx
+++ b/src/steps/docx_output/thesis.docx
@@ -270,21 +270,6 @@
     <w:p>
       <w:r>
         <w:t>1. Hammer - details about the particular candlestick goes here</w:t>
-      </w:r>
-    </w:p>
-    <w:p>
-      <w:r>
-        <w:t>2. Inverted Hammer - details about the particular candlestick goes here</w:t>
-      </w:r>
-    </w:p>
-    <w:p>
-      <w:r>
-        <w:t>3. Hanging Man - details about the particular candlestick goes here</w:t>
-      </w:r>
-    </w:p>
-    <w:p>
-      <w:r>
-        <w:t>4. Shooting Star - details about the particular candlestick goes here</w:t>
       </w:r>
     </w:p>
     <w:p>

--- a/src/steps/docx_output/thesis.docx
+++ b/src/steps/docx_output/thesis.docx
@@ -106,7 +106,7 @@
                 <w:b/>
                 <w:sz w:val="20"/>
               </w:rPr>
-              <w:t>Candles</w:t>
+              <w:t>Period</w:t>
             </w:r>
           </w:p>
         </w:tc>
@@ -116,7 +116,18 @@
             <w:vMerge w:val="restart"/>
             <w:vAlign w:val="center"/>
           </w:tcPr>
-          <w:p/>
+          <w:p>
+            <w:pPr>
+              <w:jc w:val="center"/>
+            </w:pPr>
+            <w:r>
+              <w:rPr>
+                <w:b/>
+                <w:sz w:val="20"/>
+              </w:rPr>
+              <w:t>Candles</w:t>
+            </w:r>
+          </w:p>
         </w:tc>
         <w:tc>
           <w:tcPr>
@@ -3402,7 +3413,7 @@
                 <w:b/>
                 <w:sz w:val="20"/>
               </w:rPr>
-              <w:t>Candles</w:t>
+              <w:t>Period</w:t>
             </w:r>
           </w:p>
         </w:tc>
@@ -3412,7 +3423,18 @@
             <w:vMerge w:val="restart"/>
             <w:vAlign w:val="center"/>
           </w:tcPr>
-          <w:p/>
+          <w:p>
+            <w:pPr>
+              <w:jc w:val="center"/>
+            </w:pPr>
+            <w:r>
+              <w:rPr>
+                <w:b/>
+                <w:sz w:val="20"/>
+              </w:rPr>
+              <w:t>Candles</w:t>
+            </w:r>
+          </w:p>
         </w:tc>
         <w:tc>
           <w:tcPr>
@@ -6698,7 +6720,7 @@
                 <w:b/>
                 <w:sz w:val="20"/>
               </w:rPr>
-              <w:t>Candles</w:t>
+              <w:t>Period</w:t>
             </w:r>
           </w:p>
         </w:tc>
@@ -6708,7 +6730,18 @@
             <w:vMerge w:val="restart"/>
             <w:vAlign w:val="center"/>
           </w:tcPr>
-          <w:p/>
+          <w:p>
+            <w:pPr>
+              <w:jc w:val="center"/>
+            </w:pPr>
+            <w:r>
+              <w:rPr>
+                <w:b/>
+                <w:sz w:val="20"/>
+              </w:rPr>
+              <w:t>Candles</w:t>
+            </w:r>
+          </w:p>
         </w:tc>
         <w:tc>
           <w:tcPr>
@@ -9994,7 +10027,7 @@
                 <w:b/>
                 <w:sz w:val="20"/>
               </w:rPr>
-              <w:t>Candles</w:t>
+              <w:t>Period</w:t>
             </w:r>
           </w:p>
         </w:tc>
@@ -10004,7 +10037,18 @@
             <w:vMerge w:val="restart"/>
             <w:vAlign w:val="center"/>
           </w:tcPr>
-          <w:p/>
+          <w:p>
+            <w:pPr>
+              <w:jc w:val="center"/>
+            </w:pPr>
+            <w:r>
+              <w:rPr>
+                <w:b/>
+                <w:sz w:val="20"/>
+              </w:rPr>
+              <w:t>Candles</w:t>
+            </w:r>
+          </w:p>
         </w:tc>
         <w:tc>
           <w:tcPr>
@@ -13290,7 +13334,7 @@
                 <w:b/>
                 <w:sz w:val="20"/>
               </w:rPr>
-              <w:t>Candles</w:t>
+              <w:t>Period</w:t>
             </w:r>
           </w:p>
         </w:tc>
@@ -13300,7 +13344,18 @@
             <w:vMerge w:val="restart"/>
             <w:vAlign w:val="center"/>
           </w:tcPr>
-          <w:p/>
+          <w:p>
+            <w:pPr>
+              <w:jc w:val="center"/>
+            </w:pPr>
+            <w:r>
+              <w:rPr>
+                <w:b/>
+                <w:sz w:val="20"/>
+              </w:rPr>
+              <w:t>Candles</w:t>
+            </w:r>
+          </w:p>
         </w:tc>
         <w:tc>
           <w:tcPr>
@@ -16586,7 +16641,7 @@
                 <w:b/>
                 <w:sz w:val="20"/>
               </w:rPr>
-              <w:t>Candles</w:t>
+              <w:t>Period</w:t>
             </w:r>
           </w:p>
         </w:tc>
@@ -16596,7 +16651,18 @@
             <w:vMerge w:val="restart"/>
             <w:vAlign w:val="center"/>
           </w:tcPr>
-          <w:p/>
+          <w:p>
+            <w:pPr>
+              <w:jc w:val="center"/>
+            </w:pPr>
+            <w:r>
+              <w:rPr>
+                <w:b/>
+                <w:sz w:val="20"/>
+              </w:rPr>
+              <w:t>Candles</w:t>
+            </w:r>
+          </w:p>
         </w:tc>
         <w:tc>
           <w:tcPr>
@@ -19882,7 +19948,7 @@
                 <w:b/>
                 <w:sz w:val="20"/>
               </w:rPr>
-              <w:t>Candles</w:t>
+              <w:t>Period</w:t>
             </w:r>
           </w:p>
         </w:tc>
@@ -19892,7 +19958,18 @@
             <w:vMerge w:val="restart"/>
             <w:vAlign w:val="center"/>
           </w:tcPr>
-          <w:p/>
+          <w:p>
+            <w:pPr>
+              <w:jc w:val="center"/>
+            </w:pPr>
+            <w:r>
+              <w:rPr>
+                <w:b/>
+                <w:sz w:val="20"/>
+              </w:rPr>
+              <w:t>Candles</w:t>
+            </w:r>
+          </w:p>
         </w:tc>
         <w:tc>
           <w:tcPr>
@@ -23178,7 +23255,7 @@
                 <w:b/>
                 <w:sz w:val="20"/>
               </w:rPr>
-              <w:t>Candles</w:t>
+              <w:t>Period</w:t>
             </w:r>
           </w:p>
         </w:tc>
@@ -23188,7 +23265,18 @@
             <w:vMerge w:val="restart"/>
             <w:vAlign w:val="center"/>
           </w:tcPr>
-          <w:p/>
+          <w:p>
+            <w:pPr>
+              <w:jc w:val="center"/>
+            </w:pPr>
+            <w:r>
+              <w:rPr>
+                <w:b/>
+                <w:sz w:val="20"/>
+              </w:rPr>
+              <w:t>Candles</w:t>
+            </w:r>
+          </w:p>
         </w:tc>
         <w:tc>
           <w:tcPr>
@@ -26474,7 +26562,7 @@
                 <w:b/>
                 <w:sz w:val="20"/>
               </w:rPr>
-              <w:t>Candles</w:t>
+              <w:t>Period</w:t>
             </w:r>
           </w:p>
         </w:tc>
@@ -26484,7 +26572,18 @@
             <w:vMerge w:val="restart"/>
             <w:vAlign w:val="center"/>
           </w:tcPr>
-          <w:p/>
+          <w:p>
+            <w:pPr>
+              <w:jc w:val="center"/>
+            </w:pPr>
+            <w:r>
+              <w:rPr>
+                <w:b/>
+                <w:sz w:val="20"/>
+              </w:rPr>
+              <w:t>Candles</w:t>
+            </w:r>
+          </w:p>
         </w:tc>
         <w:tc>
           <w:tcPr>
@@ -29770,7 +29869,7 @@
                 <w:b/>
                 <w:sz w:val="20"/>
               </w:rPr>
-              <w:t>Candles</w:t>
+              <w:t>Period</w:t>
             </w:r>
           </w:p>
         </w:tc>
@@ -29780,7 +29879,18 @@
             <w:vMerge w:val="restart"/>
             <w:vAlign w:val="center"/>
           </w:tcPr>
-          <w:p/>
+          <w:p>
+            <w:pPr>
+              <w:jc w:val="center"/>
+            </w:pPr>
+            <w:r>
+              <w:rPr>
+                <w:b/>
+                <w:sz w:val="20"/>
+              </w:rPr>
+              <w:t>Candles</w:t>
+            </w:r>
+          </w:p>
         </w:tc>
         <w:tc>
           <w:tcPr>

--- a/src/steps/docx_output/thesis.docx
+++ b/src/steps/docx_output/thesis.docx
@@ -600,7 +600,7 @@
               <w:rPr>
                 <w:sz w:val="20"/>
               </w:rPr>
-              <w:t>Inverted Hammer</w:t>
+              <w:t>I. Hammer</w:t>
             </w:r>
           </w:p>
         </w:tc>
@@ -1567,7 +1567,7 @@
               <w:rPr>
                 <w:sz w:val="20"/>
               </w:rPr>
-              <w:t>Inverted Hammer</w:t>
+              <w:t>I. Hammer</w:t>
             </w:r>
           </w:p>
         </w:tc>
@@ -2534,7 +2534,7 @@
               <w:rPr>
                 <w:sz w:val="20"/>
               </w:rPr>
-              <w:t>Inverted Hammer</w:t>
+              <w:t>I. Hammer</w:t>
             </w:r>
           </w:p>
         </w:tc>
@@ -3907,7 +3907,7 @@
               <w:rPr>
                 <w:sz w:val="20"/>
               </w:rPr>
-              <w:t>Inverted Hammer</w:t>
+              <w:t>I. Hammer</w:t>
             </w:r>
           </w:p>
         </w:tc>
@@ -4874,7 +4874,7 @@
               <w:rPr>
                 <w:sz w:val="20"/>
               </w:rPr>
-              <w:t>Inverted Hammer</w:t>
+              <w:t>I. Hammer</w:t>
             </w:r>
           </w:p>
         </w:tc>
@@ -5841,7 +5841,7 @@
               <w:rPr>
                 <w:sz w:val="20"/>
               </w:rPr>
-              <w:t>Inverted Hammer</w:t>
+              <w:t>I. Hammer</w:t>
             </w:r>
           </w:p>
         </w:tc>
@@ -7214,7 +7214,7 @@
               <w:rPr>
                 <w:sz w:val="20"/>
               </w:rPr>
-              <w:t>Inverted Hammer</w:t>
+              <w:t>I. Hammer</w:t>
             </w:r>
           </w:p>
         </w:tc>
@@ -8181,7 +8181,7 @@
               <w:rPr>
                 <w:sz w:val="20"/>
               </w:rPr>
-              <w:t>Inverted Hammer</w:t>
+              <w:t>I. Hammer</w:t>
             </w:r>
           </w:p>
         </w:tc>
@@ -9148,7 +9148,7 @@
               <w:rPr>
                 <w:sz w:val="20"/>
               </w:rPr>
-              <w:t>Inverted Hammer</w:t>
+              <w:t>I. Hammer</w:t>
             </w:r>
           </w:p>
         </w:tc>
@@ -10521,7 +10521,7 @@
               <w:rPr>
                 <w:sz w:val="20"/>
               </w:rPr>
-              <w:t>Inverted Hammer</w:t>
+              <w:t>I. Hammer</w:t>
             </w:r>
           </w:p>
         </w:tc>
@@ -11488,7 +11488,7 @@
               <w:rPr>
                 <w:sz w:val="20"/>
               </w:rPr>
-              <w:t>Inverted Hammer</w:t>
+              <w:t>I. Hammer</w:t>
             </w:r>
           </w:p>
         </w:tc>
@@ -12455,7 +12455,7 @@
               <w:rPr>
                 <w:sz w:val="20"/>
               </w:rPr>
-              <w:t>Inverted Hammer</w:t>
+              <w:t>I. Hammer</w:t>
             </w:r>
           </w:p>
         </w:tc>
@@ -13828,7 +13828,7 @@
               <w:rPr>
                 <w:sz w:val="20"/>
               </w:rPr>
-              <w:t>Inverted Hammer</w:t>
+              <w:t>I. Hammer</w:t>
             </w:r>
           </w:p>
         </w:tc>
@@ -14795,7 +14795,7 @@
               <w:rPr>
                 <w:sz w:val="20"/>
               </w:rPr>
-              <w:t>Inverted Hammer</w:t>
+              <w:t>I. Hammer</w:t>
             </w:r>
           </w:p>
         </w:tc>
@@ -15762,7 +15762,7 @@
               <w:rPr>
                 <w:sz w:val="20"/>
               </w:rPr>
-              <w:t>Inverted Hammer</w:t>
+              <w:t>I. Hammer</w:t>
             </w:r>
           </w:p>
         </w:tc>
@@ -17135,7 +17135,7 @@
               <w:rPr>
                 <w:sz w:val="20"/>
               </w:rPr>
-              <w:t>Inverted Hammer</w:t>
+              <w:t>I. Hammer</w:t>
             </w:r>
           </w:p>
         </w:tc>
@@ -18102,7 +18102,7 @@
               <w:rPr>
                 <w:sz w:val="20"/>
               </w:rPr>
-              <w:t>Inverted Hammer</w:t>
+              <w:t>I. Hammer</w:t>
             </w:r>
           </w:p>
         </w:tc>
@@ -19069,7 +19069,7 @@
               <w:rPr>
                 <w:sz w:val="20"/>
               </w:rPr>
-              <w:t>Inverted Hammer</w:t>
+              <w:t>I. Hammer</w:t>
             </w:r>
           </w:p>
         </w:tc>
@@ -20442,7 +20442,7 @@
               <w:rPr>
                 <w:sz w:val="20"/>
               </w:rPr>
-              <w:t>Inverted Hammer</w:t>
+              <w:t>I. Hammer</w:t>
             </w:r>
           </w:p>
         </w:tc>
@@ -21409,7 +21409,7 @@
               <w:rPr>
                 <w:sz w:val="20"/>
               </w:rPr>
-              <w:t>Inverted Hammer</w:t>
+              <w:t>I. Hammer</w:t>
             </w:r>
           </w:p>
         </w:tc>
@@ -22376,7 +22376,7 @@
               <w:rPr>
                 <w:sz w:val="20"/>
               </w:rPr>
-              <w:t>Inverted Hammer</w:t>
+              <w:t>I. Hammer</w:t>
             </w:r>
           </w:p>
         </w:tc>
@@ -23749,7 +23749,7 @@
               <w:rPr>
                 <w:sz w:val="20"/>
               </w:rPr>
-              <w:t>Inverted Hammer</w:t>
+              <w:t>I. Hammer</w:t>
             </w:r>
           </w:p>
         </w:tc>
@@ -24716,7 +24716,7 @@
               <w:rPr>
                 <w:sz w:val="20"/>
               </w:rPr>
-              <w:t>Inverted Hammer</w:t>
+              <w:t>I. Hammer</w:t>
             </w:r>
           </w:p>
         </w:tc>
@@ -25683,7 +25683,7 @@
               <w:rPr>
                 <w:sz w:val="20"/>
               </w:rPr>
-              <w:t>Inverted Hammer</w:t>
+              <w:t>I. Hammer</w:t>
             </w:r>
           </w:p>
         </w:tc>
@@ -27056,7 +27056,7 @@
               <w:rPr>
                 <w:sz w:val="20"/>
               </w:rPr>
-              <w:t>Inverted Hammer</w:t>
+              <w:t>I. Hammer</w:t>
             </w:r>
           </w:p>
         </w:tc>
@@ -28023,7 +28023,7 @@
               <w:rPr>
                 <w:sz w:val="20"/>
               </w:rPr>
-              <w:t>Inverted Hammer</w:t>
+              <w:t>I. Hammer</w:t>
             </w:r>
           </w:p>
         </w:tc>
@@ -28990,7 +28990,7 @@
               <w:rPr>
                 <w:sz w:val="20"/>
               </w:rPr>
-              <w:t>Inverted Hammer</w:t>
+              <w:t>I. Hammer</w:t>
             </w:r>
           </w:p>
         </w:tc>
@@ -30363,7 +30363,7 @@
               <w:rPr>
                 <w:sz w:val="20"/>
               </w:rPr>
-              <w:t>Inverted Hammer</w:t>
+              <w:t>I. Hammer</w:t>
             </w:r>
           </w:p>
         </w:tc>
@@ -31330,7 +31330,7 @@
               <w:rPr>
                 <w:sz w:val="20"/>
               </w:rPr>
-              <w:t>Inverted Hammer</w:t>
+              <w:t>I. Hammer</w:t>
             </w:r>
           </w:p>
         </w:tc>
@@ -32297,7 +32297,7 @@
               <w:rPr>
                 <w:sz w:val="20"/>
               </w:rPr>
-              <w:t>Inverted Hammer</w:t>
+              <w:t>I. Hammer</w:t>
             </w:r>
           </w:p>
         </w:tc>

--- a/src/steps/docx_output/thesis.docx
+++ b/src/steps/docx_output/thesis.docx
@@ -485,6 +485,7 @@
             </w:pPr>
             <w:r>
               <w:rPr>
+                <w:color w:val="008000"/>
                 <w:sz w:val="20"/>
               </w:rPr>
               <w:t>79.0</w:t>
@@ -501,6 +502,7 @@
             </w:pPr>
             <w:r>
               <w:rPr>
+                <w:color w:val="008000"/>
                 <w:sz w:val="20"/>
               </w:rPr>
               <w:t>81.6</w:t>
@@ -517,6 +519,7 @@
             </w:pPr>
             <w:r>
               <w:rPr>
+                <w:color w:val="008000"/>
                 <w:sz w:val="20"/>
               </w:rPr>
               <w:t>71.9</w:t>
@@ -533,6 +536,7 @@
             </w:pPr>
             <w:r>
               <w:rPr>
+                <w:color w:val="008000"/>
                 <w:sz w:val="20"/>
               </w:rPr>
               <w:t>72.8</w:t>
@@ -1290,6 +1294,7 @@
             </w:pPr>
             <w:r>
               <w:rPr>
+                <w:color w:val="008000"/>
                 <w:sz w:val="20"/>
               </w:rPr>
               <w:t>69.3</w:t>
@@ -1306,6 +1311,7 @@
             </w:pPr>
             <w:r>
               <w:rPr>
+                <w:color w:val="008000"/>
                 <w:sz w:val="20"/>
               </w:rPr>
               <w:t>69.8</w:t>
@@ -1322,6 +1328,7 @@
             </w:pPr>
             <w:r>
               <w:rPr>
+                <w:color w:val="008000"/>
                 <w:sz w:val="20"/>
               </w:rPr>
               <w:t>62.9</w:t>
@@ -1338,6 +1345,7 @@
             </w:pPr>
             <w:r>
               <w:rPr>
+                <w:color w:val="008000"/>
                 <w:sz w:val="20"/>
               </w:rPr>
               <w:t>65.4</w:t>
@@ -1452,6 +1460,7 @@
             </w:pPr>
             <w:r>
               <w:rPr>
+                <w:color w:val="008000"/>
                 <w:sz w:val="20"/>
               </w:rPr>
               <w:t>67.8</w:t>
@@ -1468,6 +1477,7 @@
             </w:pPr>
             <w:r>
               <w:rPr>
+                <w:color w:val="008000"/>
                 <w:sz w:val="20"/>
               </w:rPr>
               <w:t>74.6</w:t>
@@ -1484,6 +1494,7 @@
             </w:pPr>
             <w:r>
               <w:rPr>
+                <w:color w:val="008000"/>
                 <w:sz w:val="20"/>
               </w:rPr>
               <w:t>69.5</w:t>
@@ -1500,6 +1511,7 @@
             </w:pPr>
             <w:r>
               <w:rPr>
+                <w:color w:val="008000"/>
                 <w:sz w:val="20"/>
               </w:rPr>
               <w:t>70.2</w:t>
@@ -1677,6 +1689,7 @@
             </w:pPr>
             <w:r>
               <w:rPr>
+                <w:color w:val="008000"/>
                 <w:sz w:val="20"/>
               </w:rPr>
               <w:t>62.4</w:t>
@@ -2419,6 +2432,7 @@
             </w:pPr>
             <w:r>
               <w:rPr>
+                <w:color w:val="008000"/>
                 <w:sz w:val="20"/>
               </w:rPr>
               <w:t>68.2</w:t>
@@ -2435,6 +2449,7 @@
             </w:pPr>
             <w:r>
               <w:rPr>
+                <w:color w:val="008000"/>
                 <w:sz w:val="20"/>
               </w:rPr>
               <w:t>71.0</w:t>
@@ -2451,6 +2466,7 @@
             </w:pPr>
             <w:r>
               <w:rPr>
+                <w:color w:val="008000"/>
                 <w:sz w:val="20"/>
               </w:rPr>
               <w:t>68.2</w:t>
@@ -2467,6 +2483,7 @@
             </w:pPr>
             <w:r>
               <w:rPr>
+                <w:color w:val="008000"/>
                 <w:sz w:val="20"/>
               </w:rPr>
               <w:t>69.3</w:t>
@@ -2644,6 +2661,7 @@
             </w:pPr>
             <w:r>
               <w:rPr>
+                <w:color w:val="008000"/>
                 <w:sz w:val="20"/>
               </w:rPr>
               <w:t>62.2</w:t>
@@ -2902,6 +2920,7 @@
             </w:pPr>
             <w:r>
               <w:rPr>
+                <w:color w:val="008000"/>
                 <w:sz w:val="20"/>
               </w:rPr>
               <w:t>60.7</w:t>
@@ -2934,6 +2953,7 @@
             </w:pPr>
             <w:r>
               <w:rPr>
+                <w:color w:val="008000"/>
                 <w:sz w:val="20"/>
               </w:rPr>
               <w:t>61.5</w:t>
@@ -2966,6 +2986,7 @@
             </w:pPr>
             <w:r>
               <w:rPr>
+                <w:color w:val="008000"/>
                 <w:sz w:val="20"/>
               </w:rPr>
               <w:t>60.7</w:t>
@@ -3792,6 +3813,7 @@
             </w:pPr>
             <w:r>
               <w:rPr>
+                <w:color w:val="008000"/>
                 <w:sz w:val="20"/>
               </w:rPr>
               <w:t>87.0</w:t>
@@ -3808,6 +3830,7 @@
             </w:pPr>
             <w:r>
               <w:rPr>
+                <w:color w:val="008000"/>
                 <w:sz w:val="20"/>
               </w:rPr>
               <w:t>81.1</w:t>
@@ -3824,6 +3847,7 @@
             </w:pPr>
             <w:r>
               <w:rPr>
+                <w:color w:val="008000"/>
                 <w:sz w:val="20"/>
               </w:rPr>
               <w:t>80.4</w:t>
@@ -3840,6 +3864,7 @@
             </w:pPr>
             <w:r>
               <w:rPr>
+                <w:color w:val="008000"/>
                 <w:sz w:val="20"/>
               </w:rPr>
               <w:t>73.9</w:t>
@@ -4516,6 +4541,7 @@
             </w:pPr>
             <w:r>
               <w:rPr>
+                <w:color w:val="008000"/>
                 <w:sz w:val="20"/>
               </w:rPr>
               <w:t>61.1</w:t>
@@ -4597,6 +4623,7 @@
             </w:pPr>
             <w:r>
               <w:rPr>
+                <w:color w:val="008000"/>
                 <w:sz w:val="20"/>
               </w:rPr>
               <w:t>81.1</w:t>
@@ -4613,6 +4640,7 @@
             </w:pPr>
             <w:r>
               <w:rPr>
+                <w:color w:val="008000"/>
                 <w:sz w:val="20"/>
               </w:rPr>
               <w:t>76.4</w:t>
@@ -4629,6 +4657,7 @@
             </w:pPr>
             <w:r>
               <w:rPr>
+                <w:color w:val="008000"/>
                 <w:sz w:val="20"/>
               </w:rPr>
               <w:t>78.4</w:t>
@@ -4645,6 +4674,7 @@
             </w:pPr>
             <w:r>
               <w:rPr>
+                <w:color w:val="008000"/>
                 <w:sz w:val="20"/>
               </w:rPr>
               <w:t>78.6</w:t>
@@ -4759,6 +4789,7 @@
             </w:pPr>
             <w:r>
               <w:rPr>
+                <w:color w:val="008000"/>
                 <w:sz w:val="20"/>
               </w:rPr>
               <w:t>63.2</w:t>
@@ -4775,6 +4806,7 @@
             </w:pPr>
             <w:r>
               <w:rPr>
+                <w:color w:val="008000"/>
                 <w:sz w:val="20"/>
               </w:rPr>
               <w:t>68.5</w:t>
@@ -4791,6 +4823,7 @@
             </w:pPr>
             <w:r>
               <w:rPr>
+                <w:color w:val="008000"/>
                 <w:sz w:val="20"/>
               </w:rPr>
               <w:t>63.2</w:t>
@@ -4807,6 +4840,7 @@
             </w:pPr>
             <w:r>
               <w:rPr>
+                <w:color w:val="008000"/>
                 <w:sz w:val="20"/>
               </w:rPr>
               <w:t>64.0</w:t>
@@ -5483,6 +5517,7 @@
             </w:pPr>
             <w:r>
               <w:rPr>
+                <w:color w:val="008000"/>
                 <w:sz w:val="20"/>
               </w:rPr>
               <w:t>63.2</w:t>
@@ -5564,6 +5599,7 @@
             </w:pPr>
             <w:r>
               <w:rPr>
+                <w:color w:val="008000"/>
                 <w:sz w:val="20"/>
               </w:rPr>
               <w:t>70.0</w:t>
@@ -5580,6 +5616,7 @@
             </w:pPr>
             <w:r>
               <w:rPr>
+                <w:color w:val="008000"/>
                 <w:sz w:val="20"/>
               </w:rPr>
               <w:t>69.3</w:t>
@@ -5596,6 +5633,7 @@
             </w:pPr>
             <w:r>
               <w:rPr>
+                <w:color w:val="008000"/>
                 <w:sz w:val="20"/>
               </w:rPr>
               <w:t>72.5</w:t>
@@ -5612,6 +5650,7 @@
             </w:pPr>
             <w:r>
               <w:rPr>
+                <w:color w:val="008000"/>
                 <w:sz w:val="20"/>
               </w:rPr>
               <w:t>71.4</w:t>
@@ -6225,6 +6264,7 @@
             </w:pPr>
             <w:r>
               <w:rPr>
+                <w:color w:val="008000"/>
                 <w:sz w:val="20"/>
               </w:rPr>
               <w:t>61.7</w:t>
@@ -6257,6 +6297,7 @@
             </w:pPr>
             <w:r>
               <w:rPr>
+                <w:color w:val="008000"/>
                 <w:sz w:val="20"/>
               </w:rPr>
               <w:t>61.1</w:t>
@@ -6289,6 +6330,7 @@
             </w:pPr>
             <w:r>
               <w:rPr>
+                <w:color w:val="008000"/>
                 <w:sz w:val="20"/>
               </w:rPr>
               <w:t>61.8</w:t>
@@ -6450,6 +6492,7 @@
             </w:pPr>
             <w:r>
               <w:rPr>
+                <w:color w:val="008000"/>
                 <w:sz w:val="20"/>
               </w:rPr>
               <w:t>64.8</w:t>
@@ -6531,6 +6574,7 @@
             </w:pPr>
             <w:r>
               <w:rPr>
+                <w:color w:val="008000"/>
                 <w:sz w:val="20"/>
               </w:rPr>
               <w:t>64.9</w:t>
@@ -6547,6 +6591,7 @@
             </w:pPr>
             <w:r>
               <w:rPr>
+                <w:color w:val="008000"/>
                 <w:sz w:val="20"/>
               </w:rPr>
               <w:t>65.0</w:t>
@@ -6563,6 +6608,7 @@
             </w:pPr>
             <w:r>
               <w:rPr>
+                <w:color w:val="008000"/>
                 <w:sz w:val="20"/>
               </w:rPr>
               <w:t>62.2</w:t>
@@ -6579,6 +6625,7 @@
             </w:pPr>
             <w:r>
               <w:rPr>
+                <w:color w:val="008000"/>
                 <w:sz w:val="20"/>
               </w:rPr>
               <w:t>72.1</w:t>
@@ -7099,6 +7146,7 @@
             </w:pPr>
             <w:r>
               <w:rPr>
+                <w:color w:val="008000"/>
                 <w:sz w:val="20"/>
               </w:rPr>
               <w:t>84.2</w:t>
@@ -7115,6 +7163,7 @@
             </w:pPr>
             <w:r>
               <w:rPr>
+                <w:color w:val="008000"/>
                 <w:sz w:val="20"/>
               </w:rPr>
               <w:t>73.1</w:t>
@@ -7131,6 +7180,7 @@
             </w:pPr>
             <w:r>
               <w:rPr>
+                <w:color w:val="008000"/>
                 <w:sz w:val="20"/>
               </w:rPr>
               <w:t>76.3</w:t>
@@ -7147,6 +7197,7 @@
             </w:pPr>
             <w:r>
               <w:rPr>
+                <w:color w:val="008000"/>
                 <w:sz w:val="20"/>
               </w:rPr>
               <w:t>72.0</w:t>
@@ -7807,6 +7858,7 @@
             </w:pPr>
             <w:r>
               <w:rPr>
+                <w:color w:val="008000"/>
                 <w:sz w:val="20"/>
               </w:rPr>
               <w:t>62.3</w:t>
@@ -7904,6 +7956,7 @@
             </w:pPr>
             <w:r>
               <w:rPr>
+                <w:color w:val="008000"/>
                 <w:sz w:val="20"/>
               </w:rPr>
               <w:t>75.5</w:t>
@@ -7920,6 +7973,7 @@
             </w:pPr>
             <w:r>
               <w:rPr>
+                <w:color w:val="008000"/>
                 <w:sz w:val="20"/>
               </w:rPr>
               <w:t>68.7</w:t>
@@ -7936,6 +7990,7 @@
             </w:pPr>
             <w:r>
               <w:rPr>
+                <w:color w:val="008000"/>
                 <w:sz w:val="20"/>
               </w:rPr>
               <w:t>83.0</w:t>
@@ -7952,6 +8007,7 @@
             </w:pPr>
             <w:r>
               <w:rPr>
+                <w:color w:val="008000"/>
                 <w:sz w:val="20"/>
               </w:rPr>
               <w:t>76.1</w:t>
@@ -8066,6 +8122,7 @@
             </w:pPr>
             <w:r>
               <w:rPr>
+                <w:color w:val="008000"/>
                 <w:sz w:val="20"/>
               </w:rPr>
               <w:t>73.0</w:t>
@@ -8082,6 +8139,7 @@
             </w:pPr>
             <w:r>
               <w:rPr>
+                <w:color w:val="008000"/>
                 <w:sz w:val="20"/>
               </w:rPr>
               <w:t>68.8</w:t>
@@ -8098,6 +8156,7 @@
             </w:pPr>
             <w:r>
               <w:rPr>
+                <w:color w:val="008000"/>
                 <w:sz w:val="20"/>
               </w:rPr>
               <w:t>70.3</w:t>
@@ -8114,6 +8173,7 @@
             </w:pPr>
             <w:r>
               <w:rPr>
+                <w:color w:val="008000"/>
                 <w:sz w:val="20"/>
               </w:rPr>
               <w:t>66.7</w:t>
@@ -8291,6 +8351,7 @@
             </w:pPr>
             <w:r>
               <w:rPr>
+                <w:color w:val="008000"/>
                 <w:sz w:val="20"/>
               </w:rPr>
               <w:t>65.4</w:t>
@@ -8307,6 +8368,7 @@
             </w:pPr>
             <w:r>
               <w:rPr>
+                <w:color w:val="008000"/>
                 <w:sz w:val="20"/>
               </w:rPr>
               <w:t>63.0</w:t>
@@ -8549,6 +8611,7 @@
             </w:pPr>
             <w:r>
               <w:rPr>
+                <w:color w:val="008000"/>
                 <w:sz w:val="20"/>
               </w:rPr>
               <w:t>61.3</w:t>
@@ -8871,6 +8934,7 @@
             </w:pPr>
             <w:r>
               <w:rPr>
+                <w:color w:val="008000"/>
                 <w:sz w:val="20"/>
               </w:rPr>
               <w:t>66.1</w:t>
@@ -8887,6 +8951,7 @@
             </w:pPr>
             <w:r>
               <w:rPr>
+                <w:color w:val="008000"/>
                 <w:sz w:val="20"/>
               </w:rPr>
               <w:t>61.2</w:t>
@@ -8903,6 +8968,7 @@
             </w:pPr>
             <w:r>
               <w:rPr>
+                <w:color w:val="008000"/>
                 <w:sz w:val="20"/>
               </w:rPr>
               <w:t>74.6</w:t>
@@ -8919,6 +8985,7 @@
             </w:pPr>
             <w:r>
               <w:rPr>
+                <w:color w:val="008000"/>
                 <w:sz w:val="20"/>
               </w:rPr>
               <w:t>67.2</w:t>
@@ -9033,6 +9100,7 @@
             </w:pPr>
             <w:r>
               <w:rPr>
+                <w:color w:val="008000"/>
                 <w:sz w:val="20"/>
               </w:rPr>
               <w:t>84.4</w:t>
@@ -9049,6 +9117,7 @@
             </w:pPr>
             <w:r>
               <w:rPr>
+                <w:color w:val="008000"/>
                 <w:sz w:val="20"/>
               </w:rPr>
               <w:t>62.4</w:t>
@@ -9065,6 +9134,7 @@
             </w:pPr>
             <w:r>
               <w:rPr>
+                <w:color w:val="008000"/>
                 <w:sz w:val="20"/>
               </w:rPr>
               <w:t>81.2</w:t>
@@ -9081,6 +9151,7 @@
             </w:pPr>
             <w:r>
               <w:rPr>
+                <w:color w:val="008000"/>
                 <w:sz w:val="20"/>
               </w:rPr>
               <w:t>63.4</w:t>
@@ -9226,6 +9297,7 @@
             </w:pPr>
             <w:r>
               <w:rPr>
+                <w:color w:val="008000"/>
                 <w:sz w:val="20"/>
               </w:rPr>
               <w:t>60.8</w:t>
@@ -9258,6 +9330,7 @@
             </w:pPr>
             <w:r>
               <w:rPr>
+                <w:color w:val="008000"/>
                 <w:sz w:val="20"/>
               </w:rPr>
               <w:t>70.6</w:t>
@@ -9274,6 +9347,7 @@
             </w:pPr>
             <w:r>
               <w:rPr>
+                <w:color w:val="008000"/>
                 <w:sz w:val="20"/>
               </w:rPr>
               <w:t>64.6</w:t>
@@ -9435,6 +9509,7 @@
             </w:pPr>
             <w:r>
               <w:rPr>
+                <w:color w:val="008000"/>
                 <w:sz w:val="20"/>
               </w:rPr>
               <w:t>60.6</w:t>
@@ -9870,6 +9945,7 @@
             </w:pPr>
             <w:r>
               <w:rPr>
+                <w:color w:val="008000"/>
                 <w:sz w:val="20"/>
               </w:rPr>
               <w:t>60.9</w:t>
@@ -9886,6 +9962,7 @@
             </w:pPr>
             <w:r>
               <w:rPr>
+                <w:color w:val="008000"/>
                 <w:sz w:val="20"/>
               </w:rPr>
               <w:t>61.2</w:t>
@@ -10406,6 +10483,7 @@
             </w:pPr>
             <w:r>
               <w:rPr>
+                <w:color w:val="008000"/>
                 <w:sz w:val="20"/>
               </w:rPr>
               <w:t>64.1</w:t>
@@ -11114,6 +11192,7 @@
             </w:pPr>
             <w:r>
               <w:rPr>
+                <w:color w:val="008000"/>
                 <w:sz w:val="20"/>
               </w:rPr>
               <w:t>72.0</w:t>
@@ -11211,6 +11290,7 @@
             </w:pPr>
             <w:r>
               <w:rPr>
+                <w:color w:val="008000"/>
                 <w:sz w:val="20"/>
               </w:rPr>
               <w:t>76.9</w:t>
@@ -11227,6 +11307,7 @@
             </w:pPr>
             <w:r>
               <w:rPr>
+                <w:color w:val="008000"/>
                 <w:sz w:val="20"/>
               </w:rPr>
               <w:t>74.4</w:t>
@@ -11243,6 +11324,7 @@
             </w:pPr>
             <w:r>
               <w:rPr>
+                <w:color w:val="008000"/>
                 <w:sz w:val="20"/>
               </w:rPr>
               <w:t>74.4</w:t>
@@ -11259,6 +11341,7 @@
             </w:pPr>
             <w:r>
               <w:rPr>
+                <w:color w:val="008000"/>
                 <w:sz w:val="20"/>
               </w:rPr>
               <w:t>79.0</w:t>
@@ -12178,6 +12261,7 @@
             </w:pPr>
             <w:r>
               <w:rPr>
+                <w:color w:val="008000"/>
                 <w:sz w:val="20"/>
               </w:rPr>
               <w:t>80.0</w:t>
@@ -12194,6 +12278,7 @@
             </w:pPr>
             <w:r>
               <w:rPr>
+                <w:color w:val="008000"/>
                 <w:sz w:val="20"/>
               </w:rPr>
               <w:t>72.9</w:t>
@@ -12210,6 +12295,7 @@
             </w:pPr>
             <w:r>
               <w:rPr>
+                <w:color w:val="008000"/>
                 <w:sz w:val="20"/>
               </w:rPr>
               <w:t>82.5</w:t>
@@ -12226,6 +12312,7 @@
             </w:pPr>
             <w:r>
               <w:rPr>
+                <w:color w:val="008000"/>
                 <w:sz w:val="20"/>
               </w:rPr>
               <w:t>79.0</w:t>
@@ -12242,6 +12329,7 @@
             </w:pPr>
             <w:r>
               <w:rPr>
+                <w:color w:val="008000"/>
                 <w:sz w:val="20"/>
               </w:rPr>
               <w:t>62.5</w:t>
@@ -12839,6 +12927,7 @@
             </w:pPr>
             <w:r>
               <w:rPr>
+                <w:color w:val="008000"/>
                 <w:sz w:val="20"/>
               </w:rPr>
               <w:t>60.2</w:t>
@@ -13145,6 +13234,7 @@
             </w:pPr>
             <w:r>
               <w:rPr>
+                <w:color w:val="008000"/>
                 <w:sz w:val="20"/>
               </w:rPr>
               <w:t>79.5</w:t>
@@ -13161,6 +13251,7 @@
             </w:pPr>
             <w:r>
               <w:rPr>
+                <w:color w:val="008000"/>
                 <w:sz w:val="20"/>
               </w:rPr>
               <w:t>72.2</w:t>
@@ -13177,6 +13268,7 @@
             </w:pPr>
             <w:r>
               <w:rPr>
+                <w:color w:val="008000"/>
                 <w:sz w:val="20"/>
               </w:rPr>
               <w:t>77.3</w:t>
@@ -13193,6 +13285,7 @@
             </w:pPr>
             <w:r>
               <w:rPr>
+                <w:color w:val="008000"/>
                 <w:sz w:val="20"/>
               </w:rPr>
               <w:t>74.4</w:t>
@@ -13209,6 +13302,7 @@
             </w:pPr>
             <w:r>
               <w:rPr>
+                <w:color w:val="008000"/>
                 <w:sz w:val="20"/>
               </w:rPr>
               <w:t>77.3</w:t>
@@ -13225,6 +13319,7 @@
             </w:pPr>
             <w:r>
               <w:rPr>
+                <w:color w:val="008000"/>
                 <w:sz w:val="20"/>
               </w:rPr>
               <w:t>62.4</w:t>
@@ -13713,6 +13808,7 @@
             </w:pPr>
             <w:r>
               <w:rPr>
+                <w:color w:val="008000"/>
                 <w:sz w:val="20"/>
               </w:rPr>
               <w:t>75.0</w:t>
@@ -13729,6 +13825,7 @@
             </w:pPr>
             <w:r>
               <w:rPr>
+                <w:color w:val="008000"/>
                 <w:sz w:val="20"/>
               </w:rPr>
               <w:t>77.6</w:t>
@@ -13745,6 +13842,7 @@
             </w:pPr>
             <w:r>
               <w:rPr>
+                <w:color w:val="008000"/>
                 <w:sz w:val="20"/>
               </w:rPr>
               <w:t>71.2</w:t>
@@ -13761,6 +13859,7 @@
             </w:pPr>
             <w:r>
               <w:rPr>
+                <w:color w:val="008000"/>
                 <w:sz w:val="20"/>
               </w:rPr>
               <w:t>75.4</w:t>
@@ -14534,6 +14633,7 @@
             </w:pPr>
             <w:r>
               <w:rPr>
+                <w:color w:val="008000"/>
                 <w:sz w:val="20"/>
               </w:rPr>
               <w:t>60.6</w:t>
@@ -14550,6 +14650,7 @@
             </w:pPr>
             <w:r>
               <w:rPr>
+                <w:color w:val="008000"/>
                 <w:sz w:val="20"/>
               </w:rPr>
               <w:t>69.6</w:t>
@@ -14566,6 +14667,7 @@
             </w:pPr>
             <w:r>
               <w:rPr>
+                <w:color w:val="008000"/>
                 <w:sz w:val="20"/>
               </w:rPr>
               <w:t>69.7</w:t>
@@ -14680,6 +14782,7 @@
             </w:pPr>
             <w:r>
               <w:rPr>
+                <w:color w:val="008000"/>
                 <w:sz w:val="20"/>
               </w:rPr>
               <w:t>72.9</w:t>
@@ -14696,6 +14799,7 @@
             </w:pPr>
             <w:r>
               <w:rPr>
+                <w:color w:val="008000"/>
                 <w:sz w:val="20"/>
               </w:rPr>
               <w:t>73.9</w:t>
@@ -14712,6 +14816,7 @@
             </w:pPr>
             <w:r>
               <w:rPr>
+                <w:color w:val="008000"/>
                 <w:sz w:val="20"/>
               </w:rPr>
               <w:t>75.0</w:t>
@@ -14728,6 +14833,7 @@
             </w:pPr>
             <w:r>
               <w:rPr>
+                <w:color w:val="008000"/>
                 <w:sz w:val="20"/>
               </w:rPr>
               <w:t>75.4</w:t>
@@ -15227,6 +15333,7 @@
             </w:pPr>
             <w:r>
               <w:rPr>
+                <w:color w:val="008000"/>
                 <w:sz w:val="20"/>
               </w:rPr>
               <w:t>60.9</w:t>
@@ -15647,6 +15754,7 @@
             </w:pPr>
             <w:r>
               <w:rPr>
+                <w:color w:val="008000"/>
                 <w:sz w:val="20"/>
               </w:rPr>
               <w:t>71.9</w:t>
@@ -15663,6 +15771,7 @@
             </w:pPr>
             <w:r>
               <w:rPr>
+                <w:color w:val="008000"/>
                 <w:sz w:val="20"/>
               </w:rPr>
               <w:t>76.9</w:t>
@@ -15679,6 +15788,7 @@
             </w:pPr>
             <w:r>
               <w:rPr>
+                <w:color w:val="008000"/>
                 <w:sz w:val="20"/>
               </w:rPr>
               <w:t>75.4</w:t>
@@ -15695,6 +15805,7 @@
             </w:pPr>
             <w:r>
               <w:rPr>
+                <w:color w:val="008000"/>
                 <w:sz w:val="20"/>
               </w:rPr>
               <w:t>80.6</w:t>
@@ -15872,6 +15983,7 @@
             </w:pPr>
             <w:r>
               <w:rPr>
+                <w:color w:val="008000"/>
                 <w:sz w:val="20"/>
               </w:rPr>
               <w:t>63.0</w:t>
@@ -16017,6 +16129,7 @@
             </w:pPr>
             <w:r>
               <w:rPr>
+                <w:color w:val="008000"/>
                 <w:sz w:val="20"/>
               </w:rPr>
               <w:t>60.3</w:t>
@@ -16130,6 +16243,7 @@
             </w:pPr>
             <w:r>
               <w:rPr>
+                <w:color w:val="008000"/>
                 <w:sz w:val="20"/>
               </w:rPr>
               <w:t>72.7</w:t>
@@ -16162,6 +16276,7 @@
             </w:pPr>
             <w:r>
               <w:rPr>
+                <w:color w:val="008000"/>
                 <w:sz w:val="20"/>
               </w:rPr>
               <w:t>67.0</w:t>
@@ -16194,6 +16309,7 @@
             </w:pPr>
             <w:r>
               <w:rPr>
+                <w:color w:val="008000"/>
                 <w:sz w:val="20"/>
               </w:rPr>
               <w:t>70.2</w:t>
@@ -17020,6 +17136,7 @@
             </w:pPr>
             <w:r>
               <w:rPr>
+                <w:color w:val="008000"/>
                 <w:sz w:val="20"/>
               </w:rPr>
               <w:t>68.6</w:t>
@@ -17036,6 +17153,7 @@
             </w:pPr>
             <w:r>
               <w:rPr>
+                <w:color w:val="008000"/>
                 <w:sz w:val="20"/>
               </w:rPr>
               <w:t>68.5</w:t>
@@ -17052,6 +17170,7 @@
             </w:pPr>
             <w:r>
               <w:rPr>
+                <w:color w:val="008000"/>
                 <w:sz w:val="20"/>
               </w:rPr>
               <w:t>61.8</w:t>
@@ -17068,6 +17187,7 @@
             </w:pPr>
             <w:r>
               <w:rPr>
+                <w:color w:val="008000"/>
                 <w:sz w:val="20"/>
               </w:rPr>
               <w:t>60.2</w:t>
@@ -17744,6 +17864,7 @@
             </w:pPr>
             <w:r>
               <w:rPr>
+                <w:color w:val="008000"/>
                 <w:sz w:val="20"/>
               </w:rPr>
               <w:t>60.7</w:t>
@@ -17825,6 +17946,7 @@
             </w:pPr>
             <w:r>
               <w:rPr>
+                <w:color w:val="008000"/>
                 <w:sz w:val="20"/>
               </w:rPr>
               <w:t>76.5</w:t>
@@ -17841,6 +17963,7 @@
             </w:pPr>
             <w:r>
               <w:rPr>
+                <w:color w:val="008000"/>
                 <w:sz w:val="20"/>
               </w:rPr>
               <w:t>74.2</w:t>
@@ -17857,6 +17980,7 @@
             </w:pPr>
             <w:r>
               <w:rPr>
+                <w:color w:val="008000"/>
                 <w:sz w:val="20"/>
               </w:rPr>
               <w:t>86.4</w:t>
@@ -17873,6 +17997,7 @@
             </w:pPr>
             <w:r>
               <w:rPr>
+                <w:color w:val="008000"/>
                 <w:sz w:val="20"/>
               </w:rPr>
               <w:t>81.7</w:t>
@@ -18695,6 +18820,7 @@
             </w:pPr>
             <w:r>
               <w:rPr>
+                <w:color w:val="008000"/>
                 <w:sz w:val="20"/>
               </w:rPr>
               <w:t>68.1</w:t>
@@ -18711,6 +18837,7 @@
             </w:pPr>
             <w:r>
               <w:rPr>
+                <w:color w:val="008000"/>
                 <w:sz w:val="20"/>
               </w:rPr>
               <w:t>62.0</w:t>
@@ -18792,6 +18919,7 @@
             </w:pPr>
             <w:r>
               <w:rPr>
+                <w:color w:val="008000"/>
                 <w:sz w:val="20"/>
               </w:rPr>
               <w:t>70.4</w:t>
@@ -18808,6 +18936,7 @@
             </w:pPr>
             <w:r>
               <w:rPr>
+                <w:color w:val="008000"/>
                 <w:sz w:val="20"/>
               </w:rPr>
               <w:t>69.9</w:t>
@@ -18824,6 +18953,7 @@
             </w:pPr>
             <w:r>
               <w:rPr>
+                <w:color w:val="008000"/>
                 <w:sz w:val="20"/>
               </w:rPr>
               <w:t>71.6</w:t>
@@ -18840,6 +18970,7 @@
             </w:pPr>
             <w:r>
               <w:rPr>
+                <w:color w:val="008000"/>
                 <w:sz w:val="20"/>
               </w:rPr>
               <w:t>74.7</w:t>
@@ -19453,6 +19584,7 @@
             </w:pPr>
             <w:r>
               <w:rPr>
+                <w:color w:val="008000"/>
                 <w:sz w:val="20"/>
               </w:rPr>
               <w:t>61.6</w:t>
@@ -19678,6 +19810,7 @@
             </w:pPr>
             <w:r>
               <w:rPr>
+                <w:color w:val="008000"/>
                 <w:sz w:val="20"/>
               </w:rPr>
               <w:t>63.4</w:t>
@@ -19759,6 +19892,7 @@
             </w:pPr>
             <w:r>
               <w:rPr>
+                <w:color w:val="008000"/>
                 <w:sz w:val="20"/>
               </w:rPr>
               <w:t>69.8</w:t>
@@ -19775,6 +19909,7 @@
             </w:pPr>
             <w:r>
               <w:rPr>
+                <w:color w:val="008000"/>
                 <w:sz w:val="20"/>
               </w:rPr>
               <w:t>66.8</w:t>
@@ -19791,6 +19926,7 @@
             </w:pPr>
             <w:r>
               <w:rPr>
+                <w:color w:val="008000"/>
                 <w:sz w:val="20"/>
               </w:rPr>
               <w:t>69.8</w:t>
@@ -19807,6 +19943,7 @@
             </w:pPr>
             <w:r>
               <w:rPr>
+                <w:color w:val="008000"/>
                 <w:sz w:val="20"/>
               </w:rPr>
               <w:t>69.9</w:t>
@@ -20327,6 +20464,7 @@
             </w:pPr>
             <w:r>
               <w:rPr>
+                <w:color w:val="008000"/>
                 <w:sz w:val="20"/>
               </w:rPr>
               <w:t>71.4</w:t>
@@ -20343,6 +20481,7 @@
             </w:pPr>
             <w:r>
               <w:rPr>
+                <w:color w:val="008000"/>
                 <w:sz w:val="20"/>
               </w:rPr>
               <w:t>71.6</w:t>
@@ -20359,6 +20498,7 @@
             </w:pPr>
             <w:r>
               <w:rPr>
+                <w:color w:val="008000"/>
                 <w:sz w:val="20"/>
               </w:rPr>
               <w:t>66.7</w:t>
@@ -20375,6 +20515,7 @@
             </w:pPr>
             <w:r>
               <w:rPr>
+                <w:color w:val="008000"/>
                 <w:sz w:val="20"/>
               </w:rPr>
               <w:t>69.3</w:t>
@@ -21035,6 +21176,7 @@
             </w:pPr>
             <w:r>
               <w:rPr>
+                <w:color w:val="008000"/>
                 <w:sz w:val="20"/>
               </w:rPr>
               <w:t>61.0</w:t>
@@ -21051,6 +21193,7 @@
             </w:pPr>
             <w:r>
               <w:rPr>
+                <w:color w:val="008000"/>
                 <w:sz w:val="20"/>
               </w:rPr>
               <w:t>60.1</w:t>
@@ -21132,6 +21275,7 @@
             </w:pPr>
             <w:r>
               <w:rPr>
+                <w:color w:val="008000"/>
                 <w:sz w:val="20"/>
               </w:rPr>
               <w:t>69.0</w:t>
@@ -21148,6 +21292,7 @@
             </w:pPr>
             <w:r>
               <w:rPr>
+                <w:color w:val="008000"/>
                 <w:sz w:val="20"/>
               </w:rPr>
               <w:t>62.3</w:t>
@@ -21164,6 +21309,7 @@
             </w:pPr>
             <w:r>
               <w:rPr>
+                <w:color w:val="008000"/>
                 <w:sz w:val="20"/>
               </w:rPr>
               <w:t>70.4</w:t>
@@ -21180,6 +21326,7 @@
             </w:pPr>
             <w:r>
               <w:rPr>
+                <w:color w:val="008000"/>
                 <w:sz w:val="20"/>
               </w:rPr>
               <w:t>69.2</w:t>
@@ -21294,6 +21441,7 @@
             </w:pPr>
             <w:r>
               <w:rPr>
+                <w:color w:val="008000"/>
                 <w:sz w:val="20"/>
               </w:rPr>
               <w:t>74.1</w:t>
@@ -21310,6 +21458,7 @@
             </w:pPr>
             <w:r>
               <w:rPr>
+                <w:color w:val="008000"/>
                 <w:sz w:val="20"/>
               </w:rPr>
               <w:t>68.2</w:t>
@@ -21326,6 +21475,7 @@
             </w:pPr>
             <w:r>
               <w:rPr>
+                <w:color w:val="008000"/>
                 <w:sz w:val="20"/>
               </w:rPr>
               <w:t>74.1</w:t>
@@ -21342,6 +21492,7 @@
             </w:pPr>
             <w:r>
               <w:rPr>
+                <w:color w:val="008000"/>
                 <w:sz w:val="20"/>
               </w:rPr>
               <w:t>68.2</w:t>
@@ -22099,6 +22250,7 @@
             </w:pPr>
             <w:r>
               <w:rPr>
+                <w:color w:val="008000"/>
                 <w:sz w:val="20"/>
               </w:rPr>
               <w:t>68.6</w:t>
@@ -22115,6 +22267,7 @@
             </w:pPr>
             <w:r>
               <w:rPr>
+                <w:color w:val="008000"/>
                 <w:sz w:val="20"/>
               </w:rPr>
               <w:t>60.4</w:t>
@@ -22131,6 +22284,7 @@
             </w:pPr>
             <w:r>
               <w:rPr>
+                <w:color w:val="008000"/>
                 <w:sz w:val="20"/>
               </w:rPr>
               <w:t>62.8</w:t>
@@ -22147,6 +22301,7 @@
             </w:pPr>
             <w:r>
               <w:rPr>
+                <w:color w:val="008000"/>
                 <w:sz w:val="20"/>
               </w:rPr>
               <w:t>62.9</w:t>
@@ -22261,6 +22416,7 @@
             </w:pPr>
             <w:r>
               <w:rPr>
+                <w:color w:val="008000"/>
                 <w:sz w:val="20"/>
               </w:rPr>
               <w:t>81.8</w:t>
@@ -22277,6 +22433,7 @@
             </w:pPr>
             <w:r>
               <w:rPr>
+                <w:color w:val="008000"/>
                 <w:sz w:val="20"/>
               </w:rPr>
               <w:t>67.0</w:t>
@@ -22293,6 +22450,7 @@
             </w:pPr>
             <w:r>
               <w:rPr>
+                <w:color w:val="008000"/>
                 <w:sz w:val="20"/>
               </w:rPr>
               <w:t>81.8</w:t>
@@ -22309,6 +22467,7 @@
             </w:pPr>
             <w:r>
               <w:rPr>
+                <w:color w:val="008000"/>
                 <w:sz w:val="20"/>
               </w:rPr>
               <w:t>65.9</w:t>
@@ -22325,6 +22484,7 @@
             </w:pPr>
             <w:r>
               <w:rPr>
+                <w:color w:val="008000"/>
                 <w:sz w:val="20"/>
               </w:rPr>
               <w:t>63.6</w:t>
@@ -23114,6 +23274,7 @@
             </w:pPr>
             <w:r>
               <w:rPr>
+                <w:color w:val="008000"/>
                 <w:sz w:val="20"/>
               </w:rPr>
               <w:t>60.4</w:t>
@@ -23634,6 +23795,7 @@
             </w:pPr>
             <w:r>
               <w:rPr>
+                <w:color w:val="008000"/>
                 <w:sz w:val="20"/>
               </w:rPr>
               <w:t>77.4</w:t>
@@ -23650,6 +23812,7 @@
             </w:pPr>
             <w:r>
               <w:rPr>
+                <w:color w:val="008000"/>
                 <w:sz w:val="20"/>
               </w:rPr>
               <w:t>75.5</w:t>
@@ -23666,6 +23829,7 @@
             </w:pPr>
             <w:r>
               <w:rPr>
+                <w:color w:val="008000"/>
                 <w:sz w:val="20"/>
               </w:rPr>
               <w:t>81.1</w:t>
@@ -23682,6 +23846,7 @@
             </w:pPr>
             <w:r>
               <w:rPr>
+                <w:color w:val="008000"/>
                 <w:sz w:val="20"/>
               </w:rPr>
               <w:t>77.5</w:t>
@@ -24358,6 +24523,7 @@
             </w:pPr>
             <w:r>
               <w:rPr>
+                <w:color w:val="008000"/>
                 <w:sz w:val="20"/>
               </w:rPr>
               <w:t>60.8</w:t>
@@ -24439,6 +24605,7 @@
             </w:pPr>
             <w:r>
               <w:rPr>
+                <w:color w:val="008000"/>
                 <w:sz w:val="20"/>
               </w:rPr>
               <w:t>78.3</w:t>
@@ -24455,6 +24622,7 @@
             </w:pPr>
             <w:r>
               <w:rPr>
+                <w:color w:val="008000"/>
                 <w:sz w:val="20"/>
               </w:rPr>
               <w:t>68.9</w:t>
@@ -24471,6 +24639,7 @@
             </w:pPr>
             <w:r>
               <w:rPr>
+                <w:color w:val="008000"/>
                 <w:sz w:val="20"/>
               </w:rPr>
               <w:t>80.0</w:t>
@@ -24487,6 +24656,7 @@
             </w:pPr>
             <w:r>
               <w:rPr>
+                <w:color w:val="008000"/>
                 <w:sz w:val="20"/>
               </w:rPr>
               <w:t>73.2</w:t>
@@ -24601,6 +24771,7 @@
             </w:pPr>
             <w:r>
               <w:rPr>
+                <w:color w:val="008000"/>
                 <w:sz w:val="20"/>
               </w:rPr>
               <w:t>67.9</w:t>
@@ -24617,6 +24788,7 @@
             </w:pPr>
             <w:r>
               <w:rPr>
+                <w:color w:val="008000"/>
                 <w:sz w:val="20"/>
               </w:rPr>
               <w:t>66.3</w:t>
@@ -24649,6 +24821,7 @@
             </w:pPr>
             <w:r>
               <w:rPr>
+                <w:color w:val="008000"/>
                 <w:sz w:val="20"/>
               </w:rPr>
               <w:t>61.2</w:t>
@@ -25309,6 +25482,7 @@
             </w:pPr>
             <w:r>
               <w:rPr>
+                <w:color w:val="008000"/>
                 <w:sz w:val="20"/>
               </w:rPr>
               <w:t>60.3</w:t>
@@ -25406,6 +25580,7 @@
             </w:pPr>
             <w:r>
               <w:rPr>
+                <w:color w:val="008000"/>
                 <w:sz w:val="20"/>
               </w:rPr>
               <w:t>71.2</w:t>
@@ -25422,6 +25597,7 @@
             </w:pPr>
             <w:r>
               <w:rPr>
+                <w:color w:val="008000"/>
                 <w:sz w:val="20"/>
               </w:rPr>
               <w:t>67.1</w:t>
@@ -25438,6 +25614,7 @@
             </w:pPr>
             <w:r>
               <w:rPr>
+                <w:color w:val="008000"/>
                 <w:sz w:val="20"/>
               </w:rPr>
               <w:t>71.2</w:t>
@@ -25454,6 +25631,7 @@
             </w:pPr>
             <w:r>
               <w:rPr>
+                <w:color w:val="008000"/>
                 <w:sz w:val="20"/>
               </w:rPr>
               <w:t>67.7</w:t>
@@ -26292,6 +26470,7 @@
             </w:pPr>
             <w:r>
               <w:rPr>
+                <w:color w:val="008000"/>
                 <w:sz w:val="20"/>
               </w:rPr>
               <w:t>61.5</w:t>
@@ -26373,6 +26552,7 @@
             </w:pPr>
             <w:r>
               <w:rPr>
+                <w:color w:val="008000"/>
                 <w:sz w:val="20"/>
               </w:rPr>
               <w:t>72.9</w:t>
@@ -26389,6 +26569,7 @@
             </w:pPr>
             <w:r>
               <w:rPr>
+                <w:color w:val="008000"/>
                 <w:sz w:val="20"/>
               </w:rPr>
               <w:t>67.7</w:t>
@@ -26405,6 +26586,7 @@
             </w:pPr>
             <w:r>
               <w:rPr>
+                <w:color w:val="008000"/>
                 <w:sz w:val="20"/>
               </w:rPr>
               <w:t>67.8</w:t>
@@ -26421,6 +26603,7 @@
             </w:pPr>
             <w:r>
               <w:rPr>
+                <w:color w:val="008000"/>
                 <w:sz w:val="20"/>
               </w:rPr>
               <w:t>67.1</w:t>
@@ -26437,6 +26620,7 @@
             </w:pPr>
             <w:r>
               <w:rPr>
+                <w:color w:val="008000"/>
                 <w:sz w:val="20"/>
               </w:rPr>
               <w:t>61.0</w:t>
@@ -26941,6 +27125,7 @@
             </w:pPr>
             <w:r>
               <w:rPr>
+                <w:color w:val="008000"/>
                 <w:sz w:val="20"/>
               </w:rPr>
               <w:t>79.0</w:t>
@@ -26957,6 +27142,7 @@
             </w:pPr>
             <w:r>
               <w:rPr>
+                <w:color w:val="008000"/>
                 <w:sz w:val="20"/>
               </w:rPr>
               <w:t>70.9</w:t>
@@ -26973,6 +27159,7 @@
             </w:pPr>
             <w:r>
               <w:rPr>
+                <w:color w:val="008000"/>
                 <w:sz w:val="20"/>
               </w:rPr>
               <w:t>76.3</w:t>
@@ -26989,6 +27176,7 @@
             </w:pPr>
             <w:r>
               <w:rPr>
+                <w:color w:val="008000"/>
                 <w:sz w:val="20"/>
               </w:rPr>
               <w:t>72.1</w:t>
@@ -27166,6 +27354,7 @@
             </w:pPr>
             <w:r>
               <w:rPr>
+                <w:color w:val="008000"/>
                 <w:sz w:val="20"/>
               </w:rPr>
               <w:t>63.0</w:t>
@@ -27746,6 +27935,7 @@
             </w:pPr>
             <w:r>
               <w:rPr>
+                <w:color w:val="008000"/>
                 <w:sz w:val="20"/>
               </w:rPr>
               <w:t>74.4</w:t>
@@ -27762,6 +27952,7 @@
             </w:pPr>
             <w:r>
               <w:rPr>
+                <w:color w:val="008000"/>
                 <w:sz w:val="20"/>
               </w:rPr>
               <w:t>60.5</w:t>
@@ -27778,6 +27969,7 @@
             </w:pPr>
             <w:r>
               <w:rPr>
+                <w:color w:val="008000"/>
                 <w:sz w:val="20"/>
               </w:rPr>
               <w:t>84.6</w:t>
@@ -27794,6 +27986,7 @@
             </w:pPr>
             <w:r>
               <w:rPr>
+                <w:color w:val="008000"/>
                 <w:sz w:val="20"/>
               </w:rPr>
               <w:t>68.4</w:t>
@@ -27908,6 +28101,7 @@
             </w:pPr>
             <w:r>
               <w:rPr>
+                <w:color w:val="008000"/>
                 <w:sz w:val="20"/>
               </w:rPr>
               <w:t>72.4</w:t>
@@ -27924,6 +28118,7 @@
             </w:pPr>
             <w:r>
               <w:rPr>
+                <w:color w:val="008000"/>
                 <w:sz w:val="20"/>
               </w:rPr>
               <w:t>68.6</w:t>
@@ -27940,6 +28135,7 @@
             </w:pPr>
             <w:r>
               <w:rPr>
+                <w:color w:val="008000"/>
                 <w:sz w:val="20"/>
               </w:rPr>
               <w:t>72.4</w:t>
@@ -27956,6 +28152,7 @@
             </w:pPr>
             <w:r>
               <w:rPr>
+                <w:color w:val="008000"/>
                 <w:sz w:val="20"/>
               </w:rPr>
               <w:t>68.6</w:t>
@@ -28133,6 +28330,7 @@
             </w:pPr>
             <w:r>
               <w:rPr>
+                <w:color w:val="008000"/>
                 <w:sz w:val="20"/>
               </w:rPr>
               <w:t>66.1</w:t>
@@ -28262,6 +28460,7 @@
             </w:pPr>
             <w:r>
               <w:rPr>
+                <w:color w:val="008000"/>
                 <w:sz w:val="20"/>
               </w:rPr>
               <w:t>63.3</w:t>
@@ -28278,6 +28477,7 @@
             </w:pPr>
             <w:r>
               <w:rPr>
+                <w:color w:val="008000"/>
                 <w:sz w:val="20"/>
               </w:rPr>
               <w:t>60.6</w:t>
@@ -28745,6 +28945,7 @@
             </w:pPr>
             <w:r>
               <w:rPr>
+                <w:color w:val="008000"/>
                 <w:sz w:val="20"/>
               </w:rPr>
               <w:t>66.7</w:t>
@@ -28761,6 +28962,7 @@
             </w:pPr>
             <w:r>
               <w:rPr>
+                <w:color w:val="008000"/>
                 <w:sz w:val="20"/>
               </w:rPr>
               <w:t>65.8</w:t>
@@ -28875,6 +29077,7 @@
             </w:pPr>
             <w:r>
               <w:rPr>
+                <w:color w:val="008000"/>
                 <w:sz w:val="20"/>
               </w:rPr>
               <w:t>65.5</w:t>
@@ -28891,6 +29094,7 @@
             </w:pPr>
             <w:r>
               <w:rPr>
+                <w:color w:val="008000"/>
                 <w:sz w:val="20"/>
               </w:rPr>
               <w:t>68.6</w:t>
@@ -28907,6 +29111,7 @@
             </w:pPr>
             <w:r>
               <w:rPr>
+                <w:color w:val="008000"/>
                 <w:sz w:val="20"/>
               </w:rPr>
               <w:t>69.0</w:t>
@@ -28923,6 +29128,7 @@
             </w:pPr>
             <w:r>
               <w:rPr>
+                <w:color w:val="008000"/>
                 <w:sz w:val="20"/>
               </w:rPr>
               <w:t>66.3</w:t>
@@ -29116,6 +29322,7 @@
             </w:pPr>
             <w:r>
               <w:rPr>
+                <w:color w:val="008000"/>
                 <w:sz w:val="20"/>
               </w:rPr>
               <w:t>63.1</w:t>
@@ -29229,6 +29436,7 @@
             </w:pPr>
             <w:r>
               <w:rPr>
+                <w:color w:val="008000"/>
                 <w:sz w:val="20"/>
               </w:rPr>
               <w:t>64.5</w:t>
@@ -29245,6 +29453,7 @@
             </w:pPr>
             <w:r>
               <w:rPr>
+                <w:color w:val="008000"/>
                 <w:sz w:val="20"/>
               </w:rPr>
               <w:t>64.0</w:t>
@@ -29358,6 +29567,7 @@
             </w:pPr>
             <w:r>
               <w:rPr>
+                <w:color w:val="008000"/>
                 <w:sz w:val="20"/>
               </w:rPr>
               <w:t>74.3</w:t>
@@ -29422,6 +29632,7 @@
             </w:pPr>
             <w:r>
               <w:rPr>
+                <w:color w:val="008000"/>
                 <w:sz w:val="20"/>
               </w:rPr>
               <w:t>67.4</w:t>
@@ -30248,6 +30459,7 @@
             </w:pPr>
             <w:r>
               <w:rPr>
+                <w:color w:val="008000"/>
                 <w:sz w:val="20"/>
               </w:rPr>
               <w:t>61.3</w:t>
@@ -30280,6 +30492,7 @@
             </w:pPr>
             <w:r>
               <w:rPr>
+                <w:color w:val="008000"/>
                 <w:sz w:val="20"/>
               </w:rPr>
               <w:t>69.3</w:t>
@@ -30296,6 +30509,7 @@
             </w:pPr>
             <w:r>
               <w:rPr>
+                <w:color w:val="008000"/>
                 <w:sz w:val="20"/>
               </w:rPr>
               <w:t>64.5</w:t>
@@ -30956,6 +31170,7 @@
             </w:pPr>
             <w:r>
               <w:rPr>
+                <w:color w:val="008000"/>
                 <w:sz w:val="20"/>
               </w:rPr>
               <w:t>61.6</w:t>
@@ -31053,6 +31268,7 @@
             </w:pPr>
             <w:r>
               <w:rPr>
+                <w:color w:val="008000"/>
                 <w:sz w:val="20"/>
               </w:rPr>
               <w:t>70.0</w:t>
@@ -31069,6 +31285,7 @@
             </w:pPr>
             <w:r>
               <w:rPr>
+                <w:color w:val="008000"/>
                 <w:sz w:val="20"/>
               </w:rPr>
               <w:t>74.2</w:t>
@@ -31085,6 +31302,7 @@
             </w:pPr>
             <w:r>
               <w:rPr>
+                <w:color w:val="008000"/>
                 <w:sz w:val="20"/>
               </w:rPr>
               <w:t>80.0</w:t>
@@ -31101,6 +31319,7 @@
             </w:pPr>
             <w:r>
               <w:rPr>
+                <w:color w:val="008000"/>
                 <w:sz w:val="20"/>
               </w:rPr>
               <w:t>83.5</w:t>
@@ -31215,6 +31434,7 @@
             </w:pPr>
             <w:r>
               <w:rPr>
+                <w:color w:val="008000"/>
                 <w:sz w:val="20"/>
               </w:rPr>
               <w:t>63.1</w:t>
@@ -31247,6 +31467,7 @@
             </w:pPr>
             <w:r>
               <w:rPr>
+                <w:color w:val="008000"/>
                 <w:sz w:val="20"/>
               </w:rPr>
               <w:t>67.7</w:t>
@@ -31263,6 +31484,7 @@
             </w:pPr>
             <w:r>
               <w:rPr>
+                <w:color w:val="008000"/>
                 <w:sz w:val="20"/>
               </w:rPr>
               <w:t>61.8</w:t>
@@ -31923,6 +32145,7 @@
             </w:pPr>
             <w:r>
               <w:rPr>
+                <w:color w:val="008000"/>
                 <w:sz w:val="20"/>
               </w:rPr>
               <w:t>61.5</w:t>
@@ -31939,6 +32162,7 @@
             </w:pPr>
             <w:r>
               <w:rPr>
+                <w:color w:val="008000"/>
                 <w:sz w:val="20"/>
               </w:rPr>
               <w:t>64.8</w:t>
@@ -32020,6 +32244,7 @@
             </w:pPr>
             <w:r>
               <w:rPr>
+                <w:color w:val="008000"/>
                 <w:sz w:val="20"/>
               </w:rPr>
               <w:t>65.5</w:t>
@@ -32036,6 +32261,7 @@
             </w:pPr>
             <w:r>
               <w:rPr>
+                <w:color w:val="008000"/>
                 <w:sz w:val="20"/>
               </w:rPr>
               <w:t>67.0</w:t>
@@ -32052,6 +32278,7 @@
             </w:pPr>
             <w:r>
               <w:rPr>
+                <w:color w:val="008000"/>
                 <w:sz w:val="20"/>
               </w:rPr>
               <w:t>75.9</w:t>
@@ -32068,6 +32295,7 @@
             </w:pPr>
             <w:r>
               <w:rPr>
+                <w:color w:val="008000"/>
                 <w:sz w:val="20"/>
               </w:rPr>
               <w:t>76.3</w:t>
@@ -32681,6 +32909,7 @@
             </w:pPr>
             <w:r>
               <w:rPr>
+                <w:color w:val="008000"/>
                 <w:sz w:val="20"/>
               </w:rPr>
               <w:t>61.5</w:t>
@@ -32713,6 +32942,7 @@
             </w:pPr>
             <w:r>
               <w:rPr>
+                <w:color w:val="008000"/>
                 <w:sz w:val="20"/>
               </w:rPr>
               <w:t>61.9</w:t>
@@ -32874,6 +33104,7 @@
             </w:pPr>
             <w:r>
               <w:rPr>
+                <w:color w:val="008000"/>
                 <w:sz w:val="20"/>
               </w:rPr>
               <w:t>60.3</w:t>
@@ -32906,6 +33137,7 @@
             </w:pPr>
             <w:r>
               <w:rPr>
+                <w:color w:val="008000"/>
                 <w:sz w:val="20"/>
               </w:rPr>
               <w:t>65.4</w:t>
@@ -32987,6 +33219,7 @@
             </w:pPr>
             <w:r>
               <w:rPr>
+                <w:color w:val="008000"/>
                 <w:sz w:val="20"/>
               </w:rPr>
               <w:t>73.5</w:t>
@@ -33003,6 +33236,7 @@
             </w:pPr>
             <w:r>
               <w:rPr>
+                <w:color w:val="008000"/>
                 <w:sz w:val="20"/>
               </w:rPr>
               <w:t>71.1</w:t>
@@ -33019,6 +33253,7 @@
             </w:pPr>
             <w:r>
               <w:rPr>
+                <w:color w:val="008000"/>
                 <w:sz w:val="20"/>
               </w:rPr>
               <w:t>70.6</w:t>
@@ -33035,6 +33270,7 @@
             </w:pPr>
             <w:r>
               <w:rPr>
+                <w:color w:val="008000"/>
                 <w:sz w:val="20"/>
               </w:rPr>
               <w:t>75.3</w:t>
@@ -33067,6 +33303,7 @@
             </w:pPr>
             <w:r>
               <w:rPr>
+                <w:color w:val="008000"/>
                 <w:sz w:val="20"/>
               </w:rPr>
               <w:t>60.8</w:t>

--- a/src/steps/docx_output/thesis.docx
+++ b/src/steps/docx_output/thesis.docx
@@ -350,70 +350,6 @@
         <w:tc>
           <w:tcPr>
             <w:tcW w:type="dxa" w:w="864"/>
-            <w:vMerge/>
-          </w:tcPr>
-          <w:p/>
-        </w:tc>
-        <w:tc>
-          <w:tcPr>
-            <w:tcW w:type="dxa" w:w="864"/>
-            <w:vMerge/>
-          </w:tcPr>
-          <w:p/>
-        </w:tc>
-        <w:tc>
-          <w:tcPr>
-            <w:tcW w:type="dxa" w:w="864"/>
-          </w:tcPr>
-          <w:p/>
-        </w:tc>
-        <w:tc>
-          <w:tcPr>
-            <w:tcW w:type="dxa" w:w="864"/>
-          </w:tcPr>
-          <w:p/>
-        </w:tc>
-        <w:tc>
-          <w:tcPr>
-            <w:tcW w:type="dxa" w:w="864"/>
-          </w:tcPr>
-          <w:p/>
-        </w:tc>
-        <w:tc>
-          <w:tcPr>
-            <w:tcW w:type="dxa" w:w="864"/>
-          </w:tcPr>
-          <w:p/>
-        </w:tc>
-        <w:tc>
-          <w:tcPr>
-            <w:tcW w:type="dxa" w:w="864"/>
-          </w:tcPr>
-          <w:p/>
-        </w:tc>
-        <w:tc>
-          <w:tcPr>
-            <w:tcW w:type="dxa" w:w="864"/>
-          </w:tcPr>
-          <w:p/>
-        </w:tc>
-        <w:tc>
-          <w:tcPr>
-            <w:tcW w:type="dxa" w:w="864"/>
-          </w:tcPr>
-          <w:p/>
-        </w:tc>
-        <w:tc>
-          <w:tcPr>
-            <w:tcW w:type="dxa" w:w="864"/>
-          </w:tcPr>
-          <w:p/>
-        </w:tc>
-      </w:tr>
-      <w:tr>
-        <w:tc>
-          <w:tcPr>
-            <w:tcW w:type="dxa" w:w="864"/>
           </w:tcPr>
           <w:p>
             <w:pPr>
@@ -3525,6 +3461,68 @@
               <w:t>37.5</w:t>
             </w:r>
           </w:p>
+        </w:tc>
+      </w:tr>
+      <w:tr>
+        <w:tc>
+          <w:tcPr>
+            <w:tcW w:type="dxa" w:w="864"/>
+          </w:tcPr>
+          <w:p/>
+        </w:tc>
+        <w:tc>
+          <w:tcPr>
+            <w:tcW w:type="dxa" w:w="864"/>
+          </w:tcPr>
+          <w:p/>
+        </w:tc>
+        <w:tc>
+          <w:tcPr>
+            <w:tcW w:type="dxa" w:w="864"/>
+          </w:tcPr>
+          <w:p/>
+        </w:tc>
+        <w:tc>
+          <w:tcPr>
+            <w:tcW w:type="dxa" w:w="864"/>
+          </w:tcPr>
+          <w:p/>
+        </w:tc>
+        <w:tc>
+          <w:tcPr>
+            <w:tcW w:type="dxa" w:w="864"/>
+          </w:tcPr>
+          <w:p/>
+        </w:tc>
+        <w:tc>
+          <w:tcPr>
+            <w:tcW w:type="dxa" w:w="864"/>
+          </w:tcPr>
+          <w:p/>
+        </w:tc>
+        <w:tc>
+          <w:tcPr>
+            <w:tcW w:type="dxa" w:w="864"/>
+          </w:tcPr>
+          <w:p/>
+        </w:tc>
+        <w:tc>
+          <w:tcPr>
+            <w:tcW w:type="dxa" w:w="864"/>
+          </w:tcPr>
+          <w:p/>
+        </w:tc>
+        <w:tc>
+          <w:tcPr>
+            <w:tcW w:type="dxa" w:w="864"/>
+          </w:tcPr>
+          <w:p/>
+        </w:tc>
+        <w:tc>
+          <w:tcPr>
+            <w:tcW w:type="dxa" w:w="864"/>
+          </w:tcPr>
+          <w:p/>
         </w:tc>
       </w:tr>
     </w:tbl>
@@ -3873,70 +3871,6 @@
         <w:tc>
           <w:tcPr>
             <w:tcW w:type="dxa" w:w="864"/>
-            <w:vMerge/>
-          </w:tcPr>
-          <w:p/>
-        </w:tc>
-        <w:tc>
-          <w:tcPr>
-            <w:tcW w:type="dxa" w:w="864"/>
-            <w:vMerge/>
-          </w:tcPr>
-          <w:p/>
-        </w:tc>
-        <w:tc>
-          <w:tcPr>
-            <w:tcW w:type="dxa" w:w="864"/>
-          </w:tcPr>
-          <w:p/>
-        </w:tc>
-        <w:tc>
-          <w:tcPr>
-            <w:tcW w:type="dxa" w:w="864"/>
-          </w:tcPr>
-          <w:p/>
-        </w:tc>
-        <w:tc>
-          <w:tcPr>
-            <w:tcW w:type="dxa" w:w="864"/>
-          </w:tcPr>
-          <w:p/>
-        </w:tc>
-        <w:tc>
-          <w:tcPr>
-            <w:tcW w:type="dxa" w:w="864"/>
-          </w:tcPr>
-          <w:p/>
-        </w:tc>
-        <w:tc>
-          <w:tcPr>
-            <w:tcW w:type="dxa" w:w="864"/>
-          </w:tcPr>
-          <w:p/>
-        </w:tc>
-        <w:tc>
-          <w:tcPr>
-            <w:tcW w:type="dxa" w:w="864"/>
-          </w:tcPr>
-          <w:p/>
-        </w:tc>
-        <w:tc>
-          <w:tcPr>
-            <w:tcW w:type="dxa" w:w="864"/>
-          </w:tcPr>
-          <w:p/>
-        </w:tc>
-        <w:tc>
-          <w:tcPr>
-            <w:tcW w:type="dxa" w:w="864"/>
-          </w:tcPr>
-          <w:p/>
-        </w:tc>
-      </w:tr>
-      <w:tr>
-        <w:tc>
-          <w:tcPr>
-            <w:tcW w:type="dxa" w:w="864"/>
           </w:tcPr>
           <w:p>
             <w:pPr>
@@ -7048,6 +6982,68 @@
               <w:t>52.9</w:t>
             </w:r>
           </w:p>
+        </w:tc>
+      </w:tr>
+      <w:tr>
+        <w:tc>
+          <w:tcPr>
+            <w:tcW w:type="dxa" w:w="864"/>
+          </w:tcPr>
+          <w:p/>
+        </w:tc>
+        <w:tc>
+          <w:tcPr>
+            <w:tcW w:type="dxa" w:w="864"/>
+          </w:tcPr>
+          <w:p/>
+        </w:tc>
+        <w:tc>
+          <w:tcPr>
+            <w:tcW w:type="dxa" w:w="864"/>
+          </w:tcPr>
+          <w:p/>
+        </w:tc>
+        <w:tc>
+          <w:tcPr>
+            <w:tcW w:type="dxa" w:w="864"/>
+          </w:tcPr>
+          <w:p/>
+        </w:tc>
+        <w:tc>
+          <w:tcPr>
+            <w:tcW w:type="dxa" w:w="864"/>
+          </w:tcPr>
+          <w:p/>
+        </w:tc>
+        <w:tc>
+          <w:tcPr>
+            <w:tcW w:type="dxa" w:w="864"/>
+          </w:tcPr>
+          <w:p/>
+        </w:tc>
+        <w:tc>
+          <w:tcPr>
+            <w:tcW w:type="dxa" w:w="864"/>
+          </w:tcPr>
+          <w:p/>
+        </w:tc>
+        <w:tc>
+          <w:tcPr>
+            <w:tcW w:type="dxa" w:w="864"/>
+          </w:tcPr>
+          <w:p/>
+        </w:tc>
+        <w:tc>
+          <w:tcPr>
+            <w:tcW w:type="dxa" w:w="864"/>
+          </w:tcPr>
+          <w:p/>
+        </w:tc>
+        <w:tc>
+          <w:tcPr>
+            <w:tcW w:type="dxa" w:w="864"/>
+          </w:tcPr>
+          <w:p/>
         </w:tc>
       </w:tr>
     </w:tbl>
@@ -7396,70 +7392,6 @@
         <w:tc>
           <w:tcPr>
             <w:tcW w:type="dxa" w:w="864"/>
-            <w:vMerge/>
-          </w:tcPr>
-          <w:p/>
-        </w:tc>
-        <w:tc>
-          <w:tcPr>
-            <w:tcW w:type="dxa" w:w="864"/>
-            <w:vMerge/>
-          </w:tcPr>
-          <w:p/>
-        </w:tc>
-        <w:tc>
-          <w:tcPr>
-            <w:tcW w:type="dxa" w:w="864"/>
-          </w:tcPr>
-          <w:p/>
-        </w:tc>
-        <w:tc>
-          <w:tcPr>
-            <w:tcW w:type="dxa" w:w="864"/>
-          </w:tcPr>
-          <w:p/>
-        </w:tc>
-        <w:tc>
-          <w:tcPr>
-            <w:tcW w:type="dxa" w:w="864"/>
-          </w:tcPr>
-          <w:p/>
-        </w:tc>
-        <w:tc>
-          <w:tcPr>
-            <w:tcW w:type="dxa" w:w="864"/>
-          </w:tcPr>
-          <w:p/>
-        </w:tc>
-        <w:tc>
-          <w:tcPr>
-            <w:tcW w:type="dxa" w:w="864"/>
-          </w:tcPr>
-          <w:p/>
-        </w:tc>
-        <w:tc>
-          <w:tcPr>
-            <w:tcW w:type="dxa" w:w="864"/>
-          </w:tcPr>
-          <w:p/>
-        </w:tc>
-        <w:tc>
-          <w:tcPr>
-            <w:tcW w:type="dxa" w:w="864"/>
-          </w:tcPr>
-          <w:p/>
-        </w:tc>
-        <w:tc>
-          <w:tcPr>
-            <w:tcW w:type="dxa" w:w="864"/>
-          </w:tcPr>
-          <w:p/>
-        </w:tc>
-      </w:tr>
-      <w:tr>
-        <w:tc>
-          <w:tcPr>
-            <w:tcW w:type="dxa" w:w="864"/>
           </w:tcPr>
           <w:p>
             <w:pPr>
@@ -10571,6 +10503,68 @@
               <w:t>33.6</w:t>
             </w:r>
           </w:p>
+        </w:tc>
+      </w:tr>
+      <w:tr>
+        <w:tc>
+          <w:tcPr>
+            <w:tcW w:type="dxa" w:w="864"/>
+          </w:tcPr>
+          <w:p/>
+        </w:tc>
+        <w:tc>
+          <w:tcPr>
+            <w:tcW w:type="dxa" w:w="864"/>
+          </w:tcPr>
+          <w:p/>
+        </w:tc>
+        <w:tc>
+          <w:tcPr>
+            <w:tcW w:type="dxa" w:w="864"/>
+          </w:tcPr>
+          <w:p/>
+        </w:tc>
+        <w:tc>
+          <w:tcPr>
+            <w:tcW w:type="dxa" w:w="864"/>
+          </w:tcPr>
+          <w:p/>
+        </w:tc>
+        <w:tc>
+          <w:tcPr>
+            <w:tcW w:type="dxa" w:w="864"/>
+          </w:tcPr>
+          <w:p/>
+        </w:tc>
+        <w:tc>
+          <w:tcPr>
+            <w:tcW w:type="dxa" w:w="864"/>
+          </w:tcPr>
+          <w:p/>
+        </w:tc>
+        <w:tc>
+          <w:tcPr>
+            <w:tcW w:type="dxa" w:w="864"/>
+          </w:tcPr>
+          <w:p/>
+        </w:tc>
+        <w:tc>
+          <w:tcPr>
+            <w:tcW w:type="dxa" w:w="864"/>
+          </w:tcPr>
+          <w:p/>
+        </w:tc>
+        <w:tc>
+          <w:tcPr>
+            <w:tcW w:type="dxa" w:w="864"/>
+          </w:tcPr>
+          <w:p/>
+        </w:tc>
+        <w:tc>
+          <w:tcPr>
+            <w:tcW w:type="dxa" w:w="864"/>
+          </w:tcPr>
+          <w:p/>
         </w:tc>
       </w:tr>
     </w:tbl>
@@ -10919,70 +10913,6 @@
         <w:tc>
           <w:tcPr>
             <w:tcW w:type="dxa" w:w="864"/>
-            <w:vMerge/>
-          </w:tcPr>
-          <w:p/>
-        </w:tc>
-        <w:tc>
-          <w:tcPr>
-            <w:tcW w:type="dxa" w:w="864"/>
-            <w:vMerge/>
-          </w:tcPr>
-          <w:p/>
-        </w:tc>
-        <w:tc>
-          <w:tcPr>
-            <w:tcW w:type="dxa" w:w="864"/>
-          </w:tcPr>
-          <w:p/>
-        </w:tc>
-        <w:tc>
-          <w:tcPr>
-            <w:tcW w:type="dxa" w:w="864"/>
-          </w:tcPr>
-          <w:p/>
-        </w:tc>
-        <w:tc>
-          <w:tcPr>
-            <w:tcW w:type="dxa" w:w="864"/>
-          </w:tcPr>
-          <w:p/>
-        </w:tc>
-        <w:tc>
-          <w:tcPr>
-            <w:tcW w:type="dxa" w:w="864"/>
-          </w:tcPr>
-          <w:p/>
-        </w:tc>
-        <w:tc>
-          <w:tcPr>
-            <w:tcW w:type="dxa" w:w="864"/>
-          </w:tcPr>
-          <w:p/>
-        </w:tc>
-        <w:tc>
-          <w:tcPr>
-            <w:tcW w:type="dxa" w:w="864"/>
-          </w:tcPr>
-          <w:p/>
-        </w:tc>
-        <w:tc>
-          <w:tcPr>
-            <w:tcW w:type="dxa" w:w="864"/>
-          </w:tcPr>
-          <w:p/>
-        </w:tc>
-        <w:tc>
-          <w:tcPr>
-            <w:tcW w:type="dxa" w:w="864"/>
-          </w:tcPr>
-          <w:p/>
-        </w:tc>
-      </w:tr>
-      <w:tr>
-        <w:tc>
-          <w:tcPr>
-            <w:tcW w:type="dxa" w:w="864"/>
           </w:tcPr>
           <w:p>
             <w:pPr>
@@ -14094,6 +14024,68 @@
               <w:t>62.4</w:t>
             </w:r>
           </w:p>
+        </w:tc>
+      </w:tr>
+      <w:tr>
+        <w:tc>
+          <w:tcPr>
+            <w:tcW w:type="dxa" w:w="864"/>
+          </w:tcPr>
+          <w:p/>
+        </w:tc>
+        <w:tc>
+          <w:tcPr>
+            <w:tcW w:type="dxa" w:w="864"/>
+          </w:tcPr>
+          <w:p/>
+        </w:tc>
+        <w:tc>
+          <w:tcPr>
+            <w:tcW w:type="dxa" w:w="864"/>
+          </w:tcPr>
+          <w:p/>
+        </w:tc>
+        <w:tc>
+          <w:tcPr>
+            <w:tcW w:type="dxa" w:w="864"/>
+          </w:tcPr>
+          <w:p/>
+        </w:tc>
+        <w:tc>
+          <w:tcPr>
+            <w:tcW w:type="dxa" w:w="864"/>
+          </w:tcPr>
+          <w:p/>
+        </w:tc>
+        <w:tc>
+          <w:tcPr>
+            <w:tcW w:type="dxa" w:w="864"/>
+          </w:tcPr>
+          <w:p/>
+        </w:tc>
+        <w:tc>
+          <w:tcPr>
+            <w:tcW w:type="dxa" w:w="864"/>
+          </w:tcPr>
+          <w:p/>
+        </w:tc>
+        <w:tc>
+          <w:tcPr>
+            <w:tcW w:type="dxa" w:w="864"/>
+          </w:tcPr>
+          <w:p/>
+        </w:tc>
+        <w:tc>
+          <w:tcPr>
+            <w:tcW w:type="dxa" w:w="864"/>
+          </w:tcPr>
+          <w:p/>
+        </w:tc>
+        <w:tc>
+          <w:tcPr>
+            <w:tcW w:type="dxa" w:w="864"/>
+          </w:tcPr>
+          <w:p/>
         </w:tc>
       </w:tr>
     </w:tbl>
@@ -14442,70 +14434,6 @@
         <w:tc>
           <w:tcPr>
             <w:tcW w:type="dxa" w:w="864"/>
-            <w:vMerge/>
-          </w:tcPr>
-          <w:p/>
-        </w:tc>
-        <w:tc>
-          <w:tcPr>
-            <w:tcW w:type="dxa" w:w="864"/>
-            <w:vMerge/>
-          </w:tcPr>
-          <w:p/>
-        </w:tc>
-        <w:tc>
-          <w:tcPr>
-            <w:tcW w:type="dxa" w:w="864"/>
-          </w:tcPr>
-          <w:p/>
-        </w:tc>
-        <w:tc>
-          <w:tcPr>
-            <w:tcW w:type="dxa" w:w="864"/>
-          </w:tcPr>
-          <w:p/>
-        </w:tc>
-        <w:tc>
-          <w:tcPr>
-            <w:tcW w:type="dxa" w:w="864"/>
-          </w:tcPr>
-          <w:p/>
-        </w:tc>
-        <w:tc>
-          <w:tcPr>
-            <w:tcW w:type="dxa" w:w="864"/>
-          </w:tcPr>
-          <w:p/>
-        </w:tc>
-        <w:tc>
-          <w:tcPr>
-            <w:tcW w:type="dxa" w:w="864"/>
-          </w:tcPr>
-          <w:p/>
-        </w:tc>
-        <w:tc>
-          <w:tcPr>
-            <w:tcW w:type="dxa" w:w="864"/>
-          </w:tcPr>
-          <w:p/>
-        </w:tc>
-        <w:tc>
-          <w:tcPr>
-            <w:tcW w:type="dxa" w:w="864"/>
-          </w:tcPr>
-          <w:p/>
-        </w:tc>
-        <w:tc>
-          <w:tcPr>
-            <w:tcW w:type="dxa" w:w="864"/>
-          </w:tcPr>
-          <w:p/>
-        </w:tc>
-      </w:tr>
-      <w:tr>
-        <w:tc>
-          <w:tcPr>
-            <w:tcW w:type="dxa" w:w="864"/>
           </w:tcPr>
           <w:p>
             <w:pPr>
@@ -17617,6 +17545,68 @@
               <w:t>37.4</w:t>
             </w:r>
           </w:p>
+        </w:tc>
+      </w:tr>
+      <w:tr>
+        <w:tc>
+          <w:tcPr>
+            <w:tcW w:type="dxa" w:w="864"/>
+          </w:tcPr>
+          <w:p/>
+        </w:tc>
+        <w:tc>
+          <w:tcPr>
+            <w:tcW w:type="dxa" w:w="864"/>
+          </w:tcPr>
+          <w:p/>
+        </w:tc>
+        <w:tc>
+          <w:tcPr>
+            <w:tcW w:type="dxa" w:w="864"/>
+          </w:tcPr>
+          <w:p/>
+        </w:tc>
+        <w:tc>
+          <w:tcPr>
+            <w:tcW w:type="dxa" w:w="864"/>
+          </w:tcPr>
+          <w:p/>
+        </w:tc>
+        <w:tc>
+          <w:tcPr>
+            <w:tcW w:type="dxa" w:w="864"/>
+          </w:tcPr>
+          <w:p/>
+        </w:tc>
+        <w:tc>
+          <w:tcPr>
+            <w:tcW w:type="dxa" w:w="864"/>
+          </w:tcPr>
+          <w:p/>
+        </w:tc>
+        <w:tc>
+          <w:tcPr>
+            <w:tcW w:type="dxa" w:w="864"/>
+          </w:tcPr>
+          <w:p/>
+        </w:tc>
+        <w:tc>
+          <w:tcPr>
+            <w:tcW w:type="dxa" w:w="864"/>
+          </w:tcPr>
+          <w:p/>
+        </w:tc>
+        <w:tc>
+          <w:tcPr>
+            <w:tcW w:type="dxa" w:w="864"/>
+          </w:tcPr>
+          <w:p/>
+        </w:tc>
+        <w:tc>
+          <w:tcPr>
+            <w:tcW w:type="dxa" w:w="864"/>
+          </w:tcPr>
+          <w:p/>
         </w:tc>
       </w:tr>
     </w:tbl>
@@ -17965,70 +17955,6 @@
         <w:tc>
           <w:tcPr>
             <w:tcW w:type="dxa" w:w="864"/>
-            <w:vMerge/>
-          </w:tcPr>
-          <w:p/>
-        </w:tc>
-        <w:tc>
-          <w:tcPr>
-            <w:tcW w:type="dxa" w:w="864"/>
-            <w:vMerge/>
-          </w:tcPr>
-          <w:p/>
-        </w:tc>
-        <w:tc>
-          <w:tcPr>
-            <w:tcW w:type="dxa" w:w="864"/>
-          </w:tcPr>
-          <w:p/>
-        </w:tc>
-        <w:tc>
-          <w:tcPr>
-            <w:tcW w:type="dxa" w:w="864"/>
-          </w:tcPr>
-          <w:p/>
-        </w:tc>
-        <w:tc>
-          <w:tcPr>
-            <w:tcW w:type="dxa" w:w="864"/>
-          </w:tcPr>
-          <w:p/>
-        </w:tc>
-        <w:tc>
-          <w:tcPr>
-            <w:tcW w:type="dxa" w:w="864"/>
-          </w:tcPr>
-          <w:p/>
-        </w:tc>
-        <w:tc>
-          <w:tcPr>
-            <w:tcW w:type="dxa" w:w="864"/>
-          </w:tcPr>
-          <w:p/>
-        </w:tc>
-        <w:tc>
-          <w:tcPr>
-            <w:tcW w:type="dxa" w:w="864"/>
-          </w:tcPr>
-          <w:p/>
-        </w:tc>
-        <w:tc>
-          <w:tcPr>
-            <w:tcW w:type="dxa" w:w="864"/>
-          </w:tcPr>
-          <w:p/>
-        </w:tc>
-        <w:tc>
-          <w:tcPr>
-            <w:tcW w:type="dxa" w:w="864"/>
-          </w:tcPr>
-          <w:p/>
-        </w:tc>
-      </w:tr>
-      <w:tr>
-        <w:tc>
-          <w:tcPr>
-            <w:tcW w:type="dxa" w:w="864"/>
           </w:tcPr>
           <w:p>
             <w:pPr>
@@ -21140,6 +21066,68 @@
               <w:t>56.3</w:t>
             </w:r>
           </w:p>
+        </w:tc>
+      </w:tr>
+      <w:tr>
+        <w:tc>
+          <w:tcPr>
+            <w:tcW w:type="dxa" w:w="864"/>
+          </w:tcPr>
+          <w:p/>
+        </w:tc>
+        <w:tc>
+          <w:tcPr>
+            <w:tcW w:type="dxa" w:w="864"/>
+          </w:tcPr>
+          <w:p/>
+        </w:tc>
+        <w:tc>
+          <w:tcPr>
+            <w:tcW w:type="dxa" w:w="864"/>
+          </w:tcPr>
+          <w:p/>
+        </w:tc>
+        <w:tc>
+          <w:tcPr>
+            <w:tcW w:type="dxa" w:w="864"/>
+          </w:tcPr>
+          <w:p/>
+        </w:tc>
+        <w:tc>
+          <w:tcPr>
+            <w:tcW w:type="dxa" w:w="864"/>
+          </w:tcPr>
+          <w:p/>
+        </w:tc>
+        <w:tc>
+          <w:tcPr>
+            <w:tcW w:type="dxa" w:w="864"/>
+          </w:tcPr>
+          <w:p/>
+        </w:tc>
+        <w:tc>
+          <w:tcPr>
+            <w:tcW w:type="dxa" w:w="864"/>
+          </w:tcPr>
+          <w:p/>
+        </w:tc>
+        <w:tc>
+          <w:tcPr>
+            <w:tcW w:type="dxa" w:w="864"/>
+          </w:tcPr>
+          <w:p/>
+        </w:tc>
+        <w:tc>
+          <w:tcPr>
+            <w:tcW w:type="dxa" w:w="864"/>
+          </w:tcPr>
+          <w:p/>
+        </w:tc>
+        <w:tc>
+          <w:tcPr>
+            <w:tcW w:type="dxa" w:w="864"/>
+          </w:tcPr>
+          <w:p/>
         </w:tc>
       </w:tr>
     </w:tbl>
@@ -21488,70 +21476,6 @@
         <w:tc>
           <w:tcPr>
             <w:tcW w:type="dxa" w:w="864"/>
-            <w:vMerge/>
-          </w:tcPr>
-          <w:p/>
-        </w:tc>
-        <w:tc>
-          <w:tcPr>
-            <w:tcW w:type="dxa" w:w="864"/>
-            <w:vMerge/>
-          </w:tcPr>
-          <w:p/>
-        </w:tc>
-        <w:tc>
-          <w:tcPr>
-            <w:tcW w:type="dxa" w:w="864"/>
-          </w:tcPr>
-          <w:p/>
-        </w:tc>
-        <w:tc>
-          <w:tcPr>
-            <w:tcW w:type="dxa" w:w="864"/>
-          </w:tcPr>
-          <w:p/>
-        </w:tc>
-        <w:tc>
-          <w:tcPr>
-            <w:tcW w:type="dxa" w:w="864"/>
-          </w:tcPr>
-          <w:p/>
-        </w:tc>
-        <w:tc>
-          <w:tcPr>
-            <w:tcW w:type="dxa" w:w="864"/>
-          </w:tcPr>
-          <w:p/>
-        </w:tc>
-        <w:tc>
-          <w:tcPr>
-            <w:tcW w:type="dxa" w:w="864"/>
-          </w:tcPr>
-          <w:p/>
-        </w:tc>
-        <w:tc>
-          <w:tcPr>
-            <w:tcW w:type="dxa" w:w="864"/>
-          </w:tcPr>
-          <w:p/>
-        </w:tc>
-        <w:tc>
-          <w:tcPr>
-            <w:tcW w:type="dxa" w:w="864"/>
-          </w:tcPr>
-          <w:p/>
-        </w:tc>
-        <w:tc>
-          <w:tcPr>
-            <w:tcW w:type="dxa" w:w="864"/>
-          </w:tcPr>
-          <w:p/>
-        </w:tc>
-      </w:tr>
-      <w:tr>
-        <w:tc>
-          <w:tcPr>
-            <w:tcW w:type="dxa" w:w="864"/>
           </w:tcPr>
           <w:p>
             <w:pPr>
@@ -24663,6 +24587,68 @@
               <w:t>42.8</w:t>
             </w:r>
           </w:p>
+        </w:tc>
+      </w:tr>
+      <w:tr>
+        <w:tc>
+          <w:tcPr>
+            <w:tcW w:type="dxa" w:w="864"/>
+          </w:tcPr>
+          <w:p/>
+        </w:tc>
+        <w:tc>
+          <w:tcPr>
+            <w:tcW w:type="dxa" w:w="864"/>
+          </w:tcPr>
+          <w:p/>
+        </w:tc>
+        <w:tc>
+          <w:tcPr>
+            <w:tcW w:type="dxa" w:w="864"/>
+          </w:tcPr>
+          <w:p/>
+        </w:tc>
+        <w:tc>
+          <w:tcPr>
+            <w:tcW w:type="dxa" w:w="864"/>
+          </w:tcPr>
+          <w:p/>
+        </w:tc>
+        <w:tc>
+          <w:tcPr>
+            <w:tcW w:type="dxa" w:w="864"/>
+          </w:tcPr>
+          <w:p/>
+        </w:tc>
+        <w:tc>
+          <w:tcPr>
+            <w:tcW w:type="dxa" w:w="864"/>
+          </w:tcPr>
+          <w:p/>
+        </w:tc>
+        <w:tc>
+          <w:tcPr>
+            <w:tcW w:type="dxa" w:w="864"/>
+          </w:tcPr>
+          <w:p/>
+        </w:tc>
+        <w:tc>
+          <w:tcPr>
+            <w:tcW w:type="dxa" w:w="864"/>
+          </w:tcPr>
+          <w:p/>
+        </w:tc>
+        <w:tc>
+          <w:tcPr>
+            <w:tcW w:type="dxa" w:w="864"/>
+          </w:tcPr>
+          <w:p/>
+        </w:tc>
+        <w:tc>
+          <w:tcPr>
+            <w:tcW w:type="dxa" w:w="864"/>
+          </w:tcPr>
+          <w:p/>
         </w:tc>
       </w:tr>
     </w:tbl>
@@ -25011,70 +24997,6 @@
         <w:tc>
           <w:tcPr>
             <w:tcW w:type="dxa" w:w="864"/>
-            <w:vMerge/>
-          </w:tcPr>
-          <w:p/>
-        </w:tc>
-        <w:tc>
-          <w:tcPr>
-            <w:tcW w:type="dxa" w:w="864"/>
-            <w:vMerge/>
-          </w:tcPr>
-          <w:p/>
-        </w:tc>
-        <w:tc>
-          <w:tcPr>
-            <w:tcW w:type="dxa" w:w="864"/>
-          </w:tcPr>
-          <w:p/>
-        </w:tc>
-        <w:tc>
-          <w:tcPr>
-            <w:tcW w:type="dxa" w:w="864"/>
-          </w:tcPr>
-          <w:p/>
-        </w:tc>
-        <w:tc>
-          <w:tcPr>
-            <w:tcW w:type="dxa" w:w="864"/>
-          </w:tcPr>
-          <w:p/>
-        </w:tc>
-        <w:tc>
-          <w:tcPr>
-            <w:tcW w:type="dxa" w:w="864"/>
-          </w:tcPr>
-          <w:p/>
-        </w:tc>
-        <w:tc>
-          <w:tcPr>
-            <w:tcW w:type="dxa" w:w="864"/>
-          </w:tcPr>
-          <w:p/>
-        </w:tc>
-        <w:tc>
-          <w:tcPr>
-            <w:tcW w:type="dxa" w:w="864"/>
-          </w:tcPr>
-          <w:p/>
-        </w:tc>
-        <w:tc>
-          <w:tcPr>
-            <w:tcW w:type="dxa" w:w="864"/>
-          </w:tcPr>
-          <w:p/>
-        </w:tc>
-        <w:tc>
-          <w:tcPr>
-            <w:tcW w:type="dxa" w:w="864"/>
-          </w:tcPr>
-          <w:p/>
-        </w:tc>
-      </w:tr>
-      <w:tr>
-        <w:tc>
-          <w:tcPr>
-            <w:tcW w:type="dxa" w:w="864"/>
           </w:tcPr>
           <w:p>
             <w:pPr>
@@ -28186,6 +28108,68 @@
               <w:t>54.3</w:t>
             </w:r>
           </w:p>
+        </w:tc>
+      </w:tr>
+      <w:tr>
+        <w:tc>
+          <w:tcPr>
+            <w:tcW w:type="dxa" w:w="864"/>
+          </w:tcPr>
+          <w:p/>
+        </w:tc>
+        <w:tc>
+          <w:tcPr>
+            <w:tcW w:type="dxa" w:w="864"/>
+          </w:tcPr>
+          <w:p/>
+        </w:tc>
+        <w:tc>
+          <w:tcPr>
+            <w:tcW w:type="dxa" w:w="864"/>
+          </w:tcPr>
+          <w:p/>
+        </w:tc>
+        <w:tc>
+          <w:tcPr>
+            <w:tcW w:type="dxa" w:w="864"/>
+          </w:tcPr>
+          <w:p/>
+        </w:tc>
+        <w:tc>
+          <w:tcPr>
+            <w:tcW w:type="dxa" w:w="864"/>
+          </w:tcPr>
+          <w:p/>
+        </w:tc>
+        <w:tc>
+          <w:tcPr>
+            <w:tcW w:type="dxa" w:w="864"/>
+          </w:tcPr>
+          <w:p/>
+        </w:tc>
+        <w:tc>
+          <w:tcPr>
+            <w:tcW w:type="dxa" w:w="864"/>
+          </w:tcPr>
+          <w:p/>
+        </w:tc>
+        <w:tc>
+          <w:tcPr>
+            <w:tcW w:type="dxa" w:w="864"/>
+          </w:tcPr>
+          <w:p/>
+        </w:tc>
+        <w:tc>
+          <w:tcPr>
+            <w:tcW w:type="dxa" w:w="864"/>
+          </w:tcPr>
+          <w:p/>
+        </w:tc>
+        <w:tc>
+          <w:tcPr>
+            <w:tcW w:type="dxa" w:w="864"/>
+          </w:tcPr>
+          <w:p/>
         </w:tc>
       </w:tr>
     </w:tbl>
@@ -28534,70 +28518,6 @@
         <w:tc>
           <w:tcPr>
             <w:tcW w:type="dxa" w:w="864"/>
-            <w:vMerge/>
-          </w:tcPr>
-          <w:p/>
-        </w:tc>
-        <w:tc>
-          <w:tcPr>
-            <w:tcW w:type="dxa" w:w="864"/>
-            <w:vMerge/>
-          </w:tcPr>
-          <w:p/>
-        </w:tc>
-        <w:tc>
-          <w:tcPr>
-            <w:tcW w:type="dxa" w:w="864"/>
-          </w:tcPr>
-          <w:p/>
-        </w:tc>
-        <w:tc>
-          <w:tcPr>
-            <w:tcW w:type="dxa" w:w="864"/>
-          </w:tcPr>
-          <w:p/>
-        </w:tc>
-        <w:tc>
-          <w:tcPr>
-            <w:tcW w:type="dxa" w:w="864"/>
-          </w:tcPr>
-          <w:p/>
-        </w:tc>
-        <w:tc>
-          <w:tcPr>
-            <w:tcW w:type="dxa" w:w="864"/>
-          </w:tcPr>
-          <w:p/>
-        </w:tc>
-        <w:tc>
-          <w:tcPr>
-            <w:tcW w:type="dxa" w:w="864"/>
-          </w:tcPr>
-          <w:p/>
-        </w:tc>
-        <w:tc>
-          <w:tcPr>
-            <w:tcW w:type="dxa" w:w="864"/>
-          </w:tcPr>
-          <w:p/>
-        </w:tc>
-        <w:tc>
-          <w:tcPr>
-            <w:tcW w:type="dxa" w:w="864"/>
-          </w:tcPr>
-          <w:p/>
-        </w:tc>
-        <w:tc>
-          <w:tcPr>
-            <w:tcW w:type="dxa" w:w="864"/>
-          </w:tcPr>
-          <w:p/>
-        </w:tc>
-      </w:tr>
-      <w:tr>
-        <w:tc>
-          <w:tcPr>
-            <w:tcW w:type="dxa" w:w="864"/>
           </w:tcPr>
           <w:p>
             <w:pPr>
@@ -31709,6 +31629,68 @@
               <w:t>23.7</w:t>
             </w:r>
           </w:p>
+        </w:tc>
+      </w:tr>
+      <w:tr>
+        <w:tc>
+          <w:tcPr>
+            <w:tcW w:type="dxa" w:w="864"/>
+          </w:tcPr>
+          <w:p/>
+        </w:tc>
+        <w:tc>
+          <w:tcPr>
+            <w:tcW w:type="dxa" w:w="864"/>
+          </w:tcPr>
+          <w:p/>
+        </w:tc>
+        <w:tc>
+          <w:tcPr>
+            <w:tcW w:type="dxa" w:w="864"/>
+          </w:tcPr>
+          <w:p/>
+        </w:tc>
+        <w:tc>
+          <w:tcPr>
+            <w:tcW w:type="dxa" w:w="864"/>
+          </w:tcPr>
+          <w:p/>
+        </w:tc>
+        <w:tc>
+          <w:tcPr>
+            <w:tcW w:type="dxa" w:w="864"/>
+          </w:tcPr>
+          <w:p/>
+        </w:tc>
+        <w:tc>
+          <w:tcPr>
+            <w:tcW w:type="dxa" w:w="864"/>
+          </w:tcPr>
+          <w:p/>
+        </w:tc>
+        <w:tc>
+          <w:tcPr>
+            <w:tcW w:type="dxa" w:w="864"/>
+          </w:tcPr>
+          <w:p/>
+        </w:tc>
+        <w:tc>
+          <w:tcPr>
+            <w:tcW w:type="dxa" w:w="864"/>
+          </w:tcPr>
+          <w:p/>
+        </w:tc>
+        <w:tc>
+          <w:tcPr>
+            <w:tcW w:type="dxa" w:w="864"/>
+          </w:tcPr>
+          <w:p/>
+        </w:tc>
+        <w:tc>
+          <w:tcPr>
+            <w:tcW w:type="dxa" w:w="864"/>
+          </w:tcPr>
+          <w:p/>
         </w:tc>
       </w:tr>
     </w:tbl>
@@ -32057,70 +32039,6 @@
         <w:tc>
           <w:tcPr>
             <w:tcW w:type="dxa" w:w="864"/>
-            <w:vMerge/>
-          </w:tcPr>
-          <w:p/>
-        </w:tc>
-        <w:tc>
-          <w:tcPr>
-            <w:tcW w:type="dxa" w:w="864"/>
-            <w:vMerge/>
-          </w:tcPr>
-          <w:p/>
-        </w:tc>
-        <w:tc>
-          <w:tcPr>
-            <w:tcW w:type="dxa" w:w="864"/>
-          </w:tcPr>
-          <w:p/>
-        </w:tc>
-        <w:tc>
-          <w:tcPr>
-            <w:tcW w:type="dxa" w:w="864"/>
-          </w:tcPr>
-          <w:p/>
-        </w:tc>
-        <w:tc>
-          <w:tcPr>
-            <w:tcW w:type="dxa" w:w="864"/>
-          </w:tcPr>
-          <w:p/>
-        </w:tc>
-        <w:tc>
-          <w:tcPr>
-            <w:tcW w:type="dxa" w:w="864"/>
-          </w:tcPr>
-          <w:p/>
-        </w:tc>
-        <w:tc>
-          <w:tcPr>
-            <w:tcW w:type="dxa" w:w="864"/>
-          </w:tcPr>
-          <w:p/>
-        </w:tc>
-        <w:tc>
-          <w:tcPr>
-            <w:tcW w:type="dxa" w:w="864"/>
-          </w:tcPr>
-          <w:p/>
-        </w:tc>
-        <w:tc>
-          <w:tcPr>
-            <w:tcW w:type="dxa" w:w="864"/>
-          </w:tcPr>
-          <w:p/>
-        </w:tc>
-        <w:tc>
-          <w:tcPr>
-            <w:tcW w:type="dxa" w:w="864"/>
-          </w:tcPr>
-          <w:p/>
-        </w:tc>
-      </w:tr>
-      <w:tr>
-        <w:tc>
-          <w:tcPr>
-            <w:tcW w:type="dxa" w:w="864"/>
           </w:tcPr>
           <w:p>
             <w:pPr>
@@ -35232,6 +35150,68 @@
               <w:t>60.8</w:t>
             </w:r>
           </w:p>
+        </w:tc>
+      </w:tr>
+      <w:tr>
+        <w:tc>
+          <w:tcPr>
+            <w:tcW w:type="dxa" w:w="864"/>
+          </w:tcPr>
+          <w:p/>
+        </w:tc>
+        <w:tc>
+          <w:tcPr>
+            <w:tcW w:type="dxa" w:w="864"/>
+          </w:tcPr>
+          <w:p/>
+        </w:tc>
+        <w:tc>
+          <w:tcPr>
+            <w:tcW w:type="dxa" w:w="864"/>
+          </w:tcPr>
+          <w:p/>
+        </w:tc>
+        <w:tc>
+          <w:tcPr>
+            <w:tcW w:type="dxa" w:w="864"/>
+          </w:tcPr>
+          <w:p/>
+        </w:tc>
+        <w:tc>
+          <w:tcPr>
+            <w:tcW w:type="dxa" w:w="864"/>
+          </w:tcPr>
+          <w:p/>
+        </w:tc>
+        <w:tc>
+          <w:tcPr>
+            <w:tcW w:type="dxa" w:w="864"/>
+          </w:tcPr>
+          <w:p/>
+        </w:tc>
+        <w:tc>
+          <w:tcPr>
+            <w:tcW w:type="dxa" w:w="864"/>
+          </w:tcPr>
+          <w:p/>
+        </w:tc>
+        <w:tc>
+          <w:tcPr>
+            <w:tcW w:type="dxa" w:w="864"/>
+          </w:tcPr>
+          <w:p/>
+        </w:tc>
+        <w:tc>
+          <w:tcPr>
+            <w:tcW w:type="dxa" w:w="864"/>
+          </w:tcPr>
+          <w:p/>
+        </w:tc>
+        <w:tc>
+          <w:tcPr>
+            <w:tcW w:type="dxa" w:w="864"/>
+          </w:tcPr>
+          <w:p/>
         </w:tc>
       </w:tr>
     </w:tbl>

--- a/src/steps/docx_output/thesis.docx
+++ b/src/steps/docx_output/thesis.docx
@@ -3463,68 +3463,6 @@
           </w:p>
         </w:tc>
       </w:tr>
-      <w:tr>
-        <w:tc>
-          <w:tcPr>
-            <w:tcW w:type="dxa" w:w="864"/>
-          </w:tcPr>
-          <w:p/>
-        </w:tc>
-        <w:tc>
-          <w:tcPr>
-            <w:tcW w:type="dxa" w:w="864"/>
-          </w:tcPr>
-          <w:p/>
-        </w:tc>
-        <w:tc>
-          <w:tcPr>
-            <w:tcW w:type="dxa" w:w="864"/>
-          </w:tcPr>
-          <w:p/>
-        </w:tc>
-        <w:tc>
-          <w:tcPr>
-            <w:tcW w:type="dxa" w:w="864"/>
-          </w:tcPr>
-          <w:p/>
-        </w:tc>
-        <w:tc>
-          <w:tcPr>
-            <w:tcW w:type="dxa" w:w="864"/>
-          </w:tcPr>
-          <w:p/>
-        </w:tc>
-        <w:tc>
-          <w:tcPr>
-            <w:tcW w:type="dxa" w:w="864"/>
-          </w:tcPr>
-          <w:p/>
-        </w:tc>
-        <w:tc>
-          <w:tcPr>
-            <w:tcW w:type="dxa" w:w="864"/>
-          </w:tcPr>
-          <w:p/>
-        </w:tc>
-        <w:tc>
-          <w:tcPr>
-            <w:tcW w:type="dxa" w:w="864"/>
-          </w:tcPr>
-          <w:p/>
-        </w:tc>
-        <w:tc>
-          <w:tcPr>
-            <w:tcW w:type="dxa" w:w="864"/>
-          </w:tcPr>
-          <w:p/>
-        </w:tc>
-        <w:tc>
-          <w:tcPr>
-            <w:tcW w:type="dxa" w:w="864"/>
-          </w:tcPr>
-          <w:p/>
-        </w:tc>
-      </w:tr>
     </w:tbl>
     <w:p>
       <w:r>
@@ -6982,68 +6920,6 @@
               <w:t>52.9</w:t>
             </w:r>
           </w:p>
-        </w:tc>
-      </w:tr>
-      <w:tr>
-        <w:tc>
-          <w:tcPr>
-            <w:tcW w:type="dxa" w:w="864"/>
-          </w:tcPr>
-          <w:p/>
-        </w:tc>
-        <w:tc>
-          <w:tcPr>
-            <w:tcW w:type="dxa" w:w="864"/>
-          </w:tcPr>
-          <w:p/>
-        </w:tc>
-        <w:tc>
-          <w:tcPr>
-            <w:tcW w:type="dxa" w:w="864"/>
-          </w:tcPr>
-          <w:p/>
-        </w:tc>
-        <w:tc>
-          <w:tcPr>
-            <w:tcW w:type="dxa" w:w="864"/>
-          </w:tcPr>
-          <w:p/>
-        </w:tc>
-        <w:tc>
-          <w:tcPr>
-            <w:tcW w:type="dxa" w:w="864"/>
-          </w:tcPr>
-          <w:p/>
-        </w:tc>
-        <w:tc>
-          <w:tcPr>
-            <w:tcW w:type="dxa" w:w="864"/>
-          </w:tcPr>
-          <w:p/>
-        </w:tc>
-        <w:tc>
-          <w:tcPr>
-            <w:tcW w:type="dxa" w:w="864"/>
-          </w:tcPr>
-          <w:p/>
-        </w:tc>
-        <w:tc>
-          <w:tcPr>
-            <w:tcW w:type="dxa" w:w="864"/>
-          </w:tcPr>
-          <w:p/>
-        </w:tc>
-        <w:tc>
-          <w:tcPr>
-            <w:tcW w:type="dxa" w:w="864"/>
-          </w:tcPr>
-          <w:p/>
-        </w:tc>
-        <w:tc>
-          <w:tcPr>
-            <w:tcW w:type="dxa" w:w="864"/>
-          </w:tcPr>
-          <w:p/>
         </w:tc>
       </w:tr>
     </w:tbl>
@@ -10505,68 +10381,6 @@
           </w:p>
         </w:tc>
       </w:tr>
-      <w:tr>
-        <w:tc>
-          <w:tcPr>
-            <w:tcW w:type="dxa" w:w="864"/>
-          </w:tcPr>
-          <w:p/>
-        </w:tc>
-        <w:tc>
-          <w:tcPr>
-            <w:tcW w:type="dxa" w:w="864"/>
-          </w:tcPr>
-          <w:p/>
-        </w:tc>
-        <w:tc>
-          <w:tcPr>
-            <w:tcW w:type="dxa" w:w="864"/>
-          </w:tcPr>
-          <w:p/>
-        </w:tc>
-        <w:tc>
-          <w:tcPr>
-            <w:tcW w:type="dxa" w:w="864"/>
-          </w:tcPr>
-          <w:p/>
-        </w:tc>
-        <w:tc>
-          <w:tcPr>
-            <w:tcW w:type="dxa" w:w="864"/>
-          </w:tcPr>
-          <w:p/>
-        </w:tc>
-        <w:tc>
-          <w:tcPr>
-            <w:tcW w:type="dxa" w:w="864"/>
-          </w:tcPr>
-          <w:p/>
-        </w:tc>
-        <w:tc>
-          <w:tcPr>
-            <w:tcW w:type="dxa" w:w="864"/>
-          </w:tcPr>
-          <w:p/>
-        </w:tc>
-        <w:tc>
-          <w:tcPr>
-            <w:tcW w:type="dxa" w:w="864"/>
-          </w:tcPr>
-          <w:p/>
-        </w:tc>
-        <w:tc>
-          <w:tcPr>
-            <w:tcW w:type="dxa" w:w="864"/>
-          </w:tcPr>
-          <w:p/>
-        </w:tc>
-        <w:tc>
-          <w:tcPr>
-            <w:tcW w:type="dxa" w:w="864"/>
-          </w:tcPr>
-          <w:p/>
-        </w:tc>
-      </w:tr>
     </w:tbl>
     <w:p>
       <w:r>
@@ -14024,68 +13838,6 @@
               <w:t>62.4</w:t>
             </w:r>
           </w:p>
-        </w:tc>
-      </w:tr>
-      <w:tr>
-        <w:tc>
-          <w:tcPr>
-            <w:tcW w:type="dxa" w:w="864"/>
-          </w:tcPr>
-          <w:p/>
-        </w:tc>
-        <w:tc>
-          <w:tcPr>
-            <w:tcW w:type="dxa" w:w="864"/>
-          </w:tcPr>
-          <w:p/>
-        </w:tc>
-        <w:tc>
-          <w:tcPr>
-            <w:tcW w:type="dxa" w:w="864"/>
-          </w:tcPr>
-          <w:p/>
-        </w:tc>
-        <w:tc>
-          <w:tcPr>
-            <w:tcW w:type="dxa" w:w="864"/>
-          </w:tcPr>
-          <w:p/>
-        </w:tc>
-        <w:tc>
-          <w:tcPr>
-            <w:tcW w:type="dxa" w:w="864"/>
-          </w:tcPr>
-          <w:p/>
-        </w:tc>
-        <w:tc>
-          <w:tcPr>
-            <w:tcW w:type="dxa" w:w="864"/>
-          </w:tcPr>
-          <w:p/>
-        </w:tc>
-        <w:tc>
-          <w:tcPr>
-            <w:tcW w:type="dxa" w:w="864"/>
-          </w:tcPr>
-          <w:p/>
-        </w:tc>
-        <w:tc>
-          <w:tcPr>
-            <w:tcW w:type="dxa" w:w="864"/>
-          </w:tcPr>
-          <w:p/>
-        </w:tc>
-        <w:tc>
-          <w:tcPr>
-            <w:tcW w:type="dxa" w:w="864"/>
-          </w:tcPr>
-          <w:p/>
-        </w:tc>
-        <w:tc>
-          <w:tcPr>
-            <w:tcW w:type="dxa" w:w="864"/>
-          </w:tcPr>
-          <w:p/>
         </w:tc>
       </w:tr>
     </w:tbl>
@@ -17547,68 +17299,6 @@
           </w:p>
         </w:tc>
       </w:tr>
-      <w:tr>
-        <w:tc>
-          <w:tcPr>
-            <w:tcW w:type="dxa" w:w="864"/>
-          </w:tcPr>
-          <w:p/>
-        </w:tc>
-        <w:tc>
-          <w:tcPr>
-            <w:tcW w:type="dxa" w:w="864"/>
-          </w:tcPr>
-          <w:p/>
-        </w:tc>
-        <w:tc>
-          <w:tcPr>
-            <w:tcW w:type="dxa" w:w="864"/>
-          </w:tcPr>
-          <w:p/>
-        </w:tc>
-        <w:tc>
-          <w:tcPr>
-            <w:tcW w:type="dxa" w:w="864"/>
-          </w:tcPr>
-          <w:p/>
-        </w:tc>
-        <w:tc>
-          <w:tcPr>
-            <w:tcW w:type="dxa" w:w="864"/>
-          </w:tcPr>
-          <w:p/>
-        </w:tc>
-        <w:tc>
-          <w:tcPr>
-            <w:tcW w:type="dxa" w:w="864"/>
-          </w:tcPr>
-          <w:p/>
-        </w:tc>
-        <w:tc>
-          <w:tcPr>
-            <w:tcW w:type="dxa" w:w="864"/>
-          </w:tcPr>
-          <w:p/>
-        </w:tc>
-        <w:tc>
-          <w:tcPr>
-            <w:tcW w:type="dxa" w:w="864"/>
-          </w:tcPr>
-          <w:p/>
-        </w:tc>
-        <w:tc>
-          <w:tcPr>
-            <w:tcW w:type="dxa" w:w="864"/>
-          </w:tcPr>
-          <w:p/>
-        </w:tc>
-        <w:tc>
-          <w:tcPr>
-            <w:tcW w:type="dxa" w:w="864"/>
-          </w:tcPr>
-          <w:p/>
-        </w:tc>
-      </w:tr>
     </w:tbl>
     <w:p>
       <w:r>
@@ -21066,68 +20756,6 @@
               <w:t>56.3</w:t>
             </w:r>
           </w:p>
-        </w:tc>
-      </w:tr>
-      <w:tr>
-        <w:tc>
-          <w:tcPr>
-            <w:tcW w:type="dxa" w:w="864"/>
-          </w:tcPr>
-          <w:p/>
-        </w:tc>
-        <w:tc>
-          <w:tcPr>
-            <w:tcW w:type="dxa" w:w="864"/>
-          </w:tcPr>
-          <w:p/>
-        </w:tc>
-        <w:tc>
-          <w:tcPr>
-            <w:tcW w:type="dxa" w:w="864"/>
-          </w:tcPr>
-          <w:p/>
-        </w:tc>
-        <w:tc>
-          <w:tcPr>
-            <w:tcW w:type="dxa" w:w="864"/>
-          </w:tcPr>
-          <w:p/>
-        </w:tc>
-        <w:tc>
-          <w:tcPr>
-            <w:tcW w:type="dxa" w:w="864"/>
-          </w:tcPr>
-          <w:p/>
-        </w:tc>
-        <w:tc>
-          <w:tcPr>
-            <w:tcW w:type="dxa" w:w="864"/>
-          </w:tcPr>
-          <w:p/>
-        </w:tc>
-        <w:tc>
-          <w:tcPr>
-            <w:tcW w:type="dxa" w:w="864"/>
-          </w:tcPr>
-          <w:p/>
-        </w:tc>
-        <w:tc>
-          <w:tcPr>
-            <w:tcW w:type="dxa" w:w="864"/>
-          </w:tcPr>
-          <w:p/>
-        </w:tc>
-        <w:tc>
-          <w:tcPr>
-            <w:tcW w:type="dxa" w:w="864"/>
-          </w:tcPr>
-          <w:p/>
-        </w:tc>
-        <w:tc>
-          <w:tcPr>
-            <w:tcW w:type="dxa" w:w="864"/>
-          </w:tcPr>
-          <w:p/>
         </w:tc>
       </w:tr>
     </w:tbl>
@@ -24589,68 +24217,6 @@
           </w:p>
         </w:tc>
       </w:tr>
-      <w:tr>
-        <w:tc>
-          <w:tcPr>
-            <w:tcW w:type="dxa" w:w="864"/>
-          </w:tcPr>
-          <w:p/>
-        </w:tc>
-        <w:tc>
-          <w:tcPr>
-            <w:tcW w:type="dxa" w:w="864"/>
-          </w:tcPr>
-          <w:p/>
-        </w:tc>
-        <w:tc>
-          <w:tcPr>
-            <w:tcW w:type="dxa" w:w="864"/>
-          </w:tcPr>
-          <w:p/>
-        </w:tc>
-        <w:tc>
-          <w:tcPr>
-            <w:tcW w:type="dxa" w:w="864"/>
-          </w:tcPr>
-          <w:p/>
-        </w:tc>
-        <w:tc>
-          <w:tcPr>
-            <w:tcW w:type="dxa" w:w="864"/>
-          </w:tcPr>
-          <w:p/>
-        </w:tc>
-        <w:tc>
-          <w:tcPr>
-            <w:tcW w:type="dxa" w:w="864"/>
-          </w:tcPr>
-          <w:p/>
-        </w:tc>
-        <w:tc>
-          <w:tcPr>
-            <w:tcW w:type="dxa" w:w="864"/>
-          </w:tcPr>
-          <w:p/>
-        </w:tc>
-        <w:tc>
-          <w:tcPr>
-            <w:tcW w:type="dxa" w:w="864"/>
-          </w:tcPr>
-          <w:p/>
-        </w:tc>
-        <w:tc>
-          <w:tcPr>
-            <w:tcW w:type="dxa" w:w="864"/>
-          </w:tcPr>
-          <w:p/>
-        </w:tc>
-        <w:tc>
-          <w:tcPr>
-            <w:tcW w:type="dxa" w:w="864"/>
-          </w:tcPr>
-          <w:p/>
-        </w:tc>
-      </w:tr>
     </w:tbl>
     <w:p>
       <w:r>
@@ -28108,68 +27674,6 @@
               <w:t>54.3</w:t>
             </w:r>
           </w:p>
-        </w:tc>
-      </w:tr>
-      <w:tr>
-        <w:tc>
-          <w:tcPr>
-            <w:tcW w:type="dxa" w:w="864"/>
-          </w:tcPr>
-          <w:p/>
-        </w:tc>
-        <w:tc>
-          <w:tcPr>
-            <w:tcW w:type="dxa" w:w="864"/>
-          </w:tcPr>
-          <w:p/>
-        </w:tc>
-        <w:tc>
-          <w:tcPr>
-            <w:tcW w:type="dxa" w:w="864"/>
-          </w:tcPr>
-          <w:p/>
-        </w:tc>
-        <w:tc>
-          <w:tcPr>
-            <w:tcW w:type="dxa" w:w="864"/>
-          </w:tcPr>
-          <w:p/>
-        </w:tc>
-        <w:tc>
-          <w:tcPr>
-            <w:tcW w:type="dxa" w:w="864"/>
-          </w:tcPr>
-          <w:p/>
-        </w:tc>
-        <w:tc>
-          <w:tcPr>
-            <w:tcW w:type="dxa" w:w="864"/>
-          </w:tcPr>
-          <w:p/>
-        </w:tc>
-        <w:tc>
-          <w:tcPr>
-            <w:tcW w:type="dxa" w:w="864"/>
-          </w:tcPr>
-          <w:p/>
-        </w:tc>
-        <w:tc>
-          <w:tcPr>
-            <w:tcW w:type="dxa" w:w="864"/>
-          </w:tcPr>
-          <w:p/>
-        </w:tc>
-        <w:tc>
-          <w:tcPr>
-            <w:tcW w:type="dxa" w:w="864"/>
-          </w:tcPr>
-          <w:p/>
-        </w:tc>
-        <w:tc>
-          <w:tcPr>
-            <w:tcW w:type="dxa" w:w="864"/>
-          </w:tcPr>
-          <w:p/>
         </w:tc>
       </w:tr>
     </w:tbl>
@@ -31631,68 +31135,6 @@
           </w:p>
         </w:tc>
       </w:tr>
-      <w:tr>
-        <w:tc>
-          <w:tcPr>
-            <w:tcW w:type="dxa" w:w="864"/>
-          </w:tcPr>
-          <w:p/>
-        </w:tc>
-        <w:tc>
-          <w:tcPr>
-            <w:tcW w:type="dxa" w:w="864"/>
-          </w:tcPr>
-          <w:p/>
-        </w:tc>
-        <w:tc>
-          <w:tcPr>
-            <w:tcW w:type="dxa" w:w="864"/>
-          </w:tcPr>
-          <w:p/>
-        </w:tc>
-        <w:tc>
-          <w:tcPr>
-            <w:tcW w:type="dxa" w:w="864"/>
-          </w:tcPr>
-          <w:p/>
-        </w:tc>
-        <w:tc>
-          <w:tcPr>
-            <w:tcW w:type="dxa" w:w="864"/>
-          </w:tcPr>
-          <w:p/>
-        </w:tc>
-        <w:tc>
-          <w:tcPr>
-            <w:tcW w:type="dxa" w:w="864"/>
-          </w:tcPr>
-          <w:p/>
-        </w:tc>
-        <w:tc>
-          <w:tcPr>
-            <w:tcW w:type="dxa" w:w="864"/>
-          </w:tcPr>
-          <w:p/>
-        </w:tc>
-        <w:tc>
-          <w:tcPr>
-            <w:tcW w:type="dxa" w:w="864"/>
-          </w:tcPr>
-          <w:p/>
-        </w:tc>
-        <w:tc>
-          <w:tcPr>
-            <w:tcW w:type="dxa" w:w="864"/>
-          </w:tcPr>
-          <w:p/>
-        </w:tc>
-        <w:tc>
-          <w:tcPr>
-            <w:tcW w:type="dxa" w:w="864"/>
-          </w:tcPr>
-          <w:p/>
-        </w:tc>
-      </w:tr>
     </w:tbl>
     <w:p>
       <w:r>
@@ -35150,68 +34592,6 @@
               <w:t>60.8</w:t>
             </w:r>
           </w:p>
-        </w:tc>
-      </w:tr>
-      <w:tr>
-        <w:tc>
-          <w:tcPr>
-            <w:tcW w:type="dxa" w:w="864"/>
-          </w:tcPr>
-          <w:p/>
-        </w:tc>
-        <w:tc>
-          <w:tcPr>
-            <w:tcW w:type="dxa" w:w="864"/>
-          </w:tcPr>
-          <w:p/>
-        </w:tc>
-        <w:tc>
-          <w:tcPr>
-            <w:tcW w:type="dxa" w:w="864"/>
-          </w:tcPr>
-          <w:p/>
-        </w:tc>
-        <w:tc>
-          <w:tcPr>
-            <w:tcW w:type="dxa" w:w="864"/>
-          </w:tcPr>
-          <w:p/>
-        </w:tc>
-        <w:tc>
-          <w:tcPr>
-            <w:tcW w:type="dxa" w:w="864"/>
-          </w:tcPr>
-          <w:p/>
-        </w:tc>
-        <w:tc>
-          <w:tcPr>
-            <w:tcW w:type="dxa" w:w="864"/>
-          </w:tcPr>
-          <w:p/>
-        </w:tc>
-        <w:tc>
-          <w:tcPr>
-            <w:tcW w:type="dxa" w:w="864"/>
-          </w:tcPr>
-          <w:p/>
-        </w:tc>
-        <w:tc>
-          <w:tcPr>
-            <w:tcW w:type="dxa" w:w="864"/>
-          </w:tcPr>
-          <w:p/>
-        </w:tc>
-        <w:tc>
-          <w:tcPr>
-            <w:tcW w:type="dxa" w:w="864"/>
-          </w:tcPr>
-          <w:p/>
-        </w:tc>
-        <w:tc>
-          <w:tcPr>
-            <w:tcW w:type="dxa" w:w="864"/>
-          </w:tcPr>
-          <w:p/>
         </w:tc>
       </w:tr>
     </w:tbl>

--- a/src/steps/docx_output/thesis.docx
+++ b/src/steps/docx_output/thesis.docx
@@ -12,50 +12,18 @@
     </w:p>
     <w:p>
       <w:r>
-        <w:t xml:space="preserve">The table no 1 examines candlestick pattern predictive capabilities in the Banking sector </w:t>
+        <w:t xml:space="preserve">The Table no. 1 examines candlestick pattern predictive capabilities in the Banking sector </w:t>
         <w:br/>
         <w:t xml:space="preserve">during a long-term Bullish market. </w:t>
         <w:br/>
         <w:br/>
-        <w:t>Temporal Performance Dynamics:</w:t>
-        <w:br/>
-        <w:t>High Predictors:</w:t>
-        <w:br/>
-        <w:t>- 2D: Hammer (78.95%)</w:t>
-        <w:br/>
-        <w:t>- 4D: Hammer (67.8%) (-14.1% change from previous horizon)</w:t>
-        <w:br/>
-        <w:t>- 8D: Hammer (68.18%)</w:t>
-        <w:br/>
-        <w:t>Low Predictors:</w:t>
-        <w:br/>
-        <w:t>- 2D: Hammer (71.93%)</w:t>
-        <w:br/>
-        <w:t>- 4D: Hammer (69.49%) (-3.4% change from previous horizon)</w:t>
-        <w:br/>
-        <w:t>- 8D: Hammer (68.18%)</w:t>
-        <w:br/>
-        <w:t>Close Predictors:</w:t>
-        <w:br/>
-        <w:t>- 2D: I. Hammer (57.01%)</w:t>
-        <w:br/>
-        <w:t>- 4D: I. Hammer (62.39%) (+9.4% change from previous horizon)</w:t>
-        <w:br/>
-        <w:t>- 8D: I. Hammer (62.24%)</w:t>
+        <w:t xml:space="preserve">Hammer shows strong performance when High criteria with trend, High criteria regardless of trend, Low criteria with trend, Low criteria regardless of trend is used instead of picking stocks randomly when we want to pick and hold for 2 Days in average. </w:t>
         <w:br/>
         <w:br/>
-        <w:t>Market Context Considerations:</w:t>
-        <w:br/>
-        <w:t>In the observed Bullish market environment:</w:t>
-        <w:br/>
-        <w:t>- Continuation patterns demonstrate enhanced reliability during sustained trends</w:t>
-        <w:br/>
-        <w:t>Sector characteristics (Banking) may influence pattern prevalence, though exact sector-specific effects require further study</w:t>
+        <w:t xml:space="preserve">Furthermore, Shooting Star shows strong performance when High criteria with trend, High criteria regardless of trend is used instead of picking stocks randomly when we want to pick and hold for 2 Days in average. And, Hammer shows strong performance when High criteria regardless of trend is used instead of picking stocks randomly when we want to pick and hold for 4 Days in average. </w:t>
         <w:br/>
         <w:br/>
-        <w:t>Conclusion:</w:t>
-        <w:br/>
-        <w:t>Significant temporal dependence observed in pattern efficacy, with most predictive value concentrated in shorter horizons. Market context and sector dynamics appear to modulate pattern reliability, though controlled studies are needed to quantify these effects.</w:t>
+        <w:t xml:space="preserve">Likewise, Hammer shows strong performance when High criteria with trend, High criteria regardless of trend, Low criteria with trend is used instead of picking stocks randomly when we want to pick and hold for 8 Days in average. </w:t>
       </w:r>
     </w:p>
     <w:tbl>
@@ -2535,55 +2503,29 @@
     </w:tbl>
     <w:p>
       <w:r>
+        <w:rPr>
+          <w:sz w:val="16"/>
+        </w:rPr>
         <w:t>Table 1. Candles Observation for Banking Stocks in Bullish Market</w:t>
       </w:r>
     </w:p>
     <w:p>
       <w:r>
-        <w:t xml:space="preserve">The table no 2 examines candlestick pattern predictive capabilities in the Banking sector </w:t>
+        <w:t xml:space="preserve">The Table no. 2 examines candlestick pattern predictive capabilities in the Banking sector </w:t>
         <w:br/>
         <w:t xml:space="preserve">during a long-term Bearish market. </w:t>
         <w:br/>
         <w:br/>
-        <w:t>Temporal Performance Dynamics:</w:t>
-        <w:br/>
-        <w:t>High Predictors:</w:t>
-        <w:br/>
-        <w:t>- 2D: Hammer (86.96%)</w:t>
-        <w:br/>
-        <w:t>- 4D: Shooting Star (70.0%) (-19.5% change from previous horizon)</w:t>
-        <w:br/>
-        <w:t>- 8D: Shooting Star (64.86%)</w:t>
-        <w:br/>
-        <w:t>Low Predictors:</w:t>
-        <w:br/>
-        <w:t>- 2D: Hammer (80.43%)</w:t>
-        <w:br/>
-        <w:t>- 4D: Shooting Star (72.5%) (-9.9% change from previous horizon)</w:t>
-        <w:br/>
-        <w:t>- 8D: Shooting Star (62.16%)</w:t>
-        <w:br/>
-        <w:t>Close Predictors:</w:t>
-        <w:br/>
-        <w:t>- 2D: Hanging Man (57.61%)</w:t>
-        <w:br/>
-        <w:t>- 4D: Shooting Star (60.0%) (+4.1% change from previous horizon)</w:t>
-        <w:br/>
-        <w:t>- 8D: Hanging Man (56.82%)</w:t>
+        <w:t xml:space="preserve">Hammer shows strong performance when High criteria with trend, High criteria regardless of trend, Low criteria with trend, Low criteria regardless of trend is used instead of picking stocks randomly when we want to pick and hold for 2 Days in average. </w:t>
         <w:br/>
         <w:br/>
-        <w:t>Market Context Considerations:</w:t>
-        <w:br/>
-        <w:t>In the observed Bearish market environment:</w:t>
-        <w:br/>
-        <w:t>- Continuation patterns demonstrate enhanced reliability during sustained trends</w:t>
-        <w:br/>
-        <w:t>Sector characteristics (Banking) may influence pattern prevalence, though exact sector-specific effects require further study</w:t>
+        <w:t xml:space="preserve">Shooting Star shows strong performance when High criteria with trend, Low criteria with trend, Low criteria regardless of trend is used instead of picking stocks randomly when we want to pick and hold for 2 Days in average. Similarly, Hammer shows strong performance when High criteria with trend, High criteria regardless of trend, Low criteria with trend, Low criteria regardless of trend is used instead of picking stocks randomly when we want to pick and hold for 4 Days in average. </w:t>
         <w:br/>
         <w:br/>
-        <w:t>Conclusion:</w:t>
+        <w:t xml:space="preserve">Hanging Man shows strong performance when Close criteria with trend is used instead of picking stocks randomly when we want to pick and hold for 4 Days in average. Likewise, Shooting Star shows strong performance when High criteria with trend, Low criteria with trend, Close criteria with trend is used instead of picking stocks randomly when we want to pick and hold for 4 Days in average. </w:t>
         <w:br/>
-        <w:t>Significant temporal dependence observed in pattern efficacy, with most predictive value concentrated in shorter horizons. Market context and sector dynamics appear to modulate pattern reliability, though controlled studies are needed to quantify these effects.</w:t>
+        <w:br/>
+        <w:t xml:space="preserve">Hanging Man shows strong performance when Low criteria with trend, Close criteria with trend is used instead of picking stocks randomly when we want to pick and hold for 8 Days in average. Additionally, Shooting Star shows strong performance when High criteria with trend, Low criteria with trend is used instead of picking stocks randomly when we want to pick and hold for 8 Days in average. </w:t>
       </w:r>
     </w:p>
     <w:tbl>
@@ -5063,55 +5005,26 @@
     </w:tbl>
     <w:p>
       <w:r>
+        <w:rPr>
+          <w:sz w:val="16"/>
+        </w:rPr>
         <w:t>Table 2. Candles Observation for Banking Stocks in Bearish Market</w:t>
       </w:r>
     </w:p>
     <w:p>
       <w:r>
-        <w:t xml:space="preserve">The table no 3 examines candlestick pattern predictive capabilities in the Hydropower sector </w:t>
+        <w:t xml:space="preserve">The Table no. 3 examines candlestick pattern predictive capabilities in the Hydropower sector </w:t>
         <w:br/>
         <w:t xml:space="preserve">during a long-term Bullish market. </w:t>
         <w:br/>
         <w:br/>
-        <w:t>Temporal Performance Dynamics:</w:t>
-        <w:br/>
-        <w:t>High Predictors:</w:t>
-        <w:br/>
-        <w:t>- 2D: Hammer (84.21%)</w:t>
-        <w:br/>
-        <w:t>- 4D: Hammer (72.97%) (-13.3% change from previous horizon)</w:t>
-        <w:br/>
-        <w:t>- 8D: Hammer (84.38%)</w:t>
-        <w:br/>
-        <w:t>Low Predictors:</w:t>
-        <w:br/>
-        <w:t>- 2D: Shooting Star (83.02%)</w:t>
-        <w:br/>
-        <w:t>- 4D: Shooting Star (74.58%) (-10.2% change from previous horizon)</w:t>
-        <w:br/>
-        <w:t>- 8D: Hammer (81.25%)</w:t>
-        <w:br/>
-        <w:t>Close Predictors:</w:t>
-        <w:br/>
-        <w:t>- 2D: Hanging Man (62.34%)</w:t>
-        <w:br/>
-        <w:t>- 4D: I. Hammer (65.42%) (+4.9% change from previous horizon)</w:t>
-        <w:br/>
-        <w:t>- 8D: Random* (76.02%)</w:t>
+        <w:t xml:space="preserve">Hammer shows strong performance when High criteria with trend, High criteria regardless of trend, Low criteria with trend, Low criteria regardless of trend is used instead of picking stocks randomly when we want to pick and hold for 2 Days in average. </w:t>
         <w:br/>
         <w:br/>
-        <w:t>Market Context Considerations:</w:t>
-        <w:br/>
-        <w:t>In the observed Bullish market environment:</w:t>
-        <w:br/>
-        <w:t>- Continuation patterns demonstrate enhanced reliability during sustained trends</w:t>
-        <w:br/>
-        <w:t>Sector characteristics (Hydropower) may influence pattern prevalence, though exact sector-specific effects require further study</w:t>
+        <w:t xml:space="preserve">Shooting Star shows strong performance when Low criteria with trend, Low criteria regardless of trend is used instead of picking stocks randomly when we want to pick and hold for 2 Days in average. And, Hammer shows strong performance when High criteria with trend, Low criteria with trend is used instead of picking stocks randomly when we want to pick and hold for 4 Days in average. </w:t>
         <w:br/>
         <w:br/>
-        <w:t>Conclusion:</w:t>
-        <w:br/>
-        <w:t>Significant temporal dependence observed in pattern efficacy, with most predictive value concentrated in shorter horizons. Market context and sector dynamics appear to modulate pattern reliability, though controlled studies are needed to quantify these effects.</w:t>
+        <w:t xml:space="preserve">Additionally, Shooting Star shows strong performance when Low criteria regardless of trend is used instead of picking stocks randomly when we want to pick and hold for 4 Days in average. Furthermore, Hammer shows strong performance when High criteria with trend, Low criteria with trend is used instead of picking stocks randomly when we want to pick and hold for 8 Days in average. </w:t>
       </w:r>
     </w:p>
     <w:tbl>
@@ -7591,55 +7504,29 @@
     </w:tbl>
     <w:p>
       <w:r>
+        <w:rPr>
+          <w:sz w:val="16"/>
+        </w:rPr>
         <w:t>Table 3. Candles Observation for Hydropower Stocks in Bullish Market</w:t>
       </w:r>
     </w:p>
     <w:p>
       <w:r>
-        <w:t xml:space="preserve">The table no 4 examines candlestick pattern predictive capabilities in the Hydropower sector </w:t>
+        <w:t xml:space="preserve">The Table no. 4 examines candlestick pattern predictive capabilities in the Hydropower sector </w:t>
         <w:br/>
         <w:t xml:space="preserve">during a long-term Bearish market. </w:t>
         <w:br/>
         <w:br/>
-        <w:t>Temporal Performance Dynamics:</w:t>
-        <w:br/>
-        <w:t>High Predictors:</w:t>
-        <w:br/>
-        <w:t>- 2D: Shooting Star (76.92%)</w:t>
-        <w:br/>
-        <w:t>- 4D: Shooting Star (80.0%) (+4.0% change from previous horizon)</w:t>
-        <w:br/>
-        <w:t>- 8D: Shooting Star (79.55%)</w:t>
-        <w:br/>
-        <w:t>Low Predictors:</w:t>
-        <w:br/>
-        <w:t>- 2D: Shooting Star (74.36%)</w:t>
-        <w:br/>
-        <w:t>- 4D: Shooting Star (82.5%) (+10.9% change from previous horizon)</w:t>
-        <w:br/>
-        <w:t>- 8D: Shooting Star (77.27%)</w:t>
-        <w:br/>
-        <w:t>Close Predictors:</w:t>
-        <w:br/>
-        <w:t>- 2D: Hanging Man (72.0%)</w:t>
-        <w:br/>
-        <w:t>- 4D: Shooting Star (62.5%) (-13.2% change from previous horizon)</w:t>
-        <w:br/>
-        <w:t>- 8D: Shooting Star (77.27%)</w:t>
+        <w:t xml:space="preserve">Hammer shows strong performance when High criteria with trend is used instead of picking stocks randomly when we want to pick and hold for 2 Days in average. </w:t>
         <w:br/>
         <w:br/>
-        <w:t>Market Context Considerations:</w:t>
-        <w:br/>
-        <w:t>In the observed Bearish market environment:</w:t>
-        <w:br/>
-        <w:t>- Continuation patterns demonstrate enhanced reliability during sustained trends</w:t>
-        <w:br/>
-        <w:t>Sector characteristics (Hydropower) may influence pattern prevalence, though exact sector-specific effects require further study</w:t>
+        <w:t xml:space="preserve">Furthermore, Hanging Man shows strong performance when Low criteria with trend, Close criteria with trend is used instead of picking stocks randomly when we want to pick and hold for 2 Days in average. Furthermore, Shooting Star shows strong performance when High criteria with trend, Low criteria with trend, Low criteria regardless of trend, Close criteria with trend is used instead of picking stocks randomly when we want to pick and hold for 2 Days in average. </w:t>
         <w:br/>
         <w:br/>
-        <w:t>Conclusion:</w:t>
+        <w:t xml:space="preserve">Similarly, Hanging Man shows strong performance when Close criteria with trend is used instead of picking stocks randomly when we want to pick and hold for 4 Days in average. And, Shooting Star shows strong performance when High criteria with trend, Low criteria with trend, Low criteria regardless of trend, Close criteria with trend is used instead of picking stocks randomly when we want to pick and hold for 4 Days in average. </w:t>
         <w:br/>
-        <w:t>Significant temporal dependence observed in pattern efficacy, with most predictive value concentrated in shorter horizons. Market context and sector dynamics appear to modulate pattern reliability, though controlled studies are needed to quantify these effects.</w:t>
+        <w:br/>
+        <w:t xml:space="preserve">Hanging Man shows strong performance when High criteria with trend, Low criteria with trend, Close criteria with trend is used instead of picking stocks randomly when we want to pick and hold for 8 Days in average. Similarly, Shooting Star shows strong performance when High criteria with trend, Low criteria with trend, Close criteria with trend is used instead of picking stocks randomly when we want to pick and hold for 8 Days in average. </w:t>
       </w:r>
     </w:p>
     <w:tbl>
@@ -10119,55 +10006,26 @@
     </w:tbl>
     <w:p>
       <w:r>
+        <w:rPr>
+          <w:sz w:val="16"/>
+        </w:rPr>
         <w:t>Table 4. Candles Observation for Hydropower Stocks in Bearish Market</w:t>
       </w:r>
     </w:p>
     <w:p>
       <w:r>
-        <w:t xml:space="preserve">The table no 5 examines candlestick pattern predictive capabilities in the Micro finance sector </w:t>
+        <w:t xml:space="preserve">The Table no. 5 examines candlestick pattern predictive capabilities in the Micro finance sector </w:t>
         <w:br/>
         <w:t xml:space="preserve">during a long-term Bullish market. </w:t>
         <w:br/>
         <w:br/>
-        <w:t>Temporal Performance Dynamics:</w:t>
-        <w:br/>
-        <w:t>High Predictors:</w:t>
-        <w:br/>
-        <w:t>- 2D: Hammer (75.0%)</w:t>
-        <w:br/>
-        <w:t>- 4D: Hammer (72.92%) (-2.8% change from previous horizon)</w:t>
-        <w:br/>
-        <w:t>- 8D: Hammer (71.93%)</w:t>
-        <w:br/>
-        <w:t>Low Predictors:</w:t>
-        <w:br/>
-        <w:t>- 2D: Hammer (71.15%)</w:t>
-        <w:br/>
-        <w:t>- 4D: Hammer (75.0%) (+5.4% change from previous horizon)</w:t>
-        <w:br/>
-        <w:t>- 8D: Hammer (75.44%)</w:t>
-        <w:br/>
-        <w:t>Close Predictors:</w:t>
-        <w:br/>
-        <w:t>- 2D: Random* (64.09%)</w:t>
-        <w:br/>
-        <w:t>- 4D: Random* (59.64%) (-6.9% change from previous horizon)</w:t>
-        <w:br/>
-        <w:t>- 8D: Random* (66.67%)</w:t>
+        <w:t xml:space="preserve">Hammer shows strong performance when High criteria with trend, High criteria regardless of trend, Low criteria with trend, Low criteria regardless of trend is used instead of picking stocks randomly when we want to pick and hold for 2 Days in average. </w:t>
         <w:br/>
         <w:br/>
-        <w:t>Market Context Considerations:</w:t>
-        <w:br/>
-        <w:t>In the observed Bullish market environment:</w:t>
-        <w:br/>
-        <w:t>- Continuation patterns demonstrate enhanced reliability during sustained trends</w:t>
-        <w:br/>
-        <w:t>Sector characteristics (Micro Finance) may influence pattern prevalence, though exact sector-specific effects require further study</w:t>
+        <w:t xml:space="preserve">Shooting Star shows strong performance when Low criteria regardless of trend is used instead of picking stocks randomly when we want to pick and hold for 2 Days in average. Likewise, Hammer shows strong performance when High criteria with trend, High criteria regardless of trend, Low criteria with trend, Low criteria regardless of trend is used instead of picking stocks randomly when we want to pick and hold for 4 Days in average. </w:t>
         <w:br/>
         <w:br/>
-        <w:t>Conclusion:</w:t>
-        <w:br/>
-        <w:t>Significant temporal dependence observed in pattern efficacy, with most predictive value concentrated in shorter horizons. Market context and sector dynamics appear to modulate pattern reliability, though controlled studies are needed to quantify these effects.</w:t>
+        <w:t xml:space="preserve">And, Hammer shows strong performance when High criteria with trend, High criteria regardless of trend, Low criteria with trend, Low criteria regardless of trend is used instead of picking stocks randomly when we want to pick and hold for 8 Days in average. </w:t>
       </w:r>
     </w:p>
     <w:tbl>
@@ -12647,55 +12505,29 @@
     </w:tbl>
     <w:p>
       <w:r>
+        <w:rPr>
+          <w:sz w:val="16"/>
+        </w:rPr>
         <w:t>Table 5. Candles Observation for Micro Finance Stocks in Bullish Market</w:t>
       </w:r>
     </w:p>
     <w:p>
       <w:r>
-        <w:t xml:space="preserve">The table no 6 examines candlestick pattern predictive capabilities in the Micro finance sector </w:t>
+        <w:t xml:space="preserve">The Table no. 6 examines candlestick pattern predictive capabilities in the Micro finance sector </w:t>
         <w:br/>
         <w:t xml:space="preserve">during a long-term Bearish market. </w:t>
         <w:br/>
         <w:br/>
-        <w:t>Temporal Performance Dynamics:</w:t>
-        <w:br/>
-        <w:t>High Predictors:</w:t>
-        <w:br/>
-        <w:t>- 2D: Shooting Star (76.54%)</w:t>
-        <w:br/>
-        <w:t>- 4D: Shooting Star (70.37%) (-8.1% change from previous horizon)</w:t>
-        <w:br/>
-        <w:t>- 8D: Shooting Star (69.77%)</w:t>
-        <w:br/>
-        <w:t>Low Predictors:</w:t>
-        <w:br/>
-        <w:t>- 2D: Shooting Star (86.42%)</w:t>
-        <w:br/>
-        <w:t>- 4D: Shooting Star (71.6%) (-17.1% change from previous horizon)</w:t>
-        <w:br/>
-        <w:t>- 8D: Shooting Star (69.77%)</w:t>
-        <w:br/>
-        <w:t>Close Predictors:</w:t>
-        <w:br/>
-        <w:t>- 2D: Hanging Man (59.84%)</w:t>
-        <w:br/>
-        <w:t>- 4D: Hanging Man (68.13%) (+13.9% change from previous horizon)</w:t>
-        <w:br/>
-        <w:t>- 8D: Shooting Star (56.98%)</w:t>
+        <w:t xml:space="preserve">Hammer shows strong performance when High criteria with trend, High criteria regardless of trend is used instead of picking stocks randomly when we want to pick and hold for 2 Days in average. </w:t>
         <w:br/>
         <w:br/>
-        <w:t>Market Context Considerations:</w:t>
-        <w:br/>
-        <w:t>In the observed Bearish market environment:</w:t>
-        <w:br/>
-        <w:t>- Continuation patterns demonstrate enhanced reliability during sustained trends</w:t>
-        <w:br/>
-        <w:t>Sector characteristics (Micro Finance) may influence pattern prevalence, though exact sector-specific effects require further study</w:t>
+        <w:t xml:space="preserve">Furthermore, Hanging Man shows strong performance when Close criteria with trend is used instead of picking stocks randomly when we want to pick and hold for 2 Days in average. Similarly, Shooting Star shows strong performance when High criteria with trend, Low criteria with trend, Low criteria regardless of trend is used instead of picking stocks randomly when we want to pick and hold for 2 Days in average. </w:t>
         <w:br/>
         <w:br/>
-        <w:t>Conclusion:</w:t>
+        <w:t xml:space="preserve">Likewise, Hanging Man shows strong performance when Close criteria with trend is used instead of picking stocks randomly when we want to pick and hold for 4 Days in average. Furthermore, Shooting Star shows strong performance when High criteria with trend, Low criteria with trend is used instead of picking stocks randomly when we want to pick and hold for 4 Days in average. </w:t>
         <w:br/>
-        <w:t>Significant temporal dependence observed in pattern efficacy, with most predictive value concentrated in shorter horizons. Market context and sector dynamics appear to modulate pattern reliability, though controlled studies are needed to quantify these effects.</w:t>
+        <w:br/>
+        <w:t xml:space="preserve">Additionally, Hanging Man shows strong performance when Close criteria with trend is used instead of picking stocks randomly when we want to pick and hold for 8 Days in average. And, Shooting Star shows strong performance when High criteria with trend, Low criteria with trend, Close criteria with trend is used instead of picking stocks randomly when we want to pick and hold for 8 Days in average. </w:t>
       </w:r>
     </w:p>
     <w:tbl>
@@ -15175,55 +15007,26 @@
     </w:tbl>
     <w:p>
       <w:r>
+        <w:rPr>
+          <w:sz w:val="16"/>
+        </w:rPr>
         <w:t>Table 6. Candles Observation for Micro Finance Stocks in Bearish Market</w:t>
       </w:r>
     </w:p>
     <w:p>
       <w:r>
-        <w:t xml:space="preserve">The table no 7 examines candlestick pattern predictive capabilities in the Expensive stocks sector </w:t>
+        <w:t xml:space="preserve">The Table no. 7 examines candlestick pattern predictive capabilities in the Expensive stocks sector </w:t>
         <w:br/>
         <w:t xml:space="preserve">during a long-term Bullish market. </w:t>
         <w:br/>
         <w:br/>
-        <w:t>Temporal Performance Dynamics:</w:t>
-        <w:br/>
-        <w:t>High Predictors:</w:t>
-        <w:br/>
-        <w:t>- 2D: Hammer (71.43%)</w:t>
-        <w:br/>
-        <w:t>- 4D: Hammer (74.07%) (+3.7% change from previous horizon)</w:t>
-        <w:br/>
-        <w:t>- 8D: Hammer (81.82%)</w:t>
-        <w:br/>
-        <w:t>Low Predictors:</w:t>
-        <w:br/>
-        <w:t>- 2D: Shooting Star (70.42%)</w:t>
-        <w:br/>
-        <w:t>- 4D: Hammer (74.07%) (+5.2% change from previous horizon)</w:t>
-        <w:br/>
-        <w:t>- 8D: Hammer (81.82%)</w:t>
-        <w:br/>
-        <w:t>Close Predictors:</w:t>
-        <w:br/>
-        <w:t>- 2D: Hanging Man (60.98%)</w:t>
-        <w:br/>
-        <w:t>- 4D: Random* (60.37%) (-1.0% change from previous horizon)</w:t>
-        <w:br/>
-        <w:t>- 8D: Random* (64.29%)</w:t>
+        <w:t xml:space="preserve">Hammer shows strong performance when High criteria with trend, High criteria regardless of trend is used instead of picking stocks randomly when we want to pick and hold for 2 Days in average. </w:t>
         <w:br/>
         <w:br/>
-        <w:t>Market Context Considerations:</w:t>
-        <w:br/>
-        <w:t>In the observed Bullish market environment:</w:t>
-        <w:br/>
-        <w:t>- Continuation patterns demonstrate enhanced reliability during sustained trends</w:t>
-        <w:br/>
-        <w:t>Sector characteristics (Expensive Stocks) may influence pattern prevalence, though exact sector-specific effects require further study</w:t>
+        <w:t xml:space="preserve">Furthermore, Shooting Star shows strong performance when High criteria with trend, Low criteria with trend, Low criteria regardless of trend is used instead of picking stocks randomly when we want to pick and hold for 2 Days in average. Likewise, Hammer shows strong performance when High criteria with trend, High criteria regardless of trend, Low criteria with trend is used instead of picking stocks randomly when we want to pick and hold for 4 Days in average. </w:t>
         <w:br/>
         <w:br/>
-        <w:t>Conclusion:</w:t>
-        <w:br/>
-        <w:t>Significant temporal dependence observed in pattern efficacy, with most predictive value concentrated in shorter horizons. Market context and sector dynamics appear to modulate pattern reliability, though controlled studies are needed to quantify these effects.</w:t>
+        <w:t xml:space="preserve">Hammer shows strong performance when High criteria with trend, Low criteria with trend is used instead of picking stocks randomly when we want to pick and hold for 8 Days in average. </w:t>
       </w:r>
     </w:p>
     <w:tbl>
@@ -17703,55 +17506,29 @@
     </w:tbl>
     <w:p>
       <w:r>
+        <w:rPr>
+          <w:sz w:val="16"/>
+        </w:rPr>
         <w:t>Table 7. Candles Observation for Expensive Stocks Stocks in Bullish Market</w:t>
       </w:r>
     </w:p>
     <w:p>
       <w:r>
-        <w:t xml:space="preserve">The table no 8 examines candlestick pattern predictive capabilities in the Expensive stocks sector </w:t>
+        <w:t xml:space="preserve">The Table no. 8 examines candlestick pattern predictive capabilities in the Expensive stocks sector </w:t>
         <w:br/>
         <w:t xml:space="preserve">during a long-term Bearish market. </w:t>
         <w:br/>
         <w:br/>
-        <w:t>Temporal Performance Dynamics:</w:t>
-        <w:br/>
-        <w:t>High Predictors:</w:t>
-        <w:br/>
-        <w:t>- 2D: Shooting Star (78.33%)</w:t>
-        <w:br/>
-        <w:t>- 4D: Shooting Star (71.15%) (-9.2% change from previous horizon)</w:t>
-        <w:br/>
-        <w:t>- 8D: Shooting Star (72.88%)</w:t>
-        <w:br/>
-        <w:t>Low Predictors:</w:t>
-        <w:br/>
-        <w:t>- 2D: Hammer (81.13%)</w:t>
-        <w:br/>
-        <w:t>- 4D: Shooting Star (71.15%) (-12.3% change from previous horizon)</w:t>
-        <w:br/>
-        <w:t>- 8D: Shooting Star (67.8%)</w:t>
-        <w:br/>
-        <w:t>Close Predictors:</w:t>
-        <w:br/>
-        <w:t>- 2D: Hanging Man (58.06%)</w:t>
-        <w:br/>
-        <w:t>- 4D: Hanging Man (60.34%) (+3.9% change from previous horizon)</w:t>
-        <w:br/>
-        <w:t>- 8D: Shooting Star (61.02%)</w:t>
+        <w:t xml:space="preserve">Hammer shows strong performance when High criteria with trend, High criteria regardless of trend, Low criteria with trend, Low criteria regardless of trend is used instead of picking stocks randomly when we want to pick and hold for 2 Days in average. </w:t>
         <w:br/>
         <w:br/>
-        <w:t>Market Context Considerations:</w:t>
-        <w:br/>
-        <w:t>In the observed Bearish market environment:</w:t>
-        <w:br/>
-        <w:t>- Continuation patterns demonstrate enhanced reliability during sustained trends</w:t>
-        <w:br/>
-        <w:t>Sector characteristics (Expensive Stocks) may influence pattern prevalence, though exact sector-specific effects require further study</w:t>
+        <w:t xml:space="preserve">Similarly, Shooting Star shows strong performance when High criteria with trend, Low criteria with trend, Low criteria regardless of trend is used instead of picking stocks randomly when we want to pick and hold for 2 Days in average. Similarly, Hammer shows strong performance when High criteria with trend, High criteria regardless of trend is used instead of picking stocks randomly when we want to pick and hold for 4 Days in average. </w:t>
         <w:br/>
         <w:br/>
-        <w:t>Conclusion:</w:t>
+        <w:t xml:space="preserve">Shooting Star shows strong performance when High criteria with trend, Low criteria with trend is used instead of picking stocks randomly when we want to pick and hold for 4 Days in average. Likewise, Hanging Man shows strong performance when Close criteria with trend is used instead of picking stocks randomly when we want to pick and hold for 8 Days in average. </w:t>
         <w:br/>
-        <w:t>Significant temporal dependence observed in pattern efficacy, with most predictive value concentrated in shorter horizons. Market context and sector dynamics appear to modulate pattern reliability, though controlled studies are needed to quantify these effects.</w:t>
+        <w:br/>
+        <w:t xml:space="preserve">Additionally, Shooting Star shows strong performance when High criteria with trend, Low criteria with trend, Close criteria with trend is used instead of picking stocks randomly when we want to pick and hold for 8 Days in average. </w:t>
       </w:r>
     </w:p>
     <w:tbl>
@@ -20231,55 +20008,26 @@
     </w:tbl>
     <w:p>
       <w:r>
+        <w:rPr>
+          <w:sz w:val="16"/>
+        </w:rPr>
         <w:t>Table 8. Candles Observation for Expensive Stocks Stocks in Bearish Market</w:t>
       </w:r>
     </w:p>
     <w:p>
       <w:r>
-        <w:t xml:space="preserve">The table no 9 examines candlestick pattern predictive capabilities in the Low floating stocks sector </w:t>
+        <w:t xml:space="preserve">The Table no. 9 examines candlestick pattern predictive capabilities in the Low floating stocks sector </w:t>
         <w:br/>
         <w:t xml:space="preserve">during a long-term Bullish market. </w:t>
         <w:br/>
         <w:br/>
-        <w:t>Temporal Performance Dynamics:</w:t>
-        <w:br/>
-        <w:t>High Predictors:</w:t>
-        <w:br/>
-        <w:t>- 2D: Hammer (78.95%)</w:t>
-        <w:br/>
-        <w:t>- 4D: Hammer (72.41%) (-8.3% change from previous horizon)</w:t>
-        <w:br/>
-        <w:t>- 8D: Random* (74.34%)</w:t>
-        <w:br/>
-        <w:t>Low Predictors:</w:t>
-        <w:br/>
-        <w:t>- 2D: Shooting Star (84.62%)</w:t>
-        <w:br/>
-        <w:t>- 4D: Hammer (72.41%) (-14.4% change from previous horizon)</w:t>
-        <w:br/>
-        <w:t>- 8D: Hammer (68.97%)</w:t>
-        <w:br/>
-        <w:t>Close Predictors:</w:t>
-        <w:br/>
-        <w:t>- 2D: I. Hammer (63.01%)</w:t>
-        <w:br/>
-        <w:t>- 4D: I. Hammer (66.1%) (+4.9% change from previous horizon)</w:t>
-        <w:br/>
-        <w:t>- 8D: Random* (72.37%)</w:t>
+        <w:t xml:space="preserve">Hammer shows strong performance when High criteria with trend, Low criteria with trend, Low criteria regardless of trend is used instead of picking stocks randomly when we want to pick and hold for 2 Days in average. </w:t>
         <w:br/>
         <w:br/>
-        <w:t>Market Context Considerations:</w:t>
-        <w:br/>
-        <w:t>In the observed Bullish market environment:</w:t>
-        <w:br/>
-        <w:t>- Continuation patterns demonstrate enhanced reliability during sustained trends</w:t>
-        <w:br/>
-        <w:t>Sector characteristics (Low Floating Stocks) may influence pattern prevalence, though exact sector-specific effects require further study</w:t>
+        <w:t xml:space="preserve">Shooting Star shows strong performance when High criteria with trend, Low criteria with trend, Low criteria regardless of trend is used instead of picking stocks randomly when we want to pick and hold for 2 Days in average. Likewise, Hammer shows strong performance when High criteria with trend, Low criteria with trend is used instead of picking stocks randomly when we want to pick and hold for 4 Days in average. </w:t>
         <w:br/>
         <w:br/>
-        <w:t>Conclusion:</w:t>
-        <w:br/>
-        <w:t>Significant temporal dependence observed in pattern efficacy, with most predictive value concentrated in shorter horizons. Market context and sector dynamics appear to modulate pattern reliability, though controlled studies are needed to quantify these effects.</w:t>
+        <w:t xml:space="preserve">Shooting Star shows strong performance when Low criteria regardless of trend is used instead of picking stocks randomly when we want to pick and hold for 4 Days in average. </w:t>
       </w:r>
     </w:p>
     <w:tbl>
@@ -22759,55 +22507,32 @@
     </w:tbl>
     <w:p>
       <w:r>
+        <w:rPr>
+          <w:sz w:val="16"/>
+        </w:rPr>
         <w:t>Table 9. Candles Observation for Low Floating Stocks Stocks in Bullish Market</w:t>
       </w:r>
     </w:p>
     <w:p>
       <w:r>
-        <w:t xml:space="preserve">The table no 10 examines candlestick pattern predictive capabilities in the Low floating stocks sector </w:t>
+        <w:t xml:space="preserve">The Table no. 10 examines candlestick pattern predictive capabilities in the Low floating stocks sector </w:t>
         <w:br/>
         <w:t xml:space="preserve">during a long-term Bearish market. </w:t>
         <w:br/>
         <w:br/>
-        <w:t>Temporal Performance Dynamics:</w:t>
-        <w:br/>
-        <w:t>High Predictors:</w:t>
-        <w:br/>
-        <w:t>- 2D: Shooting Star (70.0%)</w:t>
-        <w:br/>
-        <w:t>- 4D: Shooting Star (65.52%) (-6.4% change from previous horizon)</w:t>
-        <w:br/>
-        <w:t>- 8D: Shooting Star (73.53%)</w:t>
-        <w:br/>
-        <w:t>Low Predictors:</w:t>
-        <w:br/>
-        <w:t>- 2D: Shooting Star (80.0%)</w:t>
-        <w:br/>
-        <w:t>- 4D: Shooting Star (75.86%) (-5.2% change from previous horizon)</w:t>
-        <w:br/>
-        <w:t>- 8D: Shooting Star (70.59%)</w:t>
-        <w:br/>
-        <w:t>Close Predictors:</w:t>
-        <w:br/>
-        <w:t>- 2D: Hanging Man (61.64%)</w:t>
-        <w:br/>
-        <w:t>- 4D: Hanging Man (61.54%) (-0.2% change from previous horizon)</w:t>
-        <w:br/>
-        <w:t>- 8D: Shooting Star (58.82%)</w:t>
+        <w:t xml:space="preserve">Hammer shows strong performance when Low criteria with trend is used instead of picking stocks randomly when we want to pick and hold for 2 Days in average. </w:t>
         <w:br/>
         <w:br/>
-        <w:t>Market Context Considerations:</w:t>
-        <w:br/>
-        <w:t>In the observed Bearish market environment:</w:t>
-        <w:br/>
-        <w:t>- Continuation patterns demonstrate enhanced reliability during sustained trends</w:t>
-        <w:br/>
-        <w:t>Sector characteristics (Low Floating Stocks) may influence pattern prevalence, though exact sector-specific effects require further study</w:t>
+        <w:t xml:space="preserve">Hanging Man shows strong performance when Close criteria with trend is used instead of picking stocks randomly when we want to pick and hold for 2 Days in average. Furthermore, Shooting Star shows strong performance when High criteria with trend, Low criteria with trend, Low criteria regardless of trend is used instead of picking stocks randomly when we want to pick and hold for 2 Days in average. </w:t>
         <w:br/>
         <w:br/>
-        <w:t>Conclusion:</w:t>
+        <w:t xml:space="preserve">Additionally, Hammer shows strong performance when High criteria with trend, Low criteria with trend is used instead of picking stocks randomly when we want to pick and hold for 4 Days in average. Furthermore, Hanging Man shows strong performance when Close criteria with trend is used instead of picking stocks randomly when we want to pick and hold for 4 Days in average. </w:t>
         <w:br/>
-        <w:t>Significant temporal dependence observed in pattern efficacy, with most predictive value concentrated in shorter horizons. Market context and sector dynamics appear to modulate pattern reliability, though controlled studies are needed to quantify these effects.</w:t>
+        <w:br/>
+        <w:t xml:space="preserve">Shooting Star shows strong performance when High criteria with trend, Low criteria with trend, Low criteria regardless of trend is used instead of picking stocks randomly when we want to pick and hold for 4 Days in average. Similarly, Hanging Man shows strong performance when Close criteria with trend is used instead of picking stocks randomly when we want to pick and hold for 8 Days in average. </w:t>
+        <w:br/>
+        <w:br/>
+        <w:t xml:space="preserve">Similarly, Shooting Star shows strong performance when High criteria with trend, Low criteria with trend, Close criteria with trend is used instead of picking stocks randomly when we want to pick and hold for 8 Days in average. </w:t>
       </w:r>
     </w:p>
     <w:tbl>
@@ -25287,6 +25012,9 @@
     </w:tbl>
     <w:p>
       <w:r>
+        <w:rPr>
+          <w:sz w:val="16"/>
+        </w:rPr>
         <w:t>Table 10. Candles Observation for Low Floating Stocks Stocks in Bearish Market</w:t>
       </w:r>
     </w:p>

--- a/src/steps/docx_output/thesis.docx
+++ b/src/steps/docx_output/thesis.docx
@@ -22,9 +22,7 @@
         <w:tc>
           <w:tcPr>
             <w:tcW w:type="dxa" w:w="1080"/>
-            <w:tcBorders>
-              <w:bottom w:val="nil"/>
-            </w:tcBorders>
+            <w:vMerge w:val="restart"/>
           </w:tcPr>
           <w:p>
             <w:r>
@@ -35,9 +33,7 @@
         <w:tc>
           <w:tcPr>
             <w:tcW w:type="dxa" w:w="1080"/>
-            <w:tcBorders>
-              <w:bottom w:val="nil"/>
-            </w:tcBorders>
+            <w:vMerge w:val="restart"/>
           </w:tcPr>
           <w:p>
             <w:r>
@@ -83,18 +79,16 @@
         <w:tc>
           <w:tcPr>
             <w:tcW w:type="dxa" w:w="1080"/>
-          </w:tcPr>
-          <w:p>
-            <w:r/>
-          </w:p>
-        </w:tc>
-        <w:tc>
-          <w:tcPr>
-            <w:tcW w:type="dxa" w:w="1080"/>
-          </w:tcPr>
-          <w:p>
-            <w:r/>
-          </w:p>
+            <w:vMerge w:val="continue"/>
+          </w:tcPr>
+          <w:p/>
+        </w:tc>
+        <w:tc>
+          <w:tcPr>
+            <w:tcW w:type="dxa" w:w="1080"/>
+            <w:vMerge w:val="continue"/>
+          </w:tcPr>
+          <w:p/>
         </w:tc>
         <w:tc>
           <w:tcPr>
@@ -1386,9 +1380,7 @@
         <w:tc>
           <w:tcPr>
             <w:tcW w:type="dxa" w:w="1080"/>
-            <w:tcBorders>
-              <w:bottom w:val="nil"/>
-            </w:tcBorders>
+            <w:vMerge w:val="restart"/>
           </w:tcPr>
           <w:p>
             <w:r>
@@ -1399,9 +1391,7 @@
         <w:tc>
           <w:tcPr>
             <w:tcW w:type="dxa" w:w="1080"/>
-            <w:tcBorders>
-              <w:bottom w:val="nil"/>
-            </w:tcBorders>
+            <w:vMerge w:val="restart"/>
           </w:tcPr>
           <w:p>
             <w:r>
@@ -1447,18 +1437,16 @@
         <w:tc>
           <w:tcPr>
             <w:tcW w:type="dxa" w:w="1080"/>
-          </w:tcPr>
-          <w:p>
-            <w:r/>
-          </w:p>
-        </w:tc>
-        <w:tc>
-          <w:tcPr>
-            <w:tcW w:type="dxa" w:w="1080"/>
-          </w:tcPr>
-          <w:p>
-            <w:r/>
-          </w:p>
+            <w:vMerge w:val="continue"/>
+          </w:tcPr>
+          <w:p/>
+        </w:tc>
+        <w:tc>
+          <w:tcPr>
+            <w:tcW w:type="dxa" w:w="1080"/>
+            <w:vMerge w:val="continue"/>
+          </w:tcPr>
+          <w:p/>
         </w:tc>
         <w:tc>
           <w:tcPr>
@@ -2750,9 +2738,7 @@
         <w:tc>
           <w:tcPr>
             <w:tcW w:type="dxa" w:w="1080"/>
-            <w:tcBorders>
-              <w:bottom w:val="nil"/>
-            </w:tcBorders>
+            <w:vMerge w:val="restart"/>
           </w:tcPr>
           <w:p>
             <w:r>
@@ -2763,9 +2749,7 @@
         <w:tc>
           <w:tcPr>
             <w:tcW w:type="dxa" w:w="1080"/>
-            <w:tcBorders>
-              <w:bottom w:val="nil"/>
-            </w:tcBorders>
+            <w:vMerge w:val="restart"/>
           </w:tcPr>
           <w:p>
             <w:r>
@@ -2811,18 +2795,16 @@
         <w:tc>
           <w:tcPr>
             <w:tcW w:type="dxa" w:w="1080"/>
-          </w:tcPr>
-          <w:p>
-            <w:r/>
-          </w:p>
-        </w:tc>
-        <w:tc>
-          <w:tcPr>
-            <w:tcW w:type="dxa" w:w="1080"/>
-          </w:tcPr>
-          <w:p>
-            <w:r/>
-          </w:p>
+            <w:vMerge w:val="continue"/>
+          </w:tcPr>
+          <w:p/>
+        </w:tc>
+        <w:tc>
+          <w:tcPr>
+            <w:tcW w:type="dxa" w:w="1080"/>
+            <w:vMerge w:val="continue"/>
+          </w:tcPr>
+          <w:p/>
         </w:tc>
         <w:tc>
           <w:tcPr>
@@ -4114,9 +4096,7 @@
         <w:tc>
           <w:tcPr>
             <w:tcW w:type="dxa" w:w="1080"/>
-            <w:tcBorders>
-              <w:bottom w:val="nil"/>
-            </w:tcBorders>
+            <w:vMerge w:val="restart"/>
           </w:tcPr>
           <w:p>
             <w:r>
@@ -4127,9 +4107,7 @@
         <w:tc>
           <w:tcPr>
             <w:tcW w:type="dxa" w:w="1080"/>
-            <w:tcBorders>
-              <w:bottom w:val="nil"/>
-            </w:tcBorders>
+            <w:vMerge w:val="restart"/>
           </w:tcPr>
           <w:p>
             <w:r>
@@ -4175,18 +4153,16 @@
         <w:tc>
           <w:tcPr>
             <w:tcW w:type="dxa" w:w="1080"/>
-          </w:tcPr>
-          <w:p>
-            <w:r/>
-          </w:p>
-        </w:tc>
-        <w:tc>
-          <w:tcPr>
-            <w:tcW w:type="dxa" w:w="1080"/>
-          </w:tcPr>
-          <w:p>
-            <w:r/>
-          </w:p>
+            <w:vMerge w:val="continue"/>
+          </w:tcPr>
+          <w:p/>
+        </w:tc>
+        <w:tc>
+          <w:tcPr>
+            <w:tcW w:type="dxa" w:w="1080"/>
+            <w:vMerge w:val="continue"/>
+          </w:tcPr>
+          <w:p/>
         </w:tc>
         <w:tc>
           <w:tcPr>
@@ -5478,9 +5454,7 @@
         <w:tc>
           <w:tcPr>
             <w:tcW w:type="dxa" w:w="1080"/>
-            <w:tcBorders>
-              <w:bottom w:val="nil"/>
-            </w:tcBorders>
+            <w:vMerge w:val="restart"/>
           </w:tcPr>
           <w:p>
             <w:r>
@@ -5491,9 +5465,7 @@
         <w:tc>
           <w:tcPr>
             <w:tcW w:type="dxa" w:w="1080"/>
-            <w:tcBorders>
-              <w:bottom w:val="nil"/>
-            </w:tcBorders>
+            <w:vMerge w:val="restart"/>
           </w:tcPr>
           <w:p>
             <w:r>
@@ -5539,18 +5511,16 @@
         <w:tc>
           <w:tcPr>
             <w:tcW w:type="dxa" w:w="1080"/>
-          </w:tcPr>
-          <w:p>
-            <w:r/>
-          </w:p>
-        </w:tc>
-        <w:tc>
-          <w:tcPr>
-            <w:tcW w:type="dxa" w:w="1080"/>
-          </w:tcPr>
-          <w:p>
-            <w:r/>
-          </w:p>
+            <w:vMerge w:val="continue"/>
+          </w:tcPr>
+          <w:p/>
+        </w:tc>
+        <w:tc>
+          <w:tcPr>
+            <w:tcW w:type="dxa" w:w="1080"/>
+            <w:vMerge w:val="continue"/>
+          </w:tcPr>
+          <w:p/>
         </w:tc>
         <w:tc>
           <w:tcPr>
@@ -6842,9 +6812,7 @@
         <w:tc>
           <w:tcPr>
             <w:tcW w:type="dxa" w:w="1080"/>
-            <w:tcBorders>
-              <w:bottom w:val="nil"/>
-            </w:tcBorders>
+            <w:vMerge w:val="restart"/>
           </w:tcPr>
           <w:p>
             <w:r>
@@ -6855,9 +6823,7 @@
         <w:tc>
           <w:tcPr>
             <w:tcW w:type="dxa" w:w="1080"/>
-            <w:tcBorders>
-              <w:bottom w:val="nil"/>
-            </w:tcBorders>
+            <w:vMerge w:val="restart"/>
           </w:tcPr>
           <w:p>
             <w:r>
@@ -6903,18 +6869,16 @@
         <w:tc>
           <w:tcPr>
             <w:tcW w:type="dxa" w:w="1080"/>
-          </w:tcPr>
-          <w:p>
-            <w:r/>
-          </w:p>
-        </w:tc>
-        <w:tc>
-          <w:tcPr>
-            <w:tcW w:type="dxa" w:w="1080"/>
-          </w:tcPr>
-          <w:p>
-            <w:r/>
-          </w:p>
+            <w:vMerge w:val="continue"/>
+          </w:tcPr>
+          <w:p/>
+        </w:tc>
+        <w:tc>
+          <w:tcPr>
+            <w:tcW w:type="dxa" w:w="1080"/>
+            <w:vMerge w:val="continue"/>
+          </w:tcPr>
+          <w:p/>
         </w:tc>
         <w:tc>
           <w:tcPr>
@@ -8206,9 +8170,7 @@
         <w:tc>
           <w:tcPr>
             <w:tcW w:type="dxa" w:w="1080"/>
-            <w:tcBorders>
-              <w:bottom w:val="nil"/>
-            </w:tcBorders>
+            <w:vMerge w:val="restart"/>
           </w:tcPr>
           <w:p>
             <w:r>
@@ -8219,9 +8181,7 @@
         <w:tc>
           <w:tcPr>
             <w:tcW w:type="dxa" w:w="1080"/>
-            <w:tcBorders>
-              <w:bottom w:val="nil"/>
-            </w:tcBorders>
+            <w:vMerge w:val="restart"/>
           </w:tcPr>
           <w:p>
             <w:r>
@@ -8267,18 +8227,16 @@
         <w:tc>
           <w:tcPr>
             <w:tcW w:type="dxa" w:w="1080"/>
-          </w:tcPr>
-          <w:p>
-            <w:r/>
-          </w:p>
-        </w:tc>
-        <w:tc>
-          <w:tcPr>
-            <w:tcW w:type="dxa" w:w="1080"/>
-          </w:tcPr>
-          <w:p>
-            <w:r/>
-          </w:p>
+            <w:vMerge w:val="continue"/>
+          </w:tcPr>
+          <w:p/>
+        </w:tc>
+        <w:tc>
+          <w:tcPr>
+            <w:tcW w:type="dxa" w:w="1080"/>
+            <w:vMerge w:val="continue"/>
+          </w:tcPr>
+          <w:p/>
         </w:tc>
         <w:tc>
           <w:tcPr>
@@ -9570,9 +9528,7 @@
         <w:tc>
           <w:tcPr>
             <w:tcW w:type="dxa" w:w="1080"/>
-            <w:tcBorders>
-              <w:bottom w:val="nil"/>
-            </w:tcBorders>
+            <w:vMerge w:val="restart"/>
           </w:tcPr>
           <w:p>
             <w:r>
@@ -9583,9 +9539,7 @@
         <w:tc>
           <w:tcPr>
             <w:tcW w:type="dxa" w:w="1080"/>
-            <w:tcBorders>
-              <w:bottom w:val="nil"/>
-            </w:tcBorders>
+            <w:vMerge w:val="restart"/>
           </w:tcPr>
           <w:p>
             <w:r>
@@ -9631,18 +9585,16 @@
         <w:tc>
           <w:tcPr>
             <w:tcW w:type="dxa" w:w="1080"/>
-          </w:tcPr>
-          <w:p>
-            <w:r/>
-          </w:p>
-        </w:tc>
-        <w:tc>
-          <w:tcPr>
-            <w:tcW w:type="dxa" w:w="1080"/>
-          </w:tcPr>
-          <w:p>
-            <w:r/>
-          </w:p>
+            <w:vMerge w:val="continue"/>
+          </w:tcPr>
+          <w:p/>
+        </w:tc>
+        <w:tc>
+          <w:tcPr>
+            <w:tcW w:type="dxa" w:w="1080"/>
+            <w:vMerge w:val="continue"/>
+          </w:tcPr>
+          <w:p/>
         </w:tc>
         <w:tc>
           <w:tcPr>
@@ -10934,9 +10886,7 @@
         <w:tc>
           <w:tcPr>
             <w:tcW w:type="dxa" w:w="1080"/>
-            <w:tcBorders>
-              <w:bottom w:val="nil"/>
-            </w:tcBorders>
+            <w:vMerge w:val="restart"/>
           </w:tcPr>
           <w:p>
             <w:r>
@@ -10947,9 +10897,7 @@
         <w:tc>
           <w:tcPr>
             <w:tcW w:type="dxa" w:w="1080"/>
-            <w:tcBorders>
-              <w:bottom w:val="nil"/>
-            </w:tcBorders>
+            <w:vMerge w:val="restart"/>
           </w:tcPr>
           <w:p>
             <w:r>
@@ -10995,18 +10943,16 @@
         <w:tc>
           <w:tcPr>
             <w:tcW w:type="dxa" w:w="1080"/>
-          </w:tcPr>
-          <w:p>
-            <w:r/>
-          </w:p>
-        </w:tc>
-        <w:tc>
-          <w:tcPr>
-            <w:tcW w:type="dxa" w:w="1080"/>
-          </w:tcPr>
-          <w:p>
-            <w:r/>
-          </w:p>
+            <w:vMerge w:val="continue"/>
+          </w:tcPr>
+          <w:p/>
+        </w:tc>
+        <w:tc>
+          <w:tcPr>
+            <w:tcW w:type="dxa" w:w="1080"/>
+            <w:vMerge w:val="continue"/>
+          </w:tcPr>
+          <w:p/>
         </w:tc>
         <w:tc>
           <w:tcPr>
@@ -12298,9 +12244,7 @@
         <w:tc>
           <w:tcPr>
             <w:tcW w:type="dxa" w:w="1080"/>
-            <w:tcBorders>
-              <w:bottom w:val="nil"/>
-            </w:tcBorders>
+            <w:vMerge w:val="restart"/>
           </w:tcPr>
           <w:p>
             <w:r>
@@ -12311,9 +12255,7 @@
         <w:tc>
           <w:tcPr>
             <w:tcW w:type="dxa" w:w="1080"/>
-            <w:tcBorders>
-              <w:bottom w:val="nil"/>
-            </w:tcBorders>
+            <w:vMerge w:val="restart"/>
           </w:tcPr>
           <w:p>
             <w:r>
@@ -12359,18 +12301,16 @@
         <w:tc>
           <w:tcPr>
             <w:tcW w:type="dxa" w:w="1080"/>
-          </w:tcPr>
-          <w:p>
-            <w:r/>
-          </w:p>
-        </w:tc>
-        <w:tc>
-          <w:tcPr>
-            <w:tcW w:type="dxa" w:w="1080"/>
-          </w:tcPr>
-          <w:p>
-            <w:r/>
-          </w:p>
+            <w:vMerge w:val="continue"/>
+          </w:tcPr>
+          <w:p/>
+        </w:tc>
+        <w:tc>
+          <w:tcPr>
+            <w:tcW w:type="dxa" w:w="1080"/>
+            <w:vMerge w:val="continue"/>
+          </w:tcPr>
+          <w:p/>
         </w:tc>
         <w:tc>
           <w:tcPr>

--- a/src/steps/docx_output/thesis.docx
+++ b/src/steps/docx_output/thesis.docx
@@ -5,12 +5,16 @@
     <w:p>
       <w:pPr>
         <w:pStyle w:val="Heading1"/>
+        <w:ind w:firstLine="720"/>
       </w:pPr>
       <w:r>
         <w:t>4.7 Descriptive Analysis:</w:t>
       </w:r>
     </w:p>
     <w:p>
+      <w:pPr>
+        <w:ind w:firstLine="720"/>
+      </w:pPr>
       <w:r>
         <w:t xml:space="preserve">The Table no. 1 examines candlestick pattern predictive capabilities in the Banking sector </w:t>
         <w:br/>
@@ -20,10 +24,10 @@
         <w:t xml:space="preserve">Hammer shows strong performance when High criteria with trend, High criteria regardless of trend, Low criteria with trend, Low criteria regardless of trend is used instead of picking stocks randomly when we want to pick and hold for 2 Days in average. </w:t>
         <w:br/>
         <w:br/>
-        <w:t xml:space="preserve">And, Shooting Star shows strong performance when High criteria with trend, High criteria regardless of trend is used instead of picking stocks randomly when we want to pick and hold for 2 Days in average. Furthermore, Hammer shows strong performance when High criteria regardless of trend is used instead of picking stocks randomly when we want to pick and hold for 4 Days in average. </w:t>
+        <w:t xml:space="preserve">Shooting Star shows strong performance when High criteria with trend, High criteria regardless of trend is used instead of picking stocks randomly when we want to pick and hold for 2 Days in average. And, Hammer shows strong performance when High criteria regardless of trend is used instead of picking stocks randomly when we want to pick and hold for 4 Days in average. </w:t>
         <w:br/>
         <w:br/>
-        <w:t xml:space="preserve">Furthermore, Hammer shows strong performance when High criteria with trend, High criteria regardless of trend, Low criteria with trend is used instead of picking stocks randomly when we want to pick and hold for 8 Days in average. </w:t>
+        <w:t xml:space="preserve">And, Hammer shows strong performance when High criteria with trend, High criteria regardless of trend, Low criteria with trend is used instead of picking stocks randomly when we want to pick and hold for 8 Days in average. </w:t>
       </w:r>
     </w:p>
     <w:tbl>
@@ -2502,6 +2506,9 @@
       </w:tr>
     </w:tbl>
     <w:p>
+      <w:pPr>
+        <w:ind w:firstLine="720"/>
+      </w:pPr>
       <w:r>
         <w:rPr>
           <w:sz w:val="16"/>
@@ -2510,6 +2517,9 @@
       </w:r>
     </w:p>
     <w:p>
+      <w:pPr>
+        <w:ind w:firstLine="720"/>
+      </w:pPr>
       <w:r>
         <w:t xml:space="preserve">The Table no. 2 examines candlestick pattern predictive capabilities in the Banking sector </w:t>
         <w:br/>
@@ -2519,13 +2529,13 @@
         <w:t xml:space="preserve">Hammer shows strong performance when High criteria with trend, High criteria regardless of trend, Low criteria with trend, Low criteria regardless of trend is used instead of picking stocks randomly when we want to pick and hold for 2 Days in average. </w:t>
         <w:br/>
         <w:br/>
-        <w:t xml:space="preserve">Additionally, Shooting Star shows strong performance when High criteria with trend, Low criteria with trend, Low criteria regardless of trend is used instead of picking stocks randomly when we want to pick and hold for 2 Days in average. Additionally, Hammer shows strong performance when High criteria with trend, High criteria regardless of trend, Low criteria with trend, Low criteria regardless of trend is used instead of picking stocks randomly when we want to pick and hold for 4 Days in average. </w:t>
+        <w:t xml:space="preserve">Additionally, Shooting Star shows strong performance when High criteria with trend, Low criteria with trend, Low criteria regardless of trend is used instead of picking stocks randomly when we want to pick and hold for 2 Days in average. Furthermore, Hammer shows strong performance when High criteria with trend, High criteria regardless of trend, Low criteria with trend, Low criteria regardless of trend is used instead of picking stocks randomly when we want to pick and hold for 4 Days in average. </w:t>
         <w:br/>
         <w:br/>
-        <w:t xml:space="preserve">Additionally, Hanging Man shows strong performance when Close criteria with trend is used instead of picking stocks randomly when we want to pick and hold for 4 Days in average. Likewise, Shooting Star shows strong performance when High criteria with trend, Low criteria with trend, Close criteria with trend is used instead of picking stocks randomly when we want to pick and hold for 4 Days in average. </w:t>
+        <w:t xml:space="preserve">Furthermore, Hanging Man shows strong performance when Close criteria with trend is used instead of picking stocks randomly when we want to pick and hold for 4 Days in average. Additionally, Shooting Star shows strong performance when High criteria with trend, Low criteria with trend, Close criteria with trend is used instead of picking stocks randomly when we want to pick and hold for 4 Days in average. </w:t>
         <w:br/>
         <w:br/>
-        <w:t xml:space="preserve">Similarly, Hanging Man shows strong performance when Low criteria with trend, Close criteria with trend is used instead of picking stocks randomly when we want to pick and hold for 8 Days in average. Additionally, Shooting Star shows strong performance when High criteria with trend, Low criteria with trend is used instead of picking stocks randomly when we want to pick and hold for 8 Days in average. </w:t>
+        <w:t xml:space="preserve">Likewise, Hanging Man shows strong performance when Low criteria with trend, Close criteria with trend is used instead of picking stocks randomly when we want to pick and hold for 8 Days in average. Additionally, Shooting Star shows strong performance when High criteria with trend, Low criteria with trend is used instead of picking stocks randomly when we want to pick and hold for 8 Days in average. </w:t>
       </w:r>
     </w:p>
     <w:tbl>
@@ -5004,6 +5014,9 @@
       </w:tr>
     </w:tbl>
     <w:p>
+      <w:pPr>
+        <w:ind w:firstLine="720"/>
+      </w:pPr>
       <w:r>
         <w:rPr>
           <w:sz w:val="16"/>
@@ -5012,6 +5025,9 @@
       </w:r>
     </w:p>
     <w:p>
+      <w:pPr>
+        <w:ind w:firstLine="720"/>
+      </w:pPr>
       <w:r>
         <w:t xml:space="preserve">The Table no. 3 examines candlestick pattern predictive capabilities in the Hydropower sector </w:t>
         <w:br/>
@@ -5021,10 +5037,10 @@
         <w:t xml:space="preserve">Hammer shows strong performance when High criteria with trend, High criteria regardless of trend, Low criteria with trend, Low criteria regardless of trend is used instead of picking stocks randomly when we want to pick and hold for 2 Days in average. </w:t>
         <w:br/>
         <w:br/>
-        <w:t xml:space="preserve">Shooting Star shows strong performance when Low criteria with trend, Low criteria regardless of trend is used instead of picking stocks randomly when we want to pick and hold for 2 Days in average. Additionally, Hammer shows strong performance when High criteria with trend, Low criteria with trend is used instead of picking stocks randomly when we want to pick and hold for 4 Days in average. </w:t>
+        <w:t xml:space="preserve">Shooting Star shows strong performance when Low criteria with trend, Low criteria regardless of trend is used instead of picking stocks randomly when we want to pick and hold for 2 Days in average. Likewise, Hammer shows strong performance when High criteria with trend, Low criteria with trend is used instead of picking stocks randomly when we want to pick and hold for 4 Days in average. </w:t>
         <w:br/>
         <w:br/>
-        <w:t xml:space="preserve">Similarly, Shooting Star shows strong performance when Low criteria regardless of trend is used instead of picking stocks randomly when we want to pick and hold for 4 Days in average. Similarly, Hammer shows strong performance when High criteria with trend, Low criteria with trend is used instead of picking stocks randomly when we want to pick and hold for 8 Days in average. </w:t>
+        <w:t xml:space="preserve">Similarly, Shooting Star shows strong performance when Low criteria regardless of trend is used instead of picking stocks randomly when we want to pick and hold for 4 Days in average. Additionally, Hammer shows strong performance when High criteria with trend, Low criteria with trend is used instead of picking stocks randomly when we want to pick and hold for 8 Days in average. </w:t>
       </w:r>
     </w:p>
     <w:tbl>
@@ -7503,6 +7519,9 @@
       </w:tr>
     </w:tbl>
     <w:p>
+      <w:pPr>
+        <w:ind w:firstLine="720"/>
+      </w:pPr>
       <w:r>
         <w:rPr>
           <w:sz w:val="16"/>
@@ -7511,6 +7530,9 @@
       </w:r>
     </w:p>
     <w:p>
+      <w:pPr>
+        <w:ind w:firstLine="720"/>
+      </w:pPr>
       <w:r>
         <w:t xml:space="preserve">The Table no. 4 examines candlestick pattern predictive capabilities in the Hydropower sector </w:t>
         <w:br/>
@@ -7520,13 +7542,13 @@
         <w:t xml:space="preserve">Hammer shows strong performance when High criteria with trend is used instead of picking stocks randomly when we want to pick and hold for 2 Days in average. </w:t>
         <w:br/>
         <w:br/>
-        <w:t xml:space="preserve">Furthermore, Hanging Man shows strong performance when Low criteria with trend, Close criteria with trend is used instead of picking stocks randomly when we want to pick and hold for 2 Days in average. And, Shooting Star shows strong performance when High criteria with trend, Low criteria with trend, Low criteria regardless of trend, Close criteria with trend is used instead of picking stocks randomly when we want to pick and hold for 2 Days in average. </w:t>
+        <w:t xml:space="preserve">Hanging Man shows strong performance when Low criteria with trend, Close criteria with trend is used instead of picking stocks randomly when we want to pick and hold for 2 Days in average. Likewise, Shooting Star shows strong performance when High criteria with trend, Low criteria with trend, Low criteria regardless of trend, Close criteria with trend is used instead of picking stocks randomly when we want to pick and hold for 2 Days in average. </w:t>
         <w:br/>
         <w:br/>
-        <w:t xml:space="preserve">Likewise, Hanging Man shows strong performance when Close criteria with trend is used instead of picking stocks randomly when we want to pick and hold for 4 Days in average. And, Shooting Star shows strong performance when High criteria with trend, Low criteria with trend, Low criteria regardless of trend, Close criteria with trend is used instead of picking stocks randomly when we want to pick and hold for 4 Days in average. </w:t>
+        <w:t xml:space="preserve">Hanging Man shows strong performance when Close criteria with trend is used instead of picking stocks randomly when we want to pick and hold for 4 Days in average. Additionally, Shooting Star shows strong performance when High criteria with trend, Low criteria with trend, Low criteria regardless of trend, Close criteria with trend is used instead of picking stocks randomly when we want to pick and hold for 4 Days in average. </w:t>
         <w:br/>
         <w:br/>
-        <w:t xml:space="preserve">Furthermore, Hanging Man shows strong performance when High criteria with trend, Low criteria with trend, Close criteria with trend is used instead of picking stocks randomly when we want to pick and hold for 8 Days in average. Furthermore, Shooting Star shows strong performance when High criteria with trend, Low criteria with trend, Close criteria with trend is used instead of picking stocks randomly when we want to pick and hold for 8 Days in average. </w:t>
+        <w:t xml:space="preserve">And, Hanging Man shows strong performance when High criteria with trend, Low criteria with trend, Close criteria with trend is used instead of picking stocks randomly when we want to pick and hold for 8 Days in average. Similarly, Shooting Star shows strong performance when High criteria with trend, Low criteria with trend, Close criteria with trend is used instead of picking stocks randomly when we want to pick and hold for 8 Days in average. </w:t>
       </w:r>
     </w:p>
     <w:tbl>
@@ -10005,6 +10027,9 @@
       </w:tr>
     </w:tbl>
     <w:p>
+      <w:pPr>
+        <w:ind w:firstLine="720"/>
+      </w:pPr>
       <w:r>
         <w:rPr>
           <w:sz w:val="16"/>
@@ -10013,6 +10038,9 @@
       </w:r>
     </w:p>
     <w:p>
+      <w:pPr>
+        <w:ind w:firstLine="720"/>
+      </w:pPr>
       <w:r>
         <w:t xml:space="preserve">The Table no. 5 examines candlestick pattern predictive capabilities in the Micro finance sector </w:t>
         <w:br/>
@@ -10022,7 +10050,7 @@
         <w:t xml:space="preserve">Hammer shows strong performance when High criteria with trend, High criteria regardless of trend, Low criteria with trend, Low criteria regardless of trend is used instead of picking stocks randomly when we want to pick and hold for 2 Days in average. </w:t>
         <w:br/>
         <w:br/>
-        <w:t xml:space="preserve">Additionally, Shooting Star shows strong performance when Low criteria regardless of trend is used instead of picking stocks randomly when we want to pick and hold for 2 Days in average. Likewise, Hammer shows strong performance when High criteria with trend, High criteria regardless of trend, Low criteria with trend, Low criteria regardless of trend is used instead of picking stocks randomly when we want to pick and hold for 4 Days in average. </w:t>
+        <w:t xml:space="preserve">Furthermore, Shooting Star shows strong performance when Low criteria regardless of trend is used instead of picking stocks randomly when we want to pick and hold for 2 Days in average. And, Hammer shows strong performance when High criteria with trend, High criteria regardless of trend, Low criteria with trend, Low criteria regardless of trend is used instead of picking stocks randomly when we want to pick and hold for 4 Days in average. </w:t>
         <w:br/>
         <w:br/>
         <w:t xml:space="preserve">Furthermore, Hammer shows strong performance when High criteria with trend, High criteria regardless of trend, Low criteria with trend, Low criteria regardless of trend is used instead of picking stocks randomly when we want to pick and hold for 8 Days in average. </w:t>
@@ -12504,6 +12532,9 @@
       </w:tr>
     </w:tbl>
     <w:p>
+      <w:pPr>
+        <w:ind w:firstLine="720"/>
+      </w:pPr>
       <w:r>
         <w:rPr>
           <w:sz w:val="16"/>
@@ -12512,6 +12543,9 @@
       </w:r>
     </w:p>
     <w:p>
+      <w:pPr>
+        <w:ind w:firstLine="720"/>
+      </w:pPr>
       <w:r>
         <w:t xml:space="preserve">The Table no. 6 examines candlestick pattern predictive capabilities in the Micro finance sector </w:t>
         <w:br/>
@@ -12521,13 +12555,13 @@
         <w:t xml:space="preserve">Hammer shows strong performance when High criteria with trend, High criteria regardless of trend is used instead of picking stocks randomly when we want to pick and hold for 2 Days in average. </w:t>
         <w:br/>
         <w:br/>
-        <w:t xml:space="preserve">Hanging Man shows strong performance when Close criteria with trend is used instead of picking stocks randomly when we want to pick and hold for 2 Days in average. Similarly, Shooting Star shows strong performance when High criteria with trend, Low criteria with trend, Low criteria regardless of trend is used instead of picking stocks randomly when we want to pick and hold for 2 Days in average. </w:t>
+        <w:t xml:space="preserve">Similarly, Hanging Man shows strong performance when Close criteria with trend is used instead of picking stocks randomly when we want to pick and hold for 2 Days in average. Similarly, Shooting Star shows strong performance when High criteria with trend, Low criteria with trend, Low criteria regardless of trend is used instead of picking stocks randomly when we want to pick and hold for 2 Days in average. </w:t>
         <w:br/>
         <w:br/>
-        <w:t xml:space="preserve">Hanging Man shows strong performance when Close criteria with trend is used instead of picking stocks randomly when we want to pick and hold for 4 Days in average. Furthermore, Shooting Star shows strong performance when High criteria with trend, Low criteria with trend is used instead of picking stocks randomly when we want to pick and hold for 4 Days in average. </w:t>
+        <w:t xml:space="preserve">Hanging Man shows strong performance when Close criteria with trend is used instead of picking stocks randomly when we want to pick and hold for 4 Days in average. And, Shooting Star shows strong performance when High criteria with trend, Low criteria with trend is used instead of picking stocks randomly when we want to pick and hold for 4 Days in average. </w:t>
         <w:br/>
         <w:br/>
-        <w:t xml:space="preserve">Similarly, Hanging Man shows strong performance when Close criteria with trend is used instead of picking stocks randomly when we want to pick and hold for 8 Days in average. Similarly, Shooting Star shows strong performance when High criteria with trend, Low criteria with trend, Close criteria with trend is used instead of picking stocks randomly when we want to pick and hold for 8 Days in average. </w:t>
+        <w:t xml:space="preserve">Hanging Man shows strong performance when Close criteria with trend is used instead of picking stocks randomly when we want to pick and hold for 8 Days in average. And, Shooting Star shows strong performance when High criteria with trend, Low criteria with trend, Close criteria with trend is used instead of picking stocks randomly when we want to pick and hold for 8 Days in average. </w:t>
       </w:r>
     </w:p>
     <w:tbl>
@@ -15006,6 +15040,9 @@
       </w:tr>
     </w:tbl>
     <w:p>
+      <w:pPr>
+        <w:ind w:firstLine="720"/>
+      </w:pPr>
       <w:r>
         <w:rPr>
           <w:sz w:val="16"/>
@@ -15014,6 +15051,9 @@
       </w:r>
     </w:p>
     <w:p>
+      <w:pPr>
+        <w:ind w:firstLine="720"/>
+      </w:pPr>
       <w:r>
         <w:t xml:space="preserve">The Table no. 7 examines candlestick pattern predictive capabilities in the Expensive stocks sector </w:t>
         <w:br/>
@@ -15023,10 +15063,10 @@
         <w:t xml:space="preserve">Hammer shows strong performance when High criteria with trend, High criteria regardless of trend is used instead of picking stocks randomly when we want to pick and hold for 2 Days in average. </w:t>
         <w:br/>
         <w:br/>
-        <w:t xml:space="preserve">Shooting Star shows strong performance when High criteria with trend, Low criteria with trend, Low criteria regardless of trend is used instead of picking stocks randomly when we want to pick and hold for 2 Days in average. Likewise, Hammer shows strong performance when High criteria with trend, High criteria regardless of trend, Low criteria with trend is used instead of picking stocks randomly when we want to pick and hold for 4 Days in average. </w:t>
+        <w:t xml:space="preserve">Shooting Star shows strong performance when High criteria with trend, Low criteria with trend, Low criteria regardless of trend is used instead of picking stocks randomly when we want to pick and hold for 2 Days in average. Similarly, Hammer shows strong performance when High criteria with trend, High criteria regardless of trend, Low criteria with trend is used instead of picking stocks randomly when we want to pick and hold for 4 Days in average. </w:t>
         <w:br/>
         <w:br/>
-        <w:t xml:space="preserve">Hammer shows strong performance when High criteria with trend, Low criteria with trend is used instead of picking stocks randomly when we want to pick and hold for 8 Days in average. </w:t>
+        <w:t xml:space="preserve">Additionally, Hammer shows strong performance when High criteria with trend, Low criteria with trend is used instead of picking stocks randomly when we want to pick and hold for 8 Days in average. </w:t>
       </w:r>
     </w:p>
     <w:tbl>
@@ -17505,6 +17545,9 @@
       </w:tr>
     </w:tbl>
     <w:p>
+      <w:pPr>
+        <w:ind w:firstLine="720"/>
+      </w:pPr>
       <w:r>
         <w:rPr>
           <w:sz w:val="16"/>
@@ -17513,6 +17556,9 @@
       </w:r>
     </w:p>
     <w:p>
+      <w:pPr>
+        <w:ind w:firstLine="720"/>
+      </w:pPr>
       <w:r>
         <w:t xml:space="preserve">The Table no. 8 examines candlestick pattern predictive capabilities in the Expensive stocks sector </w:t>
         <w:br/>
@@ -17522,10 +17568,10 @@
         <w:t xml:space="preserve">Hammer shows strong performance when High criteria with trend, High criteria regardless of trend, Low criteria with trend, Low criteria regardless of trend is used instead of picking stocks randomly when we want to pick and hold for 2 Days in average. </w:t>
         <w:br/>
         <w:br/>
-        <w:t xml:space="preserve">Shooting Star shows strong performance when High criteria with trend, Low criteria with trend, Low criteria regardless of trend is used instead of picking stocks randomly when we want to pick and hold for 2 Days in average. Likewise, Hammer shows strong performance when High criteria with trend, High criteria regardless of trend is used instead of picking stocks randomly when we want to pick and hold for 4 Days in average. </w:t>
+        <w:t xml:space="preserve">Additionally, Shooting Star shows strong performance when High criteria with trend, Low criteria with trend, Low criteria regardless of trend is used instead of picking stocks randomly when we want to pick and hold for 2 Days in average. Additionally, Hammer shows strong performance when High criteria with trend, High criteria regardless of trend is used instead of picking stocks randomly when we want to pick and hold for 4 Days in average. </w:t>
         <w:br/>
         <w:br/>
-        <w:t xml:space="preserve">Additionally, Shooting Star shows strong performance when High criteria with trend, Low criteria with trend is used instead of picking stocks randomly when we want to pick and hold for 4 Days in average. And, Hanging Man shows strong performance when Close criteria with trend is used instead of picking stocks randomly when we want to pick and hold for 8 Days in average. </w:t>
+        <w:t xml:space="preserve">Shooting Star shows strong performance when High criteria with trend, Low criteria with trend is used instead of picking stocks randomly when we want to pick and hold for 4 Days in average. Similarly, Hanging Man shows strong performance when Close criteria with trend is used instead of picking stocks randomly when we want to pick and hold for 8 Days in average. </w:t>
         <w:br/>
         <w:br/>
         <w:t xml:space="preserve">Likewise, Shooting Star shows strong performance when High criteria with trend, Low criteria with trend, Close criteria with trend is used instead of picking stocks randomly when we want to pick and hold for 8 Days in average. </w:t>
@@ -20007,6 +20053,9 @@
       </w:tr>
     </w:tbl>
     <w:p>
+      <w:pPr>
+        <w:ind w:firstLine="720"/>
+      </w:pPr>
       <w:r>
         <w:rPr>
           <w:sz w:val="16"/>
@@ -20015,6 +20064,9 @@
       </w:r>
     </w:p>
     <w:p>
+      <w:pPr>
+        <w:ind w:firstLine="720"/>
+      </w:pPr>
       <w:r>
         <w:t xml:space="preserve">The Table no. 9 examines candlestick pattern predictive capabilities in the Low floating stocks sector </w:t>
         <w:br/>
@@ -20024,7 +20076,7 @@
         <w:t xml:space="preserve">Hammer shows strong performance when High criteria with trend, Low criteria with trend, Low criteria regardless of trend is used instead of picking stocks randomly when we want to pick and hold for 2 Days in average. </w:t>
         <w:br/>
         <w:br/>
-        <w:t xml:space="preserve">Similarly, Shooting Star shows strong performance when High criteria with trend, Low criteria with trend, Low criteria regardless of trend is used instead of picking stocks randomly when we want to pick and hold for 2 Days in average. Likewise, Hammer shows strong performance when High criteria with trend, Low criteria with trend is used instead of picking stocks randomly when we want to pick and hold for 4 Days in average. </w:t>
+        <w:t xml:space="preserve">Shooting Star shows strong performance when High criteria with trend, Low criteria with trend, Low criteria regardless of trend is used instead of picking stocks randomly when we want to pick and hold for 2 Days in average. Likewise, Hammer shows strong performance when High criteria with trend, Low criteria with trend is used instead of picking stocks randomly when we want to pick and hold for 4 Days in average. </w:t>
         <w:br/>
         <w:br/>
         <w:t xml:space="preserve">Shooting Star shows strong performance when Low criteria regardless of trend is used instead of picking stocks randomly when we want to pick and hold for 4 Days in average. </w:t>
@@ -22506,6 +22558,9 @@
       </w:tr>
     </w:tbl>
     <w:p>
+      <w:pPr>
+        <w:ind w:firstLine="720"/>
+      </w:pPr>
       <w:r>
         <w:rPr>
           <w:sz w:val="16"/>
@@ -22514,6 +22569,9 @@
       </w:r>
     </w:p>
     <w:p>
+      <w:pPr>
+        <w:ind w:firstLine="720"/>
+      </w:pPr>
       <w:r>
         <w:t xml:space="preserve">The Table no. 10 examines candlestick pattern predictive capabilities in the Low floating stocks sector </w:t>
         <w:br/>
@@ -22523,16 +22581,16 @@
         <w:t xml:space="preserve">Hammer shows strong performance when Low criteria with trend is used instead of picking stocks randomly when we want to pick and hold for 2 Days in average. </w:t>
         <w:br/>
         <w:br/>
-        <w:t xml:space="preserve">Additionally, Hanging Man shows strong performance when Close criteria with trend is used instead of picking stocks randomly when we want to pick and hold for 2 Days in average. And, Shooting Star shows strong performance when High criteria with trend, Low criteria with trend, Low criteria regardless of trend is used instead of picking stocks randomly when we want to pick and hold for 2 Days in average. </w:t>
+        <w:t xml:space="preserve">Hanging Man shows strong performance when Close criteria with trend is used instead of picking stocks randomly when we want to pick and hold for 2 Days in average. Furthermore, Shooting Star shows strong performance when High criteria with trend, Low criteria with trend, Low criteria regardless of trend is used instead of picking stocks randomly when we want to pick and hold for 2 Days in average. </w:t>
         <w:br/>
         <w:br/>
-        <w:t xml:space="preserve">Additionally, Hammer shows strong performance when High criteria with trend, Low criteria with trend is used instead of picking stocks randomly when we want to pick and hold for 4 Days in average. Furthermore, Hanging Man shows strong performance when Close criteria with trend is used instead of picking stocks randomly when we want to pick and hold for 4 Days in average. </w:t>
+        <w:t xml:space="preserve">Additionally, Hammer shows strong performance when High criteria with trend, Low criteria with trend is used instead of picking stocks randomly when we want to pick and hold for 4 Days in average. Similarly, Hanging Man shows strong performance when Close criteria with trend is used instead of picking stocks randomly when we want to pick and hold for 4 Days in average. </w:t>
         <w:br/>
         <w:br/>
-        <w:t xml:space="preserve">Shooting Star shows strong performance when High criteria with trend, Low criteria with trend, Low criteria regardless of trend is used instead of picking stocks randomly when we want to pick and hold for 4 Days in average. And, Hanging Man shows strong performance when Close criteria with trend is used instead of picking stocks randomly when we want to pick and hold for 8 Days in average. </w:t>
+        <w:t xml:space="preserve">Shooting Star shows strong performance when High criteria with trend, Low criteria with trend, Low criteria regardless of trend is used instead of picking stocks randomly when we want to pick and hold for 4 Days in average. Additionally, Hanging Man shows strong performance when Close criteria with trend is used instead of picking stocks randomly when we want to pick and hold for 8 Days in average. </w:t>
         <w:br/>
         <w:br/>
-        <w:t xml:space="preserve">Shooting Star shows strong performance when High criteria with trend, Low criteria with trend, Close criteria with trend is used instead of picking stocks randomly when we want to pick and hold for 8 Days in average. </w:t>
+        <w:t xml:space="preserve">And, Shooting Star shows strong performance when High criteria with trend, Low criteria with trend, Close criteria with trend is used instead of picking stocks randomly when we want to pick and hold for 8 Days in average. </w:t>
       </w:r>
     </w:p>
     <w:tbl>
@@ -25011,6 +25069,9 @@
       </w:tr>
     </w:tbl>
     <w:p>
+      <w:pPr>
+        <w:ind w:firstLine="720"/>
+      </w:pPr>
       <w:r>
         <w:rPr>
           <w:sz w:val="16"/>
@@ -26372,6 +26433,9 @@
       </w:tr>
     </w:tbl>
     <w:p>
+      <w:pPr>
+        <w:ind w:firstLine="720"/>
+      </w:pPr>
       <w:r>
         <w:t>Table 11. Chi-square test for Banking Stocks  in Bullish Market</w:t>
       </w:r>
@@ -27730,6 +27794,9 @@
       </w:tr>
     </w:tbl>
     <w:p>
+      <w:pPr>
+        <w:ind w:firstLine="720"/>
+      </w:pPr>
       <w:r>
         <w:t>Table 12. Chi-square test for Banking Stocks  in Bearish Market</w:t>
       </w:r>
@@ -29088,6 +29155,9 @@
       </w:tr>
     </w:tbl>
     <w:p>
+      <w:pPr>
+        <w:ind w:firstLine="720"/>
+      </w:pPr>
       <w:r>
         <w:t>Table 13. Chi-square test for Hydropower Stocks  in Bullish Market</w:t>
       </w:r>
@@ -30446,6 +30516,9 @@
       </w:tr>
     </w:tbl>
     <w:p>
+      <w:pPr>
+        <w:ind w:firstLine="720"/>
+      </w:pPr>
       <w:r>
         <w:t>Table 14. Chi-square test for Hydropower Stocks  in Bearish Market</w:t>
       </w:r>
@@ -31804,6 +31877,9 @@
       </w:tr>
     </w:tbl>
     <w:p>
+      <w:pPr>
+        <w:ind w:firstLine="720"/>
+      </w:pPr>
       <w:r>
         <w:t>Table 15. Chi-square test for Micro Finance Stocks  in Bullish Market</w:t>
       </w:r>
@@ -33162,6 +33238,9 @@
       </w:tr>
     </w:tbl>
     <w:p>
+      <w:pPr>
+        <w:ind w:firstLine="720"/>
+      </w:pPr>
       <w:r>
         <w:t>Table 16. Chi-square test for Micro Finance Stocks  in Bearish Market</w:t>
       </w:r>
@@ -34520,6 +34599,9 @@
       </w:tr>
     </w:tbl>
     <w:p>
+      <w:pPr>
+        <w:ind w:firstLine="720"/>
+      </w:pPr>
       <w:r>
         <w:t>Table 17. Chi-square test for Expensive Stocks Stocks  in Bullish Market</w:t>
       </w:r>
@@ -35878,6 +35960,9 @@
       </w:tr>
     </w:tbl>
     <w:p>
+      <w:pPr>
+        <w:ind w:firstLine="720"/>
+      </w:pPr>
       <w:r>
         <w:t>Table 18. Chi-square test for Expensive Stocks Stocks  in Bearish Market</w:t>
       </w:r>
@@ -37236,6 +37321,9 @@
       </w:tr>
     </w:tbl>
     <w:p>
+      <w:pPr>
+        <w:ind w:firstLine="720"/>
+      </w:pPr>
       <w:r>
         <w:t>Table 19. Chi-square test for Low Floating Stocks Stocks  in Bullish Market</w:t>
       </w:r>
@@ -38594,18 +38682,107 @@
       </w:tr>
     </w:tbl>
     <w:p>
+      <w:pPr>
+        <w:ind w:firstLine="720"/>
+      </w:pPr>
       <w:r>
         <w:t>Table 20. Chi-square test for Low Floating Stocks Stocks  in Bearish Market</w:t>
       </w:r>
     </w:p>
+    <w:p>
+      <w:pPr>
+        <w:pStyle w:val="Heading1"/>
+      </w:pPr>
+      <w:r>
+        <w:t>Level 1 Heading</w:t>
+      </w:r>
+    </w:p>
+    <w:p>
+      <w:r>
+        <w:t>This is a sample paragraph under the Level 1 heading.</w:t>
+      </w:r>
+    </w:p>
+    <w:p>
+      <w:pPr>
+        <w:pStyle w:val="Heading2"/>
+      </w:pPr>
+      <w:r>
+        <w:t>Level 2 Heading</w:t>
+      </w:r>
+    </w:p>
+    <w:p>
+      <w:r>
+        <w:t>This is a sample paragraph under the Level 2 heading.</w:t>
+      </w:r>
+    </w:p>
+    <w:p>
+      <w:r>
+        <w:br w:type="page"/>
+      </w:r>
+    </w:p>
+    <w:p>
+      <w:pPr>
+        <w:pStyle w:val="Heading1"/>
+      </w:pPr>
+      <w:r>
+        <w:t>References</w:t>
+      </w:r>
+    </w:p>
+    <w:p>
+      <w:pPr>
+        <w:pStyle w:val="ListParagraph"/>
+        <w:ind w:left="720"/>
+      </w:pPr>
+      <w:r>
+        <w:t>Author, A. A. (2020). Title of the work. Publisher.</w:t>
+      </w:r>
+    </w:p>
+    <w:p>
+      <w:pPr>
+        <w:pStyle w:val="ListParagraph"/>
+        <w:ind w:left="720"/>
+      </w:pPr>
+      <w:r>
+        <w:t>Author, B. B. (2019). Title of the article. Journal Name, 12(3), 45-67. https://doi.org/xxxx</w:t>
+      </w:r>
+    </w:p>
     <w:sectPr>
+      <w:headerReference w:type="default" r:id="rId9"/>
       <w:pgSz w:w="12240" w:h="15840"/>
-      <w:pgMar w:top="1440" w:right="1800" w:bottom="1440" w:left="1800" w:header="720" w:footer="720" w:gutter="0"/>
+      <w:pgMar w:top="1440" w:right="1440" w:bottom="1440" w:left="1440" w:header="720" w:footer="720" w:gutter="0"/>
       <w:cols w:space="720"/>
       <w:docGrid w:linePitch="360"/>
     </w:sectPr>
   </w:body>
 </w:document>
+</file>
+
+<file path=word/header1.xml><?xml version="1.0" encoding="utf-8"?>
+<w:hdr xmlns:m="http://schemas.openxmlformats.org/officeDocument/2006/math" xmlns:mc="http://schemas.openxmlformats.org/markup-compatibility/2006" xmlns:mo="http://schemas.microsoft.com/office/mac/office/2008/main" xmlns:mv="urn:schemas-microsoft-com:mac:vml" xmlns:o="urn:schemas-microsoft-com:office:office" xmlns:r="http://schemas.openxmlformats.org/officeDocument/2006/relationships" xmlns:v="urn:schemas-microsoft-com:vml" xmlns:w10="urn:schemas-microsoft-com:office:word" xmlns:w14="http://schemas.microsoft.com/office/word/2010/wordml" xmlns:w="http://schemas.openxmlformats.org/wordprocessingml/2006/main" xmlns:wne="http://schemas.microsoft.com/office/word/2006/wordml" xmlns:wp14="http://schemas.microsoft.com/office/word/2010/wordprocessingDrawing" xmlns:wp="http://schemas.openxmlformats.org/drawingml/2006/wordprocessingDrawing" xmlns:wpc="http://schemas.microsoft.com/office/word/2010/wordprocessingCanvas" xmlns:wpg="http://schemas.microsoft.com/office/word/2010/wordprocessingGroup" xmlns:wpi="http://schemas.microsoft.com/office/word/2010/wordprocessingInk" xmlns:wps="http://schemas.microsoft.com/office/word/2010/wordprocessingShape" mc:Ignorable="w14 wp14">
+  <w:p>
+    <w:pPr>
+      <w:pStyle w:val="Header"/>
+      <w:jc w:val="left"/>
+    </w:pPr>
+    <w:r>
+      <w:rPr>
+        <w:rFonts w:ascii="Times New Roman" w:hAnsi="Times New Roman"/>
+        <w:sz w:val="24"/>
+      </w:rPr>
+      <w:t>RUNNING HEAD: SHORTENED TITLE</w:t>
+    </w:r>
+  </w:p>
+  <w:p>
+    <w:pPr>
+      <w:jc w:val="right"/>
+    </w:pPr>
+    <w:r>
+      <w:fldChar w:fldCharType="begin"/>
+      <w:instrText xml:space="preserve">PAGE</w:instrText>
+      <w:fldChar w:fldCharType="end"/>
+    </w:r>
+  </w:p>
+</w:hdr>
 </file>
 
 <file path=word/numbering.xml><?xml version="1.0" encoding="utf-8"?>
@@ -38971,6 +39148,13 @@
     <w:name w:val="Normal"/>
     <w:qFormat/>
     <w:rsid w:val="00FC693F"/>
+    <w:pPr>
+      <w:spacing w:line="480" w:lineRule="auto" w:after="0"/>
+    </w:pPr>
+    <w:rPr>
+      <w:rFonts w:ascii="Times New Roman" w:hAnsi="Times New Roman"/>
+      <w:sz w:val="24"/>
+    </w:rPr>
   </w:style>
   <w:style w:type="paragraph" w:styleId="Header">
     <w:name w:val="header"/>

--- a/src/steps/docx_output/thesis.docx
+++ b/src/steps/docx_output/thesis.docx
@@ -5,16 +5,12 @@
     <w:p>
       <w:pPr>
         <w:pStyle w:val="Heading1"/>
-        <w:ind w:firstLine="720"/>
       </w:pPr>
       <w:r>
         <w:t>4.7 Descriptive Analysis:</w:t>
       </w:r>
     </w:p>
     <w:p>
-      <w:pPr>
-        <w:ind w:firstLine="720"/>
-      </w:pPr>
       <w:r>
         <w:t xml:space="preserve">The Table no. 1 examines candlestick pattern predictive capabilities in the Banking sector </w:t>
         <w:br/>
@@ -24,10 +20,10 @@
         <w:t xml:space="preserve">Hammer shows strong performance when High criteria with trend, High criteria regardless of trend, Low criteria with trend, Low criteria regardless of trend is used instead of picking stocks randomly when we want to pick and hold for 2 Days in average. </w:t>
         <w:br/>
         <w:br/>
-        <w:t xml:space="preserve">Shooting Star shows strong performance when High criteria with trend, High criteria regardless of trend is used instead of picking stocks randomly when we want to pick and hold for 2 Days in average. And, Hammer shows strong performance when High criteria regardless of trend is used instead of picking stocks randomly when we want to pick and hold for 4 Days in average. </w:t>
+        <w:t xml:space="preserve">And, Shooting Star shows strong performance when High criteria with trend, High criteria regardless of trend is used instead of picking stocks randomly when we want to pick and hold for 2 Days in average. Furthermore, Hammer shows strong performance when High criteria regardless of trend is used instead of picking stocks randomly when we want to pick and hold for 4 Days in average. </w:t>
         <w:br/>
         <w:br/>
-        <w:t xml:space="preserve">And, Hammer shows strong performance when High criteria with trend, High criteria regardless of trend, Low criteria with trend is used instead of picking stocks randomly when we want to pick and hold for 8 Days in average. </w:t>
+        <w:t xml:space="preserve">Furthermore, Hammer shows strong performance when High criteria with trend, High criteria regardless of trend, Low criteria with trend is used instead of picking stocks randomly when we want to pick and hold for 8 Days in average. </w:t>
       </w:r>
     </w:p>
     <w:tbl>
@@ -2506,9 +2502,6 @@
       </w:tr>
     </w:tbl>
     <w:p>
-      <w:pPr>
-        <w:ind w:firstLine="720"/>
-      </w:pPr>
       <w:r>
         <w:rPr>
           <w:sz w:val="16"/>
@@ -2517,9 +2510,6 @@
       </w:r>
     </w:p>
     <w:p>
-      <w:pPr>
-        <w:ind w:firstLine="720"/>
-      </w:pPr>
       <w:r>
         <w:t xml:space="preserve">The Table no. 2 examines candlestick pattern predictive capabilities in the Banking sector </w:t>
         <w:br/>
@@ -2529,13 +2519,13 @@
         <w:t xml:space="preserve">Hammer shows strong performance when High criteria with trend, High criteria regardless of trend, Low criteria with trend, Low criteria regardless of trend is used instead of picking stocks randomly when we want to pick and hold for 2 Days in average. </w:t>
         <w:br/>
         <w:br/>
-        <w:t xml:space="preserve">Additionally, Shooting Star shows strong performance when High criteria with trend, Low criteria with trend, Low criteria regardless of trend is used instead of picking stocks randomly when we want to pick and hold for 2 Days in average. Furthermore, Hammer shows strong performance when High criteria with trend, High criteria regardless of trend, Low criteria with trend, Low criteria regardless of trend is used instead of picking stocks randomly when we want to pick and hold for 4 Days in average. </w:t>
+        <w:t xml:space="preserve">Additionally, Shooting Star shows strong performance when High criteria with trend, Low criteria with trend, Low criteria regardless of trend is used instead of picking stocks randomly when we want to pick and hold for 2 Days in average. Additionally, Hammer shows strong performance when High criteria with trend, High criteria regardless of trend, Low criteria with trend, Low criteria regardless of trend is used instead of picking stocks randomly when we want to pick and hold for 4 Days in average. </w:t>
         <w:br/>
         <w:br/>
-        <w:t xml:space="preserve">Furthermore, Hanging Man shows strong performance when Close criteria with trend is used instead of picking stocks randomly when we want to pick and hold for 4 Days in average. Additionally, Shooting Star shows strong performance when High criteria with trend, Low criteria with trend, Close criteria with trend is used instead of picking stocks randomly when we want to pick and hold for 4 Days in average. </w:t>
+        <w:t xml:space="preserve">Additionally, Hanging Man shows strong performance when Close criteria with trend is used instead of picking stocks randomly when we want to pick and hold for 4 Days in average. Likewise, Shooting Star shows strong performance when High criteria with trend, Low criteria with trend, Close criteria with trend is used instead of picking stocks randomly when we want to pick and hold for 4 Days in average. </w:t>
         <w:br/>
         <w:br/>
-        <w:t xml:space="preserve">Likewise, Hanging Man shows strong performance when Low criteria with trend, Close criteria with trend is used instead of picking stocks randomly when we want to pick and hold for 8 Days in average. Additionally, Shooting Star shows strong performance when High criteria with trend, Low criteria with trend is used instead of picking stocks randomly when we want to pick and hold for 8 Days in average. </w:t>
+        <w:t xml:space="preserve">Similarly, Hanging Man shows strong performance when Low criteria with trend, Close criteria with trend is used instead of picking stocks randomly when we want to pick and hold for 8 Days in average. Additionally, Shooting Star shows strong performance when High criteria with trend, Low criteria with trend is used instead of picking stocks randomly when we want to pick and hold for 8 Days in average. </w:t>
       </w:r>
     </w:p>
     <w:tbl>
@@ -5014,9 +5004,6 @@
       </w:tr>
     </w:tbl>
     <w:p>
-      <w:pPr>
-        <w:ind w:firstLine="720"/>
-      </w:pPr>
       <w:r>
         <w:rPr>
           <w:sz w:val="16"/>
@@ -5025,9 +5012,6 @@
       </w:r>
     </w:p>
     <w:p>
-      <w:pPr>
-        <w:ind w:firstLine="720"/>
-      </w:pPr>
       <w:r>
         <w:t xml:space="preserve">The Table no. 3 examines candlestick pattern predictive capabilities in the Hydropower sector </w:t>
         <w:br/>
@@ -5037,10 +5021,10 @@
         <w:t xml:space="preserve">Hammer shows strong performance when High criteria with trend, High criteria regardless of trend, Low criteria with trend, Low criteria regardless of trend is used instead of picking stocks randomly when we want to pick and hold for 2 Days in average. </w:t>
         <w:br/>
         <w:br/>
-        <w:t xml:space="preserve">Shooting Star shows strong performance when Low criteria with trend, Low criteria regardless of trend is used instead of picking stocks randomly when we want to pick and hold for 2 Days in average. Likewise, Hammer shows strong performance when High criteria with trend, Low criteria with trend is used instead of picking stocks randomly when we want to pick and hold for 4 Days in average. </w:t>
+        <w:t xml:space="preserve">Shooting Star shows strong performance when Low criteria with trend, Low criteria regardless of trend is used instead of picking stocks randomly when we want to pick and hold for 2 Days in average. Additionally, Hammer shows strong performance when High criteria with trend, Low criteria with trend is used instead of picking stocks randomly when we want to pick and hold for 4 Days in average. </w:t>
         <w:br/>
         <w:br/>
-        <w:t xml:space="preserve">Similarly, Shooting Star shows strong performance when Low criteria regardless of trend is used instead of picking stocks randomly when we want to pick and hold for 4 Days in average. Additionally, Hammer shows strong performance when High criteria with trend, Low criteria with trend is used instead of picking stocks randomly when we want to pick and hold for 8 Days in average. </w:t>
+        <w:t xml:space="preserve">Similarly, Shooting Star shows strong performance when Low criteria regardless of trend is used instead of picking stocks randomly when we want to pick and hold for 4 Days in average. Similarly, Hammer shows strong performance when High criteria with trend, Low criteria with trend is used instead of picking stocks randomly when we want to pick and hold for 8 Days in average. </w:t>
       </w:r>
     </w:p>
     <w:tbl>
@@ -7519,9 +7503,6 @@
       </w:tr>
     </w:tbl>
     <w:p>
-      <w:pPr>
-        <w:ind w:firstLine="720"/>
-      </w:pPr>
       <w:r>
         <w:rPr>
           <w:sz w:val="16"/>
@@ -7530,9 +7511,6 @@
       </w:r>
     </w:p>
     <w:p>
-      <w:pPr>
-        <w:ind w:firstLine="720"/>
-      </w:pPr>
       <w:r>
         <w:t xml:space="preserve">The Table no. 4 examines candlestick pattern predictive capabilities in the Hydropower sector </w:t>
         <w:br/>
@@ -7542,13 +7520,13 @@
         <w:t xml:space="preserve">Hammer shows strong performance when High criteria with trend is used instead of picking stocks randomly when we want to pick and hold for 2 Days in average. </w:t>
         <w:br/>
         <w:br/>
-        <w:t xml:space="preserve">Hanging Man shows strong performance when Low criteria with trend, Close criteria with trend is used instead of picking stocks randomly when we want to pick and hold for 2 Days in average. Likewise, Shooting Star shows strong performance when High criteria with trend, Low criteria with trend, Low criteria regardless of trend, Close criteria with trend is used instead of picking stocks randomly when we want to pick and hold for 2 Days in average. </w:t>
+        <w:t xml:space="preserve">Furthermore, Hanging Man shows strong performance when Low criteria with trend, Close criteria with trend is used instead of picking stocks randomly when we want to pick and hold for 2 Days in average. And, Shooting Star shows strong performance when High criteria with trend, Low criteria with trend, Low criteria regardless of trend, Close criteria with trend is used instead of picking stocks randomly when we want to pick and hold for 2 Days in average. </w:t>
         <w:br/>
         <w:br/>
-        <w:t xml:space="preserve">Hanging Man shows strong performance when Close criteria with trend is used instead of picking stocks randomly when we want to pick and hold for 4 Days in average. Additionally, Shooting Star shows strong performance when High criteria with trend, Low criteria with trend, Low criteria regardless of trend, Close criteria with trend is used instead of picking stocks randomly when we want to pick and hold for 4 Days in average. </w:t>
+        <w:t xml:space="preserve">Likewise, Hanging Man shows strong performance when Close criteria with trend is used instead of picking stocks randomly when we want to pick and hold for 4 Days in average. And, Shooting Star shows strong performance when High criteria with trend, Low criteria with trend, Low criteria regardless of trend, Close criteria with trend is used instead of picking stocks randomly when we want to pick and hold for 4 Days in average. </w:t>
         <w:br/>
         <w:br/>
-        <w:t xml:space="preserve">And, Hanging Man shows strong performance when High criteria with trend, Low criteria with trend, Close criteria with trend is used instead of picking stocks randomly when we want to pick and hold for 8 Days in average. Similarly, Shooting Star shows strong performance when High criteria with trend, Low criteria with trend, Close criteria with trend is used instead of picking stocks randomly when we want to pick and hold for 8 Days in average. </w:t>
+        <w:t xml:space="preserve">Furthermore, Hanging Man shows strong performance when High criteria with trend, Low criteria with trend, Close criteria with trend is used instead of picking stocks randomly when we want to pick and hold for 8 Days in average. Furthermore, Shooting Star shows strong performance when High criteria with trend, Low criteria with trend, Close criteria with trend is used instead of picking stocks randomly when we want to pick and hold for 8 Days in average. </w:t>
       </w:r>
     </w:p>
     <w:tbl>
@@ -10027,9 +10005,6 @@
       </w:tr>
     </w:tbl>
     <w:p>
-      <w:pPr>
-        <w:ind w:firstLine="720"/>
-      </w:pPr>
       <w:r>
         <w:rPr>
           <w:sz w:val="16"/>
@@ -10038,9 +10013,6 @@
       </w:r>
     </w:p>
     <w:p>
-      <w:pPr>
-        <w:ind w:firstLine="720"/>
-      </w:pPr>
       <w:r>
         <w:t xml:space="preserve">The Table no. 5 examines candlestick pattern predictive capabilities in the Micro finance sector </w:t>
         <w:br/>
@@ -10050,7 +10022,7 @@
         <w:t xml:space="preserve">Hammer shows strong performance when High criteria with trend, High criteria regardless of trend, Low criteria with trend, Low criteria regardless of trend is used instead of picking stocks randomly when we want to pick and hold for 2 Days in average. </w:t>
         <w:br/>
         <w:br/>
-        <w:t xml:space="preserve">Furthermore, Shooting Star shows strong performance when Low criteria regardless of trend is used instead of picking stocks randomly when we want to pick and hold for 2 Days in average. And, Hammer shows strong performance when High criteria with trend, High criteria regardless of trend, Low criteria with trend, Low criteria regardless of trend is used instead of picking stocks randomly when we want to pick and hold for 4 Days in average. </w:t>
+        <w:t xml:space="preserve">Additionally, Shooting Star shows strong performance when Low criteria regardless of trend is used instead of picking stocks randomly when we want to pick and hold for 2 Days in average. Likewise, Hammer shows strong performance when High criteria with trend, High criteria regardless of trend, Low criteria with trend, Low criteria regardless of trend is used instead of picking stocks randomly when we want to pick and hold for 4 Days in average. </w:t>
         <w:br/>
         <w:br/>
         <w:t xml:space="preserve">Furthermore, Hammer shows strong performance when High criteria with trend, High criteria regardless of trend, Low criteria with trend, Low criteria regardless of trend is used instead of picking stocks randomly when we want to pick and hold for 8 Days in average. </w:t>
@@ -12532,9 +12504,6 @@
       </w:tr>
     </w:tbl>
     <w:p>
-      <w:pPr>
-        <w:ind w:firstLine="720"/>
-      </w:pPr>
       <w:r>
         <w:rPr>
           <w:sz w:val="16"/>
@@ -12543,9 +12512,6 @@
       </w:r>
     </w:p>
     <w:p>
-      <w:pPr>
-        <w:ind w:firstLine="720"/>
-      </w:pPr>
       <w:r>
         <w:t xml:space="preserve">The Table no. 6 examines candlestick pattern predictive capabilities in the Micro finance sector </w:t>
         <w:br/>
@@ -12555,13 +12521,13 @@
         <w:t xml:space="preserve">Hammer shows strong performance when High criteria with trend, High criteria regardless of trend is used instead of picking stocks randomly when we want to pick and hold for 2 Days in average. </w:t>
         <w:br/>
         <w:br/>
-        <w:t xml:space="preserve">Similarly, Hanging Man shows strong performance when Close criteria with trend is used instead of picking stocks randomly when we want to pick and hold for 2 Days in average. Similarly, Shooting Star shows strong performance when High criteria with trend, Low criteria with trend, Low criteria regardless of trend is used instead of picking stocks randomly when we want to pick and hold for 2 Days in average. </w:t>
+        <w:t xml:space="preserve">Hanging Man shows strong performance when Close criteria with trend is used instead of picking stocks randomly when we want to pick and hold for 2 Days in average. Similarly, Shooting Star shows strong performance when High criteria with trend, Low criteria with trend, Low criteria regardless of trend is used instead of picking stocks randomly when we want to pick and hold for 2 Days in average. </w:t>
         <w:br/>
         <w:br/>
-        <w:t xml:space="preserve">Hanging Man shows strong performance when Close criteria with trend is used instead of picking stocks randomly when we want to pick and hold for 4 Days in average. And, Shooting Star shows strong performance when High criteria with trend, Low criteria with trend is used instead of picking stocks randomly when we want to pick and hold for 4 Days in average. </w:t>
+        <w:t xml:space="preserve">Hanging Man shows strong performance when Close criteria with trend is used instead of picking stocks randomly when we want to pick and hold for 4 Days in average. Furthermore, Shooting Star shows strong performance when High criteria with trend, Low criteria with trend is used instead of picking stocks randomly when we want to pick and hold for 4 Days in average. </w:t>
         <w:br/>
         <w:br/>
-        <w:t xml:space="preserve">Hanging Man shows strong performance when Close criteria with trend is used instead of picking stocks randomly when we want to pick and hold for 8 Days in average. And, Shooting Star shows strong performance when High criteria with trend, Low criteria with trend, Close criteria with trend is used instead of picking stocks randomly when we want to pick and hold for 8 Days in average. </w:t>
+        <w:t xml:space="preserve">Similarly, Hanging Man shows strong performance when Close criteria with trend is used instead of picking stocks randomly when we want to pick and hold for 8 Days in average. Similarly, Shooting Star shows strong performance when High criteria with trend, Low criteria with trend, Close criteria with trend is used instead of picking stocks randomly when we want to pick and hold for 8 Days in average. </w:t>
       </w:r>
     </w:p>
     <w:tbl>
@@ -15040,9 +15006,6 @@
       </w:tr>
     </w:tbl>
     <w:p>
-      <w:pPr>
-        <w:ind w:firstLine="720"/>
-      </w:pPr>
       <w:r>
         <w:rPr>
           <w:sz w:val="16"/>
@@ -15051,9 +15014,6 @@
       </w:r>
     </w:p>
     <w:p>
-      <w:pPr>
-        <w:ind w:firstLine="720"/>
-      </w:pPr>
       <w:r>
         <w:t xml:space="preserve">The Table no. 7 examines candlestick pattern predictive capabilities in the Expensive stocks sector </w:t>
         <w:br/>
@@ -15063,10 +15023,10 @@
         <w:t xml:space="preserve">Hammer shows strong performance when High criteria with trend, High criteria regardless of trend is used instead of picking stocks randomly when we want to pick and hold for 2 Days in average. </w:t>
         <w:br/>
         <w:br/>
-        <w:t xml:space="preserve">Shooting Star shows strong performance when High criteria with trend, Low criteria with trend, Low criteria regardless of trend is used instead of picking stocks randomly when we want to pick and hold for 2 Days in average. Similarly, Hammer shows strong performance when High criteria with trend, High criteria regardless of trend, Low criteria with trend is used instead of picking stocks randomly when we want to pick and hold for 4 Days in average. </w:t>
+        <w:t xml:space="preserve">Shooting Star shows strong performance when High criteria with trend, Low criteria with trend, Low criteria regardless of trend is used instead of picking stocks randomly when we want to pick and hold for 2 Days in average. Likewise, Hammer shows strong performance when High criteria with trend, High criteria regardless of trend, Low criteria with trend is used instead of picking stocks randomly when we want to pick and hold for 4 Days in average. </w:t>
         <w:br/>
         <w:br/>
-        <w:t xml:space="preserve">Additionally, Hammer shows strong performance when High criteria with trend, Low criteria with trend is used instead of picking stocks randomly when we want to pick and hold for 8 Days in average. </w:t>
+        <w:t xml:space="preserve">Hammer shows strong performance when High criteria with trend, Low criteria with trend is used instead of picking stocks randomly when we want to pick and hold for 8 Days in average. </w:t>
       </w:r>
     </w:p>
     <w:tbl>
@@ -17545,9 +17505,6 @@
       </w:tr>
     </w:tbl>
     <w:p>
-      <w:pPr>
-        <w:ind w:firstLine="720"/>
-      </w:pPr>
       <w:r>
         <w:rPr>
           <w:sz w:val="16"/>
@@ -17556,9 +17513,6 @@
       </w:r>
     </w:p>
     <w:p>
-      <w:pPr>
-        <w:ind w:firstLine="720"/>
-      </w:pPr>
       <w:r>
         <w:t xml:space="preserve">The Table no. 8 examines candlestick pattern predictive capabilities in the Expensive stocks sector </w:t>
         <w:br/>
@@ -17568,10 +17522,10 @@
         <w:t xml:space="preserve">Hammer shows strong performance when High criteria with trend, High criteria regardless of trend, Low criteria with trend, Low criteria regardless of trend is used instead of picking stocks randomly when we want to pick and hold for 2 Days in average. </w:t>
         <w:br/>
         <w:br/>
-        <w:t xml:space="preserve">Additionally, Shooting Star shows strong performance when High criteria with trend, Low criteria with trend, Low criteria regardless of trend is used instead of picking stocks randomly when we want to pick and hold for 2 Days in average. Additionally, Hammer shows strong performance when High criteria with trend, High criteria regardless of trend is used instead of picking stocks randomly when we want to pick and hold for 4 Days in average. </w:t>
+        <w:t xml:space="preserve">Shooting Star shows strong performance when High criteria with trend, Low criteria with trend, Low criteria regardless of trend is used instead of picking stocks randomly when we want to pick and hold for 2 Days in average. Likewise, Hammer shows strong performance when High criteria with trend, High criteria regardless of trend is used instead of picking stocks randomly when we want to pick and hold for 4 Days in average. </w:t>
         <w:br/>
         <w:br/>
-        <w:t xml:space="preserve">Shooting Star shows strong performance when High criteria with trend, Low criteria with trend is used instead of picking stocks randomly when we want to pick and hold for 4 Days in average. Similarly, Hanging Man shows strong performance when Close criteria with trend is used instead of picking stocks randomly when we want to pick and hold for 8 Days in average. </w:t>
+        <w:t xml:space="preserve">Additionally, Shooting Star shows strong performance when High criteria with trend, Low criteria with trend is used instead of picking stocks randomly when we want to pick and hold for 4 Days in average. And, Hanging Man shows strong performance when Close criteria with trend is used instead of picking stocks randomly when we want to pick and hold for 8 Days in average. </w:t>
         <w:br/>
         <w:br/>
         <w:t xml:space="preserve">Likewise, Shooting Star shows strong performance when High criteria with trend, Low criteria with trend, Close criteria with trend is used instead of picking stocks randomly when we want to pick and hold for 8 Days in average. </w:t>
@@ -20053,9 +20007,6 @@
       </w:tr>
     </w:tbl>
     <w:p>
-      <w:pPr>
-        <w:ind w:firstLine="720"/>
-      </w:pPr>
       <w:r>
         <w:rPr>
           <w:sz w:val="16"/>
@@ -20064,9 +20015,6 @@
       </w:r>
     </w:p>
     <w:p>
-      <w:pPr>
-        <w:ind w:firstLine="720"/>
-      </w:pPr>
       <w:r>
         <w:t xml:space="preserve">The Table no. 9 examines candlestick pattern predictive capabilities in the Low floating stocks sector </w:t>
         <w:br/>
@@ -20076,7 +20024,7 @@
         <w:t xml:space="preserve">Hammer shows strong performance when High criteria with trend, Low criteria with trend, Low criteria regardless of trend is used instead of picking stocks randomly when we want to pick and hold for 2 Days in average. </w:t>
         <w:br/>
         <w:br/>
-        <w:t xml:space="preserve">Shooting Star shows strong performance when High criteria with trend, Low criteria with trend, Low criteria regardless of trend is used instead of picking stocks randomly when we want to pick and hold for 2 Days in average. Likewise, Hammer shows strong performance when High criteria with trend, Low criteria with trend is used instead of picking stocks randomly when we want to pick and hold for 4 Days in average. </w:t>
+        <w:t xml:space="preserve">Similarly, Shooting Star shows strong performance when High criteria with trend, Low criteria with trend, Low criteria regardless of trend is used instead of picking stocks randomly when we want to pick and hold for 2 Days in average. Likewise, Hammer shows strong performance when High criteria with trend, Low criteria with trend is used instead of picking stocks randomly when we want to pick and hold for 4 Days in average. </w:t>
         <w:br/>
         <w:br/>
         <w:t xml:space="preserve">Shooting Star shows strong performance when Low criteria regardless of trend is used instead of picking stocks randomly when we want to pick and hold for 4 Days in average. </w:t>
@@ -22558,9 +22506,6 @@
       </w:tr>
     </w:tbl>
     <w:p>
-      <w:pPr>
-        <w:ind w:firstLine="720"/>
-      </w:pPr>
       <w:r>
         <w:rPr>
           <w:sz w:val="16"/>
@@ -22569,9 +22514,6 @@
       </w:r>
     </w:p>
     <w:p>
-      <w:pPr>
-        <w:ind w:firstLine="720"/>
-      </w:pPr>
       <w:r>
         <w:t xml:space="preserve">The Table no. 10 examines candlestick pattern predictive capabilities in the Low floating stocks sector </w:t>
         <w:br/>
@@ -22581,16 +22523,16 @@
         <w:t xml:space="preserve">Hammer shows strong performance when Low criteria with trend is used instead of picking stocks randomly when we want to pick and hold for 2 Days in average. </w:t>
         <w:br/>
         <w:br/>
-        <w:t xml:space="preserve">Hanging Man shows strong performance when Close criteria with trend is used instead of picking stocks randomly when we want to pick and hold for 2 Days in average. Furthermore, Shooting Star shows strong performance when High criteria with trend, Low criteria with trend, Low criteria regardless of trend is used instead of picking stocks randomly when we want to pick and hold for 2 Days in average. </w:t>
+        <w:t xml:space="preserve">Additionally, Hanging Man shows strong performance when Close criteria with trend is used instead of picking stocks randomly when we want to pick and hold for 2 Days in average. And, Shooting Star shows strong performance when High criteria with trend, Low criteria with trend, Low criteria regardless of trend is used instead of picking stocks randomly when we want to pick and hold for 2 Days in average. </w:t>
         <w:br/>
         <w:br/>
-        <w:t xml:space="preserve">Additionally, Hammer shows strong performance when High criteria with trend, Low criteria with trend is used instead of picking stocks randomly when we want to pick and hold for 4 Days in average. Similarly, Hanging Man shows strong performance when Close criteria with trend is used instead of picking stocks randomly when we want to pick and hold for 4 Days in average. </w:t>
+        <w:t xml:space="preserve">Additionally, Hammer shows strong performance when High criteria with trend, Low criteria with trend is used instead of picking stocks randomly when we want to pick and hold for 4 Days in average. Furthermore, Hanging Man shows strong performance when Close criteria with trend is used instead of picking stocks randomly when we want to pick and hold for 4 Days in average. </w:t>
         <w:br/>
         <w:br/>
-        <w:t xml:space="preserve">Shooting Star shows strong performance when High criteria with trend, Low criteria with trend, Low criteria regardless of trend is used instead of picking stocks randomly when we want to pick and hold for 4 Days in average. Additionally, Hanging Man shows strong performance when Close criteria with trend is used instead of picking stocks randomly when we want to pick and hold for 8 Days in average. </w:t>
+        <w:t xml:space="preserve">Shooting Star shows strong performance when High criteria with trend, Low criteria with trend, Low criteria regardless of trend is used instead of picking stocks randomly when we want to pick and hold for 4 Days in average. And, Hanging Man shows strong performance when Close criteria with trend is used instead of picking stocks randomly when we want to pick and hold for 8 Days in average. </w:t>
         <w:br/>
         <w:br/>
-        <w:t xml:space="preserve">And, Shooting Star shows strong performance when High criteria with trend, Low criteria with trend, Close criteria with trend is used instead of picking stocks randomly when we want to pick and hold for 8 Days in average. </w:t>
+        <w:t xml:space="preserve">Shooting Star shows strong performance when High criteria with trend, Low criteria with trend, Close criteria with trend is used instead of picking stocks randomly when we want to pick and hold for 8 Days in average. </w:t>
       </w:r>
     </w:p>
     <w:tbl>
@@ -25069,9 +25011,6 @@
       </w:tr>
     </w:tbl>
     <w:p>
-      <w:pPr>
-        <w:ind w:firstLine="720"/>
-      </w:pPr>
       <w:r>
         <w:rPr>
           <w:sz w:val="16"/>
@@ -26433,9 +26372,6 @@
       </w:tr>
     </w:tbl>
     <w:p>
-      <w:pPr>
-        <w:ind w:firstLine="720"/>
-      </w:pPr>
       <w:r>
         <w:t>Table 11. Chi-square test for Banking Stocks  in Bullish Market</w:t>
       </w:r>
@@ -27794,9 +27730,6 @@
       </w:tr>
     </w:tbl>
     <w:p>
-      <w:pPr>
-        <w:ind w:firstLine="720"/>
-      </w:pPr>
       <w:r>
         <w:t>Table 12. Chi-square test for Banking Stocks  in Bearish Market</w:t>
       </w:r>
@@ -29155,9 +29088,6 @@
       </w:tr>
     </w:tbl>
     <w:p>
-      <w:pPr>
-        <w:ind w:firstLine="720"/>
-      </w:pPr>
       <w:r>
         <w:t>Table 13. Chi-square test for Hydropower Stocks  in Bullish Market</w:t>
       </w:r>
@@ -30516,9 +30446,6 @@
       </w:tr>
     </w:tbl>
     <w:p>
-      <w:pPr>
-        <w:ind w:firstLine="720"/>
-      </w:pPr>
       <w:r>
         <w:t>Table 14. Chi-square test for Hydropower Stocks  in Bearish Market</w:t>
       </w:r>
@@ -31877,9 +31804,6 @@
       </w:tr>
     </w:tbl>
     <w:p>
-      <w:pPr>
-        <w:ind w:firstLine="720"/>
-      </w:pPr>
       <w:r>
         <w:t>Table 15. Chi-square test for Micro Finance Stocks  in Bullish Market</w:t>
       </w:r>
@@ -33238,9 +33162,6 @@
       </w:tr>
     </w:tbl>
     <w:p>
-      <w:pPr>
-        <w:ind w:firstLine="720"/>
-      </w:pPr>
       <w:r>
         <w:t>Table 16. Chi-square test for Micro Finance Stocks  in Bearish Market</w:t>
       </w:r>
@@ -34599,9 +34520,6 @@
       </w:tr>
     </w:tbl>
     <w:p>
-      <w:pPr>
-        <w:ind w:firstLine="720"/>
-      </w:pPr>
       <w:r>
         <w:t>Table 17. Chi-square test for Expensive Stocks Stocks  in Bullish Market</w:t>
       </w:r>
@@ -35960,9 +35878,6 @@
       </w:tr>
     </w:tbl>
     <w:p>
-      <w:pPr>
-        <w:ind w:firstLine="720"/>
-      </w:pPr>
       <w:r>
         <w:t>Table 18. Chi-square test for Expensive Stocks Stocks  in Bearish Market</w:t>
       </w:r>
@@ -37321,9 +37236,6 @@
       </w:tr>
     </w:tbl>
     <w:p>
-      <w:pPr>
-        <w:ind w:firstLine="720"/>
-      </w:pPr>
       <w:r>
         <w:t>Table 19. Chi-square test for Low Floating Stocks Stocks  in Bullish Market</w:t>
       </w:r>
@@ -38682,107 +38594,18 @@
       </w:tr>
     </w:tbl>
     <w:p>
-      <w:pPr>
-        <w:ind w:firstLine="720"/>
-      </w:pPr>
       <w:r>
         <w:t>Table 20. Chi-square test for Low Floating Stocks Stocks  in Bearish Market</w:t>
       </w:r>
     </w:p>
-    <w:p>
-      <w:pPr>
-        <w:pStyle w:val="Heading1"/>
-      </w:pPr>
-      <w:r>
-        <w:t>Level 1 Heading</w:t>
-      </w:r>
-    </w:p>
-    <w:p>
-      <w:r>
-        <w:t>This is a sample paragraph under the Level 1 heading.</w:t>
-      </w:r>
-    </w:p>
-    <w:p>
-      <w:pPr>
-        <w:pStyle w:val="Heading2"/>
-      </w:pPr>
-      <w:r>
-        <w:t>Level 2 Heading</w:t>
-      </w:r>
-    </w:p>
-    <w:p>
-      <w:r>
-        <w:t>This is a sample paragraph under the Level 2 heading.</w:t>
-      </w:r>
-    </w:p>
-    <w:p>
-      <w:r>
-        <w:br w:type="page"/>
-      </w:r>
-    </w:p>
-    <w:p>
-      <w:pPr>
-        <w:pStyle w:val="Heading1"/>
-      </w:pPr>
-      <w:r>
-        <w:t>References</w:t>
-      </w:r>
-    </w:p>
-    <w:p>
-      <w:pPr>
-        <w:pStyle w:val="ListParagraph"/>
-        <w:ind w:left="720"/>
-      </w:pPr>
-      <w:r>
-        <w:t>Author, A. A. (2020). Title of the work. Publisher.</w:t>
-      </w:r>
-    </w:p>
-    <w:p>
-      <w:pPr>
-        <w:pStyle w:val="ListParagraph"/>
-        <w:ind w:left="720"/>
-      </w:pPr>
-      <w:r>
-        <w:t>Author, B. B. (2019). Title of the article. Journal Name, 12(3), 45-67. https://doi.org/xxxx</w:t>
-      </w:r>
-    </w:p>
     <w:sectPr>
-      <w:headerReference w:type="default" r:id="rId9"/>
       <w:pgSz w:w="12240" w:h="15840"/>
-      <w:pgMar w:top="1440" w:right="1440" w:bottom="1440" w:left="1440" w:header="720" w:footer="720" w:gutter="0"/>
+      <w:pgMar w:top="1440" w:right="1800" w:bottom="1440" w:left="1800" w:header="720" w:footer="720" w:gutter="0"/>
       <w:cols w:space="720"/>
       <w:docGrid w:linePitch="360"/>
     </w:sectPr>
   </w:body>
 </w:document>
-</file>
-
-<file path=word/header1.xml><?xml version="1.0" encoding="utf-8"?>
-<w:hdr xmlns:m="http://schemas.openxmlformats.org/officeDocument/2006/math" xmlns:mc="http://schemas.openxmlformats.org/markup-compatibility/2006" xmlns:mo="http://schemas.microsoft.com/office/mac/office/2008/main" xmlns:mv="urn:schemas-microsoft-com:mac:vml" xmlns:o="urn:schemas-microsoft-com:office:office" xmlns:r="http://schemas.openxmlformats.org/officeDocument/2006/relationships" xmlns:v="urn:schemas-microsoft-com:vml" xmlns:w10="urn:schemas-microsoft-com:office:word" xmlns:w14="http://schemas.microsoft.com/office/word/2010/wordml" xmlns:w="http://schemas.openxmlformats.org/wordprocessingml/2006/main" xmlns:wne="http://schemas.microsoft.com/office/word/2006/wordml" xmlns:wp14="http://schemas.microsoft.com/office/word/2010/wordprocessingDrawing" xmlns:wp="http://schemas.openxmlformats.org/drawingml/2006/wordprocessingDrawing" xmlns:wpc="http://schemas.microsoft.com/office/word/2010/wordprocessingCanvas" xmlns:wpg="http://schemas.microsoft.com/office/word/2010/wordprocessingGroup" xmlns:wpi="http://schemas.microsoft.com/office/word/2010/wordprocessingInk" xmlns:wps="http://schemas.microsoft.com/office/word/2010/wordprocessingShape" mc:Ignorable="w14 wp14">
-  <w:p>
-    <w:pPr>
-      <w:pStyle w:val="Header"/>
-      <w:jc w:val="left"/>
-    </w:pPr>
-    <w:r>
-      <w:rPr>
-        <w:rFonts w:ascii="Times New Roman" w:hAnsi="Times New Roman"/>
-        <w:sz w:val="24"/>
-      </w:rPr>
-      <w:t>RUNNING HEAD: SHORTENED TITLE</w:t>
-    </w:r>
-  </w:p>
-  <w:p>
-    <w:pPr>
-      <w:jc w:val="right"/>
-    </w:pPr>
-    <w:r>
-      <w:fldChar w:fldCharType="begin"/>
-      <w:instrText xml:space="preserve">PAGE</w:instrText>
-      <w:fldChar w:fldCharType="end"/>
-    </w:r>
-  </w:p>
-</w:hdr>
 </file>
 
 <file path=word/numbering.xml><?xml version="1.0" encoding="utf-8"?>
@@ -39148,13 +38971,6 @@
     <w:name w:val="Normal"/>
     <w:qFormat/>
     <w:rsid w:val="00FC693F"/>
-    <w:pPr>
-      <w:spacing w:line="480" w:lineRule="auto" w:after="0"/>
-    </w:pPr>
-    <w:rPr>
-      <w:rFonts w:ascii="Times New Roman" w:hAnsi="Times New Roman"/>
-      <w:sz w:val="24"/>
-    </w:rPr>
   </w:style>
   <w:style w:type="paragraph" w:styleId="Header">
     <w:name w:val="header"/>

--- a/src/steps/docx_output/thesis.docx
+++ b/src/steps/docx_output/thesis.docx
@@ -24,7 +24,7 @@
         <w:t xml:space="preserve">Hammer shows strong performance when High criteria with trend, High criteria regardless of trend, Low criteria with trend, Low criteria regardless of trend is used instead of picking stocks randomly when we want to pick and hold for 2 Days in average. </w:t>
         <w:br/>
         <w:br/>
-        <w:t xml:space="preserve">Additionally, Shooting Star shows strong performance when High criteria with trend, High criteria regardless of trend is used instead of picking stocks randomly when we want to pick and hold for 2 Days in average. Likewise, Hammer shows strong performance when High criteria regardless of trend is used instead of picking stocks randomly when we want to pick and hold for 4 Days in average. </w:t>
+        <w:t xml:space="preserve">And, Shooting Star shows strong performance when High criteria with trend, High criteria regardless of trend is used instead of picking stocks randomly when we want to pick and hold for 2 Days in average. Furthermore, Hammer shows strong performance when High criteria regardless of trend is used instead of picking stocks randomly when we want to pick and hold for 4 Days in average. </w:t>
       </w:r>
     </w:p>
     <w:tbl>
@@ -2526,16 +2526,16 @@
         <w:t xml:space="preserve">Hammer shows strong performance when High criteria with trend, High criteria regardless of trend, Low criteria with trend, Low criteria regardless of trend is used instead of picking stocks randomly when we want to pick and hold for 2 Days in average. </w:t>
         <w:br/>
         <w:br/>
-        <w:t xml:space="preserve">Additionally, Hanging Man shows strong performance when Close criteria with trend is used instead of picking stocks randomly when we want to pick and hold for 2 Days in average. And, Shooting Star shows strong performance when High criteria with trend, Low criteria with trend, Low criteria regardless of trend, Close criteria with trend is used instead of picking stocks randomly when we want to pick and hold for 2 Days in average. </w:t>
+        <w:t xml:space="preserve">Hanging Man shows strong performance when Close criteria with trend is used instead of picking stocks randomly when we want to pick and hold for 2 Days in average. Furthermore, Shooting Star shows strong performance when High criteria with trend, Low criteria with trend, Low criteria regardless of trend, Close criteria with trend is used instead of picking stocks randomly when we want to pick and hold for 2 Days in average. </w:t>
         <w:br/>
         <w:br/>
-        <w:t xml:space="preserve">Likewise, Hammer shows strong performance when High criteria with trend, High criteria regardless of trend, Low criteria with trend, Low criteria regardless of trend is used instead of picking stocks randomly when we want to pick and hold for 4 Days in average. And, Hanging Man shows strong performance when Close criteria with trend is used instead of picking stocks randomly when we want to pick and hold for 4 Days in average. </w:t>
+        <w:t xml:space="preserve">Hammer shows strong performance when High criteria with trend, High criteria regardless of trend, Low criteria with trend, Low criteria regardless of trend is used instead of picking stocks randomly when we want to pick and hold for 4 Days in average. Furthermore, Hanging Man shows strong performance when Close criteria with trend is used instead of picking stocks randomly when we want to pick and hold for 4 Days in average. </w:t>
         <w:br/>
         <w:br/>
-        <w:t xml:space="preserve">Shooting Star shows strong performance when High criteria with trend, Low criteria with trend, Close criteria with trend is used instead of picking stocks randomly when we want to pick and hold for 4 Days in average. Additionally, Hanging Man shows strong performance when High criteria with trend, Low criteria with trend, Close criteria with trend is used instead of picking stocks randomly when we want to pick and hold for 8 Days in average. </w:t>
+        <w:t xml:space="preserve">Shooting Star shows strong performance when High criteria with trend, Low criteria with trend, Close criteria with trend is used instead of picking stocks randomly when we want to pick and hold for 4 Days in average. Furthermore, Hanging Man shows strong performance when High criteria with trend, Low criteria with trend, Close criteria with trend is used instead of picking stocks randomly when we want to pick and hold for 8 Days in average. </w:t>
         <w:br/>
         <w:br/>
-        <w:t xml:space="preserve">Shooting Star shows strong performance when High criteria with trend, Low criteria with trend, Close criteria with trend is used instead of picking stocks randomly when we want to pick and hold for 8 Days in average. </w:t>
+        <w:t xml:space="preserve">Similarly, Shooting Star shows strong performance when High criteria with trend, Low criteria with trend, Close criteria with trend is used instead of picking stocks randomly when we want to pick and hold for 8 Days in average. </w:t>
       </w:r>
     </w:p>
     <w:tbl>
@@ -5037,10 +5037,10 @@
         <w:t xml:space="preserve">Hammer shows strong performance when High criteria with trend, High criteria regardless of trend, Low criteria with trend, Low criteria regardless of trend is used instead of picking stocks randomly when we want to pick and hold for 2 Days in average. </w:t>
         <w:br/>
         <w:br/>
-        <w:t xml:space="preserve">Shooting Star shows strong performance when High criteria with trend, High criteria regardless of trend, Low criteria with trend, Low criteria regardless of trend is used instead of picking stocks randomly when we want to pick and hold for 2 Days in average. Similarly, Hammer shows strong performance when High criteria with trend is used instead of picking stocks randomly when we want to pick and hold for 4 Days in average. </w:t>
+        <w:t xml:space="preserve">Shooting Star shows strong performance when High criteria with trend, High criteria regardless of trend, Low criteria with trend, Low criteria regardless of trend is used instead of picking stocks randomly when we want to pick and hold for 2 Days in average. Likewise, Hammer shows strong performance when High criteria with trend is used instead of picking stocks randomly when we want to pick and hold for 4 Days in average. </w:t>
         <w:br/>
         <w:br/>
-        <w:t xml:space="preserve">And, Shooting Star shows strong performance when Low criteria regardless of trend is used instead of picking stocks randomly when we want to pick and hold for 4 Days in average. Additionally, Hammer shows strong performance when High criteria with trend, Low criteria with trend is used instead of picking stocks randomly when we want to pick and hold for 8 Days in average. </w:t>
+        <w:t xml:space="preserve">And, Shooting Star shows strong performance when Low criteria regardless of trend is used instead of picking stocks randomly when we want to pick and hold for 4 Days in average. Similarly, Hammer shows strong performance when High criteria with trend, Low criteria with trend is used instead of picking stocks randomly when we want to pick and hold for 8 Days in average. </w:t>
       </w:r>
     </w:p>
     <w:tbl>
@@ -7542,10 +7542,10 @@
         <w:t xml:space="preserve">Hanging Man shows strong performance when Low criteria with trend, Close criteria with trend is used instead of picking stocks randomly when we want to pick and hold for 2 Days in average. </w:t>
         <w:br/>
         <w:br/>
-        <w:t xml:space="preserve">Similarly, Shooting Star shows strong performance when High criteria with trend, High criteria regardless of trend, Low criteria with trend, Low criteria regardless of trend, Close criteria with trend is used instead of picking stocks randomly when we want to pick and hold for 2 Days in average. Furthermore, Hanging Man shows strong performance when Close criteria with trend is used instead of picking stocks randomly when we want to pick and hold for 4 Days in average. </w:t>
+        <w:t xml:space="preserve">Shooting Star shows strong performance when High criteria with trend, High criteria regardless of trend, Low criteria with trend, Low criteria regardless of trend, Close criteria with trend is used instead of picking stocks randomly when we want to pick and hold for 2 Days in average. Additionally, Hanging Man shows strong performance when Close criteria with trend is used instead of picking stocks randomly when we want to pick and hold for 4 Days in average. </w:t>
         <w:br/>
         <w:br/>
-        <w:t xml:space="preserve">Shooting Star shows strong performance when High criteria with trend, Low criteria with trend, Low criteria regardless of trend, Close criteria with trend is used instead of picking stocks randomly when we want to pick and hold for 4 Days in average. Additionally, Hanging Man shows strong performance when Close criteria with trend is used instead of picking stocks randomly when we want to pick and hold for 8 Days in average. </w:t>
+        <w:t xml:space="preserve">Shooting Star shows strong performance when High criteria with trend, Low criteria with trend, Low criteria regardless of trend, Close criteria with trend is used instead of picking stocks randomly when we want to pick and hold for 4 Days in average. Likewise, Hanging Man shows strong performance when Close criteria with trend is used instead of picking stocks randomly when we want to pick and hold for 8 Days in average. </w:t>
         <w:br/>
         <w:br/>
         <w:t xml:space="preserve">Likewise, Shooting Star shows strong performance when High criteria with trend, Low criteria with trend, Close criteria with trend is used instead of picking stocks randomly when we want to pick and hold for 8 Days in average. </w:t>
@@ -10050,7 +10050,7 @@
         <w:t xml:space="preserve">Hammer shows strong performance when High criteria with trend, High criteria regardless of trend, Low criteria with trend, Low criteria regardless of trend is used instead of picking stocks randomly when we want to pick and hold for 2 Days in average. </w:t>
         <w:br/>
         <w:br/>
-        <w:t xml:space="preserve">And, Shooting Star shows strong performance when Low criteria regardless of trend is used instead of picking stocks randomly when we want to pick and hold for 2 Days in average. Likewise, Hammer shows strong performance when High criteria with trend, High criteria regardless of trend, Low criteria regardless of trend is used instead of picking stocks randomly when we want to pick and hold for 4 Days in average. </w:t>
+        <w:t xml:space="preserve">Furthermore, Shooting Star shows strong performance when Low criteria regardless of trend is used instead of picking stocks randomly when we want to pick and hold for 2 Days in average. Additionally, Hammer shows strong performance when High criteria with trend, High criteria regardless of trend, Low criteria regardless of trend is used instead of picking stocks randomly when we want to pick and hold for 4 Days in average. </w:t>
         <w:br/>
         <w:br/>
         <w:t xml:space="preserve">Hammer shows strong performance when High criteria with trend, High criteria regardless of trend, Low criteria with trend, Low criteria regardless of trend is used instead of picking stocks randomly when we want to pick and hold for 8 Days in average. </w:t>
@@ -12555,13 +12555,13 @@
         <w:t xml:space="preserve">Hammer shows strong performance when High criteria with trend, High criteria regardless of trend is used instead of picking stocks randomly when we want to pick and hold for 2 Days in average. </w:t>
         <w:br/>
         <w:br/>
-        <w:t xml:space="preserve">Additionally, Hanging Man shows strong performance when Close criteria with trend is used instead of picking stocks randomly when we want to pick and hold for 2 Days in average. Additionally, Shooting Star shows strong performance when High criteria with trend, Low criteria with trend, Low criteria regardless of trend is used instead of picking stocks randomly when we want to pick and hold for 2 Days in average. </w:t>
+        <w:t xml:space="preserve">Hanging Man shows strong performance when Close criteria with trend is used instead of picking stocks randomly when we want to pick and hold for 2 Days in average. Likewise, Shooting Star shows strong performance when High criteria with trend, Low criteria with trend, Low criteria regardless of trend is used instead of picking stocks randomly when we want to pick and hold for 2 Days in average. </w:t>
         <w:br/>
         <w:br/>
-        <w:t xml:space="preserve">Hanging Man shows strong performance when High criteria with trend, Low criteria with trend, Close criteria with trend is used instead of picking stocks randomly when we want to pick and hold for 4 Days in average. Additionally, Shooting Star shows strong performance when High criteria with trend, Low criteria with trend is used instead of picking stocks randomly when we want to pick and hold for 4 Days in average. </w:t>
+        <w:t xml:space="preserve">And, Hanging Man shows strong performance when High criteria with trend, Low criteria with trend, Close criteria with trend is used instead of picking stocks randomly when we want to pick and hold for 4 Days in average. Furthermore, Shooting Star shows strong performance when High criteria with trend, Low criteria with trend is used instead of picking stocks randomly when we want to pick and hold for 4 Days in average. </w:t>
         <w:br/>
         <w:br/>
-        <w:t xml:space="preserve">Likewise, Hanging Man shows strong performance when Low criteria with trend, Close criteria with trend is used instead of picking stocks randomly when we want to pick and hold for 8 Days in average. Similarly, Shooting Star shows strong performance when High criteria with trend, Low criteria with trend, Close criteria with trend is used instead of picking stocks randomly when we want to pick and hold for 8 Days in average. </w:t>
+        <w:t xml:space="preserve">Hanging Man shows strong performance when Low criteria with trend, Close criteria with trend is used instead of picking stocks randomly when we want to pick and hold for 8 Days in average. Furthermore, Shooting Star shows strong performance when High criteria with trend, Low criteria with trend, Close criteria with trend is used instead of picking stocks randomly when we want to pick and hold for 8 Days in average. </w:t>
       </w:r>
     </w:p>
     <w:tbl>
@@ -15063,10 +15063,10 @@
         <w:t xml:space="preserve">Hammer shows strong performance when High criteria with trend, High criteria regardless of trend, Low criteria regardless of trend is used instead of picking stocks randomly when we want to pick and hold for 2 Days in average. </w:t>
         <w:br/>
         <w:br/>
-        <w:t xml:space="preserve">Shooting Star shows strong performance when Low criteria with trend is used instead of picking stocks randomly when we want to pick and hold for 2 Days in average. Additionally, Hammer shows strong performance when High criteria with trend, High criteria regardless of trend, Low criteria with trend is used instead of picking stocks randomly when we want to pick and hold for 4 Days in average. </w:t>
+        <w:t xml:space="preserve">Shooting Star shows strong performance when Low criteria with trend is used instead of picking stocks randomly when we want to pick and hold for 2 Days in average. And, Hammer shows strong performance when High criteria with trend, High criteria regardless of trend, Low criteria with trend is used instead of picking stocks randomly when we want to pick and hold for 4 Days in average. </w:t>
         <w:br/>
         <w:br/>
-        <w:t xml:space="preserve">Likewise, Hammer shows strong performance when High criteria with trend, Low criteria with trend is used instead of picking stocks randomly when we want to pick and hold for 8 Days in average. </w:t>
+        <w:t xml:space="preserve">Hammer shows strong performance when High criteria with trend, Low criteria with trend is used instead of picking stocks randomly when we want to pick and hold for 8 Days in average. </w:t>
       </w:r>
     </w:p>
     <w:tbl>
@@ -17568,13 +17568,13 @@
         <w:t xml:space="preserve">Hammer shows strong performance when High criteria with trend, High criteria regardless of trend, Low criteria with trend, Low criteria regardless of trend is used instead of picking stocks randomly when we want to pick and hold for 2 Days in average. </w:t>
         <w:br/>
         <w:br/>
-        <w:t xml:space="preserve">Hanging Man shows strong performance when Close criteria with trend is used instead of picking stocks randomly when we want to pick and hold for 2 Days in average. Furthermore, Shooting Star shows strong performance when High criteria with trend, Low criteria with trend, Low criteria regardless of trend is used instead of picking stocks randomly when we want to pick and hold for 2 Days in average. </w:t>
+        <w:t xml:space="preserve">Hanging Man shows strong performance when Close criteria with trend is used instead of picking stocks randomly when we want to pick and hold for 2 Days in average. And, Shooting Star shows strong performance when High criteria with trend, Low criteria with trend, Low criteria regardless of trend is used instead of picking stocks randomly when we want to pick and hold for 2 Days in average. </w:t>
         <w:br/>
         <w:br/>
         <w:t xml:space="preserve">And, Hammer shows strong performance when High criteria with trend, High criteria regardless of trend is used instead of picking stocks randomly when we want to pick and hold for 4 Days in average. Furthermore, Hanging Man shows strong performance when Close criteria with trend is used instead of picking stocks randomly when we want to pick and hold for 4 Days in average. </w:t>
         <w:br/>
         <w:br/>
-        <w:t xml:space="preserve">Furthermore, Shooting Star shows strong performance when High criteria with trend, Low criteria with trend is used instead of picking stocks randomly when we want to pick and hold for 4 Days in average. Similarly, Shooting Star shows strong performance when High criteria with trend, Low criteria with trend, Close criteria with trend is used instead of picking stocks randomly when we want to pick and hold for 8 Days in average. </w:t>
+        <w:t xml:space="preserve">Likewise, Shooting Star shows strong performance when High criteria with trend, Low criteria with trend is used instead of picking stocks randomly when we want to pick and hold for 4 Days in average. And, Shooting Star shows strong performance when High criteria with trend, Low criteria with trend, Close criteria with trend is used instead of picking stocks randomly when we want to pick and hold for 8 Days in average. </w:t>
       </w:r>
     </w:p>
     <w:tbl>
@@ -20076,10 +20076,10 @@
         <w:t xml:space="preserve">Hammer shows strong performance when High criteria with trend, Low criteria with trend is used instead of picking stocks randomly when we want to pick and hold for 2 Days in average. </w:t>
         <w:br/>
         <w:br/>
-        <w:t xml:space="preserve">Shooting Star shows strong performance when High criteria with trend, Low criteria with trend, Low criteria regardless of trend is used instead of picking stocks randomly when we want to pick and hold for 2 Days in average. Additionally, Hammer shows strong performance when High criteria with trend is used instead of picking stocks randomly when we want to pick and hold for 4 Days in average. </w:t>
+        <w:t xml:space="preserve">Additionally, Shooting Star shows strong performance when High criteria with trend, Low criteria with trend, Low criteria regardless of trend is used instead of picking stocks randomly when we want to pick and hold for 2 Days in average. Likewise, Hammer shows strong performance when High criteria with trend is used instead of picking stocks randomly when we want to pick and hold for 4 Days in average. </w:t>
         <w:br/>
         <w:br/>
-        <w:t xml:space="preserve">Similarly, Shooting Star shows strong performance when Low criteria regardless of trend is used instead of picking stocks randomly when we want to pick and hold for 4 Days in average. </w:t>
+        <w:t xml:space="preserve">Additionally, Shooting Star shows strong performance when Low criteria regardless of trend is used instead of picking stocks randomly when we want to pick and hold for 4 Days in average. </w:t>
       </w:r>
     </w:p>
     <w:tbl>
@@ -22581,16 +22581,16 @@
         <w:t xml:space="preserve">Hammer shows strong performance when Low criteria with trend is used instead of picking stocks randomly when we want to pick and hold for 2 Days in average. </w:t>
         <w:br/>
         <w:br/>
-        <w:t xml:space="preserve">And, Hanging Man shows strong performance when Close criteria with trend is used instead of picking stocks randomly when we want to pick and hold for 2 Days in average. Similarly, Shooting Star shows strong performance when High criteria with trend, High criteria regardless of trend, Low criteria with trend, Low criteria regardless of trend is used instead of picking stocks randomly when we want to pick and hold for 2 Days in average. </w:t>
+        <w:t xml:space="preserve">Hanging Man shows strong performance when Close criteria with trend is used instead of picking stocks randomly when we want to pick and hold for 2 Days in average. And, Shooting Star shows strong performance when High criteria with trend, High criteria regardless of trend, Low criteria with trend, Low criteria regardless of trend is used instead of picking stocks randomly when we want to pick and hold for 2 Days in average. </w:t>
         <w:br/>
         <w:br/>
-        <w:t xml:space="preserve">Likewise, Hammer shows strong performance when High criteria with trend, Low criteria with trend is used instead of picking stocks randomly when we want to pick and hold for 4 Days in average. And, Hanging Man shows strong performance when Close criteria with trend is used instead of picking stocks randomly when we want to pick and hold for 4 Days in average. </w:t>
+        <w:t xml:space="preserve">Hammer shows strong performance when High criteria with trend, Low criteria with trend is used instead of picking stocks randomly when we want to pick and hold for 4 Days in average. Furthermore, Hanging Man shows strong performance when Close criteria with trend is used instead of picking stocks randomly when we want to pick and hold for 4 Days in average. </w:t>
         <w:br/>
         <w:br/>
-        <w:t xml:space="preserve">Furthermore, Shooting Star shows strong performance when High criteria with trend, Low criteria with trend, Close criteria with trend is used instead of picking stocks randomly when we want to pick and hold for 4 Days in average. Similarly, Hanging Man shows strong performance when Close criteria with trend is used instead of picking stocks randomly when we want to pick and hold for 8 Days in average. </w:t>
+        <w:t xml:space="preserve">Shooting Star shows strong performance when High criteria with trend, Low criteria with trend, Close criteria with trend is used instead of picking stocks randomly when we want to pick and hold for 4 Days in average. Additionally, Hanging Man shows strong performance when Close criteria with trend is used instead of picking stocks randomly when we want to pick and hold for 8 Days in average. </w:t>
         <w:br/>
         <w:br/>
-        <w:t xml:space="preserve">Furthermore, Shooting Star shows strong performance when High criteria with trend, Low criteria with trend, Close criteria with trend is used instead of picking stocks randomly when we want to pick and hold for 8 Days in average. </w:t>
+        <w:t xml:space="preserve">Shooting Star shows strong performance when High criteria with trend, Low criteria with trend, Close criteria with trend is used instead of picking stocks randomly when we want to pick and hold for 8 Days in average. </w:t>
       </w:r>
     </w:p>
     <w:tbl>
@@ -25268,7 +25268,7 @@
               <w:rPr>
                 <w:color w:val="006600"/>
               </w:rPr>
-              <w:t>7.14e-06</w:t>
+              <w:t>7.1e-06</w:t>
             </w:r>
           </w:p>
         </w:tc>
@@ -25281,7 +25281,7 @@
               <w:rPr>
                 <w:color w:val="006600"/>
               </w:rPr>
-              <w:t>1.69e-11</w:t>
+              <w:t>1.7e-11</w:t>
             </w:r>
           </w:p>
         </w:tc>
@@ -25294,7 +25294,7 @@
               <w:rPr>
                 <w:color w:val="006600"/>
               </w:rPr>
-              <w:t>0.0015</w:t>
+              <w:t>0.002</w:t>
             </w:r>
           </w:p>
         </w:tc>
@@ -25307,7 +25307,7 @@
               <w:rPr>
                 <w:color w:val="006600"/>
               </w:rPr>
-              <w:t>3.57e-06</w:t>
+              <w:t>3.6e-06</w:t>
             </w:r>
           </w:p>
         </w:tc>
@@ -25330,7 +25330,7 @@
               <w:rPr>
                 <w:color w:val="990000"/>
               </w:rPr>
-              <w:t>0.5774</w:t>
+              <w:t>0.577</w:t>
             </w:r>
           </w:p>
         </w:tc>
@@ -25402,7 +25402,7 @@
               <w:rPr>
                 <w:color w:val="990000"/>
               </w:rPr>
-              <w:t>0.1265</w:t>
+              <w:t>0.127</w:t>
             </w:r>
           </w:p>
         </w:tc>
@@ -25415,7 +25415,7 @@
               <w:rPr>
                 <w:color w:val="990000"/>
               </w:rPr>
-              <w:t>0.1181</w:t>
+              <w:t>0.118</w:t>
             </w:r>
           </w:p>
         </w:tc>
@@ -25487,7 +25487,7 @@
               <w:rPr>
                 <w:color w:val="990000"/>
               </w:rPr>
-              <w:t>0.9513</w:t>
+              <w:t>0.951</w:t>
             </w:r>
           </w:p>
         </w:tc>
@@ -25529,7 +25529,7 @@
               <w:rPr>
                 <w:color w:val="006600"/>
               </w:rPr>
-              <w:t>4.61e-04</w:t>
+              <w:t>4.6e-04</w:t>
             </w:r>
           </w:p>
         </w:tc>
@@ -25542,7 +25542,7 @@
               <w:rPr>
                 <w:color w:val="006600"/>
               </w:rPr>
-              <w:t>4.03e-06</w:t>
+              <w:t>4.0e-06</w:t>
             </w:r>
           </w:p>
         </w:tc>
@@ -25555,7 +25555,7 @@
               <w:rPr>
                 <w:color w:val="006600"/>
               </w:rPr>
-              <w:t>0.0049</w:t>
+              <w:t>0.005</w:t>
             </w:r>
           </w:p>
         </w:tc>
@@ -25568,7 +25568,7 @@
               <w:rPr>
                 <w:color w:val="006600"/>
               </w:rPr>
-              <w:t>3.50e-05</w:t>
+              <w:t>3.5e-05</w:t>
             </w:r>
           </w:p>
         </w:tc>
@@ -25633,7 +25633,7 @@
               <w:rPr>
                 <w:color w:val="990000"/>
               </w:rPr>
-              <w:t>0.1109</w:t>
+              <w:t>0.111</w:t>
             </w:r>
           </w:p>
         </w:tc>
@@ -25646,7 +25646,7 @@
               <w:rPr>
                 <w:color w:val="006600"/>
               </w:rPr>
-              <w:t>8.28e-06</w:t>
+              <w:t>8.3e-06</w:t>
             </w:r>
           </w:p>
         </w:tc>
@@ -25659,7 +25659,7 @@
               <w:rPr>
                 <w:color w:val="990000"/>
               </w:rPr>
-              <w:t>0.1846</w:t>
+              <w:t>0.185</w:t>
             </w:r>
           </w:p>
         </w:tc>
@@ -25672,7 +25672,7 @@
               <w:rPr>
                 <w:color w:val="006600"/>
               </w:rPr>
-              <w:t>7.55e-04</w:t>
+              <w:t>7.5e-04</w:t>
             </w:r>
           </w:p>
         </w:tc>
@@ -25764,7 +25764,7 @@
               <w:rPr>
                 <w:color w:val="990000"/>
               </w:rPr>
-              <w:t>0.1603</w:t>
+              <w:t>0.160</w:t>
             </w:r>
           </w:p>
         </w:tc>
@@ -25777,7 +25777,7 @@
               <w:rPr>
                 <w:color w:val="990000"/>
               </w:rPr>
-              <w:t>0.0699</w:t>
+              <w:t>0.070</w:t>
             </w:r>
           </w:p>
         </w:tc>
@@ -25849,7 +25849,7 @@
               <w:rPr>
                 <w:color w:val="990000"/>
               </w:rPr>
-              <w:t>0.2535</w:t>
+              <w:t>0.254</w:t>
             </w:r>
           </w:p>
         </w:tc>
@@ -25862,7 +25862,7 @@
               <w:rPr>
                 <w:color w:val="990000"/>
               </w:rPr>
-              <w:t>0.2495</w:t>
+              <w:t>0.249</w:t>
             </w:r>
           </w:p>
         </w:tc>
@@ -25894,7 +25894,7 @@
               <w:rPr>
                 <w:color w:val="990000"/>
               </w:rPr>
-              <w:t>0.0921</w:t>
+              <w:t>0.092</w:t>
             </w:r>
           </w:p>
         </w:tc>
@@ -25907,7 +25907,7 @@
               <w:rPr>
                 <w:color w:val="006600"/>
               </w:rPr>
-              <w:t>0.0371</w:t>
+              <w:t>0.037</w:t>
             </w:r>
           </w:p>
         </w:tc>
@@ -25920,7 +25920,7 @@
               <w:rPr>
                 <w:color w:val="006600"/>
               </w:rPr>
-              <w:t>0.0245</w:t>
+              <w:t>0.025</w:t>
             </w:r>
           </w:p>
         </w:tc>
@@ -25933,7 +25933,7 @@
               <w:rPr>
                 <w:color w:val="006600"/>
               </w:rPr>
-              <w:t>0.0012</w:t>
+              <w:t>0.001</w:t>
             </w:r>
           </w:p>
         </w:tc>
@@ -25946,7 +25946,7 @@
               <w:rPr>
                 <w:color w:val="990000"/>
               </w:rPr>
-              <w:t>1.0000</w:t>
+              <w:t>1.000</w:t>
             </w:r>
           </w:p>
         </w:tc>
@@ -26001,7 +26001,7 @@
               <w:rPr>
                 <w:color w:val="990000"/>
               </w:rPr>
-              <w:t>0.0932</w:t>
+              <w:t>0.093</w:t>
             </w:r>
           </w:p>
         </w:tc>
@@ -26014,7 +26014,7 @@
               <w:rPr>
                 <w:color w:val="006600"/>
               </w:rPr>
-              <w:t>6.82e-04</w:t>
+              <w:t>6.8e-04</w:t>
             </w:r>
           </w:p>
         </w:tc>
@@ -26027,7 +26027,7 @@
               <w:rPr>
                 <w:color w:val="990000"/>
               </w:rPr>
-              <w:t>0.0504</w:t>
+              <w:t>0.050</w:t>
             </w:r>
           </w:p>
         </w:tc>
@@ -26040,7 +26040,7 @@
               <w:rPr>
                 <w:color w:val="006600"/>
               </w:rPr>
-              <w:t>0.0012</w:t>
+              <w:t>0.001</w:t>
             </w:r>
           </w:p>
         </w:tc>
@@ -26112,7 +26112,7 @@
               <w:rPr>
                 <w:color w:val="990000"/>
               </w:rPr>
-              <w:t>0.3748</w:t>
+              <w:t>0.375</w:t>
             </w:r>
           </w:p>
         </w:tc>
@@ -26125,7 +26125,7 @@
               <w:rPr>
                 <w:color w:val="990000"/>
               </w:rPr>
-              <w:t>0.8014</w:t>
+              <w:t>0.801</w:t>
             </w:r>
           </w:p>
         </w:tc>
@@ -26138,7 +26138,7 @@
               <w:rPr>
                 <w:color w:val="990000"/>
               </w:rPr>
-              <w:t>0.1096</w:t>
+              <w:t>0.110</w:t>
             </w:r>
           </w:p>
         </w:tc>
@@ -26151,7 +26151,7 @@
               <w:rPr>
                 <w:color w:val="990000"/>
               </w:rPr>
-              <w:t>0.3554</w:t>
+              <w:t>0.355</w:t>
             </w:r>
           </w:p>
         </w:tc>
@@ -26223,7 +26223,7 @@
               <w:rPr>
                 <w:color w:val="990000"/>
               </w:rPr>
-              <w:t>0.6179</w:t>
+              <w:t>0.618</w:t>
             </w:r>
           </w:p>
         </w:tc>
@@ -26236,7 +26236,7 @@
               <w:rPr>
                 <w:color w:val="990000"/>
               </w:rPr>
-              <w:t>0.2756</w:t>
+              <w:t>0.276</w:t>
             </w:r>
           </w:p>
         </w:tc>
@@ -26268,7 +26268,7 @@
               <w:rPr>
                 <w:color w:val="990000"/>
               </w:rPr>
-              <w:t>0.2155</w:t>
+              <w:t>0.216</w:t>
             </w:r>
           </w:p>
         </w:tc>
@@ -26281,7 +26281,7 @@
               <w:rPr>
                 <w:color w:val="990000"/>
               </w:rPr>
-              <w:t>0.5391</w:t>
+              <w:t>0.539</w:t>
             </w:r>
           </w:p>
         </w:tc>
@@ -26294,7 +26294,7 @@
               <w:rPr>
                 <w:color w:val="990000"/>
               </w:rPr>
-              <w:t>0.1713</w:t>
+              <w:t>0.171</w:t>
             </w:r>
           </w:p>
         </w:tc>
@@ -26307,7 +26307,7 @@
               <w:rPr>
                 <w:color w:val="990000"/>
               </w:rPr>
-              <w:t>0.1359</w:t>
+              <w:t>0.136</w:t>
             </w:r>
           </w:p>
         </w:tc>
@@ -26320,7 +26320,7 @@
               <w:rPr>
                 <w:color w:val="990000"/>
               </w:rPr>
-              <w:t>0.8202</w:t>
+              <w:t>0.820</w:t>
             </w:r>
           </w:p>
         </w:tc>
@@ -26533,7 +26533,7 @@
               <w:rPr>
                 <w:color w:val="006600"/>
               </w:rPr>
-              <w:t>8.14e-12</w:t>
+              <w:t>8.1e-12</w:t>
             </w:r>
           </w:p>
         </w:tc>
@@ -26546,7 +26546,7 @@
               <w:rPr>
                 <w:color w:val="006600"/>
               </w:rPr>
-              <w:t>2.09e-17</w:t>
+              <w:t>2.1e-17</w:t>
             </w:r>
           </w:p>
         </w:tc>
@@ -26559,7 +26559,7 @@
               <w:rPr>
                 <w:color w:val="006600"/>
               </w:rPr>
-              <w:t>5.42e-07</w:t>
+              <w:t>5.4e-07</w:t>
             </w:r>
           </w:p>
         </w:tc>
@@ -26572,7 +26572,7 @@
               <w:rPr>
                 <w:color w:val="006600"/>
               </w:rPr>
-              <w:t>1.88e-08</w:t>
+              <w:t>1.9e-08</w:t>
             </w:r>
           </w:p>
         </w:tc>
@@ -26585,7 +26585,7 @@
               <w:rPr>
                 <w:color w:val="990000"/>
               </w:rPr>
-              <w:t>0.8300</w:t>
+              <w:t>0.830</w:t>
             </w:r>
           </w:p>
         </w:tc>
@@ -26598,7 +26598,7 @@
               <w:rPr>
                 <w:color w:val="990000"/>
               </w:rPr>
-              <w:t>0.8103</w:t>
+              <w:t>0.810</w:t>
             </w:r>
           </w:p>
         </w:tc>
@@ -26670,7 +26670,7 @@
               <w:rPr>
                 <w:color w:val="990000"/>
               </w:rPr>
-              <w:t>0.1883</w:t>
+              <w:t>0.188</w:t>
             </w:r>
           </w:p>
         </w:tc>
@@ -26712,7 +26712,7 @@
               <w:rPr>
                 <w:color w:val="990000"/>
               </w:rPr>
-              <w:t>0.7846</w:t>
+              <w:t>0.785</w:t>
             </w:r>
           </w:p>
         </w:tc>
@@ -26735,7 +26735,7 @@
               <w:rPr>
                 <w:color w:val="990000"/>
               </w:rPr>
-              <w:t>0.6000</w:t>
+              <w:t>0.600</w:t>
             </w:r>
           </w:p>
         </w:tc>
@@ -26758,7 +26758,7 @@
               <w:rPr>
                 <w:color w:val="006600"/>
               </w:rPr>
-              <w:t>3.58e-05</w:t>
+              <w:t>3.6e-05</w:t>
             </w:r>
           </w:p>
         </w:tc>
@@ -26771,7 +26771,7 @@
               <w:rPr>
                 <w:color w:val="990000"/>
               </w:rPr>
-              <w:t>0.2807</w:t>
+              <w:t>0.281</w:t>
             </w:r>
           </w:p>
         </w:tc>
@@ -26803,7 +26803,7 @@
               <w:rPr>
                 <w:color w:val="006600"/>
               </w:rPr>
-              <w:t>9.16e-08</w:t>
+              <w:t>9.2e-08</w:t>
             </w:r>
           </w:p>
         </w:tc>
@@ -26816,7 +26816,7 @@
               <w:rPr>
                 <w:color w:val="006600"/>
               </w:rPr>
-              <w:t>5.25e-05</w:t>
+              <w:t>5.2e-05</w:t>
             </w:r>
           </w:p>
         </w:tc>
@@ -26829,7 +26829,7 @@
               <w:rPr>
                 <w:color w:val="006600"/>
               </w:rPr>
-              <w:t>2.97e-08</w:t>
+              <w:t>3.0e-08</w:t>
             </w:r>
           </w:p>
         </w:tc>
@@ -26842,7 +26842,7 @@
               <w:rPr>
                 <w:color w:val="006600"/>
               </w:rPr>
-              <w:t>1.54e-08</w:t>
+              <w:t>1.5e-08</w:t>
             </w:r>
           </w:p>
         </w:tc>
@@ -26855,7 +26855,7 @@
               <w:rPr>
                 <w:color w:val="006600"/>
               </w:rPr>
-              <w:t>0.0115</w:t>
+              <w:t>0.011</w:t>
             </w:r>
           </w:p>
         </w:tc>
@@ -26910,7 +26910,7 @@
               <w:rPr>
                 <w:color w:val="006600"/>
               </w:rPr>
-              <w:t>4.34e-04</w:t>
+              <w:t>4.3e-04</w:t>
             </w:r>
           </w:p>
         </w:tc>
@@ -26923,7 +26923,7 @@
               <w:rPr>
                 <w:color w:val="006600"/>
               </w:rPr>
-              <w:t>6.71e-10</w:t>
+              <w:t>6.7e-10</w:t>
             </w:r>
           </w:p>
         </w:tc>
@@ -26936,7 +26936,7 @@
               <w:rPr>
                 <w:color w:val="006600"/>
               </w:rPr>
-              <w:t>0.0064</w:t>
+              <w:t>0.006</w:t>
             </w:r>
           </w:p>
         </w:tc>
@@ -26949,7 +26949,7 @@
               <w:rPr>
                 <w:color w:val="006600"/>
               </w:rPr>
-              <w:t>3.05e-05</w:t>
+              <w:t>3.0e-05</w:t>
             </w:r>
           </w:p>
         </w:tc>
@@ -26962,7 +26962,7 @@
               <w:rPr>
                 <w:color w:val="990000"/>
               </w:rPr>
-              <w:t>0.8137</w:t>
+              <w:t>0.814</w:t>
             </w:r>
           </w:p>
         </w:tc>
@@ -26975,7 +26975,7 @@
               <w:rPr>
                 <w:color w:val="990000"/>
               </w:rPr>
-              <w:t>1.0000</w:t>
+              <w:t>1.000</w:t>
             </w:r>
           </w:p>
         </w:tc>
@@ -27047,7 +27047,7 @@
               <w:rPr>
                 <w:color w:val="990000"/>
               </w:rPr>
-              <w:t>0.2139</w:t>
+              <w:t>0.214</w:t>
             </w:r>
           </w:p>
         </w:tc>
@@ -27089,7 +27089,7 @@
               <w:rPr>
                 <w:color w:val="990000"/>
               </w:rPr>
-              <w:t>0.4737</w:t>
+              <w:t>0.474</w:t>
             </w:r>
           </w:p>
         </w:tc>
@@ -27112,7 +27112,7 @@
               <w:rPr>
                 <w:color w:val="990000"/>
               </w:rPr>
-              <w:t>0.2208</w:t>
+              <w:t>0.221</w:t>
             </w:r>
           </w:p>
         </w:tc>
@@ -27135,7 +27135,7 @@
               <w:rPr>
                 <w:color w:val="006600"/>
               </w:rPr>
-              <w:t>2.45e-05</w:t>
+              <w:t>2.4e-05</w:t>
             </w:r>
           </w:p>
         </w:tc>
@@ -27148,7 +27148,7 @@
               <w:rPr>
                 <w:color w:val="990000"/>
               </w:rPr>
-              <w:t>0.2746</w:t>
+              <w:t>0.275</w:t>
             </w:r>
           </w:p>
         </w:tc>
@@ -27180,7 +27180,7 @@
               <w:rPr>
                 <w:color w:val="006600"/>
               </w:rPr>
-              <w:t>1.94e-06</w:t>
+              <w:t>1.9e-06</w:t>
             </w:r>
           </w:p>
         </w:tc>
@@ -27193,7 +27193,7 @@
               <w:rPr>
                 <w:color w:val="990000"/>
               </w:rPr>
-              <w:t>0.0936</w:t>
+              <w:t>0.094</w:t>
             </w:r>
           </w:p>
         </w:tc>
@@ -27206,7 +27206,7 @@
               <w:rPr>
                 <w:color w:val="006600"/>
               </w:rPr>
-              <w:t>2.97e-08</w:t>
+              <w:t>3.0e-08</w:t>
             </w:r>
           </w:p>
         </w:tc>
@@ -27219,7 +27219,7 @@
               <w:rPr>
                 <w:color w:val="006600"/>
               </w:rPr>
-              <w:t>0.0011</w:t>
+              <w:t>0.001</w:t>
             </w:r>
           </w:p>
         </w:tc>
@@ -27232,7 +27232,7 @@
               <w:rPr>
                 <w:color w:val="006600"/>
               </w:rPr>
-              <w:t>8.13e-04</w:t>
+              <w:t>8.1e-04</w:t>
             </w:r>
           </w:p>
         </w:tc>
@@ -27287,7 +27287,7 @@
               <w:rPr>
                 <w:color w:val="990000"/>
               </w:rPr>
-              <w:t>0.1081</w:t>
+              <w:t>0.108</w:t>
             </w:r>
           </w:p>
         </w:tc>
@@ -27300,7 +27300,7 @@
               <w:rPr>
                 <w:color w:val="006600"/>
               </w:rPr>
-              <w:t>1.85e-04</w:t>
+              <w:t>1.8e-04</w:t>
             </w:r>
           </w:p>
         </w:tc>
@@ -27313,7 +27313,7 @@
               <w:rPr>
                 <w:color w:val="990000"/>
               </w:rPr>
-              <w:t>0.8120</w:t>
+              <w:t>0.812</w:t>
             </w:r>
           </w:p>
         </w:tc>
@@ -27326,7 +27326,7 @@
               <w:rPr>
                 <w:color w:val="006600"/>
               </w:rPr>
-              <w:t>0.0132</w:t>
+              <w:t>0.013</w:t>
             </w:r>
           </w:p>
         </w:tc>
@@ -27457,7 +27457,7 @@
               <w:rPr>
                 <w:color w:val="006600"/>
               </w:rPr>
-              <w:t>3.28e-04</w:t>
+              <w:t>3.3e-04</w:t>
             </w:r>
           </w:p>
         </w:tc>
@@ -27480,7 +27480,7 @@
               <w:rPr>
                 <w:color w:val="006600"/>
               </w:rPr>
-              <w:t>7.19e-05</w:t>
+              <w:t>7.2e-05</w:t>
             </w:r>
           </w:p>
         </w:tc>
@@ -27503,7 +27503,7 @@
               <w:rPr>
                 <w:color w:val="006600"/>
               </w:rPr>
-              <w:t>1.82e-07</w:t>
+              <w:t>1.8e-07</w:t>
             </w:r>
           </w:p>
         </w:tc>
@@ -27516,7 +27516,7 @@
               <w:rPr>
                 <w:color w:val="990000"/>
               </w:rPr>
-              <w:t>0.0727</w:t>
+              <w:t>0.073</w:t>
             </w:r>
           </w:p>
         </w:tc>
@@ -27548,7 +27548,7 @@
               <w:rPr>
                 <w:color w:val="006600"/>
               </w:rPr>
-              <w:t>1.99e-08</w:t>
+              <w:t>2.0e-08</w:t>
             </w:r>
           </w:p>
         </w:tc>
@@ -27561,7 +27561,7 @@
               <w:rPr>
                 <w:color w:val="990000"/>
               </w:rPr>
-              <w:t>0.5188</w:t>
+              <w:t>0.519</w:t>
             </w:r>
           </w:p>
         </w:tc>
@@ -27574,7 +27574,7 @@
               <w:rPr>
                 <w:color w:val="006600"/>
               </w:rPr>
-              <w:t>1.66e-08</w:t>
+              <w:t>1.7e-08</w:t>
             </w:r>
           </w:p>
         </w:tc>
@@ -27587,7 +27587,7 @@
               <w:rPr>
                 <w:color w:val="006600"/>
               </w:rPr>
-              <w:t>0.0081</w:t>
+              <w:t>0.008</w:t>
             </w:r>
           </w:p>
         </w:tc>
@@ -27600,7 +27600,7 @@
               <w:rPr>
                 <w:color w:val="006600"/>
               </w:rPr>
-              <w:t>0.0036</w:t>
+              <w:t>0.004</w:t>
             </w:r>
           </w:p>
         </w:tc>
@@ -27813,7 +27813,7 @@
               <w:rPr>
                 <w:color w:val="006600"/>
               </w:rPr>
-              <w:t>2.50e-05</w:t>
+              <w:t>2.5e-05</w:t>
             </w:r>
           </w:p>
         </w:tc>
@@ -27826,7 +27826,7 @@
               <w:rPr>
                 <w:color w:val="006600"/>
               </w:rPr>
-              <w:t>2.26e-05</w:t>
+              <w:t>2.3e-05</w:t>
             </w:r>
           </w:p>
         </w:tc>
@@ -27839,7 +27839,7 @@
               <w:rPr>
                 <w:color w:val="006600"/>
               </w:rPr>
-              <w:t>7.72e-04</w:t>
+              <w:t>7.7e-04</w:t>
             </w:r>
           </w:p>
         </w:tc>
@@ -27852,7 +27852,7 @@
               <w:rPr>
                 <w:color w:val="006600"/>
               </w:rPr>
-              <w:t>7.95e-06</w:t>
+              <w:t>8.0e-06</w:t>
             </w:r>
           </w:p>
         </w:tc>
@@ -27865,7 +27865,7 @@
               <w:rPr>
                 <w:color w:val="990000"/>
               </w:rPr>
-              <w:t>0.5679</w:t>
+              <w:t>0.568</w:t>
             </w:r>
           </w:p>
         </w:tc>
@@ -27947,7 +27947,7 @@
               <w:rPr>
                 <w:color w:val="006600"/>
               </w:rPr>
-              <w:t>3.98e-04</w:t>
+              <w:t>4.0e-04</w:t>
             </w:r>
           </w:p>
         </w:tc>
@@ -27960,7 +27960,7 @@
               <w:rPr>
                 <w:color w:val="006600"/>
               </w:rPr>
-              <w:t>1.50e-04</w:t>
+              <w:t>1.5e-04</w:t>
             </w:r>
           </w:p>
         </w:tc>
@@ -28032,7 +28032,7 @@
               <w:rPr>
                 <w:color w:val="990000"/>
               </w:rPr>
-              <w:t>0.1622</w:t>
+              <w:t>0.162</w:t>
             </w:r>
           </w:p>
         </w:tc>
@@ -28045,7 +28045,7 @@
               <w:rPr>
                 <w:color w:val="990000"/>
               </w:rPr>
-              <w:t>0.3433</w:t>
+              <w:t>0.343</w:t>
             </w:r>
           </w:p>
         </w:tc>
@@ -28077,7 +28077,7 @@
               <w:rPr>
                 <w:color w:val="006600"/>
               </w:rPr>
-              <w:t>4.60e-04</w:t>
+              <w:t>4.6e-04</w:t>
             </w:r>
           </w:p>
         </w:tc>
@@ -28090,7 +28090,7 @@
               <w:rPr>
                 <w:color w:val="006600"/>
               </w:rPr>
-              <w:t>6.82e-06</w:t>
+              <w:t>6.8e-06</w:t>
             </w:r>
           </w:p>
         </w:tc>
@@ -28103,7 +28103,7 @@
               <w:rPr>
                 <w:color w:val="006600"/>
               </w:rPr>
-              <w:t>3.27e-06</w:t>
+              <w:t>3.3e-06</w:t>
             </w:r>
           </w:p>
         </w:tc>
@@ -28116,7 +28116,7 @@
               <w:rPr>
                 <w:color w:val="006600"/>
               </w:rPr>
-              <w:t>2.56e-09</w:t>
+              <w:t>2.6e-09</w:t>
             </w:r>
           </w:p>
         </w:tc>
@@ -28181,7 +28181,7 @@
               <w:rPr>
                 <w:color w:val="006600"/>
               </w:rPr>
-              <w:t>0.0115</w:t>
+              <w:t>0.011</w:t>
             </w:r>
           </w:p>
         </w:tc>
@@ -28194,7 +28194,7 @@
               <w:rPr>
                 <w:color w:val="006600"/>
               </w:rPr>
-              <w:t>0.0016</w:t>
+              <w:t>0.002</w:t>
             </w:r>
           </w:p>
         </w:tc>
@@ -28207,7 +28207,7 @@
               <w:rPr>
                 <w:color w:val="990000"/>
               </w:rPr>
-              <w:t>0.1001</w:t>
+              <w:t>0.100</w:t>
             </w:r>
           </w:p>
         </w:tc>
@@ -28220,7 +28220,7 @@
               <w:rPr>
                 <w:color w:val="006600"/>
               </w:rPr>
-              <w:t>0.0139</w:t>
+              <w:t>0.014</w:t>
             </w:r>
           </w:p>
         </w:tc>
@@ -28312,7 +28312,7 @@
               <w:rPr>
                 <w:color w:val="006600"/>
               </w:rPr>
-              <w:t>0.0171</w:t>
+              <w:t>0.017</w:t>
             </w:r>
           </w:p>
         </w:tc>
@@ -28325,7 +28325,7 @@
               <w:rPr>
                 <w:color w:val="006600"/>
               </w:rPr>
-              <w:t>0.0028</w:t>
+              <w:t>0.003</w:t>
             </w:r>
           </w:p>
         </w:tc>
@@ -28407,7 +28407,7 @@
               <w:rPr>
                 <w:color w:val="990000"/>
               </w:rPr>
-              <w:t>0.2793</w:t>
+              <w:t>0.279</w:t>
             </w:r>
           </w:p>
         </w:tc>
@@ -28439,7 +28439,7 @@
               <w:rPr>
                 <w:color w:val="990000"/>
               </w:rPr>
-              <w:t>0.9560</w:t>
+              <w:t>0.956</w:t>
             </w:r>
           </w:p>
         </w:tc>
@@ -28452,7 +28452,7 @@
               <w:rPr>
                 <w:color w:val="006600"/>
               </w:rPr>
-              <w:t>0.0027</w:t>
+              <w:t>0.003</w:t>
             </w:r>
           </w:p>
         </w:tc>
@@ -28465,7 +28465,7 @@
               <w:rPr>
                 <w:color w:val="006600"/>
               </w:rPr>
-              <w:t>0.0369</w:t>
+              <w:t>0.037</w:t>
             </w:r>
           </w:p>
         </w:tc>
@@ -28478,7 +28478,7 @@
               <w:rPr>
                 <w:color w:val="006600"/>
               </w:rPr>
-              <w:t>2.80e-06</w:t>
+              <w:t>2.8e-06</w:t>
             </w:r>
           </w:p>
         </w:tc>
@@ -28543,7 +28543,7 @@
               <w:rPr>
                 <w:color w:val="006600"/>
               </w:rPr>
-              <w:t>8.30e-04</w:t>
+              <w:t>8.3e-04</w:t>
             </w:r>
           </w:p>
         </w:tc>
@@ -28556,7 +28556,7 @@
               <w:rPr>
                 <w:color w:val="990000"/>
               </w:rPr>
-              <w:t>0.1870</w:t>
+              <w:t>0.187</w:t>
             </w:r>
           </w:p>
         </w:tc>
@@ -28569,7 +28569,7 @@
               <w:rPr>
                 <w:color w:val="006600"/>
               </w:rPr>
-              <w:t>0.0122</w:t>
+              <w:t>0.012</w:t>
             </w:r>
           </w:p>
         </w:tc>
@@ -28582,7 +28582,7 @@
               <w:rPr>
                 <w:color w:val="990000"/>
               </w:rPr>
-              <w:t>0.2362</w:t>
+              <w:t>0.236</w:t>
             </w:r>
           </w:p>
         </w:tc>
@@ -28634,7 +28634,7 @@
               <w:rPr>
                 <w:color w:val="990000"/>
               </w:rPr>
-              <w:t>0.3790</w:t>
+              <w:t>0.379</w:t>
             </w:r>
           </w:p>
         </w:tc>
@@ -28647,7 +28647,7 @@
               <w:rPr>
                 <w:color w:val="990000"/>
               </w:rPr>
-              <w:t>0.9629</w:t>
+              <w:t>0.963</w:t>
             </w:r>
           </w:p>
         </w:tc>
@@ -28660,7 +28660,7 @@
               <w:rPr>
                 <w:color w:val="990000"/>
               </w:rPr>
-              <w:t>0.5739</w:t>
+              <w:t>0.574</w:t>
             </w:r>
           </w:p>
         </w:tc>
@@ -28683,7 +28683,7 @@
               <w:rPr>
                 <w:color w:val="006600"/>
               </w:rPr>
-              <w:t>0.0020</w:t>
+              <w:t>0.002</w:t>
             </w:r>
           </w:p>
         </w:tc>
@@ -28696,7 +28696,7 @@
               <w:rPr>
                 <w:color w:val="006600"/>
               </w:rPr>
-              <w:t>0.0168</w:t>
+              <w:t>0.017</w:t>
             </w:r>
           </w:p>
         </w:tc>
@@ -28778,7 +28778,7 @@
               <w:rPr>
                 <w:color w:val="006600"/>
               </w:rPr>
-              <w:t>0.0075</w:t>
+              <w:t>0.007</w:t>
             </w:r>
           </w:p>
         </w:tc>
@@ -28820,7 +28820,7 @@
               <w:rPr>
                 <w:color w:val="006600"/>
               </w:rPr>
-              <w:t>0.0135</w:t>
+              <w:t>0.014</w:t>
             </w:r>
           </w:p>
         </w:tc>
@@ -28843,7 +28843,7 @@
               <w:rPr>
                 <w:color w:val="006600"/>
               </w:rPr>
-              <w:t>2.23e-05</w:t>
+              <w:t>2.2e-05</w:t>
             </w:r>
           </w:p>
         </w:tc>
@@ -29066,7 +29066,7 @@
               <w:rPr>
                 <w:color w:val="990000"/>
               </w:rPr>
-              <w:t>0.0566</w:t>
+              <w:t>0.057</w:t>
             </w:r>
           </w:p>
         </w:tc>
@@ -29079,7 +29079,7 @@
               <w:rPr>
                 <w:color w:val="006600"/>
               </w:rPr>
-              <w:t>0.0368</w:t>
+              <w:t>0.037</w:t>
             </w:r>
           </w:p>
         </w:tc>
@@ -29092,7 +29092,7 @@
               <w:rPr>
                 <w:color w:val="990000"/>
               </w:rPr>
-              <w:t>0.2927</w:t>
+              <w:t>0.293</w:t>
             </w:r>
           </w:p>
         </w:tc>
@@ -29105,7 +29105,7 @@
               <w:rPr>
                 <w:color w:val="990000"/>
               </w:rPr>
-              <w:t>0.2681</w:t>
+              <w:t>0.268</w:t>
             </w:r>
           </w:p>
         </w:tc>
@@ -29197,7 +29197,7 @@
               <w:rPr>
                 <w:color w:val="990000"/>
               </w:rPr>
-              <w:t>0.9340</w:t>
+              <w:t>0.934</w:t>
             </w:r>
           </w:p>
         </w:tc>
@@ -29210,7 +29210,7 @@
               <w:rPr>
                 <w:color w:val="990000"/>
               </w:rPr>
-              <w:t>0.6277</w:t>
+              <w:t>0.628</w:t>
             </w:r>
           </w:p>
         </w:tc>
@@ -29242,7 +29242,7 @@
               <w:rPr>
                 <w:color w:val="990000"/>
               </w:rPr>
-              <w:t>0.0661</w:t>
+              <w:t>0.066</w:t>
             </w:r>
           </w:p>
         </w:tc>
@@ -29265,7 +29265,7 @@
               <w:rPr>
                 <w:color w:val="006600"/>
               </w:rPr>
-              <w:t>0.0038</w:t>
+              <w:t>0.004</w:t>
             </w:r>
           </w:p>
         </w:tc>
@@ -29288,7 +29288,7 @@
               <w:rPr>
                 <w:color w:val="006600"/>
               </w:rPr>
-              <w:t>2.44e-06</w:t>
+              <w:t>2.4e-06</w:t>
             </w:r>
           </w:p>
         </w:tc>
@@ -29301,7 +29301,7 @@
               <w:rPr>
                 <w:color w:val="990000"/>
               </w:rPr>
-              <w:t>0.8848</w:t>
+              <w:t>0.885</w:t>
             </w:r>
           </w:p>
         </w:tc>
@@ -29333,7 +29333,7 @@
               <w:rPr>
                 <w:color w:val="006600"/>
               </w:rPr>
-              <w:t>8.15e-07</w:t>
+              <w:t>8.1e-07</w:t>
             </w:r>
           </w:p>
         </w:tc>
@@ -29346,7 +29346,7 @@
               <w:rPr>
                 <w:color w:val="006600"/>
               </w:rPr>
-              <w:t>7.91e-06</w:t>
+              <w:t>7.9e-06</w:t>
             </w:r>
           </w:p>
         </w:tc>
@@ -29359,7 +29359,7 @@
               <w:rPr>
                 <w:color w:val="006600"/>
               </w:rPr>
-              <w:t>1.38e-06</w:t>
+              <w:t>1.4e-06</w:t>
             </w:r>
           </w:p>
         </w:tc>
@@ -29372,7 +29372,7 @@
               <w:rPr>
                 <w:color w:val="006600"/>
               </w:rPr>
-              <w:t>2.07e-09</w:t>
+              <w:t>2.1e-09</w:t>
             </w:r>
           </w:p>
         </w:tc>
@@ -29385,7 +29385,7 @@
               <w:rPr>
                 <w:color w:val="006600"/>
               </w:rPr>
-              <w:t>0.0100</w:t>
+              <w:t>0.010</w:t>
             </w:r>
           </w:p>
         </w:tc>
@@ -29398,7 +29398,7 @@
               <w:rPr>
                 <w:color w:val="990000"/>
               </w:rPr>
-              <w:t>0.4737</w:t>
+              <w:t>0.474</w:t>
             </w:r>
           </w:p>
         </w:tc>
@@ -29443,7 +29443,7 @@
               <w:rPr>
                 <w:color w:val="990000"/>
               </w:rPr>
-              <w:t>0.2174</w:t>
+              <w:t>0.217</w:t>
             </w:r>
           </w:p>
         </w:tc>
@@ -29456,7 +29456,7 @@
               <w:rPr>
                 <w:color w:val="990000"/>
               </w:rPr>
-              <w:t>0.0532</w:t>
+              <w:t>0.053</w:t>
             </w:r>
           </w:p>
         </w:tc>
@@ -29469,7 +29469,7 @@
               <w:rPr>
                 <w:color w:val="990000"/>
               </w:rPr>
-              <w:t>0.7818</w:t>
+              <w:t>0.782</w:t>
             </w:r>
           </w:p>
         </w:tc>
@@ -29482,7 +29482,7 @@
               <w:rPr>
                 <w:color w:val="990000"/>
               </w:rPr>
-              <w:t>0.1163</w:t>
+              <w:t>0.116</w:t>
             </w:r>
           </w:p>
         </w:tc>
@@ -29584,7 +29584,7 @@
               <w:rPr>
                 <w:color w:val="990000"/>
               </w:rPr>
-              <w:t>0.6942</w:t>
+              <w:t>0.694</w:t>
             </w:r>
           </w:p>
         </w:tc>
@@ -29616,7 +29616,7 @@
               <w:rPr>
                 <w:color w:val="990000"/>
               </w:rPr>
-              <w:t>0.2563</w:t>
+              <w:t>0.256</w:t>
             </w:r>
           </w:p>
         </w:tc>
@@ -29639,7 +29639,7 @@
               <w:rPr>
                 <w:color w:val="990000"/>
               </w:rPr>
-              <w:t>0.1775</w:t>
+              <w:t>0.178</w:t>
             </w:r>
           </w:p>
         </w:tc>
@@ -29662,7 +29662,7 @@
               <w:rPr>
                 <w:color w:val="006600"/>
               </w:rPr>
-              <w:t>0.0057</w:t>
+              <w:t>0.006</w:t>
             </w:r>
           </w:p>
         </w:tc>
@@ -29704,7 +29704,7 @@
               <w:rPr>
                 <w:color w:val="006600"/>
               </w:rPr>
-              <w:t>1.60e-06</w:t>
+              <w:t>1.6e-06</w:t>
             </w:r>
           </w:p>
         </w:tc>
@@ -29717,7 +29717,7 @@
               <w:rPr>
                 <w:color w:val="006600"/>
               </w:rPr>
-              <w:t>0.0033</w:t>
+              <w:t>0.003</w:t>
             </w:r>
           </w:p>
         </w:tc>
@@ -29730,7 +29730,7 @@
               <w:rPr>
                 <w:color w:val="006600"/>
               </w:rPr>
-              <w:t>2.41e-08</w:t>
+              <w:t>2.4e-08</w:t>
             </w:r>
           </w:p>
         </w:tc>
@@ -29743,7 +29743,7 @@
               <w:rPr>
                 <w:color w:val="006600"/>
               </w:rPr>
-              <w:t>1.47e-07</w:t>
+              <w:t>1.5e-07</w:t>
             </w:r>
           </w:p>
         </w:tc>
@@ -29756,7 +29756,7 @@
               <w:rPr>
                 <w:color w:val="006600"/>
               </w:rPr>
-              <w:t>0.0037</w:t>
+              <w:t>0.004</w:t>
             </w:r>
           </w:p>
         </w:tc>
@@ -29769,7 +29769,7 @@
               <w:rPr>
                 <w:color w:val="990000"/>
               </w:rPr>
-              <w:t>0.8754</w:t>
+              <w:t>0.875</w:t>
             </w:r>
           </w:p>
         </w:tc>
@@ -29814,7 +29814,7 @@
               <w:rPr>
                 <w:color w:val="990000"/>
               </w:rPr>
-              <w:t>0.2280</w:t>
+              <w:t>0.228</w:t>
             </w:r>
           </w:p>
         </w:tc>
@@ -29827,7 +29827,7 @@
               <w:rPr>
                 <w:color w:val="006600"/>
               </w:rPr>
-              <w:t>0.0088</w:t>
+              <w:t>0.009</w:t>
             </w:r>
           </w:p>
         </w:tc>
@@ -29840,7 +29840,7 @@
               <w:rPr>
                 <w:color w:val="990000"/>
               </w:rPr>
-              <w:t>0.8083</w:t>
+              <w:t>0.808</w:t>
             </w:r>
           </w:p>
         </w:tc>
@@ -29853,7 +29853,7 @@
               <w:rPr>
                 <w:color w:val="990000"/>
               </w:rPr>
-              <w:t>0.0513</w:t>
+              <w:t>0.051</w:t>
             </w:r>
           </w:p>
         </w:tc>
@@ -29876,7 +29876,7 @@
               <w:rPr>
                 <w:color w:val="990000"/>
               </w:rPr>
-              <w:t>0.9343</w:t>
+              <w:t>0.934</w:t>
             </w:r>
           </w:p>
         </w:tc>
@@ -29908,7 +29908,7 @@
               <w:rPr>
                 <w:color w:val="990000"/>
               </w:rPr>
-              <w:t>0.9250</w:t>
+              <w:t>0.925</w:t>
             </w:r>
           </w:p>
         </w:tc>
@@ -29951,7 +29951,7 @@
               <w:rPr>
                 <w:color w:val="990000"/>
               </w:rPr>
-              <w:t>0.4433</w:t>
+              <w:t>0.443</w:t>
             </w:r>
           </w:p>
         </w:tc>
@@ -29964,7 +29964,7 @@
               <w:rPr>
                 <w:color w:val="990000"/>
               </w:rPr>
-              <w:t>0.6477</w:t>
+              <w:t>0.648</w:t>
             </w:r>
           </w:p>
         </w:tc>
@@ -29996,7 +29996,7 @@
               <w:rPr>
                 <w:color w:val="990000"/>
               </w:rPr>
-              <w:t>0.0581</w:t>
+              <w:t>0.058</w:t>
             </w:r>
           </w:p>
         </w:tc>
@@ -30019,7 +30019,7 @@
               <w:rPr>
                 <w:color w:val="006600"/>
               </w:rPr>
-              <w:t>0.0330</w:t>
+              <w:t>0.033</w:t>
             </w:r>
           </w:p>
         </w:tc>
@@ -30042,7 +30042,7 @@
               <w:rPr>
                 <w:color w:val="006600"/>
               </w:rPr>
-              <w:t>0.0026</w:t>
+              <w:t>0.003</w:t>
             </w:r>
           </w:p>
         </w:tc>
@@ -30084,7 +30084,7 @@
               <w:rPr>
                 <w:color w:val="006600"/>
               </w:rPr>
-              <w:t>1.83e-09</w:t>
+              <w:t>1.8e-09</w:t>
             </w:r>
           </w:p>
         </w:tc>
@@ -30097,7 +30097,7 @@
               <w:rPr>
                 <w:color w:val="006600"/>
               </w:rPr>
-              <w:t>0.0293</w:t>
+              <w:t>0.029</w:t>
             </w:r>
           </w:p>
         </w:tc>
@@ -30110,7 +30110,7 @@
               <w:rPr>
                 <w:color w:val="006600"/>
               </w:rPr>
-              <w:t>1.92e-09</w:t>
+              <w:t>1.9e-09</w:t>
             </w:r>
           </w:p>
         </w:tc>
@@ -30123,7 +30123,7 @@
               <w:rPr>
                 <w:color w:val="006600"/>
               </w:rPr>
-              <w:t>0.0033</w:t>
+              <w:t>0.003</w:t>
             </w:r>
           </w:p>
         </w:tc>
@@ -30136,7 +30136,7 @@
               <w:rPr>
                 <w:color w:val="006600"/>
               </w:rPr>
-              <w:t>5.57e-09</w:t>
+              <w:t>5.6e-09</w:t>
             </w:r>
           </w:p>
         </w:tc>
@@ -30149,7 +30149,7 @@
               <w:rPr>
                 <w:color w:val="990000"/>
               </w:rPr>
-              <w:t>0.7702</w:t>
+              <w:t>0.770</w:t>
             </w:r>
           </w:p>
         </w:tc>
@@ -30352,7 +30352,7 @@
               <w:rPr>
                 <w:color w:val="006600"/>
               </w:rPr>
-              <w:t>0.0012</w:t>
+              <w:t>0.001</w:t>
             </w:r>
           </w:p>
         </w:tc>
@@ -30365,7 +30365,7 @@
               <w:rPr>
                 <w:color w:val="006600"/>
               </w:rPr>
-              <w:t>6.09e-08</w:t>
+              <w:t>6.1e-08</w:t>
             </w:r>
           </w:p>
         </w:tc>
@@ -30378,7 +30378,7 @@
               <w:rPr>
                 <w:color w:val="006600"/>
               </w:rPr>
-              <w:t>0.0063</w:t>
+              <w:t>0.006</w:t>
             </w:r>
           </w:p>
         </w:tc>
@@ -30391,7 +30391,7 @@
               <w:rPr>
                 <w:color w:val="006600"/>
               </w:rPr>
-              <w:t>8.98e-07</w:t>
+              <w:t>9.0e-07</w:t>
             </w:r>
           </w:p>
         </w:tc>
@@ -30414,7 +30414,7 @@
               <w:rPr>
                 <w:color w:val="990000"/>
               </w:rPr>
-              <w:t>1.0000</w:t>
+              <w:t>1.000</w:t>
             </w:r>
           </w:p>
         </w:tc>
@@ -30486,7 +30486,7 @@
               <w:rPr>
                 <w:color w:val="990000"/>
               </w:rPr>
-              <w:t>0.0601</w:t>
+              <w:t>0.060</w:t>
             </w:r>
           </w:p>
         </w:tc>
@@ -30499,7 +30499,7 @@
               <w:rPr>
                 <w:color w:val="990000"/>
               </w:rPr>
-              <w:t>0.5639</w:t>
+              <w:t>0.564</w:t>
             </w:r>
           </w:p>
         </w:tc>
@@ -30581,7 +30581,7 @@
               <w:rPr>
                 <w:color w:val="990000"/>
               </w:rPr>
-              <w:t>0.3637</w:t>
+              <w:t>0.364</w:t>
             </w:r>
           </w:p>
         </w:tc>
@@ -30623,7 +30623,7 @@
               <w:rPr>
                 <w:color w:val="006600"/>
               </w:rPr>
-              <w:t>6.29e-05</w:t>
+              <w:t>6.3e-05</w:t>
             </w:r>
           </w:p>
         </w:tc>
@@ -30636,7 +30636,7 @@
               <w:rPr>
                 <w:color w:val="990000"/>
               </w:rPr>
-              <w:t>0.2011</w:t>
+              <w:t>0.201</w:t>
             </w:r>
           </w:p>
         </w:tc>
@@ -30649,7 +30649,7 @@
               <w:rPr>
                 <w:color w:val="006600"/>
               </w:rPr>
-              <w:t>3.77e-11</w:t>
+              <w:t>3.8e-11</w:t>
             </w:r>
           </w:p>
         </w:tc>
@@ -30714,7 +30714,7 @@
               <w:rPr>
                 <w:color w:val="006600"/>
               </w:rPr>
-              <w:t>0.0082</w:t>
+              <w:t>0.008</w:t>
             </w:r>
           </w:p>
         </w:tc>
@@ -30727,7 +30727,7 @@
               <w:rPr>
                 <w:color w:val="006600"/>
               </w:rPr>
-              <w:t>1.98e-06</w:t>
+              <w:t>2.0e-06</w:t>
             </w:r>
           </w:p>
         </w:tc>
@@ -30740,7 +30740,7 @@
               <w:rPr>
                 <w:color w:val="006600"/>
               </w:rPr>
-              <w:t>0.0142</w:t>
+              <w:t>0.014</w:t>
             </w:r>
           </w:p>
         </w:tc>
@@ -30753,7 +30753,7 @@
               <w:rPr>
                 <w:color w:val="006600"/>
               </w:rPr>
-              <w:t>1.31e-06</w:t>
+              <w:t>1.3e-06</w:t>
             </w:r>
           </w:p>
         </w:tc>
@@ -30766,7 +30766,7 @@
               <w:rPr>
                 <w:color w:val="990000"/>
               </w:rPr>
-              <w:t>0.9632</w:t>
+              <w:t>0.963</w:t>
             </w:r>
           </w:p>
         </w:tc>
@@ -30779,7 +30779,7 @@
               <w:rPr>
                 <w:color w:val="990000"/>
               </w:rPr>
-              <w:t>0.2068</w:t>
+              <w:t>0.207</w:t>
             </w:r>
           </w:p>
         </w:tc>
@@ -30851,7 +30851,7 @@
               <w:rPr>
                 <w:color w:val="990000"/>
               </w:rPr>
-              <w:t>0.5507</w:t>
+              <w:t>0.551</w:t>
             </w:r>
           </w:p>
         </w:tc>
@@ -30864,7 +30864,7 @@
               <w:rPr>
                 <w:color w:val="990000"/>
               </w:rPr>
-              <w:t>0.1263</w:t>
+              <w:t>0.126</w:t>
             </w:r>
           </w:p>
         </w:tc>
@@ -30985,7 +30985,7 @@
               <w:rPr>
                 <w:color w:val="006600"/>
               </w:rPr>
-              <w:t>0.0267</w:t>
+              <w:t>0.027</w:t>
             </w:r>
           </w:p>
         </w:tc>
@@ -31008,7 +31008,7 @@
               <w:rPr>
                 <w:color w:val="006600"/>
               </w:rPr>
-              <w:t>0.0025</w:t>
+              <w:t>0.002</w:t>
             </w:r>
           </w:p>
         </w:tc>
@@ -31073,7 +31073,7 @@
               <w:rPr>
                 <w:color w:val="006600"/>
               </w:rPr>
-              <w:t>0.0015</w:t>
+              <w:t>0.002</w:t>
             </w:r>
           </w:p>
         </w:tc>
@@ -31086,7 +31086,7 @@
               <w:rPr>
                 <w:color w:val="006600"/>
               </w:rPr>
-              <w:t>4.35e-08</w:t>
+              <w:t>4.4e-08</w:t>
             </w:r>
           </w:p>
         </w:tc>
@@ -31099,7 +31099,7 @@
               <w:rPr>
                 <w:color w:val="006600"/>
               </w:rPr>
-              <w:t>0.0023</w:t>
+              <w:t>0.002</w:t>
             </w:r>
           </w:p>
         </w:tc>
@@ -31112,7 +31112,7 @@
               <w:rPr>
                 <w:color w:val="006600"/>
               </w:rPr>
-              <w:t>1.89e-08</w:t>
+              <w:t>1.9e-08</w:t>
             </w:r>
           </w:p>
         </w:tc>
@@ -31125,7 +31125,7 @@
               <w:rPr>
                 <w:color w:val="990000"/>
               </w:rPr>
-              <w:t>0.6997</w:t>
+              <w:t>0.700</w:t>
             </w:r>
           </w:p>
         </w:tc>
@@ -31138,7 +31138,7 @@
               <w:rPr>
                 <w:color w:val="990000"/>
               </w:rPr>
-              <w:t>0.2411</w:t>
+              <w:t>0.241</w:t>
             </w:r>
           </w:p>
         </w:tc>
@@ -31170,7 +31170,7 @@
               <w:rPr>
                 <w:color w:val="006600"/>
               </w:rPr>
-              <w:t>0.0434</w:t>
+              <w:t>0.043</w:t>
             </w:r>
           </w:p>
         </w:tc>
@@ -31183,7 +31183,7 @@
               <w:rPr>
                 <w:color w:val="990000"/>
               </w:rPr>
-              <w:t>0.6398</w:t>
+              <w:t>0.640</w:t>
             </w:r>
           </w:p>
         </w:tc>
@@ -31196,7 +31196,7 @@
               <w:rPr>
                 <w:color w:val="990000"/>
               </w:rPr>
-              <w:t>0.4403</w:t>
+              <w:t>0.440</w:t>
             </w:r>
           </w:p>
         </w:tc>
@@ -31219,7 +31219,7 @@
               <w:rPr>
                 <w:color w:val="006600"/>
               </w:rPr>
-              <w:t>0.0407</w:t>
+              <w:t>0.041</w:t>
             </w:r>
           </w:p>
         </w:tc>
@@ -31232,7 +31232,7 @@
               <w:rPr>
                 <w:color w:val="990000"/>
               </w:rPr>
-              <w:t>0.0674</w:t>
+              <w:t>0.067</w:t>
             </w:r>
           </w:p>
         </w:tc>
@@ -31353,7 +31353,7 @@
               <w:rPr>
                 <w:color w:val="990000"/>
               </w:rPr>
-              <w:t>0.2632</w:t>
+              <w:t>0.263</w:t>
             </w:r>
           </w:p>
         </w:tc>
@@ -31376,7 +31376,7 @@
               <w:rPr>
                 <w:color w:val="990000"/>
               </w:rPr>
-              <w:t>0.1754</w:t>
+              <w:t>0.175</w:t>
             </w:r>
           </w:p>
         </w:tc>
@@ -31599,7 +31599,7 @@
               <w:rPr>
                 <w:color w:val="006600"/>
               </w:rPr>
-              <w:t>4.72e-05</w:t>
+              <w:t>4.7e-05</w:t>
             </w:r>
           </w:p>
         </w:tc>
@@ -31612,7 +31612,7 @@
               <w:rPr>
                 <w:color w:val="006600"/>
               </w:rPr>
-              <w:t>1.14e-11</w:t>
+              <w:t>1.1e-11</w:t>
             </w:r>
           </w:p>
         </w:tc>
@@ -31625,7 +31625,7 @@
               <w:rPr>
                 <w:color w:val="006600"/>
               </w:rPr>
-              <w:t>0.0016</w:t>
+              <w:t>0.002</w:t>
             </w:r>
           </w:p>
         </w:tc>
@@ -31638,7 +31638,7 @@
               <w:rPr>
                 <w:color w:val="006600"/>
               </w:rPr>
-              <w:t>1.61e-06</w:t>
+              <w:t>1.6e-06</w:t>
             </w:r>
           </w:p>
         </w:tc>
@@ -31730,7 +31730,7 @@
               <w:rPr>
                 <w:color w:val="990000"/>
               </w:rPr>
-              <w:t>0.7443</w:t>
+              <w:t>0.744</w:t>
             </w:r>
           </w:p>
         </w:tc>
@@ -31743,7 +31743,7 @@
               <w:rPr>
                 <w:color w:val="990000"/>
               </w:rPr>
-              <w:t>0.1200</w:t>
+              <w:t>0.120</w:t>
             </w:r>
           </w:p>
         </w:tc>
@@ -31775,7 +31775,7 @@
               <w:rPr>
                 <w:color w:val="006600"/>
               </w:rPr>
-              <w:t>0.0156</w:t>
+              <w:t>0.016</w:t>
             </w:r>
           </w:p>
         </w:tc>
@@ -31798,7 +31798,7 @@
               <w:rPr>
                 <w:color w:val="006600"/>
               </w:rPr>
-              <w:t>8.16e-04</w:t>
+              <w:t>8.2e-04</w:t>
             </w:r>
           </w:p>
         </w:tc>
@@ -31821,7 +31821,7 @@
               <w:rPr>
                 <w:color w:val="006600"/>
               </w:rPr>
-              <w:t>2.66e-07</w:t>
+              <w:t>2.7e-07</w:t>
             </w:r>
           </w:p>
         </w:tc>
@@ -31834,7 +31834,7 @@
               <w:rPr>
                 <w:color w:val="990000"/>
               </w:rPr>
-              <w:t>0.4195</w:t>
+              <w:t>0.420</w:t>
             </w:r>
           </w:p>
         </w:tc>
@@ -31866,7 +31866,7 @@
               <w:rPr>
                 <w:color w:val="006600"/>
               </w:rPr>
-              <w:t>2.74e-13</w:t>
+              <w:t>2.7e-13</w:t>
             </w:r>
           </w:p>
         </w:tc>
@@ -31879,7 +31879,7 @@
               <w:rPr>
                 <w:color w:val="006600"/>
               </w:rPr>
-              <w:t>1.00e-06</w:t>
+              <w:t>1.0e-06</w:t>
             </w:r>
           </w:p>
         </w:tc>
@@ -31892,7 +31892,7 @@
               <w:rPr>
                 <w:color w:val="006600"/>
               </w:rPr>
-              <w:t>1.49e-18</w:t>
+              <w:t>1.5e-18</w:t>
             </w:r>
           </w:p>
         </w:tc>
@@ -31905,7 +31905,7 @@
               <w:rPr>
                 <w:color w:val="006600"/>
               </w:rPr>
-              <w:t>4.44e-12</w:t>
+              <w:t>4.4e-12</w:t>
             </w:r>
           </w:p>
         </w:tc>
@@ -31918,7 +31918,7 @@
               <w:rPr>
                 <w:color w:val="006600"/>
               </w:rPr>
-              <w:t>0.0031</w:t>
+              <w:t>0.003</w:t>
             </w:r>
           </w:p>
         </w:tc>
@@ -31973,7 +31973,7 @@
               <w:rPr>
                 <w:color w:val="006600"/>
               </w:rPr>
-              <w:t>0.0098</w:t>
+              <w:t>0.010</w:t>
             </w:r>
           </w:p>
         </w:tc>
@@ -31986,7 +31986,7 @@
               <w:rPr>
                 <w:color w:val="006600"/>
               </w:rPr>
-              <w:t>3.99e-05</w:t>
+              <w:t>4.0e-05</w:t>
             </w:r>
           </w:p>
         </w:tc>
@@ -31999,7 +31999,7 @@
               <w:rPr>
                 <w:color w:val="006600"/>
               </w:rPr>
-              <w:t>0.0420</w:t>
+              <w:t>0.042</w:t>
             </w:r>
           </w:p>
         </w:tc>
@@ -32012,7 +32012,7 @@
               <w:rPr>
                 <w:color w:val="006600"/>
               </w:rPr>
-              <w:t>0.0159</w:t>
+              <w:t>0.016</w:t>
             </w:r>
           </w:p>
         </w:tc>
@@ -32104,7 +32104,7 @@
               <w:rPr>
                 <w:color w:val="990000"/>
               </w:rPr>
-              <w:t>0.1035</w:t>
+              <w:t>0.103</w:t>
             </w:r>
           </w:p>
         </w:tc>
@@ -32117,7 +32117,7 @@
               <w:rPr>
                 <w:color w:val="990000"/>
               </w:rPr>
-              <w:t>0.1209</w:t>
+              <w:t>0.121</w:t>
             </w:r>
           </w:p>
         </w:tc>
@@ -32149,7 +32149,7 @@
               <w:rPr>
                 <w:color w:val="006600"/>
               </w:rPr>
-              <w:t>1.55e-05</w:t>
+              <w:t>1.6e-05</w:t>
             </w:r>
           </w:p>
         </w:tc>
@@ -32172,7 +32172,7 @@
               <w:rPr>
                 <w:color w:val="006600"/>
               </w:rPr>
-              <w:t>9.44e-05</w:t>
+              <w:t>9.4e-05</w:t>
             </w:r>
           </w:p>
         </w:tc>
@@ -32195,7 +32195,7 @@
               <w:rPr>
                 <w:color w:val="006600"/>
               </w:rPr>
-              <w:t>5.36e-10</w:t>
+              <w:t>5.4e-10</w:t>
             </w:r>
           </w:p>
         </w:tc>
@@ -32208,7 +32208,7 @@
               <w:rPr>
                 <w:color w:val="990000"/>
               </w:rPr>
-              <w:t>0.3500</w:t>
+              <w:t>0.350</w:t>
             </w:r>
           </w:p>
         </w:tc>
@@ -32240,7 +32240,7 @@
               <w:rPr>
                 <w:color w:val="006600"/>
               </w:rPr>
-              <w:t>1.07e-10</w:t>
+              <w:t>1.1e-10</w:t>
             </w:r>
           </w:p>
         </w:tc>
@@ -32253,7 +32253,7 @@
               <w:rPr>
                 <w:color w:val="006600"/>
               </w:rPr>
-              <w:t>0.0012</w:t>
+              <w:t>0.001</w:t>
             </w:r>
           </w:p>
         </w:tc>
@@ -32266,7 +32266,7 @@
               <w:rPr>
                 <w:color w:val="006600"/>
               </w:rPr>
-              <w:t>2.45e-11</w:t>
+              <w:t>2.4e-11</w:t>
             </w:r>
           </w:p>
         </w:tc>
@@ -32279,7 +32279,7 @@
               <w:rPr>
                 <w:color w:val="006600"/>
               </w:rPr>
-              <w:t>7.90e-07</w:t>
+              <w:t>7.9e-07</w:t>
             </w:r>
           </w:p>
         </w:tc>
@@ -32292,7 +32292,7 @@
               <w:rPr>
                 <w:color w:val="006600"/>
               </w:rPr>
-              <w:t>0.0119</w:t>
+              <w:t>0.012</w:t>
             </w:r>
           </w:p>
         </w:tc>
@@ -32347,7 +32347,7 @@
               <w:rPr>
                 <w:color w:val="990000"/>
               </w:rPr>
-              <w:t>0.4248</w:t>
+              <w:t>0.425</w:t>
             </w:r>
           </w:p>
         </w:tc>
@@ -32360,7 +32360,7 @@
               <w:rPr>
                 <w:color w:val="006600"/>
               </w:rPr>
-              <w:t>0.0180</w:t>
+              <w:t>0.018</w:t>
             </w:r>
           </w:p>
         </w:tc>
@@ -32383,7 +32383,7 @@
               <w:rPr>
                 <w:color w:val="006600"/>
               </w:rPr>
-              <w:t>0.0107</w:t>
+              <w:t>0.011</w:t>
             </w:r>
           </w:p>
         </w:tc>
@@ -32406,7 +32406,7 @@
               <w:rPr>
                 <w:color w:val="990000"/>
               </w:rPr>
-              <w:t>1.0000</w:t>
+              <w:t>1.000</w:t>
             </w:r>
           </w:p>
         </w:tc>
@@ -32448,7 +32448,7 @@
               <w:rPr>
                 <w:color w:val="990000"/>
               </w:rPr>
-              <w:t>0.7250</w:t>
+              <w:t>0.725</w:t>
             </w:r>
           </w:p>
         </w:tc>
@@ -32481,7 +32481,7 @@
               <w:rPr>
                 <w:color w:val="990000"/>
               </w:rPr>
-              <w:t>0.7174</w:t>
+              <w:t>0.717</w:t>
             </w:r>
           </w:p>
         </w:tc>
@@ -32494,7 +32494,7 @@
               <w:rPr>
                 <w:color w:val="006600"/>
               </w:rPr>
-              <w:t>0.0123</w:t>
+              <w:t>0.012</w:t>
             </w:r>
           </w:p>
         </w:tc>
@@ -32526,7 +32526,7 @@
               <w:rPr>
                 <w:color w:val="006600"/>
               </w:rPr>
-              <w:t>0.0064</w:t>
+              <w:t>0.006</w:t>
             </w:r>
           </w:p>
         </w:tc>
@@ -32549,7 +32549,7 @@
               <w:rPr>
                 <w:color w:val="006600"/>
               </w:rPr>
-              <w:t>4.44e-04</w:t>
+              <w:t>4.4e-04</w:t>
             </w:r>
           </w:p>
         </w:tc>
@@ -32572,7 +32572,7 @@
               <w:rPr>
                 <w:color w:val="006600"/>
               </w:rPr>
-              <w:t>1.08e-04</w:t>
+              <w:t>1.1e-04</w:t>
             </w:r>
           </w:p>
         </w:tc>
@@ -32585,7 +32585,7 @@
               <w:rPr>
                 <w:color w:val="990000"/>
               </w:rPr>
-              <w:t>0.7813</w:t>
+              <w:t>0.781</w:t>
             </w:r>
           </w:p>
         </w:tc>
@@ -32617,7 +32617,7 @@
               <w:rPr>
                 <w:color w:val="006600"/>
               </w:rPr>
-              <w:t>2.84e-12</w:t>
+              <w:t>2.8e-12</w:t>
             </w:r>
           </w:p>
         </w:tc>
@@ -32630,7 +32630,7 @@
               <w:rPr>
                 <w:color w:val="990000"/>
               </w:rPr>
-              <w:t>0.2008</w:t>
+              <w:t>0.201</w:t>
             </w:r>
           </w:p>
         </w:tc>
@@ -32643,7 +32643,7 @@
               <w:rPr>
                 <w:color w:val="006600"/>
               </w:rPr>
-              <w:t>2.14e-13</w:t>
+              <w:t>2.1e-13</w:t>
             </w:r>
           </w:p>
         </w:tc>
@@ -32656,7 +32656,7 @@
               <w:rPr>
                 <w:color w:val="006600"/>
               </w:rPr>
-              <w:t>0.0456</w:t>
+              <w:t>0.046</w:t>
             </w:r>
           </w:p>
         </w:tc>
@@ -32669,7 +32669,7 @@
               <w:rPr>
                 <w:color w:val="006600"/>
               </w:rPr>
-              <w:t>1.68e-06</w:t>
+              <w:t>1.7e-06</w:t>
             </w:r>
           </w:p>
         </w:tc>
@@ -32882,7 +32882,7 @@
               <w:rPr>
                 <w:color w:val="006600"/>
               </w:rPr>
-              <w:t>0.0063</w:t>
+              <w:t>0.006</w:t>
             </w:r>
           </w:p>
         </w:tc>
@@ -32895,7 +32895,7 @@
               <w:rPr>
                 <w:color w:val="006600"/>
               </w:rPr>
-              <w:t>1.20e-05</w:t>
+              <w:t>1.2e-05</w:t>
             </w:r>
           </w:p>
         </w:tc>
@@ -32908,7 +32908,7 @@
               <w:rPr>
                 <w:color w:val="990000"/>
               </w:rPr>
-              <w:t>0.0588</w:t>
+              <w:t>0.059</w:t>
             </w:r>
           </w:p>
         </w:tc>
@@ -32921,7 +32921,7 @@
               <w:rPr>
                 <w:color w:val="006600"/>
               </w:rPr>
-              <w:t>2.19e-04</w:t>
+              <w:t>2.2e-04</w:t>
             </w:r>
           </w:p>
         </w:tc>
@@ -32934,7 +32934,7 @@
               <w:rPr>
                 <w:color w:val="990000"/>
               </w:rPr>
-              <w:t>0.8000</w:t>
+              <w:t>0.800</w:t>
             </w:r>
           </w:p>
         </w:tc>
@@ -33026,7 +33026,7 @@
               <w:rPr>
                 <w:color w:val="990000"/>
               </w:rPr>
-              <w:t>0.3058</w:t>
+              <w:t>0.306</w:t>
             </w:r>
           </w:p>
         </w:tc>
@@ -33098,7 +33098,7 @@
               <w:rPr>
                 <w:color w:val="990000"/>
               </w:rPr>
-              <w:t>0.1390</w:t>
+              <w:t>0.139</w:t>
             </w:r>
           </w:p>
         </w:tc>
@@ -33111,7 +33111,7 @@
               <w:rPr>
                 <w:color w:val="006600"/>
               </w:rPr>
-              <w:t>0.0472</w:t>
+              <w:t>0.047</w:t>
             </w:r>
           </w:p>
         </w:tc>
@@ -33143,7 +33143,7 @@
               <w:rPr>
                 <w:color w:val="006600"/>
               </w:rPr>
-              <w:t>0.0042</w:t>
+              <w:t>0.004</w:t>
             </w:r>
           </w:p>
         </w:tc>
@@ -33156,7 +33156,7 @@
               <w:rPr>
                 <w:color w:val="006600"/>
               </w:rPr>
-              <w:t>0.0167</w:t>
+              <w:t>0.017</w:t>
             </w:r>
           </w:p>
         </w:tc>
@@ -33169,7 +33169,7 @@
               <w:rPr>
                 <w:color w:val="006600"/>
               </w:rPr>
-              <w:t>3.91e-04</w:t>
+              <w:t>3.9e-04</w:t>
             </w:r>
           </w:p>
         </w:tc>
@@ -33182,7 +33182,7 @@
               <w:rPr>
                 <w:color w:val="006600"/>
               </w:rPr>
-              <w:t>8.09e-06</w:t>
+              <w:t>8.1e-06</w:t>
             </w:r>
           </w:p>
         </w:tc>
@@ -33247,7 +33247,7 @@
               <w:rPr>
                 <w:color w:val="006600"/>
               </w:rPr>
-              <w:t>0.0086</w:t>
+              <w:t>0.009</w:t>
             </w:r>
           </w:p>
         </w:tc>
@@ -33260,7 +33260,7 @@
               <w:rPr>
                 <w:color w:val="006600"/>
               </w:rPr>
-              <w:t>1.24e-04</w:t>
+              <w:t>1.2e-04</w:t>
             </w:r>
           </w:p>
         </w:tc>
@@ -33273,7 +33273,7 @@
               <w:rPr>
                 <w:color w:val="006600"/>
               </w:rPr>
-              <w:t>0.0404</w:t>
+              <w:t>0.040</w:t>
             </w:r>
           </w:p>
         </w:tc>
@@ -33286,7 +33286,7 @@
               <w:rPr>
                 <w:color w:val="006600"/>
               </w:rPr>
-              <w:t>0.0013</w:t>
+              <w:t>0.001</w:t>
             </w:r>
           </w:p>
         </w:tc>
@@ -33299,7 +33299,7 @@
               <w:rPr>
                 <w:color w:val="990000"/>
               </w:rPr>
-              <w:t>0.3599</w:t>
+              <w:t>0.360</w:t>
             </w:r>
           </w:p>
         </w:tc>
@@ -33381,7 +33381,7 @@
               <w:rPr>
                 <w:color w:val="990000"/>
               </w:rPr>
-              <w:t>0.6299</w:t>
+              <w:t>0.630</w:t>
             </w:r>
           </w:p>
         </w:tc>
@@ -33394,7 +33394,7 @@
               <w:rPr>
                 <w:color w:val="990000"/>
               </w:rPr>
-              <w:t>0.1712</w:t>
+              <w:t>0.171</w:t>
             </w:r>
           </w:p>
         </w:tc>
@@ -33466,7 +33466,7 @@
               <w:rPr>
                 <w:color w:val="990000"/>
               </w:rPr>
-              <w:t>0.8704</w:t>
+              <w:t>0.870</w:t>
             </w:r>
           </w:p>
         </w:tc>
@@ -33479,7 +33479,7 @@
               <w:rPr>
                 <w:color w:val="990000"/>
               </w:rPr>
-              <w:t>0.0741</w:t>
+              <w:t>0.074</w:t>
             </w:r>
           </w:p>
         </w:tc>
@@ -33511,7 +33511,7 @@
               <w:rPr>
                 <w:color w:val="990000"/>
               </w:rPr>
-              <w:t>0.1077</w:t>
+              <w:t>0.108</w:t>
             </w:r>
           </w:p>
         </w:tc>
@@ -33524,7 +33524,7 @@
               <w:rPr>
                 <w:color w:val="990000"/>
               </w:rPr>
-              <w:t>0.0564</w:t>
+              <w:t>0.056</w:t>
             </w:r>
           </w:p>
         </w:tc>
@@ -33537,7 +33537,7 @@
               <w:rPr>
                 <w:color w:val="990000"/>
               </w:rPr>
-              <w:t>0.1402</w:t>
+              <w:t>0.140</w:t>
             </w:r>
           </w:p>
         </w:tc>
@@ -33550,7 +33550,7 @@
               <w:rPr>
                 <w:color w:val="006600"/>
               </w:rPr>
-              <w:t>0.0014</w:t>
+              <w:t>0.001</w:t>
             </w:r>
           </w:p>
         </w:tc>
@@ -33615,7 +33615,7 @@
               <w:rPr>
                 <w:color w:val="006600"/>
               </w:rPr>
-              <w:t>0.0130</w:t>
+              <w:t>0.013</w:t>
             </w:r>
           </w:p>
         </w:tc>
@@ -33628,7 +33628,7 @@
               <w:rPr>
                 <w:color w:val="006600"/>
               </w:rPr>
-              <w:t>0.0016</w:t>
+              <w:t>0.002</w:t>
             </w:r>
           </w:p>
         </w:tc>
@@ -33641,7 +33641,7 @@
               <w:rPr>
                 <w:color w:val="006600"/>
               </w:rPr>
-              <w:t>0.0152</w:t>
+              <w:t>0.015</w:t>
             </w:r>
           </w:p>
         </w:tc>
@@ -33654,7 +33654,7 @@
               <w:rPr>
                 <w:color w:val="006600"/>
               </w:rPr>
-              <w:t>0.0126</w:t>
+              <w:t>0.013</w:t>
             </w:r>
           </w:p>
         </w:tc>
@@ -33667,7 +33667,7 @@
               <w:rPr>
                 <w:color w:val="990000"/>
               </w:rPr>
-              <w:t>0.2846</w:t>
+              <w:t>0.285</w:t>
             </w:r>
           </w:p>
         </w:tc>
@@ -33680,7 +33680,7 @@
               <w:rPr>
                 <w:color w:val="990000"/>
               </w:rPr>
-              <w:t>0.8393</w:t>
+              <w:t>0.839</w:t>
             </w:r>
           </w:p>
         </w:tc>
@@ -33752,7 +33752,7 @@
               <w:rPr>
                 <w:color w:val="990000"/>
               </w:rPr>
-              <w:t>0.2368</w:t>
+              <w:t>0.237</w:t>
             </w:r>
           </w:p>
         </w:tc>
@@ -33765,7 +33765,7 @@
               <w:rPr>
                 <w:color w:val="990000"/>
               </w:rPr>
-              <w:t>0.2157</w:t>
+              <w:t>0.216</w:t>
             </w:r>
           </w:p>
         </w:tc>
@@ -33847,7 +33847,7 @@
               <w:rPr>
                 <w:color w:val="990000"/>
               </w:rPr>
-              <w:t>0.4406</w:t>
+              <w:t>0.441</w:t>
             </w:r>
           </w:p>
         </w:tc>
@@ -33889,7 +33889,7 @@
               <w:rPr>
                 <w:color w:val="990000"/>
               </w:rPr>
-              <w:t>0.1685</w:t>
+              <w:t>0.168</w:t>
             </w:r>
           </w:p>
         </w:tc>
@@ -33902,7 +33902,7 @@
               <w:rPr>
                 <w:color w:val="990000"/>
               </w:rPr>
-              <w:t>1.0000</w:t>
+              <w:t>1.000</w:t>
             </w:r>
           </w:p>
         </w:tc>
@@ -33915,7 +33915,7 @@
               <w:rPr>
                 <w:color w:val="006600"/>
               </w:rPr>
-              <w:t>0.0025</w:t>
+              <w:t>0.003</w:t>
             </w:r>
           </w:p>
         </w:tc>
@@ -34138,7 +34138,7 @@
               <w:rPr>
                 <w:color w:val="006600"/>
               </w:rPr>
-              <w:t>1.24e-04</w:t>
+              <w:t>1.2e-04</w:t>
             </w:r>
           </w:p>
         </w:tc>
@@ -34151,7 +34151,7 @@
               <w:rPr>
                 <w:color w:val="006600"/>
               </w:rPr>
-              <w:t>2.88e-09</w:t>
+              <w:t>2.9e-09</w:t>
             </w:r>
           </w:p>
         </w:tc>
@@ -34164,7 +34164,7 @@
               <w:rPr>
                 <w:color w:val="006600"/>
               </w:rPr>
-              <w:t>8.21e-05</w:t>
+              <w:t>8.2e-05</w:t>
             </w:r>
           </w:p>
         </w:tc>
@@ -34177,7 +34177,7 @@
               <w:rPr>
                 <w:color w:val="006600"/>
               </w:rPr>
-              <w:t>4.50e-08</w:t>
+              <w:t>4.5e-08</w:t>
             </w:r>
           </w:p>
         </w:tc>
@@ -34190,7 +34190,7 @@
               <w:rPr>
                 <w:color w:val="990000"/>
               </w:rPr>
-              <w:t>0.4434</w:t>
+              <w:t>0.443</w:t>
             </w:r>
           </w:p>
         </w:tc>
@@ -34282,7 +34282,7 @@
               <w:rPr>
                 <w:color w:val="990000"/>
               </w:rPr>
-              <w:t>0.9271</w:t>
+              <w:t>0.927</w:t>
             </w:r>
           </w:p>
         </w:tc>
@@ -34334,7 +34334,7 @@
               <w:rPr>
                 <w:color w:val="990000"/>
               </w:rPr>
-              <w:t>0.5015</w:t>
+              <w:t>0.501</w:t>
             </w:r>
           </w:p>
         </w:tc>
@@ -34357,7 +34357,7 @@
               <w:rPr>
                 <w:color w:val="006600"/>
               </w:rPr>
-              <w:t>0.0014</w:t>
+              <w:t>0.001</w:t>
             </w:r>
           </w:p>
         </w:tc>
@@ -34370,7 +34370,7 @@
               <w:rPr>
                 <w:color w:val="990000"/>
               </w:rPr>
-              <w:t>0.1920</w:t>
+              <w:t>0.192</w:t>
             </w:r>
           </w:p>
         </w:tc>
@@ -34402,7 +34402,7 @@
               <w:rPr>
                 <w:color w:val="006600"/>
               </w:rPr>
-              <w:t>1.09e-11</w:t>
+              <w:t>1.1e-11</w:t>
             </w:r>
           </w:p>
         </w:tc>
@@ -34415,7 +34415,7 @@
               <w:rPr>
                 <w:color w:val="006600"/>
               </w:rPr>
-              <w:t>0.0013</w:t>
+              <w:t>0.001</w:t>
             </w:r>
           </w:p>
         </w:tc>
@@ -34428,7 +34428,7 @@
               <w:rPr>
                 <w:color w:val="006600"/>
               </w:rPr>
-              <w:t>3.50e-13</w:t>
+              <w:t>3.5e-13</w:t>
             </w:r>
           </w:p>
         </w:tc>
@@ -34441,7 +34441,7 @@
               <w:rPr>
                 <w:color w:val="006600"/>
               </w:rPr>
-              <w:t>1.87e-07</w:t>
+              <w:t>1.9e-07</w:t>
             </w:r>
           </w:p>
         </w:tc>
@@ -34454,7 +34454,7 @@
               <w:rPr>
                 <w:color w:val="006600"/>
               </w:rPr>
-              <w:t>0.0073</w:t>
+              <w:t>0.007</w:t>
             </w:r>
           </w:p>
         </w:tc>
@@ -34509,7 +34509,7 @@
               <w:rPr>
                 <w:color w:val="006600"/>
               </w:rPr>
-              <w:t>0.0027</w:t>
+              <w:t>0.003</w:t>
             </w:r>
           </w:p>
         </w:tc>
@@ -34522,7 +34522,7 @@
               <w:rPr>
                 <w:color w:val="006600"/>
               </w:rPr>
-              <w:t>4.28e-05</w:t>
+              <w:t>4.3e-05</w:t>
             </w:r>
           </w:p>
         </w:tc>
@@ -34535,7 +34535,7 @@
               <w:rPr>
                 <w:color w:val="990000"/>
               </w:rPr>
-              <w:t>0.2519</w:t>
+              <w:t>0.252</w:t>
             </w:r>
           </w:p>
         </w:tc>
@@ -34548,7 +34548,7 @@
               <w:rPr>
                 <w:color w:val="006600"/>
               </w:rPr>
-              <w:t>0.0057</w:t>
+              <w:t>0.006</w:t>
             </w:r>
           </w:p>
         </w:tc>
@@ -34650,7 +34650,7 @@
               <w:rPr>
                 <w:color w:val="990000"/>
               </w:rPr>
-              <w:t>0.9914</w:t>
+              <w:t>0.991</w:t>
             </w:r>
           </w:p>
         </w:tc>
@@ -34682,7 +34682,7 @@
               <w:rPr>
                 <w:color w:val="990000"/>
               </w:rPr>
-              <w:t>0.7059</w:t>
+              <w:t>0.706</w:t>
             </w:r>
           </w:p>
         </w:tc>
@@ -34705,7 +34705,7 @@
               <w:rPr>
                 <w:color w:val="990000"/>
               </w:rPr>
-              <w:t>0.1669</w:t>
+              <w:t>0.167</w:t>
             </w:r>
           </w:p>
         </w:tc>
@@ -34728,7 +34728,7 @@
               <w:rPr>
                 <w:color w:val="006600"/>
               </w:rPr>
-              <w:t>0.0046</w:t>
+              <w:t>0.005</w:t>
             </w:r>
           </w:p>
         </w:tc>
@@ -34741,7 +34741,7 @@
               <w:rPr>
                 <w:color w:val="990000"/>
               </w:rPr>
-              <w:t>0.9245</w:t>
+              <w:t>0.924</w:t>
             </w:r>
           </w:p>
         </w:tc>
@@ -34773,7 +34773,7 @@
               <w:rPr>
                 <w:color w:val="006600"/>
               </w:rPr>
-              <w:t>1.81e-05</w:t>
+              <w:t>1.8e-05</w:t>
             </w:r>
           </w:p>
         </w:tc>
@@ -34786,7 +34786,7 @@
               <w:rPr>
                 <w:color w:val="006600"/>
               </w:rPr>
-              <w:t>0.0070</w:t>
+              <w:t>0.007</w:t>
             </w:r>
           </w:p>
         </w:tc>
@@ -34799,7 +34799,7 @@
               <w:rPr>
                 <w:color w:val="006600"/>
               </w:rPr>
-              <w:t>6.05e-06</w:t>
+              <w:t>6.1e-06</w:t>
             </w:r>
           </w:p>
         </w:tc>
@@ -34812,7 +34812,7 @@
               <w:rPr>
                 <w:color w:val="006600"/>
               </w:rPr>
-              <w:t>0.0011</w:t>
+              <w:t>0.001</w:t>
             </w:r>
           </w:p>
         </w:tc>
@@ -34825,7 +34825,7 @@
               <w:rPr>
                 <w:color w:val="990000"/>
               </w:rPr>
-              <w:t>0.0763</w:t>
+              <w:t>0.076</w:t>
             </w:r>
           </w:p>
         </w:tc>
@@ -34880,7 +34880,7 @@
               <w:rPr>
                 <w:color w:val="990000"/>
               </w:rPr>
-              <w:t>0.4059</w:t>
+              <w:t>0.406</w:t>
             </w:r>
           </w:p>
         </w:tc>
@@ -34893,7 +34893,7 @@
               <w:rPr>
                 <w:color w:val="006600"/>
               </w:rPr>
-              <w:t>0.0071</w:t>
+              <w:t>0.007</w:t>
             </w:r>
           </w:p>
         </w:tc>
@@ -34916,7 +34916,7 @@
               <w:rPr>
                 <w:color w:val="006600"/>
               </w:rPr>
-              <w:t>0.0270</w:t>
+              <w:t>0.027</w:t>
             </w:r>
           </w:p>
         </w:tc>
@@ -35047,7 +35047,7 @@
               <w:rPr>
                 <w:color w:val="990000"/>
               </w:rPr>
-              <w:t>0.2963</w:t>
+              <w:t>0.296</w:t>
             </w:r>
           </w:p>
         </w:tc>
@@ -35070,7 +35070,7 @@
               <w:rPr>
                 <w:color w:val="990000"/>
               </w:rPr>
-              <w:t>0.4285</w:t>
+              <w:t>0.429</w:t>
             </w:r>
           </w:p>
         </w:tc>
@@ -35093,7 +35093,7 @@
               <w:rPr>
                 <w:color w:val="006600"/>
               </w:rPr>
-              <w:t>0.0090</w:t>
+              <w:t>0.009</w:t>
             </w:r>
           </w:p>
         </w:tc>
@@ -35106,7 +35106,7 @@
               <w:rPr>
                 <w:color w:val="990000"/>
               </w:rPr>
-              <w:t>0.4104</w:t>
+              <w:t>0.410</w:t>
             </w:r>
           </w:p>
         </w:tc>
@@ -35138,7 +35138,7 @@
               <w:rPr>
                 <w:color w:val="006600"/>
               </w:rPr>
-              <w:t>2.59e-10</w:t>
+              <w:t>2.6e-10</w:t>
             </w:r>
           </w:p>
         </w:tc>
@@ -35151,7 +35151,7 @@
               <w:rPr>
                 <w:color w:val="006600"/>
               </w:rPr>
-              <w:t>0.0080</w:t>
+              <w:t>0.008</w:t>
             </w:r>
           </w:p>
         </w:tc>
@@ -35164,7 +35164,7 @@
               <w:rPr>
                 <w:color w:val="006600"/>
               </w:rPr>
-              <w:t>2.12e-10</w:t>
+              <w:t>2.1e-10</w:t>
             </w:r>
           </w:p>
         </w:tc>
@@ -35177,7 +35177,7 @@
               <w:rPr>
                 <w:color w:val="006600"/>
               </w:rPr>
-              <w:t>0.0044</w:t>
+              <w:t>0.004</w:t>
             </w:r>
           </w:p>
         </w:tc>
@@ -35190,7 +35190,7 @@
               <w:rPr>
                 <w:color w:val="006600"/>
               </w:rPr>
-              <w:t>1.36e-05</w:t>
+              <w:t>1.4e-05</w:t>
             </w:r>
           </w:p>
         </w:tc>
@@ -35403,7 +35403,7 @@
               <w:rPr>
                 <w:color w:val="006600"/>
               </w:rPr>
-              <w:t>0.0018</w:t>
+              <w:t>0.002</w:t>
             </w:r>
           </w:p>
         </w:tc>
@@ -35416,7 +35416,7 @@
               <w:rPr>
                 <w:color w:val="006600"/>
               </w:rPr>
-              <w:t>0.0020</w:t>
+              <w:t>0.002</w:t>
             </w:r>
           </w:p>
         </w:tc>
@@ -35429,7 +35429,7 @@
               <w:rPr>
                 <w:color w:val="006600"/>
               </w:rPr>
-              <w:t>0.0233</w:t>
+              <w:t>0.023</w:t>
             </w:r>
           </w:p>
         </w:tc>
@@ -35442,7 +35442,7 @@
               <w:rPr>
                 <w:color w:val="006600"/>
               </w:rPr>
-              <w:t>0.0033</w:t>
+              <w:t>0.003</w:t>
             </w:r>
           </w:p>
         </w:tc>
@@ -35534,7 +35534,7 @@
               <w:rPr>
                 <w:color w:val="006600"/>
               </w:rPr>
-              <w:t>0.0058</w:t>
+              <w:t>0.006</w:t>
             </w:r>
           </w:p>
         </w:tc>
@@ -35547,7 +35547,7 @@
               <w:rPr>
                 <w:color w:val="990000"/>
               </w:rPr>
-              <w:t>0.4890</w:t>
+              <w:t>0.489</w:t>
             </w:r>
           </w:p>
         </w:tc>
@@ -35629,7 +35629,7 @@
               <w:rPr>
                 <w:color w:val="990000"/>
               </w:rPr>
-              <w:t>1.0000</w:t>
+              <w:t>1.000</w:t>
             </w:r>
           </w:p>
         </w:tc>
@@ -35661,7 +35661,7 @@
               <w:rPr>
                 <w:color w:val="006600"/>
               </w:rPr>
-              <w:t>0.0168</w:t>
+              <w:t>0.017</w:t>
             </w:r>
           </w:p>
         </w:tc>
@@ -35674,7 +35674,7 @@
               <w:rPr>
                 <w:color w:val="006600"/>
               </w:rPr>
-              <w:t>0.0150</w:t>
+              <w:t>0.015</w:t>
             </w:r>
           </w:p>
         </w:tc>
@@ -35687,7 +35687,7 @@
               <w:rPr>
                 <w:color w:val="006600"/>
               </w:rPr>
-              <w:t>2.39e-05</w:t>
+              <w:t>2.4e-05</w:t>
             </w:r>
           </w:p>
         </w:tc>
@@ -35700,7 +35700,7 @@
               <w:rPr>
                 <w:color w:val="006600"/>
               </w:rPr>
-              <w:t>5.14e-05</w:t>
+              <w:t>5.1e-05</w:t>
             </w:r>
           </w:p>
         </w:tc>
@@ -35765,7 +35765,7 @@
               <w:rPr>
                 <w:color w:val="006600"/>
               </w:rPr>
-              <w:t>0.0298</w:t>
+              <w:t>0.030</w:t>
             </w:r>
           </w:p>
         </w:tc>
@@ -35778,7 +35778,7 @@
               <w:rPr>
                 <w:color w:val="006600"/>
               </w:rPr>
-              <w:t>0.0190</w:t>
+              <w:t>0.019</w:t>
             </w:r>
           </w:p>
         </w:tc>
@@ -35791,7 +35791,7 @@
               <w:rPr>
                 <w:color w:val="990000"/>
               </w:rPr>
-              <w:t>0.0761</w:t>
+              <w:t>0.076</w:t>
             </w:r>
           </w:p>
         </w:tc>
@@ -35804,7 +35804,7 @@
               <w:rPr>
                 <w:color w:val="006600"/>
               </w:rPr>
-              <w:t>0.0438</w:t>
+              <w:t>0.044</w:t>
             </w:r>
           </w:p>
         </w:tc>
@@ -35876,7 +35876,7 @@
               <w:rPr>
                 <w:color w:val="990000"/>
               </w:rPr>
-              <w:t>1.0000</w:t>
+              <w:t>1.000</w:t>
             </w:r>
           </w:p>
         </w:tc>
@@ -35899,7 +35899,7 @@
               <w:rPr>
                 <w:color w:val="006600"/>
               </w:rPr>
-              <w:t>0.0416</w:t>
+              <w:t>0.042</w:t>
             </w:r>
           </w:p>
         </w:tc>
@@ -35912,7 +35912,7 @@
               <w:rPr>
                 <w:color w:val="990000"/>
               </w:rPr>
-              <w:t>0.4370</w:t>
+              <w:t>0.437</w:t>
             </w:r>
           </w:p>
         </w:tc>
@@ -35994,7 +35994,7 @@
               <w:rPr>
                 <w:color w:val="990000"/>
               </w:rPr>
-              <w:t>0.7464</w:t>
+              <w:t>0.746</w:t>
             </w:r>
           </w:p>
         </w:tc>
@@ -36026,7 +36026,7 @@
               <w:rPr>
                 <w:color w:val="990000"/>
               </w:rPr>
-              <w:t>0.9280</w:t>
+              <w:t>0.928</w:t>
             </w:r>
           </w:p>
         </w:tc>
@@ -36039,7 +36039,7 @@
               <w:rPr>
                 <w:color w:val="990000"/>
               </w:rPr>
-              <w:t>0.1748</w:t>
+              <w:t>0.175</w:t>
             </w:r>
           </w:p>
         </w:tc>
@@ -36052,7 +36052,7 @@
               <w:rPr>
                 <w:color w:val="990000"/>
               </w:rPr>
-              <w:t>0.2006</w:t>
+              <w:t>0.201</w:t>
             </w:r>
           </w:p>
         </w:tc>
@@ -36065,7 +36065,7 @@
               <w:rPr>
                 <w:color w:val="006600"/>
               </w:rPr>
-              <w:t>9.39e-05</w:t>
+              <w:t>9.4e-05</w:t>
             </w:r>
           </w:p>
         </w:tc>
@@ -36130,7 +36130,7 @@
               <w:rPr>
                 <w:color w:val="990000"/>
               </w:rPr>
-              <w:t>0.2748</w:t>
+              <w:t>0.275</w:t>
             </w:r>
           </w:p>
         </w:tc>
@@ -36143,7 +36143,7 @@
               <w:rPr>
                 <w:color w:val="006600"/>
               </w:rPr>
-              <w:t>0.0254</w:t>
+              <w:t>0.025</w:t>
             </w:r>
           </w:p>
         </w:tc>
@@ -36156,7 +36156,7 @@
               <w:rPr>
                 <w:color w:val="990000"/>
               </w:rPr>
-              <w:t>0.1456</w:t>
+              <w:t>0.146</w:t>
             </w:r>
           </w:p>
         </w:tc>
@@ -36169,7 +36169,7 @@
               <w:rPr>
                 <w:color w:val="990000"/>
               </w:rPr>
-              <w:t>0.0946</w:t>
+              <w:t>0.095</w:t>
             </w:r>
           </w:p>
         </w:tc>
@@ -36261,7 +36261,7 @@
               <w:rPr>
                 <w:color w:val="990000"/>
               </w:rPr>
-              <w:t>0.6232</w:t>
+              <w:t>0.623</w:t>
             </w:r>
           </w:p>
         </w:tc>
@@ -36274,7 +36274,7 @@
               <w:rPr>
                 <w:color w:val="990000"/>
               </w:rPr>
-              <w:t>0.1871</w:t>
+              <w:t>0.187</w:t>
             </w:r>
           </w:p>
         </w:tc>
@@ -36395,7 +36395,7 @@
               <w:rPr>
                 <w:color w:val="990000"/>
               </w:rPr>
-              <w:t>0.6449</w:t>
+              <w:t>0.645</w:t>
             </w:r>
           </w:p>
         </w:tc>
@@ -36418,7 +36418,7 @@
               <w:rPr>
                 <w:color w:val="990000"/>
               </w:rPr>
-              <w:t>0.3861</w:t>
+              <w:t>0.386</w:t>
             </w:r>
           </w:p>
         </w:tc>
@@ -36641,7 +36641,7 @@
               <w:rPr>
                 <w:color w:val="006600"/>
               </w:rPr>
-              <w:t>0.0331</w:t>
+              <w:t>0.033</w:t>
             </w:r>
           </w:p>
         </w:tc>
@@ -36654,7 +36654,7 @@
               <w:rPr>
                 <w:color w:val="990000"/>
               </w:rPr>
-              <w:t>0.0594</w:t>
+              <w:t>0.059</w:t>
             </w:r>
           </w:p>
         </w:tc>
@@ -36667,7 +36667,7 @@
               <w:rPr>
                 <w:color w:val="006600"/>
               </w:rPr>
-              <w:t>4.63e-05</w:t>
+              <w:t>4.6e-05</w:t>
             </w:r>
           </w:p>
         </w:tc>
@@ -36680,7 +36680,7 @@
               <w:rPr>
                 <w:color w:val="006600"/>
               </w:rPr>
-              <w:t>1.41e-04</w:t>
+              <w:t>1.4e-04</w:t>
             </w:r>
           </w:p>
         </w:tc>
@@ -36772,7 +36772,7 @@
               <w:rPr>
                 <w:color w:val="990000"/>
               </w:rPr>
-              <w:t>0.1672</w:t>
+              <w:t>0.167</w:t>
             </w:r>
           </w:p>
         </w:tc>
@@ -36785,7 +36785,7 @@
               <w:rPr>
                 <w:color w:val="990000"/>
               </w:rPr>
-              <w:t>0.0660</w:t>
+              <w:t>0.066</w:t>
             </w:r>
           </w:p>
         </w:tc>
@@ -36817,7 +36817,7 @@
               <w:rPr>
                 <w:color w:val="006600"/>
               </w:rPr>
-              <w:t>0.0026</w:t>
+              <w:t>0.003</w:t>
             </w:r>
           </w:p>
         </w:tc>
@@ -36840,7 +36840,7 @@
               <w:rPr>
                 <w:color w:val="990000"/>
               </w:rPr>
-              <w:t>0.2436</w:t>
+              <w:t>0.244</w:t>
             </w:r>
           </w:p>
         </w:tc>
@@ -36863,7 +36863,7 @@
               <w:rPr>
                 <w:color w:val="006600"/>
               </w:rPr>
-              <w:t>4.30e-06</w:t>
+              <w:t>4.3e-06</w:t>
             </w:r>
           </w:p>
         </w:tc>
@@ -36876,7 +36876,7 @@
               <w:rPr>
                 <w:color w:val="990000"/>
               </w:rPr>
-              <w:t>0.2727</w:t>
+              <w:t>0.273</w:t>
             </w:r>
           </w:p>
         </w:tc>
@@ -36908,7 +36908,7 @@
               <w:rPr>
                 <w:color w:val="006600"/>
               </w:rPr>
-              <w:t>9.53e-05</w:t>
+              <w:t>9.5e-05</w:t>
             </w:r>
           </w:p>
         </w:tc>
@@ -36921,7 +36921,7 @@
               <w:rPr>
                 <w:color w:val="006600"/>
               </w:rPr>
-              <w:t>1.32e-04</w:t>
+              <w:t>1.3e-04</w:t>
             </w:r>
           </w:p>
         </w:tc>
@@ -36934,7 +36934,7 @@
               <w:rPr>
                 <w:color w:val="006600"/>
               </w:rPr>
-              <w:t>1.53e-06</w:t>
+              <w:t>1.5e-06</w:t>
             </w:r>
           </w:p>
         </w:tc>
@@ -36947,7 +36947,7 @@
               <w:rPr>
                 <w:color w:val="006600"/>
               </w:rPr>
-              <w:t>3.51e-08</w:t>
+              <w:t>3.5e-08</w:t>
             </w:r>
           </w:p>
         </w:tc>
@@ -36960,7 +36960,7 @@
               <w:rPr>
                 <w:color w:val="990000"/>
               </w:rPr>
-              <w:t>0.1918</w:t>
+              <w:t>0.192</w:t>
             </w:r>
           </w:p>
         </w:tc>
@@ -37015,7 +37015,7 @@
               <w:rPr>
                 <w:color w:val="006600"/>
               </w:rPr>
-              <w:t>0.0027</w:t>
+              <w:t>0.003</w:t>
             </w:r>
           </w:p>
         </w:tc>
@@ -37028,7 +37028,7 @@
               <w:rPr>
                 <w:color w:val="006600"/>
               </w:rPr>
-              <w:t>0.0061</w:t>
+              <w:t>0.006</w:t>
             </w:r>
           </w:p>
         </w:tc>
@@ -37041,7 +37041,7 @@
               <w:rPr>
                 <w:color w:val="006600"/>
               </w:rPr>
-              <w:t>4.71e-04</w:t>
+              <w:t>4.7e-04</w:t>
             </w:r>
           </w:p>
         </w:tc>
@@ -37054,7 +37054,7 @@
               <w:rPr>
                 <w:color w:val="006600"/>
               </w:rPr>
-              <w:t>3.71e-04</w:t>
+              <w:t>3.7e-04</w:t>
             </w:r>
           </w:p>
         </w:tc>
@@ -37067,7 +37067,7 @@
               <w:rPr>
                 <w:color w:val="990000"/>
               </w:rPr>
-              <w:t>0.7151</w:t>
+              <w:t>0.715</w:t>
             </w:r>
           </w:p>
         </w:tc>
@@ -37080,7 +37080,7 @@
               <w:rPr>
                 <w:color w:val="990000"/>
               </w:rPr>
-              <w:t>0.8820</w:t>
+              <w:t>0.882</w:t>
             </w:r>
           </w:p>
         </w:tc>
@@ -37112,7 +37112,7 @@
               <w:rPr>
                 <w:color w:val="990000"/>
               </w:rPr>
-              <w:t>0.8185</w:t>
+              <w:t>0.818</w:t>
             </w:r>
           </w:p>
         </w:tc>
@@ -37125,7 +37125,7 @@
               <w:rPr>
                 <w:color w:val="990000"/>
               </w:rPr>
-              <w:t>0.9840</w:t>
+              <w:t>0.984</w:t>
             </w:r>
           </w:p>
         </w:tc>
@@ -37158,7 +37158,7 @@
               <w:rPr>
                 <w:color w:val="990000"/>
               </w:rPr>
-              <w:t>0.2597</w:t>
+              <w:t>0.260</w:t>
             </w:r>
           </w:p>
         </w:tc>
@@ -37171,7 +37171,7 @@
               <w:rPr>
                 <w:color w:val="006600"/>
               </w:rPr>
-              <w:t>0.0215</w:t>
+              <w:t>0.021</w:t>
             </w:r>
           </w:p>
         </w:tc>
@@ -37203,7 +37203,7 @@
               <w:rPr>
                 <w:color w:val="006600"/>
               </w:rPr>
-              <w:t>0.0220</w:t>
+              <w:t>0.022</w:t>
             </w:r>
           </w:p>
         </w:tc>
@@ -37226,7 +37226,7 @@
               <w:rPr>
                 <w:color w:val="006600"/>
               </w:rPr>
-              <w:t>0.0298</w:t>
+              <w:t>0.030</w:t>
             </w:r>
           </w:p>
         </w:tc>
@@ -37249,7 +37249,7 @@
               <w:rPr>
                 <w:color w:val="006600"/>
               </w:rPr>
-              <w:t>2.39e-05</w:t>
+              <w:t>2.4e-05</w:t>
             </w:r>
           </w:p>
         </w:tc>
@@ -37262,7 +37262,7 @@
               <w:rPr>
                 <w:color w:val="990000"/>
               </w:rPr>
-              <w:t>0.1870</w:t>
+              <w:t>0.187</w:t>
             </w:r>
           </w:p>
         </w:tc>
@@ -37294,7 +37294,7 @@
               <w:rPr>
                 <w:color w:val="006600"/>
               </w:rPr>
-              <w:t>0.0021</w:t>
+              <w:t>0.002</w:t>
             </w:r>
           </w:p>
         </w:tc>
@@ -37307,7 +37307,7 @@
               <w:rPr>
                 <w:color w:val="990000"/>
               </w:rPr>
-              <w:t>0.0649</w:t>
+              <w:t>0.065</w:t>
             </w:r>
           </w:p>
         </w:tc>
@@ -37320,7 +37320,7 @@
               <w:rPr>
                 <w:color w:val="006600"/>
               </w:rPr>
-              <w:t>1.82e-05</w:t>
+              <w:t>1.8e-05</w:t>
             </w:r>
           </w:p>
         </w:tc>
@@ -37333,7 +37333,7 @@
               <w:rPr>
                 <w:color w:val="006600"/>
               </w:rPr>
-              <w:t>2.55e-04</w:t>
+              <w:t>2.6e-04</w:t>
             </w:r>
           </w:p>
         </w:tc>
@@ -37346,7 +37346,7 @@
               <w:rPr>
                 <w:color w:val="006600"/>
               </w:rPr>
-              <w:t>0.0327</w:t>
+              <w:t>0.033</w:t>
             </w:r>
           </w:p>
         </w:tc>
@@ -37401,7 +37401,7 @@
               <w:rPr>
                 <w:color w:val="990000"/>
               </w:rPr>
-              <w:t>0.5202</w:t>
+              <w:t>0.520</w:t>
             </w:r>
           </w:p>
         </w:tc>
@@ -37414,7 +37414,7 @@
               <w:rPr>
                 <w:color w:val="006600"/>
               </w:rPr>
-              <w:t>0.0367</w:t>
+              <w:t>0.037</w:t>
             </w:r>
           </w:p>
         </w:tc>
@@ -37427,7 +37427,7 @@
               <w:rPr>
                 <w:color w:val="990000"/>
               </w:rPr>
-              <w:t>0.1702</w:t>
+              <w:t>0.170</w:t>
             </w:r>
           </w:p>
         </w:tc>
@@ -37440,7 +37440,7 @@
               <w:rPr>
                 <w:color w:val="006600"/>
               </w:rPr>
-              <w:t>0.0018</w:t>
+              <w:t>0.002</w:t>
             </w:r>
           </w:p>
         </w:tc>
@@ -37532,7 +37532,7 @@
               <w:rPr>
                 <w:color w:val="990000"/>
               </w:rPr>
-              <w:t>0.8060</w:t>
+              <w:t>0.806</w:t>
             </w:r>
           </w:p>
         </w:tc>
@@ -37545,7 +37545,7 @@
               <w:rPr>
                 <w:color w:val="990000"/>
               </w:rPr>
-              <w:t>0.5305</w:t>
+              <w:t>0.530</w:t>
             </w:r>
           </w:p>
         </w:tc>
@@ -37577,7 +37577,7 @@
               <w:rPr>
                 <w:color w:val="006600"/>
               </w:rPr>
-              <w:t>0.0213</w:t>
+              <w:t>0.021</w:t>
             </w:r>
           </w:p>
         </w:tc>
@@ -37600,7 +37600,7 @@
               <w:rPr>
                 <w:color w:val="006600"/>
               </w:rPr>
-              <w:t>0.0336</w:t>
+              <w:t>0.034</w:t>
             </w:r>
           </w:p>
         </w:tc>
@@ -37613,7 +37613,7 @@
               <w:rPr>
                 <w:color w:val="990000"/>
               </w:rPr>
-              <w:t>0.7626</w:t>
+              <w:t>0.763</w:t>
             </w:r>
           </w:p>
         </w:tc>
@@ -37626,7 +37626,7 @@
               <w:rPr>
                 <w:color w:val="006600"/>
               </w:rPr>
-              <w:t>4.32e-04</w:t>
+              <w:t>4.3e-04</w:t>
             </w:r>
           </w:p>
         </w:tc>
@@ -37639,7 +37639,7 @@
               <w:rPr>
                 <w:color w:val="990000"/>
               </w:rPr>
-              <w:t>0.0622</w:t>
+              <w:t>0.062</w:t>
             </w:r>
           </w:p>
         </w:tc>
@@ -37671,7 +37671,7 @@
               <w:rPr>
                 <w:color w:val="006600"/>
               </w:rPr>
-              <w:t>2.07e-07</w:t>
+              <w:t>2.1e-07</w:t>
             </w:r>
           </w:p>
         </w:tc>
@@ -37684,7 +37684,7 @@
               <w:rPr>
                 <w:color w:val="006600"/>
               </w:rPr>
-              <w:t>0.0179</w:t>
+              <w:t>0.018</w:t>
             </w:r>
           </w:p>
         </w:tc>
@@ -37697,7 +37697,7 @@
               <w:rPr>
                 <w:color w:val="006600"/>
               </w:rPr>
-              <w:t>2.98e-06</w:t>
+              <w:t>3.0e-06</w:t>
             </w:r>
           </w:p>
         </w:tc>
@@ -37710,7 +37710,7 @@
               <w:rPr>
                 <w:color w:val="006600"/>
               </w:rPr>
-              <w:t>0.0023</w:t>
+              <w:t>0.002</w:t>
             </w:r>
           </w:p>
         </w:tc>
@@ -37723,7 +37723,7 @@
               <w:rPr>
                 <w:color w:val="006600"/>
               </w:rPr>
-              <w:t>4.92e-04</w:t>
+              <w:t>4.9e-04</w:t>
             </w:r>
           </w:p>
         </w:tc>
@@ -37736,7 +37736,7 @@
               <w:rPr>
                 <w:color w:val="990000"/>
               </w:rPr>
-              <w:t>0.6087</w:t>
+              <w:t>0.609</w:t>
             </w:r>
           </w:p>
         </w:tc>

--- a/src/steps/docx_output/thesis.docx
+++ b/src/steps/docx_output/thesis.docx
@@ -24,7 +24,7 @@
         <w:t xml:space="preserve">Hammer shows strong performance when High criteria with trend, High criteria regardless of trend, Low criteria with trend, Low criteria regardless of trend is used instead of picking stocks randomly when we want to pick and hold for 2 Days in average. </w:t>
         <w:br/>
         <w:br/>
-        <w:t xml:space="preserve">Shooting Star shows strong performance when High criteria with trend, High criteria regardless of trend is used instead of picking stocks randomly when we want to pick and hold for 2 Days in average. Furthermore, Hammer shows strong performance when High criteria regardless of trend is used instead of picking stocks randomly when we want to pick and hold for 4 Days in average. </w:t>
+        <w:t xml:space="preserve">Shooting Star shows strong performance when High criteria with trend, High criteria regardless of trend is used instead of picking stocks randomly when we want to pick and hold for 2 Days in average. Additionally, Hammer shows strong performance when High criteria regardless of trend is used instead of picking stocks randomly when we want to pick and hold for 4 Days in average. </w:t>
         <w:br/>
         <w:br/>
         <w:t xml:space="preserve">Hammer shows significantly positive results for </w:t>
@@ -41,9 +41,6 @@
         <w:t xml:space="preserve">  - ['hit_percentage_high_all', 'hit_percentage_low_trend', 'hit_percentage_low_all'] for 8 Days. </w:t>
         <w:br/>
         <w:br/>
-        <w:br/>
-        <w:br/>
-        <w:t xml:space="preserve">Inverted Hammer shows </w:t>
         <w:br/>
         <w:br/>
         <w:t xml:space="preserve">Hanging Man shows  shows negative results for </w:t>
@@ -2564,10 +2561,10 @@
         <w:t xml:space="preserve">Hammer shows strong performance when High criteria with trend, High criteria regardless of trend, Low criteria with trend, Low criteria regardless of trend is used instead of picking stocks randomly when we want to pick and hold for 2 Days in average. </w:t>
         <w:br/>
         <w:br/>
-        <w:t xml:space="preserve">And, Hanging Man shows strong performance when Close criteria with trend is used instead of picking stocks randomly when we want to pick and hold for 2 Days in average. And, Shooting Star shows strong performance when High criteria with trend, Low criteria with trend, Low criteria regardless of trend, Close criteria with trend is used instead of picking stocks randomly when we want to pick and hold for 2 Days in average. </w:t>
+        <w:t xml:space="preserve">Moreover, Hanging Man shows strong performance when Close criteria with trend is used instead of picking stocks randomly when we want to pick and hold for 2 Days in average. Importantly, Shooting Star shows strong performance when High criteria with trend, Low criteria with trend, Low criteria regardless of trend, Close criteria with trend is used instead of picking stocks randomly when we want to pick and hold for 2 Days in average. </w:t>
         <w:br/>
         <w:br/>
-        <w:t xml:space="preserve">Hammer shows strong performance when High criteria with trend, High criteria regardless of trend, Low criteria with trend, Low criteria regardless of trend is used instead of picking stocks randomly when we want to pick and hold for 4 Days in average. Furthermore, Hanging Man shows strong performance when Close criteria with trend is used instead of picking stocks randomly when we want to pick and hold for 4 Days in average. </w:t>
+        <w:t xml:space="preserve">Furthermore, Hammer shows strong performance when High criteria with trend, High criteria regardless of trend, Low criteria with trend, Low criteria regardless of trend is used instead of picking stocks randomly when we want to pick and hold for 4 Days in average. Furthermore, Hanging Man shows strong performance when Close criteria with trend is used instead of picking stocks randomly when we want to pick and hold for 4 Days in average. </w:t>
         <w:br/>
         <w:br/>
         <w:t xml:space="preserve">Shooting Star shows strong performance when High criteria with trend, Low criteria with trend, Close criteria with trend is used instead of picking stocks randomly when we want to pick and hold for 4 Days in average. And, Hanging Man shows strong performance when High criteria with trend, Low criteria with trend, Close criteria with trend is used instead of picking stocks randomly when we want to pick and hold for 8 Days in average. </w:t>
@@ -5136,7 +5133,7 @@
         <w:t xml:space="preserve">Hammer shows strong performance when High criteria with trend, High criteria regardless of trend, Low criteria with trend, Low criteria regardless of trend is used instead of picking stocks randomly when we want to pick and hold for 2 Days in average. </w:t>
         <w:br/>
         <w:br/>
-        <w:t xml:space="preserve">Shooting Star shows strong performance when High criteria with trend, High criteria regardless of trend, Low criteria with trend, Low criteria regardless of trend is used instead of picking stocks randomly when we want to pick and hold for 2 Days in average. And, Hammer shows strong performance when High criteria with trend is used instead of picking stocks randomly when we want to pick and hold for 4 Days in average. </w:t>
+        <w:t xml:space="preserve">Additionally, Shooting Star shows strong performance when High criteria with trend, High criteria regardless of trend, Low criteria with trend, Low criteria regardless of trend is used instead of picking stocks randomly when we want to pick and hold for 2 Days in average. Likewise, Hammer shows strong performance when High criteria with trend is used instead of picking stocks randomly when we want to pick and hold for 4 Days in average. </w:t>
         <w:br/>
         <w:br/>
         <w:t xml:space="preserve">Moreover, Shooting Star shows strong performance when Low criteria regardless of trend is used instead of picking stocks randomly when we want to pick and hold for 4 Days in average. And, Hammer shows strong performance when High criteria with trend, Low criteria with trend is used instead of picking stocks randomly when we want to pick and hold for 8 Days in average. </w:t>
@@ -7702,13 +7699,13 @@
         <w:t xml:space="preserve">Hanging Man shows strong performance when Low criteria with trend, Close criteria with trend is used instead of picking stocks randomly when we want to pick and hold for 2 Days in average. </w:t>
         <w:br/>
         <w:br/>
-        <w:t xml:space="preserve">Moreover, Shooting Star shows strong performance when High criteria with trend, High criteria regardless of trend, Low criteria with trend, Low criteria regardless of trend, Close criteria with trend is used instead of picking stocks randomly when we want to pick and hold for 2 Days in average. Additionally, Hanging Man shows strong performance when Close criteria with trend is used instead of picking stocks randomly when we want to pick and hold for 4 Days in average. </w:t>
+        <w:t xml:space="preserve">Shooting Star shows strong performance when High criteria with trend, High criteria regardless of trend, Low criteria with trend, Low criteria regardless of trend, Close criteria with trend is used instead of picking stocks randomly when we want to pick and hold for 2 Days in average. Moreover, Hanging Man shows strong performance when Close criteria with trend is used instead of picking stocks randomly when we want to pick and hold for 4 Days in average. </w:t>
         <w:br/>
         <w:br/>
-        <w:t xml:space="preserve">Likewise, Shooting Star shows strong performance when High criteria with trend, Low criteria with trend, Low criteria regardless of trend, Close criteria with trend is used instead of picking stocks randomly when we want to pick and hold for 4 Days in average. Importantly, Hanging Man shows strong performance when Close criteria with trend is used instead of picking stocks randomly when we want to pick and hold for 8 Days in average. </w:t>
+        <w:t xml:space="preserve">Shooting Star shows strong performance when High criteria with trend, Low criteria with trend, Low criteria regardless of trend, Close criteria with trend is used instead of picking stocks randomly when we want to pick and hold for 4 Days in average. And, Hanging Man shows strong performance when Close criteria with trend is used instead of picking stocks randomly when we want to pick and hold for 8 Days in average. </w:t>
         <w:br/>
         <w:br/>
-        <w:t xml:space="preserve">Furthermore, Shooting Star shows strong performance when High criteria with trend, Low criteria with trend, Close criteria with trend is used instead of picking stocks randomly when we want to pick and hold for 8 Days in average. </w:t>
+        <w:t xml:space="preserve">Shooting Star shows strong performance when High criteria with trend, Low criteria with trend, Close criteria with trend is used instead of picking stocks randomly when we want to pick and hold for 8 Days in average. </w:t>
         <w:br/>
         <w:br/>
         <w:t xml:space="preserve">Hammer shows </w:t>
@@ -7721,9 +7718,6 @@
         <w:t xml:space="preserve">  - ['hit_percentage_high_all'] for 8 Days. </w:t>
         <w:br/>
         <w:br/>
-        <w:br/>
-        <w:br/>
-        <w:t xml:space="preserve">Inverted Hammer shows </w:t>
         <w:br/>
         <w:br/>
         <w:t xml:space="preserve">Hanging Man shows significantly positive results for </w:t>
@@ -10263,10 +10257,10 @@
         <w:t xml:space="preserve">Hammer shows strong performance when High criteria with trend, High criteria regardless of trend, Low criteria with trend, Low criteria regardless of trend is used instead of picking stocks randomly when we want to pick and hold for 2 Days in average. </w:t>
         <w:br/>
         <w:br/>
-        <w:t xml:space="preserve">Additionally, Shooting Star shows strong performance when Low criteria regardless of trend is used instead of picking stocks randomly when we want to pick and hold for 2 Days in average. Importantly, Hammer shows strong performance when High criteria with trend, High criteria regardless of trend, Low criteria regardless of trend is used instead of picking stocks randomly when we want to pick and hold for 4 Days in average. </w:t>
+        <w:t xml:space="preserve">Shooting Star shows strong performance when Low criteria regardless of trend is used instead of picking stocks randomly when we want to pick and hold for 2 Days in average. And, Hammer shows strong performance when High criteria with trend, High criteria regardless of trend, Low criteria regardless of trend is used instead of picking stocks randomly when we want to pick and hold for 4 Days in average. </w:t>
         <w:br/>
         <w:br/>
-        <w:t xml:space="preserve">Hammer shows strong performance when High criteria with trend, High criteria regardless of trend, Low criteria with trend, Low criteria regardless of trend is used instead of picking stocks randomly when we want to pick and hold for 8 Days in average. </w:t>
+        <w:t xml:space="preserve">Furthermore, Hammer shows strong performance when High criteria with trend, High criteria regardless of trend, Low criteria with trend, Low criteria regardless of trend is used instead of picking stocks randomly when we want to pick and hold for 8 Days in average. </w:t>
         <w:br/>
         <w:br/>
         <w:t xml:space="preserve">Hammer shows significantly positive results for </w:t>
@@ -10283,9 +10277,6 @@
         <w:t xml:space="preserve">  - ['hit_percentage_high_trend', 'hit_percentage_high_all', 'hit_percentage_low_trend'] for 8 Days. </w:t>
         <w:br/>
         <w:br/>
-        <w:br/>
-        <w:br/>
-        <w:t xml:space="preserve">Inverted Hammer shows </w:t>
         <w:br/>
         <w:br/>
         <w:t xml:space="preserve">Hanging Man shows  shows negative results for </w:t>
@@ -12816,13 +12807,13 @@
         <w:t xml:space="preserve">Hammer shows strong performance when High criteria with trend, High criteria regardless of trend is used instead of picking stocks randomly when we want to pick and hold for 2 Days in average. </w:t>
         <w:br/>
         <w:br/>
-        <w:t xml:space="preserve">Similarly, Hanging Man shows strong performance when Close criteria with trend is used instead of picking stocks randomly when we want to pick and hold for 2 Days in average. Furthermore, Shooting Star shows strong performance when High criteria with trend, Low criteria with trend, Low criteria regardless of trend is used instead of picking stocks randomly when we want to pick and hold for 2 Days in average. </w:t>
+        <w:t xml:space="preserve">And, Hanging Man shows strong performance when Close criteria with trend is used instead of picking stocks randomly when we want to pick and hold for 2 Days in average. Additionally, Shooting Star shows strong performance when High criteria with trend, Low criteria with trend, Low criteria regardless of trend is used instead of picking stocks randomly when we want to pick and hold for 2 Days in average. </w:t>
         <w:br/>
         <w:br/>
-        <w:t xml:space="preserve">Moreover, Hanging Man shows strong performance when High criteria with trend, Low criteria with trend, Close criteria with trend is used instead of picking stocks randomly when we want to pick and hold for 4 Days in average. Additionally, Shooting Star shows strong performance when High criteria with trend, Low criteria with trend is used instead of picking stocks randomly when we want to pick and hold for 4 Days in average. </w:t>
+        <w:t xml:space="preserve">Hanging Man shows strong performance when High criteria with trend, Low criteria with trend, Close criteria with trend is used instead of picking stocks randomly when we want to pick and hold for 4 Days in average. Similarly, Shooting Star shows strong performance when High criteria with trend, Low criteria with trend is used instead of picking stocks randomly when we want to pick and hold for 4 Days in average. </w:t>
         <w:br/>
         <w:br/>
-        <w:t xml:space="preserve">Hanging Man shows strong performance when Low criteria with trend, Close criteria with trend is used instead of picking stocks randomly when we want to pick and hold for 8 Days in average. Additionally, Shooting Star shows strong performance when High criteria with trend, Low criteria with trend, Close criteria with trend is used instead of picking stocks randomly when we want to pick and hold for 8 Days in average. </w:t>
+        <w:t xml:space="preserve">Hanging Man shows strong performance when Low criteria with trend, Close criteria with trend is used instead of picking stocks randomly when we want to pick and hold for 8 Days in average. Moreover, Shooting Star shows strong performance when High criteria with trend, Low criteria with trend, Close criteria with trend is used instead of picking stocks randomly when we want to pick and hold for 8 Days in average. </w:t>
         <w:br/>
         <w:br/>
         <w:t xml:space="preserve">Hammer shows significantly positive results for </w:t>
@@ -12839,9 +12830,6 @@
         <w:t xml:space="preserve">  - ['hit_percentage_close_trend'] for 2 Days. </w:t>
         <w:br/>
         <w:br/>
-        <w:br/>
-        <w:br/>
-        <w:t xml:space="preserve">Inverted Hammer shows </w:t>
         <w:br/>
         <w:br/>
         <w:t xml:space="preserve">Hanging Man shows significantly positive results for </w:t>
@@ -15379,10 +15367,10 @@
         <w:t xml:space="preserve">Hammer shows strong performance when High criteria with trend, High criteria regardless of trend, Low criteria regardless of trend is used instead of picking stocks randomly when we want to pick and hold for 2 Days in average. </w:t>
         <w:br/>
         <w:br/>
-        <w:t xml:space="preserve">Shooting Star shows strong performance when Low criteria with trend is used instead of picking stocks randomly when we want to pick and hold for 2 Days in average. Moreover, Hammer shows strong performance when High criteria with trend, High criteria regardless of trend, Low criteria with trend is used instead of picking stocks randomly when we want to pick and hold for 4 Days in average. </w:t>
+        <w:t xml:space="preserve">Furthermore, Shooting Star shows strong performance when Low criteria with trend is used instead of picking stocks randomly when we want to pick and hold for 2 Days in average. Moreover, Hammer shows strong performance when High criteria with trend, High criteria regardless of trend, Low criteria with trend is used instead of picking stocks randomly when we want to pick and hold for 4 Days in average. </w:t>
         <w:br/>
         <w:br/>
-        <w:t xml:space="preserve">Additionally, Hammer shows strong performance when High criteria with trend, Low criteria with trend is used instead of picking stocks randomly when we want to pick and hold for 8 Days in average. </w:t>
+        <w:t xml:space="preserve">Moreover, Hammer shows strong performance when High criteria with trend, Low criteria with trend is used instead of picking stocks randomly when we want to pick and hold for 8 Days in average. </w:t>
         <w:br/>
         <w:br/>
         <w:t xml:space="preserve">Hammer shows significantly positive results for </w:t>
@@ -15401,9 +15389,6 @@
         <w:t xml:space="preserve">  - ['hit_percentage_high_all'] for 8 Days. </w:t>
         <w:br/>
         <w:br/>
-        <w:br/>
-        <w:br/>
-        <w:t xml:space="preserve">Inverted Hammer shows </w:t>
         <w:br/>
         <w:br/>
         <w:t xml:space="preserve">Hanging Man shows  shows negative results for </w:t>
@@ -17924,13 +17909,13 @@
         <w:t xml:space="preserve">Hammer shows strong performance when High criteria with trend, High criteria regardless of trend, Low criteria with trend, Low criteria regardless of trend is used instead of picking stocks randomly when we want to pick and hold for 2 Days in average. </w:t>
         <w:br/>
         <w:br/>
-        <w:t xml:space="preserve">And, Hanging Man shows strong performance when Close criteria with trend is used instead of picking stocks randomly when we want to pick and hold for 2 Days in average. Similarly, Shooting Star shows strong performance when High criteria with trend, Low criteria with trend, Low criteria regardless of trend is used instead of picking stocks randomly when we want to pick and hold for 2 Days in average. </w:t>
+        <w:t xml:space="preserve">Furthermore, Hanging Man shows strong performance when Close criteria with trend is used instead of picking stocks randomly when we want to pick and hold for 2 Days in average. Likewise, Shooting Star shows strong performance when High criteria with trend, Low criteria with trend, Low criteria regardless of trend is used instead of picking stocks randomly when we want to pick and hold for 2 Days in average. </w:t>
         <w:br/>
         <w:br/>
-        <w:t xml:space="preserve">Additionally, Hammer shows strong performance when High criteria with trend, High criteria regardless of trend is used instead of picking stocks randomly when we want to pick and hold for 4 Days in average. Importantly, Hanging Man shows strong performance when Close criteria with trend is used instead of picking stocks randomly when we want to pick and hold for 4 Days in average. </w:t>
+        <w:t xml:space="preserve">Additionally, Hammer shows strong performance when High criteria with trend, High criteria regardless of trend is used instead of picking stocks randomly when we want to pick and hold for 4 Days in average. Moreover, Hanging Man shows strong performance when Close criteria with trend is used instead of picking stocks randomly when we want to pick and hold for 4 Days in average. </w:t>
         <w:br/>
         <w:br/>
-        <w:t xml:space="preserve">Importantly, Shooting Star shows strong performance when High criteria with trend, Low criteria with trend is used instead of picking stocks randomly when we want to pick and hold for 4 Days in average. Importantly, Shooting Star shows strong performance when High criteria with trend, Low criteria with trend, Close criteria with trend is used instead of picking stocks randomly when we want to pick and hold for 8 Days in average. </w:t>
+        <w:t xml:space="preserve">Shooting Star shows strong performance when High criteria with trend, Low criteria with trend is used instead of picking stocks randomly when we want to pick and hold for 4 Days in average. And, Shooting Star shows strong performance when High criteria with trend, Low criteria with trend, Close criteria with trend is used instead of picking stocks randomly when we want to pick and hold for 8 Days in average. </w:t>
         <w:br/>
         <w:br/>
         <w:t xml:space="preserve">Hammer shows significantly positive results for </w:t>
@@ -20491,7 +20476,7 @@
         <w:t xml:space="preserve">Hammer shows strong performance when High criteria with trend, Low criteria with trend is used instead of picking stocks randomly when we want to pick and hold for 2 Days in average. </w:t>
         <w:br/>
         <w:br/>
-        <w:t xml:space="preserve">Shooting Star shows strong performance when High criteria with trend, Low criteria with trend, Low criteria regardless of trend is used instead of picking stocks randomly when we want to pick and hold for 2 Days in average. Importantly, Hammer shows strong performance when High criteria with trend is used instead of picking stocks randomly when we want to pick and hold for 4 Days in average. </w:t>
+        <w:t xml:space="preserve">Importantly, Shooting Star shows strong performance when High criteria with trend, Low criteria with trend, Low criteria regardless of trend is used instead of picking stocks randomly when we want to pick and hold for 2 Days in average. Furthermore, Hammer shows strong performance when High criteria with trend is used instead of picking stocks randomly when we want to pick and hold for 4 Days in average. </w:t>
         <w:br/>
         <w:br/>
         <w:t xml:space="preserve">Shooting Star shows strong performance when Low criteria regardless of trend is used instead of picking stocks randomly when we want to pick and hold for 4 Days in average. </w:t>
@@ -23059,16 +23044,16 @@
         <w:t xml:space="preserve">Hammer shows strong performance when Low criteria with trend is used instead of picking stocks randomly when we want to pick and hold for 2 Days in average. </w:t>
         <w:br/>
         <w:br/>
-        <w:t xml:space="preserve">Hanging Man shows strong performance when Close criteria with trend is used instead of picking stocks randomly when we want to pick and hold for 2 Days in average. Likewise, Shooting Star shows strong performance when High criteria with trend, High criteria regardless of trend, Low criteria with trend, Low criteria regardless of trend is used instead of picking stocks randomly when we want to pick and hold for 2 Days in average. </w:t>
+        <w:t xml:space="preserve">Additionally, Hanging Man shows strong performance when Close criteria with trend is used instead of picking stocks randomly when we want to pick and hold for 2 Days in average. Likewise, Shooting Star shows strong performance when High criteria with trend, High criteria regardless of trend, Low criteria with trend, Low criteria regardless of trend is used instead of picking stocks randomly when we want to pick and hold for 2 Days in average. </w:t>
         <w:br/>
         <w:br/>
-        <w:t xml:space="preserve">Hammer shows strong performance when High criteria with trend, Low criteria with trend is used instead of picking stocks randomly when we want to pick and hold for 4 Days in average. Likewise, Hanging Man shows strong performance when Close criteria with trend is used instead of picking stocks randomly when we want to pick and hold for 4 Days in average. </w:t>
+        <w:t xml:space="preserve">Importantly, Hammer shows strong performance when High criteria with trend, Low criteria with trend is used instead of picking stocks randomly when we want to pick and hold for 4 Days in average. And, Hanging Man shows strong performance when Close criteria with trend is used instead of picking stocks randomly when we want to pick and hold for 4 Days in average. </w:t>
         <w:br/>
         <w:br/>
         <w:t xml:space="preserve">Shooting Star shows strong performance when High criteria with trend, Low criteria with trend, Close criteria with trend is used instead of picking stocks randomly when we want to pick and hold for 4 Days in average. And, Hanging Man shows strong performance when Close criteria with trend is used instead of picking stocks randomly when we want to pick and hold for 8 Days in average. </w:t>
         <w:br/>
         <w:br/>
-        <w:t xml:space="preserve">Shooting Star shows strong performance when High criteria with trend, Low criteria with trend, Close criteria with trend is used instead of picking stocks randomly when we want to pick and hold for 8 Days in average. </w:t>
+        <w:t xml:space="preserve">Additionally, Shooting Star shows strong performance when High criteria with trend, Low criteria with trend, Close criteria with trend is used instead of picking stocks randomly when we want to pick and hold for 8 Days in average. </w:t>
         <w:br/>
         <w:br/>
         <w:t xml:space="preserve">Hammer shows significantly positive results for </w:t>
@@ -23085,9 +23070,6 @@
         <w:t xml:space="preserve">  - ['hit_percentage_low_all'] for 8 Days. </w:t>
         <w:br/>
         <w:br/>
-        <w:br/>
-        <w:br/>
-        <w:t xml:space="preserve">Inverted Hammer shows </w:t>
         <w:br/>
         <w:br/>
         <w:t xml:space="preserve">Hanging Man shows significantly positive results for </w:t>

--- a/src/steps/docx_output/thesis.docx
+++ b/src/steps/docx_output/thesis.docx
@@ -21,45 +21,11 @@
         <w:t>during a sustained Bullish market phase.</w:t>
         <w:br/>
         <w:br/>
-        <w:t xml:space="preserve">Hammer shows strong performance when High criteria with trend, High criteria regardless of trend, Low criteria with trend, Low criteria regardless of trend is used instead of picking stocks randomly when we want to pick and hold for 2 Days in average. </w:t>
+        <w:t xml:space="preserve">Hammer shows significantly positive results for  High criteria with trend and High criteria regardless of trend for 2 Days. Hammer shows positive results for  Low criteria with trend, Low criteria regardless of trend for 2 Days, High criteria regardless of trend, Low criteria regardless of trend for 4 Days, High criteria regardless of trend, Low criteria with trend and Low criteria regardless of trend for 8 Days. </w:t>
         <w:br/>
+        <w:t xml:space="preserve">Hanging Man shows negative results for  High criteria with trend, High criteria regardless of trend and Low criteria regardless of trend for 2 Days. </w:t>
         <w:br/>
-        <w:t xml:space="preserve">Shooting Star shows strong performance when High criteria with trend, High criteria regardless of trend is used instead of picking stocks randomly when we want to pick and hold for 2 Days in average. Additionally, Hammer shows strong performance when High criteria regardless of trend is used instead of picking stocks randomly when we want to pick and hold for 4 Days in average. </w:t>
-        <w:br/>
-        <w:br/>
-        <w:t xml:space="preserve">Hammer shows significantly positive results for </w:t>
-        <w:br/>
-        <w:t xml:space="preserve">  - ['hit_percentage_high_trend', 'hit_percentage_high_all'] for 2 Days. </w:t>
-        <w:br/>
-        <w:br/>
-        <w:t xml:space="preserve">Hammer shows positive results for </w:t>
-        <w:br/>
-        <w:t xml:space="preserve">  - ['hit_percentage_low_trend', 'hit_percentage_low_all'] for 2 Days</w:t>
-        <w:br/>
-        <w:t xml:space="preserve">  - ['hit_percentage_high_all', 'hit_percentage_low_all'] for 4 Days</w:t>
-        <w:br/>
-        <w:t xml:space="preserve">  - ['hit_percentage_high_all', 'hit_percentage_low_trend', 'hit_percentage_low_all'] for 8 Days. </w:t>
-        <w:br/>
-        <w:br/>
-        <w:br/>
-        <w:br/>
-        <w:t xml:space="preserve">Hanging Man shows  shows negative results for </w:t>
-        <w:br/>
-        <w:t xml:space="preserve">  - ['hit_percentage_high_trend', 'hit_percentage_high_all', 'hit_percentage_low_all'] for 2 Days. </w:t>
-        <w:br/>
-        <w:br/>
-        <w:br/>
-        <w:br/>
-        <w:t xml:space="preserve">Shooting Star shows </w:t>
-        <w:br/>
-        <w:br/>
-        <w:t xml:space="preserve">Shooting Star shows positive results for </w:t>
-        <w:br/>
-        <w:t xml:space="preserve">  - ['hit_percentage_high_trend', 'hit_percentage_high_all', 'hit_percentage_low_trend', 'hit_percentage_low_all'] for 2 Days</w:t>
-        <w:br/>
-        <w:t xml:space="preserve">  - ['hit_percentage_low_trend'] for 4 Days. </w:t>
-        <w:br/>
-        <w:br/>
+        <w:t xml:space="preserve">Shooting Star shows positive results for  High criteria with trend, High criteria regardless of trend, Low criteria with trend, Low criteria regardless of trend for 2 Days and Low criteria with trend for 4 Days. </w:t>
       </w:r>
     </w:p>
     <w:tbl>
@@ -2558,80 +2524,13 @@
         <w:t>during a sustained Bearish market phase.</w:t>
         <w:br/>
         <w:br/>
-        <w:t xml:space="preserve">Hammer shows strong performance when High criteria with trend, High criteria regardless of trend, Low criteria with trend, Low criteria regardless of trend is used instead of picking stocks randomly when we want to pick and hold for 2 Days in average. </w:t>
+        <w:t xml:space="preserve">Hammer shows significantly positive results for  High criteria with trend, High criteria regardless of trend, Low criteria with trend, Low criteria regardless of trend for 2 Days, High criteria with trend and High criteria regardless of trend for 4 Days. Hammer shows positive results for  Low criteria with trend, Low criteria regardless of trend for 4 Days and High criteria regardless of trend for 8 Days. Hammer shows negative results for  Close criteria with trend for 8 Days. </w:t>
         <w:br/>
+        <w:t xml:space="preserve">Inverted Hammer shows negative results for  Low criteria regardless of trend for 2 Days and Low criteria with trend for 8 Days. </w:t>
         <w:br/>
-        <w:t xml:space="preserve">Moreover, Hanging Man shows strong performance when Close criteria with trend is used instead of picking stocks randomly when we want to pick and hold for 2 Days in average. Importantly, Shooting Star shows strong performance when High criteria with trend, Low criteria with trend, Low criteria regardless of trend, Close criteria with trend is used instead of picking stocks randomly when we want to pick and hold for 2 Days in average. </w:t>
+        <w:t xml:space="preserve">Hanging Man shows significantly positive results for  Close criteria with trend for 4 Days, High criteria with trend, Low criteria with trend and Close criteria with trend for 8 Days. Hanging Man shows positive results for  Close criteria with trend for 2 Days. Hanging Man shows negative results for  High criteria regardless of trend and Low criteria regardless of trend for 2 Days. </w:t>
         <w:br/>
-        <w:br/>
-        <w:t xml:space="preserve">Furthermore, Hammer shows strong performance when High criteria with trend, High criteria regardless of trend, Low criteria with trend, Low criteria regardless of trend is used instead of picking stocks randomly when we want to pick and hold for 4 Days in average. Furthermore, Hanging Man shows strong performance when Close criteria with trend is used instead of picking stocks randomly when we want to pick and hold for 4 Days in average. </w:t>
-        <w:br/>
-        <w:br/>
-        <w:t xml:space="preserve">Shooting Star shows strong performance when High criteria with trend, Low criteria with trend, Close criteria with trend is used instead of picking stocks randomly when we want to pick and hold for 4 Days in average. And, Hanging Man shows strong performance when High criteria with trend, Low criteria with trend, Close criteria with trend is used instead of picking stocks randomly when we want to pick and hold for 8 Days in average. </w:t>
-        <w:br/>
-        <w:br/>
-        <w:t xml:space="preserve">Shooting Star shows strong performance when High criteria with trend, Low criteria with trend, Close criteria with trend is used instead of picking stocks randomly when we want to pick and hold for 8 Days in average. </w:t>
-        <w:br/>
-        <w:br/>
-        <w:t xml:space="preserve">Hammer shows significantly positive results for </w:t>
-        <w:br/>
-        <w:t xml:space="preserve">  - ['hit_percentage_high_trend', 'hit_percentage_high_all', 'hit_percentage_low_trend', 'hit_percentage_low_all'] for 2 Days</w:t>
-        <w:br/>
-        <w:t xml:space="preserve">  - ['hit_percentage_high_trend', 'hit_percentage_high_all'] for 4 Days. </w:t>
-        <w:br/>
-        <w:br/>
-        <w:t xml:space="preserve">Hammer shows positive results for </w:t>
-        <w:br/>
-        <w:t xml:space="preserve">  - ['hit_percentage_low_trend', 'hit_percentage_low_all'] for 4 Days</w:t>
-        <w:br/>
-        <w:t xml:space="preserve">  - ['hit_percentage_high_all'] for 8 Days.  shows negative results for </w:t>
-        <w:br/>
-        <w:t xml:space="preserve">  - ['hit_percentage_close_trend'] for 8 Days. </w:t>
-        <w:br/>
-        <w:br/>
-        <w:br/>
-        <w:br/>
-        <w:t xml:space="preserve">Inverted Hammer shows  shows negative results for </w:t>
-        <w:br/>
-        <w:t xml:space="preserve">  - ['hit_percentage_low_all'] for 2 Days</w:t>
-        <w:br/>
-        <w:t xml:space="preserve">  - ['hit_percentage_low_trend'] for 8 Days. </w:t>
-        <w:br/>
-        <w:br/>
-        <w:br/>
-        <w:br/>
-        <w:t xml:space="preserve">Hanging Man shows significantly positive results for </w:t>
-        <w:br/>
-        <w:t xml:space="preserve">  - ['hit_percentage_close_trend'] for 4 Days</w:t>
-        <w:br/>
-        <w:t xml:space="preserve">  - ['hit_percentage_high_trend', 'hit_percentage_low_trend', 'hit_percentage_close_trend'] for 8 Days. </w:t>
-        <w:br/>
-        <w:br/>
-        <w:t xml:space="preserve">Hanging Man shows positive results for </w:t>
-        <w:br/>
-        <w:t xml:space="preserve">  - ['hit_percentage_close_trend'] for 2 Days.  shows negative results for </w:t>
-        <w:br/>
-        <w:t xml:space="preserve">  - ['hit_percentage_high_all', 'hit_percentage_low_all'] for 2 Days. </w:t>
-        <w:br/>
-        <w:br/>
-        <w:br/>
-        <w:br/>
-        <w:t xml:space="preserve">Shooting Star shows significantly positive results for </w:t>
-        <w:br/>
-        <w:t xml:space="preserve">  - ['hit_percentage_high_trend', 'hit_percentage_low_trend', 'hit_percentage_low_all'] for 2 Days</w:t>
-        <w:br/>
-        <w:t xml:space="preserve">  - ['hit_percentage_high_trend', 'hit_percentage_low_trend', 'hit_percentage_close_trend'] for 4 Days</w:t>
-        <w:br/>
-        <w:t xml:space="preserve">  - ['hit_percentage_high_trend', 'hit_percentage_low_trend'] for 8 Days. </w:t>
-        <w:br/>
-        <w:br/>
-        <w:t xml:space="preserve">Shooting Star shows positive results for </w:t>
-        <w:br/>
-        <w:t xml:space="preserve">  - ['hit_percentage_high_all', 'hit_percentage_close_trend'] for 2 Days</w:t>
-        <w:br/>
-        <w:t xml:space="preserve">  - ['hit_percentage_close_trend'] for 8 Days. </w:t>
-        <w:br/>
-        <w:br/>
+        <w:t xml:space="preserve">Shooting Star shows significantly positive results for  High criteria with trend, Low criteria with trend, Low criteria regardless of trend for 2 Days, High criteria with trend, Low criteria with trend, Close criteria with trend for 4 Days, High criteria with trend and Low criteria with trend for 8 Days. Shooting Star shows positive results for  High criteria regardless of trend, Close criteria with trend for 2 Days and Close criteria with trend for 8 Days. </w:t>
       </w:r>
     </w:p>
     <w:tbl>
@@ -5130,74 +5029,13 @@
         <w:t>during a sustained Bullish market phase.</w:t>
         <w:br/>
         <w:br/>
-        <w:t xml:space="preserve">Hammer shows strong performance when High criteria with trend, High criteria regardless of trend, Low criteria with trend, Low criteria regardless of trend is used instead of picking stocks randomly when we want to pick and hold for 2 Days in average. </w:t>
+        <w:t xml:space="preserve">Hammer shows significantly positive results for  High criteria with trend, Low criteria with trend for 2 Days and High criteria with trend for 8 Days. Hammer shows positive results for  High criteria regardless of trend, Low criteria regardless of trend for 2 Days, High criteria with trend, High criteria regardless of trend, Low criteria with trend for 4 Days and Low criteria with trend for 8 Days. Hammer shows negative results for  Close criteria regardless of trend for 8 Days. </w:t>
         <w:br/>
+        <w:t xml:space="preserve">Inverted Hammer shows positive results for  Close criteria with trend for 2 Days and Close criteria with trend for 8 Days. </w:t>
         <w:br/>
-        <w:t xml:space="preserve">Additionally, Shooting Star shows strong performance when High criteria with trend, High criteria regardless of trend, Low criteria with trend, Low criteria regardless of trend is used instead of picking stocks randomly when we want to pick and hold for 2 Days in average. Likewise, Hammer shows strong performance when High criteria with trend is used instead of picking stocks randomly when we want to pick and hold for 4 Days in average. </w:t>
+        <w:t xml:space="preserve">Hanging Man shows negative results for  Low criteria regardless of trend for 2 Days, High criteria with trend, Low criteria with trend for 4 Days, High criteria with trend, Low criteria with trend and Close criteria with trend for 8 Days. </w:t>
         <w:br/>
-        <w:br/>
-        <w:t xml:space="preserve">Moreover, Shooting Star shows strong performance when Low criteria regardless of trend is used instead of picking stocks randomly when we want to pick and hold for 4 Days in average. And, Hammer shows strong performance when High criteria with trend, Low criteria with trend is used instead of picking stocks randomly when we want to pick and hold for 8 Days in average. </w:t>
-        <w:br/>
-        <w:br/>
-        <w:t xml:space="preserve">Hammer shows significantly positive results for </w:t>
-        <w:br/>
-        <w:t xml:space="preserve">  - ['hit_percentage_high_trend', 'hit_percentage_low_trend'] for 2 Days</w:t>
-        <w:br/>
-        <w:t xml:space="preserve">  - ['hit_percentage_high_trend'] for 8 Days. </w:t>
-        <w:br/>
-        <w:br/>
-        <w:t xml:space="preserve">Hammer shows positive results for </w:t>
-        <w:br/>
-        <w:t xml:space="preserve">  - ['hit_percentage_high_all', 'hit_percentage_low_all'] for 2 Days</w:t>
-        <w:br/>
-        <w:t xml:space="preserve">  - ['hit_percentage_high_trend', 'hit_percentage_high_all', 'hit_percentage_low_trend'] for 4 Days</w:t>
-        <w:br/>
-        <w:t xml:space="preserve">  - ['hit_percentage_low_trend'] for 8 Days.  shows negative results for </w:t>
-        <w:br/>
-        <w:t xml:space="preserve">  - ['hit_percentage_close_all'] for 8 Days. </w:t>
-        <w:br/>
-        <w:br/>
-        <w:br/>
-        <w:br/>
-        <w:t xml:space="preserve">Inverted Hammer shows </w:t>
-        <w:br/>
-        <w:br/>
-        <w:t xml:space="preserve">Inverted Hammer shows positive results for </w:t>
-        <w:br/>
-        <w:t xml:space="preserve">  - ['hit_percentage_close_trend'] for 2 Days</w:t>
-        <w:br/>
-        <w:t xml:space="preserve">  - ['hit_percentage_close_trend'] for 8 Days. </w:t>
-        <w:br/>
-        <w:br/>
-        <w:br/>
-        <w:br/>
-        <w:t xml:space="preserve">Hanging Man shows  shows negative results for </w:t>
-        <w:br/>
-        <w:t xml:space="preserve">  - ['hit_percentage_low_all'] for 2 Days</w:t>
-        <w:br/>
-        <w:t xml:space="preserve">  - ['hit_percentage_high_trend', 'hit_percentage_low_trend'] for 4 Days</w:t>
-        <w:br/>
-        <w:t xml:space="preserve">  - ['hit_percentage_high_trend', 'hit_percentage_low_trend', 'hit_percentage_close_trend'] for 8 Days. </w:t>
-        <w:br/>
-        <w:br/>
-        <w:br/>
-        <w:br/>
-        <w:t xml:space="preserve">Shooting Star shows significantly positive results for </w:t>
-        <w:br/>
-        <w:t xml:space="preserve">  - ['hit_percentage_high_trend', 'hit_percentage_low_trend', 'hit_percentage_low_all'] for 2 Days. </w:t>
-        <w:br/>
-        <w:br/>
-        <w:t xml:space="preserve">Shooting Star shows positive results for </w:t>
-        <w:br/>
-        <w:t xml:space="preserve">  - ['hit_percentage_high_all'] for 2 Days</w:t>
-        <w:br/>
-        <w:t xml:space="preserve">  - ['hit_percentage_low_trend', 'hit_percentage_low_all'] for 4 Days</w:t>
-        <w:br/>
-        <w:t xml:space="preserve">  - ['hit_percentage_low_all'] for 8 Days.  shows negative results for </w:t>
-        <w:br/>
-        <w:t xml:space="preserve">  - ['hit_percentage_high_trend', 'hit_percentage_low_trend', 'hit_percentage_close_trend'] for 8 Days. </w:t>
-        <w:br/>
-        <w:br/>
+        <w:t xml:space="preserve">Shooting Star shows significantly positive results for  High criteria with trend, Low criteria with trend and Low criteria regardless of trend for 2 Days. Shooting Star shows positive results for  High criteria regardless of trend for 2 Days, Low criteria with trend, Low criteria regardless of trend for 4 Days and Low criteria regardless of trend for 8 Days. Shooting Star shows negative results for  High criteria with trend, Low criteria with trend and Close criteria with trend for 8 Days. </w:t>
       </w:r>
     </w:p>
     <w:tbl>
@@ -7696,66 +7534,11 @@
         <w:t>during a sustained Bearish market phase.</w:t>
         <w:br/>
         <w:br/>
-        <w:t xml:space="preserve">Hanging Man shows strong performance when Low criteria with trend, Close criteria with trend is used instead of picking stocks randomly when we want to pick and hold for 2 Days in average. </w:t>
+        <w:t xml:space="preserve">Hammer shows positive results for  High criteria with trend for 2 Days and High criteria regardless of trend for 8 Days. </w:t>
         <w:br/>
+        <w:t xml:space="preserve">Hanging Man shows significantly positive results for  Close criteria with trend for 2 Days and Close criteria with trend for 8 Days. Hanging Man shows positive results for  Low criteria with trend for 2 Days, Close criteria with trend for 4 Days, High criteria with trend and Low criteria with trend for 8 Days. Hanging Man shows negative results for  High criteria regardless of trend for 2 Days. </w:t>
         <w:br/>
-        <w:t xml:space="preserve">Shooting Star shows strong performance when High criteria with trend, High criteria regardless of trend, Low criteria with trend, Low criteria regardless of trend, Close criteria with trend is used instead of picking stocks randomly when we want to pick and hold for 2 Days in average. Moreover, Hanging Man shows strong performance when Close criteria with trend is used instead of picking stocks randomly when we want to pick and hold for 4 Days in average. </w:t>
-        <w:br/>
-        <w:br/>
-        <w:t xml:space="preserve">Shooting Star shows strong performance when High criteria with trend, Low criteria with trend, Low criteria regardless of trend, Close criteria with trend is used instead of picking stocks randomly when we want to pick and hold for 4 Days in average. And, Hanging Man shows strong performance when Close criteria with trend is used instead of picking stocks randomly when we want to pick and hold for 8 Days in average. </w:t>
-        <w:br/>
-        <w:br/>
-        <w:t xml:space="preserve">Shooting Star shows strong performance when High criteria with trend, Low criteria with trend, Close criteria with trend is used instead of picking stocks randomly when we want to pick and hold for 8 Days in average. </w:t>
-        <w:br/>
-        <w:br/>
-        <w:t xml:space="preserve">Hammer shows </w:t>
-        <w:br/>
-        <w:br/>
-        <w:t xml:space="preserve">Hammer shows positive results for </w:t>
-        <w:br/>
-        <w:t xml:space="preserve">  - ['hit_percentage_high_trend'] for 2 Days</w:t>
-        <w:br/>
-        <w:t xml:space="preserve">  - ['hit_percentage_high_all'] for 8 Days. </w:t>
-        <w:br/>
-        <w:br/>
-        <w:br/>
-        <w:br/>
-        <w:t xml:space="preserve">Hanging Man shows significantly positive results for </w:t>
-        <w:br/>
-        <w:t xml:space="preserve">  - ['hit_percentage_close_trend'] for 2 Days</w:t>
-        <w:br/>
-        <w:t xml:space="preserve">  - ['hit_percentage_close_trend'] for 8 Days. </w:t>
-        <w:br/>
-        <w:br/>
-        <w:t xml:space="preserve">Hanging Man shows positive results for </w:t>
-        <w:br/>
-        <w:t xml:space="preserve">  - ['hit_percentage_low_trend'] for 2 Days</w:t>
-        <w:br/>
-        <w:t xml:space="preserve">  - ['hit_percentage_close_trend'] for 4 Days</w:t>
-        <w:br/>
-        <w:t xml:space="preserve">  - ['hit_percentage_high_trend', 'hit_percentage_low_trend'] for 8 Days.  shows negative results for </w:t>
-        <w:br/>
-        <w:t xml:space="preserve">  - ['hit_percentage_high_all'] for 2 Days. </w:t>
-        <w:br/>
-        <w:br/>
-        <w:br/>
-        <w:br/>
-        <w:t xml:space="preserve">Shooting Star shows significantly positive results for </w:t>
-        <w:br/>
-        <w:t xml:space="preserve">  - ['hit_percentage_high_trend', 'hit_percentage_low_trend', 'hit_percentage_low_all'] for 2 Days</w:t>
-        <w:br/>
-        <w:t xml:space="preserve">  - ['hit_percentage_high_trend', 'hit_percentage_low_trend'] for 4 Days</w:t>
-        <w:br/>
-        <w:t xml:space="preserve">  - ['hit_percentage_high_trend', 'hit_percentage_low_trend', 'hit_percentage_close_trend'] for 8 Days. </w:t>
-        <w:br/>
-        <w:br/>
-        <w:t xml:space="preserve">Shooting Star shows positive results for </w:t>
-        <w:br/>
-        <w:t xml:space="preserve">  - ['hit_percentage_high_all', 'hit_percentage_close_trend'] for 2 Days</w:t>
-        <w:br/>
-        <w:t xml:space="preserve">  - ['hit_percentage_low_all', 'hit_percentage_close_trend'] for 4 Days. </w:t>
-        <w:br/>
-        <w:br/>
+        <w:t xml:space="preserve">Shooting Star shows significantly positive results for  High criteria with trend, Low criteria with trend, Low criteria regardless of trend for 2 Days, High criteria with trend, Low criteria with trend for 4 Days, High criteria with trend, Low criteria with trend and Close criteria with trend for 8 Days. Shooting Star shows positive results for  High criteria regardless of trend, Close criteria with trend for 2 Days, Low criteria regardless of trend and Close criteria with trend for 4 Days. </w:t>
       </w:r>
     </w:p>
     <w:tbl>
@@ -10254,58 +10037,11 @@
         <w:t>during a sustained Bullish market phase.</w:t>
         <w:br/>
         <w:br/>
-        <w:t xml:space="preserve">Hammer shows strong performance when High criteria with trend, High criteria regardless of trend, Low criteria with trend, Low criteria regardless of trend is used instead of picking stocks randomly when we want to pick and hold for 2 Days in average. </w:t>
+        <w:t xml:space="preserve">Hammer shows significantly positive results for  Low criteria regardless of trend for 8 Days. Hammer shows positive results for  High criteria with trend, High criteria regardless of trend, Low criteria with trend, Low criteria regardless of trend for 2 Days, High criteria with trend, High criteria regardless of trend, Low criteria with trend, Low criteria regardless of trend for 4 Days, High criteria with trend, High criteria regardless of trend and Low criteria with trend for 8 Days. </w:t>
         <w:br/>
+        <w:t xml:space="preserve">Hanging Man shows negative results for  High criteria with trend, Low criteria with trend, Close criteria with trend for 2 Days, High criteria with trend, Low criteria with trend, Close criteria with trend for 4 Days, High criteria with trend, High criteria regardless of trend, Low criteria with trend and Close criteria with trend for 8 Days. </w:t>
         <w:br/>
-        <w:t xml:space="preserve">Shooting Star shows strong performance when Low criteria regardless of trend is used instead of picking stocks randomly when we want to pick and hold for 2 Days in average. And, Hammer shows strong performance when High criteria with trend, High criteria regardless of trend, Low criteria regardless of trend is used instead of picking stocks randomly when we want to pick and hold for 4 Days in average. </w:t>
-        <w:br/>
-        <w:br/>
-        <w:t xml:space="preserve">Furthermore, Hammer shows strong performance when High criteria with trend, High criteria regardless of trend, Low criteria with trend, Low criteria regardless of trend is used instead of picking stocks randomly when we want to pick and hold for 8 Days in average. </w:t>
-        <w:br/>
-        <w:br/>
-        <w:t xml:space="preserve">Hammer shows significantly positive results for </w:t>
-        <w:br/>
-        <w:t xml:space="preserve">  - ['hit_percentage_low_all'] for 8 Days. </w:t>
-        <w:br/>
-        <w:br/>
-        <w:t xml:space="preserve">Hammer shows positive results for </w:t>
-        <w:br/>
-        <w:t xml:space="preserve">  - ['hit_percentage_high_trend', 'hit_percentage_high_all', 'hit_percentage_low_trend', 'hit_percentage_low_all'] for 2 Days</w:t>
-        <w:br/>
-        <w:t xml:space="preserve">  - ['hit_percentage_high_trend', 'hit_percentage_high_all', 'hit_percentage_low_trend', 'hit_percentage_low_all'] for 4 Days</w:t>
-        <w:br/>
-        <w:t xml:space="preserve">  - ['hit_percentage_high_trend', 'hit_percentage_high_all', 'hit_percentage_low_trend'] for 8 Days. </w:t>
-        <w:br/>
-        <w:br/>
-        <w:br/>
-        <w:br/>
-        <w:t xml:space="preserve">Hanging Man shows  shows negative results for </w:t>
-        <w:br/>
-        <w:t xml:space="preserve">  - ['hit_percentage_high_trend', 'hit_percentage_low_trend', 'hit_percentage_close_trend'] for 2 Days</w:t>
-        <w:br/>
-        <w:t xml:space="preserve">  - ['hit_percentage_high_trend', 'hit_percentage_low_trend', 'hit_percentage_close_trend'] for 4 Days</w:t>
-        <w:br/>
-        <w:t xml:space="preserve">  - ['hit_percentage_high_trend', 'hit_percentage_high_all', 'hit_percentage_low_trend', 'hit_percentage_close_trend'] for 8 Days. </w:t>
-        <w:br/>
-        <w:br/>
-        <w:br/>
-        <w:br/>
-        <w:t xml:space="preserve">Shooting Star shows significantly positive results for </w:t>
-        <w:br/>
-        <w:t xml:space="preserve">  - ['hit_percentage_low_all'] for 2 Days. </w:t>
-        <w:br/>
-        <w:br/>
-        <w:t xml:space="preserve">Shooting Star shows positive results for </w:t>
-        <w:br/>
-        <w:t xml:space="preserve">  - ['hit_percentage_high_all'] for 2 Days.  shows negative results for </w:t>
-        <w:br/>
-        <w:t xml:space="preserve">  - ['hit_percentage_close_trend'] for 2 Days</w:t>
-        <w:br/>
-        <w:t xml:space="preserve">  - ['hit_percentage_close_trend'] for 4 Days</w:t>
-        <w:br/>
-        <w:t xml:space="preserve">  - ['hit_percentage_high_trend', 'hit_percentage_low_trend', 'hit_percentage_close_trend'] for 8 Days. </w:t>
-        <w:br/>
-        <w:br/>
+        <w:t xml:space="preserve">Shooting Star shows significantly positive results for  Low criteria regardless of trend for 2 Days. Shooting Star shows positive results for  High criteria regardless of trend for 2 Days. Shooting Star shows negative results for  Close criteria with trend for 2 Days, Close criteria with trend for 4 Days, High criteria with trend, Low criteria with trend and Close criteria with trend for 8 Days. </w:t>
       </w:r>
     </w:p>
     <w:tbl>
@@ -12804,68 +12540,11 @@
         <w:t>during a sustained Bearish market phase.</w:t>
         <w:br/>
         <w:br/>
-        <w:t xml:space="preserve">Hammer shows strong performance when High criteria with trend, High criteria regardless of trend is used instead of picking stocks randomly when we want to pick and hold for 2 Days in average. </w:t>
+        <w:t xml:space="preserve">Hammer shows significantly positive results for  High criteria regardless of trend for 2 Days. Hammer shows positive results for  High criteria with trend, Low criteria with trend, Low criteria regardless of trend for 2 Days and High criteria regardless of trend for 4 Days. Hammer shows negative results for  Close criteria with trend for 2 Days. </w:t>
         <w:br/>
+        <w:t xml:space="preserve">Hanging Man shows significantly positive results for  Close criteria with trend for 4 Days. Hanging Man shows positive results for  Low criteria with trend, Close criteria with trend for 2 Days, High criteria with trend, Low criteria with trend for 4 Days, High criteria with trend, Low criteria with trend and Close criteria with trend for 8 Days. Hanging Man shows negative results for  High criteria regardless of trend for 2 Days. </w:t>
         <w:br/>
-        <w:t xml:space="preserve">And, Hanging Man shows strong performance when Close criteria with trend is used instead of picking stocks randomly when we want to pick and hold for 2 Days in average. Additionally, Shooting Star shows strong performance when High criteria with trend, Low criteria with trend, Low criteria regardless of trend is used instead of picking stocks randomly when we want to pick and hold for 2 Days in average. </w:t>
-        <w:br/>
-        <w:br/>
-        <w:t xml:space="preserve">Hanging Man shows strong performance when High criteria with trend, Low criteria with trend, Close criteria with trend is used instead of picking stocks randomly when we want to pick and hold for 4 Days in average. Similarly, Shooting Star shows strong performance when High criteria with trend, Low criteria with trend is used instead of picking stocks randomly when we want to pick and hold for 4 Days in average. </w:t>
-        <w:br/>
-        <w:br/>
-        <w:t xml:space="preserve">Hanging Man shows strong performance when Low criteria with trend, Close criteria with trend is used instead of picking stocks randomly when we want to pick and hold for 8 Days in average. Moreover, Shooting Star shows strong performance when High criteria with trend, Low criteria with trend, Close criteria with trend is used instead of picking stocks randomly when we want to pick and hold for 8 Days in average. </w:t>
-        <w:br/>
-        <w:br/>
-        <w:t xml:space="preserve">Hammer shows significantly positive results for </w:t>
-        <w:br/>
-        <w:t xml:space="preserve">  - ['hit_percentage_high_all'] for 2 Days. </w:t>
-        <w:br/>
-        <w:br/>
-        <w:t xml:space="preserve">Hammer shows positive results for </w:t>
-        <w:br/>
-        <w:t xml:space="preserve">  - ['hit_percentage_high_trend', 'hit_percentage_low_trend', 'hit_percentage_low_all'] for 2 Days</w:t>
-        <w:br/>
-        <w:t xml:space="preserve">  - ['hit_percentage_high_all'] for 4 Days.  shows negative results for </w:t>
-        <w:br/>
-        <w:t xml:space="preserve">  - ['hit_percentage_close_trend'] for 2 Days. </w:t>
-        <w:br/>
-        <w:br/>
-        <w:br/>
-        <w:br/>
-        <w:t xml:space="preserve">Hanging Man shows significantly positive results for </w:t>
-        <w:br/>
-        <w:t xml:space="preserve">  - ['hit_percentage_close_trend'] for 4 Days. </w:t>
-        <w:br/>
-        <w:br/>
-        <w:t xml:space="preserve">Hanging Man shows positive results for </w:t>
-        <w:br/>
-        <w:t xml:space="preserve">  - ['hit_percentage_low_trend', 'hit_percentage_close_trend'] for 2 Days</w:t>
-        <w:br/>
-        <w:t xml:space="preserve">  - ['hit_percentage_high_trend', 'hit_percentage_low_trend'] for 4 Days</w:t>
-        <w:br/>
-        <w:t xml:space="preserve">  - ['hit_percentage_high_trend', 'hit_percentage_low_trend', 'hit_percentage_close_trend'] for 8 Days.  shows negative results for </w:t>
-        <w:br/>
-        <w:t xml:space="preserve">  - ['hit_percentage_high_all'] for 2 Days. </w:t>
-        <w:br/>
-        <w:br/>
-        <w:br/>
-        <w:br/>
-        <w:t xml:space="preserve">Shooting Star shows significantly positive results for </w:t>
-        <w:br/>
-        <w:t xml:space="preserve">  - ['hit_percentage_high_trend', 'hit_percentage_low_trend'] for 2 Days</w:t>
-        <w:br/>
-        <w:t xml:space="preserve">  - ['hit_percentage_high_trend', 'hit_percentage_low_trend'] for 4 Days</w:t>
-        <w:br/>
-        <w:t xml:space="preserve">  - ['hit_percentage_high_trend', 'hit_percentage_low_trend', 'hit_percentage_close_trend'] for 8 Days. </w:t>
-        <w:br/>
-        <w:br/>
-        <w:t xml:space="preserve">Shooting Star shows positive results for </w:t>
-        <w:br/>
-        <w:t xml:space="preserve">  - ['hit_percentage_high_all', 'hit_percentage_low_all', 'hit_percentage_close_trend'] for 2 Days</w:t>
-        <w:br/>
-        <w:t xml:space="preserve">  - ['hit_percentage_low_all'] for 4 Days. </w:t>
-        <w:br/>
-        <w:br/>
+        <w:t xml:space="preserve">Shooting Star shows significantly positive results for  High criteria with trend, Low criteria with trend for 2 Days, High criteria with trend, Low criteria with trend for 4 Days, High criteria with trend, Low criteria with trend and Close criteria with trend for 8 Days. Shooting Star shows positive results for  High criteria regardless of trend, Low criteria regardless of trend, Close criteria with trend for 2 Days and Low criteria regardless of trend for 4 Days. </w:t>
       </w:r>
     </w:p>
     <w:tbl>
@@ -15364,50 +15043,11 @@
         <w:t>during a sustained Bullish market phase.</w:t>
         <w:br/>
         <w:br/>
-        <w:t xml:space="preserve">Hammer shows strong performance when High criteria with trend, High criteria regardless of trend, Low criteria regardless of trend is used instead of picking stocks randomly when we want to pick and hold for 2 Days in average. </w:t>
+        <w:t xml:space="preserve">Hammer shows significantly positive results for  High criteria with trend for 4 Days, High criteria with trend and Low criteria with trend for 8 Days. Hammer shows positive results for  High criteria with trend, High criteria regardless of trend, Low criteria with trend, Low criteria regardless of trend for 2 Days, High criteria regardless of trend, Low criteria with trend, Low criteria regardless of trend for 4 Days and High criteria regardless of trend for 8 Days. </w:t>
         <w:br/>
+        <w:t xml:space="preserve">Hanging Man shows negative results for  High criteria with trend, Low criteria with trend and Close criteria with trend for 8 Days. </w:t>
         <w:br/>
-        <w:t xml:space="preserve">Furthermore, Shooting Star shows strong performance when Low criteria with trend is used instead of picking stocks randomly when we want to pick and hold for 2 Days in average. Moreover, Hammer shows strong performance when High criteria with trend, High criteria regardless of trend, Low criteria with trend is used instead of picking stocks randomly when we want to pick and hold for 4 Days in average. </w:t>
-        <w:br/>
-        <w:br/>
-        <w:t xml:space="preserve">Moreover, Hammer shows strong performance when High criteria with trend, Low criteria with trend is used instead of picking stocks randomly when we want to pick and hold for 8 Days in average. </w:t>
-        <w:br/>
-        <w:br/>
-        <w:t xml:space="preserve">Hammer shows significantly positive results for </w:t>
-        <w:br/>
-        <w:t xml:space="preserve">  - ['hit_percentage_high_trend'] for 4 Days</w:t>
-        <w:br/>
-        <w:t xml:space="preserve">  - ['hit_percentage_high_trend', 'hit_percentage_low_trend'] for 8 Days. </w:t>
-        <w:br/>
-        <w:br/>
-        <w:t xml:space="preserve">Hammer shows positive results for </w:t>
-        <w:br/>
-        <w:t xml:space="preserve">  - ['hit_percentage_high_trend', 'hit_percentage_high_all', 'hit_percentage_low_trend', 'hit_percentage_low_all'] for 2 Days</w:t>
-        <w:br/>
-        <w:t xml:space="preserve">  - ['hit_percentage_high_all', 'hit_percentage_low_trend', 'hit_percentage_low_all'] for 4 Days</w:t>
-        <w:br/>
-        <w:t xml:space="preserve">  - ['hit_percentage_high_all'] for 8 Days. </w:t>
-        <w:br/>
-        <w:br/>
-        <w:br/>
-        <w:br/>
-        <w:t xml:space="preserve">Hanging Man shows  shows negative results for </w:t>
-        <w:br/>
-        <w:t xml:space="preserve">  - ['hit_percentage_high_trend', 'hit_percentage_low_trend', 'hit_percentage_close_trend'] for 8 Days. </w:t>
-        <w:br/>
-        <w:br/>
-        <w:br/>
-        <w:br/>
-        <w:t xml:space="preserve">Shooting Star shows </w:t>
-        <w:br/>
-        <w:br/>
-        <w:t xml:space="preserve">Shooting Star shows positive results for </w:t>
-        <w:br/>
-        <w:t xml:space="preserve">  - ['hit_percentage_high_trend', 'hit_percentage_low_trend', 'hit_percentage_low_all'] for 2 Days.  shows negative results for </w:t>
-        <w:br/>
-        <w:t xml:space="preserve">  - ['hit_percentage_close_trend'] for 8 Days. </w:t>
-        <w:br/>
-        <w:br/>
+        <w:t xml:space="preserve">Shooting Star shows positive results for  High criteria with trend, Low criteria with trend and Low criteria regardless of trend for 2 Days. Shooting Star shows negative results for  Close criteria with trend for 8 Days. </w:t>
       </w:r>
     </w:p>
     <w:tbl>
@@ -17906,75 +17546,13 @@
         <w:t>during a sustained Bearish market phase.</w:t>
         <w:br/>
         <w:br/>
-        <w:t xml:space="preserve">Hammer shows strong performance when High criteria with trend, High criteria regardless of trend, Low criteria with trend, Low criteria regardless of trend is used instead of picking stocks randomly when we want to pick and hold for 2 Days in average. </w:t>
+        <w:t xml:space="preserve">Hammer shows significantly positive results for  High criteria with trend, High criteria regardless of trend, Low criteria with trend and Low criteria regardless of trend for 2 Days. Hammer shows positive results for  High criteria with trend, High criteria regardless of trend and Low criteria regardless of trend for 4 Days. Hammer shows negative results for  Close criteria with trend for 4 Days and Close criteria with trend for 8 Days. </w:t>
         <w:br/>
+        <w:t xml:space="preserve">Inverted Hammer shows negative results for  Low criteria with trend for 2 Days, High criteria with trend, Low criteria with trend, Low criteria regardless of trend for 4 Days, High criteria with trend and Low criteria with trend for 8 Days. </w:t>
         <w:br/>
-        <w:t xml:space="preserve">Furthermore, Hanging Man shows strong performance when Close criteria with trend is used instead of picking stocks randomly when we want to pick and hold for 2 Days in average. Likewise, Shooting Star shows strong performance when High criteria with trend, Low criteria with trend, Low criteria regardless of trend is used instead of picking stocks randomly when we want to pick and hold for 2 Days in average. </w:t>
+        <w:t xml:space="preserve">Hanging Man shows positive results for  Close criteria with trend for 2 Days, Close criteria with trend for 4 Days and Close criteria with trend for 8 Days. Hanging Man shows negative results for  High criteria regardless of trend for 2 Days. </w:t>
         <w:br/>
-        <w:br/>
-        <w:t xml:space="preserve">Additionally, Hammer shows strong performance when High criteria with trend, High criteria regardless of trend is used instead of picking stocks randomly when we want to pick and hold for 4 Days in average. Moreover, Hanging Man shows strong performance when Close criteria with trend is used instead of picking stocks randomly when we want to pick and hold for 4 Days in average. </w:t>
-        <w:br/>
-        <w:br/>
-        <w:t xml:space="preserve">Shooting Star shows strong performance when High criteria with trend, Low criteria with trend is used instead of picking stocks randomly when we want to pick and hold for 4 Days in average. And, Shooting Star shows strong performance when High criteria with trend, Low criteria with trend, Close criteria with trend is used instead of picking stocks randomly when we want to pick and hold for 8 Days in average. </w:t>
-        <w:br/>
-        <w:br/>
-        <w:t xml:space="preserve">Hammer shows significantly positive results for </w:t>
-        <w:br/>
-        <w:t xml:space="preserve">  - ['hit_percentage_high_trend', 'hit_percentage_high_all', 'hit_percentage_low_trend', 'hit_percentage_low_all'] for 2 Days. </w:t>
-        <w:br/>
-        <w:br/>
-        <w:t xml:space="preserve">Hammer shows positive results for </w:t>
-        <w:br/>
-        <w:t xml:space="preserve">  - ['hit_percentage_high_trend', 'hit_percentage_high_all', 'hit_percentage_low_all'] for 4 Days.  shows negative results for </w:t>
-        <w:br/>
-        <w:t xml:space="preserve">  - ['hit_percentage_close_trend'] for 4 Days</w:t>
-        <w:br/>
-        <w:t xml:space="preserve">  - ['hit_percentage_close_trend'] for 8 Days. </w:t>
-        <w:br/>
-        <w:br/>
-        <w:br/>
-        <w:br/>
-        <w:t xml:space="preserve">Inverted Hammer shows  shows negative results for </w:t>
-        <w:br/>
-        <w:t xml:space="preserve">  - ['hit_percentage_low_trend'] for 2 Days</w:t>
-        <w:br/>
-        <w:t xml:space="preserve">  - ['hit_percentage_high_trend', 'hit_percentage_low_trend', 'hit_percentage_low_all'] for 4 Days</w:t>
-        <w:br/>
-        <w:t xml:space="preserve">  - ['hit_percentage_high_trend', 'hit_percentage_low_trend'] for 8 Days. </w:t>
-        <w:br/>
-        <w:br/>
-        <w:br/>
-        <w:br/>
-        <w:t xml:space="preserve">Hanging Man shows </w:t>
-        <w:br/>
-        <w:br/>
-        <w:t xml:space="preserve">Hanging Man shows positive results for </w:t>
-        <w:br/>
-        <w:t xml:space="preserve">  - ['hit_percentage_close_trend'] for 2 Days</w:t>
-        <w:br/>
-        <w:t xml:space="preserve">  - ['hit_percentage_close_trend'] for 4 Days</w:t>
-        <w:br/>
-        <w:t xml:space="preserve">  - ['hit_percentage_close_trend'] for 8 Days.  shows negative results for </w:t>
-        <w:br/>
-        <w:t xml:space="preserve">  - ['hit_percentage_high_all'] for 2 Days. </w:t>
-        <w:br/>
-        <w:br/>
-        <w:br/>
-        <w:br/>
-        <w:t xml:space="preserve">Shooting Star shows significantly positive results for </w:t>
-        <w:br/>
-        <w:t xml:space="preserve">  - ['hit_percentage_high_trend', 'hit_percentage_low_trend'] for 2 Days</w:t>
-        <w:br/>
-        <w:t xml:space="preserve">  - ['hit_percentage_high_trend', 'hit_percentage_low_trend'] for 4 Days</w:t>
-        <w:br/>
-        <w:t xml:space="preserve">  - ['hit_percentage_high_trend', 'hit_percentage_low_trend', 'hit_percentage_close_trend'] for 8 Days. </w:t>
-        <w:br/>
-        <w:br/>
-        <w:t xml:space="preserve">Shooting Star shows positive results for </w:t>
-        <w:br/>
-        <w:t xml:space="preserve">  - ['hit_percentage_low_all', 'hit_percentage_close_trend'] for 2 Days. </w:t>
-        <w:br/>
-        <w:br/>
+        <w:t xml:space="preserve">Shooting Star shows significantly positive results for  High criteria with trend, Low criteria with trend for 2 Days, High criteria with trend, Low criteria with trend for 4 Days, High criteria with trend, Low criteria with trend and Close criteria with trend for 8 Days. Shooting Star shows positive results for  Low criteria regardless of trend and Close criteria with trend for 2 Days. </w:t>
       </w:r>
     </w:p>
     <w:tbl>
@@ -20473,76 +20051,13 @@
         <w:t>during a sustained Bullish market phase.</w:t>
         <w:br/>
         <w:br/>
-        <w:t xml:space="preserve">Hammer shows strong performance when High criteria with trend, Low criteria with trend is used instead of picking stocks randomly when we want to pick and hold for 2 Days in average. </w:t>
+        <w:t xml:space="preserve">Hammer shows significantly positive results for  High criteria with trend for 2 Days. Hammer shows positive results for  High criteria regardless of trend, Low criteria with trend, Low criteria regardless of trend for 2 Days, High criteria with trend, Low criteria with trend for 4 Days and Low criteria with trend for 8 Days. Hammer shows negative results for  Close criteria with trend, Close criteria regardless of trend for 4 Days and Close criteria with trend for 8 Days. </w:t>
         <w:br/>
+        <w:t xml:space="preserve">Inverted Hammer shows positive results for  Close criteria with trend for 2 Days and Close criteria with trend for 4 Days. Inverted Hammer shows negative results for  Low criteria with trend and Low criteria regardless of trend for 2 Days. </w:t>
         <w:br/>
-        <w:t xml:space="preserve">Importantly, Shooting Star shows strong performance when High criteria with trend, Low criteria with trend, Low criteria regardless of trend is used instead of picking stocks randomly when we want to pick and hold for 2 Days in average. Furthermore, Hammer shows strong performance when High criteria with trend is used instead of picking stocks randomly when we want to pick and hold for 4 Days in average. </w:t>
+        <w:t xml:space="preserve">Hanging Man shows negative results for  High criteria with trend, High criteria regardless of trend for 2 Days, High criteria with trend, High criteria regardless of trend, Low criteria with trend for 4 Days, High criteria with trend, Low criteria with trend and Close criteria with trend for 8 Days. </w:t>
         <w:br/>
-        <w:br/>
-        <w:t xml:space="preserve">Shooting Star shows strong performance when Low criteria regardless of trend is used instead of picking stocks randomly when we want to pick and hold for 4 Days in average. </w:t>
-        <w:br/>
-        <w:br/>
-        <w:t xml:space="preserve">Hammer shows significantly positive results for </w:t>
-        <w:br/>
-        <w:t xml:space="preserve">  - ['hit_percentage_high_trend'] for 2 Days. </w:t>
-        <w:br/>
-        <w:br/>
-        <w:t xml:space="preserve">Hammer shows positive results for </w:t>
-        <w:br/>
-        <w:t xml:space="preserve">  - ['hit_percentage_high_all', 'hit_percentage_low_trend', 'hit_percentage_low_all'] for 2 Days</w:t>
-        <w:br/>
-        <w:t xml:space="preserve">  - ['hit_percentage_high_trend', 'hit_percentage_low_trend'] for 4 Days</w:t>
-        <w:br/>
-        <w:t xml:space="preserve">  - ['hit_percentage_low_trend'] for 8 Days.  shows negative results for </w:t>
-        <w:br/>
-        <w:t xml:space="preserve">  - ['hit_percentage_close_trend', 'hit_percentage_close_all'] for 4 Days</w:t>
-        <w:br/>
-        <w:t xml:space="preserve">  - ['hit_percentage_close_trend'] for 8 Days. </w:t>
-        <w:br/>
-        <w:br/>
-        <w:br/>
-        <w:br/>
-        <w:t xml:space="preserve">Inverted Hammer shows </w:t>
-        <w:br/>
-        <w:br/>
-        <w:t xml:space="preserve">Inverted Hammer shows positive results for </w:t>
-        <w:br/>
-        <w:t xml:space="preserve">  - ['hit_percentage_close_trend'] for 2 Days</w:t>
-        <w:br/>
-        <w:t xml:space="preserve">  - ['hit_percentage_close_trend'] for 4 Days.  shows negative results for </w:t>
-        <w:br/>
-        <w:t xml:space="preserve">  - ['hit_percentage_low_trend', 'hit_percentage_low_all'] for 2 Days. </w:t>
-        <w:br/>
-        <w:br/>
-        <w:br/>
-        <w:br/>
-        <w:t xml:space="preserve">Hanging Man shows  shows negative results for </w:t>
-        <w:br/>
-        <w:t xml:space="preserve">  - ['hit_percentage_high_trend', 'hit_percentage_high_all'] for 2 Days</w:t>
-        <w:br/>
-        <w:t xml:space="preserve">  - ['hit_percentage_high_trend', 'hit_percentage_high_all', 'hit_percentage_low_trend'] for 4 Days</w:t>
-        <w:br/>
-        <w:t xml:space="preserve">  - ['hit_percentage_high_trend', 'hit_percentage_low_trend', 'hit_percentage_close_trend'] for 8 Days. </w:t>
-        <w:br/>
-        <w:br/>
-        <w:br/>
-        <w:br/>
-        <w:t xml:space="preserve">Shooting Star shows significantly positive results for </w:t>
-        <w:br/>
-        <w:t xml:space="preserve">  - ['hit_percentage_low_trend'] for 2 Days. </w:t>
-        <w:br/>
-        <w:br/>
-        <w:t xml:space="preserve">Shooting Star shows positive results for </w:t>
-        <w:br/>
-        <w:t xml:space="preserve">  - ['hit_percentage_high_trend', 'hit_percentage_high_all', 'hit_percentage_low_all'] for 2 Days</w:t>
-        <w:br/>
-        <w:t xml:space="preserve">  - ['hit_percentage_low_all'] for 4 Days.  shows negative results for </w:t>
-        <w:br/>
-        <w:t xml:space="preserve">  - ['hit_percentage_close_trend'] for 4 Days</w:t>
-        <w:br/>
-        <w:t xml:space="preserve">  - ['hit_percentage_high_trend', 'hit_percentage_low_trend', 'hit_percentage_close_trend', 'hit_percentage_close_all'] for 8 Days. </w:t>
-        <w:br/>
-        <w:br/>
+        <w:t xml:space="preserve">Shooting Star shows significantly positive results for  Low criteria with trend for 2 Days. Shooting Star shows positive results for  High criteria with trend, High criteria regardless of trend, Low criteria regardless of trend for 2 Days and Low criteria regardless of trend for 4 Days. Shooting Star shows negative results for  Close criteria with trend for 4 Days, High criteria with trend, Low criteria with trend, Close criteria with trend and Close criteria regardless of trend for 8 Days. </w:t>
       </w:r>
     </w:p>
     <w:tbl>
@@ -23041,75 +22556,11 @@
         <w:t>during a sustained Bearish market phase.</w:t>
         <w:br/>
         <w:br/>
-        <w:t xml:space="preserve">Hammer shows strong performance when Low criteria with trend is used instead of picking stocks randomly when we want to pick and hold for 2 Days in average. </w:t>
+        <w:t xml:space="preserve">Hammer shows significantly positive results for  Low criteria with trend for 2 Days. Hammer shows positive results for  High criteria with trend, Low criteria regardless of trend for 2 Days, High criteria with trend, Low criteria with trend, Low criteria regardless of trend for 4 Days and Low criteria regardless of trend for 8 Days. </w:t>
         <w:br/>
+        <w:t xml:space="preserve">Hanging Man shows significantly positive results for  Close criteria with trend for 2 Days, Close criteria with trend for 4 Days and Close criteria with trend for 8 Days. Hanging Man shows positive results for  High criteria with trend for 2 Days, High criteria with trend for 4 Days, High criteria with trend and Low criteria with trend for 8 Days. </w:t>
         <w:br/>
-        <w:t xml:space="preserve">Additionally, Hanging Man shows strong performance when Close criteria with trend is used instead of picking stocks randomly when we want to pick and hold for 2 Days in average. Likewise, Shooting Star shows strong performance when High criteria with trend, High criteria regardless of trend, Low criteria with trend, Low criteria regardless of trend is used instead of picking stocks randomly when we want to pick and hold for 2 Days in average. </w:t>
-        <w:br/>
-        <w:br/>
-        <w:t xml:space="preserve">Importantly, Hammer shows strong performance when High criteria with trend, Low criteria with trend is used instead of picking stocks randomly when we want to pick and hold for 4 Days in average. And, Hanging Man shows strong performance when Close criteria with trend is used instead of picking stocks randomly when we want to pick and hold for 4 Days in average. </w:t>
-        <w:br/>
-        <w:br/>
-        <w:t xml:space="preserve">Shooting Star shows strong performance when High criteria with trend, Low criteria with trend, Close criteria with trend is used instead of picking stocks randomly when we want to pick and hold for 4 Days in average. And, Hanging Man shows strong performance when Close criteria with trend is used instead of picking stocks randomly when we want to pick and hold for 8 Days in average. </w:t>
-        <w:br/>
-        <w:br/>
-        <w:t xml:space="preserve">Additionally, Shooting Star shows strong performance when High criteria with trend, Low criteria with trend, Close criteria with trend is used instead of picking stocks randomly when we want to pick and hold for 8 Days in average. </w:t>
-        <w:br/>
-        <w:br/>
-        <w:t xml:space="preserve">Hammer shows significantly positive results for </w:t>
-        <w:br/>
-        <w:t xml:space="preserve">  - ['hit_percentage_low_trend'] for 2 Days. </w:t>
-        <w:br/>
-        <w:br/>
-        <w:t xml:space="preserve">Hammer shows positive results for </w:t>
-        <w:br/>
-        <w:t xml:space="preserve">  - ['hit_percentage_high_trend', 'hit_percentage_low_all'] for 2 Days</w:t>
-        <w:br/>
-        <w:t xml:space="preserve">  - ['hit_percentage_high_trend', 'hit_percentage_low_trend', 'hit_percentage_low_all'] for 4 Days</w:t>
-        <w:br/>
-        <w:t xml:space="preserve">  - ['hit_percentage_low_all'] for 8 Days. </w:t>
-        <w:br/>
-        <w:br/>
-        <w:br/>
-        <w:br/>
-        <w:t xml:space="preserve">Hanging Man shows significantly positive results for </w:t>
-        <w:br/>
-        <w:t xml:space="preserve">  - ['hit_percentage_close_trend'] for 2 Days</w:t>
-        <w:br/>
-        <w:t xml:space="preserve">  - ['hit_percentage_close_trend'] for 4 Days</w:t>
-        <w:br/>
-        <w:t xml:space="preserve">  - ['hit_percentage_close_trend'] for 8 Days. </w:t>
-        <w:br/>
-        <w:br/>
-        <w:t xml:space="preserve">Hanging Man shows positive results for </w:t>
-        <w:br/>
-        <w:t xml:space="preserve">  - ['hit_percentage_high_trend'] for 2 Days</w:t>
-        <w:br/>
-        <w:t xml:space="preserve">  - ['hit_percentage_high_trend'] for 4 Days</w:t>
-        <w:br/>
-        <w:t xml:space="preserve">  - ['hit_percentage_high_trend', 'hit_percentage_low_trend'] for 8 Days. </w:t>
-        <w:br/>
-        <w:br/>
-        <w:br/>
-        <w:br/>
-        <w:t xml:space="preserve">Shooting Star shows significantly positive results for </w:t>
-        <w:br/>
-        <w:t xml:space="preserve">  - ['hit_percentage_high_trend', 'hit_percentage_low_trend', 'hit_percentage_low_all'] for 2 Days</w:t>
-        <w:br/>
-        <w:t xml:space="preserve">  - ['hit_percentage_high_trend', 'hit_percentage_low_trend'] for 4 Days</w:t>
-        <w:br/>
-        <w:t xml:space="preserve">  - ['hit_percentage_high_trend', 'hit_percentage_low_trend', 'hit_percentage_close_trend'] for 8 Days. </w:t>
-        <w:br/>
-        <w:br/>
-        <w:t xml:space="preserve">Shooting Star shows positive results for </w:t>
-        <w:br/>
-        <w:t xml:space="preserve">  - ['hit_percentage_high_all'] for 2 Days</w:t>
-        <w:br/>
-        <w:t xml:space="preserve">  - ['hit_percentage_low_all', 'hit_percentage_close_trend'] for 4 Days</w:t>
-        <w:br/>
-        <w:t xml:space="preserve">  - ['hit_percentage_low_all'] for 8 Days. </w:t>
-        <w:br/>
-        <w:br/>
+        <w:t xml:space="preserve">Shooting Star shows significantly positive results for  High criteria with trend, Low criteria with trend, Low criteria regardless of trend for 2 Days, High criteria with trend, Low criteria with trend for 4 Days, High criteria with trend, Low criteria with trend and Close criteria with trend for 8 Days. Shooting Star shows positive results for  High criteria regardless of trend for 2 Days, Low criteria regardless of trend, Close criteria with trend for 4 Days and Low criteria regardless of trend for 8 Days. </w:t>
       </w:r>
     </w:p>
     <w:tbl>

--- a/src/steps/docx_output/thesis.docx
+++ b/src/steps/docx_output/thesis.docx
@@ -21,11 +21,11 @@
         <w:t>during a sustained Bullish market phase.</w:t>
         <w:br/>
         <w:br/>
-        <w:t xml:space="preserve">Hammer shows significantly positive results for  High criteria with trend and High criteria regardless of trend for 2 Days. Hammer shows positive results for  Low criteria with trend, Low criteria regardless of trend for 2 Days, High criteria regardless of trend, Low criteria regardless of trend for 4 Days, High criteria regardless of trend, Low criteria with trend and Low criteria regardless of trend for 8 Days. </w:t>
+        <w:t xml:space="preserve">Hammer shows significantly better results at forecasting Highs for 2 Days when compared to random selection of stocks. Moreover, Hammer shows slightly better results at forecasting Lows for 2 Days, Highs, Lows for 4 Days, Highs and Lows for 8 Days when compared to random selection of stocks. </w:t>
         <w:br/>
-        <w:t xml:space="preserve">Hanging Man shows negative results for  High criteria with trend, High criteria regardless of trend and Low criteria regardless of trend for 2 Days. </w:t>
+        <w:t xml:space="preserve">Hanging Man shows worse results  at forecasting Highs and Lows for 2 Days when compared to random selection of stocks. </w:t>
         <w:br/>
-        <w:t xml:space="preserve">Shooting Star shows positive results for  High criteria with trend, High criteria regardless of trend, Low criteria with trend, Low criteria regardless of trend for 2 Days and Low criteria with trend for 4 Days. </w:t>
+        <w:t xml:space="preserve">Likewise, Shooting Star shows slightly better results at forecasting Highs, Lows for 2 Days and Lows (following a trend) for 4 Days when compared to random selection of stocks. </w:t>
       </w:r>
     </w:p>
     <w:tbl>
@@ -2524,13 +2524,13 @@
         <w:t>during a sustained Bearish market phase.</w:t>
         <w:br/>
         <w:br/>
-        <w:t xml:space="preserve">Hammer shows significantly positive results for  High criteria with trend, High criteria regardless of trend, Low criteria with trend, Low criteria regardless of trend for 2 Days, High criteria with trend and High criteria regardless of trend for 4 Days. Hammer shows positive results for  Low criteria with trend, Low criteria regardless of trend for 4 Days and High criteria regardless of trend for 8 Days. Hammer shows negative results for  Close criteria with trend for 8 Days. </w:t>
+        <w:t xml:space="preserve">Hammer shows significantly better results at forecasting Highs, Lows for 2 Days and Highs for 4 Days when compared to random selection of stocks. And, Hammer shows slightly better results at forecasting Lows for 4 Days and Highs for 8 Days when compared to random selection of stocks. Hammer shows worse results  at forecasting Closes(following a trend) for 8 Days when compared to random selection of stocks. </w:t>
         <w:br/>
-        <w:t xml:space="preserve">Inverted Hammer shows negative results for  Low criteria regardless of trend for 2 Days and Low criteria with trend for 8 Days. </w:t>
+        <w:t xml:space="preserve">Inverted Hammer shows worse results  at forecasting Lows for 2 Days and Lows (following a trend) for 8 Days when compared to random selection of stocks. </w:t>
         <w:br/>
-        <w:t xml:space="preserve">Hanging Man shows significantly positive results for  Close criteria with trend for 4 Days, High criteria with trend, Low criteria with trend and Close criteria with trend for 8 Days. Hanging Man shows positive results for  Close criteria with trend for 2 Days. Hanging Man shows negative results for  High criteria regardless of trend and Low criteria regardless of trend for 2 Days. </w:t>
+        <w:t xml:space="preserve">Hanging Man shows significantly better results at forecasting Closes(following a trend) for 4 Days, Highs(following a trend), Lows (following a trend) and Closes(following a trend) for 8 Days when compared to random selection of stocks. Additionally, Hanging Man shows slightly better results at forecasting Closes(following a trend) for 2 Days when compared to random selection of stocks. Hanging Man shows worse results  at forecasting Highs and Lows for 2 Days when compared to random selection of stocks. </w:t>
         <w:br/>
-        <w:t xml:space="preserve">Shooting Star shows significantly positive results for  High criteria with trend, Low criteria with trend, Low criteria regardless of trend for 2 Days, High criteria with trend, Low criteria with trend, Close criteria with trend for 4 Days, High criteria with trend and Low criteria with trend for 8 Days. Shooting Star shows positive results for  High criteria regardless of trend, Close criteria with trend for 2 Days and Close criteria with trend for 8 Days. </w:t>
+        <w:t xml:space="preserve">Shooting Star shows significantly better results at forecasting Highs(following a trend), Lows for 2 Days, Highs(following a trend), Lows (following a trend), Closes(following a trend) for 4 Days, Highs(following a trend) and Lows (following a trend) for 8 Days when compared to random selection of stocks. And, Shooting Star shows slightly better results at forecasting Highs, Closes(following a trend) for 2 Days and Closes(following a trend) for 8 Days when compared to random selection of stocks. </w:t>
       </w:r>
     </w:p>
     <w:tbl>
@@ -5029,13 +5029,13 @@
         <w:t>during a sustained Bullish market phase.</w:t>
         <w:br/>
         <w:br/>
-        <w:t xml:space="preserve">Hammer shows significantly positive results for  High criteria with trend, Low criteria with trend for 2 Days and High criteria with trend for 8 Days. Hammer shows positive results for  High criteria regardless of trend, Low criteria regardless of trend for 2 Days, High criteria with trend, High criteria regardless of trend, Low criteria with trend for 4 Days and Low criteria with trend for 8 Days. Hammer shows negative results for  Close criteria regardless of trend for 8 Days. </w:t>
+        <w:t xml:space="preserve">Hammer shows significantly better results at forecasting Highs(following a trend), Lows (following a trend) for 2 Days and Highs(following a trend) for 8 Days when compared to random selection of stocks. Importantly, Hammer shows slightly better results at forecasting Highs, Lows for 2 Days, Highs, Lows (following a trend) for 4 Days and Lows (following a trend) for 8 Days when compared to random selection of stocks. Hammer shows worse results  at forecasting Closes for 8 Days when compared to random selection of stocks. </w:t>
         <w:br/>
-        <w:t xml:space="preserve">Inverted Hammer shows positive results for  Close criteria with trend for 2 Days and Close criteria with trend for 8 Days. </w:t>
+        <w:t xml:space="preserve">Moreover, Inverted Hammer shows slightly better results at forecasting Closes(following a trend) for 2 Days and Closes(following a trend) for 8 Days when compared to random selection of stocks. </w:t>
         <w:br/>
-        <w:t xml:space="preserve">Hanging Man shows negative results for  Low criteria regardless of trend for 2 Days, High criteria with trend, Low criteria with trend for 4 Days, High criteria with trend, Low criteria with trend and Close criteria with trend for 8 Days. </w:t>
+        <w:t xml:space="preserve">Hanging Man shows worse results  at forecasting Lows for 2 Days, Highs(following a trend), Lows (following a trend) for 4 Days, Highs(following a trend), Lows (following a trend) and Closes(following a trend) for 8 Days when compared to random selection of stocks. </w:t>
         <w:br/>
-        <w:t xml:space="preserve">Shooting Star shows significantly positive results for  High criteria with trend, Low criteria with trend and Low criteria regardless of trend for 2 Days. Shooting Star shows positive results for  High criteria regardless of trend for 2 Days, Low criteria with trend, Low criteria regardless of trend for 4 Days and Low criteria regardless of trend for 8 Days. Shooting Star shows negative results for  High criteria with trend, Low criteria with trend and Close criteria with trend for 8 Days. </w:t>
+        <w:t xml:space="preserve">Shooting Star shows significantly better results at forecasting Highs(following a trend) and Lows for 2 Days when compared to random selection of stocks. Additionally, Shooting Star shows slightly better results at forecasting Highs for 2 Days, Lows for 4 Days and Lows for 8 Days when compared to random selection of stocks. Shooting Star shows worse results  at forecasting Highs(following a trend), Lows (following a trend) and Closes(following a trend) for 8 Days when compared to random selection of stocks. </w:t>
       </w:r>
     </w:p>
     <w:tbl>
@@ -7534,11 +7534,11 @@
         <w:t>during a sustained Bearish market phase.</w:t>
         <w:br/>
         <w:br/>
-        <w:t xml:space="preserve">Hammer shows positive results for  High criteria with trend for 2 Days and High criteria regardless of trend for 8 Days. </w:t>
+        <w:t xml:space="preserve">Likewise, Hammer shows slightly better results at forecasting Highs(following a trend) for 2 Days and Highs for 8 Days when compared to random selection of stocks. </w:t>
         <w:br/>
-        <w:t xml:space="preserve">Hanging Man shows significantly positive results for  Close criteria with trend for 2 Days and Close criteria with trend for 8 Days. Hanging Man shows positive results for  Low criteria with trend for 2 Days, Close criteria with trend for 4 Days, High criteria with trend and Low criteria with trend for 8 Days. Hanging Man shows negative results for  High criteria regardless of trend for 2 Days. </w:t>
+        <w:t xml:space="preserve">Hanging Man shows significantly better results at forecasting Closes(following a trend) for 2 Days and Closes(following a trend) for 8 Days when compared to random selection of stocks. Similarly, Hanging Man shows slightly better results at forecasting Lows (following a trend) for 2 Days, Closes(following a trend) for 4 Days, Highs(following a trend) and Lows (following a trend) for 8 Days when compared to random selection of stocks. Hanging Man shows worse results  at forecasting Highs for 2 Days when compared to random selection of stocks. </w:t>
         <w:br/>
-        <w:t xml:space="preserve">Shooting Star shows significantly positive results for  High criteria with trend, Low criteria with trend, Low criteria regardless of trend for 2 Days, High criteria with trend, Low criteria with trend for 4 Days, High criteria with trend, Low criteria with trend and Close criteria with trend for 8 Days. Shooting Star shows positive results for  High criteria regardless of trend, Close criteria with trend for 2 Days, Low criteria regardless of trend and Close criteria with trend for 4 Days. </w:t>
+        <w:t xml:space="preserve">Shooting Star shows significantly better results at forecasting Highs(following a trend), Lows for 2 Days, Highs(following a trend), Lows (following a trend) for 4 Days, Highs(following a trend), Lows (following a trend) and Closes(following a trend) for 8 Days when compared to random selection of stocks. Furthermore, Shooting Star shows slightly better results at forecasting Highs, Closes(following a trend) for 2 Days, Lows and Closes(following a trend) for 4 Days when compared to random selection of stocks. </w:t>
       </w:r>
     </w:p>
     <w:tbl>
@@ -10037,11 +10037,11 @@
         <w:t>during a sustained Bullish market phase.</w:t>
         <w:br/>
         <w:br/>
-        <w:t xml:space="preserve">Hammer shows significantly positive results for  Low criteria regardless of trend for 8 Days. Hammer shows positive results for  High criteria with trend, High criteria regardless of trend, Low criteria with trend, Low criteria regardless of trend for 2 Days, High criteria with trend, High criteria regardless of trend, Low criteria with trend, Low criteria regardless of trend for 4 Days, High criteria with trend, High criteria regardless of trend and Low criteria with trend for 8 Days. </w:t>
+        <w:t xml:space="preserve">Hammer shows significantly better results at forecasting Lows for 8 Days when compared to random selection of stocks. Importantly, Hammer shows slightly better results at forecasting Highs, Lows for 2 Days, Highs, Lows for 4 Days, Highs and Lows (following a trend) for 8 Days when compared to random selection of stocks. </w:t>
         <w:br/>
-        <w:t xml:space="preserve">Hanging Man shows negative results for  High criteria with trend, Low criteria with trend, Close criteria with trend for 2 Days, High criteria with trend, Low criteria with trend, Close criteria with trend for 4 Days, High criteria with trend, High criteria regardless of trend, Low criteria with trend and Close criteria with trend for 8 Days. </w:t>
+        <w:t xml:space="preserve">Hanging Man shows worse results  at forecasting Highs(following a trend), Lows (following a trend), Closes(following a trend) for 2 Days, Highs(following a trend), Lows (following a trend), Closes(following a trend) for 4 Days, Highs, Lows (following a trend) and Closes(following a trend) for 8 Days when compared to random selection of stocks. </w:t>
         <w:br/>
-        <w:t xml:space="preserve">Shooting Star shows significantly positive results for  Low criteria regardless of trend for 2 Days. Shooting Star shows positive results for  High criteria regardless of trend for 2 Days. Shooting Star shows negative results for  Close criteria with trend for 2 Days, Close criteria with trend for 4 Days, High criteria with trend, Low criteria with trend and Close criteria with trend for 8 Days. </w:t>
+        <w:t xml:space="preserve">Shooting Star shows significantly better results at forecasting Lows for 2 Days when compared to random selection of stocks. And, Shooting Star shows slightly better results at forecasting Highs for 2 Days when compared to random selection of stocks. Shooting Star shows worse results  at forecasting Closes(following a trend) for 2 Days, Closes(following a trend) for 4 Days, Highs(following a trend), Lows (following a trend) and Closes(following a trend) for 8 Days when compared to random selection of stocks. </w:t>
       </w:r>
     </w:p>
     <w:tbl>
@@ -12540,11 +12540,11 @@
         <w:t>during a sustained Bearish market phase.</w:t>
         <w:br/>
         <w:br/>
-        <w:t xml:space="preserve">Hammer shows significantly positive results for  High criteria regardless of trend for 2 Days. Hammer shows positive results for  High criteria with trend, Low criteria with trend, Low criteria regardless of trend for 2 Days and High criteria regardless of trend for 4 Days. Hammer shows negative results for  Close criteria with trend for 2 Days. </w:t>
+        <w:t xml:space="preserve">Hammer shows significantly better results at forecasting Highs for 2 Days when compared to random selection of stocks. Furthermore, Hammer shows slightly better results at forecasting Highs(following a trend), Lows for 2 Days and Highs for 4 Days when compared to random selection of stocks. Hammer shows worse results  at forecasting Closes(following a trend) for 2 Days when compared to random selection of stocks. </w:t>
         <w:br/>
-        <w:t xml:space="preserve">Hanging Man shows significantly positive results for  Close criteria with trend for 4 Days. Hanging Man shows positive results for  Low criteria with trend, Close criteria with trend for 2 Days, High criteria with trend, Low criteria with trend for 4 Days, High criteria with trend, Low criteria with trend and Close criteria with trend for 8 Days. Hanging Man shows negative results for  High criteria regardless of trend for 2 Days. </w:t>
+        <w:t xml:space="preserve">Hanging Man shows significantly better results at forecasting Closes(following a trend) for 4 Days when compared to random selection of stocks. Furthermore, Hanging Man shows slightly better results at forecasting Lows (following a trend), Closes(following a trend) for 2 Days, Highs(following a trend), Lows (following a trend) for 4 Days, Highs(following a trend), Lows (following a trend) and Closes(following a trend) for 8 Days when compared to random selection of stocks. Hanging Man shows worse results  at forecasting Highs for 2 Days when compared to random selection of stocks. </w:t>
         <w:br/>
-        <w:t xml:space="preserve">Shooting Star shows significantly positive results for  High criteria with trend, Low criteria with trend for 2 Days, High criteria with trend, Low criteria with trend for 4 Days, High criteria with trend, Low criteria with trend and Close criteria with trend for 8 Days. Shooting Star shows positive results for  High criteria regardless of trend, Low criteria regardless of trend, Close criteria with trend for 2 Days and Low criteria regardless of trend for 4 Days. </w:t>
+        <w:t xml:space="preserve">Shooting Star shows significantly better results at forecasting Highs(following a trend), Lows (following a trend) for 2 Days, Highs(following a trend), Lows (following a trend) for 4 Days, Highs(following a trend), Lows (following a trend) and Closes(following a trend) for 8 Days when compared to random selection of stocks. And, Shooting Star shows slightly better results at forecasting Highs, Lows, Closes(following a trend) for 2 Days and Lows for 4 Days when compared to random selection of stocks. </w:t>
       </w:r>
     </w:p>
     <w:tbl>
@@ -15043,11 +15043,11 @@
         <w:t>during a sustained Bullish market phase.</w:t>
         <w:br/>
         <w:br/>
-        <w:t xml:space="preserve">Hammer shows significantly positive results for  High criteria with trend for 4 Days, High criteria with trend and Low criteria with trend for 8 Days. Hammer shows positive results for  High criteria with trend, High criteria regardless of trend, Low criteria with trend, Low criteria regardless of trend for 2 Days, High criteria regardless of trend, Low criteria with trend, Low criteria regardless of trend for 4 Days and High criteria regardless of trend for 8 Days. </w:t>
+        <w:t xml:space="preserve">Hammer shows significantly better results at forecasting Highs(following a trend) for 4 Days, Highs(following a trend) and Lows (following a trend) for 8 Days when compared to random selection of stocks. Similarly, Hammer shows slightly better results at forecasting Highs, Lows for 2 Days, Highs, Lows for 4 Days and Highs for 8 Days when compared to random selection of stocks. </w:t>
         <w:br/>
-        <w:t xml:space="preserve">Hanging Man shows negative results for  High criteria with trend, Low criteria with trend and Close criteria with trend for 8 Days. </w:t>
+        <w:t xml:space="preserve">Hanging Man shows worse results  at forecasting Highs(following a trend), Lows (following a trend) and Closes(following a trend) for 8 Days when compared to random selection of stocks. </w:t>
         <w:br/>
-        <w:t xml:space="preserve">Shooting Star shows positive results for  High criteria with trend, Low criteria with trend and Low criteria regardless of trend for 2 Days. Shooting Star shows negative results for  Close criteria with trend for 8 Days. </w:t>
+        <w:t xml:space="preserve">Similarly, Shooting Star shows slightly better results at forecasting Highs(following a trend) and Lows for 2 Days when compared to random selection of stocks. Shooting Star shows worse results  at forecasting Closes(following a trend) for 8 Days when compared to random selection of stocks. </w:t>
       </w:r>
     </w:p>
     <w:tbl>
@@ -17546,13 +17546,13 @@
         <w:t>during a sustained Bearish market phase.</w:t>
         <w:br/>
         <w:br/>
-        <w:t xml:space="preserve">Hammer shows significantly positive results for  High criteria with trend, High criteria regardless of trend, Low criteria with trend and Low criteria regardless of trend for 2 Days. Hammer shows positive results for  High criteria with trend, High criteria regardless of trend and Low criteria regardless of trend for 4 Days. Hammer shows negative results for  Close criteria with trend for 4 Days and Close criteria with trend for 8 Days. </w:t>
+        <w:t xml:space="preserve">Hammer shows significantly better results at forecasting Highs and Lows for 2 Days when compared to random selection of stocks. Importantly, Hammer shows slightly better results at forecasting Highs and Lows for 4 Days when compared to random selection of stocks. Hammer shows worse results  at forecasting Closes(following a trend) for 4 Days and Closes(following a trend) for 8 Days when compared to random selection of stocks. </w:t>
         <w:br/>
-        <w:t xml:space="preserve">Inverted Hammer shows negative results for  Low criteria with trend for 2 Days, High criteria with trend, Low criteria with trend, Low criteria regardless of trend for 4 Days, High criteria with trend and Low criteria with trend for 8 Days. </w:t>
+        <w:t xml:space="preserve">Inverted Hammer shows worse results  at forecasting Lows (following a trend) for 2 Days, Highs(following a trend), Lows for 4 Days, Highs(following a trend) and Lows (following a trend) for 8 Days when compared to random selection of stocks. </w:t>
         <w:br/>
-        <w:t xml:space="preserve">Hanging Man shows positive results for  Close criteria with trend for 2 Days, Close criteria with trend for 4 Days and Close criteria with trend for 8 Days. Hanging Man shows negative results for  High criteria regardless of trend for 2 Days. </w:t>
+        <w:t xml:space="preserve">Likewise, Hanging Man shows slightly better results at forecasting Closes(following a trend) for 2 Days, Closes(following a trend) for 4 Days and Closes(following a trend) for 8 Days when compared to random selection of stocks. Hanging Man shows worse results  at forecasting Highs for 2 Days when compared to random selection of stocks. </w:t>
         <w:br/>
-        <w:t xml:space="preserve">Shooting Star shows significantly positive results for  High criteria with trend, Low criteria with trend for 2 Days, High criteria with trend, Low criteria with trend for 4 Days, High criteria with trend, Low criteria with trend and Close criteria with trend for 8 Days. Shooting Star shows positive results for  Low criteria regardless of trend and Close criteria with trend for 2 Days. </w:t>
+        <w:t xml:space="preserve">Shooting Star shows significantly better results at forecasting Highs(following a trend), Lows (following a trend) for 2 Days, Highs(following a trend), Lows (following a trend) for 4 Days, Highs(following a trend), Lows (following a trend) and Closes(following a trend) for 8 Days when compared to random selection of stocks. Additionally, Shooting Star shows slightly better results at forecasting Lows and Closes(following a trend) for 2 Days when compared to random selection of stocks. </w:t>
       </w:r>
     </w:p>
     <w:tbl>
@@ -20051,13 +20051,13 @@
         <w:t>during a sustained Bullish market phase.</w:t>
         <w:br/>
         <w:br/>
-        <w:t xml:space="preserve">Hammer shows significantly positive results for  High criteria with trend for 2 Days. Hammer shows positive results for  High criteria regardless of trend, Low criteria with trend, Low criteria regardless of trend for 2 Days, High criteria with trend, Low criteria with trend for 4 Days and Low criteria with trend for 8 Days. Hammer shows negative results for  Close criteria with trend, Close criteria regardless of trend for 4 Days and Close criteria with trend for 8 Days. </w:t>
+        <w:t xml:space="preserve">Hammer shows significantly better results at forecasting Highs(following a trend) for 2 Days when compared to random selection of stocks. Importantly, Hammer shows slightly better results at forecasting Highs, Lows for 2 Days, Highs(following a trend), Lows (following a trend) for 4 Days and Lows (following a trend) for 8 Days when compared to random selection of stocks. Hammer shows worse results  at forecasting Closes for 4 Days and Closes(following a trend) for 8 Days when compared to random selection of stocks. </w:t>
         <w:br/>
-        <w:t xml:space="preserve">Inverted Hammer shows positive results for  Close criteria with trend for 2 Days and Close criteria with trend for 4 Days. Inverted Hammer shows negative results for  Low criteria with trend and Low criteria regardless of trend for 2 Days. </w:t>
+        <w:t xml:space="preserve">Moreover, Inverted Hammer shows slightly better results at forecasting Closes(following a trend) for 2 Days and Closes(following a trend) for 4 Days when compared to random selection of stocks. Inverted Hammer shows worse results  at forecasting Lows for 2 Days when compared to random selection of stocks. </w:t>
         <w:br/>
-        <w:t xml:space="preserve">Hanging Man shows negative results for  High criteria with trend, High criteria regardless of trend for 2 Days, High criteria with trend, High criteria regardless of trend, Low criteria with trend for 4 Days, High criteria with trend, Low criteria with trend and Close criteria with trend for 8 Days. </w:t>
+        <w:t xml:space="preserve">Hanging Man shows worse results  at forecasting Highs for 2 Days, Highs, Lows (following a trend) for 4 Days, Highs(following a trend), Lows (following a trend) and Closes(following a trend) for 8 Days when compared to random selection of stocks. </w:t>
         <w:br/>
-        <w:t xml:space="preserve">Shooting Star shows significantly positive results for  Low criteria with trend for 2 Days. Shooting Star shows positive results for  High criteria with trend, High criteria regardless of trend, Low criteria regardless of trend for 2 Days and Low criteria regardless of trend for 4 Days. Shooting Star shows negative results for  Close criteria with trend for 4 Days, High criteria with trend, Low criteria with trend, Close criteria with trend and Close criteria regardless of trend for 8 Days. </w:t>
+        <w:t xml:space="preserve">Shooting Star shows significantly better results at forecasting Lows (following a trend) for 2 Days when compared to random selection of stocks. Furthermore, Shooting Star shows slightly better results at forecasting Highs, Lows for 2 Days and Lows for 4 Days when compared to random selection of stocks. Shooting Star shows worse results  at forecasting Closes(following a trend) for 4 Days, Highs(following a trend), Lows (following a trend) and Closes for 8 Days when compared to random selection of stocks. </w:t>
       </w:r>
     </w:p>
     <w:tbl>
@@ -22556,11 +22556,11 @@
         <w:t>during a sustained Bearish market phase.</w:t>
         <w:br/>
         <w:br/>
-        <w:t xml:space="preserve">Hammer shows significantly positive results for  Low criteria with trend for 2 Days. Hammer shows positive results for  High criteria with trend, Low criteria regardless of trend for 2 Days, High criteria with trend, Low criteria with trend, Low criteria regardless of trend for 4 Days and Low criteria regardless of trend for 8 Days. </w:t>
+        <w:t xml:space="preserve">Hammer shows significantly better results at forecasting Lows (following a trend) for 2 Days when compared to random selection of stocks. Moreover, Hammer shows slightly better results at forecasting Highs(following a trend), Lows for 2 Days, Highs(following a trend), Lows for 4 Days and Lows for 8 Days when compared to random selection of stocks. </w:t>
         <w:br/>
-        <w:t xml:space="preserve">Hanging Man shows significantly positive results for  Close criteria with trend for 2 Days, Close criteria with trend for 4 Days and Close criteria with trend for 8 Days. Hanging Man shows positive results for  High criteria with trend for 2 Days, High criteria with trend for 4 Days, High criteria with trend and Low criteria with trend for 8 Days. </w:t>
+        <w:t xml:space="preserve">Hanging Man shows significantly better results at forecasting Closes(following a trend) for 2 Days, Closes(following a trend) for 4 Days and Closes(following a trend) for 8 Days when compared to random selection of stocks. Furthermore, Hanging Man shows slightly better results at forecasting Highs(following a trend) for 2 Days, Highs(following a trend) for 4 Days, Highs(following a trend) and Lows (following a trend) for 8 Days when compared to random selection of stocks. </w:t>
         <w:br/>
-        <w:t xml:space="preserve">Shooting Star shows significantly positive results for  High criteria with trend, Low criteria with trend, Low criteria regardless of trend for 2 Days, High criteria with trend, Low criteria with trend for 4 Days, High criteria with trend, Low criteria with trend and Close criteria with trend for 8 Days. Shooting Star shows positive results for  High criteria regardless of trend for 2 Days, Low criteria regardless of trend, Close criteria with trend for 4 Days and Low criteria regardless of trend for 8 Days. </w:t>
+        <w:t xml:space="preserve">Shooting Star shows significantly better results at forecasting Highs(following a trend), Lows for 2 Days, Highs(following a trend), Lows (following a trend) for 4 Days, Highs(following a trend), Lows (following a trend) and Closes(following a trend) for 8 Days when compared to random selection of stocks. Additionally, Shooting Star shows slightly better results at forecasting Highs for 2 Days, Lows, Closes(following a trend) for 4 Days and Lows for 8 Days when compared to random selection of stocks. </w:t>
       </w:r>
     </w:p>
     <w:tbl>

--- a/src/steps/docx_output/thesis.docx
+++ b/src/steps/docx_output/thesis.docx
@@ -21,11 +21,11 @@
         <w:t>during a sustained Bullish market phase.</w:t>
         <w:br/>
         <w:br/>
-        <w:t xml:space="preserve">Hammer shows significantly better results at forecasting Highs for 2 Days when compared to random selection of stocks. Moreover, Hammer shows slightly better results at forecasting Lows for 2 Days, Highs, Lows for 4 Days, Highs and Lows for 8 Days when compared to random selection of stocks. </w:t>
+        <w:t xml:space="preserve">Hammer shows significantly better results at forecasting Highs for 2 Days when compared to random selection of stocks. It  shows slightly better results at forecasting Lows for 2 Days, Highs, Lows for 4 Days, Highs and Lows for 8 Days when compared to random selection of stocks. </w:t>
         <w:br/>
-        <w:t xml:space="preserve">Hanging Man shows worse results  at forecasting Highs and Lows for 2 Days when compared to random selection of stocks. </w:t>
+        <w:t xml:space="preserve">It  shows worse results  at forecasting Highs and Lows for 2 Days when compared to random selection of stocks. </w:t>
         <w:br/>
-        <w:t xml:space="preserve">Likewise, Shooting Star shows slightly better results at forecasting Highs, Lows for 2 Days and Lows (following a trend) for 4 Days when compared to random selection of stocks. </w:t>
+        <w:t xml:space="preserve">It  shows slightly better results at forecasting Highs, Lows for 2 Days and Lows (following a trend) for 4 Days when compared to random selection of stocks. </w:t>
       </w:r>
     </w:p>
     <w:tbl>
@@ -2524,13 +2524,13 @@
         <w:t>during a sustained Bearish market phase.</w:t>
         <w:br/>
         <w:br/>
-        <w:t xml:space="preserve">Hammer shows significantly better results at forecasting Highs, Lows for 2 Days and Highs for 4 Days when compared to random selection of stocks. And, Hammer shows slightly better results at forecasting Lows for 4 Days and Highs for 8 Days when compared to random selection of stocks. Hammer shows worse results  at forecasting Closes(following a trend) for 8 Days when compared to random selection of stocks. </w:t>
+        <w:t xml:space="preserve">Hammer shows significantly better results at forecasting Highs, Lows for 2 Days and Highs for 4 Days when compared to random selection of stocks. It  shows slightly better results at forecasting Lows for 4 Days and Highs for 8 Days when compared to random selection of stocks. It  shows worse results  at forecasting Closes(following a trend) for 8 Days when compared to random selection of stocks. </w:t>
         <w:br/>
-        <w:t xml:space="preserve">Inverted Hammer shows worse results  at forecasting Lows for 2 Days and Lows (following a trend) for 8 Days when compared to random selection of stocks. </w:t>
+        <w:t xml:space="preserve">It  shows worse results  at forecasting Lows for 2 Days and Lows (following a trend) for 8 Days when compared to random selection of stocks. </w:t>
         <w:br/>
-        <w:t xml:space="preserve">Hanging Man shows significantly better results at forecasting Closes(following a trend) for 4 Days, Highs(following a trend), Lows (following a trend) and Closes(following a trend) for 8 Days when compared to random selection of stocks. Additionally, Hanging Man shows slightly better results at forecasting Closes(following a trend) for 2 Days when compared to random selection of stocks. Hanging Man shows worse results  at forecasting Highs and Lows for 2 Days when compared to random selection of stocks. </w:t>
+        <w:t xml:space="preserve">Hanging Man shows significantly better results at forecasting Closes(following a trend) for 4 Days, Highs(following a trend), Lows (following a trend) and Closes(following a trend) for 8 Days when compared to random selection of stocks. It  shows slightly better results at forecasting Closes(following a trend) for 2 Days when compared to random selection of stocks. It  shows worse results  at forecasting Highs and Lows for 2 Days when compared to random selection of stocks. </w:t>
         <w:br/>
-        <w:t xml:space="preserve">Shooting Star shows significantly better results at forecasting Highs(following a trend), Lows for 2 Days, Highs(following a trend), Lows (following a trend), Closes(following a trend) for 4 Days, Highs(following a trend) and Lows (following a trend) for 8 Days when compared to random selection of stocks. And, Shooting Star shows slightly better results at forecasting Highs, Closes(following a trend) for 2 Days and Closes(following a trend) for 8 Days when compared to random selection of stocks. </w:t>
+        <w:t xml:space="preserve">Shooting Star shows significantly better results at forecasting Highs(following a trend), Lows for 2 Days, Highs(following a trend), Lows (following a trend), Closes(following a trend) for 4 Days, Highs(following a trend) and Lows (following a trend) for 8 Days when compared to random selection of stocks. It  shows slightly better results at forecasting Highs, Closes(following a trend) for 2 Days and Closes(following a trend) for 8 Days when compared to random selection of stocks. </w:t>
       </w:r>
     </w:p>
     <w:tbl>
@@ -5029,13 +5029,13 @@
         <w:t>during a sustained Bullish market phase.</w:t>
         <w:br/>
         <w:br/>
-        <w:t xml:space="preserve">Hammer shows significantly better results at forecasting Highs(following a trend), Lows (following a trend) for 2 Days and Highs(following a trend) for 8 Days when compared to random selection of stocks. Importantly, Hammer shows slightly better results at forecasting Highs, Lows for 2 Days, Highs, Lows (following a trend) for 4 Days and Lows (following a trend) for 8 Days when compared to random selection of stocks. Hammer shows worse results  at forecasting Closes for 8 Days when compared to random selection of stocks. </w:t>
+        <w:t xml:space="preserve">Hammer shows significantly better results at forecasting Highs(following a trend), Lows (following a trend) for 2 Days and Highs(following a trend) for 8 Days when compared to random selection of stocks. It  shows slightly better results at forecasting Highs, Lows for 2 Days, Highs, Lows (following a trend) for 4 Days and Lows (following a trend) for 8 Days when compared to random selection of stocks. It  shows worse results  at forecasting Closes for 8 Days when compared to random selection of stocks. </w:t>
         <w:br/>
-        <w:t xml:space="preserve">Moreover, Inverted Hammer shows slightly better results at forecasting Closes(following a trend) for 2 Days and Closes(following a trend) for 8 Days when compared to random selection of stocks. </w:t>
+        <w:t xml:space="preserve">It  shows slightly better results at forecasting Closes(following a trend) for 2 Days and Closes(following a trend) for 8 Days when compared to random selection of stocks. </w:t>
         <w:br/>
-        <w:t xml:space="preserve">Hanging Man shows worse results  at forecasting Lows for 2 Days, Highs(following a trend), Lows (following a trend) for 4 Days, Highs(following a trend), Lows (following a trend) and Closes(following a trend) for 8 Days when compared to random selection of stocks. </w:t>
+        <w:t xml:space="preserve">It  shows worse results  at forecasting Lows for 2 Days, Highs(following a trend), Lows (following a trend) for 4 Days, Highs(following a trend), Lows (following a trend) and Closes(following a trend) for 8 Days when compared to random selection of stocks. </w:t>
         <w:br/>
-        <w:t xml:space="preserve">Shooting Star shows significantly better results at forecasting Highs(following a trend) and Lows for 2 Days when compared to random selection of stocks. Additionally, Shooting Star shows slightly better results at forecasting Highs for 2 Days, Lows for 4 Days and Lows for 8 Days when compared to random selection of stocks. Shooting Star shows worse results  at forecasting Highs(following a trend), Lows (following a trend) and Closes(following a trend) for 8 Days when compared to random selection of stocks. </w:t>
+        <w:t xml:space="preserve">Shooting Star shows significantly better results at forecasting Highs(following a trend) and Lows for 2 Days when compared to random selection of stocks. It  shows slightly better results at forecasting Highs for 2 Days, Lows for 4 Days and Lows for 8 Days when compared to random selection of stocks. It  shows worse results  at forecasting Highs(following a trend), Lows (following a trend) and Closes(following a trend) for 8 Days when compared to random selection of stocks. </w:t>
       </w:r>
     </w:p>
     <w:tbl>
@@ -7534,11 +7534,11 @@
         <w:t>during a sustained Bearish market phase.</w:t>
         <w:br/>
         <w:br/>
-        <w:t xml:space="preserve">Likewise, Hammer shows slightly better results at forecasting Highs(following a trend) for 2 Days and Highs for 8 Days when compared to random selection of stocks. </w:t>
+        <w:t xml:space="preserve">It  shows slightly better results at forecasting Highs(following a trend) for 2 Days and Highs for 8 Days when compared to random selection of stocks. </w:t>
         <w:br/>
-        <w:t xml:space="preserve">Hanging Man shows significantly better results at forecasting Closes(following a trend) for 2 Days and Closes(following a trend) for 8 Days when compared to random selection of stocks. Similarly, Hanging Man shows slightly better results at forecasting Lows (following a trend) for 2 Days, Closes(following a trend) for 4 Days, Highs(following a trend) and Lows (following a trend) for 8 Days when compared to random selection of stocks. Hanging Man shows worse results  at forecasting Highs for 2 Days when compared to random selection of stocks. </w:t>
+        <w:t xml:space="preserve">Hanging Man shows significantly better results at forecasting Closes(following a trend) for 2 Days and Closes(following a trend) for 8 Days when compared to random selection of stocks. It  shows slightly better results at forecasting Lows (following a trend) for 2 Days, Closes(following a trend) for 4 Days, Highs(following a trend) and Lows (following a trend) for 8 Days when compared to random selection of stocks. It  shows worse results  at forecasting Highs for 2 Days when compared to random selection of stocks. </w:t>
         <w:br/>
-        <w:t xml:space="preserve">Shooting Star shows significantly better results at forecasting Highs(following a trend), Lows for 2 Days, Highs(following a trend), Lows (following a trend) for 4 Days, Highs(following a trend), Lows (following a trend) and Closes(following a trend) for 8 Days when compared to random selection of stocks. Furthermore, Shooting Star shows slightly better results at forecasting Highs, Closes(following a trend) for 2 Days, Lows and Closes(following a trend) for 4 Days when compared to random selection of stocks. </w:t>
+        <w:t xml:space="preserve">Shooting Star shows significantly better results at forecasting Highs(following a trend), Lows for 2 Days, Highs(following a trend), Lows (following a trend) for 4 Days, Highs(following a trend), Lows (following a trend) and Closes(following a trend) for 8 Days when compared to random selection of stocks. It  shows slightly better results at forecasting Highs, Closes(following a trend) for 2 Days, Lows and Closes(following a trend) for 4 Days when compared to random selection of stocks. </w:t>
       </w:r>
     </w:p>
     <w:tbl>
@@ -10037,11 +10037,11 @@
         <w:t>during a sustained Bullish market phase.</w:t>
         <w:br/>
         <w:br/>
-        <w:t xml:space="preserve">Hammer shows significantly better results at forecasting Lows for 8 Days when compared to random selection of stocks. Importantly, Hammer shows slightly better results at forecasting Highs, Lows for 2 Days, Highs, Lows for 4 Days, Highs and Lows (following a trend) for 8 Days when compared to random selection of stocks. </w:t>
+        <w:t xml:space="preserve">Hammer shows significantly better results at forecasting Lows for 8 Days when compared to random selection of stocks. It  shows slightly better results at forecasting Highs, Lows for 2 Days, Highs, Lows for 4 Days, Highs and Lows (following a trend) for 8 Days when compared to random selection of stocks. </w:t>
         <w:br/>
-        <w:t xml:space="preserve">Hanging Man shows worse results  at forecasting Highs(following a trend), Lows (following a trend), Closes(following a trend) for 2 Days, Highs(following a trend), Lows (following a trend), Closes(following a trend) for 4 Days, Highs, Lows (following a trend) and Closes(following a trend) for 8 Days when compared to random selection of stocks. </w:t>
+        <w:t xml:space="preserve">It  shows worse results  at forecasting Highs(following a trend), Lows (following a trend), Closes(following a trend) for 2 Days, Highs(following a trend), Lows (following a trend), Closes(following a trend) for 4 Days, Highs, Lows (following a trend) and Closes(following a trend) for 8 Days when compared to random selection of stocks. </w:t>
         <w:br/>
-        <w:t xml:space="preserve">Shooting Star shows significantly better results at forecasting Lows for 2 Days when compared to random selection of stocks. And, Shooting Star shows slightly better results at forecasting Highs for 2 Days when compared to random selection of stocks. Shooting Star shows worse results  at forecasting Closes(following a trend) for 2 Days, Closes(following a trend) for 4 Days, Highs(following a trend), Lows (following a trend) and Closes(following a trend) for 8 Days when compared to random selection of stocks. </w:t>
+        <w:t xml:space="preserve">Shooting Star shows significantly better results at forecasting Lows for 2 Days when compared to random selection of stocks. It  shows slightly better results at forecasting Highs for 2 Days when compared to random selection of stocks. It  shows worse results  at forecasting Closes(following a trend) for 2 Days, Closes(following a trend) for 4 Days, Highs(following a trend), Lows (following a trend) and Closes(following a trend) for 8 Days when compared to random selection of stocks. </w:t>
       </w:r>
     </w:p>
     <w:tbl>
@@ -12540,11 +12540,11 @@
         <w:t>during a sustained Bearish market phase.</w:t>
         <w:br/>
         <w:br/>
-        <w:t xml:space="preserve">Hammer shows significantly better results at forecasting Highs for 2 Days when compared to random selection of stocks. Furthermore, Hammer shows slightly better results at forecasting Highs(following a trend), Lows for 2 Days and Highs for 4 Days when compared to random selection of stocks. Hammer shows worse results  at forecasting Closes(following a trend) for 2 Days when compared to random selection of stocks. </w:t>
+        <w:t xml:space="preserve">Hammer shows significantly better results at forecasting Highs for 2 Days when compared to random selection of stocks. It  shows slightly better results at forecasting Highs(following a trend), Lows for 2 Days and Highs for 4 Days when compared to random selection of stocks. It  shows worse results  at forecasting Closes(following a trend) for 2 Days when compared to random selection of stocks. </w:t>
         <w:br/>
-        <w:t xml:space="preserve">Hanging Man shows significantly better results at forecasting Closes(following a trend) for 4 Days when compared to random selection of stocks. Furthermore, Hanging Man shows slightly better results at forecasting Lows (following a trend), Closes(following a trend) for 2 Days, Highs(following a trend), Lows (following a trend) for 4 Days, Highs(following a trend), Lows (following a trend) and Closes(following a trend) for 8 Days when compared to random selection of stocks. Hanging Man shows worse results  at forecasting Highs for 2 Days when compared to random selection of stocks. </w:t>
+        <w:t xml:space="preserve">Hanging Man shows significantly better results at forecasting Closes(following a trend) for 4 Days when compared to random selection of stocks. It  shows slightly better results at forecasting Lows (following a trend), Closes(following a trend) for 2 Days, Highs(following a trend), Lows (following a trend) for 4 Days, Highs(following a trend), Lows (following a trend) and Closes(following a trend) for 8 Days when compared to random selection of stocks. It  shows worse results  at forecasting Highs for 2 Days when compared to random selection of stocks. </w:t>
         <w:br/>
-        <w:t xml:space="preserve">Shooting Star shows significantly better results at forecasting Highs(following a trend), Lows (following a trend) for 2 Days, Highs(following a trend), Lows (following a trend) for 4 Days, Highs(following a trend), Lows (following a trend) and Closes(following a trend) for 8 Days when compared to random selection of stocks. And, Shooting Star shows slightly better results at forecasting Highs, Lows, Closes(following a trend) for 2 Days and Lows for 4 Days when compared to random selection of stocks. </w:t>
+        <w:t xml:space="preserve">Shooting Star shows significantly better results at forecasting Highs(following a trend), Lows (following a trend) for 2 Days, Highs(following a trend), Lows (following a trend) for 4 Days, Highs(following a trend), Lows (following a trend) and Closes(following a trend) for 8 Days when compared to random selection of stocks. It  shows slightly better results at forecasting Highs, Lows, Closes(following a trend) for 2 Days and Lows for 4 Days when compared to random selection of stocks. </w:t>
       </w:r>
     </w:p>
     <w:tbl>
@@ -15043,11 +15043,11 @@
         <w:t>during a sustained Bullish market phase.</w:t>
         <w:br/>
         <w:br/>
-        <w:t xml:space="preserve">Hammer shows significantly better results at forecasting Highs(following a trend) for 4 Days, Highs(following a trend) and Lows (following a trend) for 8 Days when compared to random selection of stocks. Similarly, Hammer shows slightly better results at forecasting Highs, Lows for 2 Days, Highs, Lows for 4 Days and Highs for 8 Days when compared to random selection of stocks. </w:t>
+        <w:t xml:space="preserve">Hammer shows significantly better results at forecasting Highs(following a trend) for 4 Days, Highs(following a trend) and Lows (following a trend) for 8 Days when compared to random selection of stocks. It  shows slightly better results at forecasting Highs, Lows for 2 Days, Highs, Lows for 4 Days and Highs for 8 Days when compared to random selection of stocks. </w:t>
         <w:br/>
-        <w:t xml:space="preserve">Hanging Man shows worse results  at forecasting Highs(following a trend), Lows (following a trend) and Closes(following a trend) for 8 Days when compared to random selection of stocks. </w:t>
+        <w:t xml:space="preserve">It  shows worse results  at forecasting Highs(following a trend), Lows (following a trend) and Closes(following a trend) for 8 Days when compared to random selection of stocks. </w:t>
         <w:br/>
-        <w:t xml:space="preserve">Similarly, Shooting Star shows slightly better results at forecasting Highs(following a trend) and Lows for 2 Days when compared to random selection of stocks. Shooting Star shows worse results  at forecasting Closes(following a trend) for 8 Days when compared to random selection of stocks. </w:t>
+        <w:t xml:space="preserve">It  shows slightly better results at forecasting Highs(following a trend) and Lows for 2 Days when compared to random selection of stocks. It  shows worse results  at forecasting Closes(following a trend) for 8 Days when compared to random selection of stocks. </w:t>
       </w:r>
     </w:p>
     <w:tbl>
@@ -17546,13 +17546,13 @@
         <w:t>during a sustained Bearish market phase.</w:t>
         <w:br/>
         <w:br/>
-        <w:t xml:space="preserve">Hammer shows significantly better results at forecasting Highs and Lows for 2 Days when compared to random selection of stocks. Importantly, Hammer shows slightly better results at forecasting Highs and Lows for 4 Days when compared to random selection of stocks. Hammer shows worse results  at forecasting Closes(following a trend) for 4 Days and Closes(following a trend) for 8 Days when compared to random selection of stocks. </w:t>
+        <w:t xml:space="preserve">Hammer shows significantly better results at forecasting Highs and Lows for 2 Days when compared to random selection of stocks. It  shows slightly better results at forecasting Highs and Lows for 4 Days when compared to random selection of stocks. It  shows worse results  at forecasting Closes(following a trend) for 4 Days and Closes(following a trend) for 8 Days when compared to random selection of stocks. </w:t>
         <w:br/>
-        <w:t xml:space="preserve">Inverted Hammer shows worse results  at forecasting Lows (following a trend) for 2 Days, Highs(following a trend), Lows for 4 Days, Highs(following a trend) and Lows (following a trend) for 8 Days when compared to random selection of stocks. </w:t>
+        <w:t xml:space="preserve">It  shows worse results  at forecasting Lows (following a trend) for 2 Days, Highs(following a trend), Lows for 4 Days, Highs(following a trend) and Lows (following a trend) for 8 Days when compared to random selection of stocks. </w:t>
         <w:br/>
-        <w:t xml:space="preserve">Likewise, Hanging Man shows slightly better results at forecasting Closes(following a trend) for 2 Days, Closes(following a trend) for 4 Days and Closes(following a trend) for 8 Days when compared to random selection of stocks. Hanging Man shows worse results  at forecasting Highs for 2 Days when compared to random selection of stocks. </w:t>
+        <w:t xml:space="preserve">It  shows slightly better results at forecasting Closes(following a trend) for 2 Days, Closes(following a trend) for 4 Days and Closes(following a trend) for 8 Days when compared to random selection of stocks. It  shows worse results  at forecasting Highs for 2 Days when compared to random selection of stocks. </w:t>
         <w:br/>
-        <w:t xml:space="preserve">Shooting Star shows significantly better results at forecasting Highs(following a trend), Lows (following a trend) for 2 Days, Highs(following a trend), Lows (following a trend) for 4 Days, Highs(following a trend), Lows (following a trend) and Closes(following a trend) for 8 Days when compared to random selection of stocks. Additionally, Shooting Star shows slightly better results at forecasting Lows and Closes(following a trend) for 2 Days when compared to random selection of stocks. </w:t>
+        <w:t xml:space="preserve">Shooting Star shows significantly better results at forecasting Highs(following a trend), Lows (following a trend) for 2 Days, Highs(following a trend), Lows (following a trend) for 4 Days, Highs(following a trend), Lows (following a trend) and Closes(following a trend) for 8 Days when compared to random selection of stocks. It  shows slightly better results at forecasting Lows and Closes(following a trend) for 2 Days when compared to random selection of stocks. </w:t>
       </w:r>
     </w:p>
     <w:tbl>
@@ -20051,13 +20051,13 @@
         <w:t>during a sustained Bullish market phase.</w:t>
         <w:br/>
         <w:br/>
-        <w:t xml:space="preserve">Hammer shows significantly better results at forecasting Highs(following a trend) for 2 Days when compared to random selection of stocks. Importantly, Hammer shows slightly better results at forecasting Highs, Lows for 2 Days, Highs(following a trend), Lows (following a trend) for 4 Days and Lows (following a trend) for 8 Days when compared to random selection of stocks. Hammer shows worse results  at forecasting Closes for 4 Days and Closes(following a trend) for 8 Days when compared to random selection of stocks. </w:t>
+        <w:t xml:space="preserve">Hammer shows significantly better results at forecasting Highs(following a trend) for 2 Days when compared to random selection of stocks. It  shows slightly better results at forecasting Highs, Lows for 2 Days, Highs(following a trend), Lows (following a trend) for 4 Days and Lows (following a trend) for 8 Days when compared to random selection of stocks. It  shows worse results  at forecasting Closes for 4 Days and Closes(following a trend) for 8 Days when compared to random selection of stocks. </w:t>
         <w:br/>
-        <w:t xml:space="preserve">Moreover, Inverted Hammer shows slightly better results at forecasting Closes(following a trend) for 2 Days and Closes(following a trend) for 4 Days when compared to random selection of stocks. Inverted Hammer shows worse results  at forecasting Lows for 2 Days when compared to random selection of stocks. </w:t>
+        <w:t xml:space="preserve">It  shows slightly better results at forecasting Closes(following a trend) for 2 Days and Closes(following a trend) for 4 Days when compared to random selection of stocks. It  shows worse results  at forecasting Lows for 2 Days when compared to random selection of stocks. </w:t>
         <w:br/>
-        <w:t xml:space="preserve">Hanging Man shows worse results  at forecasting Highs for 2 Days, Highs, Lows (following a trend) for 4 Days, Highs(following a trend), Lows (following a trend) and Closes(following a trend) for 8 Days when compared to random selection of stocks. </w:t>
+        <w:t xml:space="preserve">It  shows worse results  at forecasting Highs for 2 Days, Highs, Lows (following a trend) for 4 Days, Highs(following a trend), Lows (following a trend) and Closes(following a trend) for 8 Days when compared to random selection of stocks. </w:t>
         <w:br/>
-        <w:t xml:space="preserve">Shooting Star shows significantly better results at forecasting Lows (following a trend) for 2 Days when compared to random selection of stocks. Furthermore, Shooting Star shows slightly better results at forecasting Highs, Lows for 2 Days and Lows for 4 Days when compared to random selection of stocks. Shooting Star shows worse results  at forecasting Closes(following a trend) for 4 Days, Highs(following a trend), Lows (following a trend) and Closes for 8 Days when compared to random selection of stocks. </w:t>
+        <w:t xml:space="preserve">Shooting Star shows significantly better results at forecasting Lows (following a trend) for 2 Days when compared to random selection of stocks. It  shows slightly better results at forecasting Highs, Lows for 2 Days and Lows for 4 Days when compared to random selection of stocks. It  shows worse results  at forecasting Closes(following a trend) for 4 Days, Highs(following a trend), Lows (following a trend) and Closes for 8 Days when compared to random selection of stocks. </w:t>
       </w:r>
     </w:p>
     <w:tbl>
@@ -22556,11 +22556,11 @@
         <w:t>during a sustained Bearish market phase.</w:t>
         <w:br/>
         <w:br/>
-        <w:t xml:space="preserve">Hammer shows significantly better results at forecasting Lows (following a trend) for 2 Days when compared to random selection of stocks. Moreover, Hammer shows slightly better results at forecasting Highs(following a trend), Lows for 2 Days, Highs(following a trend), Lows for 4 Days and Lows for 8 Days when compared to random selection of stocks. </w:t>
+        <w:t xml:space="preserve">Hammer shows significantly better results at forecasting Lows (following a trend) for 2 Days when compared to random selection of stocks. It  shows slightly better results at forecasting Highs(following a trend), Lows for 2 Days, Highs(following a trend), Lows for 4 Days and Lows for 8 Days when compared to random selection of stocks. </w:t>
         <w:br/>
-        <w:t xml:space="preserve">Hanging Man shows significantly better results at forecasting Closes(following a trend) for 2 Days, Closes(following a trend) for 4 Days and Closes(following a trend) for 8 Days when compared to random selection of stocks. Furthermore, Hanging Man shows slightly better results at forecasting Highs(following a trend) for 2 Days, Highs(following a trend) for 4 Days, Highs(following a trend) and Lows (following a trend) for 8 Days when compared to random selection of stocks. </w:t>
+        <w:t xml:space="preserve">Hanging Man shows significantly better results at forecasting Closes(following a trend) for 2 Days, Closes(following a trend) for 4 Days and Closes(following a trend) for 8 Days when compared to random selection of stocks. It  shows slightly better results at forecasting Highs(following a trend) for 2 Days, Highs(following a trend) for 4 Days, Highs(following a trend) and Lows (following a trend) for 8 Days when compared to random selection of stocks. </w:t>
         <w:br/>
-        <w:t xml:space="preserve">Shooting Star shows significantly better results at forecasting Highs(following a trend), Lows for 2 Days, Highs(following a trend), Lows (following a trend) for 4 Days, Highs(following a trend), Lows (following a trend) and Closes(following a trend) for 8 Days when compared to random selection of stocks. Additionally, Shooting Star shows slightly better results at forecasting Highs for 2 Days, Lows, Closes(following a trend) for 4 Days and Lows for 8 Days when compared to random selection of stocks. </w:t>
+        <w:t xml:space="preserve">Shooting Star shows significantly better results at forecasting Highs(following a trend), Lows for 2 Days, Highs(following a trend), Lows (following a trend) for 4 Days, Highs(following a trend), Lows (following a trend) and Closes(following a trend) for 8 Days when compared to random selection of stocks. It  shows slightly better results at forecasting Highs for 2 Days, Lows, Closes(following a trend) for 4 Days and Lows for 8 Days when compared to random selection of stocks. </w:t>
       </w:r>
     </w:p>
     <w:tbl>

--- a/src/steps/docx_output/thesis.docx
+++ b/src/steps/docx_output/thesis.docx
@@ -21,11 +21,11 @@
         <w:t>during a sustained Bullish market phase.</w:t>
         <w:br/>
         <w:br/>
-        <w:t xml:space="preserve">Hammer shows significantly better results at forecasting Highs for 2 Days when compared to random selection of stocks. It  shows slightly better results at forecasting Lows for 2 Days, Highs, Lows for 4 Days, Highs and Lows for 8 Days when compared to random selection of stocks. </w:t>
+        <w:t xml:space="preserve">Hammer renders significantly better results at forecasting Highs for 2 Days. Moreover, It  renders slightly better results at forecasting Lows for 2 Days Highs, Lows for 4 Days Highs, Lows for 8 Days. </w:t>
         <w:br/>
-        <w:t xml:space="preserve">It  shows worse results  at forecasting Highs and Lows for 2 Days when compared to random selection of stocks. </w:t>
+        <w:t>Hanging Man shows worse results  at forecasting Highs, Lows for 2 Days when compared to random selection of stocks.</w:t>
         <w:br/>
-        <w:t xml:space="preserve">It  shows slightly better results at forecasting Highs, Lows for 2 Days and Lows (following a trend) for 4 Days when compared to random selection of stocks. </w:t>
+        <w:t xml:space="preserve">Shooting Star renders slightly better results at forecasting Highs, Lows for 2 Days Lows (following a trend) for 4 Days. </w:t>
       </w:r>
     </w:p>
     <w:tbl>
@@ -2524,13 +2524,13 @@
         <w:t>during a sustained Bearish market phase.</w:t>
         <w:br/>
         <w:br/>
-        <w:t xml:space="preserve">Hammer shows significantly better results at forecasting Highs, Lows for 2 Days and Highs for 4 Days when compared to random selection of stocks. It  shows slightly better results at forecasting Lows for 4 Days and Highs for 8 Days when compared to random selection of stocks. It  shows worse results  at forecasting Closes(following a trend) for 8 Days when compared to random selection of stocks. </w:t>
+        <w:t>Hammer renders significantly better results at forecasting Highs, Lows for 2 Days Highs for 4 Days. And, It  renders slightly better results at forecasting Lows for 4 Days Highs for 8 Days. Likewise, It renders worse results  at forecasting Closes(following a trend) for 8 Days when compared to random selection of stocks.</w:t>
         <w:br/>
-        <w:t xml:space="preserve">It  shows worse results  at forecasting Lows for 2 Days and Lows (following a trend) for 8 Days when compared to random selection of stocks. </w:t>
+        <w:t>Inverted Hammer displays worse results  at forecasting Lows for 2 Days Lows (following a trend) for 8 Days when compared to random selection of stocks.</w:t>
         <w:br/>
-        <w:t xml:space="preserve">Hanging Man shows significantly better results at forecasting Closes(following a trend) for 4 Days, Highs(following a trend), Lows (following a trend) and Closes(following a trend) for 8 Days when compared to random selection of stocks. It  shows slightly better results at forecasting Closes(following a trend) for 2 Days when compared to random selection of stocks. It  shows worse results  at forecasting Highs and Lows for 2 Days when compared to random selection of stocks. </w:t>
+        <w:t>Hanging Man displays significantly better results at forecasting Closes(following a trend) for 4 Days Highs(following a trend), Lows (following a trend), Closes(following a trend) for 8 Days. Furthermore, It  displays slightly better results at forecasting Closes(following a trend) for 2 Days. Moreover, It displays worse results  at forecasting Highs, Lows for 2 Days when compared to random selection of stocks.</w:t>
         <w:br/>
-        <w:t xml:space="preserve">Shooting Star shows significantly better results at forecasting Highs(following a trend), Lows for 2 Days, Highs(following a trend), Lows (following a trend), Closes(following a trend) for 4 Days, Highs(following a trend) and Lows (following a trend) for 8 Days when compared to random selection of stocks. It  shows slightly better results at forecasting Highs, Closes(following a trend) for 2 Days and Closes(following a trend) for 8 Days when compared to random selection of stocks. </w:t>
+        <w:t xml:space="preserve">Shooting Star displays significantly better results at forecasting Highs(following a trend), Lows for 2 Days Highs(following a trend), Lows (following a trend), Closes(following a trend) for 4 Days Highs(following a trend), Lows (following a trend) for 8 Days. Moreover, It  yields slightly better results at forecasting Highs, Closes(following a trend) for 2 Days Closes(following a trend) for 8 Days. </w:t>
       </w:r>
     </w:p>
     <w:tbl>
@@ -5029,13 +5029,13 @@
         <w:t>during a sustained Bullish market phase.</w:t>
         <w:br/>
         <w:br/>
-        <w:t xml:space="preserve">Hammer shows significantly better results at forecasting Highs(following a trend), Lows (following a trend) for 2 Days and Highs(following a trend) for 8 Days when compared to random selection of stocks. It  shows slightly better results at forecasting Highs, Lows for 2 Days, Highs, Lows (following a trend) for 4 Days and Lows (following a trend) for 8 Days when compared to random selection of stocks. It  shows worse results  at forecasting Closes for 8 Days when compared to random selection of stocks. </w:t>
+        <w:t>Hammer yields significantly better results at forecasting Highs(following a trend), Lows (following a trend) for 2 Days Highs(following a trend) for 8 Days. Moreover, It  displays slightly better results at forecasting Highs, Lows for 2 Days Highs, Lows (following a trend) for 4 Days Lows (following a trend) for 8 Days. Additionally, It yields worse results  at forecasting Closes for 8 Days when compared to random selection of stocks.</w:t>
         <w:br/>
-        <w:t xml:space="preserve">It  shows slightly better results at forecasting Closes(following a trend) for 2 Days and Closes(following a trend) for 8 Days when compared to random selection of stocks. </w:t>
+        <w:t xml:space="preserve">Inverted Hammer shows slightly better results at forecasting Closes(following a trend) for 2 Days Closes(following a trend) for 8 Days. </w:t>
         <w:br/>
-        <w:t xml:space="preserve">It  shows worse results  at forecasting Lows for 2 Days, Highs(following a trend), Lows (following a trend) for 4 Days, Highs(following a trend), Lows (following a trend) and Closes(following a trend) for 8 Days when compared to random selection of stocks. </w:t>
+        <w:t>Hanging Man displays worse results  at forecasting Lows for 2 Days Highs(following a trend), Lows (following a trend) for 4 Days Highs(following a trend), Lows (following a trend), Closes(following a trend) for 8 Days when compared to random selection of stocks.</w:t>
         <w:br/>
-        <w:t xml:space="preserve">Shooting Star shows significantly better results at forecasting Highs(following a trend) and Lows for 2 Days when compared to random selection of stocks. It  shows slightly better results at forecasting Highs for 2 Days, Lows for 4 Days and Lows for 8 Days when compared to random selection of stocks. It  shows worse results  at forecasting Highs(following a trend), Lows (following a trend) and Closes(following a trend) for 8 Days when compared to random selection of stocks. </w:t>
+        <w:t>Shooting Star shows significantly better results at forecasting Highs(following a trend), Lows for 2 Days. Additionally, It  renders slightly better results at forecasting Highs for 2 Days Lows for 4 Days Lows for 8 Days. Moreover, It renders worse results  at forecasting Highs(following a trend), Lows (following a trend), Closes(following a trend) for 8 Days when compared to random selection of stocks.</w:t>
       </w:r>
     </w:p>
     <w:tbl>
@@ -7534,11 +7534,11 @@
         <w:t>during a sustained Bearish market phase.</w:t>
         <w:br/>
         <w:br/>
-        <w:t xml:space="preserve">It  shows slightly better results at forecasting Highs(following a trend) for 2 Days and Highs for 8 Days when compared to random selection of stocks. </w:t>
+        <w:t xml:space="preserve">Hammer displays slightly better results at forecasting Highs(following a trend) for 2 Days Highs for 8 Days. </w:t>
         <w:br/>
-        <w:t xml:space="preserve">Hanging Man shows significantly better results at forecasting Closes(following a trend) for 2 Days and Closes(following a trend) for 8 Days when compared to random selection of stocks. It  shows slightly better results at forecasting Lows (following a trend) for 2 Days, Closes(following a trend) for 4 Days, Highs(following a trend) and Lows (following a trend) for 8 Days when compared to random selection of stocks. It  shows worse results  at forecasting Highs for 2 Days when compared to random selection of stocks. </w:t>
+        <w:t>Hanging Man yields significantly better results at forecasting Closes(following a trend) for 2 Days Closes(following a trend) for 8 Days. Furthermore, It  renders slightly better results at forecasting Lows (following a trend) for 2 Days Closes(following a trend) for 4 Days Highs(following a trend), Lows (following a trend) for 8 Days. Additionally, It shows worse results  at forecasting Highs for 2 Days when compared to random selection of stocks.</w:t>
         <w:br/>
-        <w:t xml:space="preserve">Shooting Star shows significantly better results at forecasting Highs(following a trend), Lows for 2 Days, Highs(following a trend), Lows (following a trend) for 4 Days, Highs(following a trend), Lows (following a trend) and Closes(following a trend) for 8 Days when compared to random selection of stocks. It  shows slightly better results at forecasting Highs, Closes(following a trend) for 2 Days, Lows and Closes(following a trend) for 4 Days when compared to random selection of stocks. </w:t>
+        <w:t xml:space="preserve">Shooting Star shows significantly better results at forecasting Highs(following a trend), Lows for 2 Days Highs(following a trend), Lows (following a trend) for 4 Days Highs(following a trend), Lows (following a trend), Closes(following a trend) for 8 Days. Furthermore, It  yields slightly better results at forecasting Highs, Closes(following a trend) for 2 Days Lows, Closes(following a trend) for 4 Days. </w:t>
       </w:r>
     </w:p>
     <w:tbl>
@@ -10037,11 +10037,11 @@
         <w:t>during a sustained Bullish market phase.</w:t>
         <w:br/>
         <w:br/>
-        <w:t xml:space="preserve">Hammer shows significantly better results at forecasting Lows for 8 Days when compared to random selection of stocks. It  shows slightly better results at forecasting Highs, Lows for 2 Days, Highs, Lows for 4 Days, Highs and Lows (following a trend) for 8 Days when compared to random selection of stocks. </w:t>
+        <w:t xml:space="preserve">Hammer yields significantly better results at forecasting Lows for 8 Days. Importantly, It  displays slightly better results at forecasting Highs, Lows for 2 Days Highs, Lows for 4 Days Highs, Lows (following a trend) for 8 Days. </w:t>
         <w:br/>
-        <w:t xml:space="preserve">It  shows worse results  at forecasting Highs(following a trend), Lows (following a trend), Closes(following a trend) for 2 Days, Highs(following a trend), Lows (following a trend), Closes(following a trend) for 4 Days, Highs, Lows (following a trend) and Closes(following a trend) for 8 Days when compared to random selection of stocks. </w:t>
+        <w:t>Hanging Man shows worse results  at forecasting Highs(following a trend), Lows (following a trend), Closes(following a trend) for 2 Days Highs(following a trend), Lows (following a trend), Closes(following a trend) for 4 Days Highs, Lows (following a trend), Closes(following a trend) for 8 Days when compared to random selection of stocks.</w:t>
         <w:br/>
-        <w:t xml:space="preserve">Shooting Star shows significantly better results at forecasting Lows for 2 Days when compared to random selection of stocks. It  shows slightly better results at forecasting Highs for 2 Days when compared to random selection of stocks. It  shows worse results  at forecasting Closes(following a trend) for 2 Days, Closes(following a trend) for 4 Days, Highs(following a trend), Lows (following a trend) and Closes(following a trend) for 8 Days when compared to random selection of stocks. </w:t>
+        <w:t>Shooting Star displays significantly better results at forecasting Lows for 2 Days. Likewise, It  yields slightly better results at forecasting Highs for 2 Days. Similarly, It displays worse results  at forecasting Closes(following a trend) for 2 Days Closes(following a trend) for 4 Days Highs(following a trend), Lows (following a trend), Closes(following a trend) for 8 Days when compared to random selection of stocks.</w:t>
       </w:r>
     </w:p>
     <w:tbl>
@@ -12540,11 +12540,11 @@
         <w:t>during a sustained Bearish market phase.</w:t>
         <w:br/>
         <w:br/>
-        <w:t xml:space="preserve">Hammer shows significantly better results at forecasting Highs for 2 Days when compared to random selection of stocks. It  shows slightly better results at forecasting Highs(following a trend), Lows for 2 Days and Highs for 4 Days when compared to random selection of stocks. It  shows worse results  at forecasting Closes(following a trend) for 2 Days when compared to random selection of stocks. </w:t>
+        <w:t>Hammer yields significantly better results at forecasting Highs for 2 Days. And, It  renders slightly better results at forecasting Highs(following a trend), Lows for 2 Days Highs for 4 Days. Importantly, It displays worse results  at forecasting Closes(following a trend) for 2 Days when compared to random selection of stocks.</w:t>
         <w:br/>
-        <w:t xml:space="preserve">Hanging Man shows significantly better results at forecasting Closes(following a trend) for 4 Days when compared to random selection of stocks. It  shows slightly better results at forecasting Lows (following a trend), Closes(following a trend) for 2 Days, Highs(following a trend), Lows (following a trend) for 4 Days, Highs(following a trend), Lows (following a trend) and Closes(following a trend) for 8 Days when compared to random selection of stocks. It  shows worse results  at forecasting Highs for 2 Days when compared to random selection of stocks. </w:t>
+        <w:t>Hanging Man displays significantly better results at forecasting Closes(following a trend) for 4 Days. Importantly, It  displays slightly better results at forecasting Lows (following a trend), Closes(following a trend) for 2 Days Highs(following a trend), Lows (following a trend) for 4 Days Highs(following a trend), Lows (following a trend), Closes(following a trend) for 8 Days. Furthermore, It yields worse results  at forecasting Highs for 2 Days when compared to random selection of stocks.</w:t>
         <w:br/>
-        <w:t xml:space="preserve">Shooting Star shows significantly better results at forecasting Highs(following a trend), Lows (following a trend) for 2 Days, Highs(following a trend), Lows (following a trend) for 4 Days, Highs(following a trend), Lows (following a trend) and Closes(following a trend) for 8 Days when compared to random selection of stocks. It  shows slightly better results at forecasting Highs, Lows, Closes(following a trend) for 2 Days and Lows for 4 Days when compared to random selection of stocks. </w:t>
+        <w:t xml:space="preserve">Shooting Star yields significantly better results at forecasting Highs(following a trend), Lows (following a trend) for 2 Days Highs(following a trend), Lows (following a trend) for 4 Days Highs(following a trend), Lows (following a trend), Closes(following a trend) for 8 Days. Furthermore, It  yields slightly better results at forecasting Highs, Lows, Closes(following a trend) for 2 Days Lows for 4 Days. </w:t>
       </w:r>
     </w:p>
     <w:tbl>
@@ -15043,11 +15043,11 @@
         <w:t>during a sustained Bullish market phase.</w:t>
         <w:br/>
         <w:br/>
-        <w:t xml:space="preserve">Hammer shows significantly better results at forecasting Highs(following a trend) for 4 Days, Highs(following a trend) and Lows (following a trend) for 8 Days when compared to random selection of stocks. It  shows slightly better results at forecasting Highs, Lows for 2 Days, Highs, Lows for 4 Days and Highs for 8 Days when compared to random selection of stocks. </w:t>
+        <w:t xml:space="preserve">Hammer shows significantly better results at forecasting Highs(following a trend) for 4 Days Highs(following a trend), Lows (following a trend) for 8 Days. Likewise, It  displays slightly better results at forecasting Highs, Lows for 2 Days Highs, Lows for 4 Days Highs for 8 Days. </w:t>
         <w:br/>
-        <w:t xml:space="preserve">It  shows worse results  at forecasting Highs(following a trend), Lows (following a trend) and Closes(following a trend) for 8 Days when compared to random selection of stocks. </w:t>
+        <w:t>Hanging Man renders worse results  at forecasting Highs(following a trend), Lows (following a trend), Closes(following a trend) for 8 Days when compared to random selection of stocks.</w:t>
         <w:br/>
-        <w:t xml:space="preserve">It  shows slightly better results at forecasting Highs(following a trend) and Lows for 2 Days when compared to random selection of stocks. It  shows worse results  at forecasting Closes(following a trend) for 8 Days when compared to random selection of stocks. </w:t>
+        <w:t>Shooting Star displays slightly better results at forecasting Highs(following a trend), Lows for 2 Days. Moreover, It displays worse results  at forecasting Closes(following a trend) for 8 Days when compared to random selection of stocks.</w:t>
       </w:r>
     </w:p>
     <w:tbl>
@@ -17546,13 +17546,13 @@
         <w:t>during a sustained Bearish market phase.</w:t>
         <w:br/>
         <w:br/>
-        <w:t xml:space="preserve">Hammer shows significantly better results at forecasting Highs and Lows for 2 Days when compared to random selection of stocks. It  shows slightly better results at forecasting Highs and Lows for 4 Days when compared to random selection of stocks. It  shows worse results  at forecasting Closes(following a trend) for 4 Days and Closes(following a trend) for 8 Days when compared to random selection of stocks. </w:t>
+        <w:t>Hammer yields significantly better results at forecasting Highs, Lows for 2 Days. Importantly, It  yields slightly better results at forecasting Highs, Lows for 4 Days. Moreover, It yields worse results  at forecasting Closes(following a trend) for 4 Days Closes(following a trend) for 8 Days when compared to random selection of stocks.</w:t>
         <w:br/>
-        <w:t xml:space="preserve">It  shows worse results  at forecasting Lows (following a trend) for 2 Days, Highs(following a trend), Lows for 4 Days, Highs(following a trend) and Lows (following a trend) for 8 Days when compared to random selection of stocks. </w:t>
+        <w:t>Inverted Hammer yields worse results  at forecasting Lows (following a trend) for 2 Days Highs(following a trend), Lows for 4 Days Highs(following a trend), Lows (following a trend) for 8 Days when compared to random selection of stocks.</w:t>
         <w:br/>
-        <w:t xml:space="preserve">It  shows slightly better results at forecasting Closes(following a trend) for 2 Days, Closes(following a trend) for 4 Days and Closes(following a trend) for 8 Days when compared to random selection of stocks. It  shows worse results  at forecasting Highs for 2 Days when compared to random selection of stocks. </w:t>
+        <w:t>Hanging Man shows slightly better results at forecasting Closes(following a trend) for 2 Days Closes(following a trend) for 4 Days Closes(following a trend) for 8 Days. Likewise, It shows worse results  at forecasting Highs for 2 Days when compared to random selection of stocks.</w:t>
         <w:br/>
-        <w:t xml:space="preserve">Shooting Star shows significantly better results at forecasting Highs(following a trend), Lows (following a trend) for 2 Days, Highs(following a trend), Lows (following a trend) for 4 Days, Highs(following a trend), Lows (following a trend) and Closes(following a trend) for 8 Days when compared to random selection of stocks. It  shows slightly better results at forecasting Lows and Closes(following a trend) for 2 Days when compared to random selection of stocks. </w:t>
+        <w:t xml:space="preserve">Shooting Star shows significantly better results at forecasting Highs(following a trend), Lows (following a trend) for 2 Days Highs(following a trend), Lows (following a trend) for 4 Days Highs(following a trend), Lows (following a trend), Closes(following a trend) for 8 Days. Moreover, It  renders slightly better results at forecasting Lows, Closes(following a trend) for 2 Days. </w:t>
       </w:r>
     </w:p>
     <w:tbl>
@@ -20051,13 +20051,13 @@
         <w:t>during a sustained Bullish market phase.</w:t>
         <w:br/>
         <w:br/>
-        <w:t xml:space="preserve">Hammer shows significantly better results at forecasting Highs(following a trend) for 2 Days when compared to random selection of stocks. It  shows slightly better results at forecasting Highs, Lows for 2 Days, Highs(following a trend), Lows (following a trend) for 4 Days and Lows (following a trend) for 8 Days when compared to random selection of stocks. It  shows worse results  at forecasting Closes for 4 Days and Closes(following a trend) for 8 Days when compared to random selection of stocks. </w:t>
+        <w:t>Hammer displays significantly better results at forecasting Highs(following a trend) for 2 Days. Likewise, It  yields slightly better results at forecasting Highs, Lows for 2 Days Highs(following a trend), Lows (following a trend) for 4 Days Lows (following a trend) for 8 Days. Furthermore, It displays worse results  at forecasting Closes for 4 Days Closes(following a trend) for 8 Days when compared to random selection of stocks.</w:t>
         <w:br/>
-        <w:t xml:space="preserve">It  shows slightly better results at forecasting Closes(following a trend) for 2 Days and Closes(following a trend) for 4 Days when compared to random selection of stocks. It  shows worse results  at forecasting Lows for 2 Days when compared to random selection of stocks. </w:t>
+        <w:t>Inverted Hammer yields slightly better results at forecasting Closes(following a trend) for 2 Days Closes(following a trend) for 4 Days. Additionally, It displays worse results  at forecasting Lows for 2 Days when compared to random selection of stocks.</w:t>
         <w:br/>
-        <w:t xml:space="preserve">It  shows worse results  at forecasting Highs for 2 Days, Highs, Lows (following a trend) for 4 Days, Highs(following a trend), Lows (following a trend) and Closes(following a trend) for 8 Days when compared to random selection of stocks. </w:t>
+        <w:t>Hanging Man shows worse results  at forecasting Highs for 2 Days Highs, Lows (following a trend) for 4 Days Highs(following a trend), Lows (following a trend), Closes(following a trend) for 8 Days when compared to random selection of stocks.</w:t>
         <w:br/>
-        <w:t xml:space="preserve">Shooting Star shows significantly better results at forecasting Lows (following a trend) for 2 Days when compared to random selection of stocks. It  shows slightly better results at forecasting Highs, Lows for 2 Days and Lows for 4 Days when compared to random selection of stocks. It  shows worse results  at forecasting Closes(following a trend) for 4 Days, Highs(following a trend), Lows (following a trend) and Closes for 8 Days when compared to random selection of stocks. </w:t>
+        <w:t>Shooting Star displays significantly better results at forecasting Lows (following a trend) for 2 Days. Importantly, It  renders slightly better results at forecasting Highs, Lows for 2 Days Lows for 4 Days. Furthermore, It yields worse results  at forecasting Closes(following a trend) for 4 Days Highs(following a trend), Lows (following a trend), Closes for 8 Days when compared to random selection of stocks.</w:t>
       </w:r>
     </w:p>
     <w:tbl>
@@ -22556,11 +22556,11 @@
         <w:t>during a sustained Bearish market phase.</w:t>
         <w:br/>
         <w:br/>
-        <w:t xml:space="preserve">Hammer shows significantly better results at forecasting Lows (following a trend) for 2 Days when compared to random selection of stocks. It  shows slightly better results at forecasting Highs(following a trend), Lows for 2 Days, Highs(following a trend), Lows for 4 Days and Lows for 8 Days when compared to random selection of stocks. </w:t>
+        <w:t xml:space="preserve">Hammer displays significantly better results at forecasting Lows (following a trend) for 2 Days. Similarly, It  shows slightly better results at forecasting Highs(following a trend), Lows for 2 Days Highs(following a trend), Lows for 4 Days Lows for 8 Days. </w:t>
         <w:br/>
-        <w:t xml:space="preserve">Hanging Man shows significantly better results at forecasting Closes(following a trend) for 2 Days, Closes(following a trend) for 4 Days and Closes(following a trend) for 8 Days when compared to random selection of stocks. It  shows slightly better results at forecasting Highs(following a trend) for 2 Days, Highs(following a trend) for 4 Days, Highs(following a trend) and Lows (following a trend) for 8 Days when compared to random selection of stocks. </w:t>
+        <w:t xml:space="preserve">Hanging Man displays significantly better results at forecasting Closes(following a trend) for 2 Days Closes(following a trend) for 4 Days Closes(following a trend) for 8 Days. And, It  shows slightly better results at forecasting Highs(following a trend) for 2 Days Highs(following a trend) for 4 Days Highs(following a trend), Lows (following a trend) for 8 Days. </w:t>
         <w:br/>
-        <w:t xml:space="preserve">Shooting Star shows significantly better results at forecasting Highs(following a trend), Lows for 2 Days, Highs(following a trend), Lows (following a trend) for 4 Days, Highs(following a trend), Lows (following a trend) and Closes(following a trend) for 8 Days when compared to random selection of stocks. It  shows slightly better results at forecasting Highs for 2 Days, Lows, Closes(following a trend) for 4 Days and Lows for 8 Days when compared to random selection of stocks. </w:t>
+        <w:t xml:space="preserve">Shooting Star displays significantly better results at forecasting Highs(following a trend), Lows for 2 Days Highs(following a trend), Lows (following a trend) for 4 Days Highs(following a trend), Lows (following a trend), Closes(following a trend) for 8 Days. And, It  yields slightly better results at forecasting Highs for 2 Days Lows, Closes(following a trend) for 4 Days Lows for 8 Days. </w:t>
       </w:r>
     </w:p>
     <w:tbl>

--- a/src/steps/docx_output/thesis.docx
+++ b/src/steps/docx_output/thesis.docx
@@ -21,11 +21,11 @@
         <w:t>during a sustained Bullish market phase.</w:t>
         <w:br/>
         <w:br/>
-        <w:t xml:space="preserve">Hammer yields significantly better results at forecasting Highs for 2 Days and, Highs for 4 Days. Additionally, It  displays slightly better results at forecasting Lows for 2 Days. Additionally  it shows slightly better at  Highs(following a trend) Lows for 4 Days and Highs Lows for 8 Days. </w:t>
+        <w:t xml:space="preserve">Hammer renders significantly better results at forecasting Highs for 2 Days and, Highs for 4 Days. And, It  displays slightly better results at forecasting Lows for 2 Days. Likewise  it displays slightly better at  Highs(following a trend) Lows for 4 Days and Highs Lows for 8 Days. </w:t>
         <w:br/>
-        <w:t xml:space="preserve">Inverted Hammer displays slightly better results at forecasting Closes(following a trend) for 8 Days. </w:t>
+        <w:t xml:space="preserve">Inverted Hammer yields slightly better results at forecasting Closes(following a trend) for 8 Days. </w:t>
         <w:br/>
-        <w:t>Hanging Man yields worse results  at forecasting Highs, Lows for 2 Days Moreover, , Highs, Lows (following a trend) for 4 Days and, Highs(following a trend), Lows (following a trend) for 8 Days when compared to random selection of stocks.</w:t>
+        <w:t>Hanging Man shows worse results  at forecasting Highs, Lows for 2 Days And, , Highs, Lows (following a trend) for 4 Days and, Highs(following a trend), Lows (following a trend) for 8 Days when compared to random selection of stocks.</w:t>
         <w:br/>
         <w:t xml:space="preserve">Shooting Star yields slightly better results at forecasting Highs Lows for 2 Days. </w:t>
       </w:r>
@@ -2526,13 +2526,13 @@
         <w:t>during a sustained Bearish market phase.</w:t>
         <w:br/>
         <w:br/>
-        <w:t xml:space="preserve">Hammer shows significantly better results at forecasting Highs, Lows for 2 Days and, Highs, Lows for 4 Days. And, It  shows slightly better results at forecasting Highs Lows for 8 Days. </w:t>
+        <w:t xml:space="preserve">Hammer renders significantly better results at forecasting Highs, Lows for 2 Days and, Highs, Lows for 4 Days. Similarly, It  renders slightly better results at forecasting Highs Lows for 8 Days. </w:t>
         <w:br/>
-        <w:t>Inverted Hammer yields worse results  at forecasting Lows (following a trend) for 8 Days when compared to random selection of stocks.</w:t>
+        <w:t>Inverted Hammer shows worse results  at forecasting Lows (following a trend) for 8 Days when compared to random selection of stocks.</w:t>
         <w:br/>
-        <w:t>Hanging Man yields significantly better results at forecasting Closes(following a trend) for 8 Days. Similarly, It  renders slightly better results at forecasting Closes(following a trend) for 4 Days and Highs(following a trend) Lows (following a trend) for 8 Days. Additionally, It shows worse results  at forecasting Highs, Lows for 2 Days and, Lows for 4 Days when compared to random selection of stocks.</w:t>
+        <w:t>Hanging Man yields significantly better results at forecasting Closes(following a trend) for 8 Days. Likewise, It  yields slightly better results at forecasting Closes(following a trend) for 4 Days and Highs(following a trend) Lows (following a trend) for 8 Days. Similarly, It yields worse results  at forecasting Highs, Lows for 2 Days and, Lows for 4 Days when compared to random selection of stocks.</w:t>
         <w:br/>
-        <w:t xml:space="preserve">Shooting Star shows significantly better results at forecasting Highs(following a trend), Lows (following a trend) for 2 Days. Similarly , Highs(following a trend), Lows (following a trend) for 4 Days and, Highs(following a trend), Lows (following a trend) for 8 Days. Furthermore, It  displays slightly better results at forecasting Highs Lows for 2 Days. Similarly  it displays slightly better at  Closes(following a trend) for 4 Days and Closes(following a trend) for 8 Days. </w:t>
+        <w:t xml:space="preserve">Shooting Star displays significantly better results at forecasting Highs(following a trend), Lows (following a trend) for 2 Days. Likewise , Highs(following a trend), Lows (following a trend) for 4 Days and, Highs(following a trend), Lows (following a trend) for 8 Days. Similarly, It  renders slightly better results at forecasting Highs Lows for 2 Days. Moreover  it shows slightly better at  Closes(following a trend) for 4 Days and Closes(following a trend) for 8 Days. </w:t>
       </w:r>
     </w:p>
     <w:tbl>
@@ -5031,13 +5031,13 @@
         <w:t>during a sustained Bullish market phase.</w:t>
         <w:br/>
         <w:br/>
-        <w:t xml:space="preserve">Hammer shows significantly better results at forecasting Highs(following a trend) for 2 Days and, Highs(following a trend), Lows (following a trend) for 8 Days. Moreover, It  displays slightly better results at forecasting Highs Lows for 2 Days and Highs Lows (following a trend) for 4 Days. </w:t>
+        <w:t xml:space="preserve">Hammer shows significantly better results at forecasting Highs(following a trend) for 2 Days and, Highs(following a trend), Lows (following a trend) for 8 Days. Likewise, It  yields slightly better results at forecasting Highs Lows for 2 Days and Highs Lows (following a trend) for 4 Days. </w:t>
         <w:br/>
-        <w:t xml:space="preserve">Inverted Hammer shows slightly better results at forecasting Closes(following a trend) for 4 Days and Closes(following a trend) for 8 Days. </w:t>
+        <w:t xml:space="preserve">Inverted Hammer displays slightly better results at forecasting Closes(following a trend) for 4 Days and Closes(following a trend) for 8 Days. </w:t>
         <w:br/>
-        <w:t>Hanging Man yields slightly better results at forecasting Closes(following a trend) for 2 Days. Likewise, It displays worse results  at forecasting Highs(following a trend) for 4 Days and, Highs(following a trend), Lows (following a trend), Closes(following a trend) for 8 Days when compared to random selection of stocks.</w:t>
+        <w:t>Hanging Man yields slightly better results at forecasting Closes(following a trend) for 2 Days. And, It yields worse results  at forecasting Highs(following a trend) for 4 Days and, Highs(following a trend), Lows (following a trend), Closes(following a trend) for 8 Days when compared to random selection of stocks.</w:t>
         <w:br/>
-        <w:t>Shooting Star yields significantly better results at forecasting Highs(following a trend), Lows for 2 Days. Moreover, It  renders slightly better results at forecasting Highs for 2 Days. Similarly  it yields slightly better at  Lows for 4 Days and Lows for 8 Days. And, It displays worse results  at forecasting Highs(following a trend), Closes(following a trend) for 8 Days when compared to random selection of stocks.</w:t>
+        <w:t>Shooting Star shows significantly better results at forecasting Highs(following a trend), Lows for 2 Days. And, It  yields slightly better results at forecasting Highs for 2 Days. Moreover  it shows slightly better at  Lows for 4 Days and Lows for 8 Days. Likewise, It shows worse results  at forecasting Highs(following a trend), Closes(following a trend) for 8 Days when compared to random selection of stocks.</w:t>
       </w:r>
     </w:p>
     <w:tbl>
@@ -7536,11 +7536,11 @@
         <w:t>during a sustained Bearish market phase.</w:t>
         <w:br/>
         <w:br/>
-        <w:t xml:space="preserve">Hammer renders significantly better results at forecasting Highs(following a trend) for 2 Days. And, It  shows slightly better results at forecasting Highs Lows (following a trend) for 2 Days. And  it displays slightly better at  Highs for 4 Days and Highs for 8 Days. </w:t>
+        <w:t xml:space="preserve">Hammer shows significantly better results at forecasting Highs(following a trend) for 2 Days. Likewise, It  yields slightly better results at forecasting Highs Lows (following a trend) for 2 Days. Similarly  it yields slightly better at  Highs for 4 Days and Highs for 8 Days. </w:t>
         <w:br/>
-        <w:t>Hanging Man yields significantly better results at forecasting Closes(following a trend) for 2 Days. Similarly, It  shows slightly better results at forecasting Closes(following a trend) for 4 Days and Lows (following a trend) Closes(following a trend) for 8 Days. Furthermore, It yields worse results  at forecasting Highs for 2 Days and, Highs for 4 Days when compared to random selection of stocks.</w:t>
+        <w:t>Hanging Man yields significantly better results at forecasting Closes(following a trend) for 2 Days. Additionally, It  shows slightly better results at forecasting Closes(following a trend) for 4 Days and Lows (following a trend) Closes(following a trend) for 8 Days. Furthermore, It shows worse results  at forecasting Highs for 2 Days and, Highs for 4 Days when compared to random selection of stocks.</w:t>
         <w:br/>
-        <w:t xml:space="preserve">Shooting Star shows significantly better results at forecasting Highs(following a trend), Lows (following a trend) for 2 Days. Likewise , Highs(following a trend), Lows (following a trend), Closes(following a trend) for 4 Days and, Highs(following a trend), Lows (following a trend), Closes(following a trend) for 8 Days. Likewise, It  yields slightly better results at forecasting Lows Closes(following a trend) for 2 Days and Lows for 4 Days. </w:t>
+        <w:t xml:space="preserve">Shooting Star renders significantly better results at forecasting Highs(following a trend), Lows (following a trend) for 2 Days. And , Highs(following a trend), Lows (following a trend), Closes(following a trend) for 4 Days and, Highs(following a trend), Lows (following a trend), Closes(following a trend) for 8 Days. Likewise, It  yields slightly better results at forecasting Lows Closes(following a trend) for 2 Days and Lows for 4 Days. </w:t>
       </w:r>
     </w:p>
     <w:tbl>
@@ -10039,11 +10039,11 @@
         <w:t>during a sustained Bullish market phase.</w:t>
         <w:br/>
         <w:br/>
-        <w:t xml:space="preserve">Hammer renders significantly better results at forecasting Highs for 2 Days. Furthermore, It  renders slightly better results at forecasting Lows for 2 Days. And  it shows slightly better at  Highs Lows for 4 Days and Highs Lows for 8 Days. </w:t>
+        <w:t xml:space="preserve">Hammer yields significantly better results at forecasting Highs for 2 Days. Additionally, It  yields slightly better results at forecasting Lows for 2 Days. Additionally  it shows slightly better at  Highs Lows for 4 Days and Highs Lows for 8 Days. </w:t>
         <w:br/>
-        <w:t>Hanging Man displays worse results  at forecasting Highs(following a trend), Lows (following a trend) for 2 Days And, , Highs(following a trend), Lows (following a trend), Closes(following a trend) for 4 Days and, Highs(following a trend), Lows (following a trend), Closes(following a trend) for 8 Days when compared to random selection of stocks.</w:t>
+        <w:t>Hanging Man displays worse results  at forecasting Highs(following a trend), Lows (following a trend) for 2 Days Furthermore, , Highs(following a trend), Lows (following a trend), Closes(following a trend) for 4 Days and, Highs(following a trend), Lows (following a trend), Closes(following a trend) for 8 Days when compared to random selection of stocks.</w:t>
         <w:br/>
-        <w:t>Shooting Star shows significantly better results at forecasting Lows for 2 Days. Likewise, It  yields slightly better results at forecasting Lows (following a trend) for 2 Days. Likewise, It shows worse results  at forecasting Closes(following a trend) for 4 Days and, Highs(following a trend), Lows (following a trend), Closes(following a trend) for 8 Days when compared to random selection of stocks.</w:t>
+        <w:t>Shooting Star shows significantly better results at forecasting Lows for 2 Days. Likewise, It  shows slightly better results at forecasting Lows (following a trend) for 2 Days. Additionally, It renders worse results  at forecasting Closes(following a trend) for 4 Days and, Highs(following a trend), Lows (following a trend), Closes(following a trend) for 8 Days when compared to random selection of stocks.</w:t>
       </w:r>
     </w:p>
     <w:tbl>
@@ -12542,11 +12542,11 @@
         <w:t>during a sustained Bearish market phase.</w:t>
         <w:br/>
         <w:br/>
-        <w:t>Hammer renders significantly better results at forecasting Highs(following a trend) for 2 Days. Additionally, It  shows slightly better results at forecasting Highs Lows for 2 Days and Highs for 4 Days. And, It renders worse results  at forecasting Closes(following a trend) for 2 Days when compared to random selection of stocks.</w:t>
+        <w:t>Hammer displays significantly better results at forecasting Highs(following a trend) for 2 Days. Furthermore, It  yields slightly better results at forecasting Highs Lows for 2 Days and Highs for 4 Days. Likewise, It yields worse results  at forecasting Closes(following a trend) for 2 Days when compared to random selection of stocks.</w:t>
         <w:br/>
-        <w:t xml:space="preserve">Hanging Man displays significantly better results at forecasting Closes(following a trend) for 4 Days and, Closes(following a trend) for 8 Days. And, It  displays slightly better results at forecasting Closes(following a trend) for 2 Days. Likewise  it renders slightly better at  Highs(following a trend) for 4 Days and Highs(following a trend) Lows (following a trend) for 8 Days. </w:t>
+        <w:t xml:space="preserve">Hanging Man yields significantly better results at forecasting Closes(following a trend) for 4 Days and, Closes(following a trend) for 8 Days. Furthermore, It  renders slightly better results at forecasting Closes(following a trend) for 2 Days. Additionally  it yields slightly better at  Highs(following a trend) for 4 Days and Highs(following a trend) Lows (following a trend) for 8 Days. </w:t>
         <w:br/>
-        <w:t xml:space="preserve">Shooting Star yields significantly better results at forecasting Highs(following a trend), Lows for 2 Days. Likewise , Highs(following a trend), Lows (following a trend) for 4 Days and, Highs(following a trend), Lows (following a trend), Closes(following a trend) for 8 Days. Similarly, It  renders slightly better results at forecasting Highs for 2 Days and Lows for 4 Days. </w:t>
+        <w:t xml:space="preserve">Shooting Star displays significantly better results at forecasting Highs(following a trend), Lows for 2 Days. Moreover , Highs(following a trend), Lows (following a trend) for 4 Days and, Highs(following a trend), Lows (following a trend), Closes(following a trend) for 8 Days. And, It  shows slightly better results at forecasting Highs for 2 Days and Lows for 4 Days. </w:t>
       </w:r>
     </w:p>
     <w:tbl>
@@ -15045,11 +15045,11 @@
         <w:t>during a sustained Bullish market phase.</w:t>
         <w:br/>
         <w:br/>
-        <w:t xml:space="preserve">Hammer displays significantly better results at forecasting Highs, Lows for 2 Days. Likewise , Highs(following a trend), Lows (following a trend) for 4 Days and, Highs(following a trend), Lows (following a trend) for 8 Days. Additionally, It  yields slightly better results at forecasting Lows (following a trend) for 2 Days. Moreover  it yields slightly better at  Highs Lows for 4 Days and Highs for 8 Days. </w:t>
+        <w:t xml:space="preserve">Hammer shows significantly better results at forecasting Highs, Lows for 2 Days. Additionally , Highs(following a trend), Lows (following a trend) for 4 Days and, Highs(following a trend), Lows (following a trend) for 8 Days. Furthermore, It  shows slightly better results at forecasting Lows (following a trend) for 2 Days. Additionally  it shows slightly better at  Highs Lows for 4 Days and Highs for 8 Days. </w:t>
         <w:br/>
-        <w:t>Hanging Man yields worse results  at forecasting Highs, Lows (following a trend) for 2 Days Likewise, , Highs(following a trend) for 4 Days and, Highs(following a trend), Lows (following a trend), Closes(following a trend) for 8 Days when compared to random selection of stocks.</w:t>
+        <w:t>Hanging Man renders worse results  at forecasting Highs, Lows (following a trend) for 2 Days Similarly, , Highs(following a trend) for 4 Days and, Highs(following a trend), Lows (following a trend), Closes(following a trend) for 8 Days when compared to random selection of stocks.</w:t>
         <w:br/>
-        <w:t>Shooting Star displays slightly better results at forecasting Lows for 2 Days. Similarly, It shows worse results  at forecasting Highs(following a trend), Closes(following a trend) for 8 Days when compared to random selection of stocks.</w:t>
+        <w:t>Shooting Star displays slightly better results at forecasting Lows for 2 Days. Likewise, It displays worse results  at forecasting Highs(following a trend), Closes(following a trend) for 8 Days when compared to random selection of stocks.</w:t>
       </w:r>
     </w:p>
     <w:tbl>
@@ -17548,13 +17548,13 @@
         <w:t>during a sustained Bearish market phase.</w:t>
         <w:br/>
         <w:br/>
-        <w:t>Hammer renders significantly better results at forecasting Highs, Lows for 2 Days. And, It  renders slightly better results at forecasting Highs for 4 Days. Moreover, It yields worse results  at forecasting Closes(following a trend) for 4 Days and, Closes(following a trend) for 8 Days when compared to random selection of stocks.</w:t>
+        <w:t>Hammer shows significantly better results at forecasting Highs, Lows for 2 Days. Additionally, It  renders slightly better results at forecasting Highs for 4 Days. Similarly, It shows worse results  at forecasting Closes(following a trend) for 4 Days and, Closes(following a trend) for 8 Days when compared to random selection of stocks.</w:t>
         <w:br/>
-        <w:t>Inverted Hammer displays worse results  at forecasting Lows (following a trend) for 2 Days Likewise, , Highs(following a trend), Lows for 4 Days and, Highs(following a trend), Lows for 8 Days when compared to random selection of stocks.</w:t>
+        <w:t>Inverted Hammer renders worse results  at forecasting Lows (following a trend) for 2 Days And, , Highs(following a trend), Lows for 4 Days and, Highs(following a trend), Lows for 8 Days when compared to random selection of stocks.</w:t>
         <w:br/>
-        <w:t>Hanging Man renders slightly better results at forecasting Closes(following a trend) for 2 Days. Furthermore  it displays slightly better at  Closes(following a trend) for 4 Days and Closes(following a trend) for 8 Days. Likewise, It renders worse results  at forecasting Highs for 2 Days when compared to random selection of stocks.</w:t>
+        <w:t>Hanging Man displays slightly better results at forecasting Closes(following a trend) for 2 Days. Moreover  it displays slightly better at  Closes(following a trend) for 4 Days and Closes(following a trend) for 8 Days. Additionally, It renders worse results  at forecasting Highs for 2 Days when compared to random selection of stocks.</w:t>
         <w:br/>
-        <w:t xml:space="preserve">Shooting Star renders significantly better results at forecasting Highs(following a trend), Lows (following a trend) for 2 Days. And , Highs(following a trend), Lows (following a trend) for 4 Days and, Highs(following a trend), Lows (following a trend), Closes(following a trend) for 8 Days. Similarly, It  yields slightly better results at forecasting Highs Lows Closes(following a trend) for 2 Days. Likewise  it yields slightly better at  Closes(following a trend) for 4 Days and Lows for 8 Days. </w:t>
+        <w:t xml:space="preserve">Shooting Star displays significantly better results at forecasting Highs(following a trend), Lows (following a trend) for 2 Days. Moreover , Highs(following a trend), Lows (following a trend) for 4 Days and, Highs(following a trend), Lows (following a trend), Closes(following a trend) for 8 Days. Additionally, It  shows slightly better results at forecasting Highs Lows Closes(following a trend) for 2 Days. Additionally  it shows slightly better at  Closes(following a trend) for 4 Days and Lows for 8 Days. </w:t>
       </w:r>
     </w:p>
     <w:tbl>
@@ -20053,13 +20053,13 @@
         <w:t>during a sustained Bullish market phase.</w:t>
         <w:br/>
         <w:br/>
-        <w:t>Hammer displays significantly better results at forecasting Highs(following a trend) for 2 Days. Additionally, It  displays slightly better results at forecasting Highs Lows for 2 Days and Highs(following a trend) Lows for 4 Days. And, It yields worse results  at forecasting Closes(following a trend) for 4 Days and, Closes(following a trend) for 8 Days when compared to random selection of stocks.</w:t>
+        <w:t>Hammer shows significantly better results at forecasting Highs(following a trend) for 2 Days. And, It  renders slightly better results at forecasting Highs Lows for 2 Days and Highs(following a trend) Lows for 4 Days. Likewise, It yields worse results  at forecasting Closes(following a trend) for 4 Days and, Closes(following a trend) for 8 Days when compared to random selection of stocks.</w:t>
         <w:br/>
-        <w:t>Inverted Hammer shows slightly better results at forecasting Closes(following a trend) for 2 Days. Likewise, It yields worse results  at forecasting Lows for 2 Days when compared to random selection of stocks.</w:t>
+        <w:t>Inverted Hammer displays slightly better results at forecasting Closes(following a trend) for 2 Days. Additionally, It shows worse results  at forecasting Lows for 2 Days when compared to random selection of stocks.</w:t>
         <w:br/>
-        <w:t>Hanging Man displays worse results  at forecasting Highs, Lows (following a trend) for 2 Days Additionally, , Highs, Lows (following a trend) for 4 Days and, Highs(following a trend), Lows (following a trend), Closes(following a trend) for 8 Days when compared to random selection of stocks.</w:t>
+        <w:t>Hanging Man renders worse results  at forecasting Highs, Lows (following a trend) for 2 Days Similarly, , Highs, Lows (following a trend) for 4 Days and, Highs(following a trend), Lows (following a trend), Closes(following a trend) for 8 Days when compared to random selection of stocks.</w:t>
         <w:br/>
-        <w:t>Shooting Star yields significantly better results at forecasting Lows (following a trend) for 2 Days. Furthermore, It  renders slightly better results at forecasting Lows for 2 Days and Lows for 4 Days. Furthermore, It shows worse results  at forecasting Closes(following a trend) for 2 Days Moreover, , Closes(following a trend) for 4 Days and, Highs(following a trend), Lows (following a trend), Closes for 8 Days when compared to random selection of stocks.</w:t>
+        <w:t>Shooting Star displays significantly better results at forecasting Lows (following a trend) for 2 Days. Furthermore, It  yields slightly better results at forecasting Lows for 2 Days and Lows for 4 Days. Similarly, It displays worse results  at forecasting Closes(following a trend) for 2 Days And, , Closes(following a trend) for 4 Days and, Highs(following a trend), Lows (following a trend), Closes for 8 Days when compared to random selection of stocks.</w:t>
       </w:r>
     </w:p>
     <w:tbl>
@@ -22558,11 +22558,11 @@
         <w:t>during a sustained Bearish market phase.</w:t>
         <w:br/>
         <w:br/>
-        <w:t xml:space="preserve">Hammer displays significantly better results at forecasting Lows for 2 Days and, Highs(following a trend), Lows (following a trend) for 4 Days. Additionally, It  displays slightly better results at forecasting Highs for 2 Days. Additionally  it yields slightly better at  Highs Lows for 4 Days and Lows for 8 Days. </w:t>
+        <w:t xml:space="preserve">Hammer yields significantly better results at forecasting Lows for 2 Days and, Highs(following a trend), Lows (following a trend) for 4 Days. Furthermore, It  shows slightly better results at forecasting Highs for 2 Days. Additionally  it renders slightly better at  Highs Lows for 4 Days and Lows for 8 Days. </w:t>
         <w:br/>
-        <w:t>Hanging Man renders significantly better results at forecasting Closes(following a trend) for 8 Days. Similarly, It  displays slightly better results at forecasting Closes(following a trend) for 2 Days. Moreover  it yields slightly better at  Closes(following a trend) for 4 Days and Highs(following a trend) Lows (following a trend) for 8 Days. Moreover, It renders worse results  at forecasting Lows for 2 Days when compared to random selection of stocks.</w:t>
+        <w:t>Hanging Man shows significantly better results at forecasting Closes(following a trend) for 8 Days. Likewise, It  renders slightly better results at forecasting Closes(following a trend) for 2 Days. Additionally  it renders slightly better at  Closes(following a trend) for 4 Days and Highs(following a trend) Lows (following a trend) for 8 Days. Moreover, It yields worse results  at forecasting Lows for 2 Days when compared to random selection of stocks.</w:t>
         <w:br/>
-        <w:t xml:space="preserve">Shooting Star displays significantly better results at forecasting Lows (following a trend) for 2 Days. And , Lows (following a trend) for 4 Days and, Highs(following a trend), Lows (following a trend), Closes(following a trend) for 8 Days. Likewise, It  yields slightly better results at forecasting Highs Lows for 2 Days and Highs(following a trend) Lows Closes(following a trend) for 4 Days. </w:t>
+        <w:t xml:space="preserve">Shooting Star renders significantly better results at forecasting Lows (following a trend) for 2 Days. Similarly , Lows (following a trend) for 4 Days and, Highs(following a trend), Lows (following a trend), Closes(following a trend) for 8 Days. Additionally, It  displays slightly better results at forecasting Highs Lows for 2 Days and Highs(following a trend) Lows Closes(following a trend) for 4 Days. </w:t>
       </w:r>
     </w:p>
     <w:tbl>
@@ -25061,13 +25061,13 @@
         <w:t>during a sustained Bullish market phase.</w:t>
         <w:br/>
         <w:br/>
-        <w:t>Hammer renders significantly better results at forecasting Highs, Lows for 2 Days. Likewise , Highs, Lows for 4 Days and, Highs, Lows for 8 Days. Moreover, It yields worse results  at forecasting Closes for 2 Days and, Closes(following a trend) for 8 Days when compared to random selection of stocks.</w:t>
+        <w:t>Hammer shows significantly better results at forecasting Highs, Lows for 2 Days. And , Highs, Lows for 4 Days and, Highs, Lows for 8 Days. Moreover, It renders worse results  at forecasting Closes for 2 Days and, Closes(following a trend) for 8 Days when compared to random selection of stocks.</w:t>
         <w:br/>
-        <w:t>Inverted Hammer yields significantly better results at forecasting Closes(following a trend) for 8 Days. Similarly, It  yields slightly better results at forecasting Closes for 4 Days. Additionally, It yields worse results  at forecasting Closes(following a trend) for 2 Days Additionally, , Highs, Lows for 4 Days and, Highs, Lows for 8 Days when compared to random selection of stocks.</w:t>
+        <w:t>Inverted Hammer renders significantly better results at forecasting Closes(following a trend) for 8 Days. Similarly, It  displays slightly better results at forecasting Closes for 4 Days. Likewise, It renders worse results  at forecasting Closes(following a trend) for 2 Days Likewise, , Highs, Lows for 4 Days and, Highs, Lows for 8 Days when compared to random selection of stocks.</w:t>
         <w:br/>
-        <w:t>Hanging Man renders worse results  at forecasting Closes for 4 Days and, Closes for 8 Days when compared to random selection of stocks.</w:t>
+        <w:t>Hanging Man shows worse results  at forecasting Closes for 4 Days and, Closes for 8 Days when compared to random selection of stocks.</w:t>
         <w:br/>
-        <w:t>Shooting Star shows significantly better results at forecasting Highs, Lows for 2 Days. Likewise, It  renders slightly better results at forecasting Lows (following a trend) for 2 Days and Lows for 4 Days. Similarly, It shows worse results  at forecasting Highs, Lows (following a trend) for 4 Days and, Lows for 8 Days when compared to random selection of stocks.</w:t>
+        <w:t>Shooting Star yields significantly better results at forecasting Highs, Lows for 2 Days. Similarly, It  displays slightly better results at forecasting Lows (following a trend) for 2 Days and Lows for 4 Days. Moreover, It renders worse results  at forecasting Highs, Lows (following a trend) for 4 Days and, Lows for 8 Days when compared to random selection of stocks.</w:t>
       </w:r>
     </w:p>
     <w:tbl>
@@ -26342,13 +26342,13 @@
         <w:t>during a sustained Bearish market phase.</w:t>
         <w:br/>
         <w:br/>
-        <w:t>Hammer renders significantly better results at forecasting Highs, Lows for 2 Days. Likewise , Highs, Lows for 4 Days and, Highs, Lows for 8 Days. Furthermore, It  shows slightly better results at forecasting Highs(following a trend) for 8 Days. Moreover, It displays worse results  at forecasting Closes for 2 Days Moreover, , Closes for 4 Days and, Lows (following a trend) for 8 Days when compared to random selection of stocks.</w:t>
+        <w:t>Hammer shows significantly better results at forecasting Highs, Lows for 2 Days. Moreover , Highs, Lows for 4 Days and, Highs, Lows for 8 Days. Moreover, It  displays slightly better results at forecasting Highs(following a trend) for 8 Days. Likewise, It displays worse results  at forecasting Closes for 2 Days Additionally, , Closes for 4 Days and, Lows (following a trend) for 8 Days when compared to random selection of stocks.</w:t>
         <w:br/>
-        <w:t>Inverted Hammer renders slightly better results at forecasting Closes(following a trend) for 4 Days. And, It yields worse results  at forecasting Closes(following a trend) for 2 Days and, Closes for 4 Days when compared to random selection of stocks.</w:t>
+        <w:t>Inverted Hammer displays slightly better results at forecasting Closes(following a trend) for 4 Days. Likewise, It renders worse results  at forecasting Closes(following a trend) for 2 Days and, Closes for 4 Days when compared to random selection of stocks.</w:t>
         <w:br/>
-        <w:t>Hanging Man renders significantly better results at forecasting Closes(following a trend) for 4 Days and, Highs(following a trend), Lows (following a trend), Closes(following a trend) for 8 Days. Additionally, It  yields slightly better results at forecasting Closes(following a trend) for 2 Days. Similarly, It renders worse results  at forecasting Closes for 2 Days Furthermore, , Lows (following a trend), Closes for 4 Days and, Closes for 8 Days when compared to random selection of stocks.</w:t>
+        <w:t>Hanging Man shows significantly better results at forecasting Closes(following a trend) for 4 Days and, Highs(following a trend), Lows (following a trend), Closes(following a trend) for 8 Days. Similarly, It  displays slightly better results at forecasting Closes(following a trend) for 2 Days. Additionally, It shows worse results  at forecasting Closes for 2 Days Similarly, , Lows (following a trend), Closes for 4 Days and, Closes for 8 Days when compared to random selection of stocks.</w:t>
         <w:br/>
-        <w:t>Shooting Star shows significantly better results at forecasting Highs, Lows for 2 Days. And , Highs(following a trend), Lows (following a trend), Closes(following a trend) for 4 Days and, Highs(following a trend), Lows (following a trend), Closes(following a trend) for 8 Days. Likewise, It  shows slightly better results at forecasting Lows for 4 Days. Additionally, It yields worse results  at forecasting Closes(following a trend) for 2 Days and, Highs for 8 Days when compared to random selection of stocks.</w:t>
+        <w:t>Shooting Star renders significantly better results at forecasting Highs, Lows for 2 Days. Furthermore , Highs(following a trend), Lows (following a trend), Closes(following a trend) for 4 Days and, Highs(following a trend), Lows (following a trend), Closes(following a trend) for 8 Days. Similarly, It  shows slightly better results at forecasting Lows for 4 Days. Furthermore, It displays worse results  at forecasting Closes(following a trend) for 2 Days and, Highs for 8 Days when compared to random selection of stocks.</w:t>
       </w:r>
     </w:p>
     <w:tbl>
@@ -27635,13 +27635,13 @@
         <w:t>during a sustained Bullish market phase.</w:t>
         <w:br/>
         <w:br/>
-        <w:t>Hammer renders significantly better results at forecasting Highs, Lows for 2 Days. And , Highs for 4 Days and, Highs(following a trend), Lows (following a trend) for 8 Days. And, It  displays slightly better results at forecasting Lows for 4 Days. Furthermore, It displays worse results  at forecasting Lows for 8 Days when compared to random selection of stocks.</w:t>
+        <w:t>Hammer yields significantly better results at forecasting Highs, Lows for 2 Days. Moreover , Highs for 4 Days and, Highs(following a trend), Lows (following a trend) for 8 Days. Additionally, It  displays slightly better results at forecasting Lows for 4 Days. And, It displays worse results  at forecasting Lows for 8 Days when compared to random selection of stocks.</w:t>
         <w:br/>
-        <w:t>Inverted Hammer shows significantly better results at forecasting Closes for 2 Days. Additionally , Closes for 4 Days and, Closes for 8 Days. And, It  renders slightly better results at forecasting Closes(following a trend) for 2 Days. Additionally, It renders worse results  at forecasting Highs, Lows (following a trend) for 8 Days when compared to random selection of stocks.</w:t>
+        <w:t>Inverted Hammer shows significantly better results at forecasting Closes for 2 Days. Likewise , Closes for 4 Days and, Closes for 8 Days. Furthermore, It  displays slightly better results at forecasting Closes(following a trend) for 2 Days. And, It shows worse results  at forecasting Highs, Lows (following a trend) for 8 Days when compared to random selection of stocks.</w:t>
         <w:br/>
-        <w:t>Hanging Man shows significantly better results at forecasting Closes(following a trend) for 2 Days and, Closes for 8 Days. Similarly, It  displays slightly better results at forecasting Closes for 2 Days. Moreover, It yields worse results  at forecasting Lows (following a trend) for 2 Days and, Closes for 4 Days when compared to random selection of stocks.</w:t>
+        <w:t>Hanging Man renders significantly better results at forecasting Closes(following a trend) for 2 Days and, Closes for 8 Days. Additionally, It  yields slightly better results at forecasting Closes for 2 Days. Likewise, It renders worse results  at forecasting Lows (following a trend) for 2 Days and, Closes for 4 Days when compared to random selection of stocks.</w:t>
         <w:br/>
-        <w:t>Shooting Star renders significantly better results at forecasting Highs, Lows for 2 Days. Additionally , Highs, Lows for 4 Days and, Lows for 8 Days. Additionally, It  yields slightly better results at forecasting Lows (following a trend) for 4 Days and Highs for 8 Days. Moreover, It renders worse results  at forecasting Closes(following a trend) for 2 Days and, Highs(following a trend) for 4 Days when compared to random selection of stocks.</w:t>
+        <w:t>Shooting Star renders significantly better results at forecasting Highs, Lows for 2 Days. Moreover , Highs, Lows for 4 Days and, Lows for 8 Days. Furthermore, It  displays slightly better results at forecasting Lows (following a trend) for 4 Days and Highs for 8 Days. Similarly, It renders worse results  at forecasting Closes(following a trend) for 2 Days and, Highs(following a trend) for 4 Days when compared to random selection of stocks.</w:t>
       </w:r>
     </w:p>
     <w:tbl>
@@ -28910,13 +28910,13 @@
         <w:t>during a sustained Bearish market phase.</w:t>
         <w:br/>
         <w:br/>
-        <w:t>Hammer displays significantly better results at forecasting Highs for 2 Days. Additionally, It  shows slightly better results at forecasting Lows for 2 Days. Furthermore  it shows slightly better at  Highs Lows for 4 Days and Highs Lows for 8 Days. Furthermore, It shows worse results  at forecasting Lows (following a trend) for 4 Days and, Lows (following a trend), Closes for 8 Days when compared to random selection of stocks.</w:t>
+        <w:t>Hammer yields significantly better results at forecasting Highs for 2 Days. Furthermore, It  shows slightly better results at forecasting Lows for 2 Days. Moreover  it displays slightly better at  Highs Lows for 4 Days and Highs Lows for 8 Days. Similarly, It renders worse results  at forecasting Lows (following a trend) for 4 Days and, Lows (following a trend), Closes for 8 Days when compared to random selection of stocks.</w:t>
         <w:br/>
-        <w:t>Inverted Hammer renders worse results  at forecasting Highs(following a trend), Closes for 2 Days Likewise, , Closes for 4 Days and, Highs(following a trend), Closes for 8 Days when compared to random selection of stocks.</w:t>
+        <w:t>Inverted Hammer displays worse results  at forecasting Highs(following a trend), Closes for 2 Days Furthermore, , Closes for 4 Days and, Highs(following a trend), Closes for 8 Days when compared to random selection of stocks.</w:t>
         <w:br/>
-        <w:t>Hanging Man displays significantly better results at forecasting Closes(following a trend) for 2 Days and, Closes(following a trend) for 4 Days. And, It  shows slightly better results at forecasting Closes(following a trend) for 8 Days. Additionally, It displays worse results  at forecasting Highs(following a trend), Lows (following a trend), Closes for 2 Days Furthermore, , Highs(following a trend) for 4 Days and, Highs(following a trend) for 8 Days when compared to random selection of stocks.</w:t>
+        <w:t>Hanging Man yields significantly better results at forecasting Closes(following a trend) for 2 Days and, Closes(following a trend) for 4 Days. Similarly, It  shows slightly better results at forecasting Closes(following a trend) for 8 Days. Likewise, It renders worse results  at forecasting Highs(following a trend), Lows (following a trend), Closes for 2 Days And, , Highs(following a trend) for 4 Days and, Highs(following a trend) for 8 Days when compared to random selection of stocks.</w:t>
         <w:br/>
-        <w:t>Shooting Star renders significantly better results at forecasting Highs, Lows for 2 Days. Similarly , Highs(following a trend), Lows, Closes(following a trend) for 4 Days and, Highs(following a trend), Lows, Closes(following a trend) for 8 Days. Additionally, It  shows slightly better results at forecasting Closes(following a trend) for 2 Days. Likewise  it renders slightly better at  Highs for 4 Days and Highs for 8 Days. Furthermore, It renders worse results  at forecasting Closes for 2 Days Additionally, , Closes for 4 Days and, Closes for 8 Days when compared to random selection of stocks.</w:t>
+        <w:t>Shooting Star yields significantly better results at forecasting Highs, Lows for 2 Days. Furthermore , Highs(following a trend), Lows, Closes(following a trend) for 4 Days and, Highs(following a trend), Lows, Closes(following a trend) for 8 Days. Likewise, It  yields slightly better results at forecasting Closes(following a trend) for 2 Days. Additionally  it yields slightly better at  Highs for 4 Days and Highs for 8 Days. Similarly, It renders worse results  at forecasting Closes for 2 Days Similarly, , Closes for 4 Days and, Closes for 8 Days when compared to random selection of stocks.</w:t>
       </w:r>
     </w:p>
     <w:tbl>
@@ -30218,13 +30218,13 @@
         <w:t>during a sustained Bullish market phase.</w:t>
         <w:br/>
         <w:br/>
-        <w:t>Hammer renders significantly better results at forecasting Highs, Lows for 2 Days. Furthermore , Highs, Lows for 4 Days and, Highs, Lows for 8 Days. Likewise, It  renders slightly better results at forecasting Lows (following a trend) for 2 Days. And, It shows worse results  at forecasting Closes for 4 Days and, Closes for 8 Days when compared to random selection of stocks.</w:t>
+        <w:t>Hammer displays significantly better results at forecasting Highs, Lows for 2 Days. Additionally , Highs, Lows for 4 Days and, Highs, Lows for 8 Days. Likewise, It  yields slightly better results at forecasting Lows (following a trend) for 2 Days. And, It shows worse results  at forecasting Closes for 4 Days and, Closes for 8 Days when compared to random selection of stocks.</w:t>
         <w:br/>
-        <w:t>Inverted Hammer yields worse results  at forecasting Closes(following a trend) for 2 Days And, , Closes for 4 Days and, Highs(following a trend), Lows (following a trend), Closes for 8 Days when compared to random selection of stocks.</w:t>
+        <w:t>Inverted Hammer yields worse results  at forecasting Closes(following a trend) for 2 Days Furthermore, , Closes for 4 Days and, Highs(following a trend), Lows (following a trend), Closes for 8 Days when compared to random selection of stocks.</w:t>
         <w:br/>
         <w:t>Hanging Man shows worse results  at forecasting Closes for 4 Days when compared to random selection of stocks.</w:t>
         <w:br/>
-        <w:t>Shooting Star shows significantly better results at forecasting Highs, Lows for 2 Days and, Highs, Lows for 4 Days. Furthermore, It displays worse results  at forecasting Closes for 2 Days when compared to random selection of stocks.</w:t>
+        <w:t>Shooting Star yields significantly better results at forecasting Highs, Lows for 2 Days and, Highs, Lows for 4 Days. Moreover, It renders worse results  at forecasting Closes for 2 Days when compared to random selection of stocks.</w:t>
       </w:r>
     </w:p>
     <w:tbl>
@@ -31481,13 +31481,13 @@
         <w:t>during a sustained Bearish market phase.</w:t>
         <w:br/>
         <w:br/>
-        <w:t>Hammer renders significantly better results at forecasting Highs, Lows for 2 Days and, Highs for 4 Days. Furthermore, It  renders slightly better results at forecasting Lows for 4 Days and Highs for 8 Days. Similarly, It shows worse results  at forecasting Highs(following a trend) for 8 Days when compared to random selection of stocks.</w:t>
+        <w:t>Hammer displays significantly better results at forecasting Highs, Lows for 2 Days and, Highs for 4 Days. Moreover, It  yields slightly better results at forecasting Lows for 4 Days and Highs for 8 Days. And, It shows worse results  at forecasting Highs(following a trend) for 8 Days when compared to random selection of stocks.</w:t>
         <w:br/>
-        <w:t>Inverted Hammer yields worse results  at forecasting Closes for 2 Days Additionally, , Highs(following a trend), Closes for 4 Days and, Highs, Closes for 8 Days when compared to random selection of stocks.</w:t>
+        <w:t>Inverted Hammer renders worse results  at forecasting Closes for 2 Days Similarly, , Highs(following a trend), Closes for 4 Days and, Highs, Closes for 8 Days when compared to random selection of stocks.</w:t>
         <w:br/>
-        <w:t>Hanging Man yields significantly better results at forecasting Closes(following a trend) for 2 Days. And , Highs(following a trend), Closes(following a trend) for 4 Days and, Highs(following a trend), Lows (following a trend), Closes(following a trend) for 8 Days. Likewise, It  renders slightly better results at forecasting Closes for 2 Days and Lows (following a trend) for 4 Days. Additionally, It renders worse results  at forecasting Highs(following a trend), Lows (following a trend) for 2 Days when compared to random selection of stocks.</w:t>
+        <w:t>Hanging Man yields significantly better results at forecasting Closes(following a trend) for 2 Days. Additionally , Highs(following a trend), Closes(following a trend) for 4 Days and, Highs(following a trend), Lows (following a trend), Closes(following a trend) for 8 Days. Moreover, It  renders slightly better results at forecasting Closes for 2 Days and Lows (following a trend) for 4 Days. Furthermore, It shows worse results  at forecasting Highs(following a trend), Lows (following a trend) for 2 Days when compared to random selection of stocks.</w:t>
         <w:br/>
-        <w:t>Shooting Star yields significantly better results at forecasting Highs, Lows for 2 Days. Additionally , Highs, Lows for 4 Days and, Highs(following a trend), Lows, Closes(following a trend) for 8 Days. Additionally, It  renders slightly better results at forecasting Closes(following a trend) for 2 Days. Likewise, It displays worse results  at forecasting Closes(following a trend) for 4 Days and, Highs for 8 Days when compared to random selection of stocks.</w:t>
+        <w:t>Shooting Star renders significantly better results at forecasting Highs, Lows for 2 Days. Likewise , Highs, Lows for 4 Days and, Highs(following a trend), Lows, Closes(following a trend) for 8 Days. And, It  yields slightly better results at forecasting Closes(following a trend) for 2 Days. Moreover, It yields worse results  at forecasting Closes(following a trend) for 4 Days and, Highs for 8 Days when compared to random selection of stocks.</w:t>
       </w:r>
     </w:p>
     <w:tbl>
@@ -32777,13 +32777,13 @@
         <w:t>during a sustained Bullish market phase.</w:t>
         <w:br/>
         <w:br/>
-        <w:t>Hammer shows significantly better results at forecasting Highs, Lows for 2 Days. Similarly , Highs, Lows for 4 Days and, Highs, Lows (following a trend) for 8 Days. Similarly, It  shows slightly better results at forecasting Lows (following a trend) for 2 Days and Lows for 8 Days. Moreover, It yields worse results  at forecasting Closes for 2 Days Furthermore, , Closes(following a trend) for 4 Days and, Closes(following a trend) for 8 Days when compared to random selection of stocks.</w:t>
+        <w:t>Hammer displays significantly better results at forecasting Highs, Lows for 2 Days. Additionally , Highs, Lows for 4 Days and, Highs, Lows (following a trend) for 8 Days. Furthermore, It  renders slightly better results at forecasting Lows (following a trend) for 2 Days and Lows for 8 Days. Moreover, It yields worse results  at forecasting Closes for 2 Days Furthermore, , Closes(following a trend) for 4 Days and, Closes(following a trend) for 8 Days when compared to random selection of stocks.</w:t>
         <w:br/>
-        <w:t>Inverted Hammer shows worse results  at forecasting Closes for 2 Days Moreover, , Closes for 4 Days and, Highs(following a trend), Closes for 8 Days when compared to random selection of stocks.</w:t>
+        <w:t>Inverted Hammer yields worse results  at forecasting Closes for 2 Days Likewise, , Closes for 4 Days and, Highs(following a trend), Closes for 8 Days when compared to random selection of stocks.</w:t>
         <w:br/>
-        <w:t>Hanging Man displays slightly better results at forecasting Closes for 4 Days. Furthermore, It displays worse results  at forecasting Closes for 2 Days when compared to random selection of stocks.</w:t>
+        <w:t>Hanging Man yields slightly better results at forecasting Closes for 4 Days. Moreover, It renders worse results  at forecasting Closes for 2 Days when compared to random selection of stocks.</w:t>
         <w:br/>
-        <w:t>Shooting Star displays significantly better results at forecasting Lows for 2 Days and, Lows for 8 Days. Additionally, It  renders slightly better results at forecasting Lows (following a trend) for 2 Days and Lows for 4 Days. Moreover, It shows worse results  at forecasting Highs(following a trend), Lows (following a trend) for 4 Days when compared to random selection of stocks.</w:t>
+        <w:t>Shooting Star renders significantly better results at forecasting Lows for 2 Days and, Lows for 8 Days. Moreover, It  displays slightly better results at forecasting Lows (following a trend) for 2 Days and Lows for 4 Days. Furthermore, It yields worse results  at forecasting Highs(following a trend), Lows (following a trend) for 4 Days when compared to random selection of stocks.</w:t>
       </w:r>
     </w:p>
     <w:tbl>
@@ -34052,11 +34052,11 @@
         <w:t>during a sustained Bearish market phase.</w:t>
         <w:br/>
         <w:br/>
-        <w:t>Hammer shows significantly better results at forecasting Highs, Lows for 2 Days and, Highs, Lows for 4 Days. And, It  renders slightly better results at forecasting Highs(following a trend) for 4 Days and Highs for 8 Days. And, It yields worse results  at forecasting Closes(following a trend) for 2 Days And, , Lows (following a trend) for 4 Days and, Highs(following a trend), Lows for 8 Days when compared to random selection of stocks.</w:t>
+        <w:t>Hammer displays significantly better results at forecasting Highs, Lows for 2 Days and, Highs, Lows for 4 Days. Additionally, It  yields slightly better results at forecasting Highs(following a trend) for 4 Days and Highs for 8 Days. Likewise, It yields worse results  at forecasting Closes(following a trend) for 2 Days Additionally, , Lows (following a trend) for 4 Days and, Highs(following a trend), Lows for 8 Days when compared to random selection of stocks.</w:t>
         <w:br/>
-        <w:t>Hanging Man displays significantly better results at forecasting Closes(following a trend) for 2 Days and, Closes(following a trend) for 4 Days. Moreover, It  shows slightly better results at forecasting Closes for 2 Days. Similarly  it renders slightly better at  Lows (following a trend) for 4 Days and Closes(following a trend) for 8 Days. Furthermore, It yields worse results  at forecasting Lows (following a trend) for 2 Days And, , Highs(following a trend), Closes for 4 Days and, Highs(following a trend), Lows (following a trend) for 8 Days when compared to random selection of stocks.</w:t>
+        <w:t>Hanging Man displays significantly better results at forecasting Closes(following a trend) for 2 Days and, Closes(following a trend) for 4 Days. Similarly, It  renders slightly better results at forecasting Closes for 2 Days. Furthermore  it renders slightly better at  Lows (following a trend) for 4 Days and Closes(following a trend) for 8 Days. Moreover, It displays worse results  at forecasting Lows (following a trend) for 2 Days And, , Highs(following a trend), Closes for 4 Days and, Highs(following a trend), Lows (following a trend) for 8 Days when compared to random selection of stocks.</w:t>
         <w:br/>
-        <w:t>Shooting Star renders significantly better results at forecasting Highs, Lows, Closes(following a trend) for 2 Days. Similarly , Highs, Lows for 4 Days and, Highs, Lows, Closes(following a trend) for 8 Days. Similarly, It  yields slightly better results at forecasting Closes(following a trend) for 4 Days. And, It renders worse results  at forecasting Closes for 8 Days when compared to random selection of stocks.</w:t>
+        <w:t>Shooting Star yields significantly better results at forecasting Highs, Lows, Closes(following a trend) for 2 Days. Moreover , Highs, Lows for 4 Days and, Highs, Lows, Closes(following a trend) for 8 Days. Similarly, It  shows slightly better results at forecasting Closes(following a trend) for 4 Days. Moreover, It yields worse results  at forecasting Closes for 8 Days when compared to random selection of stocks.</w:t>
       </w:r>
     </w:p>
     <w:tbl>
@@ -35334,13 +35334,13 @@
         <w:t>during a sustained Bullish market phase.</w:t>
         <w:br/>
         <w:br/>
-        <w:t>Hammer renders significantly better results at forecasting Highs, Lows for 2 Days and, Lows for 4 Days. Likewise, It  displays slightly better results at forecasting Highs Lows (following a trend) for 4 Days and Highs for 8 Days. And, It shows worse results  at forecasting Highs(following a trend) for 4 Days and, Highs(following a trend), Lows (following a trend) for 8 Days when compared to random selection of stocks.</w:t>
+        <w:t>Hammer shows significantly better results at forecasting Highs, Lows for 2 Days and, Lows for 4 Days. Likewise, It  renders slightly better results at forecasting Highs Lows (following a trend) for 4 Days and Highs for 8 Days. Furthermore, It renders worse results  at forecasting Highs(following a trend) for 4 Days and, Highs(following a trend), Lows (following a trend) for 8 Days when compared to random selection of stocks.</w:t>
         <w:br/>
-        <w:t>Inverted Hammer renders slightly better results at forecasting Closes(following a trend) for 2 Days. Likewise, It shows worse results  at forecasting Highs(following a trend), Closes for 2 Days Furthermore, , Lows (following a trend), Closes for 4 Days and, Highs(following a trend), Closes(following a trend) for 8 Days when compared to random selection of stocks.</w:t>
+        <w:t>Inverted Hammer yields slightly better results at forecasting Closes(following a trend) for 2 Days. Furthermore, It displays worse results  at forecasting Highs(following a trend), Closes for 2 Days Furthermore, , Lows (following a trend), Closes for 4 Days and, Highs(following a trend), Closes(following a trend) for 8 Days when compared to random selection of stocks.</w:t>
         <w:br/>
-        <w:t>Hanging Man renders worse results  at forecasting Closes for 4 Days when compared to random selection of stocks.</w:t>
+        <w:t>Hanging Man yields worse results  at forecasting Closes for 4 Days when compared to random selection of stocks.</w:t>
         <w:br/>
-        <w:t>Shooting Star displays significantly better results at forecasting Lows for 2 Days and, Lows for 4 Days. And, It  renders slightly better results at forecasting Highs for 2 Days. Moreover, It displays worse results  at forecasting Highs(following a trend) for 2 Days Likewise, , Highs, Lows (following a trend) for 4 Days and, Highs, Lows for 8 Days when compared to random selection of stocks.</w:t>
+        <w:t>Shooting Star renders significantly better results at forecasting Lows for 2 Days and, Lows for 4 Days. Additionally, It  renders slightly better results at forecasting Highs for 2 Days. Similarly, It displays worse results  at forecasting Highs(following a trend) for 2 Days Additionally, , Highs, Lows (following a trend) for 4 Days and, Highs, Lows for 8 Days when compared to random selection of stocks.</w:t>
       </w:r>
     </w:p>
     <w:tbl>
@@ -36594,13 +36594,13 @@
         <w:t>during a sustained Bearish market phase.</w:t>
         <w:br/>
         <w:br/>
-        <w:t>Hammer shows significantly better results at forecasting Highs, Lows for 2 Days. And , Highs, Lows for 4 Days and, Highs, Lows for 8 Days. Additionally, It yields worse results  at forecasting Closes for 4 Days and, Highs(following a trend), Lows (following a trend) for 8 Days when compared to random selection of stocks.</w:t>
+        <w:t>Hammer yields significantly better results at forecasting Highs, Lows for 2 Days. Moreover , Highs, Lows for 4 Days and, Highs, Lows for 8 Days. And, It displays worse results  at forecasting Closes for 4 Days and, Highs(following a trend), Lows (following a trend) for 8 Days when compared to random selection of stocks.</w:t>
         <w:br/>
-        <w:t>Inverted Hammer shows significantly better results at forecasting Closes for 2 Days and, Closes for 4 Days. Moreover, It displays worse results  at forecasting Closes(following a trend) for 2 Days Similarly, , Highs for 4 Days and, Highs, Closes for 8 Days when compared to random selection of stocks.</w:t>
+        <w:t>Inverted Hammer yields significantly better results at forecasting Closes for 2 Days and, Closes for 4 Days. Moreover, It shows worse results  at forecasting Closes(following a trend) for 2 Days And, , Highs for 4 Days and, Highs, Closes for 8 Days when compared to random selection of stocks.</w:t>
         <w:br/>
-        <w:t>Hanging Man renders significantly better results at forecasting Closes(following a trend) for 2 Days. Similarly , Closes(following a trend) for 4 Days and, Closes(following a trend) for 8 Days. Similarly, It  renders slightly better results at forecasting Highs(following a trend) Lows (following a trend) for 8 Days. Additionally, It shows worse results  at forecasting Highs(following a trend), Closes for 2 Days And, , Highs(following a trend), Lows (following a trend), Closes for 4 Days and, Closes for 8 Days when compared to random selection of stocks.</w:t>
+        <w:t>Hanging Man displays significantly better results at forecasting Closes(following a trend) for 2 Days. And , Closes(following a trend) for 4 Days and, Closes(following a trend) for 8 Days. Likewise, It  shows slightly better results at forecasting Highs(following a trend) Lows (following a trend) for 8 Days. And, It displays worse results  at forecasting Highs(following a trend), Closes for 2 Days And, , Highs(following a trend), Lows (following a trend), Closes for 4 Days and, Closes for 8 Days when compared to random selection of stocks.</w:t>
         <w:br/>
-        <w:t>Shooting Star shows significantly better results at forecasting Highs, Lows for 2 Days. And , Lows for 4 Days and, Highs(following a trend), Lows (following a trend), Closes(following a trend) for 8 Days. Furthermore, It  renders slightly better results at forecasting Highs(following a trend) for 2 Days. Similarly  it displays slightly better at  Highs(following a trend) for 4 Days and Lows for 8 Days. Moreover, It yields worse results  at forecasting Closes(following a trend) for 2 Days Similarly, , Highs, Closes(following a trend) for 4 Days and, Closes for 8 Days when compared to random selection of stocks.</w:t>
+        <w:t>Shooting Star displays significantly better results at forecasting Highs, Lows for 2 Days. Moreover , Lows for 4 Days and, Highs(following a trend), Lows (following a trend), Closes(following a trend) for 8 Days. Likewise, It  shows slightly better results at forecasting Highs(following a trend) for 2 Days. Additionally  it yields slightly better at  Highs(following a trend) for 4 Days and Lows for 8 Days. Similarly, It shows worse results  at forecasting Closes(following a trend) for 2 Days Moreover, , Highs, Closes(following a trend) for 4 Days and, Closes for 8 Days when compared to random selection of stocks.</w:t>
       </w:r>
     </w:p>
     <w:tbl>

--- a/src/steps/docx_output/thesis.docx
+++ b/src/steps/docx_output/thesis.docx
@@ -21,13 +21,13 @@
         <w:t>during a sustained Bullish market phase.</w:t>
         <w:br/>
         <w:br/>
-        <w:t xml:space="preserve">Hammer renders significantly better results at forecasting Highs for 2 Days and, Highs for 4 Days. And, It  displays slightly better results at forecasting Lows for 2 Days. Likewise  it displays slightly better at  Highs(following a trend) Lows for 4 Days and Highs Lows for 8 Days. </w:t>
+        <w:t xml:space="preserve">Hammer displays significantly better results at forecasting Highs for 2 Days and, Highs for 4 Days. Moreover, It  renders slightly better results at forecasting Lows for 2 Days. Similarly  it yields slightly better at  Highs(following a trend) Lows for 4 Days and Highs Lows for 8 Days. </w:t>
         <w:br/>
         <w:t xml:space="preserve">Inverted Hammer yields slightly better results at forecasting Closes(following a trend) for 8 Days. </w:t>
         <w:br/>
-        <w:t>Hanging Man shows worse results  at forecasting Highs, Lows for 2 Days And, , Highs, Lows (following a trend) for 4 Days and, Highs(following a trend), Lows (following a trend) for 8 Days when compared to random selection of stocks.</w:t>
+        <w:t>Hanging Man shows worse results  at forecasting Highs, Lows for 2 Days Additionally, , Highs, Lows (following a trend) for 4 Days and, Highs(following a trend), Lows (following a trend) for 8 Days when compared to random selection of stocks.</w:t>
         <w:br/>
-        <w:t xml:space="preserve">Shooting Star yields slightly better results at forecasting Highs Lows for 2 Days. </w:t>
+        <w:t xml:space="preserve">Shooting Star shows slightly better results at forecasting Highs Lows for 2 Days. </w:t>
       </w:r>
     </w:p>
     <w:tbl>
@@ -2526,13 +2526,13 @@
         <w:t>during a sustained Bearish market phase.</w:t>
         <w:br/>
         <w:br/>
-        <w:t xml:space="preserve">Hammer renders significantly better results at forecasting Highs, Lows for 2 Days and, Highs, Lows for 4 Days. Similarly, It  renders slightly better results at forecasting Highs Lows for 8 Days. </w:t>
+        <w:t xml:space="preserve">Hammer displays significantly better results at forecasting Highs, Lows for 2 Days and, Highs, Lows for 4 Days. Furthermore, It  renders slightly better results at forecasting Highs Lows for 8 Days. </w:t>
         <w:br/>
-        <w:t>Inverted Hammer shows worse results  at forecasting Lows (following a trend) for 8 Days when compared to random selection of stocks.</w:t>
+        <w:t>Inverted Hammer yields worse results  at forecasting Lows (following a trend) for 8 Days when compared to random selection of stocks.</w:t>
         <w:br/>
-        <w:t>Hanging Man yields significantly better results at forecasting Closes(following a trend) for 8 Days. Likewise, It  yields slightly better results at forecasting Closes(following a trend) for 4 Days and Highs(following a trend) Lows (following a trend) for 8 Days. Similarly, It yields worse results  at forecasting Highs, Lows for 2 Days and, Lows for 4 Days when compared to random selection of stocks.</w:t>
+        <w:t>Hanging Man shows significantly better results at forecasting Closes(following a trend) for 8 Days. Likewise, It  shows slightly better results at forecasting Closes(following a trend) for 4 Days and Highs(following a trend) Lows (following a trend) for 8 Days. Furthermore, It yields worse results  at forecasting Highs, Lows for 2 Days and, Lows for 4 Days when compared to random selection of stocks.</w:t>
         <w:br/>
-        <w:t xml:space="preserve">Shooting Star displays significantly better results at forecasting Highs(following a trend), Lows (following a trend) for 2 Days. Likewise , Highs(following a trend), Lows (following a trend) for 4 Days and, Highs(following a trend), Lows (following a trend) for 8 Days. Similarly, It  renders slightly better results at forecasting Highs Lows for 2 Days. Moreover  it shows slightly better at  Closes(following a trend) for 4 Days and Closes(following a trend) for 8 Days. </w:t>
+        <w:t xml:space="preserve">Shooting Star displays significantly better results at forecasting Highs(following a trend), Lows (following a trend) for 2 Days. Furthermore , Highs(following a trend), Lows (following a trend) for 4 Days and, Highs(following a trend), Lows (following a trend) for 8 Days. Additionally, It  displays slightly better results at forecasting Highs Lows for 2 Days. Moreover  it renders slightly better at  Closes(following a trend) for 4 Days and Closes(following a trend) for 8 Days. </w:t>
       </w:r>
     </w:p>
     <w:tbl>
@@ -5031,13 +5031,13 @@
         <w:t>during a sustained Bullish market phase.</w:t>
         <w:br/>
         <w:br/>
-        <w:t xml:space="preserve">Hammer shows significantly better results at forecasting Highs(following a trend) for 2 Days and, Highs(following a trend), Lows (following a trend) for 8 Days. Likewise, It  yields slightly better results at forecasting Highs Lows for 2 Days and Highs Lows (following a trend) for 4 Days. </w:t>
+        <w:t xml:space="preserve">Hammer shows significantly better results at forecasting Highs(following a trend) for 2 Days and, Highs(following a trend), Lows (following a trend) for 8 Days. Moreover, It  renders slightly better results at forecasting Highs Lows for 2 Days and Highs Lows (following a trend) for 4 Days. </w:t>
         <w:br/>
-        <w:t xml:space="preserve">Inverted Hammer displays slightly better results at forecasting Closes(following a trend) for 4 Days and Closes(following a trend) for 8 Days. </w:t>
+        <w:t xml:space="preserve">Inverted Hammer yields slightly better results at forecasting Closes(following a trend) for 4 Days and Closes(following a trend) for 8 Days. </w:t>
         <w:br/>
-        <w:t>Hanging Man yields slightly better results at forecasting Closes(following a trend) for 2 Days. And, It yields worse results  at forecasting Highs(following a trend) for 4 Days and, Highs(following a trend), Lows (following a trend), Closes(following a trend) for 8 Days when compared to random selection of stocks.</w:t>
+        <w:t>Hanging Man displays slightly better results at forecasting Closes(following a trend) for 2 Days. Additionally, It displays worse results  at forecasting Highs(following a trend) for 4 Days and, Highs(following a trend), Lows (following a trend), Closes(following a trend) for 8 Days when compared to random selection of stocks.</w:t>
         <w:br/>
-        <w:t>Shooting Star shows significantly better results at forecasting Highs(following a trend), Lows for 2 Days. And, It  yields slightly better results at forecasting Highs for 2 Days. Moreover  it shows slightly better at  Lows for 4 Days and Lows for 8 Days. Likewise, It shows worse results  at forecasting Highs(following a trend), Closes(following a trend) for 8 Days when compared to random selection of stocks.</w:t>
+        <w:t>Shooting Star shows significantly better results at forecasting Highs(following a trend), Lows for 2 Days. Moreover, It  yields slightly better results at forecasting Highs for 2 Days. Likewise  it yields slightly better at  Lows for 4 Days and Lows for 8 Days. Similarly, It displays worse results  at forecasting Highs(following a trend), Closes(following a trend) for 8 Days when compared to random selection of stocks.</w:t>
       </w:r>
     </w:p>
     <w:tbl>
@@ -7536,11 +7536,11 @@
         <w:t>during a sustained Bearish market phase.</w:t>
         <w:br/>
         <w:br/>
-        <w:t xml:space="preserve">Hammer shows significantly better results at forecasting Highs(following a trend) for 2 Days. Likewise, It  yields slightly better results at forecasting Highs Lows (following a trend) for 2 Days. Similarly  it yields slightly better at  Highs for 4 Days and Highs for 8 Days. </w:t>
+        <w:t xml:space="preserve">Hammer displays significantly better results at forecasting Highs(following a trend) for 2 Days. Furthermore, It  displays slightly better results at forecasting Highs Lows (following a trend) for 2 Days. Likewise  it renders slightly better at  Highs for 4 Days and Highs for 8 Days. </w:t>
         <w:br/>
-        <w:t>Hanging Man yields significantly better results at forecasting Closes(following a trend) for 2 Days. Additionally, It  shows slightly better results at forecasting Closes(following a trend) for 4 Days and Lows (following a trend) Closes(following a trend) for 8 Days. Furthermore, It shows worse results  at forecasting Highs for 2 Days and, Highs for 4 Days when compared to random selection of stocks.</w:t>
+        <w:t>Hanging Man renders significantly better results at forecasting Closes(following a trend) for 2 Days. Furthermore, It  displays slightly better results at forecasting Closes(following a trend) for 4 Days and Lows (following a trend) Closes(following a trend) for 8 Days. And, It renders worse results  at forecasting Highs for 2 Days and, Highs for 4 Days when compared to random selection of stocks.</w:t>
         <w:br/>
-        <w:t xml:space="preserve">Shooting Star renders significantly better results at forecasting Highs(following a trend), Lows (following a trend) for 2 Days. And , Highs(following a trend), Lows (following a trend), Closes(following a trend) for 4 Days and, Highs(following a trend), Lows (following a trend), Closes(following a trend) for 8 Days. Likewise, It  yields slightly better results at forecasting Lows Closes(following a trend) for 2 Days and Lows for 4 Days. </w:t>
+        <w:t xml:space="preserve">Shooting Star yields significantly better results at forecasting Highs(following a trend), Lows (following a trend) for 2 Days. Likewise , Highs(following a trend), Lows (following a trend), Closes(following a trend) for 4 Days and, Highs(following a trend), Lows (following a trend), Closes(following a trend) for 8 Days. Additionally, It  displays slightly better results at forecasting Lows Closes(following a trend) for 2 Days and Lows for 4 Days. </w:t>
       </w:r>
     </w:p>
     <w:tbl>
@@ -10039,11 +10039,11 @@
         <w:t>during a sustained Bullish market phase.</w:t>
         <w:br/>
         <w:br/>
-        <w:t xml:space="preserve">Hammer yields significantly better results at forecasting Highs for 2 Days. Additionally, It  yields slightly better results at forecasting Lows for 2 Days. Additionally  it shows slightly better at  Highs Lows for 4 Days and Highs Lows for 8 Days. </w:t>
+        <w:t xml:space="preserve">Hammer shows significantly better results at forecasting Highs for 2 Days. Additionally, It  displays slightly better results at forecasting Lows for 2 Days. And  it shows slightly better at  Highs Lows for 4 Days and Highs Lows for 8 Days. </w:t>
         <w:br/>
-        <w:t>Hanging Man displays worse results  at forecasting Highs(following a trend), Lows (following a trend) for 2 Days Furthermore, , Highs(following a trend), Lows (following a trend), Closes(following a trend) for 4 Days and, Highs(following a trend), Lows (following a trend), Closes(following a trend) for 8 Days when compared to random selection of stocks.</w:t>
+        <w:t>Hanging Man shows worse results  at forecasting Highs(following a trend), Lows (following a trend) for 2 Days Additionally, , Highs(following a trend), Lows (following a trend), Closes(following a trend) for 4 Days and, Highs(following a trend), Lows (following a trend), Closes(following a trend) for 8 Days when compared to random selection of stocks.</w:t>
         <w:br/>
-        <w:t>Shooting Star shows significantly better results at forecasting Lows for 2 Days. Likewise, It  shows slightly better results at forecasting Lows (following a trend) for 2 Days. Additionally, It renders worse results  at forecasting Closes(following a trend) for 4 Days and, Highs(following a trend), Lows (following a trend), Closes(following a trend) for 8 Days when compared to random selection of stocks.</w:t>
+        <w:t>Shooting Star shows significantly better results at forecasting Lows for 2 Days. Moreover, It  displays slightly better results at forecasting Lows (following a trend) for 2 Days. And, It displays worse results  at forecasting Closes(following a trend) for 4 Days and, Highs(following a trend), Lows (following a trend), Closes(following a trend) for 8 Days when compared to random selection of stocks.</w:t>
       </w:r>
     </w:p>
     <w:tbl>
@@ -12542,11 +12542,11 @@
         <w:t>during a sustained Bearish market phase.</w:t>
         <w:br/>
         <w:br/>
-        <w:t>Hammer displays significantly better results at forecasting Highs(following a trend) for 2 Days. Furthermore, It  yields slightly better results at forecasting Highs Lows for 2 Days and Highs for 4 Days. Likewise, It yields worse results  at forecasting Closes(following a trend) for 2 Days when compared to random selection of stocks.</w:t>
+        <w:t>Hammer shows significantly better results at forecasting Highs(following a trend) for 2 Days. Likewise, It  yields slightly better results at forecasting Highs Lows for 2 Days and Highs for 4 Days. Additionally, It renders worse results  at forecasting Closes(following a trend) for 2 Days when compared to random selection of stocks.</w:t>
         <w:br/>
-        <w:t xml:space="preserve">Hanging Man yields significantly better results at forecasting Closes(following a trend) for 4 Days and, Closes(following a trend) for 8 Days. Furthermore, It  renders slightly better results at forecasting Closes(following a trend) for 2 Days. Additionally  it yields slightly better at  Highs(following a trend) for 4 Days and Highs(following a trend) Lows (following a trend) for 8 Days. </w:t>
+        <w:t xml:space="preserve">Hanging Man yields significantly better results at forecasting Closes(following a trend) for 4 Days and, Closes(following a trend) for 8 Days. Additionally, It  displays slightly better results at forecasting Closes(following a trend) for 2 Days. Furthermore  it yields slightly better at  Highs(following a trend) for 4 Days and Highs(following a trend) Lows (following a trend) for 8 Days. </w:t>
         <w:br/>
-        <w:t xml:space="preserve">Shooting Star displays significantly better results at forecasting Highs(following a trend), Lows for 2 Days. Moreover , Highs(following a trend), Lows (following a trend) for 4 Days and, Highs(following a trend), Lows (following a trend), Closes(following a trend) for 8 Days. And, It  shows slightly better results at forecasting Highs for 2 Days and Lows for 4 Days. </w:t>
+        <w:t xml:space="preserve">Shooting Star renders significantly better results at forecasting Highs(following a trend), Lows for 2 Days. And , Highs(following a trend), Lows (following a trend) for 4 Days and, Highs(following a trend), Lows (following a trend), Closes(following a trend) for 8 Days. Likewise, It  renders slightly better results at forecasting Highs for 2 Days and Lows for 4 Days. </w:t>
       </w:r>
     </w:p>
     <w:tbl>
@@ -15045,11 +15045,11 @@
         <w:t>during a sustained Bullish market phase.</w:t>
         <w:br/>
         <w:br/>
-        <w:t xml:space="preserve">Hammer shows significantly better results at forecasting Highs, Lows for 2 Days. Additionally , Highs(following a trend), Lows (following a trend) for 4 Days and, Highs(following a trend), Lows (following a trend) for 8 Days. Furthermore, It  shows slightly better results at forecasting Lows (following a trend) for 2 Days. Additionally  it shows slightly better at  Highs Lows for 4 Days and Highs for 8 Days. </w:t>
+        <w:t xml:space="preserve">Hammer yields significantly better results at forecasting Highs, Lows for 2 Days. And , Highs(following a trend), Lows (following a trend) for 4 Days and, Highs(following a trend), Lows (following a trend) for 8 Days. Moreover, It  renders slightly better results at forecasting Lows (following a trend) for 2 Days. Additionally  it renders slightly better at  Highs Lows for 4 Days and Highs for 8 Days. </w:t>
         <w:br/>
-        <w:t>Hanging Man renders worse results  at forecasting Highs, Lows (following a trend) for 2 Days Similarly, , Highs(following a trend) for 4 Days and, Highs(following a trend), Lows (following a trend), Closes(following a trend) for 8 Days when compared to random selection of stocks.</w:t>
+        <w:t>Hanging Man shows worse results  at forecasting Highs, Lows (following a trend) for 2 Days And, , Highs(following a trend) for 4 Days and, Highs(following a trend), Lows (following a trend), Closes(following a trend) for 8 Days when compared to random selection of stocks.</w:t>
         <w:br/>
-        <w:t>Shooting Star displays slightly better results at forecasting Lows for 2 Days. Likewise, It displays worse results  at forecasting Highs(following a trend), Closes(following a trend) for 8 Days when compared to random selection of stocks.</w:t>
+        <w:t>Shooting Star displays slightly better results at forecasting Lows for 2 Days. Similarly, It displays worse results  at forecasting Highs(following a trend), Closes(following a trend) for 8 Days when compared to random selection of stocks.</w:t>
       </w:r>
     </w:p>
     <w:tbl>
@@ -17548,13 +17548,13 @@
         <w:t>during a sustained Bearish market phase.</w:t>
         <w:br/>
         <w:br/>
-        <w:t>Hammer shows significantly better results at forecasting Highs, Lows for 2 Days. Additionally, It  renders slightly better results at forecasting Highs for 4 Days. Similarly, It shows worse results  at forecasting Closes(following a trend) for 4 Days and, Closes(following a trend) for 8 Days when compared to random selection of stocks.</w:t>
+        <w:t>Hammer displays significantly better results at forecasting Highs, Lows for 2 Days. Similarly, It  renders slightly better results at forecasting Highs for 4 Days. And, It displays worse results  at forecasting Closes(following a trend) for 4 Days and, Closes(following a trend) for 8 Days when compared to random selection of stocks.</w:t>
         <w:br/>
-        <w:t>Inverted Hammer renders worse results  at forecasting Lows (following a trend) for 2 Days And, , Highs(following a trend), Lows for 4 Days and, Highs(following a trend), Lows for 8 Days when compared to random selection of stocks.</w:t>
+        <w:t>Inverted Hammer yields worse results  at forecasting Lows (following a trend) for 2 Days Moreover, , Highs(following a trend), Lows for 4 Days and, Highs(following a trend), Lows for 8 Days when compared to random selection of stocks.</w:t>
         <w:br/>
-        <w:t>Hanging Man displays slightly better results at forecasting Closes(following a trend) for 2 Days. Moreover  it displays slightly better at  Closes(following a trend) for 4 Days and Closes(following a trend) for 8 Days. Additionally, It renders worse results  at forecasting Highs for 2 Days when compared to random selection of stocks.</w:t>
+        <w:t>Hanging Man renders slightly better results at forecasting Closes(following a trend) for 2 Days. Similarly  it renders slightly better at  Closes(following a trend) for 4 Days and Closes(following a trend) for 8 Days. Likewise, It shows worse results  at forecasting Highs for 2 Days when compared to random selection of stocks.</w:t>
         <w:br/>
-        <w:t xml:space="preserve">Shooting Star displays significantly better results at forecasting Highs(following a trend), Lows (following a trend) for 2 Days. Moreover , Highs(following a trend), Lows (following a trend) for 4 Days and, Highs(following a trend), Lows (following a trend), Closes(following a trend) for 8 Days. Additionally, It  shows slightly better results at forecasting Highs Lows Closes(following a trend) for 2 Days. Additionally  it shows slightly better at  Closes(following a trend) for 4 Days and Lows for 8 Days. </w:t>
+        <w:t xml:space="preserve">Shooting Star renders significantly better results at forecasting Highs(following a trend), Lows (following a trend) for 2 Days. Moreover , Highs(following a trend), Lows (following a trend) for 4 Days and, Highs(following a trend), Lows (following a trend), Closes(following a trend) for 8 Days. Moreover, It  renders slightly better results at forecasting Highs Lows Closes(following a trend) for 2 Days. Similarly  it yields slightly better at  Closes(following a trend) for 4 Days and Lows for 8 Days. </w:t>
       </w:r>
     </w:p>
     <w:tbl>
@@ -20053,13 +20053,13 @@
         <w:t>during a sustained Bullish market phase.</w:t>
         <w:br/>
         <w:br/>
-        <w:t>Hammer shows significantly better results at forecasting Highs(following a trend) for 2 Days. And, It  renders slightly better results at forecasting Highs Lows for 2 Days and Highs(following a trend) Lows for 4 Days. Likewise, It yields worse results  at forecasting Closes(following a trend) for 4 Days and, Closes(following a trend) for 8 Days when compared to random selection of stocks.</w:t>
+        <w:t>Hammer yields significantly better results at forecasting Highs(following a trend) for 2 Days. Additionally, It  yields slightly better results at forecasting Highs Lows for 2 Days and Highs(following a trend) Lows for 4 Days. Additionally, It renders worse results  at forecasting Closes(following a trend) for 4 Days and, Closes(following a trend) for 8 Days when compared to random selection of stocks.</w:t>
         <w:br/>
-        <w:t>Inverted Hammer displays slightly better results at forecasting Closes(following a trend) for 2 Days. Additionally, It shows worse results  at forecasting Lows for 2 Days when compared to random selection of stocks.</w:t>
+        <w:t>Inverted Hammer renders slightly better results at forecasting Closes(following a trend) for 2 Days. Likewise, It renders worse results  at forecasting Lows for 2 Days when compared to random selection of stocks.</w:t>
         <w:br/>
-        <w:t>Hanging Man renders worse results  at forecasting Highs, Lows (following a trend) for 2 Days Similarly, , Highs, Lows (following a trend) for 4 Days and, Highs(following a trend), Lows (following a trend), Closes(following a trend) for 8 Days when compared to random selection of stocks.</w:t>
+        <w:t>Hanging Man shows worse results  at forecasting Highs, Lows (following a trend) for 2 Days Likewise, , Highs, Lows (following a trend) for 4 Days and, Highs(following a trend), Lows (following a trend), Closes(following a trend) for 8 Days when compared to random selection of stocks.</w:t>
         <w:br/>
-        <w:t>Shooting Star displays significantly better results at forecasting Lows (following a trend) for 2 Days. Furthermore, It  yields slightly better results at forecasting Lows for 2 Days and Lows for 4 Days. Similarly, It displays worse results  at forecasting Closes(following a trend) for 2 Days And, , Closes(following a trend) for 4 Days and, Highs(following a trend), Lows (following a trend), Closes for 8 Days when compared to random selection of stocks.</w:t>
+        <w:t>Shooting Star yields significantly better results at forecasting Lows (following a trend) for 2 Days. Additionally, It  shows slightly better results at forecasting Lows for 2 Days and Lows for 4 Days. Likewise, It shows worse results  at forecasting Closes(following a trend) for 2 Days Similarly, , Closes(following a trend) for 4 Days and, Highs(following a trend), Lows (following a trend), Closes for 8 Days when compared to random selection of stocks.</w:t>
       </w:r>
     </w:p>
     <w:tbl>
@@ -22558,11 +22558,11 @@
         <w:t>during a sustained Bearish market phase.</w:t>
         <w:br/>
         <w:br/>
-        <w:t xml:space="preserve">Hammer yields significantly better results at forecasting Lows for 2 Days and, Highs(following a trend), Lows (following a trend) for 4 Days. Furthermore, It  shows slightly better results at forecasting Highs for 2 Days. Additionally  it renders slightly better at  Highs Lows for 4 Days and Lows for 8 Days. </w:t>
+        <w:t xml:space="preserve">Hammer displays significantly better results at forecasting Lows for 2 Days and, Highs(following a trend), Lows (following a trend) for 4 Days. Furthermore, It  yields slightly better results at forecasting Highs for 2 Days. Additionally  it shows slightly better at  Highs Lows for 4 Days and Lows for 8 Days. </w:t>
         <w:br/>
-        <w:t>Hanging Man shows significantly better results at forecasting Closes(following a trend) for 8 Days. Likewise, It  renders slightly better results at forecasting Closes(following a trend) for 2 Days. Additionally  it renders slightly better at  Closes(following a trend) for 4 Days and Highs(following a trend) Lows (following a trend) for 8 Days. Moreover, It yields worse results  at forecasting Lows for 2 Days when compared to random selection of stocks.</w:t>
+        <w:t>Hanging Man displays significantly better results at forecasting Closes(following a trend) for 8 Days. Furthermore, It  shows slightly better results at forecasting Closes(following a trend) for 2 Days. And  it shows slightly better at  Closes(following a trend) for 4 Days and Highs(following a trend) Lows (following a trend) for 8 Days. And, It displays worse results  at forecasting Lows for 2 Days when compared to random selection of stocks.</w:t>
         <w:br/>
-        <w:t xml:space="preserve">Shooting Star renders significantly better results at forecasting Lows (following a trend) for 2 Days. Similarly , Lows (following a trend) for 4 Days and, Highs(following a trend), Lows (following a trend), Closes(following a trend) for 8 Days. Additionally, It  displays slightly better results at forecasting Highs Lows for 2 Days and Highs(following a trend) Lows Closes(following a trend) for 4 Days. </w:t>
+        <w:t xml:space="preserve">Shooting Star displays significantly better results at forecasting Lows (following a trend) for 2 Days. Similarly , Lows (following a trend) for 4 Days and, Highs(following a trend), Lows (following a trend), Closes(following a trend) for 8 Days. And, It  yields slightly better results at forecasting Highs Lows for 2 Days and Highs(following a trend) Lows Closes(following a trend) for 4 Days. </w:t>
       </w:r>
     </w:p>
     <w:tbl>
@@ -25061,13 +25061,13 @@
         <w:t>during a sustained Bullish market phase.</w:t>
         <w:br/>
         <w:br/>
-        <w:t>Hammer shows significantly better results at forecasting Highs, Lows for 2 Days. And , Highs, Lows for 4 Days and, Highs, Lows for 8 Days. Moreover, It renders worse results  at forecasting Closes for 2 Days and, Closes(following a trend) for 8 Days when compared to random selection of stocks.</w:t>
+        <w:t>Hammer renders significantly better results at forecasting Highs, Lows for 2 Days. Likewise , Highs, Lows for 4 Days and, Highs, Lows for 8 Days. Furthermore, It shows worse results  at forecasting Closes for 2 Days and, Closes(following a trend) for 8 Days when compared to random selection of stocks.</w:t>
         <w:br/>
-        <w:t>Inverted Hammer renders significantly better results at forecasting Closes(following a trend) for 8 Days. Similarly, It  displays slightly better results at forecasting Closes for 4 Days. Likewise, It renders worse results  at forecasting Closes(following a trend) for 2 Days Likewise, , Highs, Lows for 4 Days and, Highs, Lows for 8 Days when compared to random selection of stocks.</w:t>
+        <w:t>Inverted Hammer shows significantly better results at forecasting Closes(following a trend) for 8 Days. Additionally, It  renders slightly better results at forecasting Closes for 4 Days. Additionally, It displays worse results  at forecasting Closes(following a trend) for 2 Days Likewise, , Highs, Lows for 4 Days and, Highs, Lows for 8 Days when compared to random selection of stocks.</w:t>
         <w:br/>
-        <w:t>Hanging Man shows worse results  at forecasting Closes for 4 Days and, Closes for 8 Days when compared to random selection of stocks.</w:t>
+        <w:t>Hanging Man yields worse results  at forecasting Closes for 4 Days and, Closes for 8 Days when compared to random selection of stocks.</w:t>
         <w:br/>
-        <w:t>Shooting Star yields significantly better results at forecasting Highs, Lows for 2 Days. Similarly, It  displays slightly better results at forecasting Lows (following a trend) for 2 Days and Lows for 4 Days. Moreover, It renders worse results  at forecasting Highs, Lows (following a trend) for 4 Days and, Lows for 8 Days when compared to random selection of stocks.</w:t>
+        <w:t>Shooting Star shows significantly better results at forecasting Highs, Lows for 2 Days. Similarly, It  displays slightly better results at forecasting Lows (following a trend) for 2 Days and Lows for 4 Days. Similarly, It renders worse results  at forecasting Highs, Lows (following a trend) for 4 Days and, Lows for 8 Days when compared to random selection of stocks.</w:t>
       </w:r>
     </w:p>
     <w:tbl>
@@ -26342,13 +26342,13 @@
         <w:t>during a sustained Bearish market phase.</w:t>
         <w:br/>
         <w:br/>
-        <w:t>Hammer shows significantly better results at forecasting Highs, Lows for 2 Days. Moreover , Highs, Lows for 4 Days and, Highs, Lows for 8 Days. Moreover, It  displays slightly better results at forecasting Highs(following a trend) for 8 Days. Likewise, It displays worse results  at forecasting Closes for 2 Days Additionally, , Closes for 4 Days and, Lows (following a trend) for 8 Days when compared to random selection of stocks.</w:t>
+        <w:t>Hammer displays significantly better results at forecasting Highs, Lows for 2 Days. And , Highs, Lows for 4 Days and, Highs, Lows for 8 Days. Furthermore, It  renders slightly better results at forecasting Highs(following a trend) for 8 Days. Similarly, It displays worse results  at forecasting Closes for 2 Days Moreover, , Closes for 4 Days and, Lows (following a trend) for 8 Days when compared to random selection of stocks.</w:t>
         <w:br/>
-        <w:t>Inverted Hammer displays slightly better results at forecasting Closes(following a trend) for 4 Days. Likewise, It renders worse results  at forecasting Closes(following a trend) for 2 Days and, Closes for 4 Days when compared to random selection of stocks.</w:t>
+        <w:t>Inverted Hammer yields slightly better results at forecasting Closes(following a trend) for 4 Days. And, It yields worse results  at forecasting Closes(following a trend) for 2 Days and, Closes for 4 Days when compared to random selection of stocks.</w:t>
         <w:br/>
-        <w:t>Hanging Man shows significantly better results at forecasting Closes(following a trend) for 4 Days and, Highs(following a trend), Lows (following a trend), Closes(following a trend) for 8 Days. Similarly, It  displays slightly better results at forecasting Closes(following a trend) for 2 Days. Additionally, It shows worse results  at forecasting Closes for 2 Days Similarly, , Lows (following a trend), Closes for 4 Days and, Closes for 8 Days when compared to random selection of stocks.</w:t>
+        <w:t>Hanging Man shows significantly better results at forecasting Closes(following a trend) for 4 Days and, Highs(following a trend), Lows (following a trend), Closes(following a trend) for 8 Days. And, It  renders slightly better results at forecasting Closes(following a trend) for 2 Days. Likewise, It displays worse results  at forecasting Closes for 2 Days Additionally, , Lows (following a trend), Closes for 4 Days and, Closes for 8 Days when compared to random selection of stocks.</w:t>
         <w:br/>
-        <w:t>Shooting Star renders significantly better results at forecasting Highs, Lows for 2 Days. Furthermore , Highs(following a trend), Lows (following a trend), Closes(following a trend) for 4 Days and, Highs(following a trend), Lows (following a trend), Closes(following a trend) for 8 Days. Similarly, It  shows slightly better results at forecasting Lows for 4 Days. Furthermore, It displays worse results  at forecasting Closes(following a trend) for 2 Days and, Highs for 8 Days when compared to random selection of stocks.</w:t>
+        <w:t>Shooting Star yields significantly better results at forecasting Highs, Lows for 2 Days. Similarly , Highs(following a trend), Lows (following a trend), Closes(following a trend) for 4 Days and, Highs(following a trend), Lows (following a trend), Closes(following a trend) for 8 Days. Similarly, It  displays slightly better results at forecasting Lows for 4 Days. Additionally, It shows worse results  at forecasting Closes(following a trend) for 2 Days and, Highs for 8 Days when compared to random selection of stocks.</w:t>
       </w:r>
     </w:p>
     <w:tbl>
@@ -27635,13 +27635,13 @@
         <w:t>during a sustained Bullish market phase.</w:t>
         <w:br/>
         <w:br/>
-        <w:t>Hammer yields significantly better results at forecasting Highs, Lows for 2 Days. Moreover , Highs for 4 Days and, Highs(following a trend), Lows (following a trend) for 8 Days. Additionally, It  displays slightly better results at forecasting Lows for 4 Days. And, It displays worse results  at forecasting Lows for 8 Days when compared to random selection of stocks.</w:t>
+        <w:t>Hammer yields significantly better results at forecasting Highs, Lows for 2 Days. Furthermore , Highs for 4 Days and, Highs(following a trend), Lows (following a trend) for 8 Days. Moreover, It  renders slightly better results at forecasting Lows for 4 Days. Similarly, It shows worse results  at forecasting Lows for 8 Days when compared to random selection of stocks.</w:t>
         <w:br/>
-        <w:t>Inverted Hammer shows significantly better results at forecasting Closes for 2 Days. Likewise , Closes for 4 Days and, Closes for 8 Days. Furthermore, It  displays slightly better results at forecasting Closes(following a trend) for 2 Days. And, It shows worse results  at forecasting Highs, Lows (following a trend) for 8 Days when compared to random selection of stocks.</w:t>
+        <w:t>Inverted Hammer displays significantly better results at forecasting Closes for 2 Days. Likewise , Closes for 4 Days and, Closes for 8 Days. And, It  displays slightly better results at forecasting Closes(following a trend) for 2 Days. And, It shows worse results  at forecasting Highs, Lows (following a trend) for 8 Days when compared to random selection of stocks.</w:t>
         <w:br/>
-        <w:t>Hanging Man renders significantly better results at forecasting Closes(following a trend) for 2 Days and, Closes for 8 Days. Additionally, It  yields slightly better results at forecasting Closes for 2 Days. Likewise, It renders worse results  at forecasting Lows (following a trend) for 2 Days and, Closes for 4 Days when compared to random selection of stocks.</w:t>
+        <w:t>Hanging Man shows significantly better results at forecasting Closes(following a trend) for 2 Days and, Closes for 8 Days. Moreover, It  shows slightly better results at forecasting Closes for 2 Days. Likewise, It renders worse results  at forecasting Lows (following a trend) for 2 Days and, Closes for 4 Days when compared to random selection of stocks.</w:t>
         <w:br/>
-        <w:t>Shooting Star renders significantly better results at forecasting Highs, Lows for 2 Days. Moreover , Highs, Lows for 4 Days and, Lows for 8 Days. Furthermore, It  displays slightly better results at forecasting Lows (following a trend) for 4 Days and Highs for 8 Days. Similarly, It renders worse results  at forecasting Closes(following a trend) for 2 Days and, Highs(following a trend) for 4 Days when compared to random selection of stocks.</w:t>
+        <w:t>Shooting Star displays significantly better results at forecasting Highs, Lows for 2 Days. Likewise , Highs, Lows for 4 Days and, Lows for 8 Days. Similarly, It  shows slightly better results at forecasting Lows (following a trend) for 4 Days and Highs for 8 Days. Similarly, It renders worse results  at forecasting Closes(following a trend) for 2 Days and, Highs(following a trend) for 4 Days when compared to random selection of stocks.</w:t>
       </w:r>
     </w:p>
     <w:tbl>
@@ -28910,13 +28910,13 @@
         <w:t>during a sustained Bearish market phase.</w:t>
         <w:br/>
         <w:br/>
-        <w:t>Hammer yields significantly better results at forecasting Highs for 2 Days. Furthermore, It  shows slightly better results at forecasting Lows for 2 Days. Moreover  it displays slightly better at  Highs Lows for 4 Days and Highs Lows for 8 Days. Similarly, It renders worse results  at forecasting Lows (following a trend) for 4 Days and, Lows (following a trend), Closes for 8 Days when compared to random selection of stocks.</w:t>
+        <w:t>Hammer displays significantly better results at forecasting Highs for 2 Days. Similarly, It  shows slightly better results at forecasting Lows for 2 Days. And  it renders slightly better at  Highs Lows for 4 Days and Highs Lows for 8 Days. Additionally, It shows worse results  at forecasting Lows (following a trend) for 4 Days and, Lows (following a trend), Closes for 8 Days when compared to random selection of stocks.</w:t>
         <w:br/>
-        <w:t>Inverted Hammer displays worse results  at forecasting Highs(following a trend), Closes for 2 Days Furthermore, , Closes for 4 Days and, Highs(following a trend), Closes for 8 Days when compared to random selection of stocks.</w:t>
+        <w:t>Inverted Hammer yields worse results  at forecasting Highs(following a trend), Closes for 2 Days Furthermore, , Closes for 4 Days and, Highs(following a trend), Closes for 8 Days when compared to random selection of stocks.</w:t>
         <w:br/>
-        <w:t>Hanging Man yields significantly better results at forecasting Closes(following a trend) for 2 Days and, Closes(following a trend) for 4 Days. Similarly, It  shows slightly better results at forecasting Closes(following a trend) for 8 Days. Likewise, It renders worse results  at forecasting Highs(following a trend), Lows (following a trend), Closes for 2 Days And, , Highs(following a trend) for 4 Days and, Highs(following a trend) for 8 Days when compared to random selection of stocks.</w:t>
+        <w:t>Hanging Man yields significantly better results at forecasting Closes(following a trend) for 2 Days and, Closes(following a trend) for 4 Days. And, It  yields slightly better results at forecasting Closes(following a trend) for 8 Days. And, It displays worse results  at forecasting Highs(following a trend), Lows (following a trend), Closes for 2 Days And, , Highs(following a trend) for 4 Days and, Highs(following a trend) for 8 Days when compared to random selection of stocks.</w:t>
         <w:br/>
-        <w:t>Shooting Star yields significantly better results at forecasting Highs, Lows for 2 Days. Furthermore , Highs(following a trend), Lows, Closes(following a trend) for 4 Days and, Highs(following a trend), Lows, Closes(following a trend) for 8 Days. Likewise, It  yields slightly better results at forecasting Closes(following a trend) for 2 Days. Additionally  it yields slightly better at  Highs for 4 Days and Highs for 8 Days. Similarly, It renders worse results  at forecasting Closes for 2 Days Similarly, , Closes for 4 Days and, Closes for 8 Days when compared to random selection of stocks.</w:t>
+        <w:t>Shooting Star renders significantly better results at forecasting Highs, Lows for 2 Days. And , Highs(following a trend), Lows, Closes(following a trend) for 4 Days and, Highs(following a trend), Lows, Closes(following a trend) for 8 Days. Furthermore, It  displays slightly better results at forecasting Closes(following a trend) for 2 Days. Additionally  it yields slightly better at  Highs for 4 Days and Highs for 8 Days. Additionally, It yields worse results  at forecasting Closes for 2 Days Additionally, , Closes for 4 Days and, Closes for 8 Days when compared to random selection of stocks.</w:t>
       </w:r>
     </w:p>
     <w:tbl>
@@ -30218,13 +30218,13 @@
         <w:t>during a sustained Bullish market phase.</w:t>
         <w:br/>
         <w:br/>
-        <w:t>Hammer displays significantly better results at forecasting Highs, Lows for 2 Days. Additionally , Highs, Lows for 4 Days and, Highs, Lows for 8 Days. Likewise, It  yields slightly better results at forecasting Lows (following a trend) for 2 Days. And, It shows worse results  at forecasting Closes for 4 Days and, Closes for 8 Days when compared to random selection of stocks.</w:t>
+        <w:t>Hammer shows significantly better results at forecasting Highs, Lows for 2 Days. And , Highs, Lows for 4 Days and, Highs, Lows for 8 Days. Furthermore, It  displays slightly better results at forecasting Lows (following a trend) for 2 Days. Furthermore, It displays worse results  at forecasting Closes for 4 Days and, Closes for 8 Days when compared to random selection of stocks.</w:t>
         <w:br/>
-        <w:t>Inverted Hammer yields worse results  at forecasting Closes(following a trend) for 2 Days Furthermore, , Closes for 4 Days and, Highs(following a trend), Lows (following a trend), Closes for 8 Days when compared to random selection of stocks.</w:t>
+        <w:t>Inverted Hammer renders worse results  at forecasting Closes(following a trend) for 2 Days Furthermore, , Closes for 4 Days and, Highs(following a trend), Lows (following a trend), Closes for 8 Days when compared to random selection of stocks.</w:t>
         <w:br/>
-        <w:t>Hanging Man shows worse results  at forecasting Closes for 4 Days when compared to random selection of stocks.</w:t>
+        <w:t>Hanging Man renders worse results  at forecasting Closes for 4 Days when compared to random selection of stocks.</w:t>
         <w:br/>
-        <w:t>Shooting Star yields significantly better results at forecasting Highs, Lows for 2 Days and, Highs, Lows for 4 Days. Moreover, It renders worse results  at forecasting Closes for 2 Days when compared to random selection of stocks.</w:t>
+        <w:t>Shooting Star shows significantly better results at forecasting Highs, Lows for 2 Days and, Highs, Lows for 4 Days. And, It yields worse results  at forecasting Closes for 2 Days when compared to random selection of stocks.</w:t>
       </w:r>
     </w:p>
     <w:tbl>
@@ -31481,13 +31481,13 @@
         <w:t>during a sustained Bearish market phase.</w:t>
         <w:br/>
         <w:br/>
-        <w:t>Hammer displays significantly better results at forecasting Highs, Lows for 2 Days and, Highs for 4 Days. Moreover, It  yields slightly better results at forecasting Lows for 4 Days and Highs for 8 Days. And, It shows worse results  at forecasting Highs(following a trend) for 8 Days when compared to random selection of stocks.</w:t>
+        <w:t>Hammer displays significantly better results at forecasting Highs, Lows for 2 Days and, Highs for 4 Days. And, It  renders slightly better results at forecasting Lows for 4 Days and Highs for 8 Days. Additionally, It renders worse results  at forecasting Highs(following a trend) for 8 Days when compared to random selection of stocks.</w:t>
         <w:br/>
-        <w:t>Inverted Hammer renders worse results  at forecasting Closes for 2 Days Similarly, , Highs(following a trend), Closes for 4 Days and, Highs, Closes for 8 Days when compared to random selection of stocks.</w:t>
+        <w:t>Inverted Hammer displays worse results  at forecasting Closes for 2 Days Additionally, , Highs(following a trend), Closes for 4 Days and, Highs, Closes for 8 Days when compared to random selection of stocks.</w:t>
         <w:br/>
-        <w:t>Hanging Man yields significantly better results at forecasting Closes(following a trend) for 2 Days. Additionally , Highs(following a trend), Closes(following a trend) for 4 Days and, Highs(following a trend), Lows (following a trend), Closes(following a trend) for 8 Days. Moreover, It  renders slightly better results at forecasting Closes for 2 Days and Lows (following a trend) for 4 Days. Furthermore, It shows worse results  at forecasting Highs(following a trend), Lows (following a trend) for 2 Days when compared to random selection of stocks.</w:t>
+        <w:t>Hanging Man shows significantly better results at forecasting Closes(following a trend) for 2 Days. And , Highs(following a trend), Closes(following a trend) for 4 Days and, Highs(following a trend), Lows (following a trend), Closes(following a trend) for 8 Days. And, It  renders slightly better results at forecasting Closes for 2 Days and Lows (following a trend) for 4 Days. Likewise, It renders worse results  at forecasting Highs(following a trend), Lows (following a trend) for 2 Days when compared to random selection of stocks.</w:t>
         <w:br/>
-        <w:t>Shooting Star renders significantly better results at forecasting Highs, Lows for 2 Days. Likewise , Highs, Lows for 4 Days and, Highs(following a trend), Lows, Closes(following a trend) for 8 Days. And, It  yields slightly better results at forecasting Closes(following a trend) for 2 Days. Moreover, It yields worse results  at forecasting Closes(following a trend) for 4 Days and, Highs for 8 Days when compared to random selection of stocks.</w:t>
+        <w:t>Shooting Star displays significantly better results at forecasting Highs, Lows for 2 Days. Additionally , Highs, Lows for 4 Days and, Highs(following a trend), Lows, Closes(following a trend) for 8 Days. Furthermore, It  displays slightly better results at forecasting Closes(following a trend) for 2 Days. Furthermore, It shows worse results  at forecasting Closes(following a trend) for 4 Days and, Highs for 8 Days when compared to random selection of stocks.</w:t>
       </w:r>
     </w:p>
     <w:tbl>
@@ -32777,13 +32777,13 @@
         <w:t>during a sustained Bullish market phase.</w:t>
         <w:br/>
         <w:br/>
-        <w:t>Hammer displays significantly better results at forecasting Highs, Lows for 2 Days. Additionally , Highs, Lows for 4 Days and, Highs, Lows (following a trend) for 8 Days. Furthermore, It  renders slightly better results at forecasting Lows (following a trend) for 2 Days and Lows for 8 Days. Moreover, It yields worse results  at forecasting Closes for 2 Days Furthermore, , Closes(following a trend) for 4 Days and, Closes(following a trend) for 8 Days when compared to random selection of stocks.</w:t>
+        <w:t>Hammer yields significantly better results at forecasting Highs, Lows for 2 Days. Similarly , Highs, Lows for 4 Days and, Highs, Lows (following a trend) for 8 Days. Furthermore, It  renders slightly better results at forecasting Lows (following a trend) for 2 Days and Lows for 8 Days. Similarly, It renders worse results  at forecasting Closes for 2 Days Additionally, , Closes(following a trend) for 4 Days and, Closes(following a trend) for 8 Days when compared to random selection of stocks.</w:t>
         <w:br/>
-        <w:t>Inverted Hammer yields worse results  at forecasting Closes for 2 Days Likewise, , Closes for 4 Days and, Highs(following a trend), Closes for 8 Days when compared to random selection of stocks.</w:t>
+        <w:t>Inverted Hammer renders worse results  at forecasting Closes for 2 Days And, , Closes for 4 Days and, Highs(following a trend), Closes for 8 Days when compared to random selection of stocks.</w:t>
         <w:br/>
-        <w:t>Hanging Man yields slightly better results at forecasting Closes for 4 Days. Moreover, It renders worse results  at forecasting Closes for 2 Days when compared to random selection of stocks.</w:t>
+        <w:t>Hanging Man displays slightly better results at forecasting Closes for 4 Days. Additionally, It renders worse results  at forecasting Closes for 2 Days when compared to random selection of stocks.</w:t>
         <w:br/>
-        <w:t>Shooting Star renders significantly better results at forecasting Lows for 2 Days and, Lows for 8 Days. Moreover, It  displays slightly better results at forecasting Lows (following a trend) for 2 Days and Lows for 4 Days. Furthermore, It yields worse results  at forecasting Highs(following a trend), Lows (following a trend) for 4 Days when compared to random selection of stocks.</w:t>
+        <w:t>Shooting Star yields significantly better results at forecasting Lows for 2 Days and, Lows for 8 Days. And, It  shows slightly better results at forecasting Lows (following a trend) for 2 Days and Lows for 4 Days. Additionally, It yields worse results  at forecasting Highs(following a trend), Lows (following a trend) for 4 Days when compared to random selection of stocks.</w:t>
       </w:r>
     </w:p>
     <w:tbl>
@@ -34052,11 +34052,11 @@
         <w:t>during a sustained Bearish market phase.</w:t>
         <w:br/>
         <w:br/>
-        <w:t>Hammer displays significantly better results at forecasting Highs, Lows for 2 Days and, Highs, Lows for 4 Days. Additionally, It  yields slightly better results at forecasting Highs(following a trend) for 4 Days and Highs for 8 Days. Likewise, It yields worse results  at forecasting Closes(following a trend) for 2 Days Additionally, , Lows (following a trend) for 4 Days and, Highs(following a trend), Lows for 8 Days when compared to random selection of stocks.</w:t>
+        <w:t>Hammer displays significantly better results at forecasting Highs, Lows for 2 Days and, Highs, Lows for 4 Days. Moreover, It  yields slightly better results at forecasting Highs(following a trend) for 4 Days and Highs for 8 Days. Furthermore, It yields worse results  at forecasting Closes(following a trend) for 2 Days Furthermore, , Lows (following a trend) for 4 Days and, Highs(following a trend), Lows for 8 Days when compared to random selection of stocks.</w:t>
         <w:br/>
-        <w:t>Hanging Man displays significantly better results at forecasting Closes(following a trend) for 2 Days and, Closes(following a trend) for 4 Days. Similarly, It  renders slightly better results at forecasting Closes for 2 Days. Furthermore  it renders slightly better at  Lows (following a trend) for 4 Days and Closes(following a trend) for 8 Days. Moreover, It displays worse results  at forecasting Lows (following a trend) for 2 Days And, , Highs(following a trend), Closes for 4 Days and, Highs(following a trend), Lows (following a trend) for 8 Days when compared to random selection of stocks.</w:t>
+        <w:t>Hanging Man shows significantly better results at forecasting Closes(following a trend) for 2 Days and, Closes(following a trend) for 4 Days. Similarly, It  shows slightly better results at forecasting Closes for 2 Days. Similarly  it shows slightly better at  Lows (following a trend) for 4 Days and Closes(following a trend) for 8 Days. Moreover, It shows worse results  at forecasting Lows (following a trend) for 2 Days Furthermore, , Highs(following a trend), Closes for 4 Days and, Highs(following a trend), Lows (following a trend) for 8 Days when compared to random selection of stocks.</w:t>
         <w:br/>
-        <w:t>Shooting Star yields significantly better results at forecasting Highs, Lows, Closes(following a trend) for 2 Days. Moreover , Highs, Lows for 4 Days and, Highs, Lows, Closes(following a trend) for 8 Days. Similarly, It  shows slightly better results at forecasting Closes(following a trend) for 4 Days. Moreover, It yields worse results  at forecasting Closes for 8 Days when compared to random selection of stocks.</w:t>
+        <w:t>Shooting Star displays significantly better results at forecasting Highs, Lows, Closes(following a trend) for 2 Days. And , Highs, Lows for 4 Days and, Highs, Lows, Closes(following a trend) for 8 Days. Likewise, It  displays slightly better results at forecasting Closes(following a trend) for 4 Days. Similarly, It yields worse results  at forecasting Closes for 8 Days when compared to random selection of stocks.</w:t>
       </w:r>
     </w:p>
     <w:tbl>
@@ -35334,13 +35334,13 @@
         <w:t>during a sustained Bullish market phase.</w:t>
         <w:br/>
         <w:br/>
-        <w:t>Hammer shows significantly better results at forecasting Highs, Lows for 2 Days and, Lows for 4 Days. Likewise, It  renders slightly better results at forecasting Highs Lows (following a trend) for 4 Days and Highs for 8 Days. Furthermore, It renders worse results  at forecasting Highs(following a trend) for 4 Days and, Highs(following a trend), Lows (following a trend) for 8 Days when compared to random selection of stocks.</w:t>
+        <w:t>Hammer yields significantly better results at forecasting Highs, Lows for 2 Days and, Lows for 4 Days. Likewise, It  renders slightly better results at forecasting Highs Lows (following a trend) for 4 Days and Highs for 8 Days. Similarly, It yields worse results  at forecasting Highs(following a trend) for 4 Days and, Highs(following a trend), Lows (following a trend) for 8 Days when compared to random selection of stocks.</w:t>
         <w:br/>
-        <w:t>Inverted Hammer yields slightly better results at forecasting Closes(following a trend) for 2 Days. Furthermore, It displays worse results  at forecasting Highs(following a trend), Closes for 2 Days Furthermore, , Lows (following a trend), Closes for 4 Days and, Highs(following a trend), Closes(following a trend) for 8 Days when compared to random selection of stocks.</w:t>
+        <w:t>Inverted Hammer renders slightly better results at forecasting Closes(following a trend) for 2 Days. Similarly, It displays worse results  at forecasting Highs(following a trend), Closes for 2 Days Moreover, , Lows (following a trend), Closes for 4 Days and, Highs(following a trend), Closes(following a trend) for 8 Days when compared to random selection of stocks.</w:t>
         <w:br/>
         <w:t>Hanging Man yields worse results  at forecasting Closes for 4 Days when compared to random selection of stocks.</w:t>
         <w:br/>
-        <w:t>Shooting Star renders significantly better results at forecasting Lows for 2 Days and, Lows for 4 Days. Additionally, It  renders slightly better results at forecasting Highs for 2 Days. Similarly, It displays worse results  at forecasting Highs(following a trend) for 2 Days Additionally, , Highs, Lows (following a trend) for 4 Days and, Highs, Lows for 8 Days when compared to random selection of stocks.</w:t>
+        <w:t>Shooting Star displays significantly better results at forecasting Lows for 2 Days and, Lows for 4 Days. Similarly, It  shows slightly better results at forecasting Highs for 2 Days. Furthermore, It yields worse results  at forecasting Highs(following a trend) for 2 Days Likewise, , Highs, Lows (following a trend) for 4 Days and, Highs, Lows for 8 Days when compared to random selection of stocks.</w:t>
       </w:r>
     </w:p>
     <w:tbl>
@@ -36594,13 +36594,13 @@
         <w:t>during a sustained Bearish market phase.</w:t>
         <w:br/>
         <w:br/>
-        <w:t>Hammer yields significantly better results at forecasting Highs, Lows for 2 Days. Moreover , Highs, Lows for 4 Days and, Highs, Lows for 8 Days. And, It displays worse results  at forecasting Closes for 4 Days and, Highs(following a trend), Lows (following a trend) for 8 Days when compared to random selection of stocks.</w:t>
+        <w:t>Hammer shows significantly better results at forecasting Highs, Lows for 2 Days. Similarly , Highs, Lows for 4 Days and, Highs, Lows for 8 Days. Likewise, It renders worse results  at forecasting Closes for 4 Days and, Highs(following a trend), Lows (following a trend) for 8 Days when compared to random selection of stocks.</w:t>
         <w:br/>
-        <w:t>Inverted Hammer yields significantly better results at forecasting Closes for 2 Days and, Closes for 4 Days. Moreover, It shows worse results  at forecasting Closes(following a trend) for 2 Days And, , Highs for 4 Days and, Highs, Closes for 8 Days when compared to random selection of stocks.</w:t>
+        <w:t>Inverted Hammer renders significantly better results at forecasting Closes for 2 Days and, Closes for 4 Days. Similarly, It yields worse results  at forecasting Closes(following a trend) for 2 Days Additionally, , Highs for 4 Days and, Highs, Closes for 8 Days when compared to random selection of stocks.</w:t>
         <w:br/>
-        <w:t>Hanging Man displays significantly better results at forecasting Closes(following a trend) for 2 Days. And , Closes(following a trend) for 4 Days and, Closes(following a trend) for 8 Days. Likewise, It  shows slightly better results at forecasting Highs(following a trend) Lows (following a trend) for 8 Days. And, It displays worse results  at forecasting Highs(following a trend), Closes for 2 Days And, , Highs(following a trend), Lows (following a trend), Closes for 4 Days and, Closes for 8 Days when compared to random selection of stocks.</w:t>
+        <w:t>Hanging Man displays significantly better results at forecasting Closes(following a trend) for 2 Days. Furthermore , Closes(following a trend) for 4 Days and, Closes(following a trend) for 8 Days. And, It  yields slightly better results at forecasting Highs(following a trend) Lows (following a trend) for 8 Days. Additionally, It shows worse results  at forecasting Highs(following a trend), Closes for 2 Days And, , Highs(following a trend), Lows (following a trend), Closes for 4 Days and, Closes for 8 Days when compared to random selection of stocks.</w:t>
         <w:br/>
-        <w:t>Shooting Star displays significantly better results at forecasting Highs, Lows for 2 Days. Moreover , Lows for 4 Days and, Highs(following a trend), Lows (following a trend), Closes(following a trend) for 8 Days. Likewise, It  shows slightly better results at forecasting Highs(following a trend) for 2 Days. Additionally  it yields slightly better at  Highs(following a trend) for 4 Days and Lows for 8 Days. Similarly, It shows worse results  at forecasting Closes(following a trend) for 2 Days Moreover, , Highs, Closes(following a trend) for 4 Days and, Closes for 8 Days when compared to random selection of stocks.</w:t>
+        <w:t>Shooting Star displays significantly better results at forecasting Highs, Lows for 2 Days. Furthermore , Lows for 4 Days and, Highs(following a trend), Lows (following a trend), Closes(following a trend) for 8 Days. Additionally, It  yields slightly better results at forecasting Highs(following a trend) for 2 Days. Furthermore  it yields slightly better at  Highs(following a trend) for 4 Days and Lows for 8 Days. Moreover, It renders worse results  at forecasting Closes(following a trend) for 2 Days Additionally, , Highs, Closes(following a trend) for 4 Days and, Closes for 8 Days when compared to random selection of stocks.</w:t>
       </w:r>
     </w:p>
     <w:tbl>

--- a/src/steps/docx_output/thesis.docx
+++ b/src/steps/docx_output/thesis.docx
@@ -21,13 +21,13 @@
         <w:t>during a sustained Bullish market phase.</w:t>
         <w:br/>
         <w:br/>
-        <w:t xml:space="preserve">Hammer displays significantly better results at forecasting Highs for 2 Days and, Highs for 4 Days. Moreover, It  renders slightly better results at forecasting Lows for 2 Days. Similarly  it yields slightly better at  Highs(following a trend) Lows for 4 Days and Highs Lows for 8 Days. </w:t>
+        <w:t xml:space="preserve">Hammer yields significantly better results at forecasting Highs for 2 Days and, Highs for 4 Days. Furthermore, It  displays slightly better results at forecasting Lows for 2 Days. Moreover  it renders slightly better at  Highs(following a trend) Lows for 4 Days and Highs Lows for 8 Days. </w:t>
         <w:br/>
-        <w:t xml:space="preserve">Inverted Hammer yields slightly better results at forecasting Closes(following a trend) for 8 Days. </w:t>
+        <w:t xml:space="preserve">Inverted Hammer renders slightly better results at forecasting Closes(following a trend) for 8 Days. </w:t>
         <w:br/>
-        <w:t>Hanging Man shows worse results  at forecasting Highs, Lows for 2 Days Additionally, , Highs, Lows (following a trend) for 4 Days and, Highs(following a trend), Lows (following a trend) for 8 Days when compared to random selection of stocks.</w:t>
+        <w:t>Hanging Man shows worse results  at forecasting Highs, Lows for 2 Days Moreover, , Highs, Lows (following a trend) for 4 Days and, Highs(following a trend), Lows (following a trend) for 8 Days when compared to random selection of stocks.</w:t>
         <w:br/>
-        <w:t xml:space="preserve">Shooting Star shows slightly better results at forecasting Highs Lows for 2 Days. </w:t>
+        <w:t xml:space="preserve">Shooting Star renders slightly better results at forecasting Highs Lows for 2 Days. </w:t>
       </w:r>
     </w:p>
     <w:tbl>
@@ -2526,13 +2526,13 @@
         <w:t>during a sustained Bearish market phase.</w:t>
         <w:br/>
         <w:br/>
-        <w:t xml:space="preserve">Hammer displays significantly better results at forecasting Highs, Lows for 2 Days and, Highs, Lows for 4 Days. Furthermore, It  renders slightly better results at forecasting Highs Lows for 8 Days. </w:t>
+        <w:t xml:space="preserve">Hammer yields significantly better results at forecasting Highs, Lows for 2 Days and, Highs, Lows for 4 Days. Moreover, It  shows slightly better results at forecasting Highs Lows for 8 Days. </w:t>
         <w:br/>
-        <w:t>Inverted Hammer yields worse results  at forecasting Lows (following a trend) for 8 Days when compared to random selection of stocks.</w:t>
+        <w:t>Inverted Hammer renders worse results  at forecasting Lows (following a trend) for 8 Days when compared to random selection of stocks.</w:t>
         <w:br/>
-        <w:t>Hanging Man shows significantly better results at forecasting Closes(following a trend) for 8 Days. Likewise, It  shows slightly better results at forecasting Closes(following a trend) for 4 Days and Highs(following a trend) Lows (following a trend) for 8 Days. Furthermore, It yields worse results  at forecasting Highs, Lows for 2 Days and, Lows for 4 Days when compared to random selection of stocks.</w:t>
+        <w:t>Hanging Man shows significantly better results at forecasting Closes(following a trend) for 8 Days. Furthermore, It  yields slightly better results at forecasting Closes(following a trend) for 4 Days and Highs(following a trend) Lows (following a trend) for 8 Days. Moreover, It yields worse results  at forecasting Highs, Lows for 2 Days and, Lows for 4 Days when compared to random selection of stocks.</w:t>
         <w:br/>
-        <w:t xml:space="preserve">Shooting Star displays significantly better results at forecasting Highs(following a trend), Lows (following a trend) for 2 Days. Furthermore , Highs(following a trend), Lows (following a trend) for 4 Days and, Highs(following a trend), Lows (following a trend) for 8 Days. Additionally, It  displays slightly better results at forecasting Highs Lows for 2 Days. Moreover  it renders slightly better at  Closes(following a trend) for 4 Days and Closes(following a trend) for 8 Days. </w:t>
+        <w:t xml:space="preserve">Shooting Star displays significantly better results at forecasting Highs(following a trend), Lows (following a trend) for 2 Days. Similarly , Highs(following a trend), Lows (following a trend) for 4 Days and, Highs(following a trend), Lows (following a trend) for 8 Days. Additionally, It  shows slightly better results at forecasting Highs Lows for 2 Days. Additionally  it shows slightly better at  Closes(following a trend) for 4 Days and Closes(following a trend) for 8 Days. </w:t>
       </w:r>
     </w:p>
     <w:tbl>
@@ -5031,13 +5031,13 @@
         <w:t>during a sustained Bullish market phase.</w:t>
         <w:br/>
         <w:br/>
-        <w:t xml:space="preserve">Hammer shows significantly better results at forecasting Highs(following a trend) for 2 Days and, Highs(following a trend), Lows (following a trend) for 8 Days. Moreover, It  renders slightly better results at forecasting Highs Lows for 2 Days and Highs Lows (following a trend) for 4 Days. </w:t>
+        <w:t xml:space="preserve">Hammer renders significantly better results at forecasting Highs(following a trend) for 2 Days and, Highs(following a trend), Lows (following a trend) for 8 Days. Additionally, It  yields slightly better results at forecasting Highs Lows for 2 Days and Highs Lows (following a trend) for 4 Days. </w:t>
         <w:br/>
-        <w:t xml:space="preserve">Inverted Hammer yields slightly better results at forecasting Closes(following a trend) for 4 Days and Closes(following a trend) for 8 Days. </w:t>
+        <w:t xml:space="preserve">Inverted Hammer renders slightly better results at forecasting Closes(following a trend) for 4 Days and Closes(following a trend) for 8 Days. </w:t>
         <w:br/>
-        <w:t>Hanging Man displays slightly better results at forecasting Closes(following a trend) for 2 Days. Additionally, It displays worse results  at forecasting Highs(following a trend) for 4 Days and, Highs(following a trend), Lows (following a trend), Closes(following a trend) for 8 Days when compared to random selection of stocks.</w:t>
+        <w:t>Hanging Man renders slightly better results at forecasting Closes(following a trend) for 2 Days. Likewise, It yields worse results  at forecasting Highs(following a trend) for 4 Days and, Highs(following a trend), Lows (following a trend), Closes(following a trend) for 8 Days when compared to random selection of stocks.</w:t>
         <w:br/>
-        <w:t>Shooting Star shows significantly better results at forecasting Highs(following a trend), Lows for 2 Days. Moreover, It  yields slightly better results at forecasting Highs for 2 Days. Likewise  it yields slightly better at  Lows for 4 Days and Lows for 8 Days. Similarly, It displays worse results  at forecasting Highs(following a trend), Closes(following a trend) for 8 Days when compared to random selection of stocks.</w:t>
+        <w:t>Shooting Star displays significantly better results at forecasting Highs(following a trend), Lows for 2 Days. Moreover, It  yields slightly better results at forecasting Highs for 2 Days. Furthermore  it shows slightly better at  Lows for 4 Days and Lows for 8 Days. Furthermore, It yields worse results  at forecasting Highs(following a trend), Closes(following a trend) for 8 Days when compared to random selection of stocks.</w:t>
       </w:r>
     </w:p>
     <w:tbl>
@@ -7536,11 +7536,11 @@
         <w:t>during a sustained Bearish market phase.</w:t>
         <w:br/>
         <w:br/>
-        <w:t xml:space="preserve">Hammer displays significantly better results at forecasting Highs(following a trend) for 2 Days. Furthermore, It  displays slightly better results at forecasting Highs Lows (following a trend) for 2 Days. Likewise  it renders slightly better at  Highs for 4 Days and Highs for 8 Days. </w:t>
+        <w:t xml:space="preserve">Hammer renders significantly better results at forecasting Highs(following a trend) for 2 Days. Likewise, It  renders slightly better results at forecasting Highs Lows (following a trend) for 2 Days. And  it shows slightly better at  Highs for 4 Days and Highs for 8 Days. </w:t>
         <w:br/>
-        <w:t>Hanging Man renders significantly better results at forecasting Closes(following a trend) for 2 Days. Furthermore, It  displays slightly better results at forecasting Closes(following a trend) for 4 Days and Lows (following a trend) Closes(following a trend) for 8 Days. And, It renders worse results  at forecasting Highs for 2 Days and, Highs for 4 Days when compared to random selection of stocks.</w:t>
+        <w:t>Hanging Man yields significantly better results at forecasting Closes(following a trend) for 2 Days. Similarly, It  displays slightly better results at forecasting Closes(following a trend) for 4 Days and Lows (following a trend) Closes(following a trend) for 8 Days. Similarly, It yields worse results  at forecasting Highs for 2 Days and, Highs for 4 Days when compared to random selection of stocks.</w:t>
         <w:br/>
-        <w:t xml:space="preserve">Shooting Star yields significantly better results at forecasting Highs(following a trend), Lows (following a trend) for 2 Days. Likewise , Highs(following a trend), Lows (following a trend), Closes(following a trend) for 4 Days and, Highs(following a trend), Lows (following a trend), Closes(following a trend) for 8 Days. Additionally, It  displays slightly better results at forecasting Lows Closes(following a trend) for 2 Days and Lows for 4 Days. </w:t>
+        <w:t xml:space="preserve">Shooting Star shows significantly better results at forecasting Highs(following a trend), Lows (following a trend) for 2 Days. Likewise , Highs(following a trend), Lows (following a trend), Closes(following a trend) for 4 Days and, Highs(following a trend), Lows (following a trend), Closes(following a trend) for 8 Days. Additionally, It  renders slightly better results at forecasting Lows Closes(following a trend) for 2 Days and Lows for 4 Days. </w:t>
       </w:r>
     </w:p>
     <w:tbl>
@@ -10039,11 +10039,11 @@
         <w:t>during a sustained Bullish market phase.</w:t>
         <w:br/>
         <w:br/>
-        <w:t xml:space="preserve">Hammer shows significantly better results at forecasting Highs for 2 Days. Additionally, It  displays slightly better results at forecasting Lows for 2 Days. And  it shows slightly better at  Highs Lows for 4 Days and Highs Lows for 8 Days. </w:t>
+        <w:t xml:space="preserve">Hammer yields significantly better results at forecasting Highs for 2 Days. Additionally, It  renders slightly better results at forecasting Lows for 2 Days. Furthermore  it shows slightly better at  Highs Lows for 4 Days and Highs Lows for 8 Days. </w:t>
         <w:br/>
-        <w:t>Hanging Man shows worse results  at forecasting Highs(following a trend), Lows (following a trend) for 2 Days Additionally, , Highs(following a trend), Lows (following a trend), Closes(following a trend) for 4 Days and, Highs(following a trend), Lows (following a trend), Closes(following a trend) for 8 Days when compared to random selection of stocks.</w:t>
+        <w:t>Hanging Man renders worse results  at forecasting Highs(following a trend), Lows (following a trend) for 2 Days Similarly, , Highs(following a trend), Lows (following a trend), Closes(following a trend) for 4 Days and, Highs(following a trend), Lows (following a trend), Closes(following a trend) for 8 Days when compared to random selection of stocks.</w:t>
         <w:br/>
-        <w:t>Shooting Star shows significantly better results at forecasting Lows for 2 Days. Moreover, It  displays slightly better results at forecasting Lows (following a trend) for 2 Days. And, It displays worse results  at forecasting Closes(following a trend) for 4 Days and, Highs(following a trend), Lows (following a trend), Closes(following a trend) for 8 Days when compared to random selection of stocks.</w:t>
+        <w:t>Shooting Star renders significantly better results at forecasting Lows for 2 Days. And, It  renders slightly better results at forecasting Lows (following a trend) for 2 Days. Additionally, It renders worse results  at forecasting Closes(following a trend) for 4 Days and, Highs(following a trend), Lows (following a trend), Closes(following a trend) for 8 Days when compared to random selection of stocks.</w:t>
       </w:r>
     </w:p>
     <w:tbl>
@@ -12542,11 +12542,11 @@
         <w:t>during a sustained Bearish market phase.</w:t>
         <w:br/>
         <w:br/>
-        <w:t>Hammer shows significantly better results at forecasting Highs(following a trend) for 2 Days. Likewise, It  yields slightly better results at forecasting Highs Lows for 2 Days and Highs for 4 Days. Additionally, It renders worse results  at forecasting Closes(following a trend) for 2 Days when compared to random selection of stocks.</w:t>
+        <w:t>Hammer displays significantly better results at forecasting Highs(following a trend) for 2 Days. Additionally, It  displays slightly better results at forecasting Highs Lows for 2 Days and Highs for 4 Days. And, It renders worse results  at forecasting Closes(following a trend) for 2 Days when compared to random selection of stocks.</w:t>
         <w:br/>
-        <w:t xml:space="preserve">Hanging Man yields significantly better results at forecasting Closes(following a trend) for 4 Days and, Closes(following a trend) for 8 Days. Additionally, It  displays slightly better results at forecasting Closes(following a trend) for 2 Days. Furthermore  it yields slightly better at  Highs(following a trend) for 4 Days and Highs(following a trend) Lows (following a trend) for 8 Days. </w:t>
+        <w:t xml:space="preserve">Hanging Man yields significantly better results at forecasting Closes(following a trend) for 4 Days and, Closes(following a trend) for 8 Days. Likewise, It  shows slightly better results at forecasting Closes(following a trend) for 2 Days. Furthermore  it shows slightly better at  Highs(following a trend) for 4 Days and Highs(following a trend) Lows (following a trend) for 8 Days. </w:t>
         <w:br/>
-        <w:t xml:space="preserve">Shooting Star renders significantly better results at forecasting Highs(following a trend), Lows for 2 Days. And , Highs(following a trend), Lows (following a trend) for 4 Days and, Highs(following a trend), Lows (following a trend), Closes(following a trend) for 8 Days. Likewise, It  renders slightly better results at forecasting Highs for 2 Days and Lows for 4 Days. </w:t>
+        <w:t xml:space="preserve">Shooting Star displays significantly better results at forecasting Highs(following a trend), Lows for 2 Days. Additionally , Highs(following a trend), Lows (following a trend) for 4 Days and, Highs(following a trend), Lows (following a trend), Closes(following a trend) for 8 Days. Similarly, It  renders slightly better results at forecasting Highs for 2 Days and Lows for 4 Days. </w:t>
       </w:r>
     </w:p>
     <w:tbl>
@@ -15045,11 +15045,11 @@
         <w:t>during a sustained Bullish market phase.</w:t>
         <w:br/>
         <w:br/>
-        <w:t xml:space="preserve">Hammer yields significantly better results at forecasting Highs, Lows for 2 Days. And , Highs(following a trend), Lows (following a trend) for 4 Days and, Highs(following a trend), Lows (following a trend) for 8 Days. Moreover, It  renders slightly better results at forecasting Lows (following a trend) for 2 Days. Additionally  it renders slightly better at  Highs Lows for 4 Days and Highs for 8 Days. </w:t>
+        <w:t xml:space="preserve">Hammer shows significantly better results at forecasting Highs, Lows for 2 Days. Moreover , Highs(following a trend), Lows (following a trend) for 4 Days and, Highs(following a trend), Lows (following a trend) for 8 Days. Furthermore, It  shows slightly better results at forecasting Lows (following a trend) for 2 Days. Similarly  it renders slightly better at  Highs Lows for 4 Days and Highs for 8 Days. </w:t>
         <w:br/>
-        <w:t>Hanging Man shows worse results  at forecasting Highs, Lows (following a trend) for 2 Days And, , Highs(following a trend) for 4 Days and, Highs(following a trend), Lows (following a trend), Closes(following a trend) for 8 Days when compared to random selection of stocks.</w:t>
+        <w:t>Hanging Man shows worse results  at forecasting Highs, Lows (following a trend) for 2 Days Similarly, , Highs(following a trend) for 4 Days and, Highs(following a trend), Lows (following a trend), Closes(following a trend) for 8 Days when compared to random selection of stocks.</w:t>
         <w:br/>
-        <w:t>Shooting Star displays slightly better results at forecasting Lows for 2 Days. Similarly, It displays worse results  at forecasting Highs(following a trend), Closes(following a trend) for 8 Days when compared to random selection of stocks.</w:t>
+        <w:t>Shooting Star renders slightly better results at forecasting Lows for 2 Days. And, It displays worse results  at forecasting Highs(following a trend), Closes(following a trend) for 8 Days when compared to random selection of stocks.</w:t>
       </w:r>
     </w:p>
     <w:tbl>
@@ -17548,13 +17548,13 @@
         <w:t>during a sustained Bearish market phase.</w:t>
         <w:br/>
         <w:br/>
-        <w:t>Hammer displays significantly better results at forecasting Highs, Lows for 2 Days. Similarly, It  renders slightly better results at forecasting Highs for 4 Days. And, It displays worse results  at forecasting Closes(following a trend) for 4 Days and, Closes(following a trend) for 8 Days when compared to random selection of stocks.</w:t>
+        <w:t>Hammer shows significantly better results at forecasting Highs, Lows for 2 Days. Additionally, It  displays slightly better results at forecasting Highs for 4 Days. Moreover, It displays worse results  at forecasting Closes(following a trend) for 4 Days and, Closes(following a trend) for 8 Days when compared to random selection of stocks.</w:t>
         <w:br/>
-        <w:t>Inverted Hammer yields worse results  at forecasting Lows (following a trend) for 2 Days Moreover, , Highs(following a trend), Lows for 4 Days and, Highs(following a trend), Lows for 8 Days when compared to random selection of stocks.</w:t>
+        <w:t>Inverted Hammer displays worse results  at forecasting Lows (following a trend) for 2 Days Furthermore, , Highs(following a trend), Lows for 4 Days and, Highs(following a trend), Lows for 8 Days when compared to random selection of stocks.</w:t>
         <w:br/>
-        <w:t>Hanging Man renders slightly better results at forecasting Closes(following a trend) for 2 Days. Similarly  it renders slightly better at  Closes(following a trend) for 4 Days and Closes(following a trend) for 8 Days. Likewise, It shows worse results  at forecasting Highs for 2 Days when compared to random selection of stocks.</w:t>
+        <w:t>Hanging Man renders slightly better results at forecasting Closes(following a trend) for 2 Days. Similarly  it shows slightly better at  Closes(following a trend) for 4 Days and Closes(following a trend) for 8 Days. Furthermore, It shows worse results  at forecasting Highs for 2 Days when compared to random selection of stocks.</w:t>
         <w:br/>
-        <w:t xml:space="preserve">Shooting Star renders significantly better results at forecasting Highs(following a trend), Lows (following a trend) for 2 Days. Moreover , Highs(following a trend), Lows (following a trend) for 4 Days and, Highs(following a trend), Lows (following a trend), Closes(following a trend) for 8 Days. Moreover, It  renders slightly better results at forecasting Highs Lows Closes(following a trend) for 2 Days. Similarly  it yields slightly better at  Closes(following a trend) for 4 Days and Lows for 8 Days. </w:t>
+        <w:t xml:space="preserve">Shooting Star yields significantly better results at forecasting Highs(following a trend), Lows (following a trend) for 2 Days. Likewise , Highs(following a trend), Lows (following a trend) for 4 Days and, Highs(following a trend), Lows (following a trend), Closes(following a trend) for 8 Days. And, It  shows slightly better results at forecasting Highs Lows Closes(following a trend) for 2 Days. Additionally  it renders slightly better at  Closes(following a trend) for 4 Days and Lows for 8 Days. </w:t>
       </w:r>
     </w:p>
     <w:tbl>
@@ -20053,13 +20053,13 @@
         <w:t>during a sustained Bullish market phase.</w:t>
         <w:br/>
         <w:br/>
-        <w:t>Hammer yields significantly better results at forecasting Highs(following a trend) for 2 Days. Additionally, It  yields slightly better results at forecasting Highs Lows for 2 Days and Highs(following a trend) Lows for 4 Days. Additionally, It renders worse results  at forecasting Closes(following a trend) for 4 Days and, Closes(following a trend) for 8 Days when compared to random selection of stocks.</w:t>
+        <w:t>Hammer yields significantly better results at forecasting Highs(following a trend) for 2 Days. And, It  renders slightly better results at forecasting Highs Lows for 2 Days and Highs(following a trend) Lows for 4 Days. Furthermore, It yields worse results  at forecasting Closes(following a trend) for 4 Days and, Closes(following a trend) for 8 Days when compared to random selection of stocks.</w:t>
         <w:br/>
-        <w:t>Inverted Hammer renders slightly better results at forecasting Closes(following a trend) for 2 Days. Likewise, It renders worse results  at forecasting Lows for 2 Days when compared to random selection of stocks.</w:t>
+        <w:t>Inverted Hammer displays slightly better results at forecasting Closes(following a trend) for 2 Days. Likewise, It yields worse results  at forecasting Lows for 2 Days when compared to random selection of stocks.</w:t>
         <w:br/>
-        <w:t>Hanging Man shows worse results  at forecasting Highs, Lows (following a trend) for 2 Days Likewise, , Highs, Lows (following a trend) for 4 Days and, Highs(following a trend), Lows (following a trend), Closes(following a trend) for 8 Days when compared to random selection of stocks.</w:t>
+        <w:t>Hanging Man shows worse results  at forecasting Highs, Lows (following a trend) for 2 Days Furthermore, , Highs, Lows (following a trend) for 4 Days and, Highs(following a trend), Lows (following a trend), Closes(following a trend) for 8 Days when compared to random selection of stocks.</w:t>
         <w:br/>
-        <w:t>Shooting Star yields significantly better results at forecasting Lows (following a trend) for 2 Days. Additionally, It  shows slightly better results at forecasting Lows for 2 Days and Lows for 4 Days. Likewise, It shows worse results  at forecasting Closes(following a trend) for 2 Days Similarly, , Closes(following a trend) for 4 Days and, Highs(following a trend), Lows (following a trend), Closes for 8 Days when compared to random selection of stocks.</w:t>
+        <w:t>Shooting Star renders significantly better results at forecasting Lows (following a trend) for 2 Days. Likewise, It  displays slightly better results at forecasting Lows for 2 Days and Lows for 4 Days. Similarly, It renders worse results  at forecasting Closes(following a trend) for 2 Days Furthermore, , Closes(following a trend) for 4 Days and, Highs(following a trend), Lows (following a trend), Closes for 8 Days when compared to random selection of stocks.</w:t>
       </w:r>
     </w:p>
     <w:tbl>
@@ -22558,11 +22558,11 @@
         <w:t>during a sustained Bearish market phase.</w:t>
         <w:br/>
         <w:br/>
-        <w:t xml:space="preserve">Hammer displays significantly better results at forecasting Lows for 2 Days and, Highs(following a trend), Lows (following a trend) for 4 Days. Furthermore, It  yields slightly better results at forecasting Highs for 2 Days. Additionally  it shows slightly better at  Highs Lows for 4 Days and Lows for 8 Days. </w:t>
+        <w:t xml:space="preserve">Hammer yields significantly better results at forecasting Lows for 2 Days and, Highs(following a trend), Lows (following a trend) for 4 Days. Likewise, It  displays slightly better results at forecasting Highs for 2 Days. Moreover  it renders slightly better at  Highs Lows for 4 Days and Lows for 8 Days. </w:t>
         <w:br/>
-        <w:t>Hanging Man displays significantly better results at forecasting Closes(following a trend) for 8 Days. Furthermore, It  shows slightly better results at forecasting Closes(following a trend) for 2 Days. And  it shows slightly better at  Closes(following a trend) for 4 Days and Highs(following a trend) Lows (following a trend) for 8 Days. And, It displays worse results  at forecasting Lows for 2 Days when compared to random selection of stocks.</w:t>
+        <w:t>Hanging Man displays significantly better results at forecasting Closes(following a trend) for 8 Days. Moreover, It  displays slightly better results at forecasting Closes(following a trend) for 2 Days. And  it displays slightly better at  Closes(following a trend) for 4 Days and Highs(following a trend) Lows (following a trend) for 8 Days. Furthermore, It displays worse results  at forecasting Lows for 2 Days when compared to random selection of stocks.</w:t>
         <w:br/>
-        <w:t xml:space="preserve">Shooting Star displays significantly better results at forecasting Lows (following a trend) for 2 Days. Similarly , Lows (following a trend) for 4 Days and, Highs(following a trend), Lows (following a trend), Closes(following a trend) for 8 Days. And, It  yields slightly better results at forecasting Highs Lows for 2 Days and Highs(following a trend) Lows Closes(following a trend) for 4 Days. </w:t>
+        <w:t xml:space="preserve">Shooting Star displays significantly better results at forecasting Lows (following a trend) for 2 Days. And , Lows (following a trend) for 4 Days and, Highs(following a trend), Lows (following a trend), Closes(following a trend) for 8 Days. Likewise, It  displays slightly better results at forecasting Highs Lows for 2 Days and Highs(following a trend) Lows Closes(following a trend) for 4 Days. </w:t>
       </w:r>
     </w:p>
     <w:tbl>
@@ -25061,13 +25061,13 @@
         <w:t>during a sustained Bullish market phase.</w:t>
         <w:br/>
         <w:br/>
-        <w:t>Hammer renders significantly better results at forecasting Highs, Lows for 2 Days. Likewise , Highs, Lows for 4 Days and, Highs, Lows for 8 Days. Furthermore, It shows worse results  at forecasting Closes for 2 Days and, Closes(following a trend) for 8 Days when compared to random selection of stocks.</w:t>
+        <w:t>Hammer renders significantly better results at forecasting Highs, Lows for 2 Days. Additionally , Highs, Lows for 4 Days and, Highs, Lows for 8 Days. Furthermore, It renders worse results  at forecasting Closes for 2 Days and, Closes(following a trend) for 8 Days when compared to random selection of stocks.</w:t>
         <w:br/>
-        <w:t>Inverted Hammer shows significantly better results at forecasting Closes(following a trend) for 8 Days. Additionally, It  renders slightly better results at forecasting Closes for 4 Days. Additionally, It displays worse results  at forecasting Closes(following a trend) for 2 Days Likewise, , Highs, Lows for 4 Days and, Highs, Lows for 8 Days when compared to random selection of stocks.</w:t>
+        <w:t>Inverted Hammer yields significantly better results at forecasting Closes(following a trend) for 8 Days. Additionally, It  yields slightly better results at forecasting Closes for 4 Days. Similarly, It renders worse results  at forecasting Closes(following a trend) for 2 Days Similarly, , Highs, Lows for 4 Days and, Highs, Lows for 8 Days when compared to random selection of stocks.</w:t>
         <w:br/>
-        <w:t>Hanging Man yields worse results  at forecasting Closes for 4 Days and, Closes for 8 Days when compared to random selection of stocks.</w:t>
+        <w:t>Hanging Man displays worse results  at forecasting Closes for 4 Days and, Closes for 8 Days when compared to random selection of stocks.</w:t>
         <w:br/>
-        <w:t>Shooting Star shows significantly better results at forecasting Highs, Lows for 2 Days. Similarly, It  displays slightly better results at forecasting Lows (following a trend) for 2 Days and Lows for 4 Days. Similarly, It renders worse results  at forecasting Highs, Lows (following a trend) for 4 Days and, Lows for 8 Days when compared to random selection of stocks.</w:t>
+        <w:t>Shooting Star yields significantly better results at forecasting Highs, Lows for 2 Days. Furthermore, It  shows slightly better results at forecasting Lows (following a trend) for 2 Days and Lows for 4 Days. Likewise, It yields worse results  at forecasting Highs, Lows (following a trend) for 4 Days and, Lows for 8 Days when compared to random selection of stocks.</w:t>
       </w:r>
     </w:p>
     <w:tbl>
@@ -26342,13 +26342,13 @@
         <w:t>during a sustained Bearish market phase.</w:t>
         <w:br/>
         <w:br/>
-        <w:t>Hammer displays significantly better results at forecasting Highs, Lows for 2 Days. And , Highs, Lows for 4 Days and, Highs, Lows for 8 Days. Furthermore, It  renders slightly better results at forecasting Highs(following a trend) for 8 Days. Similarly, It displays worse results  at forecasting Closes for 2 Days Moreover, , Closes for 4 Days and, Lows (following a trend) for 8 Days when compared to random selection of stocks.</w:t>
+        <w:t>Hammer renders significantly better results at forecasting Highs, Lows for 2 Days. Likewise , Highs, Lows for 4 Days and, Highs, Lows for 8 Days. Moreover, It  shows slightly better results at forecasting Highs(following a trend) for 8 Days. Similarly, It renders worse results  at forecasting Closes for 2 Days Furthermore, , Closes for 4 Days and, Lows (following a trend) for 8 Days when compared to random selection of stocks.</w:t>
         <w:br/>
-        <w:t>Inverted Hammer yields slightly better results at forecasting Closes(following a trend) for 4 Days. And, It yields worse results  at forecasting Closes(following a trend) for 2 Days and, Closes for 4 Days when compared to random selection of stocks.</w:t>
+        <w:t>Inverted Hammer displays slightly better results at forecasting Closes(following a trend) for 4 Days. Similarly, It displays worse results  at forecasting Closes(following a trend) for 2 Days and, Closes for 4 Days when compared to random selection of stocks.</w:t>
         <w:br/>
-        <w:t>Hanging Man shows significantly better results at forecasting Closes(following a trend) for 4 Days and, Highs(following a trend), Lows (following a trend), Closes(following a trend) for 8 Days. And, It  renders slightly better results at forecasting Closes(following a trend) for 2 Days. Likewise, It displays worse results  at forecasting Closes for 2 Days Additionally, , Lows (following a trend), Closes for 4 Days and, Closes for 8 Days when compared to random selection of stocks.</w:t>
+        <w:t>Hanging Man yields significantly better results at forecasting Closes(following a trend) for 4 Days and, Highs(following a trend), Lows (following a trend), Closes(following a trend) for 8 Days. And, It  shows slightly better results at forecasting Closes(following a trend) for 2 Days. Likewise, It renders worse results  at forecasting Closes for 2 Days Likewise, , Lows (following a trend), Closes for 4 Days and, Closes for 8 Days when compared to random selection of stocks.</w:t>
         <w:br/>
-        <w:t>Shooting Star yields significantly better results at forecasting Highs, Lows for 2 Days. Similarly , Highs(following a trend), Lows (following a trend), Closes(following a trend) for 4 Days and, Highs(following a trend), Lows (following a trend), Closes(following a trend) for 8 Days. Similarly, It  displays slightly better results at forecasting Lows for 4 Days. Additionally, It shows worse results  at forecasting Closes(following a trend) for 2 Days and, Highs for 8 Days when compared to random selection of stocks.</w:t>
+        <w:t>Shooting Star displays significantly better results at forecasting Highs, Lows for 2 Days. Likewise , Highs(following a trend), Lows (following a trend), Closes(following a trend) for 4 Days and, Highs(following a trend), Lows (following a trend), Closes(following a trend) for 8 Days. Likewise, It  renders slightly better results at forecasting Lows for 4 Days. Furthermore, It yields worse results  at forecasting Closes(following a trend) for 2 Days and, Highs for 8 Days when compared to random selection of stocks.</w:t>
       </w:r>
     </w:p>
     <w:tbl>
@@ -27635,13 +27635,13 @@
         <w:t>during a sustained Bullish market phase.</w:t>
         <w:br/>
         <w:br/>
-        <w:t>Hammer yields significantly better results at forecasting Highs, Lows for 2 Days. Furthermore , Highs for 4 Days and, Highs(following a trend), Lows (following a trend) for 8 Days. Moreover, It  renders slightly better results at forecasting Lows for 4 Days. Similarly, It shows worse results  at forecasting Lows for 8 Days when compared to random selection of stocks.</w:t>
+        <w:t>Hammer shows significantly better results at forecasting Highs, Lows for 2 Days. Likewise , Highs for 4 Days and, Highs(following a trend), Lows (following a trend) for 8 Days. And, It  yields slightly better results at forecasting Lows for 4 Days. Similarly, It shows worse results  at forecasting Lows for 8 Days when compared to random selection of stocks.</w:t>
         <w:br/>
-        <w:t>Inverted Hammer displays significantly better results at forecasting Closes for 2 Days. Likewise , Closes for 4 Days and, Closes for 8 Days. And, It  displays slightly better results at forecasting Closes(following a trend) for 2 Days. And, It shows worse results  at forecasting Highs, Lows (following a trend) for 8 Days when compared to random selection of stocks.</w:t>
+        <w:t>Inverted Hammer shows significantly better results at forecasting Closes for 2 Days. Additionally , Closes for 4 Days and, Closes for 8 Days. Moreover, It  yields slightly better results at forecasting Closes(following a trend) for 2 Days. And, It displays worse results  at forecasting Highs, Lows (following a trend) for 8 Days when compared to random selection of stocks.</w:t>
         <w:br/>
-        <w:t>Hanging Man shows significantly better results at forecasting Closes(following a trend) for 2 Days and, Closes for 8 Days. Moreover, It  shows slightly better results at forecasting Closes for 2 Days. Likewise, It renders worse results  at forecasting Lows (following a trend) for 2 Days and, Closes for 4 Days when compared to random selection of stocks.</w:t>
+        <w:t>Hanging Man displays significantly better results at forecasting Closes(following a trend) for 2 Days and, Closes for 8 Days. Likewise, It  shows slightly better results at forecasting Closes for 2 Days. Moreover, It renders worse results  at forecasting Lows (following a trend) for 2 Days and, Closes for 4 Days when compared to random selection of stocks.</w:t>
         <w:br/>
-        <w:t>Shooting Star displays significantly better results at forecasting Highs, Lows for 2 Days. Likewise , Highs, Lows for 4 Days and, Lows for 8 Days. Similarly, It  shows slightly better results at forecasting Lows (following a trend) for 4 Days and Highs for 8 Days. Similarly, It renders worse results  at forecasting Closes(following a trend) for 2 Days and, Highs(following a trend) for 4 Days when compared to random selection of stocks.</w:t>
+        <w:t>Shooting Star shows significantly better results at forecasting Highs, Lows for 2 Days. Similarly , Highs, Lows for 4 Days and, Lows for 8 Days. And, It  displays slightly better results at forecasting Lows (following a trend) for 4 Days and Highs for 8 Days. Similarly, It displays worse results  at forecasting Closes(following a trend) for 2 Days and, Highs(following a trend) for 4 Days when compared to random selection of stocks.</w:t>
       </w:r>
     </w:p>
     <w:tbl>
@@ -28910,13 +28910,13 @@
         <w:t>during a sustained Bearish market phase.</w:t>
         <w:br/>
         <w:br/>
-        <w:t>Hammer displays significantly better results at forecasting Highs for 2 Days. Similarly, It  shows slightly better results at forecasting Lows for 2 Days. And  it renders slightly better at  Highs Lows for 4 Days and Highs Lows for 8 Days. Additionally, It shows worse results  at forecasting Lows (following a trend) for 4 Days and, Lows (following a trend), Closes for 8 Days when compared to random selection of stocks.</w:t>
+        <w:t>Hammer shows significantly better results at forecasting Highs for 2 Days. Additionally, It  renders slightly better results at forecasting Lows for 2 Days. And  it displays slightly better at  Highs Lows for 4 Days and Highs Lows for 8 Days. Furthermore, It shows worse results  at forecasting Lows (following a trend) for 4 Days and, Lows (following a trend), Closes for 8 Days when compared to random selection of stocks.</w:t>
         <w:br/>
-        <w:t>Inverted Hammer yields worse results  at forecasting Highs(following a trend), Closes for 2 Days Furthermore, , Closes for 4 Days and, Highs(following a trend), Closes for 8 Days when compared to random selection of stocks.</w:t>
+        <w:t>Inverted Hammer yields worse results  at forecasting Highs(following a trend), Closes for 2 Days And, , Closes for 4 Days and, Highs(following a trend), Closes for 8 Days when compared to random selection of stocks.</w:t>
         <w:br/>
-        <w:t>Hanging Man yields significantly better results at forecasting Closes(following a trend) for 2 Days and, Closes(following a trend) for 4 Days. And, It  yields slightly better results at forecasting Closes(following a trend) for 8 Days. And, It displays worse results  at forecasting Highs(following a trend), Lows (following a trend), Closes for 2 Days And, , Highs(following a trend) for 4 Days and, Highs(following a trend) for 8 Days when compared to random selection of stocks.</w:t>
+        <w:t>Hanging Man renders significantly better results at forecasting Closes(following a trend) for 2 Days and, Closes(following a trend) for 4 Days. Similarly, It  shows slightly better results at forecasting Closes(following a trend) for 8 Days. Similarly, It displays worse results  at forecasting Highs(following a trend), Lows (following a trend), Closes for 2 Days Furthermore, , Highs(following a trend) for 4 Days and, Highs(following a trend) for 8 Days when compared to random selection of stocks.</w:t>
         <w:br/>
-        <w:t>Shooting Star renders significantly better results at forecasting Highs, Lows for 2 Days. And , Highs(following a trend), Lows, Closes(following a trend) for 4 Days and, Highs(following a trend), Lows, Closes(following a trend) for 8 Days. Furthermore, It  displays slightly better results at forecasting Closes(following a trend) for 2 Days. Additionally  it yields slightly better at  Highs for 4 Days and Highs for 8 Days. Additionally, It yields worse results  at forecasting Closes for 2 Days Additionally, , Closes for 4 Days and, Closes for 8 Days when compared to random selection of stocks.</w:t>
+        <w:t>Shooting Star renders significantly better results at forecasting Highs, Lows for 2 Days. Furthermore , Highs(following a trend), Lows, Closes(following a trend) for 4 Days and, Highs(following a trend), Lows, Closes(following a trend) for 8 Days. Additionally, It  displays slightly better results at forecasting Closes(following a trend) for 2 Days. Likewise  it renders slightly better at  Highs for 4 Days and Highs for 8 Days. And, It yields worse results  at forecasting Closes for 2 Days Furthermore, , Closes for 4 Days and, Closes for 8 Days when compared to random selection of stocks.</w:t>
       </w:r>
     </w:p>
     <w:tbl>
@@ -30218,13 +30218,13 @@
         <w:t>during a sustained Bullish market phase.</w:t>
         <w:br/>
         <w:br/>
-        <w:t>Hammer shows significantly better results at forecasting Highs, Lows for 2 Days. And , Highs, Lows for 4 Days and, Highs, Lows for 8 Days. Furthermore, It  displays slightly better results at forecasting Lows (following a trend) for 2 Days. Furthermore, It displays worse results  at forecasting Closes for 4 Days and, Closes for 8 Days when compared to random selection of stocks.</w:t>
+        <w:t>Hammer displays significantly better results at forecasting Highs, Lows for 2 Days. Moreover , Highs, Lows for 4 Days and, Highs, Lows for 8 Days. And, It  displays slightly better results at forecasting Lows (following a trend) for 2 Days. Furthermore, It shows worse results  at forecasting Closes for 4 Days and, Closes for 8 Days when compared to random selection of stocks.</w:t>
         <w:br/>
-        <w:t>Inverted Hammer renders worse results  at forecasting Closes(following a trend) for 2 Days Furthermore, , Closes for 4 Days and, Highs(following a trend), Lows (following a trend), Closes for 8 Days when compared to random selection of stocks.</w:t>
+        <w:t>Inverted Hammer displays worse results  at forecasting Closes(following a trend) for 2 Days And, , Closes for 4 Days and, Highs(following a trend), Lows (following a trend), Closes for 8 Days when compared to random selection of stocks.</w:t>
         <w:br/>
-        <w:t>Hanging Man renders worse results  at forecasting Closes for 4 Days when compared to random selection of stocks.</w:t>
+        <w:t>Hanging Man yields worse results  at forecasting Closes for 4 Days when compared to random selection of stocks.</w:t>
         <w:br/>
-        <w:t>Shooting Star shows significantly better results at forecasting Highs, Lows for 2 Days and, Highs, Lows for 4 Days. And, It yields worse results  at forecasting Closes for 2 Days when compared to random selection of stocks.</w:t>
+        <w:t>Shooting Star shows significantly better results at forecasting Highs, Lows for 2 Days and, Highs, Lows for 4 Days. Moreover, It shows worse results  at forecasting Closes for 2 Days when compared to random selection of stocks.</w:t>
       </w:r>
     </w:p>
     <w:tbl>
@@ -31481,13 +31481,13 @@
         <w:t>during a sustained Bearish market phase.</w:t>
         <w:br/>
         <w:br/>
-        <w:t>Hammer displays significantly better results at forecasting Highs, Lows for 2 Days and, Highs for 4 Days. And, It  renders slightly better results at forecasting Lows for 4 Days and Highs for 8 Days. Additionally, It renders worse results  at forecasting Highs(following a trend) for 8 Days when compared to random selection of stocks.</w:t>
+        <w:t>Hammer displays significantly better results at forecasting Highs, Lows for 2 Days and, Highs for 4 Days. Moreover, It  shows slightly better results at forecasting Lows for 4 Days and Highs for 8 Days. Moreover, It displays worse results  at forecasting Highs(following a trend) for 8 Days when compared to random selection of stocks.</w:t>
         <w:br/>
-        <w:t>Inverted Hammer displays worse results  at forecasting Closes for 2 Days Additionally, , Highs(following a trend), Closes for 4 Days and, Highs, Closes for 8 Days when compared to random selection of stocks.</w:t>
+        <w:t>Inverted Hammer displays worse results  at forecasting Closes for 2 Days Likewise, , Highs(following a trend), Closes for 4 Days and, Highs, Closes for 8 Days when compared to random selection of stocks.</w:t>
         <w:br/>
-        <w:t>Hanging Man shows significantly better results at forecasting Closes(following a trend) for 2 Days. And , Highs(following a trend), Closes(following a trend) for 4 Days and, Highs(following a trend), Lows (following a trend), Closes(following a trend) for 8 Days. And, It  renders slightly better results at forecasting Closes for 2 Days and Lows (following a trend) for 4 Days. Likewise, It renders worse results  at forecasting Highs(following a trend), Lows (following a trend) for 2 Days when compared to random selection of stocks.</w:t>
+        <w:t>Hanging Man shows significantly better results at forecasting Closes(following a trend) for 2 Days. Similarly , Highs(following a trend), Closes(following a trend) for 4 Days and, Highs(following a trend), Lows (following a trend), Closes(following a trend) for 8 Days. Moreover, It  displays slightly better results at forecasting Closes for 2 Days and Lows (following a trend) for 4 Days. Furthermore, It yields worse results  at forecasting Highs(following a trend), Lows (following a trend) for 2 Days when compared to random selection of stocks.</w:t>
         <w:br/>
-        <w:t>Shooting Star displays significantly better results at forecasting Highs, Lows for 2 Days. Additionally , Highs, Lows for 4 Days and, Highs(following a trend), Lows, Closes(following a trend) for 8 Days. Furthermore, It  displays slightly better results at forecasting Closes(following a trend) for 2 Days. Furthermore, It shows worse results  at forecasting Closes(following a trend) for 4 Days and, Highs for 8 Days when compared to random selection of stocks.</w:t>
+        <w:t>Shooting Star renders significantly better results at forecasting Highs, Lows for 2 Days. Similarly , Highs, Lows for 4 Days and, Highs(following a trend), Lows, Closes(following a trend) for 8 Days. Similarly, It  renders slightly better results at forecasting Closes(following a trend) for 2 Days. Moreover, It displays worse results  at forecasting Closes(following a trend) for 4 Days and, Highs for 8 Days when compared to random selection of stocks.</w:t>
       </w:r>
     </w:p>
     <w:tbl>
@@ -32777,13 +32777,13 @@
         <w:t>during a sustained Bullish market phase.</w:t>
         <w:br/>
         <w:br/>
-        <w:t>Hammer yields significantly better results at forecasting Highs, Lows for 2 Days. Similarly , Highs, Lows for 4 Days and, Highs, Lows (following a trend) for 8 Days. Furthermore, It  renders slightly better results at forecasting Lows (following a trend) for 2 Days and Lows for 8 Days. Similarly, It renders worse results  at forecasting Closes for 2 Days Additionally, , Closes(following a trend) for 4 Days and, Closes(following a trend) for 8 Days when compared to random selection of stocks.</w:t>
+        <w:t>Hammer renders significantly better results at forecasting Highs, Lows for 2 Days. Similarly , Highs, Lows for 4 Days and, Highs, Lows (following a trend) for 8 Days. Furthermore, It  displays slightly better results at forecasting Lows (following a trend) for 2 Days and Lows for 8 Days. Similarly, It renders worse results  at forecasting Closes for 2 Days Furthermore, , Closes(following a trend) for 4 Days and, Closes(following a trend) for 8 Days when compared to random selection of stocks.</w:t>
         <w:br/>
-        <w:t>Inverted Hammer renders worse results  at forecasting Closes for 2 Days And, , Closes for 4 Days and, Highs(following a trend), Closes for 8 Days when compared to random selection of stocks.</w:t>
+        <w:t>Inverted Hammer displays worse results  at forecasting Closes for 2 Days Similarly, , Closes for 4 Days and, Highs(following a trend), Closes for 8 Days when compared to random selection of stocks.</w:t>
         <w:br/>
-        <w:t>Hanging Man displays slightly better results at forecasting Closes for 4 Days. Additionally, It renders worse results  at forecasting Closes for 2 Days when compared to random selection of stocks.</w:t>
+        <w:t>Hanging Man yields slightly better results at forecasting Closes for 4 Days. Furthermore, It renders worse results  at forecasting Closes for 2 Days when compared to random selection of stocks.</w:t>
         <w:br/>
-        <w:t>Shooting Star yields significantly better results at forecasting Lows for 2 Days and, Lows for 8 Days. And, It  shows slightly better results at forecasting Lows (following a trend) for 2 Days and Lows for 4 Days. Additionally, It yields worse results  at forecasting Highs(following a trend), Lows (following a trend) for 4 Days when compared to random selection of stocks.</w:t>
+        <w:t>Shooting Star yields significantly better results at forecasting Lows for 2 Days and, Lows for 8 Days. Additionally, It  displays slightly better results at forecasting Lows (following a trend) for 2 Days and Lows for 4 Days. Additionally, It shows worse results  at forecasting Highs(following a trend), Lows (following a trend) for 4 Days when compared to random selection of stocks.</w:t>
       </w:r>
     </w:p>
     <w:tbl>
@@ -34052,11 +34052,11 @@
         <w:t>during a sustained Bearish market phase.</w:t>
         <w:br/>
         <w:br/>
-        <w:t>Hammer displays significantly better results at forecasting Highs, Lows for 2 Days and, Highs, Lows for 4 Days. Moreover, It  yields slightly better results at forecasting Highs(following a trend) for 4 Days and Highs for 8 Days. Furthermore, It yields worse results  at forecasting Closes(following a trend) for 2 Days Furthermore, , Lows (following a trend) for 4 Days and, Highs(following a trend), Lows for 8 Days when compared to random selection of stocks.</w:t>
+        <w:t>Hammer shows significantly better results at forecasting Highs, Lows for 2 Days and, Highs, Lows for 4 Days. Similarly, It  displays slightly better results at forecasting Highs(following a trend) for 4 Days and Highs for 8 Days. Similarly, It renders worse results  at forecasting Closes(following a trend) for 2 Days Additionally, , Lows (following a trend) for 4 Days and, Highs(following a trend), Lows for 8 Days when compared to random selection of stocks.</w:t>
         <w:br/>
-        <w:t>Hanging Man shows significantly better results at forecasting Closes(following a trend) for 2 Days and, Closes(following a trend) for 4 Days. Similarly, It  shows slightly better results at forecasting Closes for 2 Days. Similarly  it shows slightly better at  Lows (following a trend) for 4 Days and Closes(following a trend) for 8 Days. Moreover, It shows worse results  at forecasting Lows (following a trend) for 2 Days Furthermore, , Highs(following a trend), Closes for 4 Days and, Highs(following a trend), Lows (following a trend) for 8 Days when compared to random selection of stocks.</w:t>
+        <w:t>Hanging Man renders significantly better results at forecasting Closes(following a trend) for 2 Days and, Closes(following a trend) for 4 Days. Furthermore, It  renders slightly better results at forecasting Closes for 2 Days. Furthermore  it renders slightly better at  Lows (following a trend) for 4 Days and Closes(following a trend) for 8 Days. Similarly, It yields worse results  at forecasting Lows (following a trend) for 2 Days And, , Highs(following a trend), Closes for 4 Days and, Highs(following a trend), Lows (following a trend) for 8 Days when compared to random selection of stocks.</w:t>
         <w:br/>
-        <w:t>Shooting Star displays significantly better results at forecasting Highs, Lows, Closes(following a trend) for 2 Days. And , Highs, Lows for 4 Days and, Highs, Lows, Closes(following a trend) for 8 Days. Likewise, It  displays slightly better results at forecasting Closes(following a trend) for 4 Days. Similarly, It yields worse results  at forecasting Closes for 8 Days when compared to random selection of stocks.</w:t>
+        <w:t>Shooting Star displays significantly better results at forecasting Highs, Lows, Closes(following a trend) for 2 Days. And , Highs, Lows for 4 Days and, Highs, Lows, Closes(following a trend) for 8 Days. Moreover, It  shows slightly better results at forecasting Closes(following a trend) for 4 Days. Similarly, It displays worse results  at forecasting Closes for 8 Days when compared to random selection of stocks.</w:t>
       </w:r>
     </w:p>
     <w:tbl>
@@ -35334,13 +35334,13 @@
         <w:t>during a sustained Bullish market phase.</w:t>
         <w:br/>
         <w:br/>
-        <w:t>Hammer yields significantly better results at forecasting Highs, Lows for 2 Days and, Lows for 4 Days. Likewise, It  renders slightly better results at forecasting Highs Lows (following a trend) for 4 Days and Highs for 8 Days. Similarly, It yields worse results  at forecasting Highs(following a trend) for 4 Days and, Highs(following a trend), Lows (following a trend) for 8 Days when compared to random selection of stocks.</w:t>
+        <w:t>Hammer renders significantly better results at forecasting Highs, Lows for 2 Days and, Lows for 4 Days. Additionally, It  yields slightly better results at forecasting Highs Lows (following a trend) for 4 Days and Highs for 8 Days. Likewise, It yields worse results  at forecasting Highs(following a trend) for 4 Days and, Highs(following a trend), Lows (following a trend) for 8 Days when compared to random selection of stocks.</w:t>
         <w:br/>
-        <w:t>Inverted Hammer renders slightly better results at forecasting Closes(following a trend) for 2 Days. Similarly, It displays worse results  at forecasting Highs(following a trend), Closes for 2 Days Moreover, , Lows (following a trend), Closes for 4 Days and, Highs(following a trend), Closes(following a trend) for 8 Days when compared to random selection of stocks.</w:t>
+        <w:t>Inverted Hammer shows slightly better results at forecasting Closes(following a trend) for 2 Days. Likewise, It displays worse results  at forecasting Highs(following a trend), Closes for 2 Days Similarly, , Lows (following a trend), Closes for 4 Days and, Highs(following a trend), Closes(following a trend) for 8 Days when compared to random selection of stocks.</w:t>
         <w:br/>
-        <w:t>Hanging Man yields worse results  at forecasting Closes for 4 Days when compared to random selection of stocks.</w:t>
+        <w:t>Hanging Man renders worse results  at forecasting Closes for 4 Days when compared to random selection of stocks.</w:t>
         <w:br/>
-        <w:t>Shooting Star displays significantly better results at forecasting Lows for 2 Days and, Lows for 4 Days. Similarly, It  shows slightly better results at forecasting Highs for 2 Days. Furthermore, It yields worse results  at forecasting Highs(following a trend) for 2 Days Likewise, , Highs, Lows (following a trend) for 4 Days and, Highs, Lows for 8 Days when compared to random selection of stocks.</w:t>
+        <w:t>Shooting Star yields significantly better results at forecasting Lows for 2 Days and, Lows for 4 Days. Additionally, It  shows slightly better results at forecasting Highs for 2 Days. Likewise, It renders worse results  at forecasting Highs(following a trend) for 2 Days Moreover, , Highs, Lows (following a trend) for 4 Days and, Highs, Lows for 8 Days when compared to random selection of stocks.</w:t>
       </w:r>
     </w:p>
     <w:tbl>
@@ -36594,13 +36594,13 @@
         <w:t>during a sustained Bearish market phase.</w:t>
         <w:br/>
         <w:br/>
-        <w:t>Hammer shows significantly better results at forecasting Highs, Lows for 2 Days. Similarly , Highs, Lows for 4 Days and, Highs, Lows for 8 Days. Likewise, It renders worse results  at forecasting Closes for 4 Days and, Highs(following a trend), Lows (following a trend) for 8 Days when compared to random selection of stocks.</w:t>
+        <w:t>Hammer displays significantly better results at forecasting Highs, Lows for 2 Days. And , Highs, Lows for 4 Days and, Highs, Lows for 8 Days. Likewise, It yields worse results  at forecasting Closes for 4 Days and, Highs(following a trend), Lows (following a trend) for 8 Days when compared to random selection of stocks.</w:t>
         <w:br/>
-        <w:t>Inverted Hammer renders significantly better results at forecasting Closes for 2 Days and, Closes for 4 Days. Similarly, It yields worse results  at forecasting Closes(following a trend) for 2 Days Additionally, , Highs for 4 Days and, Highs, Closes for 8 Days when compared to random selection of stocks.</w:t>
+        <w:t>Inverted Hammer renders significantly better results at forecasting Closes for 2 Days and, Closes for 4 Days. Moreover, It renders worse results  at forecasting Closes(following a trend) for 2 Days Moreover, , Highs for 4 Days and, Highs, Closes for 8 Days when compared to random selection of stocks.</w:t>
         <w:br/>
-        <w:t>Hanging Man displays significantly better results at forecasting Closes(following a trend) for 2 Days. Furthermore , Closes(following a trend) for 4 Days and, Closes(following a trend) for 8 Days. And, It  yields slightly better results at forecasting Highs(following a trend) Lows (following a trend) for 8 Days. Additionally, It shows worse results  at forecasting Highs(following a trend), Closes for 2 Days And, , Highs(following a trend), Lows (following a trend), Closes for 4 Days and, Closes for 8 Days when compared to random selection of stocks.</w:t>
+        <w:t>Hanging Man yields significantly better results at forecasting Closes(following a trend) for 2 Days. Additionally , Closes(following a trend) for 4 Days and, Closes(following a trend) for 8 Days. Additionally, It  displays slightly better results at forecasting Highs(following a trend) Lows (following a trend) for 8 Days. Similarly, It yields worse results  at forecasting Highs(following a trend), Closes for 2 Days Additionally, , Highs(following a trend), Lows (following a trend), Closes for 4 Days and, Closes for 8 Days when compared to random selection of stocks.</w:t>
         <w:br/>
-        <w:t>Shooting Star displays significantly better results at forecasting Highs, Lows for 2 Days. Furthermore , Lows for 4 Days and, Highs(following a trend), Lows (following a trend), Closes(following a trend) for 8 Days. Additionally, It  yields slightly better results at forecasting Highs(following a trend) for 2 Days. Furthermore  it yields slightly better at  Highs(following a trend) for 4 Days and Lows for 8 Days. Moreover, It renders worse results  at forecasting Closes(following a trend) for 2 Days Additionally, , Highs, Closes(following a trend) for 4 Days and, Closes for 8 Days when compared to random selection of stocks.</w:t>
+        <w:t>Shooting Star yields significantly better results at forecasting Highs, Lows for 2 Days. Moreover , Lows for 4 Days and, Highs(following a trend), Lows (following a trend), Closes(following a trend) for 8 Days. Likewise, It  shows slightly better results at forecasting Highs(following a trend) for 2 Days. Likewise  it displays slightly better at  Highs(following a trend) for 4 Days and Lows for 8 Days. Likewise, It shows worse results  at forecasting Closes(following a trend) for 2 Days Furthermore, , Highs, Closes(following a trend) for 4 Days and, Closes for 8 Days when compared to random selection of stocks.</w:t>
       </w:r>
     </w:p>
     <w:tbl>

--- a/src/steps/docx_output/thesis.docx
+++ b/src/steps/docx_output/thesis.docx
@@ -21,13 +21,13 @@
         <w:t>during a sustained Bullish market phase.</w:t>
         <w:br/>
         <w:br/>
-        <w:t xml:space="preserve">Hammer yields significantly better results at forecasting Highs for 2 Days and, Highs for 4 Days. Furthermore, It  displays slightly better results at forecasting Lows for 2 Days. Moreover  it renders slightly better at  Highs(following a trend) Lows for 4 Days and Highs Lows for 8 Days. </w:t>
+        <w:t xml:space="preserve">Hammer displays significantly better results at forecasting Highs for 2 Days and, Highs for 4 Days. Furthermore, It  shows slightly better results at forecasting Lows for 2 Days. Furthermore  it renders slightly better at  Highs(following a trend) Lows for 4 Days and Highs Lows for 8 Days. </w:t>
         <w:br/>
-        <w:t xml:space="preserve">Inverted Hammer renders slightly better results at forecasting Closes(following a trend) for 8 Days. </w:t>
+        <w:t xml:space="preserve">Inverted Hammer displays slightly better results at forecasting Closes(following a trend) for 8 Days. </w:t>
         <w:br/>
         <w:t>Hanging Man shows worse results  at forecasting Highs, Lows for 2 Days Moreover, , Highs, Lows (following a trend) for 4 Days and, Highs(following a trend), Lows (following a trend) for 8 Days when compared to random selection of stocks.</w:t>
         <w:br/>
-        <w:t xml:space="preserve">Shooting Star renders slightly better results at forecasting Highs Lows for 2 Days. </w:t>
+        <w:t xml:space="preserve">Shooting Star displays slightly better results at forecasting Highs Lows for 2 Days. </w:t>
       </w:r>
     </w:p>
     <w:tbl>
@@ -2526,13 +2526,13 @@
         <w:t>during a sustained Bearish market phase.</w:t>
         <w:br/>
         <w:br/>
-        <w:t xml:space="preserve">Hammer yields significantly better results at forecasting Highs, Lows for 2 Days and, Highs, Lows for 4 Days. Moreover, It  shows slightly better results at forecasting Highs Lows for 8 Days. </w:t>
+        <w:t xml:space="preserve">Hammer shows significantly better results at forecasting Highs, Lows for 2 Days and, Highs, Lows for 4 Days. Likewise, It  shows slightly better results at forecasting Highs Lows for 8 Days. </w:t>
         <w:br/>
-        <w:t>Inverted Hammer renders worse results  at forecasting Lows (following a trend) for 8 Days when compared to random selection of stocks.</w:t>
+        <w:t>Inverted Hammer displays worse results  at forecasting Lows (following a trend) for 8 Days when compared to random selection of stocks.</w:t>
         <w:br/>
-        <w:t>Hanging Man shows significantly better results at forecasting Closes(following a trend) for 8 Days. Furthermore, It  yields slightly better results at forecasting Closes(following a trend) for 4 Days and Highs(following a trend) Lows (following a trend) for 8 Days. Moreover, It yields worse results  at forecasting Highs, Lows for 2 Days and, Lows for 4 Days when compared to random selection of stocks.</w:t>
+        <w:t>Hanging Man yields significantly better results at forecasting Closes(following a trend) for 8 Days. Furthermore, It  shows slightly better results at forecasting Closes(following a trend) for 4 Days and Highs(following a trend) Lows (following a trend) for 8 Days. Furthermore, It shows worse results  at forecasting Highs, Lows for 2 Days and, Lows for 4 Days when compared to random selection of stocks.</w:t>
         <w:br/>
-        <w:t xml:space="preserve">Shooting Star displays significantly better results at forecasting Highs(following a trend), Lows (following a trend) for 2 Days. Similarly , Highs(following a trend), Lows (following a trend) for 4 Days and, Highs(following a trend), Lows (following a trend) for 8 Days. Additionally, It  shows slightly better results at forecasting Highs Lows for 2 Days. Additionally  it shows slightly better at  Closes(following a trend) for 4 Days and Closes(following a trend) for 8 Days. </w:t>
+        <w:t xml:space="preserve">Shooting Star renders significantly better results at forecasting Highs(following a trend), Lows (following a trend) for 2 Days. Additionally , Highs(following a trend), Lows (following a trend) for 4 Days and, Highs(following a trend), Lows (following a trend) for 8 Days. Similarly, It  shows slightly better results at forecasting Highs Lows for 2 Days. Moreover  it yields slightly better at  Closes(following a trend) for 4 Days and Closes(following a trend) for 8 Days. </w:t>
       </w:r>
     </w:p>
     <w:tbl>
@@ -5031,13 +5031,13 @@
         <w:t>during a sustained Bullish market phase.</w:t>
         <w:br/>
         <w:br/>
-        <w:t xml:space="preserve">Hammer renders significantly better results at forecasting Highs(following a trend) for 2 Days and, Highs(following a trend), Lows (following a trend) for 8 Days. Additionally, It  yields slightly better results at forecasting Highs Lows for 2 Days and Highs Lows (following a trend) for 4 Days. </w:t>
+        <w:t xml:space="preserve">Hammer yields significantly better results at forecasting Highs(following a trend) for 2 Days and, Highs(following a trend), Lows (following a trend) for 8 Days. Furthermore, It  yields slightly better results at forecasting Highs Lows for 2 Days and Highs Lows (following a trend) for 4 Days. </w:t>
         <w:br/>
         <w:t xml:space="preserve">Inverted Hammer renders slightly better results at forecasting Closes(following a trend) for 4 Days and Closes(following a trend) for 8 Days. </w:t>
         <w:br/>
-        <w:t>Hanging Man renders slightly better results at forecasting Closes(following a trend) for 2 Days. Likewise, It yields worse results  at forecasting Highs(following a trend) for 4 Days and, Highs(following a trend), Lows (following a trend), Closes(following a trend) for 8 Days when compared to random selection of stocks.</w:t>
+        <w:t>Hanging Man shows slightly better results at forecasting Closes(following a trend) for 2 Days. Similarly, It shows worse results  at forecasting Highs(following a trend) for 4 Days and, Highs(following a trend), Lows (following a trend), Closes(following a trend) for 8 Days when compared to random selection of stocks.</w:t>
         <w:br/>
-        <w:t>Shooting Star displays significantly better results at forecasting Highs(following a trend), Lows for 2 Days. Moreover, It  yields slightly better results at forecasting Highs for 2 Days. Furthermore  it shows slightly better at  Lows for 4 Days and Lows for 8 Days. Furthermore, It yields worse results  at forecasting Highs(following a trend), Closes(following a trend) for 8 Days when compared to random selection of stocks.</w:t>
+        <w:t>Shooting Star shows significantly better results at forecasting Highs(following a trend), Lows for 2 Days. And, It  displays slightly better results at forecasting Highs for 2 Days. Likewise  it yields slightly better at  Lows for 4 Days and Lows for 8 Days. Moreover, It renders worse results  at forecasting Highs(following a trend), Closes(following a trend) for 8 Days when compared to random selection of stocks.</w:t>
       </w:r>
     </w:p>
     <w:tbl>
@@ -7536,11 +7536,11 @@
         <w:t>during a sustained Bearish market phase.</w:t>
         <w:br/>
         <w:br/>
-        <w:t xml:space="preserve">Hammer renders significantly better results at forecasting Highs(following a trend) for 2 Days. Likewise, It  renders slightly better results at forecasting Highs Lows (following a trend) for 2 Days. And  it shows slightly better at  Highs for 4 Days and Highs for 8 Days. </w:t>
+        <w:t xml:space="preserve">Hammer yields significantly better results at forecasting Highs(following a trend) for 2 Days. Additionally, It  shows slightly better results at forecasting Highs Lows (following a trend) for 2 Days. And  it yields slightly better at  Highs for 4 Days and Highs for 8 Days. </w:t>
         <w:br/>
-        <w:t>Hanging Man yields significantly better results at forecasting Closes(following a trend) for 2 Days. Similarly, It  displays slightly better results at forecasting Closes(following a trend) for 4 Days and Lows (following a trend) Closes(following a trend) for 8 Days. Similarly, It yields worse results  at forecasting Highs for 2 Days and, Highs for 4 Days when compared to random selection of stocks.</w:t>
+        <w:t>Hanging Man yields significantly better results at forecasting Closes(following a trend) for 2 Days. Furthermore, It  displays slightly better results at forecasting Closes(following a trend) for 4 Days and Lows (following a trend) Closes(following a trend) for 8 Days. Furthermore, It displays worse results  at forecasting Highs for 2 Days and, Highs for 4 Days when compared to random selection of stocks.</w:t>
         <w:br/>
-        <w:t xml:space="preserve">Shooting Star shows significantly better results at forecasting Highs(following a trend), Lows (following a trend) for 2 Days. Likewise , Highs(following a trend), Lows (following a trend), Closes(following a trend) for 4 Days and, Highs(following a trend), Lows (following a trend), Closes(following a trend) for 8 Days. Additionally, It  renders slightly better results at forecasting Lows Closes(following a trend) for 2 Days and Lows for 4 Days. </w:t>
+        <w:t xml:space="preserve">Shooting Star yields significantly better results at forecasting Highs(following a trend), Lows (following a trend) for 2 Days. Similarly , Highs(following a trend), Lows (following a trend), Closes(following a trend) for 4 Days and, Highs(following a trend), Lows (following a trend), Closes(following a trend) for 8 Days. Additionally, It  displays slightly better results at forecasting Lows Closes(following a trend) for 2 Days and Lows for 4 Days. </w:t>
       </w:r>
     </w:p>
     <w:tbl>
@@ -10039,11 +10039,11 @@
         <w:t>during a sustained Bullish market phase.</w:t>
         <w:br/>
         <w:br/>
-        <w:t xml:space="preserve">Hammer yields significantly better results at forecasting Highs for 2 Days. Additionally, It  renders slightly better results at forecasting Lows for 2 Days. Furthermore  it shows slightly better at  Highs Lows for 4 Days and Highs Lows for 8 Days. </w:t>
+        <w:t xml:space="preserve">Hammer yields significantly better results at forecasting Highs for 2 Days. Moreover, It  displays slightly better results at forecasting Lows for 2 Days. Likewise  it shows slightly better at  Highs Lows for 4 Days and Highs Lows for 8 Days. </w:t>
         <w:br/>
-        <w:t>Hanging Man renders worse results  at forecasting Highs(following a trend), Lows (following a trend) for 2 Days Similarly, , Highs(following a trend), Lows (following a trend), Closes(following a trend) for 4 Days and, Highs(following a trend), Lows (following a trend), Closes(following a trend) for 8 Days when compared to random selection of stocks.</w:t>
+        <w:t>Hanging Man renders worse results  at forecasting Highs(following a trend), Lows (following a trend) for 2 Days Likewise, , Highs(following a trend), Lows (following a trend), Closes(following a trend) for 4 Days and, Highs(following a trend), Lows (following a trend), Closes(following a trend) for 8 Days when compared to random selection of stocks.</w:t>
         <w:br/>
-        <w:t>Shooting Star renders significantly better results at forecasting Lows for 2 Days. And, It  renders slightly better results at forecasting Lows (following a trend) for 2 Days. Additionally, It renders worse results  at forecasting Closes(following a trend) for 4 Days and, Highs(following a trend), Lows (following a trend), Closes(following a trend) for 8 Days when compared to random selection of stocks.</w:t>
+        <w:t>Shooting Star renders significantly better results at forecasting Lows for 2 Days. Additionally, It  yields slightly better results at forecasting Lows (following a trend) for 2 Days. Moreover, It yields worse results  at forecasting Closes(following a trend) for 4 Days and, Highs(following a trend), Lows (following a trend), Closes(following a trend) for 8 Days when compared to random selection of stocks.</w:t>
       </w:r>
     </w:p>
     <w:tbl>
@@ -12542,11 +12542,11 @@
         <w:t>during a sustained Bearish market phase.</w:t>
         <w:br/>
         <w:br/>
-        <w:t>Hammer displays significantly better results at forecasting Highs(following a trend) for 2 Days. Additionally, It  displays slightly better results at forecasting Highs Lows for 2 Days and Highs for 4 Days. And, It renders worse results  at forecasting Closes(following a trend) for 2 Days when compared to random selection of stocks.</w:t>
+        <w:t>Hammer shows significantly better results at forecasting Highs(following a trend) for 2 Days. Furthermore, It  shows slightly better results at forecasting Highs Lows for 2 Days and Highs for 4 Days. And, It shows worse results  at forecasting Closes(following a trend) for 2 Days when compared to random selection of stocks.</w:t>
         <w:br/>
-        <w:t xml:space="preserve">Hanging Man yields significantly better results at forecasting Closes(following a trend) for 4 Days and, Closes(following a trend) for 8 Days. Likewise, It  shows slightly better results at forecasting Closes(following a trend) for 2 Days. Furthermore  it shows slightly better at  Highs(following a trend) for 4 Days and Highs(following a trend) Lows (following a trend) for 8 Days. </w:t>
+        <w:t xml:space="preserve">Hanging Man yields significantly better results at forecasting Closes(following a trend) for 4 Days and, Closes(following a trend) for 8 Days. Additionally, It  yields slightly better results at forecasting Closes(following a trend) for 2 Days. Additionally  it displays slightly better at  Highs(following a trend) for 4 Days and Highs(following a trend) Lows (following a trend) for 8 Days. </w:t>
         <w:br/>
-        <w:t xml:space="preserve">Shooting Star displays significantly better results at forecasting Highs(following a trend), Lows for 2 Days. Additionally , Highs(following a trend), Lows (following a trend) for 4 Days and, Highs(following a trend), Lows (following a trend), Closes(following a trend) for 8 Days. Similarly, It  renders slightly better results at forecasting Highs for 2 Days and Lows for 4 Days. </w:t>
+        <w:t xml:space="preserve">Shooting Star renders significantly better results at forecasting Highs(following a trend), Lows for 2 Days. Similarly , Highs(following a trend), Lows (following a trend) for 4 Days and, Highs(following a trend), Lows (following a trend), Closes(following a trend) for 8 Days. Similarly, It  renders slightly better results at forecasting Highs for 2 Days and Lows for 4 Days. </w:t>
       </w:r>
     </w:p>
     <w:tbl>
@@ -15045,11 +15045,11 @@
         <w:t>during a sustained Bullish market phase.</w:t>
         <w:br/>
         <w:br/>
-        <w:t xml:space="preserve">Hammer shows significantly better results at forecasting Highs, Lows for 2 Days. Moreover , Highs(following a trend), Lows (following a trend) for 4 Days and, Highs(following a trend), Lows (following a trend) for 8 Days. Furthermore, It  shows slightly better results at forecasting Lows (following a trend) for 2 Days. Similarly  it renders slightly better at  Highs Lows for 4 Days and Highs for 8 Days. </w:t>
+        <w:t xml:space="preserve">Hammer yields significantly better results at forecasting Highs, Lows for 2 Days. Similarly , Highs(following a trend), Lows (following a trend) for 4 Days and, Highs(following a trend), Lows (following a trend) for 8 Days. Likewise, It  renders slightly better results at forecasting Lows (following a trend) for 2 Days. Likewise  it displays slightly better at  Highs Lows for 4 Days and Highs for 8 Days. </w:t>
         <w:br/>
-        <w:t>Hanging Man shows worse results  at forecasting Highs, Lows (following a trend) for 2 Days Similarly, , Highs(following a trend) for 4 Days and, Highs(following a trend), Lows (following a trend), Closes(following a trend) for 8 Days when compared to random selection of stocks.</w:t>
+        <w:t>Hanging Man renders worse results  at forecasting Highs, Lows (following a trend) for 2 Days Furthermore, , Highs(following a trend) for 4 Days and, Highs(following a trend), Lows (following a trend), Closes(following a trend) for 8 Days when compared to random selection of stocks.</w:t>
         <w:br/>
-        <w:t>Shooting Star renders slightly better results at forecasting Lows for 2 Days. And, It displays worse results  at forecasting Highs(following a trend), Closes(following a trend) for 8 Days when compared to random selection of stocks.</w:t>
+        <w:t>Shooting Star shows slightly better results at forecasting Lows for 2 Days. Moreover, It displays worse results  at forecasting Highs(following a trend), Closes(following a trend) for 8 Days when compared to random selection of stocks.</w:t>
       </w:r>
     </w:p>
     <w:tbl>
@@ -17548,13 +17548,13 @@
         <w:t>during a sustained Bearish market phase.</w:t>
         <w:br/>
         <w:br/>
-        <w:t>Hammer shows significantly better results at forecasting Highs, Lows for 2 Days. Additionally, It  displays slightly better results at forecasting Highs for 4 Days. Moreover, It displays worse results  at forecasting Closes(following a trend) for 4 Days and, Closes(following a trend) for 8 Days when compared to random selection of stocks.</w:t>
+        <w:t>Hammer displays significantly better results at forecasting Highs, Lows for 2 Days. Likewise, It  displays slightly better results at forecasting Highs for 4 Days. Likewise, It shows worse results  at forecasting Closes(following a trend) for 4 Days and, Closes(following a trend) for 8 Days when compared to random selection of stocks.</w:t>
         <w:br/>
-        <w:t>Inverted Hammer displays worse results  at forecasting Lows (following a trend) for 2 Days Furthermore, , Highs(following a trend), Lows for 4 Days and, Highs(following a trend), Lows for 8 Days when compared to random selection of stocks.</w:t>
+        <w:t>Inverted Hammer displays worse results  at forecasting Lows (following a trend) for 2 Days Moreover, , Highs(following a trend), Lows for 4 Days and, Highs(following a trend), Lows for 8 Days when compared to random selection of stocks.</w:t>
         <w:br/>
-        <w:t>Hanging Man renders slightly better results at forecasting Closes(following a trend) for 2 Days. Similarly  it shows slightly better at  Closes(following a trend) for 4 Days and Closes(following a trend) for 8 Days. Furthermore, It shows worse results  at forecasting Highs for 2 Days when compared to random selection of stocks.</w:t>
+        <w:t>Hanging Man yields slightly better results at forecasting Closes(following a trend) for 2 Days. Additionally  it shows slightly better at  Closes(following a trend) for 4 Days and Closes(following a trend) for 8 Days. Additionally, It renders worse results  at forecasting Highs for 2 Days when compared to random selection of stocks.</w:t>
         <w:br/>
-        <w:t xml:space="preserve">Shooting Star yields significantly better results at forecasting Highs(following a trend), Lows (following a trend) for 2 Days. Likewise , Highs(following a trend), Lows (following a trend) for 4 Days and, Highs(following a trend), Lows (following a trend), Closes(following a trend) for 8 Days. And, It  shows slightly better results at forecasting Highs Lows Closes(following a trend) for 2 Days. Additionally  it renders slightly better at  Closes(following a trend) for 4 Days and Lows for 8 Days. </w:t>
+        <w:t xml:space="preserve">Shooting Star shows significantly better results at forecasting Highs(following a trend), Lows (following a trend) for 2 Days. Moreover , Highs(following a trend), Lows (following a trend) for 4 Days and, Highs(following a trend), Lows (following a trend), Closes(following a trend) for 8 Days. Additionally, It  renders slightly better results at forecasting Highs Lows Closes(following a trend) for 2 Days. Moreover  it displays slightly better at  Closes(following a trend) for 4 Days and Lows for 8 Days. </w:t>
       </w:r>
     </w:p>
     <w:tbl>
@@ -20053,13 +20053,13 @@
         <w:t>during a sustained Bullish market phase.</w:t>
         <w:br/>
         <w:br/>
-        <w:t>Hammer yields significantly better results at forecasting Highs(following a trend) for 2 Days. And, It  renders slightly better results at forecasting Highs Lows for 2 Days and Highs(following a trend) Lows for 4 Days. Furthermore, It yields worse results  at forecasting Closes(following a trend) for 4 Days and, Closes(following a trend) for 8 Days when compared to random selection of stocks.</w:t>
+        <w:t>Hammer yields significantly better results at forecasting Highs(following a trend) for 2 Days. Similarly, It  displays slightly better results at forecasting Highs Lows for 2 Days and Highs(following a trend) Lows for 4 Days. Moreover, It renders worse results  at forecasting Closes(following a trend) for 4 Days and, Closes(following a trend) for 8 Days when compared to random selection of stocks.</w:t>
         <w:br/>
-        <w:t>Inverted Hammer displays slightly better results at forecasting Closes(following a trend) for 2 Days. Likewise, It yields worse results  at forecasting Lows for 2 Days when compared to random selection of stocks.</w:t>
+        <w:t>Inverted Hammer yields slightly better results at forecasting Closes(following a trend) for 2 Days. And, It yields worse results  at forecasting Lows for 2 Days when compared to random selection of stocks.</w:t>
         <w:br/>
-        <w:t>Hanging Man shows worse results  at forecasting Highs, Lows (following a trend) for 2 Days Furthermore, , Highs, Lows (following a trend) for 4 Days and, Highs(following a trend), Lows (following a trend), Closes(following a trend) for 8 Days when compared to random selection of stocks.</w:t>
+        <w:t>Hanging Man yields worse results  at forecasting Highs, Lows (following a trend) for 2 Days Additionally, , Highs, Lows (following a trend) for 4 Days and, Highs(following a trend), Lows (following a trend), Closes(following a trend) for 8 Days when compared to random selection of stocks.</w:t>
         <w:br/>
-        <w:t>Shooting Star renders significantly better results at forecasting Lows (following a trend) for 2 Days. Likewise, It  displays slightly better results at forecasting Lows for 2 Days and Lows for 4 Days. Similarly, It renders worse results  at forecasting Closes(following a trend) for 2 Days Furthermore, , Closes(following a trend) for 4 Days and, Highs(following a trend), Lows (following a trend), Closes for 8 Days when compared to random selection of stocks.</w:t>
+        <w:t>Shooting Star shows significantly better results at forecasting Lows (following a trend) for 2 Days. Furthermore, It  renders slightly better results at forecasting Lows for 2 Days and Lows for 4 Days. Similarly, It renders worse results  at forecasting Closes(following a trend) for 2 Days Likewise, , Closes(following a trend) for 4 Days and, Highs(following a trend), Lows (following a trend), Closes for 8 Days when compared to random selection of stocks.</w:t>
       </w:r>
     </w:p>
     <w:tbl>
@@ -22558,11 +22558,11 @@
         <w:t>during a sustained Bearish market phase.</w:t>
         <w:br/>
         <w:br/>
-        <w:t xml:space="preserve">Hammer yields significantly better results at forecasting Lows for 2 Days and, Highs(following a trend), Lows (following a trend) for 4 Days. Likewise, It  displays slightly better results at forecasting Highs for 2 Days. Moreover  it renders slightly better at  Highs Lows for 4 Days and Lows for 8 Days. </w:t>
+        <w:t xml:space="preserve">Hammer shows significantly better results at forecasting Lows for 2 Days and, Highs(following a trend), Lows (following a trend) for 4 Days. Likewise, It  displays slightly better results at forecasting Highs for 2 Days. Moreover  it renders slightly better at  Highs Lows for 4 Days and Lows for 8 Days. </w:t>
         <w:br/>
-        <w:t>Hanging Man displays significantly better results at forecasting Closes(following a trend) for 8 Days. Moreover, It  displays slightly better results at forecasting Closes(following a trend) for 2 Days. And  it displays slightly better at  Closes(following a trend) for 4 Days and Highs(following a trend) Lows (following a trend) for 8 Days. Furthermore, It displays worse results  at forecasting Lows for 2 Days when compared to random selection of stocks.</w:t>
+        <w:t>Hanging Man yields significantly better results at forecasting Closes(following a trend) for 8 Days. Similarly, It  displays slightly better results at forecasting Closes(following a trend) for 2 Days. And  it displays slightly better at  Closes(following a trend) for 4 Days and Highs(following a trend) Lows (following a trend) for 8 Days. Additionally, It renders worse results  at forecasting Lows for 2 Days when compared to random selection of stocks.</w:t>
         <w:br/>
-        <w:t xml:space="preserve">Shooting Star displays significantly better results at forecasting Lows (following a trend) for 2 Days. And , Lows (following a trend) for 4 Days and, Highs(following a trend), Lows (following a trend), Closes(following a trend) for 8 Days. Likewise, It  displays slightly better results at forecasting Highs Lows for 2 Days and Highs(following a trend) Lows Closes(following a trend) for 4 Days. </w:t>
+        <w:t xml:space="preserve">Shooting Star shows significantly better results at forecasting Lows (following a trend) for 2 Days. Similarly , Lows (following a trend) for 4 Days and, Highs(following a trend), Lows (following a trend), Closes(following a trend) for 8 Days. And, It  yields slightly better results at forecasting Highs Lows for 2 Days and Highs(following a trend) Lows Closes(following a trend) for 4 Days. </w:t>
       </w:r>
     </w:p>
     <w:tbl>
@@ -25061,13 +25061,13 @@
         <w:t>during a sustained Bullish market phase.</w:t>
         <w:br/>
         <w:br/>
-        <w:t>Hammer renders significantly better results at forecasting Highs, Lows for 2 Days. Additionally , Highs, Lows for 4 Days and, Highs, Lows for 8 Days. Furthermore, It renders worse results  at forecasting Closes for 2 Days and, Closes(following a trend) for 8 Days when compared to random selection of stocks.</w:t>
+        <w:t>Hammer displays significantly better results at forecasting Highs, Lows for 2 Days. Similarly , Highs, Lows for 4 Days and, Highs, Lows for 8 Days. Additionally, It shows worse results  at forecasting Closes for 2 Days and, Closes(following a trend) for 8 Days when compared to random selection of stocks.</w:t>
         <w:br/>
-        <w:t>Inverted Hammer yields significantly better results at forecasting Closes(following a trend) for 8 Days. Additionally, It  yields slightly better results at forecasting Closes for 4 Days. Similarly, It renders worse results  at forecasting Closes(following a trend) for 2 Days Similarly, , Highs, Lows for 4 Days and, Highs, Lows for 8 Days when compared to random selection of stocks.</w:t>
+        <w:t>Inverted Hammer shows significantly better results at forecasting Closes(following a trend) for 8 Days. Similarly, It  displays slightly better results at forecasting Closes for 4 Days. Moreover, It displays worse results  at forecasting Closes(following a trend) for 2 Days Furthermore, , Highs, Lows for 4 Days and, Highs, Lows for 8 Days when compared to random selection of stocks.</w:t>
         <w:br/>
-        <w:t>Hanging Man displays worse results  at forecasting Closes for 4 Days and, Closes for 8 Days when compared to random selection of stocks.</w:t>
+        <w:t>Hanging Man shows worse results  at forecasting Closes for 4 Days and, Closes for 8 Days when compared to random selection of stocks.</w:t>
         <w:br/>
-        <w:t>Shooting Star yields significantly better results at forecasting Highs, Lows for 2 Days. Furthermore, It  shows slightly better results at forecasting Lows (following a trend) for 2 Days and Lows for 4 Days. Likewise, It yields worse results  at forecasting Highs, Lows (following a trend) for 4 Days and, Lows for 8 Days when compared to random selection of stocks.</w:t>
+        <w:t>Shooting Star renders significantly better results at forecasting Highs, Lows for 2 Days. And, It  renders slightly better results at forecasting Lows (following a trend) for 2 Days and Lows for 4 Days. Furthermore, It displays worse results  at forecasting Highs, Lows (following a trend) for 4 Days and, Lows for 8 Days when compared to random selection of stocks.</w:t>
       </w:r>
     </w:p>
     <w:tbl>
@@ -26342,13 +26342,13 @@
         <w:t>during a sustained Bearish market phase.</w:t>
         <w:br/>
         <w:br/>
-        <w:t>Hammer renders significantly better results at forecasting Highs, Lows for 2 Days. Likewise , Highs, Lows for 4 Days and, Highs, Lows for 8 Days. Moreover, It  shows slightly better results at forecasting Highs(following a trend) for 8 Days. Similarly, It renders worse results  at forecasting Closes for 2 Days Furthermore, , Closes for 4 Days and, Lows (following a trend) for 8 Days when compared to random selection of stocks.</w:t>
+        <w:t>Hammer renders significantly better results at forecasting Highs, Lows for 2 Days. Furthermore , Highs, Lows for 4 Days and, Highs, Lows for 8 Days. Likewise, It  renders slightly better results at forecasting Highs(following a trend) for 8 Days. Additionally, It renders worse results  at forecasting Closes for 2 Days And, , Closes for 4 Days and, Lows (following a trend) for 8 Days when compared to random selection of stocks.</w:t>
         <w:br/>
-        <w:t>Inverted Hammer displays slightly better results at forecasting Closes(following a trend) for 4 Days. Similarly, It displays worse results  at forecasting Closes(following a trend) for 2 Days and, Closes for 4 Days when compared to random selection of stocks.</w:t>
+        <w:t>Inverted Hammer renders slightly better results at forecasting Closes(following a trend) for 4 Days. Furthermore, It shows worse results  at forecasting Closes(following a trend) for 2 Days and, Closes for 4 Days when compared to random selection of stocks.</w:t>
         <w:br/>
-        <w:t>Hanging Man yields significantly better results at forecasting Closes(following a trend) for 4 Days and, Highs(following a trend), Lows (following a trend), Closes(following a trend) for 8 Days. And, It  shows slightly better results at forecasting Closes(following a trend) for 2 Days. Likewise, It renders worse results  at forecasting Closes for 2 Days Likewise, , Lows (following a trend), Closes for 4 Days and, Closes for 8 Days when compared to random selection of stocks.</w:t>
+        <w:t>Hanging Man shows significantly better results at forecasting Closes(following a trend) for 4 Days and, Highs(following a trend), Lows (following a trend), Closes(following a trend) for 8 Days. And, It  displays slightly better results at forecasting Closes(following a trend) for 2 Days. And, It yields worse results  at forecasting Closes for 2 Days Additionally, , Lows (following a trend), Closes for 4 Days and, Closes for 8 Days when compared to random selection of stocks.</w:t>
         <w:br/>
-        <w:t>Shooting Star displays significantly better results at forecasting Highs, Lows for 2 Days. Likewise , Highs(following a trend), Lows (following a trend), Closes(following a trend) for 4 Days and, Highs(following a trend), Lows (following a trend), Closes(following a trend) for 8 Days. Likewise, It  renders slightly better results at forecasting Lows for 4 Days. Furthermore, It yields worse results  at forecasting Closes(following a trend) for 2 Days and, Highs for 8 Days when compared to random selection of stocks.</w:t>
+        <w:t>Shooting Star shows significantly better results at forecasting Highs, Lows for 2 Days. Moreover , Highs(following a trend), Lows (following a trend), Closes(following a trend) for 4 Days and, Highs(following a trend), Lows (following a trend), Closes(following a trend) for 8 Days. And, It  shows slightly better results at forecasting Lows for 4 Days. Moreover, It displays worse results  at forecasting Closes(following a trend) for 2 Days and, Highs for 8 Days when compared to random selection of stocks.</w:t>
       </w:r>
     </w:p>
     <w:tbl>
@@ -27635,13 +27635,13 @@
         <w:t>during a sustained Bullish market phase.</w:t>
         <w:br/>
         <w:br/>
-        <w:t>Hammer shows significantly better results at forecasting Highs, Lows for 2 Days. Likewise , Highs for 4 Days and, Highs(following a trend), Lows (following a trend) for 8 Days. And, It  yields slightly better results at forecasting Lows for 4 Days. Similarly, It shows worse results  at forecasting Lows for 8 Days when compared to random selection of stocks.</w:t>
+        <w:t>Hammer renders significantly better results at forecasting Highs, Lows for 2 Days. Likewise , Highs for 4 Days and, Highs(following a trend), Lows (following a trend) for 8 Days. And, It  shows slightly better results at forecasting Lows for 4 Days. Furthermore, It yields worse results  at forecasting Lows for 8 Days when compared to random selection of stocks.</w:t>
         <w:br/>
-        <w:t>Inverted Hammer shows significantly better results at forecasting Closes for 2 Days. Additionally , Closes for 4 Days and, Closes for 8 Days. Moreover, It  yields slightly better results at forecasting Closes(following a trend) for 2 Days. And, It displays worse results  at forecasting Highs, Lows (following a trend) for 8 Days when compared to random selection of stocks.</w:t>
+        <w:t>Inverted Hammer yields significantly better results at forecasting Closes for 2 Days. Moreover , Closes for 4 Days and, Closes for 8 Days. Similarly, It  shows slightly better results at forecasting Closes(following a trend) for 2 Days. And, It yields worse results  at forecasting Highs, Lows (following a trend) for 8 Days when compared to random selection of stocks.</w:t>
         <w:br/>
-        <w:t>Hanging Man displays significantly better results at forecasting Closes(following a trend) for 2 Days and, Closes for 8 Days. Likewise, It  shows slightly better results at forecasting Closes for 2 Days. Moreover, It renders worse results  at forecasting Lows (following a trend) for 2 Days and, Closes for 4 Days when compared to random selection of stocks.</w:t>
+        <w:t>Hanging Man shows significantly better results at forecasting Closes(following a trend) for 2 Days and, Closes for 8 Days. Moreover, It  shows slightly better results at forecasting Closes for 2 Days. Likewise, It displays worse results  at forecasting Lows (following a trend) for 2 Days and, Closes for 4 Days when compared to random selection of stocks.</w:t>
         <w:br/>
-        <w:t>Shooting Star shows significantly better results at forecasting Highs, Lows for 2 Days. Similarly , Highs, Lows for 4 Days and, Lows for 8 Days. And, It  displays slightly better results at forecasting Lows (following a trend) for 4 Days and Highs for 8 Days. Similarly, It displays worse results  at forecasting Closes(following a trend) for 2 Days and, Highs(following a trend) for 4 Days when compared to random selection of stocks.</w:t>
+        <w:t>Shooting Star renders significantly better results at forecasting Highs, Lows for 2 Days. And , Highs, Lows for 4 Days and, Lows for 8 Days. Likewise, It  renders slightly better results at forecasting Lows (following a trend) for 4 Days and Highs for 8 Days. Furthermore, It shows worse results  at forecasting Closes(following a trend) for 2 Days and, Highs(following a trend) for 4 Days when compared to random selection of stocks.</w:t>
       </w:r>
     </w:p>
     <w:tbl>
@@ -28910,13 +28910,13 @@
         <w:t>during a sustained Bearish market phase.</w:t>
         <w:br/>
         <w:br/>
-        <w:t>Hammer shows significantly better results at forecasting Highs for 2 Days. Additionally, It  renders slightly better results at forecasting Lows for 2 Days. And  it displays slightly better at  Highs Lows for 4 Days and Highs Lows for 8 Days. Furthermore, It shows worse results  at forecasting Lows (following a trend) for 4 Days and, Lows (following a trend), Closes for 8 Days when compared to random selection of stocks.</w:t>
+        <w:t>Hammer renders significantly better results at forecasting Highs for 2 Days. And, It  yields slightly better results at forecasting Lows for 2 Days. Furthermore  it yields slightly better at  Highs Lows for 4 Days and Highs Lows for 8 Days. Moreover, It renders worse results  at forecasting Lows (following a trend) for 4 Days and, Lows (following a trend), Closes for 8 Days when compared to random selection of stocks.</w:t>
         <w:br/>
-        <w:t>Inverted Hammer yields worse results  at forecasting Highs(following a trend), Closes for 2 Days And, , Closes for 4 Days and, Highs(following a trend), Closes for 8 Days when compared to random selection of stocks.</w:t>
+        <w:t>Inverted Hammer yields worse results  at forecasting Highs(following a trend), Closes for 2 Days Additionally, , Closes for 4 Days and, Highs(following a trend), Closes for 8 Days when compared to random selection of stocks.</w:t>
         <w:br/>
-        <w:t>Hanging Man renders significantly better results at forecasting Closes(following a trend) for 2 Days and, Closes(following a trend) for 4 Days. Similarly, It  shows slightly better results at forecasting Closes(following a trend) for 8 Days. Similarly, It displays worse results  at forecasting Highs(following a trend), Lows (following a trend), Closes for 2 Days Furthermore, , Highs(following a trend) for 4 Days and, Highs(following a trend) for 8 Days when compared to random selection of stocks.</w:t>
+        <w:t>Hanging Man shows significantly better results at forecasting Closes(following a trend) for 2 Days and, Closes(following a trend) for 4 Days. Additionally, It  yields slightly better results at forecasting Closes(following a trend) for 8 Days. Likewise, It displays worse results  at forecasting Highs(following a trend), Lows (following a trend), Closes for 2 Days Furthermore, , Highs(following a trend) for 4 Days and, Highs(following a trend) for 8 Days when compared to random selection of stocks.</w:t>
         <w:br/>
-        <w:t>Shooting Star renders significantly better results at forecasting Highs, Lows for 2 Days. Furthermore , Highs(following a trend), Lows, Closes(following a trend) for 4 Days and, Highs(following a trend), Lows, Closes(following a trend) for 8 Days. Additionally, It  displays slightly better results at forecasting Closes(following a trend) for 2 Days. Likewise  it renders slightly better at  Highs for 4 Days and Highs for 8 Days. And, It yields worse results  at forecasting Closes for 2 Days Furthermore, , Closes for 4 Days and, Closes for 8 Days when compared to random selection of stocks.</w:t>
+        <w:t>Shooting Star shows significantly better results at forecasting Highs, Lows for 2 Days. Likewise , Highs(following a trend), Lows, Closes(following a trend) for 4 Days and, Highs(following a trend), Lows, Closes(following a trend) for 8 Days. Similarly, It  shows slightly better results at forecasting Closes(following a trend) for 2 Days. Furthermore  it yields slightly better at  Highs for 4 Days and Highs for 8 Days. Similarly, It renders worse results  at forecasting Closes for 2 Days Additionally, , Closes for 4 Days and, Closes for 8 Days when compared to random selection of stocks.</w:t>
       </w:r>
     </w:p>
     <w:tbl>
@@ -30218,13 +30218,13 @@
         <w:t>during a sustained Bullish market phase.</w:t>
         <w:br/>
         <w:br/>
-        <w:t>Hammer displays significantly better results at forecasting Highs, Lows for 2 Days. Moreover , Highs, Lows for 4 Days and, Highs, Lows for 8 Days. And, It  displays slightly better results at forecasting Lows (following a trend) for 2 Days. Furthermore, It shows worse results  at forecasting Closes for 4 Days and, Closes for 8 Days when compared to random selection of stocks.</w:t>
+        <w:t>Hammer displays significantly better results at forecasting Highs, Lows for 2 Days. Likewise , Highs, Lows for 4 Days and, Highs, Lows for 8 Days. Similarly, It  yields slightly better results at forecasting Lows (following a trend) for 2 Days. Additionally, It yields worse results  at forecasting Closes for 4 Days and, Closes for 8 Days when compared to random selection of stocks.</w:t>
         <w:br/>
-        <w:t>Inverted Hammer displays worse results  at forecasting Closes(following a trend) for 2 Days And, , Closes for 4 Days and, Highs(following a trend), Lows (following a trend), Closes for 8 Days when compared to random selection of stocks.</w:t>
+        <w:t>Inverted Hammer displays worse results  at forecasting Closes(following a trend) for 2 Days Additionally, , Closes for 4 Days and, Highs(following a trend), Lows (following a trend), Closes for 8 Days when compared to random selection of stocks.</w:t>
         <w:br/>
-        <w:t>Hanging Man yields worse results  at forecasting Closes for 4 Days when compared to random selection of stocks.</w:t>
+        <w:t>Hanging Man displays worse results  at forecasting Closes for 4 Days when compared to random selection of stocks.</w:t>
         <w:br/>
-        <w:t>Shooting Star shows significantly better results at forecasting Highs, Lows for 2 Days and, Highs, Lows for 4 Days. Moreover, It shows worse results  at forecasting Closes for 2 Days when compared to random selection of stocks.</w:t>
+        <w:t>Shooting Star shows significantly better results at forecasting Highs, Lows for 2 Days and, Highs, Lows for 4 Days. Furthermore, It renders worse results  at forecasting Closes for 2 Days when compared to random selection of stocks.</w:t>
       </w:r>
     </w:p>
     <w:tbl>
@@ -31481,13 +31481,13 @@
         <w:t>during a sustained Bearish market phase.</w:t>
         <w:br/>
         <w:br/>
-        <w:t>Hammer displays significantly better results at forecasting Highs, Lows for 2 Days and, Highs for 4 Days. Moreover, It  shows slightly better results at forecasting Lows for 4 Days and Highs for 8 Days. Moreover, It displays worse results  at forecasting Highs(following a trend) for 8 Days when compared to random selection of stocks.</w:t>
+        <w:t>Hammer displays significantly better results at forecasting Highs, Lows for 2 Days and, Highs for 4 Days. And, It  shows slightly better results at forecasting Lows for 4 Days and Highs for 8 Days. And, It yields worse results  at forecasting Highs(following a trend) for 8 Days when compared to random selection of stocks.</w:t>
         <w:br/>
-        <w:t>Inverted Hammer displays worse results  at forecasting Closes for 2 Days Likewise, , Highs(following a trend), Closes for 4 Days and, Highs, Closes for 8 Days when compared to random selection of stocks.</w:t>
+        <w:t>Inverted Hammer shows worse results  at forecasting Closes for 2 Days Likewise, , Highs(following a trend), Closes for 4 Days and, Highs, Closes for 8 Days when compared to random selection of stocks.</w:t>
         <w:br/>
-        <w:t>Hanging Man shows significantly better results at forecasting Closes(following a trend) for 2 Days. Similarly , Highs(following a trend), Closes(following a trend) for 4 Days and, Highs(following a trend), Lows (following a trend), Closes(following a trend) for 8 Days. Moreover, It  displays slightly better results at forecasting Closes for 2 Days and Lows (following a trend) for 4 Days. Furthermore, It yields worse results  at forecasting Highs(following a trend), Lows (following a trend) for 2 Days when compared to random selection of stocks.</w:t>
+        <w:t>Hanging Man yields significantly better results at forecasting Closes(following a trend) for 2 Days. Furthermore , Highs(following a trend), Closes(following a trend) for 4 Days and, Highs(following a trend), Lows (following a trend), Closes(following a trend) for 8 Days. Moreover, It  renders slightly better results at forecasting Closes for 2 Days and Lows (following a trend) for 4 Days. Moreover, It yields worse results  at forecasting Highs(following a trend), Lows (following a trend) for 2 Days when compared to random selection of stocks.</w:t>
         <w:br/>
-        <w:t>Shooting Star renders significantly better results at forecasting Highs, Lows for 2 Days. Similarly , Highs, Lows for 4 Days and, Highs(following a trend), Lows, Closes(following a trend) for 8 Days. Similarly, It  renders slightly better results at forecasting Closes(following a trend) for 2 Days. Moreover, It displays worse results  at forecasting Closes(following a trend) for 4 Days and, Highs for 8 Days when compared to random selection of stocks.</w:t>
+        <w:t>Shooting Star shows significantly better results at forecasting Highs, Lows for 2 Days. Furthermore , Highs, Lows for 4 Days and, Highs(following a trend), Lows, Closes(following a trend) for 8 Days. And, It  renders slightly better results at forecasting Closes(following a trend) for 2 Days. Likewise, It yields worse results  at forecasting Closes(following a trend) for 4 Days and, Highs for 8 Days when compared to random selection of stocks.</w:t>
       </w:r>
     </w:p>
     <w:tbl>
@@ -32777,13 +32777,13 @@
         <w:t>during a sustained Bullish market phase.</w:t>
         <w:br/>
         <w:br/>
-        <w:t>Hammer renders significantly better results at forecasting Highs, Lows for 2 Days. Similarly , Highs, Lows for 4 Days and, Highs, Lows (following a trend) for 8 Days. Furthermore, It  displays slightly better results at forecasting Lows (following a trend) for 2 Days and Lows for 8 Days. Similarly, It renders worse results  at forecasting Closes for 2 Days Furthermore, , Closes(following a trend) for 4 Days and, Closes(following a trend) for 8 Days when compared to random selection of stocks.</w:t>
+        <w:t>Hammer displays significantly better results at forecasting Highs, Lows for 2 Days. Furthermore , Highs, Lows for 4 Days and, Highs, Lows (following a trend) for 8 Days. Likewise, It  yields slightly better results at forecasting Lows (following a trend) for 2 Days and Lows for 8 Days. Additionally, It displays worse results  at forecasting Closes for 2 Days Additionally, , Closes(following a trend) for 4 Days and, Closes(following a trend) for 8 Days when compared to random selection of stocks.</w:t>
         <w:br/>
-        <w:t>Inverted Hammer displays worse results  at forecasting Closes for 2 Days Similarly, , Closes for 4 Days and, Highs(following a trend), Closes for 8 Days when compared to random selection of stocks.</w:t>
+        <w:t>Inverted Hammer shows worse results  at forecasting Closes for 2 Days Similarly, , Closes for 4 Days and, Highs(following a trend), Closes for 8 Days when compared to random selection of stocks.</w:t>
         <w:br/>
-        <w:t>Hanging Man yields slightly better results at forecasting Closes for 4 Days. Furthermore, It renders worse results  at forecasting Closes for 2 Days when compared to random selection of stocks.</w:t>
+        <w:t>Hanging Man displays slightly better results at forecasting Closes for 4 Days. Additionally, It displays worse results  at forecasting Closes for 2 Days when compared to random selection of stocks.</w:t>
         <w:br/>
-        <w:t>Shooting Star yields significantly better results at forecasting Lows for 2 Days and, Lows for 8 Days. Additionally, It  displays slightly better results at forecasting Lows (following a trend) for 2 Days and Lows for 4 Days. Additionally, It shows worse results  at forecasting Highs(following a trend), Lows (following a trend) for 4 Days when compared to random selection of stocks.</w:t>
+        <w:t>Shooting Star yields significantly better results at forecasting Lows for 2 Days and, Lows for 8 Days. Additionally, It  renders slightly better results at forecasting Lows (following a trend) for 2 Days and Lows for 4 Days. And, It displays worse results  at forecasting Highs(following a trend), Lows (following a trend) for 4 Days when compared to random selection of stocks.</w:t>
       </w:r>
     </w:p>
     <w:tbl>
@@ -34052,11 +34052,11 @@
         <w:t>during a sustained Bearish market phase.</w:t>
         <w:br/>
         <w:br/>
-        <w:t>Hammer shows significantly better results at forecasting Highs, Lows for 2 Days and, Highs, Lows for 4 Days. Similarly, It  displays slightly better results at forecasting Highs(following a trend) for 4 Days and Highs for 8 Days. Similarly, It renders worse results  at forecasting Closes(following a trend) for 2 Days Additionally, , Lows (following a trend) for 4 Days and, Highs(following a trend), Lows for 8 Days when compared to random selection of stocks.</w:t>
+        <w:t>Hammer yields significantly better results at forecasting Highs, Lows for 2 Days and, Highs, Lows for 4 Days. Likewise, It  renders slightly better results at forecasting Highs(following a trend) for 4 Days and Highs for 8 Days. Similarly, It renders worse results  at forecasting Closes(following a trend) for 2 Days And, , Lows (following a trend) for 4 Days and, Highs(following a trend), Lows for 8 Days when compared to random selection of stocks.</w:t>
         <w:br/>
-        <w:t>Hanging Man renders significantly better results at forecasting Closes(following a trend) for 2 Days and, Closes(following a trend) for 4 Days. Furthermore, It  renders slightly better results at forecasting Closes for 2 Days. Furthermore  it renders slightly better at  Lows (following a trend) for 4 Days and Closes(following a trend) for 8 Days. Similarly, It yields worse results  at forecasting Lows (following a trend) for 2 Days And, , Highs(following a trend), Closes for 4 Days and, Highs(following a trend), Lows (following a trend) for 8 Days when compared to random selection of stocks.</w:t>
+        <w:t>Hanging Man renders significantly better results at forecasting Closes(following a trend) for 2 Days and, Closes(following a trend) for 4 Days. Moreover, It  renders slightly better results at forecasting Closes for 2 Days. And  it yields slightly better at  Lows (following a trend) for 4 Days and Closes(following a trend) for 8 Days. Furthermore, It displays worse results  at forecasting Lows (following a trend) for 2 Days And, , Highs(following a trend), Closes for 4 Days and, Highs(following a trend), Lows (following a trend) for 8 Days when compared to random selection of stocks.</w:t>
         <w:br/>
-        <w:t>Shooting Star displays significantly better results at forecasting Highs, Lows, Closes(following a trend) for 2 Days. And , Highs, Lows for 4 Days and, Highs, Lows, Closes(following a trend) for 8 Days. Moreover, It  shows slightly better results at forecasting Closes(following a trend) for 4 Days. Similarly, It displays worse results  at forecasting Closes for 8 Days when compared to random selection of stocks.</w:t>
+        <w:t>Shooting Star displays significantly better results at forecasting Highs, Lows, Closes(following a trend) for 2 Days. Furthermore , Highs, Lows for 4 Days and, Highs, Lows, Closes(following a trend) for 8 Days. Likewise, It  displays slightly better results at forecasting Closes(following a trend) for 4 Days. And, It yields worse results  at forecasting Closes for 8 Days when compared to random selection of stocks.</w:t>
       </w:r>
     </w:p>
     <w:tbl>
@@ -35334,13 +35334,13 @@
         <w:t>during a sustained Bullish market phase.</w:t>
         <w:br/>
         <w:br/>
-        <w:t>Hammer renders significantly better results at forecasting Highs, Lows for 2 Days and, Lows for 4 Days. Additionally, It  yields slightly better results at forecasting Highs Lows (following a trend) for 4 Days and Highs for 8 Days. Likewise, It yields worse results  at forecasting Highs(following a trend) for 4 Days and, Highs(following a trend), Lows (following a trend) for 8 Days when compared to random selection of stocks.</w:t>
+        <w:t>Hammer shows significantly better results at forecasting Highs, Lows for 2 Days and, Lows for 4 Days. Additionally, It  shows slightly better results at forecasting Highs Lows (following a trend) for 4 Days and Highs for 8 Days. Similarly, It renders worse results  at forecasting Highs(following a trend) for 4 Days and, Highs(following a trend), Lows (following a trend) for 8 Days when compared to random selection of stocks.</w:t>
         <w:br/>
-        <w:t>Inverted Hammer shows slightly better results at forecasting Closes(following a trend) for 2 Days. Likewise, It displays worse results  at forecasting Highs(following a trend), Closes for 2 Days Similarly, , Lows (following a trend), Closes for 4 Days and, Highs(following a trend), Closes(following a trend) for 8 Days when compared to random selection of stocks.</w:t>
+        <w:t>Inverted Hammer yields slightly better results at forecasting Closes(following a trend) for 2 Days. Additionally, It displays worse results  at forecasting Highs(following a trend), Closes for 2 Days Furthermore, , Lows (following a trend), Closes for 4 Days and, Highs(following a trend), Closes(following a trend) for 8 Days when compared to random selection of stocks.</w:t>
         <w:br/>
         <w:t>Hanging Man renders worse results  at forecasting Closes for 4 Days when compared to random selection of stocks.</w:t>
         <w:br/>
-        <w:t>Shooting Star yields significantly better results at forecasting Lows for 2 Days and, Lows for 4 Days. Additionally, It  shows slightly better results at forecasting Highs for 2 Days. Likewise, It renders worse results  at forecasting Highs(following a trend) for 2 Days Moreover, , Highs, Lows (following a trend) for 4 Days and, Highs, Lows for 8 Days when compared to random selection of stocks.</w:t>
+        <w:t>Shooting Star yields significantly better results at forecasting Lows for 2 Days and, Lows for 4 Days. Additionally, It  renders slightly better results at forecasting Highs for 2 Days. Furthermore, It yields worse results  at forecasting Highs(following a trend) for 2 Days Likewise, , Highs, Lows (following a trend) for 4 Days and, Highs, Lows for 8 Days when compared to random selection of stocks.</w:t>
       </w:r>
     </w:p>
     <w:tbl>
@@ -36594,13 +36594,13 @@
         <w:t>during a sustained Bearish market phase.</w:t>
         <w:br/>
         <w:br/>
-        <w:t>Hammer displays significantly better results at forecasting Highs, Lows for 2 Days. And , Highs, Lows for 4 Days and, Highs, Lows for 8 Days. Likewise, It yields worse results  at forecasting Closes for 4 Days and, Highs(following a trend), Lows (following a trend) for 8 Days when compared to random selection of stocks.</w:t>
+        <w:t>Hammer displays significantly better results at forecasting Highs, Lows for 2 Days. Similarly , Highs, Lows for 4 Days and, Highs, Lows for 8 Days. Furthermore, It shows worse results  at forecasting Closes for 4 Days and, Highs(following a trend), Lows (following a trend) for 8 Days when compared to random selection of stocks.</w:t>
         <w:br/>
-        <w:t>Inverted Hammer renders significantly better results at forecasting Closes for 2 Days and, Closes for 4 Days. Moreover, It renders worse results  at forecasting Closes(following a trend) for 2 Days Moreover, , Highs for 4 Days and, Highs, Closes for 8 Days when compared to random selection of stocks.</w:t>
+        <w:t>Inverted Hammer renders significantly better results at forecasting Closes for 2 Days and, Closes for 4 Days. And, It yields worse results  at forecasting Closes(following a trend) for 2 Days Additionally, , Highs for 4 Days and, Highs, Closes for 8 Days when compared to random selection of stocks.</w:t>
         <w:br/>
-        <w:t>Hanging Man yields significantly better results at forecasting Closes(following a trend) for 2 Days. Additionally , Closes(following a trend) for 4 Days and, Closes(following a trend) for 8 Days. Additionally, It  displays slightly better results at forecasting Highs(following a trend) Lows (following a trend) for 8 Days. Similarly, It yields worse results  at forecasting Highs(following a trend), Closes for 2 Days Additionally, , Highs(following a trend), Lows (following a trend), Closes for 4 Days and, Closes for 8 Days when compared to random selection of stocks.</w:t>
+        <w:t>Hanging Man yields significantly better results at forecasting Closes(following a trend) for 2 Days. Likewise , Closes(following a trend) for 4 Days and, Closes(following a trend) for 8 Days. Likewise, It  yields slightly better results at forecasting Highs(following a trend) Lows (following a trend) for 8 Days. Furthermore, It shows worse results  at forecasting Highs(following a trend), Closes for 2 Days Moreover, , Highs(following a trend), Lows (following a trend), Closes for 4 Days and, Closes for 8 Days when compared to random selection of stocks.</w:t>
         <w:br/>
-        <w:t>Shooting Star yields significantly better results at forecasting Highs, Lows for 2 Days. Moreover , Lows for 4 Days and, Highs(following a trend), Lows (following a trend), Closes(following a trend) for 8 Days. Likewise, It  shows slightly better results at forecasting Highs(following a trend) for 2 Days. Likewise  it displays slightly better at  Highs(following a trend) for 4 Days and Lows for 8 Days. Likewise, It shows worse results  at forecasting Closes(following a trend) for 2 Days Furthermore, , Highs, Closes(following a trend) for 4 Days and, Closes for 8 Days when compared to random selection of stocks.</w:t>
+        <w:t>Shooting Star displays significantly better results at forecasting Highs, Lows for 2 Days. Furthermore , Lows for 4 Days and, Highs(following a trend), Lows (following a trend), Closes(following a trend) for 8 Days. Additionally, It  displays slightly better results at forecasting Highs(following a trend) for 2 Days. And  it shows slightly better at  Highs(following a trend) for 4 Days and Lows for 8 Days. Additionally, It yields worse results  at forecasting Closes(following a trend) for 2 Days Moreover, , Highs, Closes(following a trend) for 4 Days and, Closes for 8 Days when compared to random selection of stocks.</w:t>
       </w:r>
     </w:p>
     <w:tbl>

--- a/src/steps/docx_output/thesis.docx
+++ b/src/steps/docx_output/thesis.docx
@@ -21,13 +21,13 @@
         <w:t>during a sustained Bullish market phase.</w:t>
         <w:br/>
         <w:br/>
-        <w:t xml:space="preserve">Hammer displays significantly better results at forecasting Highs for 2 Days and, Highs for 4 Days. Furthermore, It  shows slightly better results at forecasting Lows for 2 Days. Furthermore  it renders slightly better at  Highs(following a trend) Lows for 4 Days and Highs Lows for 8 Days. </w:t>
+        <w:t xml:space="preserve">Hammer shows significantly better results at forecasting Highs for 2 Days and, Highs for 4 Days. Moreover, It  shows slightly better results at forecasting Lows for 2 Days. Furthermore  it shows slightly better at  Highs(following a trend) Lows for 4 Days and Highs Lows for 8 Days. </w:t>
         <w:br/>
-        <w:t xml:space="preserve">Inverted Hammer displays slightly better results at forecasting Closes(following a trend) for 8 Days. </w:t>
+        <w:t xml:space="preserve">Inverted Hammer renders slightly better results at forecasting Closes(following a trend) for 8 Days. </w:t>
         <w:br/>
-        <w:t>Hanging Man shows worse results  at forecasting Highs, Lows for 2 Days Moreover, , Highs, Lows (following a trend) for 4 Days and, Highs(following a trend), Lows (following a trend) for 8 Days when compared to random selection of stocks.</w:t>
+        <w:t>Hanging Man displays worse results  at forecasting Highs, Lows for 2 Days And, , Highs, Lows (following a trend) for 4 Days and, Highs(following a trend), Lows (following a trend) for 8 Days when compared to random selection of stocks.</w:t>
         <w:br/>
-        <w:t xml:space="preserve">Shooting Star displays slightly better results at forecasting Highs Lows for 2 Days. </w:t>
+        <w:t xml:space="preserve">Shooting Star shows slightly better results at forecasting Highs Lows for 2 Days. </w:t>
       </w:r>
     </w:p>
     <w:tbl>
@@ -2526,13 +2526,13 @@
         <w:t>during a sustained Bearish market phase.</w:t>
         <w:br/>
         <w:br/>
-        <w:t xml:space="preserve">Hammer shows significantly better results at forecasting Highs, Lows for 2 Days and, Highs, Lows for 4 Days. Likewise, It  shows slightly better results at forecasting Highs Lows for 8 Days. </w:t>
+        <w:t xml:space="preserve">Hammer renders significantly better results at forecasting Highs, Lows for 2 Days and, Highs, Lows for 4 Days. Furthermore, It  yields slightly better results at forecasting Highs Lows for 8 Days. </w:t>
         <w:br/>
-        <w:t>Inverted Hammer displays worse results  at forecasting Lows (following a trend) for 8 Days when compared to random selection of stocks.</w:t>
+        <w:t>Inverted Hammer yields worse results  at forecasting Lows (following a trend) for 8 Days when compared to random selection of stocks.</w:t>
         <w:br/>
-        <w:t>Hanging Man yields significantly better results at forecasting Closes(following a trend) for 8 Days. Furthermore, It  shows slightly better results at forecasting Closes(following a trend) for 4 Days and Highs(following a trend) Lows (following a trend) for 8 Days. Furthermore, It shows worse results  at forecasting Highs, Lows for 2 Days and, Lows for 4 Days when compared to random selection of stocks.</w:t>
+        <w:t>Hanging Man yields significantly better results at forecasting Closes(following a trend) for 8 Days. Moreover, It  renders slightly better results at forecasting Closes(following a trend) for 4 Days and Highs(following a trend) Lows (following a trend) for 8 Days. Additionally, It displays worse results  at forecasting Highs, Lows for 2 Days and, Lows for 4 Days when compared to random selection of stocks.</w:t>
         <w:br/>
-        <w:t xml:space="preserve">Shooting Star renders significantly better results at forecasting Highs(following a trend), Lows (following a trend) for 2 Days. Additionally , Highs(following a trend), Lows (following a trend) for 4 Days and, Highs(following a trend), Lows (following a trend) for 8 Days. Similarly, It  shows slightly better results at forecasting Highs Lows for 2 Days. Moreover  it yields slightly better at  Closes(following a trend) for 4 Days and Closes(following a trend) for 8 Days. </w:t>
+        <w:t xml:space="preserve">Shooting Star renders significantly better results at forecasting Highs(following a trend), Lows (following a trend) for 2 Days. Likewise , Highs(following a trend), Lows (following a trend) for 4 Days and, Highs(following a trend), Lows (following a trend) for 8 Days. Likewise, It  shows slightly better results at forecasting Highs Lows for 2 Days. Moreover  it displays slightly better at  Closes(following a trend) for 4 Days and Closes(following a trend) for 8 Days. </w:t>
       </w:r>
     </w:p>
     <w:tbl>
@@ -5031,13 +5031,13 @@
         <w:t>during a sustained Bullish market phase.</w:t>
         <w:br/>
         <w:br/>
-        <w:t xml:space="preserve">Hammer yields significantly better results at forecasting Highs(following a trend) for 2 Days and, Highs(following a trend), Lows (following a trend) for 8 Days. Furthermore, It  yields slightly better results at forecasting Highs Lows for 2 Days and Highs Lows (following a trend) for 4 Days. </w:t>
+        <w:t xml:space="preserve">Hammer yields significantly better results at forecasting Highs(following a trend) for 2 Days and, Highs(following a trend), Lows (following a trend) for 8 Days. And, It  displays slightly better results at forecasting Highs Lows for 2 Days and Highs Lows (following a trend) for 4 Days. </w:t>
         <w:br/>
-        <w:t xml:space="preserve">Inverted Hammer renders slightly better results at forecasting Closes(following a trend) for 4 Days and Closes(following a trend) for 8 Days. </w:t>
+        <w:t xml:space="preserve">Inverted Hammer yields slightly better results at forecasting Closes(following a trend) for 4 Days and Closes(following a trend) for 8 Days. </w:t>
         <w:br/>
-        <w:t>Hanging Man shows slightly better results at forecasting Closes(following a trend) for 2 Days. Similarly, It shows worse results  at forecasting Highs(following a trend) for 4 Days and, Highs(following a trend), Lows (following a trend), Closes(following a trend) for 8 Days when compared to random selection of stocks.</w:t>
+        <w:t>Hanging Man shows slightly better results at forecasting Closes(following a trend) for 2 Days. Similarly, It yields worse results  at forecasting Highs(following a trend) for 4 Days and, Highs(following a trend), Lows (following a trend), Closes(following a trend) for 8 Days when compared to random selection of stocks.</w:t>
         <w:br/>
-        <w:t>Shooting Star shows significantly better results at forecasting Highs(following a trend), Lows for 2 Days. And, It  displays slightly better results at forecasting Highs for 2 Days. Likewise  it yields slightly better at  Lows for 4 Days and Lows for 8 Days. Moreover, It renders worse results  at forecasting Highs(following a trend), Closes(following a trend) for 8 Days when compared to random selection of stocks.</w:t>
+        <w:t>Shooting Star shows significantly better results at forecasting Highs(following a trend), Lows for 2 Days. Similarly, It  renders slightly better results at forecasting Highs for 2 Days. Additionally  it displays slightly better at  Lows for 4 Days and Lows for 8 Days. Furthermore, It shows worse results  at forecasting Highs(following a trend), Closes(following a trend) for 8 Days when compared to random selection of stocks.</w:t>
       </w:r>
     </w:p>
     <w:tbl>
@@ -7536,11 +7536,11 @@
         <w:t>during a sustained Bearish market phase.</w:t>
         <w:br/>
         <w:br/>
-        <w:t xml:space="preserve">Hammer yields significantly better results at forecasting Highs(following a trend) for 2 Days. Additionally, It  shows slightly better results at forecasting Highs Lows (following a trend) for 2 Days. And  it yields slightly better at  Highs for 4 Days and Highs for 8 Days. </w:t>
+        <w:t xml:space="preserve">Hammer displays significantly better results at forecasting Highs(following a trend) for 2 Days. And, It  renders slightly better results at forecasting Highs Lows (following a trend) for 2 Days. Moreover  it yields slightly better at  Highs for 4 Days and Highs for 8 Days. </w:t>
         <w:br/>
-        <w:t>Hanging Man yields significantly better results at forecasting Closes(following a trend) for 2 Days. Furthermore, It  displays slightly better results at forecasting Closes(following a trend) for 4 Days and Lows (following a trend) Closes(following a trend) for 8 Days. Furthermore, It displays worse results  at forecasting Highs for 2 Days and, Highs for 4 Days when compared to random selection of stocks.</w:t>
+        <w:t>Hanging Man shows significantly better results at forecasting Closes(following a trend) for 2 Days. Furthermore, It  shows slightly better results at forecasting Closes(following a trend) for 4 Days and Lows (following a trend) Closes(following a trend) for 8 Days. Likewise, It renders worse results  at forecasting Highs for 2 Days and, Highs for 4 Days when compared to random selection of stocks.</w:t>
         <w:br/>
-        <w:t xml:space="preserve">Shooting Star yields significantly better results at forecasting Highs(following a trend), Lows (following a trend) for 2 Days. Similarly , Highs(following a trend), Lows (following a trend), Closes(following a trend) for 4 Days and, Highs(following a trend), Lows (following a trend), Closes(following a trend) for 8 Days. Additionally, It  displays slightly better results at forecasting Lows Closes(following a trend) for 2 Days and Lows for 4 Days. </w:t>
+        <w:t xml:space="preserve">Shooting Star renders significantly better results at forecasting Highs(following a trend), Lows (following a trend) for 2 Days. Furthermore , Highs(following a trend), Lows (following a trend), Closes(following a trend) for 4 Days and, Highs(following a trend), Lows (following a trend), Closes(following a trend) for 8 Days. Likewise, It  renders slightly better results at forecasting Lows Closes(following a trend) for 2 Days and Lows for 4 Days. </w:t>
       </w:r>
     </w:p>
     <w:tbl>
@@ -10039,11 +10039,11 @@
         <w:t>during a sustained Bullish market phase.</w:t>
         <w:br/>
         <w:br/>
-        <w:t xml:space="preserve">Hammer yields significantly better results at forecasting Highs for 2 Days. Moreover, It  displays slightly better results at forecasting Lows for 2 Days. Likewise  it shows slightly better at  Highs Lows for 4 Days and Highs Lows for 8 Days. </w:t>
+        <w:t xml:space="preserve">Hammer renders significantly better results at forecasting Highs for 2 Days. Likewise, It  shows slightly better results at forecasting Lows for 2 Days. And  it renders slightly better at  Highs Lows for 4 Days and Highs Lows for 8 Days. </w:t>
         <w:br/>
-        <w:t>Hanging Man renders worse results  at forecasting Highs(following a trend), Lows (following a trend) for 2 Days Likewise, , Highs(following a trend), Lows (following a trend), Closes(following a trend) for 4 Days and, Highs(following a trend), Lows (following a trend), Closes(following a trend) for 8 Days when compared to random selection of stocks.</w:t>
+        <w:t>Hanging Man shows worse results  at forecasting Highs(following a trend), Lows (following a trend) for 2 Days Moreover, , Highs(following a trend), Lows (following a trend), Closes(following a trend) for 4 Days and, Highs(following a trend), Lows (following a trend), Closes(following a trend) for 8 Days when compared to random selection of stocks.</w:t>
         <w:br/>
-        <w:t>Shooting Star renders significantly better results at forecasting Lows for 2 Days. Additionally, It  yields slightly better results at forecasting Lows (following a trend) for 2 Days. Moreover, It yields worse results  at forecasting Closes(following a trend) for 4 Days and, Highs(following a trend), Lows (following a trend), Closes(following a trend) for 8 Days when compared to random selection of stocks.</w:t>
+        <w:t>Shooting Star shows significantly better results at forecasting Lows for 2 Days. Furthermore, It  yields slightly better results at forecasting Lows (following a trend) for 2 Days. Furthermore, It shows worse results  at forecasting Closes(following a trend) for 4 Days and, Highs(following a trend), Lows (following a trend), Closes(following a trend) for 8 Days when compared to random selection of stocks.</w:t>
       </w:r>
     </w:p>
     <w:tbl>
@@ -12542,11 +12542,11 @@
         <w:t>during a sustained Bearish market phase.</w:t>
         <w:br/>
         <w:br/>
-        <w:t>Hammer shows significantly better results at forecasting Highs(following a trend) for 2 Days. Furthermore, It  shows slightly better results at forecasting Highs Lows for 2 Days and Highs for 4 Days. And, It shows worse results  at forecasting Closes(following a trend) for 2 Days when compared to random selection of stocks.</w:t>
+        <w:t>Hammer yields significantly better results at forecasting Highs(following a trend) for 2 Days. Furthermore, It  yields slightly better results at forecasting Highs Lows for 2 Days and Highs for 4 Days. Additionally, It displays worse results  at forecasting Closes(following a trend) for 2 Days when compared to random selection of stocks.</w:t>
         <w:br/>
-        <w:t xml:space="preserve">Hanging Man yields significantly better results at forecasting Closes(following a trend) for 4 Days and, Closes(following a trend) for 8 Days. Additionally, It  yields slightly better results at forecasting Closes(following a trend) for 2 Days. Additionally  it displays slightly better at  Highs(following a trend) for 4 Days and Highs(following a trend) Lows (following a trend) for 8 Days. </w:t>
+        <w:t xml:space="preserve">Hanging Man renders significantly better results at forecasting Closes(following a trend) for 4 Days and, Closes(following a trend) for 8 Days. Similarly, It  yields slightly better results at forecasting Closes(following a trend) for 2 Days. Furthermore  it renders slightly better at  Highs(following a trend) for 4 Days and Highs(following a trend) Lows (following a trend) for 8 Days. </w:t>
         <w:br/>
-        <w:t xml:space="preserve">Shooting Star renders significantly better results at forecasting Highs(following a trend), Lows for 2 Days. Similarly , Highs(following a trend), Lows (following a trend) for 4 Days and, Highs(following a trend), Lows (following a trend), Closes(following a trend) for 8 Days. Similarly, It  renders slightly better results at forecasting Highs for 2 Days and Lows for 4 Days. </w:t>
+        <w:t xml:space="preserve">Shooting Star displays significantly better results at forecasting Highs(following a trend), Lows for 2 Days. Similarly , Highs(following a trend), Lows (following a trend) for 4 Days and, Highs(following a trend), Lows (following a trend), Closes(following a trend) for 8 Days. And, It  displays slightly better results at forecasting Highs for 2 Days and Lows for 4 Days. </w:t>
       </w:r>
     </w:p>
     <w:tbl>
@@ -15045,11 +15045,11 @@
         <w:t>during a sustained Bullish market phase.</w:t>
         <w:br/>
         <w:br/>
-        <w:t xml:space="preserve">Hammer yields significantly better results at forecasting Highs, Lows for 2 Days. Similarly , Highs(following a trend), Lows (following a trend) for 4 Days and, Highs(following a trend), Lows (following a trend) for 8 Days. Likewise, It  renders slightly better results at forecasting Lows (following a trend) for 2 Days. Likewise  it displays slightly better at  Highs Lows for 4 Days and Highs for 8 Days. </w:t>
+        <w:t xml:space="preserve">Hammer displays significantly better results at forecasting Highs, Lows for 2 Days. Similarly , Highs(following a trend), Lows (following a trend) for 4 Days and, Highs(following a trend), Lows (following a trend) for 8 Days. Likewise, It  yields slightly better results at forecasting Lows (following a trend) for 2 Days. Moreover  it yields slightly better at  Highs Lows for 4 Days and Highs for 8 Days. </w:t>
         <w:br/>
-        <w:t>Hanging Man renders worse results  at forecasting Highs, Lows (following a trend) for 2 Days Furthermore, , Highs(following a trend) for 4 Days and, Highs(following a trend), Lows (following a trend), Closes(following a trend) for 8 Days when compared to random selection of stocks.</w:t>
+        <w:t>Hanging Man shows worse results  at forecasting Highs, Lows (following a trend) for 2 Days Similarly, , Highs(following a trend) for 4 Days and, Highs(following a trend), Lows (following a trend), Closes(following a trend) for 8 Days when compared to random selection of stocks.</w:t>
         <w:br/>
-        <w:t>Shooting Star shows slightly better results at forecasting Lows for 2 Days. Moreover, It displays worse results  at forecasting Highs(following a trend), Closes(following a trend) for 8 Days when compared to random selection of stocks.</w:t>
+        <w:t>Shooting Star shows slightly better results at forecasting Lows for 2 Days. Likewise, It displays worse results  at forecasting Highs(following a trend), Closes(following a trend) for 8 Days when compared to random selection of stocks.</w:t>
       </w:r>
     </w:p>
     <w:tbl>
@@ -17550,11 +17550,11 @@
         <w:br/>
         <w:t>Hammer displays significantly better results at forecasting Highs, Lows for 2 Days. Likewise, It  displays slightly better results at forecasting Highs for 4 Days. Likewise, It shows worse results  at forecasting Closes(following a trend) for 4 Days and, Closes(following a trend) for 8 Days when compared to random selection of stocks.</w:t>
         <w:br/>
-        <w:t>Inverted Hammer displays worse results  at forecasting Lows (following a trend) for 2 Days Moreover, , Highs(following a trend), Lows for 4 Days and, Highs(following a trend), Lows for 8 Days when compared to random selection of stocks.</w:t>
+        <w:t>Inverted Hammer displays worse results  at forecasting Lows (following a trend) for 2 Days And, , Highs(following a trend), Lows for 4 Days and, Highs(following a trend), Lows for 8 Days when compared to random selection of stocks.</w:t>
         <w:br/>
-        <w:t>Hanging Man yields slightly better results at forecasting Closes(following a trend) for 2 Days. Additionally  it shows slightly better at  Closes(following a trend) for 4 Days and Closes(following a trend) for 8 Days. Additionally, It renders worse results  at forecasting Highs for 2 Days when compared to random selection of stocks.</w:t>
+        <w:t>Hanging Man displays slightly better results at forecasting Closes(following a trend) for 2 Days. And  it displays slightly better at  Closes(following a trend) for 4 Days and Closes(following a trend) for 8 Days. Similarly, It renders worse results  at forecasting Highs for 2 Days when compared to random selection of stocks.</w:t>
         <w:br/>
-        <w:t xml:space="preserve">Shooting Star shows significantly better results at forecasting Highs(following a trend), Lows (following a trend) for 2 Days. Moreover , Highs(following a trend), Lows (following a trend) for 4 Days and, Highs(following a trend), Lows (following a trend), Closes(following a trend) for 8 Days. Additionally, It  renders slightly better results at forecasting Highs Lows Closes(following a trend) for 2 Days. Moreover  it displays slightly better at  Closes(following a trend) for 4 Days and Lows for 8 Days. </w:t>
+        <w:t xml:space="preserve">Shooting Star renders significantly better results at forecasting Highs(following a trend), Lows (following a trend) for 2 Days. Furthermore , Highs(following a trend), Lows (following a trend) for 4 Days and, Highs(following a trend), Lows (following a trend), Closes(following a trend) for 8 Days. Moreover, It  shows slightly better results at forecasting Highs Lows Closes(following a trend) for 2 Days. Furthermore  it displays slightly better at  Closes(following a trend) for 4 Days and Lows for 8 Days. </w:t>
       </w:r>
     </w:p>
     <w:tbl>
@@ -20053,13 +20053,13 @@
         <w:t>during a sustained Bullish market phase.</w:t>
         <w:br/>
         <w:br/>
-        <w:t>Hammer yields significantly better results at forecasting Highs(following a trend) for 2 Days. Similarly, It  displays slightly better results at forecasting Highs Lows for 2 Days and Highs(following a trend) Lows for 4 Days. Moreover, It renders worse results  at forecasting Closes(following a trend) for 4 Days and, Closes(following a trend) for 8 Days when compared to random selection of stocks.</w:t>
+        <w:t>Hammer yields significantly better results at forecasting Highs(following a trend) for 2 Days. Similarly, It  displays slightly better results at forecasting Highs Lows for 2 Days and Highs(following a trend) Lows for 4 Days. And, It yields worse results  at forecasting Closes(following a trend) for 4 Days and, Closes(following a trend) for 8 Days when compared to random selection of stocks.</w:t>
         <w:br/>
-        <w:t>Inverted Hammer yields slightly better results at forecasting Closes(following a trend) for 2 Days. And, It yields worse results  at forecasting Lows for 2 Days when compared to random selection of stocks.</w:t>
+        <w:t>Inverted Hammer shows slightly better results at forecasting Closes(following a trend) for 2 Days. And, It yields worse results  at forecasting Lows for 2 Days when compared to random selection of stocks.</w:t>
         <w:br/>
-        <w:t>Hanging Man yields worse results  at forecasting Highs, Lows (following a trend) for 2 Days Additionally, , Highs, Lows (following a trend) for 4 Days and, Highs(following a trend), Lows (following a trend), Closes(following a trend) for 8 Days when compared to random selection of stocks.</w:t>
+        <w:t>Hanging Man shows worse results  at forecasting Highs, Lows (following a trend) for 2 Days Similarly, , Highs, Lows (following a trend) for 4 Days and, Highs(following a trend), Lows (following a trend), Closes(following a trend) for 8 Days when compared to random selection of stocks.</w:t>
         <w:br/>
-        <w:t>Shooting Star shows significantly better results at forecasting Lows (following a trend) for 2 Days. Furthermore, It  renders slightly better results at forecasting Lows for 2 Days and Lows for 4 Days. Similarly, It renders worse results  at forecasting Closes(following a trend) for 2 Days Likewise, , Closes(following a trend) for 4 Days and, Highs(following a trend), Lows (following a trend), Closes for 8 Days when compared to random selection of stocks.</w:t>
+        <w:t>Shooting Star yields significantly better results at forecasting Lows (following a trend) for 2 Days. Moreover, It  renders slightly better results at forecasting Lows for 2 Days and Lows for 4 Days. Moreover, It yields worse results  at forecasting Closes(following a trend) for 2 Days Furthermore, , Closes(following a trend) for 4 Days and, Highs(following a trend), Lows (following a trend), Closes for 8 Days when compared to random selection of stocks.</w:t>
       </w:r>
     </w:p>
     <w:tbl>
@@ -22558,11 +22558,11 @@
         <w:t>during a sustained Bearish market phase.</w:t>
         <w:br/>
         <w:br/>
-        <w:t xml:space="preserve">Hammer shows significantly better results at forecasting Lows for 2 Days and, Highs(following a trend), Lows (following a trend) for 4 Days. Likewise, It  displays slightly better results at forecasting Highs for 2 Days. Moreover  it renders slightly better at  Highs Lows for 4 Days and Lows for 8 Days. </w:t>
+        <w:t xml:space="preserve">Hammer displays significantly better results at forecasting Lows for 2 Days and, Highs(following a trend), Lows (following a trend) for 4 Days. And, It  displays slightly better results at forecasting Highs for 2 Days. Moreover  it shows slightly better at  Highs Lows for 4 Days and Lows for 8 Days. </w:t>
         <w:br/>
-        <w:t>Hanging Man yields significantly better results at forecasting Closes(following a trend) for 8 Days. Similarly, It  displays slightly better results at forecasting Closes(following a trend) for 2 Days. And  it displays slightly better at  Closes(following a trend) for 4 Days and Highs(following a trend) Lows (following a trend) for 8 Days. Additionally, It renders worse results  at forecasting Lows for 2 Days when compared to random selection of stocks.</w:t>
+        <w:t>Hanging Man shows significantly better results at forecasting Closes(following a trend) for 8 Days. Likewise, It  displays slightly better results at forecasting Closes(following a trend) for 2 Days. Likewise  it yields slightly better at  Closes(following a trend) for 4 Days and Highs(following a trend) Lows (following a trend) for 8 Days. Similarly, It yields worse results  at forecasting Lows for 2 Days when compared to random selection of stocks.</w:t>
         <w:br/>
-        <w:t xml:space="preserve">Shooting Star shows significantly better results at forecasting Lows (following a trend) for 2 Days. Similarly , Lows (following a trend) for 4 Days and, Highs(following a trend), Lows (following a trend), Closes(following a trend) for 8 Days. And, It  yields slightly better results at forecasting Highs Lows for 2 Days and Highs(following a trend) Lows Closes(following a trend) for 4 Days. </w:t>
+        <w:t xml:space="preserve">Shooting Star yields significantly better results at forecasting Lows (following a trend) for 2 Days. Similarly , Lows (following a trend) for 4 Days and, Highs(following a trend), Lows (following a trend), Closes(following a trend) for 8 Days. Additionally, It  displays slightly better results at forecasting Highs Lows for 2 Days and Highs(following a trend) Lows Closes(following a trend) for 4 Days. </w:t>
       </w:r>
     </w:p>
     <w:tbl>
@@ -25061,13 +25061,13 @@
         <w:t>during a sustained Bullish market phase.</w:t>
         <w:br/>
         <w:br/>
-        <w:t>Hammer displays significantly better results at forecasting Highs, Lows for 2 Days. Similarly , Highs, Lows for 4 Days and, Highs, Lows for 8 Days. Additionally, It shows worse results  at forecasting Closes for 2 Days and, Closes(following a trend) for 8 Days when compared to random selection of stocks.</w:t>
+        <w:t>Hammer renders significantly better results at forecasting Highs, Lows for 2 Days. And , Highs, Lows for 4 Days and, Highs, Lows for 8 Days. Additionally, It displays worse results  at forecasting Closes for 2 Days and, Closes(following a trend) for 8 Days when compared to random selection of stocks.</w:t>
         <w:br/>
-        <w:t>Inverted Hammer shows significantly better results at forecasting Closes(following a trend) for 8 Days. Similarly, It  displays slightly better results at forecasting Closes for 4 Days. Moreover, It displays worse results  at forecasting Closes(following a trend) for 2 Days Furthermore, , Highs, Lows for 4 Days and, Highs, Lows for 8 Days when compared to random selection of stocks.</w:t>
+        <w:t>Inverted Hammer shows significantly better results at forecasting Closes(following a trend) for 8 Days. Similarly, It  shows slightly better results at forecasting Closes for 4 Days. Additionally, It yields worse results  at forecasting Closes(following a trend) for 2 Days Furthermore, , Highs, Lows for 4 Days and, Highs, Lows for 8 Days when compared to random selection of stocks.</w:t>
         <w:br/>
-        <w:t>Hanging Man shows worse results  at forecasting Closes for 4 Days and, Closes for 8 Days when compared to random selection of stocks.</w:t>
+        <w:t>Hanging Man renders worse results  at forecasting Closes for 4 Days and, Closes for 8 Days when compared to random selection of stocks.</w:t>
         <w:br/>
-        <w:t>Shooting Star renders significantly better results at forecasting Highs, Lows for 2 Days. And, It  renders slightly better results at forecasting Lows (following a trend) for 2 Days and Lows for 4 Days. Furthermore, It displays worse results  at forecasting Highs, Lows (following a trend) for 4 Days and, Lows for 8 Days when compared to random selection of stocks.</w:t>
+        <w:t>Shooting Star displays significantly better results at forecasting Highs, Lows for 2 Days. Additionally, It  displays slightly better results at forecasting Lows (following a trend) for 2 Days and Lows for 4 Days. Likewise, It shows worse results  at forecasting Highs, Lows (following a trend) for 4 Days and, Lows for 8 Days when compared to random selection of stocks.</w:t>
       </w:r>
     </w:p>
     <w:tbl>
@@ -26342,13 +26342,13 @@
         <w:t>during a sustained Bearish market phase.</w:t>
         <w:br/>
         <w:br/>
-        <w:t>Hammer renders significantly better results at forecasting Highs, Lows for 2 Days. Furthermore , Highs, Lows for 4 Days and, Highs, Lows for 8 Days. Likewise, It  renders slightly better results at forecasting Highs(following a trend) for 8 Days. Additionally, It renders worse results  at forecasting Closes for 2 Days And, , Closes for 4 Days and, Lows (following a trend) for 8 Days when compared to random selection of stocks.</w:t>
+        <w:t>Hammer renders significantly better results at forecasting Highs, Lows for 2 Days. Similarly , Highs, Lows for 4 Days and, Highs, Lows for 8 Days. Additionally, It  yields slightly better results at forecasting Highs(following a trend) for 8 Days. Similarly, It yields worse results  at forecasting Closes for 2 Days And, , Closes for 4 Days and, Lows (following a trend) for 8 Days when compared to random selection of stocks.</w:t>
         <w:br/>
-        <w:t>Inverted Hammer renders slightly better results at forecasting Closes(following a trend) for 4 Days. Furthermore, It shows worse results  at forecasting Closes(following a trend) for 2 Days and, Closes for 4 Days when compared to random selection of stocks.</w:t>
+        <w:t>Inverted Hammer displays slightly better results at forecasting Closes(following a trend) for 4 Days. Similarly, It renders worse results  at forecasting Closes(following a trend) for 2 Days and, Closes for 4 Days when compared to random selection of stocks.</w:t>
         <w:br/>
-        <w:t>Hanging Man shows significantly better results at forecasting Closes(following a trend) for 4 Days and, Highs(following a trend), Lows (following a trend), Closes(following a trend) for 8 Days. And, It  displays slightly better results at forecasting Closes(following a trend) for 2 Days. And, It yields worse results  at forecasting Closes for 2 Days Additionally, , Lows (following a trend), Closes for 4 Days and, Closes for 8 Days when compared to random selection of stocks.</w:t>
+        <w:t>Hanging Man shows significantly better results at forecasting Closes(following a trend) for 4 Days and, Highs(following a trend), Lows (following a trend), Closes(following a trend) for 8 Days. Moreover, It  yields slightly better results at forecasting Closes(following a trend) for 2 Days. Moreover, It displays worse results  at forecasting Closes for 2 Days And, , Lows (following a trend), Closes for 4 Days and, Closes for 8 Days when compared to random selection of stocks.</w:t>
         <w:br/>
-        <w:t>Shooting Star shows significantly better results at forecasting Highs, Lows for 2 Days. Moreover , Highs(following a trend), Lows (following a trend), Closes(following a trend) for 4 Days and, Highs(following a trend), Lows (following a trend), Closes(following a trend) for 8 Days. And, It  shows slightly better results at forecasting Lows for 4 Days. Moreover, It displays worse results  at forecasting Closes(following a trend) for 2 Days and, Highs for 8 Days when compared to random selection of stocks.</w:t>
+        <w:t>Shooting Star displays significantly better results at forecasting Highs, Lows for 2 Days. Likewise , Highs(following a trend), Lows (following a trend), Closes(following a trend) for 4 Days and, Highs(following a trend), Lows (following a trend), Closes(following a trend) for 8 Days. Similarly, It  shows slightly better results at forecasting Lows for 4 Days. And, It renders worse results  at forecasting Closes(following a trend) for 2 Days and, Highs for 8 Days when compared to random selection of stocks.</w:t>
       </w:r>
     </w:p>
     <w:tbl>
@@ -27635,13 +27635,13 @@
         <w:t>during a sustained Bullish market phase.</w:t>
         <w:br/>
         <w:br/>
-        <w:t>Hammer renders significantly better results at forecasting Highs, Lows for 2 Days. Likewise , Highs for 4 Days and, Highs(following a trend), Lows (following a trend) for 8 Days. And, It  shows slightly better results at forecasting Lows for 4 Days. Furthermore, It yields worse results  at forecasting Lows for 8 Days when compared to random selection of stocks.</w:t>
+        <w:t>Hammer displays significantly better results at forecasting Highs, Lows for 2 Days. Furthermore , Highs for 4 Days and, Highs(following a trend), Lows (following a trend) for 8 Days. Moreover, It  yields slightly better results at forecasting Lows for 4 Days. Furthermore, It shows worse results  at forecasting Lows for 8 Days when compared to random selection of stocks.</w:t>
         <w:br/>
-        <w:t>Inverted Hammer yields significantly better results at forecasting Closes for 2 Days. Moreover , Closes for 4 Days and, Closes for 8 Days. Similarly, It  shows slightly better results at forecasting Closes(following a trend) for 2 Days. And, It yields worse results  at forecasting Highs, Lows (following a trend) for 8 Days when compared to random selection of stocks.</w:t>
+        <w:t>Inverted Hammer displays significantly better results at forecasting Closes for 2 Days. Furthermore , Closes for 4 Days and, Closes for 8 Days. Furthermore, It  renders slightly better results at forecasting Closes(following a trend) for 2 Days. And, It shows worse results  at forecasting Highs, Lows (following a trend) for 8 Days when compared to random selection of stocks.</w:t>
         <w:br/>
-        <w:t>Hanging Man shows significantly better results at forecasting Closes(following a trend) for 2 Days and, Closes for 8 Days. Moreover, It  shows slightly better results at forecasting Closes for 2 Days. Likewise, It displays worse results  at forecasting Lows (following a trend) for 2 Days and, Closes for 4 Days when compared to random selection of stocks.</w:t>
+        <w:t>Hanging Man renders significantly better results at forecasting Closes(following a trend) for 2 Days and, Closes for 8 Days. Likewise, It  renders slightly better results at forecasting Closes for 2 Days. Furthermore, It displays worse results  at forecasting Lows (following a trend) for 2 Days and, Closes for 4 Days when compared to random selection of stocks.</w:t>
         <w:br/>
-        <w:t>Shooting Star renders significantly better results at forecasting Highs, Lows for 2 Days. And , Highs, Lows for 4 Days and, Lows for 8 Days. Likewise, It  renders slightly better results at forecasting Lows (following a trend) for 4 Days and Highs for 8 Days. Furthermore, It shows worse results  at forecasting Closes(following a trend) for 2 Days and, Highs(following a trend) for 4 Days when compared to random selection of stocks.</w:t>
+        <w:t>Shooting Star yields significantly better results at forecasting Highs, Lows for 2 Days. And , Highs, Lows for 4 Days and, Lows for 8 Days. Likewise, It  yields slightly better results at forecasting Lows (following a trend) for 4 Days and Highs for 8 Days. Likewise, It renders worse results  at forecasting Closes(following a trend) for 2 Days and, Highs(following a trend) for 4 Days when compared to random selection of stocks.</w:t>
       </w:r>
     </w:p>
     <w:tbl>
@@ -28910,13 +28910,13 @@
         <w:t>during a sustained Bearish market phase.</w:t>
         <w:br/>
         <w:br/>
-        <w:t>Hammer renders significantly better results at forecasting Highs for 2 Days. And, It  yields slightly better results at forecasting Lows for 2 Days. Furthermore  it yields slightly better at  Highs Lows for 4 Days and Highs Lows for 8 Days. Moreover, It renders worse results  at forecasting Lows (following a trend) for 4 Days and, Lows (following a trend), Closes for 8 Days when compared to random selection of stocks.</w:t>
+        <w:t>Hammer renders significantly better results at forecasting Highs for 2 Days. Similarly, It  displays slightly better results at forecasting Lows for 2 Days. And  it renders slightly better at  Highs Lows for 4 Days and Highs Lows for 8 Days. Moreover, It displays worse results  at forecasting Lows (following a trend) for 4 Days and, Lows (following a trend), Closes for 8 Days when compared to random selection of stocks.</w:t>
         <w:br/>
         <w:t>Inverted Hammer yields worse results  at forecasting Highs(following a trend), Closes for 2 Days Additionally, , Closes for 4 Days and, Highs(following a trend), Closes for 8 Days when compared to random selection of stocks.</w:t>
         <w:br/>
-        <w:t>Hanging Man shows significantly better results at forecasting Closes(following a trend) for 2 Days and, Closes(following a trend) for 4 Days. Additionally, It  yields slightly better results at forecasting Closes(following a trend) for 8 Days. Likewise, It displays worse results  at forecasting Highs(following a trend), Lows (following a trend), Closes for 2 Days Furthermore, , Highs(following a trend) for 4 Days and, Highs(following a trend) for 8 Days when compared to random selection of stocks.</w:t>
+        <w:t>Hanging Man yields significantly better results at forecasting Closes(following a trend) for 2 Days and, Closes(following a trend) for 4 Days. Moreover, It  renders slightly better results at forecasting Closes(following a trend) for 8 Days. Moreover, It displays worse results  at forecasting Highs(following a trend), Lows (following a trend), Closes for 2 Days Similarly, , Highs(following a trend) for 4 Days and, Highs(following a trend) for 8 Days when compared to random selection of stocks.</w:t>
         <w:br/>
-        <w:t>Shooting Star shows significantly better results at forecasting Highs, Lows for 2 Days. Likewise , Highs(following a trend), Lows, Closes(following a trend) for 4 Days and, Highs(following a trend), Lows, Closes(following a trend) for 8 Days. Similarly, It  shows slightly better results at forecasting Closes(following a trend) for 2 Days. Furthermore  it yields slightly better at  Highs for 4 Days and Highs for 8 Days. Similarly, It renders worse results  at forecasting Closes for 2 Days Additionally, , Closes for 4 Days and, Closes for 8 Days when compared to random selection of stocks.</w:t>
+        <w:t>Shooting Star renders significantly better results at forecasting Highs, Lows for 2 Days. And , Highs(following a trend), Lows, Closes(following a trend) for 4 Days and, Highs(following a trend), Lows, Closes(following a trend) for 8 Days. Furthermore, It  displays slightly better results at forecasting Closes(following a trend) for 2 Days. Additionally  it displays slightly better at  Highs for 4 Days and Highs for 8 Days. Similarly, It displays worse results  at forecasting Closes for 2 Days Similarly, , Closes for 4 Days and, Closes for 8 Days when compared to random selection of stocks.</w:t>
       </w:r>
     </w:p>
     <w:tbl>
@@ -30218,13 +30218,13 @@
         <w:t>during a sustained Bullish market phase.</w:t>
         <w:br/>
         <w:br/>
-        <w:t>Hammer displays significantly better results at forecasting Highs, Lows for 2 Days. Likewise , Highs, Lows for 4 Days and, Highs, Lows for 8 Days. Similarly, It  yields slightly better results at forecasting Lows (following a trend) for 2 Days. Additionally, It yields worse results  at forecasting Closes for 4 Days and, Closes for 8 Days when compared to random selection of stocks.</w:t>
+        <w:t>Hammer yields significantly better results at forecasting Highs, Lows for 2 Days. Additionally , Highs, Lows for 4 Days and, Highs, Lows for 8 Days. Similarly, It  yields slightly better results at forecasting Lows (following a trend) for 2 Days. Furthermore, It renders worse results  at forecasting Closes for 4 Days and, Closes for 8 Days when compared to random selection of stocks.</w:t>
         <w:br/>
-        <w:t>Inverted Hammer displays worse results  at forecasting Closes(following a trend) for 2 Days Additionally, , Closes for 4 Days and, Highs(following a trend), Lows (following a trend), Closes for 8 Days when compared to random selection of stocks.</w:t>
+        <w:t>Inverted Hammer displays worse results  at forecasting Closes(following a trend) for 2 Days And, , Closes for 4 Days and, Highs(following a trend), Lows (following a trend), Closes for 8 Days when compared to random selection of stocks.</w:t>
         <w:br/>
         <w:t>Hanging Man displays worse results  at forecasting Closes for 4 Days when compared to random selection of stocks.</w:t>
         <w:br/>
-        <w:t>Shooting Star shows significantly better results at forecasting Highs, Lows for 2 Days and, Highs, Lows for 4 Days. Furthermore, It renders worse results  at forecasting Closes for 2 Days when compared to random selection of stocks.</w:t>
+        <w:t>Shooting Star yields significantly better results at forecasting Highs, Lows for 2 Days and, Highs, Lows for 4 Days. Furthermore, It yields worse results  at forecasting Closes for 2 Days when compared to random selection of stocks.</w:t>
       </w:r>
     </w:p>
     <w:tbl>
@@ -31481,13 +31481,13 @@
         <w:t>during a sustained Bearish market phase.</w:t>
         <w:br/>
         <w:br/>
-        <w:t>Hammer displays significantly better results at forecasting Highs, Lows for 2 Days and, Highs for 4 Days. And, It  shows slightly better results at forecasting Lows for 4 Days and Highs for 8 Days. And, It yields worse results  at forecasting Highs(following a trend) for 8 Days when compared to random selection of stocks.</w:t>
+        <w:t>Hammer displays significantly better results at forecasting Highs, Lows for 2 Days and, Highs for 4 Days. Likewise, It  renders slightly better results at forecasting Lows for 4 Days and Highs for 8 Days. Similarly, It renders worse results  at forecasting Highs(following a trend) for 8 Days when compared to random selection of stocks.</w:t>
         <w:br/>
-        <w:t>Inverted Hammer shows worse results  at forecasting Closes for 2 Days Likewise, , Highs(following a trend), Closes for 4 Days and, Highs, Closes for 8 Days when compared to random selection of stocks.</w:t>
+        <w:t>Inverted Hammer yields worse results  at forecasting Closes for 2 Days Additionally, , Highs(following a trend), Closes for 4 Days and, Highs, Closes for 8 Days when compared to random selection of stocks.</w:t>
         <w:br/>
-        <w:t>Hanging Man yields significantly better results at forecasting Closes(following a trend) for 2 Days. Furthermore , Highs(following a trend), Closes(following a trend) for 4 Days and, Highs(following a trend), Lows (following a trend), Closes(following a trend) for 8 Days. Moreover, It  renders slightly better results at forecasting Closes for 2 Days and Lows (following a trend) for 4 Days. Moreover, It yields worse results  at forecasting Highs(following a trend), Lows (following a trend) for 2 Days when compared to random selection of stocks.</w:t>
+        <w:t>Hanging Man renders significantly better results at forecasting Closes(following a trend) for 2 Days. Similarly , Highs(following a trend), Closes(following a trend) for 4 Days and, Highs(following a trend), Lows (following a trend), Closes(following a trend) for 8 Days. Furthermore, It  displays slightly better results at forecasting Closes for 2 Days and Lows (following a trend) for 4 Days. Moreover, It displays worse results  at forecasting Highs(following a trend), Lows (following a trend) for 2 Days when compared to random selection of stocks.</w:t>
         <w:br/>
-        <w:t>Shooting Star shows significantly better results at forecasting Highs, Lows for 2 Days. Furthermore , Highs, Lows for 4 Days and, Highs(following a trend), Lows, Closes(following a trend) for 8 Days. And, It  renders slightly better results at forecasting Closes(following a trend) for 2 Days. Likewise, It yields worse results  at forecasting Closes(following a trend) for 4 Days and, Highs for 8 Days when compared to random selection of stocks.</w:t>
+        <w:t>Shooting Star yields significantly better results at forecasting Highs, Lows for 2 Days. And , Highs, Lows for 4 Days and, Highs(following a trend), Lows, Closes(following a trend) for 8 Days. Similarly, It  displays slightly better results at forecasting Closes(following a trend) for 2 Days. Furthermore, It displays worse results  at forecasting Closes(following a trend) for 4 Days and, Highs for 8 Days when compared to random selection of stocks.</w:t>
       </w:r>
     </w:p>
     <w:tbl>
@@ -32777,13 +32777,13 @@
         <w:t>during a sustained Bullish market phase.</w:t>
         <w:br/>
         <w:br/>
-        <w:t>Hammer displays significantly better results at forecasting Highs, Lows for 2 Days. Furthermore , Highs, Lows for 4 Days and, Highs, Lows (following a trend) for 8 Days. Likewise, It  yields slightly better results at forecasting Lows (following a trend) for 2 Days and Lows for 8 Days. Additionally, It displays worse results  at forecasting Closes for 2 Days Additionally, , Closes(following a trend) for 4 Days and, Closes(following a trend) for 8 Days when compared to random selection of stocks.</w:t>
+        <w:t>Hammer renders significantly better results at forecasting Highs, Lows for 2 Days. And , Highs, Lows for 4 Days and, Highs, Lows (following a trend) for 8 Days. Similarly, It  displays slightly better results at forecasting Lows (following a trend) for 2 Days and Lows for 8 Days. Furthermore, It shows worse results  at forecasting Closes for 2 Days Furthermore, , Closes(following a trend) for 4 Days and, Closes(following a trend) for 8 Days when compared to random selection of stocks.</w:t>
         <w:br/>
-        <w:t>Inverted Hammer shows worse results  at forecasting Closes for 2 Days Similarly, , Closes for 4 Days and, Highs(following a trend), Closes for 8 Days when compared to random selection of stocks.</w:t>
+        <w:t>Inverted Hammer renders worse results  at forecasting Closes for 2 Days Similarly, , Closes for 4 Days and, Highs(following a trend), Closes for 8 Days when compared to random selection of stocks.</w:t>
         <w:br/>
-        <w:t>Hanging Man displays slightly better results at forecasting Closes for 4 Days. Additionally, It displays worse results  at forecasting Closes for 2 Days when compared to random selection of stocks.</w:t>
+        <w:t>Hanging Man shows slightly better results at forecasting Closes for 4 Days. Additionally, It displays worse results  at forecasting Closes for 2 Days when compared to random selection of stocks.</w:t>
         <w:br/>
-        <w:t>Shooting Star yields significantly better results at forecasting Lows for 2 Days and, Lows for 8 Days. Additionally, It  renders slightly better results at forecasting Lows (following a trend) for 2 Days and Lows for 4 Days. And, It displays worse results  at forecasting Highs(following a trend), Lows (following a trend) for 4 Days when compared to random selection of stocks.</w:t>
+        <w:t>Shooting Star shows significantly better results at forecasting Lows for 2 Days and, Lows for 8 Days. Moreover, It  shows slightly better results at forecasting Lows (following a trend) for 2 Days and Lows for 4 Days. Similarly, It shows worse results  at forecasting Highs(following a trend), Lows (following a trend) for 4 Days when compared to random selection of stocks.</w:t>
       </w:r>
     </w:p>
     <w:tbl>
@@ -34052,11 +34052,11 @@
         <w:t>during a sustained Bearish market phase.</w:t>
         <w:br/>
         <w:br/>
-        <w:t>Hammer yields significantly better results at forecasting Highs, Lows for 2 Days and, Highs, Lows for 4 Days. Likewise, It  renders slightly better results at forecasting Highs(following a trend) for 4 Days and Highs for 8 Days. Similarly, It renders worse results  at forecasting Closes(following a trend) for 2 Days And, , Lows (following a trend) for 4 Days and, Highs(following a trend), Lows for 8 Days when compared to random selection of stocks.</w:t>
+        <w:t>Hammer renders significantly better results at forecasting Highs, Lows for 2 Days and, Highs, Lows for 4 Days. Likewise, It  yields slightly better results at forecasting Highs(following a trend) for 4 Days and Highs for 8 Days. And, It yields worse results  at forecasting Closes(following a trend) for 2 Days Similarly, , Lows (following a trend) for 4 Days and, Highs(following a trend), Lows for 8 Days when compared to random selection of stocks.</w:t>
         <w:br/>
-        <w:t>Hanging Man renders significantly better results at forecasting Closes(following a trend) for 2 Days and, Closes(following a trend) for 4 Days. Moreover, It  renders slightly better results at forecasting Closes for 2 Days. And  it yields slightly better at  Lows (following a trend) for 4 Days and Closes(following a trend) for 8 Days. Furthermore, It displays worse results  at forecasting Lows (following a trend) for 2 Days And, , Highs(following a trend), Closes for 4 Days and, Highs(following a trend), Lows (following a trend) for 8 Days when compared to random selection of stocks.</w:t>
+        <w:t>Hanging Man yields significantly better results at forecasting Closes(following a trend) for 2 Days and, Closes(following a trend) for 4 Days. And, It  shows slightly better results at forecasting Closes for 2 Days. Additionally  it displays slightly better at  Lows (following a trend) for 4 Days and Closes(following a trend) for 8 Days. And, It yields worse results  at forecasting Lows (following a trend) for 2 Days Similarly, , Highs(following a trend), Closes for 4 Days and, Highs(following a trend), Lows (following a trend) for 8 Days when compared to random selection of stocks.</w:t>
         <w:br/>
-        <w:t>Shooting Star displays significantly better results at forecasting Highs, Lows, Closes(following a trend) for 2 Days. Furthermore , Highs, Lows for 4 Days and, Highs, Lows, Closes(following a trend) for 8 Days. Likewise, It  displays slightly better results at forecasting Closes(following a trend) for 4 Days. And, It yields worse results  at forecasting Closes for 8 Days when compared to random selection of stocks.</w:t>
+        <w:t>Shooting Star renders significantly better results at forecasting Highs, Lows, Closes(following a trend) for 2 Days. And , Highs, Lows for 4 Days and, Highs, Lows, Closes(following a trend) for 8 Days. Additionally, It  yields slightly better results at forecasting Closes(following a trend) for 4 Days. Moreover, It displays worse results  at forecasting Closes for 8 Days when compared to random selection of stocks.</w:t>
       </w:r>
     </w:p>
     <w:tbl>
@@ -35334,13 +35334,13 @@
         <w:t>during a sustained Bullish market phase.</w:t>
         <w:br/>
         <w:br/>
-        <w:t>Hammer shows significantly better results at forecasting Highs, Lows for 2 Days and, Lows for 4 Days. Additionally, It  shows slightly better results at forecasting Highs Lows (following a trend) for 4 Days and Highs for 8 Days. Similarly, It renders worse results  at forecasting Highs(following a trend) for 4 Days and, Highs(following a trend), Lows (following a trend) for 8 Days when compared to random selection of stocks.</w:t>
+        <w:t>Hammer displays significantly better results at forecasting Highs, Lows for 2 Days and, Lows for 4 Days. Likewise, It  displays slightly better results at forecasting Highs Lows (following a trend) for 4 Days and Highs for 8 Days. Likewise, It shows worse results  at forecasting Highs(following a trend) for 4 Days and, Highs(following a trend), Lows (following a trend) for 8 Days when compared to random selection of stocks.</w:t>
         <w:br/>
-        <w:t>Inverted Hammer yields slightly better results at forecasting Closes(following a trend) for 2 Days. Additionally, It displays worse results  at forecasting Highs(following a trend), Closes for 2 Days Furthermore, , Lows (following a trend), Closes for 4 Days and, Highs(following a trend), Closes(following a trend) for 8 Days when compared to random selection of stocks.</w:t>
+        <w:t>Inverted Hammer renders slightly better results at forecasting Closes(following a trend) for 2 Days. Additionally, It renders worse results  at forecasting Highs(following a trend), Closes for 2 Days Similarly, , Lows (following a trend), Closes for 4 Days and, Highs(following a trend), Closes(following a trend) for 8 Days when compared to random selection of stocks.</w:t>
         <w:br/>
-        <w:t>Hanging Man renders worse results  at forecasting Closes for 4 Days when compared to random selection of stocks.</w:t>
+        <w:t>Hanging Man shows worse results  at forecasting Closes for 4 Days when compared to random selection of stocks.</w:t>
         <w:br/>
-        <w:t>Shooting Star yields significantly better results at forecasting Lows for 2 Days and, Lows for 4 Days. Additionally, It  renders slightly better results at forecasting Highs for 2 Days. Furthermore, It yields worse results  at forecasting Highs(following a trend) for 2 Days Likewise, , Highs, Lows (following a trend) for 4 Days and, Highs, Lows for 8 Days when compared to random selection of stocks.</w:t>
+        <w:t>Shooting Star yields significantly better results at forecasting Lows for 2 Days and, Lows for 4 Days. Similarly, It  shows slightly better results at forecasting Highs for 2 Days. Additionally, It displays worse results  at forecasting Highs(following a trend) for 2 Days Furthermore, , Highs, Lows (following a trend) for 4 Days and, Highs, Lows for 8 Days when compared to random selection of stocks.</w:t>
       </w:r>
     </w:p>
     <w:tbl>
@@ -36594,13 +36594,13 @@
         <w:t>during a sustained Bearish market phase.</w:t>
         <w:br/>
         <w:br/>
-        <w:t>Hammer displays significantly better results at forecasting Highs, Lows for 2 Days. Similarly , Highs, Lows for 4 Days and, Highs, Lows for 8 Days. Furthermore, It shows worse results  at forecasting Closes for 4 Days and, Highs(following a trend), Lows (following a trend) for 8 Days when compared to random selection of stocks.</w:t>
+        <w:t>Hammer yields significantly better results at forecasting Highs, Lows for 2 Days. Moreover , Highs, Lows for 4 Days and, Highs, Lows for 8 Days. Similarly, It yields worse results  at forecasting Closes for 4 Days and, Highs(following a trend), Lows (following a trend) for 8 Days when compared to random selection of stocks.</w:t>
         <w:br/>
-        <w:t>Inverted Hammer renders significantly better results at forecasting Closes for 2 Days and, Closes for 4 Days. And, It yields worse results  at forecasting Closes(following a trend) for 2 Days Additionally, , Highs for 4 Days and, Highs, Closes for 8 Days when compared to random selection of stocks.</w:t>
+        <w:t>Inverted Hammer renders significantly better results at forecasting Closes for 2 Days and, Closes for 4 Days. Likewise, It displays worse results  at forecasting Closes(following a trend) for 2 Days Likewise, , Highs for 4 Days and, Highs, Closes for 8 Days when compared to random selection of stocks.</w:t>
         <w:br/>
-        <w:t>Hanging Man yields significantly better results at forecasting Closes(following a trend) for 2 Days. Likewise , Closes(following a trend) for 4 Days and, Closes(following a trend) for 8 Days. Likewise, It  yields slightly better results at forecasting Highs(following a trend) Lows (following a trend) for 8 Days. Furthermore, It shows worse results  at forecasting Highs(following a trend), Closes for 2 Days Moreover, , Highs(following a trend), Lows (following a trend), Closes for 4 Days and, Closes for 8 Days when compared to random selection of stocks.</w:t>
+        <w:t>Hanging Man yields significantly better results at forecasting Closes(following a trend) for 2 Days. Moreover , Closes(following a trend) for 4 Days and, Closes(following a trend) for 8 Days. Similarly, It  renders slightly better results at forecasting Highs(following a trend) Lows (following a trend) for 8 Days. Likewise, It displays worse results  at forecasting Highs(following a trend), Closes for 2 Days Likewise, , Highs(following a trend), Lows (following a trend), Closes for 4 Days and, Closes for 8 Days when compared to random selection of stocks.</w:t>
         <w:br/>
-        <w:t>Shooting Star displays significantly better results at forecasting Highs, Lows for 2 Days. Furthermore , Lows for 4 Days and, Highs(following a trend), Lows (following a trend), Closes(following a trend) for 8 Days. Additionally, It  displays slightly better results at forecasting Highs(following a trend) for 2 Days. And  it shows slightly better at  Highs(following a trend) for 4 Days and Lows for 8 Days. Additionally, It yields worse results  at forecasting Closes(following a trend) for 2 Days Moreover, , Highs, Closes(following a trend) for 4 Days and, Closes for 8 Days when compared to random selection of stocks.</w:t>
+        <w:t>Shooting Star displays significantly better results at forecasting Highs, Lows for 2 Days. And , Lows for 4 Days and, Highs(following a trend), Lows (following a trend), Closes(following a trend) for 8 Days. And, It  yields slightly better results at forecasting Highs(following a trend) for 2 Days. Additionally  it shows slightly better at  Highs(following a trend) for 4 Days and Lows for 8 Days. Similarly, It yields worse results  at forecasting Closes(following a trend) for 2 Days Moreover, , Highs, Closes(following a trend) for 4 Days and, Closes for 8 Days when compared to random selection of stocks.</w:t>
       </w:r>
     </w:p>
     <w:tbl>

--- a/src/steps/docx_output/thesis.docx
+++ b/src/steps/docx_output/thesis.docx
@@ -21,13 +21,13 @@
         <w:t>during a sustained Bullish market phase.</w:t>
         <w:br/>
         <w:br/>
-        <w:t xml:space="preserve">Hammer shows significantly better results at forecasting Highs for 2 Days and, Highs for 4 Days. Moreover, It  shows slightly better results at forecasting Lows for 2 Days. Furthermore  it shows slightly better at  Highs(following a trend) Lows for 4 Days and Highs Lows for 8 Days. </w:t>
+        <w:t xml:space="preserve">Hammer displays significantly better results at forecasting Highs for 2 Days and, Highs for 4 Days. Furthermore, It  renders slightly better results at forecasting Lows for 2 Days. Furthermore  it displays slightly better at  Highs(following a trend) Lows for 4 Days and Highs Lows for 8 Days. </w:t>
         <w:br/>
-        <w:t xml:space="preserve">Inverted Hammer renders slightly better results at forecasting Closes(following a trend) for 8 Days. </w:t>
+        <w:t xml:space="preserve">Inverted Hammer displays slightly better results at forecasting Closes(following a trend) for 8 Days. </w:t>
         <w:br/>
-        <w:t>Hanging Man displays worse results  at forecasting Highs, Lows for 2 Days And, , Highs, Lows (following a trend) for 4 Days and, Highs(following a trend), Lows (following a trend) for 8 Days when compared to random selection of stocks.</w:t>
+        <w:t>Hanging Man displays worse results  at forecasting Highs, Lows for 2 Days Additionally, , Highs, Lows (following a trend) for 4 Days and, Highs(following a trend), Lows (following a trend) for 8 Days when compared to random selection of stocks.</w:t>
         <w:br/>
-        <w:t xml:space="preserve">Shooting Star shows slightly better results at forecasting Highs Lows for 2 Days. </w:t>
+        <w:t xml:space="preserve">Shooting Star yields slightly better results at forecasting Highs Lows for 2 Days. </w:t>
       </w:r>
     </w:p>
     <w:tbl>
@@ -2526,13 +2526,13 @@
         <w:t>during a sustained Bearish market phase.</w:t>
         <w:br/>
         <w:br/>
-        <w:t xml:space="preserve">Hammer renders significantly better results at forecasting Highs, Lows for 2 Days and, Highs, Lows for 4 Days. Furthermore, It  yields slightly better results at forecasting Highs Lows for 8 Days. </w:t>
+        <w:t xml:space="preserve">Hammer displays significantly better results at forecasting Highs, Lows for 2 Days and, Highs, Lows for 4 Days. And, It  displays slightly better results at forecasting Highs Lows for 8 Days. </w:t>
         <w:br/>
         <w:t>Inverted Hammer yields worse results  at forecasting Lows (following a trend) for 8 Days when compared to random selection of stocks.</w:t>
         <w:br/>
-        <w:t>Hanging Man yields significantly better results at forecasting Closes(following a trend) for 8 Days. Moreover, It  renders slightly better results at forecasting Closes(following a trend) for 4 Days and Highs(following a trend) Lows (following a trend) for 8 Days. Additionally, It displays worse results  at forecasting Highs, Lows for 2 Days and, Lows for 4 Days when compared to random selection of stocks.</w:t>
+        <w:t>Hanging Man displays significantly better results at forecasting Closes(following a trend) for 8 Days. Furthermore, It  shows slightly better results at forecasting Closes(following a trend) for 4 Days and Highs(following a trend) Lows (following a trend) for 8 Days. Furthermore, It yields worse results  at forecasting Highs, Lows for 2 Days and, Lows for 4 Days when compared to random selection of stocks.</w:t>
         <w:br/>
-        <w:t xml:space="preserve">Shooting Star renders significantly better results at forecasting Highs(following a trend), Lows (following a trend) for 2 Days. Likewise , Highs(following a trend), Lows (following a trend) for 4 Days and, Highs(following a trend), Lows (following a trend) for 8 Days. Likewise, It  shows slightly better results at forecasting Highs Lows for 2 Days. Moreover  it displays slightly better at  Closes(following a trend) for 4 Days and Closes(following a trend) for 8 Days. </w:t>
+        <w:t xml:space="preserve">Shooting Star yields significantly better results at forecasting Highs(following a trend), Lows (following a trend) for 2 Days. Moreover , Highs(following a trend), Lows (following a trend) for 4 Days and, Highs(following a trend), Lows (following a trend) for 8 Days. And, It  displays slightly better results at forecasting Highs Lows for 2 Days. And  it shows slightly better at  Closes(following a trend) for 4 Days and Closes(following a trend) for 8 Days. </w:t>
       </w:r>
     </w:p>
     <w:tbl>
@@ -5031,13 +5031,13 @@
         <w:t>during a sustained Bullish market phase.</w:t>
         <w:br/>
         <w:br/>
-        <w:t xml:space="preserve">Hammer yields significantly better results at forecasting Highs(following a trend) for 2 Days and, Highs(following a trend), Lows (following a trend) for 8 Days. And, It  displays slightly better results at forecasting Highs Lows for 2 Days and Highs Lows (following a trend) for 4 Days. </w:t>
+        <w:t xml:space="preserve">Hammer shows significantly better results at forecasting Highs(following a trend) for 2 Days and, Highs(following a trend), Lows (following a trend) for 8 Days. Likewise, It  renders slightly better results at forecasting Highs Lows for 2 Days and Highs Lows (following a trend) for 4 Days. </w:t>
         <w:br/>
-        <w:t xml:space="preserve">Inverted Hammer yields slightly better results at forecasting Closes(following a trend) for 4 Days and Closes(following a trend) for 8 Days. </w:t>
+        <w:t xml:space="preserve">Inverted Hammer renders slightly better results at forecasting Closes(following a trend) for 4 Days and Closes(following a trend) for 8 Days. </w:t>
         <w:br/>
-        <w:t>Hanging Man shows slightly better results at forecasting Closes(following a trend) for 2 Days. Similarly, It yields worse results  at forecasting Highs(following a trend) for 4 Days and, Highs(following a trend), Lows (following a trend), Closes(following a trend) for 8 Days when compared to random selection of stocks.</w:t>
+        <w:t>Hanging Man shows slightly better results at forecasting Closes(following a trend) for 2 Days. Moreover, It renders worse results  at forecasting Highs(following a trend) for 4 Days and, Highs(following a trend), Lows (following a trend), Closes(following a trend) for 8 Days when compared to random selection of stocks.</w:t>
         <w:br/>
-        <w:t>Shooting Star shows significantly better results at forecasting Highs(following a trend), Lows for 2 Days. Similarly, It  renders slightly better results at forecasting Highs for 2 Days. Additionally  it displays slightly better at  Lows for 4 Days and Lows for 8 Days. Furthermore, It shows worse results  at forecasting Highs(following a trend), Closes(following a trend) for 8 Days when compared to random selection of stocks.</w:t>
+        <w:t>Shooting Star renders significantly better results at forecasting Highs(following a trend), Lows for 2 Days. Furthermore, It  yields slightly better results at forecasting Highs for 2 Days. Additionally  it displays slightly better at  Lows for 4 Days and Lows for 8 Days. Similarly, It renders worse results  at forecasting Highs(following a trend), Closes(following a trend) for 8 Days when compared to random selection of stocks.</w:t>
       </w:r>
     </w:p>
     <w:tbl>
@@ -7536,11 +7536,11 @@
         <w:t>during a sustained Bearish market phase.</w:t>
         <w:br/>
         <w:br/>
-        <w:t xml:space="preserve">Hammer displays significantly better results at forecasting Highs(following a trend) for 2 Days. And, It  renders slightly better results at forecasting Highs Lows (following a trend) for 2 Days. Moreover  it yields slightly better at  Highs for 4 Days and Highs for 8 Days. </w:t>
+        <w:t xml:space="preserve">Hammer displays significantly better results at forecasting Highs(following a trend) for 2 Days. Additionally, It  shows slightly better results at forecasting Highs Lows (following a trend) for 2 Days. Moreover  it yields slightly better at  Highs for 4 Days and Highs for 8 Days. </w:t>
         <w:br/>
-        <w:t>Hanging Man shows significantly better results at forecasting Closes(following a trend) for 2 Days. Furthermore, It  shows slightly better results at forecasting Closes(following a trend) for 4 Days and Lows (following a trend) Closes(following a trend) for 8 Days. Likewise, It renders worse results  at forecasting Highs for 2 Days and, Highs for 4 Days when compared to random selection of stocks.</w:t>
+        <w:t>Hanging Man yields significantly better results at forecasting Closes(following a trend) for 2 Days. Similarly, It  displays slightly better results at forecasting Closes(following a trend) for 4 Days and Lows (following a trend) Closes(following a trend) for 8 Days. Similarly, It renders worse results  at forecasting Highs for 2 Days and, Highs for 4 Days when compared to random selection of stocks.</w:t>
         <w:br/>
-        <w:t xml:space="preserve">Shooting Star renders significantly better results at forecasting Highs(following a trend), Lows (following a trend) for 2 Days. Furthermore , Highs(following a trend), Lows (following a trend), Closes(following a trend) for 4 Days and, Highs(following a trend), Lows (following a trend), Closes(following a trend) for 8 Days. Likewise, It  renders slightly better results at forecasting Lows Closes(following a trend) for 2 Days and Lows for 4 Days. </w:t>
+        <w:t xml:space="preserve">Shooting Star shows significantly better results at forecasting Highs(following a trend), Lows (following a trend) for 2 Days. Additionally , Highs(following a trend), Lows (following a trend), Closes(following a trend) for 4 Days and, Highs(following a trend), Lows (following a trend), Closes(following a trend) for 8 Days. Similarly, It  renders slightly better results at forecasting Lows Closes(following a trend) for 2 Days and Lows for 4 Days. </w:t>
       </w:r>
     </w:p>
     <w:tbl>
@@ -10039,11 +10039,11 @@
         <w:t>during a sustained Bullish market phase.</w:t>
         <w:br/>
         <w:br/>
-        <w:t xml:space="preserve">Hammer renders significantly better results at forecasting Highs for 2 Days. Likewise, It  shows slightly better results at forecasting Lows for 2 Days. And  it renders slightly better at  Highs Lows for 4 Days and Highs Lows for 8 Days. </w:t>
+        <w:t xml:space="preserve">Hammer shows significantly better results at forecasting Highs for 2 Days. Additionally, It  renders slightly better results at forecasting Lows for 2 Days. Additionally  it displays slightly better at  Highs Lows for 4 Days and Highs Lows for 8 Days. </w:t>
         <w:br/>
-        <w:t>Hanging Man shows worse results  at forecasting Highs(following a trend), Lows (following a trend) for 2 Days Moreover, , Highs(following a trend), Lows (following a trend), Closes(following a trend) for 4 Days and, Highs(following a trend), Lows (following a trend), Closes(following a trend) for 8 Days when compared to random selection of stocks.</w:t>
+        <w:t>Hanging Man renders worse results  at forecasting Highs(following a trend), Lows (following a trend) for 2 Days Furthermore, , Highs(following a trend), Lows (following a trend), Closes(following a trend) for 4 Days and, Highs(following a trend), Lows (following a trend), Closes(following a trend) for 8 Days when compared to random selection of stocks.</w:t>
         <w:br/>
-        <w:t>Shooting Star shows significantly better results at forecasting Lows for 2 Days. Furthermore, It  yields slightly better results at forecasting Lows (following a trend) for 2 Days. Furthermore, It shows worse results  at forecasting Closes(following a trend) for 4 Days and, Highs(following a trend), Lows (following a trend), Closes(following a trend) for 8 Days when compared to random selection of stocks.</w:t>
+        <w:t>Shooting Star shows significantly better results at forecasting Lows for 2 Days. Additionally, It  renders slightly better results at forecasting Lows (following a trend) for 2 Days. Similarly, It displays worse results  at forecasting Closes(following a trend) for 4 Days and, Highs(following a trend), Lows (following a trend), Closes(following a trend) for 8 Days when compared to random selection of stocks.</w:t>
       </w:r>
     </w:p>
     <w:tbl>
@@ -12542,11 +12542,11 @@
         <w:t>during a sustained Bearish market phase.</w:t>
         <w:br/>
         <w:br/>
-        <w:t>Hammer yields significantly better results at forecasting Highs(following a trend) for 2 Days. Furthermore, It  yields slightly better results at forecasting Highs Lows for 2 Days and Highs for 4 Days. Additionally, It displays worse results  at forecasting Closes(following a trend) for 2 Days when compared to random selection of stocks.</w:t>
+        <w:t>Hammer shows significantly better results at forecasting Highs(following a trend) for 2 Days. And, It  renders slightly better results at forecasting Highs Lows for 2 Days and Highs for 4 Days. Additionally, It shows worse results  at forecasting Closes(following a trend) for 2 Days when compared to random selection of stocks.</w:t>
         <w:br/>
-        <w:t xml:space="preserve">Hanging Man renders significantly better results at forecasting Closes(following a trend) for 4 Days and, Closes(following a trend) for 8 Days. Similarly, It  yields slightly better results at forecasting Closes(following a trend) for 2 Days. Furthermore  it renders slightly better at  Highs(following a trend) for 4 Days and Highs(following a trend) Lows (following a trend) for 8 Days. </w:t>
+        <w:t xml:space="preserve">Hanging Man renders significantly better results at forecasting Closes(following a trend) for 4 Days and, Closes(following a trend) for 8 Days. Furthermore, It  yields slightly better results at forecasting Closes(following a trend) for 2 Days. Similarly  it renders slightly better at  Highs(following a trend) for 4 Days and Highs(following a trend) Lows (following a trend) for 8 Days. </w:t>
         <w:br/>
-        <w:t xml:space="preserve">Shooting Star displays significantly better results at forecasting Highs(following a trend), Lows for 2 Days. Similarly , Highs(following a trend), Lows (following a trend) for 4 Days and, Highs(following a trend), Lows (following a trend), Closes(following a trend) for 8 Days. And, It  displays slightly better results at forecasting Highs for 2 Days and Lows for 4 Days. </w:t>
+        <w:t xml:space="preserve">Shooting Star renders significantly better results at forecasting Highs(following a trend), Lows for 2 Days. Moreover , Highs(following a trend), Lows (following a trend) for 4 Days and, Highs(following a trend), Lows (following a trend), Closes(following a trend) for 8 Days. Likewise, It  shows slightly better results at forecasting Highs for 2 Days and Lows for 4 Days. </w:t>
       </w:r>
     </w:p>
     <w:tbl>
@@ -15045,11 +15045,11 @@
         <w:t>during a sustained Bullish market phase.</w:t>
         <w:br/>
         <w:br/>
-        <w:t xml:space="preserve">Hammer displays significantly better results at forecasting Highs, Lows for 2 Days. Similarly , Highs(following a trend), Lows (following a trend) for 4 Days and, Highs(following a trend), Lows (following a trend) for 8 Days. Likewise, It  yields slightly better results at forecasting Lows (following a trend) for 2 Days. Moreover  it yields slightly better at  Highs Lows for 4 Days and Highs for 8 Days. </w:t>
+        <w:t xml:space="preserve">Hammer yields significantly better results at forecasting Highs, Lows for 2 Days. And , Highs(following a trend), Lows (following a trend) for 4 Days and, Highs(following a trend), Lows (following a trend) for 8 Days. Additionally, It  yields slightly better results at forecasting Lows (following a trend) for 2 Days. Similarly  it displays slightly better at  Highs Lows for 4 Days and Highs for 8 Days. </w:t>
         <w:br/>
-        <w:t>Hanging Man shows worse results  at forecasting Highs, Lows (following a trend) for 2 Days Similarly, , Highs(following a trend) for 4 Days and, Highs(following a trend), Lows (following a trend), Closes(following a trend) for 8 Days when compared to random selection of stocks.</w:t>
+        <w:t>Hanging Man yields worse results  at forecasting Highs, Lows (following a trend) for 2 Days Furthermore, , Highs(following a trend) for 4 Days and, Highs(following a trend), Lows (following a trend), Closes(following a trend) for 8 Days when compared to random selection of stocks.</w:t>
         <w:br/>
-        <w:t>Shooting Star shows slightly better results at forecasting Lows for 2 Days. Likewise, It displays worse results  at forecasting Highs(following a trend), Closes(following a trend) for 8 Days when compared to random selection of stocks.</w:t>
+        <w:t>Shooting Star displays slightly better results at forecasting Lows for 2 Days. Similarly, It yields worse results  at forecasting Highs(following a trend), Closes(following a trend) for 8 Days when compared to random selection of stocks.</w:t>
       </w:r>
     </w:p>
     <w:tbl>
@@ -17548,13 +17548,13 @@
         <w:t>during a sustained Bearish market phase.</w:t>
         <w:br/>
         <w:br/>
-        <w:t>Hammer displays significantly better results at forecasting Highs, Lows for 2 Days. Likewise, It  displays slightly better results at forecasting Highs for 4 Days. Likewise, It shows worse results  at forecasting Closes(following a trend) for 4 Days and, Closes(following a trend) for 8 Days when compared to random selection of stocks.</w:t>
+        <w:t>Hammer displays significantly better results at forecasting Highs, Lows for 2 Days. And, It  yields slightly better results at forecasting Highs for 4 Days. Moreover, It renders worse results  at forecasting Closes(following a trend) for 4 Days and, Closes(following a trend) for 8 Days when compared to random selection of stocks.</w:t>
         <w:br/>
-        <w:t>Inverted Hammer displays worse results  at forecasting Lows (following a trend) for 2 Days And, , Highs(following a trend), Lows for 4 Days and, Highs(following a trend), Lows for 8 Days when compared to random selection of stocks.</w:t>
+        <w:t>Inverted Hammer renders worse results  at forecasting Lows (following a trend) for 2 Days Similarly, , Highs(following a trend), Lows for 4 Days and, Highs(following a trend), Lows for 8 Days when compared to random selection of stocks.</w:t>
         <w:br/>
-        <w:t>Hanging Man displays slightly better results at forecasting Closes(following a trend) for 2 Days. And  it displays slightly better at  Closes(following a trend) for 4 Days and Closes(following a trend) for 8 Days. Similarly, It renders worse results  at forecasting Highs for 2 Days when compared to random selection of stocks.</w:t>
+        <w:t>Hanging Man displays slightly better results at forecasting Closes(following a trend) for 2 Days. Likewise  it shows slightly better at  Closes(following a trend) for 4 Days and Closes(following a trend) for 8 Days. Moreover, It shows worse results  at forecasting Highs for 2 Days when compared to random selection of stocks.</w:t>
         <w:br/>
-        <w:t xml:space="preserve">Shooting Star renders significantly better results at forecasting Highs(following a trend), Lows (following a trend) for 2 Days. Furthermore , Highs(following a trend), Lows (following a trend) for 4 Days and, Highs(following a trend), Lows (following a trend), Closes(following a trend) for 8 Days. Moreover, It  shows slightly better results at forecasting Highs Lows Closes(following a trend) for 2 Days. Furthermore  it displays slightly better at  Closes(following a trend) for 4 Days and Lows for 8 Days. </w:t>
+        <w:t xml:space="preserve">Shooting Star yields significantly better results at forecasting Highs(following a trend), Lows (following a trend) for 2 Days. And , Highs(following a trend), Lows (following a trend) for 4 Days and, Highs(following a trend), Lows (following a trend), Closes(following a trend) for 8 Days. Furthermore, It  renders slightly better results at forecasting Highs Lows Closes(following a trend) for 2 Days. Moreover  it yields slightly better at  Closes(following a trend) for 4 Days and Lows for 8 Days. </w:t>
       </w:r>
     </w:p>
     <w:tbl>
@@ -20053,13 +20053,13 @@
         <w:t>during a sustained Bullish market phase.</w:t>
         <w:br/>
         <w:br/>
-        <w:t>Hammer yields significantly better results at forecasting Highs(following a trend) for 2 Days. Similarly, It  displays slightly better results at forecasting Highs Lows for 2 Days and Highs(following a trend) Lows for 4 Days. And, It yields worse results  at forecasting Closes(following a trend) for 4 Days and, Closes(following a trend) for 8 Days when compared to random selection of stocks.</w:t>
+        <w:t>Hammer yields significantly better results at forecasting Highs(following a trend) for 2 Days. Moreover, It  shows slightly better results at forecasting Highs Lows for 2 Days and Highs(following a trend) Lows for 4 Days. Additionally, It shows worse results  at forecasting Closes(following a trend) for 4 Days and, Closes(following a trend) for 8 Days when compared to random selection of stocks.</w:t>
         <w:br/>
-        <w:t>Inverted Hammer shows slightly better results at forecasting Closes(following a trend) for 2 Days. And, It yields worse results  at forecasting Lows for 2 Days when compared to random selection of stocks.</w:t>
+        <w:t>Inverted Hammer yields slightly better results at forecasting Closes(following a trend) for 2 Days. Similarly, It renders worse results  at forecasting Lows for 2 Days when compared to random selection of stocks.</w:t>
         <w:br/>
-        <w:t>Hanging Man shows worse results  at forecasting Highs, Lows (following a trend) for 2 Days Similarly, , Highs, Lows (following a trend) for 4 Days and, Highs(following a trend), Lows (following a trend), Closes(following a trend) for 8 Days when compared to random selection of stocks.</w:t>
+        <w:t>Hanging Man shows worse results  at forecasting Highs, Lows (following a trend) for 2 Days Likewise, , Highs, Lows (following a trend) for 4 Days and, Highs(following a trend), Lows (following a trend), Closes(following a trend) for 8 Days when compared to random selection of stocks.</w:t>
         <w:br/>
-        <w:t>Shooting Star yields significantly better results at forecasting Lows (following a trend) for 2 Days. Moreover, It  renders slightly better results at forecasting Lows for 2 Days and Lows for 4 Days. Moreover, It yields worse results  at forecasting Closes(following a trend) for 2 Days Furthermore, , Closes(following a trend) for 4 Days and, Highs(following a trend), Lows (following a trend), Closes for 8 Days when compared to random selection of stocks.</w:t>
+        <w:t>Shooting Star yields significantly better results at forecasting Lows (following a trend) for 2 Days. Furthermore, It  renders slightly better results at forecasting Lows for 2 Days and Lows for 4 Days. Similarly, It displays worse results  at forecasting Closes(following a trend) for 2 Days Likewise, , Closes(following a trend) for 4 Days and, Highs(following a trend), Lows (following a trend), Closes for 8 Days when compared to random selection of stocks.</w:t>
       </w:r>
     </w:p>
     <w:tbl>
@@ -22558,11 +22558,11 @@
         <w:t>during a sustained Bearish market phase.</w:t>
         <w:br/>
         <w:br/>
-        <w:t xml:space="preserve">Hammer displays significantly better results at forecasting Lows for 2 Days and, Highs(following a trend), Lows (following a trend) for 4 Days. And, It  displays slightly better results at forecasting Highs for 2 Days. Moreover  it shows slightly better at  Highs Lows for 4 Days and Lows for 8 Days. </w:t>
+        <w:t xml:space="preserve">Hammer displays significantly better results at forecasting Lows for 2 Days and, Highs(following a trend), Lows (following a trend) for 4 Days. Furthermore, It  displays slightly better results at forecasting Highs for 2 Days. And  it shows slightly better at  Highs Lows for 4 Days and Lows for 8 Days. </w:t>
         <w:br/>
-        <w:t>Hanging Man shows significantly better results at forecasting Closes(following a trend) for 8 Days. Likewise, It  displays slightly better results at forecasting Closes(following a trend) for 2 Days. Likewise  it yields slightly better at  Closes(following a trend) for 4 Days and Highs(following a trend) Lows (following a trend) for 8 Days. Similarly, It yields worse results  at forecasting Lows for 2 Days when compared to random selection of stocks.</w:t>
+        <w:t>Hanging Man shows significantly better results at forecasting Closes(following a trend) for 8 Days. Moreover, It  shows slightly better results at forecasting Closes(following a trend) for 2 Days. Likewise  it shows slightly better at  Closes(following a trend) for 4 Days and Highs(following a trend) Lows (following a trend) for 8 Days. Likewise, It displays worse results  at forecasting Lows for 2 Days when compared to random selection of stocks.</w:t>
         <w:br/>
-        <w:t xml:space="preserve">Shooting Star yields significantly better results at forecasting Lows (following a trend) for 2 Days. Similarly , Lows (following a trend) for 4 Days and, Highs(following a trend), Lows (following a trend), Closes(following a trend) for 8 Days. Additionally, It  displays slightly better results at forecasting Highs Lows for 2 Days and Highs(following a trend) Lows Closes(following a trend) for 4 Days. </w:t>
+        <w:t xml:space="preserve">Shooting Star displays significantly better results at forecasting Lows (following a trend) for 2 Days. Likewise , Lows (following a trend) for 4 Days and, Highs(following a trend), Lows (following a trend), Closes(following a trend) for 8 Days. Moreover, It  renders slightly better results at forecasting Highs Lows for 2 Days and Highs(following a trend) Lows Closes(following a trend) for 4 Days. </w:t>
       </w:r>
     </w:p>
     <w:tbl>
@@ -25061,13 +25061,13 @@
         <w:t>during a sustained Bullish market phase.</w:t>
         <w:br/>
         <w:br/>
-        <w:t>Hammer renders significantly better results at forecasting Highs, Lows for 2 Days. And , Highs, Lows for 4 Days and, Highs, Lows for 8 Days. Additionally, It displays worse results  at forecasting Closes for 2 Days and, Closes(following a trend) for 8 Days when compared to random selection of stocks.</w:t>
+        <w:t>Hammer shows significantly better results at forecasting Highs, Lows for 2 Days. Likewise , Highs, Lows for 4 Days and, Highs, Lows for 8 Days. Additionally, It displays worse results  at forecasting Closes for 2 Days and, Closes(following a trend) for 8 Days when compared to random selection of stocks.</w:t>
         <w:br/>
-        <w:t>Inverted Hammer shows significantly better results at forecasting Closes(following a trend) for 8 Days. Similarly, It  shows slightly better results at forecasting Closes for 4 Days. Additionally, It yields worse results  at forecasting Closes(following a trend) for 2 Days Furthermore, , Highs, Lows for 4 Days and, Highs, Lows for 8 Days when compared to random selection of stocks.</w:t>
+        <w:t>Inverted Hammer displays significantly better results at forecasting Closes(following a trend) for 8 Days. Moreover, It  yields slightly better results at forecasting Closes for 4 Days. Furthermore, It yields worse results  at forecasting Closes(following a trend) for 2 Days Additionally, , Highs, Lows for 4 Days and, Highs, Lows for 8 Days when compared to random selection of stocks.</w:t>
         <w:br/>
-        <w:t>Hanging Man renders worse results  at forecasting Closes for 4 Days and, Closes for 8 Days when compared to random selection of stocks.</w:t>
+        <w:t>Hanging Man shows worse results  at forecasting Closes for 4 Days and, Closes for 8 Days when compared to random selection of stocks.</w:t>
         <w:br/>
-        <w:t>Shooting Star displays significantly better results at forecasting Highs, Lows for 2 Days. Additionally, It  displays slightly better results at forecasting Lows (following a trend) for 2 Days and Lows for 4 Days. Likewise, It shows worse results  at forecasting Highs, Lows (following a trend) for 4 Days and, Lows for 8 Days when compared to random selection of stocks.</w:t>
+        <w:t>Shooting Star shows significantly better results at forecasting Highs, Lows for 2 Days. Additionally, It  displays slightly better results at forecasting Lows (following a trend) for 2 Days and Lows for 4 Days. Furthermore, It shows worse results  at forecasting Highs, Lows (following a trend) for 4 Days and, Lows for 8 Days when compared to random selection of stocks.</w:t>
       </w:r>
     </w:p>
     <w:tbl>
@@ -26342,13 +26342,13 @@
         <w:t>during a sustained Bearish market phase.</w:t>
         <w:br/>
         <w:br/>
-        <w:t>Hammer renders significantly better results at forecasting Highs, Lows for 2 Days. Similarly , Highs, Lows for 4 Days and, Highs, Lows for 8 Days. Additionally, It  yields slightly better results at forecasting Highs(following a trend) for 8 Days. Similarly, It yields worse results  at forecasting Closes for 2 Days And, , Closes for 4 Days and, Lows (following a trend) for 8 Days when compared to random selection of stocks.</w:t>
+        <w:t>Hammer yields significantly better results at forecasting Highs, Lows for 2 Days. Similarly , Highs, Lows for 4 Days and, Highs, Lows for 8 Days. Similarly, It  displays slightly better results at forecasting Highs(following a trend) for 8 Days. And, It shows worse results  at forecasting Closes for 2 Days Additionally, , Closes for 4 Days and, Lows (following a trend) for 8 Days when compared to random selection of stocks.</w:t>
         <w:br/>
-        <w:t>Inverted Hammer displays slightly better results at forecasting Closes(following a trend) for 4 Days. Similarly, It renders worse results  at forecasting Closes(following a trend) for 2 Days and, Closes for 4 Days when compared to random selection of stocks.</w:t>
+        <w:t>Inverted Hammer shows slightly better results at forecasting Closes(following a trend) for 4 Days. Furthermore, It renders worse results  at forecasting Closes(following a trend) for 2 Days and, Closes for 4 Days when compared to random selection of stocks.</w:t>
         <w:br/>
-        <w:t>Hanging Man shows significantly better results at forecasting Closes(following a trend) for 4 Days and, Highs(following a trend), Lows (following a trend), Closes(following a trend) for 8 Days. Moreover, It  yields slightly better results at forecasting Closes(following a trend) for 2 Days. Moreover, It displays worse results  at forecasting Closes for 2 Days And, , Lows (following a trend), Closes for 4 Days and, Closes for 8 Days when compared to random selection of stocks.</w:t>
+        <w:t>Hanging Man shows significantly better results at forecasting Closes(following a trend) for 4 Days and, Highs(following a trend), Lows (following a trend), Closes(following a trend) for 8 Days. Additionally, It  shows slightly better results at forecasting Closes(following a trend) for 2 Days. Similarly, It shows worse results  at forecasting Closes for 2 Days Moreover, , Lows (following a trend), Closes for 4 Days and, Closes for 8 Days when compared to random selection of stocks.</w:t>
         <w:br/>
-        <w:t>Shooting Star displays significantly better results at forecasting Highs, Lows for 2 Days. Likewise , Highs(following a trend), Lows (following a trend), Closes(following a trend) for 4 Days and, Highs(following a trend), Lows (following a trend), Closes(following a trend) for 8 Days. Similarly, It  shows slightly better results at forecasting Lows for 4 Days. And, It renders worse results  at forecasting Closes(following a trend) for 2 Days and, Highs for 8 Days when compared to random selection of stocks.</w:t>
+        <w:t>Shooting Star yields significantly better results at forecasting Highs, Lows for 2 Days. And , Highs(following a trend), Lows (following a trend), Closes(following a trend) for 4 Days and, Highs(following a trend), Lows (following a trend), Closes(following a trend) for 8 Days. Additionally, It  shows slightly better results at forecasting Lows for 4 Days. Similarly, It yields worse results  at forecasting Closes(following a trend) for 2 Days and, Highs for 8 Days when compared to random selection of stocks.</w:t>
       </w:r>
     </w:p>
     <w:tbl>
@@ -27635,13 +27635,13 @@
         <w:t>during a sustained Bullish market phase.</w:t>
         <w:br/>
         <w:br/>
-        <w:t>Hammer displays significantly better results at forecasting Highs, Lows for 2 Days. Furthermore , Highs for 4 Days and, Highs(following a trend), Lows (following a trend) for 8 Days. Moreover, It  yields slightly better results at forecasting Lows for 4 Days. Furthermore, It shows worse results  at forecasting Lows for 8 Days when compared to random selection of stocks.</w:t>
+        <w:t>Hammer displays significantly better results at forecasting Highs, Lows for 2 Days. Furthermore , Highs for 4 Days and, Highs(following a trend), Lows (following a trend) for 8 Days. Likewise, It  renders slightly better results at forecasting Lows for 4 Days. Similarly, It renders worse results  at forecasting Lows for 8 Days when compared to random selection of stocks.</w:t>
         <w:br/>
-        <w:t>Inverted Hammer displays significantly better results at forecasting Closes for 2 Days. Furthermore , Closes for 4 Days and, Closes for 8 Days. Furthermore, It  renders slightly better results at forecasting Closes(following a trend) for 2 Days. And, It shows worse results  at forecasting Highs, Lows (following a trend) for 8 Days when compared to random selection of stocks.</w:t>
+        <w:t>Inverted Hammer shows significantly better results at forecasting Closes for 2 Days. Additionally , Closes for 4 Days and, Closes for 8 Days. Additionally, It  shows slightly better results at forecasting Closes(following a trend) for 2 Days. Furthermore, It shows worse results  at forecasting Highs, Lows (following a trend) for 8 Days when compared to random selection of stocks.</w:t>
         <w:br/>
-        <w:t>Hanging Man renders significantly better results at forecasting Closes(following a trend) for 2 Days and, Closes for 8 Days. Likewise, It  renders slightly better results at forecasting Closes for 2 Days. Furthermore, It displays worse results  at forecasting Lows (following a trend) for 2 Days and, Closes for 4 Days when compared to random selection of stocks.</w:t>
+        <w:t>Hanging Man yields significantly better results at forecasting Closes(following a trend) for 2 Days and, Closes for 8 Days. Furthermore, It  shows slightly better results at forecasting Closes for 2 Days. Likewise, It yields worse results  at forecasting Lows (following a trend) for 2 Days and, Closes for 4 Days when compared to random selection of stocks.</w:t>
         <w:br/>
-        <w:t>Shooting Star yields significantly better results at forecasting Highs, Lows for 2 Days. And , Highs, Lows for 4 Days and, Lows for 8 Days. Likewise, It  yields slightly better results at forecasting Lows (following a trend) for 4 Days and Highs for 8 Days. Likewise, It renders worse results  at forecasting Closes(following a trend) for 2 Days and, Highs(following a trend) for 4 Days when compared to random selection of stocks.</w:t>
+        <w:t>Shooting Star renders significantly better results at forecasting Highs, Lows for 2 Days. Furthermore , Highs, Lows for 4 Days and, Lows for 8 Days. Additionally, It  renders slightly better results at forecasting Lows (following a trend) for 4 Days and Highs for 8 Days. Furthermore, It shows worse results  at forecasting Closes(following a trend) for 2 Days and, Highs(following a trend) for 4 Days when compared to random selection of stocks.</w:t>
       </w:r>
     </w:p>
     <w:tbl>
@@ -28910,13 +28910,13 @@
         <w:t>during a sustained Bearish market phase.</w:t>
         <w:br/>
         <w:br/>
-        <w:t>Hammer renders significantly better results at forecasting Highs for 2 Days. Similarly, It  displays slightly better results at forecasting Lows for 2 Days. And  it renders slightly better at  Highs Lows for 4 Days and Highs Lows for 8 Days. Moreover, It displays worse results  at forecasting Lows (following a trend) for 4 Days and, Lows (following a trend), Closes for 8 Days when compared to random selection of stocks.</w:t>
+        <w:t>Hammer yields significantly better results at forecasting Highs for 2 Days. Likewise, It  shows slightly better results at forecasting Lows for 2 Days. And  it shows slightly better at  Highs Lows for 4 Days and Highs Lows for 8 Days. Similarly, It renders worse results  at forecasting Lows (following a trend) for 4 Days and, Lows (following a trend), Closes for 8 Days when compared to random selection of stocks.</w:t>
         <w:br/>
-        <w:t>Inverted Hammer yields worse results  at forecasting Highs(following a trend), Closes for 2 Days Additionally, , Closes for 4 Days and, Highs(following a trend), Closes for 8 Days when compared to random selection of stocks.</w:t>
+        <w:t>Inverted Hammer shows worse results  at forecasting Highs(following a trend), Closes for 2 Days Similarly, , Closes for 4 Days and, Highs(following a trend), Closes for 8 Days when compared to random selection of stocks.</w:t>
         <w:br/>
-        <w:t>Hanging Man yields significantly better results at forecasting Closes(following a trend) for 2 Days and, Closes(following a trend) for 4 Days. Moreover, It  renders slightly better results at forecasting Closes(following a trend) for 8 Days. Moreover, It displays worse results  at forecasting Highs(following a trend), Lows (following a trend), Closes for 2 Days Similarly, , Highs(following a trend) for 4 Days and, Highs(following a trend) for 8 Days when compared to random selection of stocks.</w:t>
+        <w:t>Hanging Man yields significantly better results at forecasting Closes(following a trend) for 2 Days and, Closes(following a trend) for 4 Days. Furthermore, It  renders slightly better results at forecasting Closes(following a trend) for 8 Days. Similarly, It shows worse results  at forecasting Highs(following a trend), Lows (following a trend), Closes for 2 Days Furthermore, , Highs(following a trend) for 4 Days and, Highs(following a trend) for 8 Days when compared to random selection of stocks.</w:t>
         <w:br/>
-        <w:t>Shooting Star renders significantly better results at forecasting Highs, Lows for 2 Days. And , Highs(following a trend), Lows, Closes(following a trend) for 4 Days and, Highs(following a trend), Lows, Closes(following a trend) for 8 Days. Furthermore, It  displays slightly better results at forecasting Closes(following a trend) for 2 Days. Additionally  it displays slightly better at  Highs for 4 Days and Highs for 8 Days. Similarly, It displays worse results  at forecasting Closes for 2 Days Similarly, , Closes for 4 Days and, Closes for 8 Days when compared to random selection of stocks.</w:t>
+        <w:t>Shooting Star displays significantly better results at forecasting Highs, Lows for 2 Days. Similarly , Highs(following a trend), Lows, Closes(following a trend) for 4 Days and, Highs(following a trend), Lows, Closes(following a trend) for 8 Days. Moreover, It  yields slightly better results at forecasting Closes(following a trend) for 2 Days. Likewise  it renders slightly better at  Highs for 4 Days and Highs for 8 Days. Similarly, It displays worse results  at forecasting Closes for 2 Days Furthermore, , Closes for 4 Days and, Closes for 8 Days when compared to random selection of stocks.</w:t>
       </w:r>
     </w:p>
     <w:tbl>
@@ -30218,13 +30218,13 @@
         <w:t>during a sustained Bullish market phase.</w:t>
         <w:br/>
         <w:br/>
-        <w:t>Hammer yields significantly better results at forecasting Highs, Lows for 2 Days. Additionally , Highs, Lows for 4 Days and, Highs, Lows for 8 Days. Similarly, It  yields slightly better results at forecasting Lows (following a trend) for 2 Days. Furthermore, It renders worse results  at forecasting Closes for 4 Days and, Closes for 8 Days when compared to random selection of stocks.</w:t>
+        <w:t>Hammer renders significantly better results at forecasting Highs, Lows for 2 Days. Similarly , Highs, Lows for 4 Days and, Highs, Lows for 8 Days. Furthermore, It  displays slightly better results at forecasting Lows (following a trend) for 2 Days. Furthermore, It shows worse results  at forecasting Closes for 4 Days and, Closes for 8 Days when compared to random selection of stocks.</w:t>
         <w:br/>
-        <w:t>Inverted Hammer displays worse results  at forecasting Closes(following a trend) for 2 Days And, , Closes for 4 Days and, Highs(following a trend), Lows (following a trend), Closes for 8 Days when compared to random selection of stocks.</w:t>
+        <w:t>Inverted Hammer shows worse results  at forecasting Closes(following a trend) for 2 Days Likewise, , Closes for 4 Days and, Highs(following a trend), Lows (following a trend), Closes for 8 Days when compared to random selection of stocks.</w:t>
         <w:br/>
-        <w:t>Hanging Man displays worse results  at forecasting Closes for 4 Days when compared to random selection of stocks.</w:t>
+        <w:t>Hanging Man shows worse results  at forecasting Closes for 4 Days when compared to random selection of stocks.</w:t>
         <w:br/>
-        <w:t>Shooting Star yields significantly better results at forecasting Highs, Lows for 2 Days and, Highs, Lows for 4 Days. Furthermore, It yields worse results  at forecasting Closes for 2 Days when compared to random selection of stocks.</w:t>
+        <w:t>Shooting Star displays significantly better results at forecasting Highs, Lows for 2 Days and, Highs, Lows for 4 Days. Additionally, It shows worse results  at forecasting Closes for 2 Days when compared to random selection of stocks.</w:t>
       </w:r>
     </w:p>
     <w:tbl>
@@ -31481,13 +31481,13 @@
         <w:t>during a sustained Bearish market phase.</w:t>
         <w:br/>
         <w:br/>
-        <w:t>Hammer displays significantly better results at forecasting Highs, Lows for 2 Days and, Highs for 4 Days. Likewise, It  renders slightly better results at forecasting Lows for 4 Days and Highs for 8 Days. Similarly, It renders worse results  at forecasting Highs(following a trend) for 8 Days when compared to random selection of stocks.</w:t>
+        <w:t>Hammer displays significantly better results at forecasting Highs, Lows for 2 Days and, Highs for 4 Days. Moreover, It  yields slightly better results at forecasting Lows for 4 Days and Highs for 8 Days. Likewise, It shows worse results  at forecasting Highs(following a trend) for 8 Days when compared to random selection of stocks.</w:t>
         <w:br/>
-        <w:t>Inverted Hammer yields worse results  at forecasting Closes for 2 Days Additionally, , Highs(following a trend), Closes for 4 Days and, Highs, Closes for 8 Days when compared to random selection of stocks.</w:t>
+        <w:t>Inverted Hammer displays worse results  at forecasting Closes for 2 Days Furthermore, , Highs(following a trend), Closes for 4 Days and, Highs, Closes for 8 Days when compared to random selection of stocks.</w:t>
         <w:br/>
-        <w:t>Hanging Man renders significantly better results at forecasting Closes(following a trend) for 2 Days. Similarly , Highs(following a trend), Closes(following a trend) for 4 Days and, Highs(following a trend), Lows (following a trend), Closes(following a trend) for 8 Days. Furthermore, It  displays slightly better results at forecasting Closes for 2 Days and Lows (following a trend) for 4 Days. Moreover, It displays worse results  at forecasting Highs(following a trend), Lows (following a trend) for 2 Days when compared to random selection of stocks.</w:t>
+        <w:t>Hanging Man renders significantly better results at forecasting Closes(following a trend) for 2 Days. And , Highs(following a trend), Closes(following a trend) for 4 Days and, Highs(following a trend), Lows (following a trend), Closes(following a trend) for 8 Days. Moreover, It  renders slightly better results at forecasting Closes for 2 Days and Lows (following a trend) for 4 Days. And, It displays worse results  at forecasting Highs(following a trend), Lows (following a trend) for 2 Days when compared to random selection of stocks.</w:t>
         <w:br/>
-        <w:t>Shooting Star yields significantly better results at forecasting Highs, Lows for 2 Days. And , Highs, Lows for 4 Days and, Highs(following a trend), Lows, Closes(following a trend) for 8 Days. Similarly, It  displays slightly better results at forecasting Closes(following a trend) for 2 Days. Furthermore, It displays worse results  at forecasting Closes(following a trend) for 4 Days and, Highs for 8 Days when compared to random selection of stocks.</w:t>
+        <w:t>Shooting Star shows significantly better results at forecasting Highs, Lows for 2 Days. Furthermore , Highs, Lows for 4 Days and, Highs(following a trend), Lows, Closes(following a trend) for 8 Days. Furthermore, It  yields slightly better results at forecasting Closes(following a trend) for 2 Days. And, It shows worse results  at forecasting Closes(following a trend) for 4 Days and, Highs for 8 Days when compared to random selection of stocks.</w:t>
       </w:r>
     </w:p>
     <w:tbl>
@@ -32777,13 +32777,13 @@
         <w:t>during a sustained Bullish market phase.</w:t>
         <w:br/>
         <w:br/>
-        <w:t>Hammer renders significantly better results at forecasting Highs, Lows for 2 Days. And , Highs, Lows for 4 Days and, Highs, Lows (following a trend) for 8 Days. Similarly, It  displays slightly better results at forecasting Lows (following a trend) for 2 Days and Lows for 8 Days. Furthermore, It shows worse results  at forecasting Closes for 2 Days Furthermore, , Closes(following a trend) for 4 Days and, Closes(following a trend) for 8 Days when compared to random selection of stocks.</w:t>
+        <w:t>Hammer yields significantly better results at forecasting Highs, Lows for 2 Days. Similarly , Highs, Lows for 4 Days and, Highs, Lows (following a trend) for 8 Days. Likewise, It  shows slightly better results at forecasting Lows (following a trend) for 2 Days and Lows for 8 Days. Similarly, It displays worse results  at forecasting Closes for 2 Days Additionally, , Closes(following a trend) for 4 Days and, Closes(following a trend) for 8 Days when compared to random selection of stocks.</w:t>
         <w:br/>
-        <w:t>Inverted Hammer renders worse results  at forecasting Closes for 2 Days Similarly, , Closes for 4 Days and, Highs(following a trend), Closes for 8 Days when compared to random selection of stocks.</w:t>
+        <w:t>Inverted Hammer yields worse results  at forecasting Closes for 2 Days Moreover, , Closes for 4 Days and, Highs(following a trend), Closes for 8 Days when compared to random selection of stocks.</w:t>
         <w:br/>
-        <w:t>Hanging Man shows slightly better results at forecasting Closes for 4 Days. Additionally, It displays worse results  at forecasting Closes for 2 Days when compared to random selection of stocks.</w:t>
+        <w:t>Hanging Man yields slightly better results at forecasting Closes for 4 Days. Likewise, It yields worse results  at forecasting Closes for 2 Days when compared to random selection of stocks.</w:t>
         <w:br/>
-        <w:t>Shooting Star shows significantly better results at forecasting Lows for 2 Days and, Lows for 8 Days. Moreover, It  shows slightly better results at forecasting Lows (following a trend) for 2 Days and Lows for 4 Days. Similarly, It shows worse results  at forecasting Highs(following a trend), Lows (following a trend) for 4 Days when compared to random selection of stocks.</w:t>
+        <w:t>Shooting Star renders significantly better results at forecasting Lows for 2 Days and, Lows for 8 Days. Likewise, It  renders slightly better results at forecasting Lows (following a trend) for 2 Days and Lows for 4 Days. Similarly, It renders worse results  at forecasting Highs(following a trend), Lows (following a trend) for 4 Days when compared to random selection of stocks.</w:t>
       </w:r>
     </w:p>
     <w:tbl>
@@ -34052,11 +34052,11 @@
         <w:t>during a sustained Bearish market phase.</w:t>
         <w:br/>
         <w:br/>
-        <w:t>Hammer renders significantly better results at forecasting Highs, Lows for 2 Days and, Highs, Lows for 4 Days. Likewise, It  yields slightly better results at forecasting Highs(following a trend) for 4 Days and Highs for 8 Days. And, It yields worse results  at forecasting Closes(following a trend) for 2 Days Similarly, , Lows (following a trend) for 4 Days and, Highs(following a trend), Lows for 8 Days when compared to random selection of stocks.</w:t>
+        <w:t>Hammer displays significantly better results at forecasting Highs, Lows for 2 Days and, Highs, Lows for 4 Days. Moreover, It  displays slightly better results at forecasting Highs(following a trend) for 4 Days and Highs for 8 Days. And, It shows worse results  at forecasting Closes(following a trend) for 2 Days Additionally, , Lows (following a trend) for 4 Days and, Highs(following a trend), Lows for 8 Days when compared to random selection of stocks.</w:t>
         <w:br/>
-        <w:t>Hanging Man yields significantly better results at forecasting Closes(following a trend) for 2 Days and, Closes(following a trend) for 4 Days. And, It  shows slightly better results at forecasting Closes for 2 Days. Additionally  it displays slightly better at  Lows (following a trend) for 4 Days and Closes(following a trend) for 8 Days. And, It yields worse results  at forecasting Lows (following a trend) for 2 Days Similarly, , Highs(following a trend), Closes for 4 Days and, Highs(following a trend), Lows (following a trend) for 8 Days when compared to random selection of stocks.</w:t>
+        <w:t>Hanging Man shows significantly better results at forecasting Closes(following a trend) for 2 Days and, Closes(following a trend) for 4 Days. Likewise, It  shows slightly better results at forecasting Closes for 2 Days. Likewise  it renders slightly better at  Lows (following a trend) for 4 Days and Closes(following a trend) for 8 Days. Furthermore, It shows worse results  at forecasting Lows (following a trend) for 2 Days Additionally, , Highs(following a trend), Closes for 4 Days and, Highs(following a trend), Lows (following a trend) for 8 Days when compared to random selection of stocks.</w:t>
         <w:br/>
-        <w:t>Shooting Star renders significantly better results at forecasting Highs, Lows, Closes(following a trend) for 2 Days. And , Highs, Lows for 4 Days and, Highs, Lows, Closes(following a trend) for 8 Days. Additionally, It  yields slightly better results at forecasting Closes(following a trend) for 4 Days. Moreover, It displays worse results  at forecasting Closes for 8 Days when compared to random selection of stocks.</w:t>
+        <w:t>Shooting Star yields significantly better results at forecasting Highs, Lows, Closes(following a trend) for 2 Days. Moreover , Highs, Lows for 4 Days and, Highs, Lows, Closes(following a trend) for 8 Days. Furthermore, It  renders slightly better results at forecasting Closes(following a trend) for 4 Days. Similarly, It renders worse results  at forecasting Closes for 8 Days when compared to random selection of stocks.</w:t>
       </w:r>
     </w:p>
     <w:tbl>
@@ -35334,13 +35334,13 @@
         <w:t>during a sustained Bullish market phase.</w:t>
         <w:br/>
         <w:br/>
-        <w:t>Hammer displays significantly better results at forecasting Highs, Lows for 2 Days and, Lows for 4 Days. Likewise, It  displays slightly better results at forecasting Highs Lows (following a trend) for 4 Days and Highs for 8 Days. Likewise, It shows worse results  at forecasting Highs(following a trend) for 4 Days and, Highs(following a trend), Lows (following a trend) for 8 Days when compared to random selection of stocks.</w:t>
+        <w:t>Hammer yields significantly better results at forecasting Highs, Lows for 2 Days and, Lows for 4 Days. Furthermore, It  displays slightly better results at forecasting Highs Lows (following a trend) for 4 Days and Highs for 8 Days. Moreover, It displays worse results  at forecasting Highs(following a trend) for 4 Days and, Highs(following a trend), Lows (following a trend) for 8 Days when compared to random selection of stocks.</w:t>
         <w:br/>
-        <w:t>Inverted Hammer renders slightly better results at forecasting Closes(following a trend) for 2 Days. Additionally, It renders worse results  at forecasting Highs(following a trend), Closes for 2 Days Similarly, , Lows (following a trend), Closes for 4 Days and, Highs(following a trend), Closes(following a trend) for 8 Days when compared to random selection of stocks.</w:t>
+        <w:t>Inverted Hammer displays slightly better results at forecasting Closes(following a trend) for 2 Days. Furthermore, It displays worse results  at forecasting Highs(following a trend), Closes for 2 Days Moreover, , Lows (following a trend), Closes for 4 Days and, Highs(following a trend), Closes(following a trend) for 8 Days when compared to random selection of stocks.</w:t>
         <w:br/>
-        <w:t>Hanging Man shows worse results  at forecasting Closes for 4 Days when compared to random selection of stocks.</w:t>
+        <w:t>Hanging Man displays worse results  at forecasting Closes for 4 Days when compared to random selection of stocks.</w:t>
         <w:br/>
-        <w:t>Shooting Star yields significantly better results at forecasting Lows for 2 Days and, Lows for 4 Days. Similarly, It  shows slightly better results at forecasting Highs for 2 Days. Additionally, It displays worse results  at forecasting Highs(following a trend) for 2 Days Furthermore, , Highs, Lows (following a trend) for 4 Days and, Highs, Lows for 8 Days when compared to random selection of stocks.</w:t>
+        <w:t>Shooting Star shows significantly better results at forecasting Lows for 2 Days and, Lows for 4 Days. And, It  shows slightly better results at forecasting Highs for 2 Days. Moreover, It renders worse results  at forecasting Highs(following a trend) for 2 Days Additionally, , Highs, Lows (following a trend) for 4 Days and, Highs, Lows for 8 Days when compared to random selection of stocks.</w:t>
       </w:r>
     </w:p>
     <w:tbl>
@@ -36594,13 +36594,13 @@
         <w:t>during a sustained Bearish market phase.</w:t>
         <w:br/>
         <w:br/>
-        <w:t>Hammer yields significantly better results at forecasting Highs, Lows for 2 Days. Moreover , Highs, Lows for 4 Days and, Highs, Lows for 8 Days. Similarly, It yields worse results  at forecasting Closes for 4 Days and, Highs(following a trend), Lows (following a trend) for 8 Days when compared to random selection of stocks.</w:t>
+        <w:t>Hammer renders significantly better results at forecasting Highs, Lows for 2 Days. Similarly , Highs, Lows for 4 Days and, Highs, Lows for 8 Days. Similarly, It yields worse results  at forecasting Closes for 4 Days and, Highs(following a trend), Lows (following a trend) for 8 Days when compared to random selection of stocks.</w:t>
         <w:br/>
-        <w:t>Inverted Hammer renders significantly better results at forecasting Closes for 2 Days and, Closes for 4 Days. Likewise, It displays worse results  at forecasting Closes(following a trend) for 2 Days Likewise, , Highs for 4 Days and, Highs, Closes for 8 Days when compared to random selection of stocks.</w:t>
+        <w:t>Inverted Hammer displays significantly better results at forecasting Closes for 2 Days and, Closes for 4 Days. And, It displays worse results  at forecasting Closes(following a trend) for 2 Days Similarly, , Highs for 4 Days and, Highs, Closes for 8 Days when compared to random selection of stocks.</w:t>
         <w:br/>
-        <w:t>Hanging Man yields significantly better results at forecasting Closes(following a trend) for 2 Days. Moreover , Closes(following a trend) for 4 Days and, Closes(following a trend) for 8 Days. Similarly, It  renders slightly better results at forecasting Highs(following a trend) Lows (following a trend) for 8 Days. Likewise, It displays worse results  at forecasting Highs(following a trend), Closes for 2 Days Likewise, , Highs(following a trend), Lows (following a trend), Closes for 4 Days and, Closes for 8 Days when compared to random selection of stocks.</w:t>
+        <w:t>Hanging Man yields significantly better results at forecasting Closes(following a trend) for 2 Days. Additionally , Closes(following a trend) for 4 Days and, Closes(following a trend) for 8 Days. Additionally, It  shows slightly better results at forecasting Highs(following a trend) Lows (following a trend) for 8 Days. Similarly, It yields worse results  at forecasting Highs(following a trend), Closes for 2 Days Additionally, , Highs(following a trend), Lows (following a trend), Closes for 4 Days and, Closes for 8 Days when compared to random selection of stocks.</w:t>
         <w:br/>
-        <w:t>Shooting Star displays significantly better results at forecasting Highs, Lows for 2 Days. And , Lows for 4 Days and, Highs(following a trend), Lows (following a trend), Closes(following a trend) for 8 Days. And, It  yields slightly better results at forecasting Highs(following a trend) for 2 Days. Additionally  it shows slightly better at  Highs(following a trend) for 4 Days and Lows for 8 Days. Similarly, It yields worse results  at forecasting Closes(following a trend) for 2 Days Moreover, , Highs, Closes(following a trend) for 4 Days and, Closes for 8 Days when compared to random selection of stocks.</w:t>
+        <w:t>Shooting Star shows significantly better results at forecasting Highs, Lows for 2 Days. Likewise , Lows for 4 Days and, Highs(following a trend), Lows (following a trend), Closes(following a trend) for 8 Days. Furthermore, It  shows slightly better results at forecasting Highs(following a trend) for 2 Days. Furthermore  it shows slightly better at  Highs(following a trend) for 4 Days and Lows for 8 Days. Likewise, It yields worse results  at forecasting Closes(following a trend) for 2 Days Additionally, , Highs, Closes(following a trend) for 4 Days and, Closes for 8 Days when compared to random selection of stocks.</w:t>
       </w:r>
     </w:p>
     <w:tbl>

--- a/src/steps/docx_output/thesis.docx
+++ b/src/steps/docx_output/thesis.docx
@@ -21,13 +21,13 @@
         <w:t>during a sustained Bullish market phase.</w:t>
         <w:br/>
         <w:br/>
-        <w:t xml:space="preserve">Hammer displays significantly better results at forecasting Highs for 2 Days and, Highs for 4 Days. Furthermore, It  renders slightly better results at forecasting Lows for 2 Days. Furthermore  it displays slightly better at  Highs(following a trend) Lows for 4 Days and Highs Lows for 8 Days. </w:t>
+        <w:t xml:space="preserve">Hammer yields significantly better results at forecasting Highs for 2 Days and, Highs for 4 Days. Likewise, It  displays slightly better results at forecasting Lows for 2 Days. Additionally  it yields slightly better at  Highs(following a trend) Lows for 4 Days and Highs Lows for 8 Days. </w:t>
         <w:br/>
-        <w:t xml:space="preserve">Inverted Hammer displays slightly better results at forecasting Closes(following a trend) for 8 Days. </w:t>
+        <w:t xml:space="preserve">Inverted Hammer renders slightly better results at forecasting Closes(following a trend) for 8 Days. </w:t>
         <w:br/>
-        <w:t>Hanging Man displays worse results  at forecasting Highs, Lows for 2 Days Additionally, , Highs, Lows (following a trend) for 4 Days and, Highs(following a trend), Lows (following a trend) for 8 Days when compared to random selection of stocks.</w:t>
+        <w:t>Hanging Man renders worse results  at forecasting Highs, Lows for 2 Days And, , Highs, Lows (following a trend) for 4 Days and, Highs(following a trend), Lows (following a trend) for 8 Days when compared to random selection of stocks.</w:t>
         <w:br/>
-        <w:t xml:space="preserve">Shooting Star yields slightly better results at forecasting Highs Lows for 2 Days. </w:t>
+        <w:t xml:space="preserve">Shooting Star shows slightly better results at forecasting Highs Lows for 2 Days. </w:t>
       </w:r>
     </w:p>
     <w:tbl>
@@ -2528,11 +2528,11 @@
         <w:br/>
         <w:t xml:space="preserve">Hammer displays significantly better results at forecasting Highs, Lows for 2 Days and, Highs, Lows for 4 Days. And, It  displays slightly better results at forecasting Highs Lows for 8 Days. </w:t>
         <w:br/>
-        <w:t>Inverted Hammer yields worse results  at forecasting Lows (following a trend) for 8 Days when compared to random selection of stocks.</w:t>
+        <w:t>Inverted Hammer displays worse results  at forecasting Lows (following a trend) for 8 Days when compared to random selection of stocks.</w:t>
         <w:br/>
-        <w:t>Hanging Man displays significantly better results at forecasting Closes(following a trend) for 8 Days. Furthermore, It  shows slightly better results at forecasting Closes(following a trend) for 4 Days and Highs(following a trend) Lows (following a trend) for 8 Days. Furthermore, It yields worse results  at forecasting Highs, Lows for 2 Days and, Lows for 4 Days when compared to random selection of stocks.</w:t>
+        <w:t>Hanging Man displays significantly better results at forecasting Closes(following a trend) for 8 Days. Additionally, It  displays slightly better results at forecasting Closes(following a trend) for 4 Days and Highs(following a trend) Lows (following a trend) for 8 Days. Moreover, It renders worse results  at forecasting Highs, Lows for 2 Days and, Lows for 4 Days when compared to random selection of stocks.</w:t>
         <w:br/>
-        <w:t xml:space="preserve">Shooting Star yields significantly better results at forecasting Highs(following a trend), Lows (following a trend) for 2 Days. Moreover , Highs(following a trend), Lows (following a trend) for 4 Days and, Highs(following a trend), Lows (following a trend) for 8 Days. And, It  displays slightly better results at forecasting Highs Lows for 2 Days. And  it shows slightly better at  Closes(following a trend) for 4 Days and Closes(following a trend) for 8 Days. </w:t>
+        <w:t xml:space="preserve">Shooting Star shows significantly better results at forecasting Highs(following a trend), Lows (following a trend) for 2 Days. Likewise , Highs(following a trend), Lows (following a trend) for 4 Days and, Highs(following a trend), Lows (following a trend) for 8 Days. Furthermore, It  shows slightly better results at forecasting Highs Lows for 2 Days. Likewise  it renders slightly better at  Closes(following a trend) for 4 Days and Closes(following a trend) for 8 Days. </w:t>
       </w:r>
     </w:p>
     <w:tbl>
@@ -5031,13 +5031,13 @@
         <w:t>during a sustained Bullish market phase.</w:t>
         <w:br/>
         <w:br/>
-        <w:t xml:space="preserve">Hammer shows significantly better results at forecasting Highs(following a trend) for 2 Days and, Highs(following a trend), Lows (following a trend) for 8 Days. Likewise, It  renders slightly better results at forecasting Highs Lows for 2 Days and Highs Lows (following a trend) for 4 Days. </w:t>
+        <w:t xml:space="preserve">Hammer renders significantly better results at forecasting Highs(following a trend) for 2 Days and, Highs(following a trend), Lows (following a trend) for 8 Days. Furthermore, It  renders slightly better results at forecasting Highs Lows for 2 Days and Highs Lows (following a trend) for 4 Days. </w:t>
         <w:br/>
-        <w:t xml:space="preserve">Inverted Hammer renders slightly better results at forecasting Closes(following a trend) for 4 Days and Closes(following a trend) for 8 Days. </w:t>
+        <w:t xml:space="preserve">Inverted Hammer shows slightly better results at forecasting Closes(following a trend) for 4 Days and Closes(following a trend) for 8 Days. </w:t>
         <w:br/>
-        <w:t>Hanging Man shows slightly better results at forecasting Closes(following a trend) for 2 Days. Moreover, It renders worse results  at forecasting Highs(following a trend) for 4 Days and, Highs(following a trend), Lows (following a trend), Closes(following a trend) for 8 Days when compared to random selection of stocks.</w:t>
+        <w:t>Hanging Man renders slightly better results at forecasting Closes(following a trend) for 2 Days. Furthermore, It shows worse results  at forecasting Highs(following a trend) for 4 Days and, Highs(following a trend), Lows (following a trend), Closes(following a trend) for 8 Days when compared to random selection of stocks.</w:t>
         <w:br/>
-        <w:t>Shooting Star renders significantly better results at forecasting Highs(following a trend), Lows for 2 Days. Furthermore, It  yields slightly better results at forecasting Highs for 2 Days. Additionally  it displays slightly better at  Lows for 4 Days and Lows for 8 Days. Similarly, It renders worse results  at forecasting Highs(following a trend), Closes(following a trend) for 8 Days when compared to random selection of stocks.</w:t>
+        <w:t>Shooting Star shows significantly better results at forecasting Highs(following a trend), Lows for 2 Days. And, It  displays slightly better results at forecasting Highs for 2 Days. And  it renders slightly better at  Lows for 4 Days and Lows for 8 Days. Similarly, It displays worse results  at forecasting Highs(following a trend), Closes(following a trend) for 8 Days when compared to random selection of stocks.</w:t>
       </w:r>
     </w:p>
     <w:tbl>
@@ -7536,11 +7536,11 @@
         <w:t>during a sustained Bearish market phase.</w:t>
         <w:br/>
         <w:br/>
-        <w:t xml:space="preserve">Hammer displays significantly better results at forecasting Highs(following a trend) for 2 Days. Additionally, It  shows slightly better results at forecasting Highs Lows (following a trend) for 2 Days. Moreover  it yields slightly better at  Highs for 4 Days and Highs for 8 Days. </w:t>
+        <w:t xml:space="preserve">Hammer displays significantly better results at forecasting Highs(following a trend) for 2 Days. Likewise, It  renders slightly better results at forecasting Highs Lows (following a trend) for 2 Days. Furthermore  it renders slightly better at  Highs for 4 Days and Highs for 8 Days. </w:t>
         <w:br/>
-        <w:t>Hanging Man yields significantly better results at forecasting Closes(following a trend) for 2 Days. Similarly, It  displays slightly better results at forecasting Closes(following a trend) for 4 Days and Lows (following a trend) Closes(following a trend) for 8 Days. Similarly, It renders worse results  at forecasting Highs for 2 Days and, Highs for 4 Days when compared to random selection of stocks.</w:t>
+        <w:t>Hanging Man yields significantly better results at forecasting Closes(following a trend) for 2 Days. Likewise, It  yields slightly better results at forecasting Closes(following a trend) for 4 Days and Lows (following a trend) Closes(following a trend) for 8 Days. Moreover, It renders worse results  at forecasting Highs for 2 Days and, Highs for 4 Days when compared to random selection of stocks.</w:t>
         <w:br/>
-        <w:t xml:space="preserve">Shooting Star shows significantly better results at forecasting Highs(following a trend), Lows (following a trend) for 2 Days. Additionally , Highs(following a trend), Lows (following a trend), Closes(following a trend) for 4 Days and, Highs(following a trend), Lows (following a trend), Closes(following a trend) for 8 Days. Similarly, It  renders slightly better results at forecasting Lows Closes(following a trend) for 2 Days and Lows for 4 Days. </w:t>
+        <w:t xml:space="preserve">Shooting Star shows significantly better results at forecasting Highs(following a trend), Lows (following a trend) for 2 Days. Moreover , Highs(following a trend), Lows (following a trend), Closes(following a trend) for 4 Days and, Highs(following a trend), Lows (following a trend), Closes(following a trend) for 8 Days. Additionally, It  shows slightly better results at forecasting Lows Closes(following a trend) for 2 Days and Lows for 4 Days. </w:t>
       </w:r>
     </w:p>
     <w:tbl>
@@ -10039,11 +10039,11 @@
         <w:t>during a sustained Bullish market phase.</w:t>
         <w:br/>
         <w:br/>
-        <w:t xml:space="preserve">Hammer shows significantly better results at forecasting Highs for 2 Days. Additionally, It  renders slightly better results at forecasting Lows for 2 Days. Additionally  it displays slightly better at  Highs Lows for 4 Days and Highs Lows for 8 Days. </w:t>
+        <w:t xml:space="preserve">Hammer yields significantly better results at forecasting Highs for 2 Days. Moreover, It  renders slightly better results at forecasting Lows for 2 Days. Moreover  it shows slightly better at  Highs Lows for 4 Days and Highs Lows for 8 Days. </w:t>
         <w:br/>
-        <w:t>Hanging Man renders worse results  at forecasting Highs(following a trend), Lows (following a trend) for 2 Days Furthermore, , Highs(following a trend), Lows (following a trend), Closes(following a trend) for 4 Days and, Highs(following a trend), Lows (following a trend), Closes(following a trend) for 8 Days when compared to random selection of stocks.</w:t>
+        <w:t>Hanging Man yields worse results  at forecasting Highs(following a trend), Lows (following a trend) for 2 Days Additionally, , Highs(following a trend), Lows (following a trend), Closes(following a trend) for 4 Days and, Highs(following a trend), Lows (following a trend), Closes(following a trend) for 8 Days when compared to random selection of stocks.</w:t>
         <w:br/>
-        <w:t>Shooting Star shows significantly better results at forecasting Lows for 2 Days. Additionally, It  renders slightly better results at forecasting Lows (following a trend) for 2 Days. Similarly, It displays worse results  at forecasting Closes(following a trend) for 4 Days and, Highs(following a trend), Lows (following a trend), Closes(following a trend) for 8 Days when compared to random selection of stocks.</w:t>
+        <w:t>Shooting Star yields significantly better results at forecasting Lows for 2 Days. Likewise, It  shows slightly better results at forecasting Lows (following a trend) for 2 Days. Moreover, It displays worse results  at forecasting Closes(following a trend) for 4 Days and, Highs(following a trend), Lows (following a trend), Closes(following a trend) for 8 Days when compared to random selection of stocks.</w:t>
       </w:r>
     </w:p>
     <w:tbl>
@@ -12542,11 +12542,11 @@
         <w:t>during a sustained Bearish market phase.</w:t>
         <w:br/>
         <w:br/>
-        <w:t>Hammer shows significantly better results at forecasting Highs(following a trend) for 2 Days. And, It  renders slightly better results at forecasting Highs Lows for 2 Days and Highs for 4 Days. Additionally, It shows worse results  at forecasting Closes(following a trend) for 2 Days when compared to random selection of stocks.</w:t>
+        <w:t>Hammer yields significantly better results at forecasting Highs(following a trend) for 2 Days. Additionally, It  shows slightly better results at forecasting Highs Lows for 2 Days and Highs for 4 Days. Likewise, It renders worse results  at forecasting Closes(following a trend) for 2 Days when compared to random selection of stocks.</w:t>
         <w:br/>
-        <w:t xml:space="preserve">Hanging Man renders significantly better results at forecasting Closes(following a trend) for 4 Days and, Closes(following a trend) for 8 Days. Furthermore, It  yields slightly better results at forecasting Closes(following a trend) for 2 Days. Similarly  it renders slightly better at  Highs(following a trend) for 4 Days and Highs(following a trend) Lows (following a trend) for 8 Days. </w:t>
+        <w:t xml:space="preserve">Hanging Man shows significantly better results at forecasting Closes(following a trend) for 4 Days and, Closes(following a trend) for 8 Days. Additionally, It  yields slightly better results at forecasting Closes(following a trend) for 2 Days. Additionally  it shows slightly better at  Highs(following a trend) for 4 Days and Highs(following a trend) Lows (following a trend) for 8 Days. </w:t>
         <w:br/>
-        <w:t xml:space="preserve">Shooting Star renders significantly better results at forecasting Highs(following a trend), Lows for 2 Days. Moreover , Highs(following a trend), Lows (following a trend) for 4 Days and, Highs(following a trend), Lows (following a trend), Closes(following a trend) for 8 Days. Likewise, It  shows slightly better results at forecasting Highs for 2 Days and Lows for 4 Days. </w:t>
+        <w:t xml:space="preserve">Shooting Star displays significantly better results at forecasting Highs(following a trend), Lows for 2 Days. Furthermore , Highs(following a trend), Lows (following a trend) for 4 Days and, Highs(following a trend), Lows (following a trend), Closes(following a trend) for 8 Days. Additionally, It  displays slightly better results at forecasting Highs for 2 Days and Lows for 4 Days. </w:t>
       </w:r>
     </w:p>
     <w:tbl>
@@ -15045,11 +15045,11 @@
         <w:t>during a sustained Bullish market phase.</w:t>
         <w:br/>
         <w:br/>
-        <w:t xml:space="preserve">Hammer yields significantly better results at forecasting Highs, Lows for 2 Days. And , Highs(following a trend), Lows (following a trend) for 4 Days and, Highs(following a trend), Lows (following a trend) for 8 Days. Additionally, It  yields slightly better results at forecasting Lows (following a trend) for 2 Days. Similarly  it displays slightly better at  Highs Lows for 4 Days and Highs for 8 Days. </w:t>
+        <w:t xml:space="preserve">Hammer displays significantly better results at forecasting Highs, Lows for 2 Days. Similarly , Highs(following a trend), Lows (following a trend) for 4 Days and, Highs(following a trend), Lows (following a trend) for 8 Days. Additionally, It  yields slightly better results at forecasting Lows (following a trend) for 2 Days. And  it displays slightly better at  Highs Lows for 4 Days and Highs for 8 Days. </w:t>
         <w:br/>
-        <w:t>Hanging Man yields worse results  at forecasting Highs, Lows (following a trend) for 2 Days Furthermore, , Highs(following a trend) for 4 Days and, Highs(following a trend), Lows (following a trend), Closes(following a trend) for 8 Days when compared to random selection of stocks.</w:t>
+        <w:t>Hanging Man yields worse results  at forecasting Highs, Lows (following a trend) for 2 Days Likewise, , Highs(following a trend) for 4 Days and, Highs(following a trend), Lows (following a trend), Closes(following a trend) for 8 Days when compared to random selection of stocks.</w:t>
         <w:br/>
-        <w:t>Shooting Star displays slightly better results at forecasting Lows for 2 Days. Similarly, It yields worse results  at forecasting Highs(following a trend), Closes(following a trend) for 8 Days when compared to random selection of stocks.</w:t>
+        <w:t>Shooting Star shows slightly better results at forecasting Lows for 2 Days. Likewise, It yields worse results  at forecasting Highs(following a trend), Closes(following a trend) for 8 Days when compared to random selection of stocks.</w:t>
       </w:r>
     </w:p>
     <w:tbl>
@@ -17548,13 +17548,13 @@
         <w:t>during a sustained Bearish market phase.</w:t>
         <w:br/>
         <w:br/>
-        <w:t>Hammer displays significantly better results at forecasting Highs, Lows for 2 Days. And, It  yields slightly better results at forecasting Highs for 4 Days. Moreover, It renders worse results  at forecasting Closes(following a trend) for 4 Days and, Closes(following a trend) for 8 Days when compared to random selection of stocks.</w:t>
+        <w:t>Hammer renders significantly better results at forecasting Highs, Lows for 2 Days. Likewise, It  yields slightly better results at forecasting Highs for 4 Days. And, It renders worse results  at forecasting Closes(following a trend) for 4 Days and, Closes(following a trend) for 8 Days when compared to random selection of stocks.</w:t>
         <w:br/>
-        <w:t>Inverted Hammer renders worse results  at forecasting Lows (following a trend) for 2 Days Similarly, , Highs(following a trend), Lows for 4 Days and, Highs(following a trend), Lows for 8 Days when compared to random selection of stocks.</w:t>
+        <w:t>Inverted Hammer displays worse results  at forecasting Lows (following a trend) for 2 Days Likewise, , Highs(following a trend), Lows for 4 Days and, Highs(following a trend), Lows for 8 Days when compared to random selection of stocks.</w:t>
         <w:br/>
-        <w:t>Hanging Man displays slightly better results at forecasting Closes(following a trend) for 2 Days. Likewise  it shows slightly better at  Closes(following a trend) for 4 Days and Closes(following a trend) for 8 Days. Moreover, It shows worse results  at forecasting Highs for 2 Days when compared to random selection of stocks.</w:t>
+        <w:t>Hanging Man displays slightly better results at forecasting Closes(following a trend) for 2 Days. Additionally  it shows slightly better at  Closes(following a trend) for 4 Days and Closes(following a trend) for 8 Days. Likewise, It shows worse results  at forecasting Highs for 2 Days when compared to random selection of stocks.</w:t>
         <w:br/>
-        <w:t xml:space="preserve">Shooting Star yields significantly better results at forecasting Highs(following a trend), Lows (following a trend) for 2 Days. And , Highs(following a trend), Lows (following a trend) for 4 Days and, Highs(following a trend), Lows (following a trend), Closes(following a trend) for 8 Days. Furthermore, It  renders slightly better results at forecasting Highs Lows Closes(following a trend) for 2 Days. Moreover  it yields slightly better at  Closes(following a trend) for 4 Days and Lows for 8 Days. </w:t>
+        <w:t xml:space="preserve">Shooting Star yields significantly better results at forecasting Highs(following a trend), Lows (following a trend) for 2 Days. Additionally , Highs(following a trend), Lows (following a trend) for 4 Days and, Highs(following a trend), Lows (following a trend), Closes(following a trend) for 8 Days. Similarly, It  yields slightly better results at forecasting Highs Lows Closes(following a trend) for 2 Days. Likewise  it displays slightly better at  Closes(following a trend) for 4 Days and Lows for 8 Days. </w:t>
       </w:r>
     </w:p>
     <w:tbl>
@@ -20053,13 +20053,13 @@
         <w:t>during a sustained Bullish market phase.</w:t>
         <w:br/>
         <w:br/>
-        <w:t>Hammer yields significantly better results at forecasting Highs(following a trend) for 2 Days. Moreover, It  shows slightly better results at forecasting Highs Lows for 2 Days and Highs(following a trend) Lows for 4 Days. Additionally, It shows worse results  at forecasting Closes(following a trend) for 4 Days and, Closes(following a trend) for 8 Days when compared to random selection of stocks.</w:t>
+        <w:t>Hammer shows significantly better results at forecasting Highs(following a trend) for 2 Days. Furthermore, It  shows slightly better results at forecasting Highs Lows for 2 Days and Highs(following a trend) Lows for 4 Days. Likewise, It shows worse results  at forecasting Closes(following a trend) for 4 Days and, Closes(following a trend) for 8 Days when compared to random selection of stocks.</w:t>
         <w:br/>
-        <w:t>Inverted Hammer yields slightly better results at forecasting Closes(following a trend) for 2 Days. Similarly, It renders worse results  at forecasting Lows for 2 Days when compared to random selection of stocks.</w:t>
+        <w:t>Inverted Hammer yields slightly better results at forecasting Closes(following a trend) for 2 Days. Furthermore, It yields worse results  at forecasting Lows for 2 Days when compared to random selection of stocks.</w:t>
         <w:br/>
-        <w:t>Hanging Man shows worse results  at forecasting Highs, Lows (following a trend) for 2 Days Likewise, , Highs, Lows (following a trend) for 4 Days and, Highs(following a trend), Lows (following a trend), Closes(following a trend) for 8 Days when compared to random selection of stocks.</w:t>
+        <w:t>Hanging Man renders worse results  at forecasting Highs, Lows (following a trend) for 2 Days Likewise, , Highs, Lows (following a trend) for 4 Days and, Highs(following a trend), Lows (following a trend), Closes(following a trend) for 8 Days when compared to random selection of stocks.</w:t>
         <w:br/>
-        <w:t>Shooting Star yields significantly better results at forecasting Lows (following a trend) for 2 Days. Furthermore, It  renders slightly better results at forecasting Lows for 2 Days and Lows for 4 Days. Similarly, It displays worse results  at forecasting Closes(following a trend) for 2 Days Likewise, , Closes(following a trend) for 4 Days and, Highs(following a trend), Lows (following a trend), Closes for 8 Days when compared to random selection of stocks.</w:t>
+        <w:t>Shooting Star shows significantly better results at forecasting Lows (following a trend) for 2 Days. Likewise, It  renders slightly better results at forecasting Lows for 2 Days and Lows for 4 Days. And, It renders worse results  at forecasting Closes(following a trend) for 2 Days And, , Closes(following a trend) for 4 Days and, Highs(following a trend), Lows (following a trend), Closes for 8 Days when compared to random selection of stocks.</w:t>
       </w:r>
     </w:p>
     <w:tbl>
@@ -22558,11 +22558,11 @@
         <w:t>during a sustained Bearish market phase.</w:t>
         <w:br/>
         <w:br/>
-        <w:t xml:space="preserve">Hammer displays significantly better results at forecasting Lows for 2 Days and, Highs(following a trend), Lows (following a trend) for 4 Days. Furthermore, It  displays slightly better results at forecasting Highs for 2 Days. And  it shows slightly better at  Highs Lows for 4 Days and Lows for 8 Days. </w:t>
+        <w:t xml:space="preserve">Hammer shows significantly better results at forecasting Lows for 2 Days and, Highs(following a trend), Lows (following a trend) for 4 Days. And, It  displays slightly better results at forecasting Highs for 2 Days. And  it yields slightly better at  Highs Lows for 4 Days and Lows for 8 Days. </w:t>
         <w:br/>
-        <w:t>Hanging Man shows significantly better results at forecasting Closes(following a trend) for 8 Days. Moreover, It  shows slightly better results at forecasting Closes(following a trend) for 2 Days. Likewise  it shows slightly better at  Closes(following a trend) for 4 Days and Highs(following a trend) Lows (following a trend) for 8 Days. Likewise, It displays worse results  at forecasting Lows for 2 Days when compared to random selection of stocks.</w:t>
+        <w:t>Hanging Man renders significantly better results at forecasting Closes(following a trend) for 8 Days. Additionally, It  renders slightly better results at forecasting Closes(following a trend) for 2 Days. Likewise  it renders slightly better at  Closes(following a trend) for 4 Days and Highs(following a trend) Lows (following a trend) for 8 Days. Moreover, It displays worse results  at forecasting Lows for 2 Days when compared to random selection of stocks.</w:t>
         <w:br/>
-        <w:t xml:space="preserve">Shooting Star displays significantly better results at forecasting Lows (following a trend) for 2 Days. Likewise , Lows (following a trend) for 4 Days and, Highs(following a trend), Lows (following a trend), Closes(following a trend) for 8 Days. Moreover, It  renders slightly better results at forecasting Highs Lows for 2 Days and Highs(following a trend) Lows Closes(following a trend) for 4 Days. </w:t>
+        <w:t xml:space="preserve">Shooting Star displays significantly better results at forecasting Lows (following a trend) for 2 Days. Additionally , Lows (following a trend) for 4 Days and, Highs(following a trend), Lows (following a trend), Closes(following a trend) for 8 Days. And, It  renders slightly better results at forecasting Highs Lows for 2 Days and Highs(following a trend) Lows Closes(following a trend) for 4 Days. </w:t>
       </w:r>
     </w:p>
     <w:tbl>
@@ -25061,13 +25061,13 @@
         <w:t>during a sustained Bullish market phase.</w:t>
         <w:br/>
         <w:br/>
-        <w:t>Hammer shows significantly better results at forecasting Highs, Lows for 2 Days. Likewise , Highs, Lows for 4 Days and, Highs, Lows for 8 Days. Additionally, It displays worse results  at forecasting Closes for 2 Days and, Closes(following a trend) for 8 Days when compared to random selection of stocks.</w:t>
+        <w:t>Hammer displays significantly better results at forecasting Highs, Lows for 2 Days. And , Highs, Lows for 4 Days and, Highs, Lows for 8 Days. Similarly, It shows worse results  at forecasting Closes for 2 Days and, Closes(following a trend) for 8 Days when compared to random selection of stocks.</w:t>
         <w:br/>
-        <w:t>Inverted Hammer displays significantly better results at forecasting Closes(following a trend) for 8 Days. Moreover, It  yields slightly better results at forecasting Closes for 4 Days. Furthermore, It yields worse results  at forecasting Closes(following a trend) for 2 Days Additionally, , Highs, Lows for 4 Days and, Highs, Lows for 8 Days when compared to random selection of stocks.</w:t>
+        <w:t>Inverted Hammer yields significantly better results at forecasting Closes(following a trend) for 8 Days. Similarly, It  shows slightly better results at forecasting Closes for 4 Days. Similarly, It shows worse results  at forecasting Closes(following a trend) for 2 Days Moreover, , Highs, Lows for 4 Days and, Highs, Lows for 8 Days when compared to random selection of stocks.</w:t>
         <w:br/>
-        <w:t>Hanging Man shows worse results  at forecasting Closes for 4 Days and, Closes for 8 Days when compared to random selection of stocks.</w:t>
+        <w:t>Hanging Man renders worse results  at forecasting Closes for 4 Days and, Closes for 8 Days when compared to random selection of stocks.</w:t>
         <w:br/>
-        <w:t>Shooting Star shows significantly better results at forecasting Highs, Lows for 2 Days. Additionally, It  displays slightly better results at forecasting Lows (following a trend) for 2 Days and Lows for 4 Days. Furthermore, It shows worse results  at forecasting Highs, Lows (following a trend) for 4 Days and, Lows for 8 Days when compared to random selection of stocks.</w:t>
+        <w:t>Shooting Star shows significantly better results at forecasting Highs, Lows for 2 Days. Additionally, It  shows slightly better results at forecasting Lows (following a trend) for 2 Days and Lows for 4 Days. Additionally, It shows worse results  at forecasting Highs, Lows (following a trend) for 4 Days and, Lows for 8 Days when compared to random selection of stocks.</w:t>
       </w:r>
     </w:p>
     <w:tbl>
@@ -26342,13 +26342,13 @@
         <w:t>during a sustained Bearish market phase.</w:t>
         <w:br/>
         <w:br/>
-        <w:t>Hammer yields significantly better results at forecasting Highs, Lows for 2 Days. Similarly , Highs, Lows for 4 Days and, Highs, Lows for 8 Days. Similarly, It  displays slightly better results at forecasting Highs(following a trend) for 8 Days. And, It shows worse results  at forecasting Closes for 2 Days Additionally, , Closes for 4 Days and, Lows (following a trend) for 8 Days when compared to random selection of stocks.</w:t>
+        <w:t>Hammer renders significantly better results at forecasting Highs, Lows for 2 Days. Additionally , Highs, Lows for 4 Days and, Highs, Lows for 8 Days. And, It  shows slightly better results at forecasting Highs(following a trend) for 8 Days. Likewise, It displays worse results  at forecasting Closes for 2 Days And, , Closes for 4 Days and, Lows (following a trend) for 8 Days when compared to random selection of stocks.</w:t>
         <w:br/>
-        <w:t>Inverted Hammer shows slightly better results at forecasting Closes(following a trend) for 4 Days. Furthermore, It renders worse results  at forecasting Closes(following a trend) for 2 Days and, Closes for 4 Days when compared to random selection of stocks.</w:t>
+        <w:t>Inverted Hammer yields slightly better results at forecasting Closes(following a trend) for 4 Days. Furthermore, It displays worse results  at forecasting Closes(following a trend) for 2 Days and, Closes for 4 Days when compared to random selection of stocks.</w:t>
         <w:br/>
-        <w:t>Hanging Man shows significantly better results at forecasting Closes(following a trend) for 4 Days and, Highs(following a trend), Lows (following a trend), Closes(following a trend) for 8 Days. Additionally, It  shows slightly better results at forecasting Closes(following a trend) for 2 Days. Similarly, It shows worse results  at forecasting Closes for 2 Days Moreover, , Lows (following a trend), Closes for 4 Days and, Closes for 8 Days when compared to random selection of stocks.</w:t>
+        <w:t>Hanging Man renders significantly better results at forecasting Closes(following a trend) for 4 Days and, Highs(following a trend), Lows (following a trend), Closes(following a trend) for 8 Days. Similarly, It  displays slightly better results at forecasting Closes(following a trend) for 2 Days. And, It displays worse results  at forecasting Closes for 2 Days Similarly, , Lows (following a trend), Closes for 4 Days and, Closes for 8 Days when compared to random selection of stocks.</w:t>
         <w:br/>
-        <w:t>Shooting Star yields significantly better results at forecasting Highs, Lows for 2 Days. And , Highs(following a trend), Lows (following a trend), Closes(following a trend) for 4 Days and, Highs(following a trend), Lows (following a trend), Closes(following a trend) for 8 Days. Additionally, It  shows slightly better results at forecasting Lows for 4 Days. Similarly, It yields worse results  at forecasting Closes(following a trend) for 2 Days and, Highs for 8 Days when compared to random selection of stocks.</w:t>
+        <w:t>Shooting Star renders significantly better results at forecasting Highs, Lows for 2 Days. Likewise , Highs(following a trend), Lows (following a trend), Closes(following a trend) for 4 Days and, Highs(following a trend), Lows (following a trend), Closes(following a trend) for 8 Days. And, It  yields slightly better results at forecasting Lows for 4 Days. And, It renders worse results  at forecasting Closes(following a trend) for 2 Days and, Highs for 8 Days when compared to random selection of stocks.</w:t>
       </w:r>
     </w:p>
     <w:tbl>
@@ -27635,13 +27635,13 @@
         <w:t>during a sustained Bullish market phase.</w:t>
         <w:br/>
         <w:br/>
-        <w:t>Hammer displays significantly better results at forecasting Highs, Lows for 2 Days. Furthermore , Highs for 4 Days and, Highs(following a trend), Lows (following a trend) for 8 Days. Likewise, It  renders slightly better results at forecasting Lows for 4 Days. Similarly, It renders worse results  at forecasting Lows for 8 Days when compared to random selection of stocks.</w:t>
+        <w:t>Hammer shows significantly better results at forecasting Highs, Lows for 2 Days. Likewise , Highs for 4 Days and, Highs(following a trend), Lows (following a trend) for 8 Days. And, It  shows slightly better results at forecasting Lows for 4 Days. Moreover, It yields worse results  at forecasting Lows for 8 Days when compared to random selection of stocks.</w:t>
         <w:br/>
-        <w:t>Inverted Hammer shows significantly better results at forecasting Closes for 2 Days. Additionally , Closes for 4 Days and, Closes for 8 Days. Additionally, It  shows slightly better results at forecasting Closes(following a trend) for 2 Days. Furthermore, It shows worse results  at forecasting Highs, Lows (following a trend) for 8 Days when compared to random selection of stocks.</w:t>
+        <w:t>Inverted Hammer shows significantly better results at forecasting Closes for 2 Days. Likewise , Closes for 4 Days and, Closes for 8 Days. And, It  yields slightly better results at forecasting Closes(following a trend) for 2 Days. And, It displays worse results  at forecasting Highs, Lows (following a trend) for 8 Days when compared to random selection of stocks.</w:t>
         <w:br/>
-        <w:t>Hanging Man yields significantly better results at forecasting Closes(following a trend) for 2 Days and, Closes for 8 Days. Furthermore, It  shows slightly better results at forecasting Closes for 2 Days. Likewise, It yields worse results  at forecasting Lows (following a trend) for 2 Days and, Closes for 4 Days when compared to random selection of stocks.</w:t>
+        <w:t>Hanging Man renders significantly better results at forecasting Closes(following a trend) for 2 Days and, Closes for 8 Days. Additionally, It  renders slightly better results at forecasting Closes for 2 Days. Additionally, It displays worse results  at forecasting Lows (following a trend) for 2 Days and, Closes for 4 Days when compared to random selection of stocks.</w:t>
         <w:br/>
-        <w:t>Shooting Star renders significantly better results at forecasting Highs, Lows for 2 Days. Furthermore , Highs, Lows for 4 Days and, Lows for 8 Days. Additionally, It  renders slightly better results at forecasting Lows (following a trend) for 4 Days and Highs for 8 Days. Furthermore, It shows worse results  at forecasting Closes(following a trend) for 2 Days and, Highs(following a trend) for 4 Days when compared to random selection of stocks.</w:t>
+        <w:t>Shooting Star yields significantly better results at forecasting Highs, Lows for 2 Days. Similarly , Highs, Lows for 4 Days and, Lows for 8 Days. Likewise, It  renders slightly better results at forecasting Lows (following a trend) for 4 Days and Highs for 8 Days. Furthermore, It yields worse results  at forecasting Closes(following a trend) for 2 Days and, Highs(following a trend) for 4 Days when compared to random selection of stocks.</w:t>
       </w:r>
     </w:p>
     <w:tbl>
@@ -28910,13 +28910,13 @@
         <w:t>during a sustained Bearish market phase.</w:t>
         <w:br/>
         <w:br/>
-        <w:t>Hammer yields significantly better results at forecasting Highs for 2 Days. Likewise, It  shows slightly better results at forecasting Lows for 2 Days. And  it shows slightly better at  Highs Lows for 4 Days and Highs Lows for 8 Days. Similarly, It renders worse results  at forecasting Lows (following a trend) for 4 Days and, Lows (following a trend), Closes for 8 Days when compared to random selection of stocks.</w:t>
+        <w:t>Hammer yields significantly better results at forecasting Highs for 2 Days. Additionally, It  displays slightly better results at forecasting Lows for 2 Days. Moreover  it yields slightly better at  Highs Lows for 4 Days and Highs Lows for 8 Days. Similarly, It displays worse results  at forecasting Lows (following a trend) for 4 Days and, Lows (following a trend), Closes for 8 Days when compared to random selection of stocks.</w:t>
         <w:br/>
-        <w:t>Inverted Hammer shows worse results  at forecasting Highs(following a trend), Closes for 2 Days Similarly, , Closes for 4 Days and, Highs(following a trend), Closes for 8 Days when compared to random selection of stocks.</w:t>
+        <w:t>Inverted Hammer renders worse results  at forecasting Highs(following a trend), Closes for 2 Days Likewise, , Closes for 4 Days and, Highs(following a trend), Closes for 8 Days when compared to random selection of stocks.</w:t>
         <w:br/>
-        <w:t>Hanging Man yields significantly better results at forecasting Closes(following a trend) for 2 Days and, Closes(following a trend) for 4 Days. Furthermore, It  renders slightly better results at forecasting Closes(following a trend) for 8 Days. Similarly, It shows worse results  at forecasting Highs(following a trend), Lows (following a trend), Closes for 2 Days Furthermore, , Highs(following a trend) for 4 Days and, Highs(following a trend) for 8 Days when compared to random selection of stocks.</w:t>
+        <w:t>Hanging Man yields significantly better results at forecasting Closes(following a trend) for 2 Days and, Closes(following a trend) for 4 Days. Moreover, It  displays slightly better results at forecasting Closes(following a trend) for 8 Days. Moreover, It renders worse results  at forecasting Highs(following a trend), Lows (following a trend), Closes for 2 Days Furthermore, , Highs(following a trend) for 4 Days and, Highs(following a trend) for 8 Days when compared to random selection of stocks.</w:t>
         <w:br/>
-        <w:t>Shooting Star displays significantly better results at forecasting Highs, Lows for 2 Days. Similarly , Highs(following a trend), Lows, Closes(following a trend) for 4 Days and, Highs(following a trend), Lows, Closes(following a trend) for 8 Days. Moreover, It  yields slightly better results at forecasting Closes(following a trend) for 2 Days. Likewise  it renders slightly better at  Highs for 4 Days and Highs for 8 Days. Similarly, It displays worse results  at forecasting Closes for 2 Days Furthermore, , Closes for 4 Days and, Closes for 8 Days when compared to random selection of stocks.</w:t>
+        <w:t>Shooting Star renders significantly better results at forecasting Highs, Lows for 2 Days. Moreover , Highs(following a trend), Lows, Closes(following a trend) for 4 Days and, Highs(following a trend), Lows, Closes(following a trend) for 8 Days. Similarly, It  displays slightly better results at forecasting Closes(following a trend) for 2 Days. Furthermore  it displays slightly better at  Highs for 4 Days and Highs for 8 Days. Moreover, It renders worse results  at forecasting Closes for 2 Days Likewise, , Closes for 4 Days and, Closes for 8 Days when compared to random selection of stocks.</w:t>
       </w:r>
     </w:p>
     <w:tbl>
@@ -30218,13 +30218,13 @@
         <w:t>during a sustained Bullish market phase.</w:t>
         <w:br/>
         <w:br/>
-        <w:t>Hammer renders significantly better results at forecasting Highs, Lows for 2 Days. Similarly , Highs, Lows for 4 Days and, Highs, Lows for 8 Days. Furthermore, It  displays slightly better results at forecasting Lows (following a trend) for 2 Days. Furthermore, It shows worse results  at forecasting Closes for 4 Days and, Closes for 8 Days when compared to random selection of stocks.</w:t>
+        <w:t>Hammer renders significantly better results at forecasting Highs, Lows for 2 Days. And , Highs, Lows for 4 Days and, Highs, Lows for 8 Days. Furthermore, It  shows slightly better results at forecasting Lows (following a trend) for 2 Days. Likewise, It renders worse results  at forecasting Closes for 4 Days and, Closes for 8 Days when compared to random selection of stocks.</w:t>
         <w:br/>
-        <w:t>Inverted Hammer shows worse results  at forecasting Closes(following a trend) for 2 Days Likewise, , Closes for 4 Days and, Highs(following a trend), Lows (following a trend), Closes for 8 Days when compared to random selection of stocks.</w:t>
+        <w:t>Inverted Hammer displays worse results  at forecasting Closes(following a trend) for 2 Days Similarly, , Closes for 4 Days and, Highs(following a trend), Lows (following a trend), Closes for 8 Days when compared to random selection of stocks.</w:t>
         <w:br/>
         <w:t>Hanging Man shows worse results  at forecasting Closes for 4 Days when compared to random selection of stocks.</w:t>
         <w:br/>
-        <w:t>Shooting Star displays significantly better results at forecasting Highs, Lows for 2 Days and, Highs, Lows for 4 Days. Additionally, It shows worse results  at forecasting Closes for 2 Days when compared to random selection of stocks.</w:t>
+        <w:t>Shooting Star displays significantly better results at forecasting Highs, Lows for 2 Days and, Highs, Lows for 4 Days. Similarly, It displays worse results  at forecasting Closes for 2 Days when compared to random selection of stocks.</w:t>
       </w:r>
     </w:p>
     <w:tbl>
@@ -31481,13 +31481,13 @@
         <w:t>during a sustained Bearish market phase.</w:t>
         <w:br/>
         <w:br/>
-        <w:t>Hammer displays significantly better results at forecasting Highs, Lows for 2 Days and, Highs for 4 Days. Moreover, It  yields slightly better results at forecasting Lows for 4 Days and Highs for 8 Days. Likewise, It shows worse results  at forecasting Highs(following a trend) for 8 Days when compared to random selection of stocks.</w:t>
+        <w:t>Hammer yields significantly better results at forecasting Highs, Lows for 2 Days and, Highs for 4 Days. Additionally, It  renders slightly better results at forecasting Lows for 4 Days and Highs for 8 Days. Moreover, It yields worse results  at forecasting Highs(following a trend) for 8 Days when compared to random selection of stocks.</w:t>
         <w:br/>
-        <w:t>Inverted Hammer displays worse results  at forecasting Closes for 2 Days Furthermore, , Highs(following a trend), Closes for 4 Days and, Highs, Closes for 8 Days when compared to random selection of stocks.</w:t>
+        <w:t>Inverted Hammer yields worse results  at forecasting Closes for 2 Days Likewise, , Highs(following a trend), Closes for 4 Days and, Highs, Closes for 8 Days when compared to random selection of stocks.</w:t>
         <w:br/>
-        <w:t>Hanging Man renders significantly better results at forecasting Closes(following a trend) for 2 Days. And , Highs(following a trend), Closes(following a trend) for 4 Days and, Highs(following a trend), Lows (following a trend), Closes(following a trend) for 8 Days. Moreover, It  renders slightly better results at forecasting Closes for 2 Days and Lows (following a trend) for 4 Days. And, It displays worse results  at forecasting Highs(following a trend), Lows (following a trend) for 2 Days when compared to random selection of stocks.</w:t>
+        <w:t>Hanging Man displays significantly better results at forecasting Closes(following a trend) for 2 Days. Additionally , Highs(following a trend), Closes(following a trend) for 4 Days and, Highs(following a trend), Lows (following a trend), Closes(following a trend) for 8 Days. And, It  shows slightly better results at forecasting Closes for 2 Days and Lows (following a trend) for 4 Days. Similarly, It displays worse results  at forecasting Highs(following a trend), Lows (following a trend) for 2 Days when compared to random selection of stocks.</w:t>
         <w:br/>
-        <w:t>Shooting Star shows significantly better results at forecasting Highs, Lows for 2 Days. Furthermore , Highs, Lows for 4 Days and, Highs(following a trend), Lows, Closes(following a trend) for 8 Days. Furthermore, It  yields slightly better results at forecasting Closes(following a trend) for 2 Days. And, It shows worse results  at forecasting Closes(following a trend) for 4 Days and, Highs for 8 Days when compared to random selection of stocks.</w:t>
+        <w:t>Shooting Star renders significantly better results at forecasting Highs, Lows for 2 Days. Furthermore , Highs, Lows for 4 Days and, Highs(following a trend), Lows, Closes(following a trend) for 8 Days. Likewise, It  displays slightly better results at forecasting Closes(following a trend) for 2 Days. Additionally, It yields worse results  at forecasting Closes(following a trend) for 4 Days and, Highs for 8 Days when compared to random selection of stocks.</w:t>
       </w:r>
     </w:p>
     <w:tbl>
@@ -32777,13 +32777,13 @@
         <w:t>during a sustained Bullish market phase.</w:t>
         <w:br/>
         <w:br/>
-        <w:t>Hammer yields significantly better results at forecasting Highs, Lows for 2 Days. Similarly , Highs, Lows for 4 Days and, Highs, Lows (following a trend) for 8 Days. Likewise, It  shows slightly better results at forecasting Lows (following a trend) for 2 Days and Lows for 8 Days. Similarly, It displays worse results  at forecasting Closes for 2 Days Additionally, , Closes(following a trend) for 4 Days and, Closes(following a trend) for 8 Days when compared to random selection of stocks.</w:t>
+        <w:t>Hammer displays significantly better results at forecasting Highs, Lows for 2 Days. Moreover , Highs, Lows for 4 Days and, Highs, Lows (following a trend) for 8 Days. Similarly, It  displays slightly better results at forecasting Lows (following a trend) for 2 Days and Lows for 8 Days. Likewise, It displays worse results  at forecasting Closes for 2 Days Additionally, , Closes(following a trend) for 4 Days and, Closes(following a trend) for 8 Days when compared to random selection of stocks.</w:t>
         <w:br/>
-        <w:t>Inverted Hammer yields worse results  at forecasting Closes for 2 Days Moreover, , Closes for 4 Days and, Highs(following a trend), Closes for 8 Days when compared to random selection of stocks.</w:t>
+        <w:t>Inverted Hammer displays worse results  at forecasting Closes for 2 Days Moreover, , Closes for 4 Days and, Highs(following a trend), Closes for 8 Days when compared to random selection of stocks.</w:t>
         <w:br/>
-        <w:t>Hanging Man yields slightly better results at forecasting Closes for 4 Days. Likewise, It yields worse results  at forecasting Closes for 2 Days when compared to random selection of stocks.</w:t>
+        <w:t>Hanging Man displays slightly better results at forecasting Closes for 4 Days. And, It shows worse results  at forecasting Closes for 2 Days when compared to random selection of stocks.</w:t>
         <w:br/>
-        <w:t>Shooting Star renders significantly better results at forecasting Lows for 2 Days and, Lows for 8 Days. Likewise, It  renders slightly better results at forecasting Lows (following a trend) for 2 Days and Lows for 4 Days. Similarly, It renders worse results  at forecasting Highs(following a trend), Lows (following a trend) for 4 Days when compared to random selection of stocks.</w:t>
+        <w:t>Shooting Star renders significantly better results at forecasting Lows for 2 Days and, Lows for 8 Days. Moreover, It  renders slightly better results at forecasting Lows (following a trend) for 2 Days and Lows for 4 Days. And, It renders worse results  at forecasting Highs(following a trend), Lows (following a trend) for 4 Days when compared to random selection of stocks.</w:t>
       </w:r>
     </w:p>
     <w:tbl>
@@ -34052,11 +34052,11 @@
         <w:t>during a sustained Bearish market phase.</w:t>
         <w:br/>
         <w:br/>
-        <w:t>Hammer displays significantly better results at forecasting Highs, Lows for 2 Days and, Highs, Lows for 4 Days. Moreover, It  displays slightly better results at forecasting Highs(following a trend) for 4 Days and Highs for 8 Days. And, It shows worse results  at forecasting Closes(following a trend) for 2 Days Additionally, , Lows (following a trend) for 4 Days and, Highs(following a trend), Lows for 8 Days when compared to random selection of stocks.</w:t>
+        <w:t>Hammer renders significantly better results at forecasting Highs, Lows for 2 Days and, Highs, Lows for 4 Days. Furthermore, It  renders slightly better results at forecasting Highs(following a trend) for 4 Days and Highs for 8 Days. Additionally, It shows worse results  at forecasting Closes(following a trend) for 2 Days Additionally, , Lows (following a trend) for 4 Days and, Highs(following a trend), Lows for 8 Days when compared to random selection of stocks.</w:t>
         <w:br/>
-        <w:t>Hanging Man shows significantly better results at forecasting Closes(following a trend) for 2 Days and, Closes(following a trend) for 4 Days. Likewise, It  shows slightly better results at forecasting Closes for 2 Days. Likewise  it renders slightly better at  Lows (following a trend) for 4 Days and Closes(following a trend) for 8 Days. Furthermore, It shows worse results  at forecasting Lows (following a trend) for 2 Days Additionally, , Highs(following a trend), Closes for 4 Days and, Highs(following a trend), Lows (following a trend) for 8 Days when compared to random selection of stocks.</w:t>
+        <w:t>Hanging Man shows significantly better results at forecasting Closes(following a trend) for 2 Days and, Closes(following a trend) for 4 Days. Moreover, It  shows slightly better results at forecasting Closes for 2 Days. Moreover  it displays slightly better at  Lows (following a trend) for 4 Days and Closes(following a trend) for 8 Days. Additionally, It displays worse results  at forecasting Lows (following a trend) for 2 Days Likewise, , Highs(following a trend), Closes for 4 Days and, Highs(following a trend), Lows (following a trend) for 8 Days when compared to random selection of stocks.</w:t>
         <w:br/>
-        <w:t>Shooting Star yields significantly better results at forecasting Highs, Lows, Closes(following a trend) for 2 Days. Moreover , Highs, Lows for 4 Days and, Highs, Lows, Closes(following a trend) for 8 Days. Furthermore, It  renders slightly better results at forecasting Closes(following a trend) for 4 Days. Similarly, It renders worse results  at forecasting Closes for 8 Days when compared to random selection of stocks.</w:t>
+        <w:t>Shooting Star yields significantly better results at forecasting Highs, Lows, Closes(following a trend) for 2 Days. Furthermore , Highs, Lows for 4 Days and, Highs, Lows, Closes(following a trend) for 8 Days. Furthermore, It  renders slightly better results at forecasting Closes(following a trend) for 4 Days. Furthermore, It shows worse results  at forecasting Closes for 8 Days when compared to random selection of stocks.</w:t>
       </w:r>
     </w:p>
     <w:tbl>
@@ -35334,13 +35334,13 @@
         <w:t>during a sustained Bullish market phase.</w:t>
         <w:br/>
         <w:br/>
-        <w:t>Hammer yields significantly better results at forecasting Highs, Lows for 2 Days and, Lows for 4 Days. Furthermore, It  displays slightly better results at forecasting Highs Lows (following a trend) for 4 Days and Highs for 8 Days. Moreover, It displays worse results  at forecasting Highs(following a trend) for 4 Days and, Highs(following a trend), Lows (following a trend) for 8 Days when compared to random selection of stocks.</w:t>
+        <w:t>Hammer yields significantly better results at forecasting Highs, Lows for 2 Days and, Lows for 4 Days. Likewise, It  renders slightly better results at forecasting Highs Lows (following a trend) for 4 Days and Highs for 8 Days. Similarly, It shows worse results  at forecasting Highs(following a trend) for 4 Days and, Highs(following a trend), Lows (following a trend) for 8 Days when compared to random selection of stocks.</w:t>
         <w:br/>
-        <w:t>Inverted Hammer displays slightly better results at forecasting Closes(following a trend) for 2 Days. Furthermore, It displays worse results  at forecasting Highs(following a trend), Closes for 2 Days Moreover, , Lows (following a trend), Closes for 4 Days and, Highs(following a trend), Closes(following a trend) for 8 Days when compared to random selection of stocks.</w:t>
+        <w:t>Inverted Hammer yields slightly better results at forecasting Closes(following a trend) for 2 Days. And, It renders worse results  at forecasting Highs(following a trend), Closes for 2 Days Similarly, , Lows (following a trend), Closes for 4 Days and, Highs(following a trend), Closes(following a trend) for 8 Days when compared to random selection of stocks.</w:t>
         <w:br/>
-        <w:t>Hanging Man displays worse results  at forecasting Closes for 4 Days when compared to random selection of stocks.</w:t>
+        <w:t>Hanging Man renders worse results  at forecasting Closes for 4 Days when compared to random selection of stocks.</w:t>
         <w:br/>
-        <w:t>Shooting Star shows significantly better results at forecasting Lows for 2 Days and, Lows for 4 Days. And, It  shows slightly better results at forecasting Highs for 2 Days. Moreover, It renders worse results  at forecasting Highs(following a trend) for 2 Days Additionally, , Highs, Lows (following a trend) for 4 Days and, Highs, Lows for 8 Days when compared to random selection of stocks.</w:t>
+        <w:t>Shooting Star shows significantly better results at forecasting Lows for 2 Days and, Lows for 4 Days. Moreover, It  yields slightly better results at forecasting Highs for 2 Days. Furthermore, It renders worse results  at forecasting Highs(following a trend) for 2 Days Similarly, , Highs, Lows (following a trend) for 4 Days and, Highs, Lows for 8 Days when compared to random selection of stocks.</w:t>
       </w:r>
     </w:p>
     <w:tbl>
@@ -36594,13 +36594,13 @@
         <w:t>during a sustained Bearish market phase.</w:t>
         <w:br/>
         <w:br/>
-        <w:t>Hammer renders significantly better results at forecasting Highs, Lows for 2 Days. Similarly , Highs, Lows for 4 Days and, Highs, Lows for 8 Days. Similarly, It yields worse results  at forecasting Closes for 4 Days and, Highs(following a trend), Lows (following a trend) for 8 Days when compared to random selection of stocks.</w:t>
+        <w:t>Hammer yields significantly better results at forecasting Highs, Lows for 2 Days. Similarly , Highs, Lows for 4 Days and, Highs, Lows for 8 Days. Furthermore, It displays worse results  at forecasting Closes for 4 Days and, Highs(following a trend), Lows (following a trend) for 8 Days when compared to random selection of stocks.</w:t>
         <w:br/>
-        <w:t>Inverted Hammer displays significantly better results at forecasting Closes for 2 Days and, Closes for 4 Days. And, It displays worse results  at forecasting Closes(following a trend) for 2 Days Similarly, , Highs for 4 Days and, Highs, Closes for 8 Days when compared to random selection of stocks.</w:t>
+        <w:t>Inverted Hammer displays significantly better results at forecasting Closes for 2 Days and, Closes for 4 Days. Similarly, It displays worse results  at forecasting Closes(following a trend) for 2 Days And, , Highs for 4 Days and, Highs, Closes for 8 Days when compared to random selection of stocks.</w:t>
         <w:br/>
-        <w:t>Hanging Man yields significantly better results at forecasting Closes(following a trend) for 2 Days. Additionally , Closes(following a trend) for 4 Days and, Closes(following a trend) for 8 Days. Additionally, It  shows slightly better results at forecasting Highs(following a trend) Lows (following a trend) for 8 Days. Similarly, It yields worse results  at forecasting Highs(following a trend), Closes for 2 Days Additionally, , Highs(following a trend), Lows (following a trend), Closes for 4 Days and, Closes for 8 Days when compared to random selection of stocks.</w:t>
+        <w:t>Hanging Man shows significantly better results at forecasting Closes(following a trend) for 2 Days. Likewise , Closes(following a trend) for 4 Days and, Closes(following a trend) for 8 Days. Moreover, It  displays slightly better results at forecasting Highs(following a trend) Lows (following a trend) for 8 Days. And, It renders worse results  at forecasting Highs(following a trend), Closes for 2 Days And, , Highs(following a trend), Lows (following a trend), Closes for 4 Days and, Closes for 8 Days when compared to random selection of stocks.</w:t>
         <w:br/>
-        <w:t>Shooting Star shows significantly better results at forecasting Highs, Lows for 2 Days. Likewise , Lows for 4 Days and, Highs(following a trend), Lows (following a trend), Closes(following a trend) for 8 Days. Furthermore, It  shows slightly better results at forecasting Highs(following a trend) for 2 Days. Furthermore  it shows slightly better at  Highs(following a trend) for 4 Days and Lows for 8 Days. Likewise, It yields worse results  at forecasting Closes(following a trend) for 2 Days Additionally, , Highs, Closes(following a trend) for 4 Days and, Closes for 8 Days when compared to random selection of stocks.</w:t>
+        <w:t>Shooting Star yields significantly better results at forecasting Highs, Lows for 2 Days. Similarly , Lows for 4 Days and, Highs(following a trend), Lows (following a trend), Closes(following a trend) for 8 Days. Moreover, It  displays slightly better results at forecasting Highs(following a trend) for 2 Days. Furthermore  it renders slightly better at  Highs(following a trend) for 4 Days and Lows for 8 Days. And, It shows worse results  at forecasting Closes(following a trend) for 2 Days Furthermore, , Highs, Closes(following a trend) for 4 Days and, Closes for 8 Days when compared to random selection of stocks.</w:t>
       </w:r>
     </w:p>
     <w:tbl>

--- a/src/steps/docx_output/thesis.docx
+++ b/src/steps/docx_output/thesis.docx
@@ -21,13 +21,13 @@
         <w:t>during a sustained Bullish market phase.</w:t>
         <w:br/>
         <w:br/>
-        <w:t xml:space="preserve">Hammer yields significantly better results at forecasting Highs for 2 Days and, Highs for 4 Days. Likewise, It  displays slightly better results at forecasting Lows for 2 Days. Additionally  it yields slightly better at  Highs(following a trend) Lows for 4 Days and Highs Lows for 8 Days. </w:t>
+        <w:t xml:space="preserve">Hammer shows significantly better results at forecasting Highs for 2 Days and, Highs for 4 Days. Likewise, It  shows slightly better results at forecasting Lows for 2 Days. Additionally  it renders slightly better at  Highs(following a trend) Lows for 4 Days and Highs Lows for 8 Days. </w:t>
         <w:br/>
-        <w:t xml:space="preserve">Inverted Hammer renders slightly better results at forecasting Closes(following a trend) for 8 Days. </w:t>
+        <w:t xml:space="preserve">Inverted Hammer yields slightly better results at forecasting Closes(following a trend) for 8 Days. </w:t>
         <w:br/>
-        <w:t>Hanging Man renders worse results  at forecasting Highs, Lows for 2 Days And, , Highs, Lows (following a trend) for 4 Days and, Highs(following a trend), Lows (following a trend) for 8 Days when compared to random selection of stocks.</w:t>
+        <w:t>Hanging Man yields worse results  at forecasting Highs, Lows for 2 Days And, , Highs, Lows (following a trend) for 4 Days and, Highs(following a trend), Lows (following a trend) for 8 Days when compared to random selection of stocks.</w:t>
         <w:br/>
-        <w:t xml:space="preserve">Shooting Star shows slightly better results at forecasting Highs Lows for 2 Days. </w:t>
+        <w:t xml:space="preserve">Shooting Star renders slightly better results at forecasting Highs Lows for 2 Days. </w:t>
       </w:r>
     </w:p>
     <w:tbl>
@@ -2526,13 +2526,13 @@
         <w:t>during a sustained Bearish market phase.</w:t>
         <w:br/>
         <w:br/>
-        <w:t xml:space="preserve">Hammer displays significantly better results at forecasting Highs, Lows for 2 Days and, Highs, Lows for 4 Days. And, It  displays slightly better results at forecasting Highs Lows for 8 Days. </w:t>
+        <w:t xml:space="preserve">Hammer renders significantly better results at forecasting Highs, Lows for 2 Days and, Highs, Lows for 4 Days. Likewise, It  yields slightly better results at forecasting Highs Lows for 8 Days. </w:t>
         <w:br/>
-        <w:t>Inverted Hammer displays worse results  at forecasting Lows (following a trend) for 8 Days when compared to random selection of stocks.</w:t>
+        <w:t>Inverted Hammer renders worse results  at forecasting Lows (following a trend) for 8 Days when compared to random selection of stocks.</w:t>
         <w:br/>
-        <w:t>Hanging Man displays significantly better results at forecasting Closes(following a trend) for 8 Days. Additionally, It  displays slightly better results at forecasting Closes(following a trend) for 4 Days and Highs(following a trend) Lows (following a trend) for 8 Days. Moreover, It renders worse results  at forecasting Highs, Lows for 2 Days and, Lows for 4 Days when compared to random selection of stocks.</w:t>
+        <w:t>Hanging Man shows significantly better results at forecasting Closes(following a trend) for 8 Days. Furthermore, It  renders slightly better results at forecasting Closes(following a trend) for 4 Days and Highs(following a trend) Lows (following a trend) for 8 Days. Moreover, It shows worse results  at forecasting Highs, Lows for 2 Days and, Lows for 4 Days when compared to random selection of stocks.</w:t>
         <w:br/>
-        <w:t xml:space="preserve">Shooting Star shows significantly better results at forecasting Highs(following a trend), Lows (following a trend) for 2 Days. Likewise , Highs(following a trend), Lows (following a trend) for 4 Days and, Highs(following a trend), Lows (following a trend) for 8 Days. Furthermore, It  shows slightly better results at forecasting Highs Lows for 2 Days. Likewise  it renders slightly better at  Closes(following a trend) for 4 Days and Closes(following a trend) for 8 Days. </w:t>
+        <w:t xml:space="preserve">Shooting Star shows significantly better results at forecasting Highs(following a trend), Lows (following a trend) for 2 Days. Furthermore , Highs(following a trend), Lows (following a trend) for 4 Days and, Highs(following a trend), Lows (following a trend) for 8 Days. Similarly, It  displays slightly better results at forecasting Highs Lows for 2 Days. Furthermore  it yields slightly better at  Closes(following a trend) for 4 Days and Closes(following a trend) for 8 Days. </w:t>
       </w:r>
     </w:p>
     <w:tbl>
@@ -5031,13 +5031,13 @@
         <w:t>during a sustained Bullish market phase.</w:t>
         <w:br/>
         <w:br/>
-        <w:t xml:space="preserve">Hammer renders significantly better results at forecasting Highs(following a trend) for 2 Days and, Highs(following a trend), Lows (following a trend) for 8 Days. Furthermore, It  renders slightly better results at forecasting Highs Lows for 2 Days and Highs Lows (following a trend) for 4 Days. </w:t>
+        <w:t xml:space="preserve">Hammer shows significantly better results at forecasting Highs(following a trend) for 2 Days and, Highs(following a trend), Lows (following a trend) for 8 Days. Additionally, It  renders slightly better results at forecasting Highs Lows for 2 Days and Highs Lows (following a trend) for 4 Days. </w:t>
         <w:br/>
-        <w:t xml:space="preserve">Inverted Hammer shows slightly better results at forecasting Closes(following a trend) for 4 Days and Closes(following a trend) for 8 Days. </w:t>
+        <w:t xml:space="preserve">Inverted Hammer displays slightly better results at forecasting Closes(following a trend) for 4 Days and Closes(following a trend) for 8 Days. </w:t>
         <w:br/>
-        <w:t>Hanging Man renders slightly better results at forecasting Closes(following a trend) for 2 Days. Furthermore, It shows worse results  at forecasting Highs(following a trend) for 4 Days and, Highs(following a trend), Lows (following a trend), Closes(following a trend) for 8 Days when compared to random selection of stocks.</w:t>
+        <w:t>Hanging Man yields slightly better results at forecasting Closes(following a trend) for 2 Days. And, It yields worse results  at forecasting Highs(following a trend) for 4 Days and, Highs(following a trend), Lows (following a trend), Closes(following a trend) for 8 Days when compared to random selection of stocks.</w:t>
         <w:br/>
-        <w:t>Shooting Star shows significantly better results at forecasting Highs(following a trend), Lows for 2 Days. And, It  displays slightly better results at forecasting Highs for 2 Days. And  it renders slightly better at  Lows for 4 Days and Lows for 8 Days. Similarly, It displays worse results  at forecasting Highs(following a trend), Closes(following a trend) for 8 Days when compared to random selection of stocks.</w:t>
+        <w:t>Shooting Star displays significantly better results at forecasting Highs(following a trend), Lows for 2 Days. Likewise, It  renders slightly better results at forecasting Highs for 2 Days. Furthermore  it renders slightly better at  Lows for 4 Days and Lows for 8 Days. Similarly, It yields worse results  at forecasting Highs(following a trend), Closes(following a trend) for 8 Days when compared to random selection of stocks.</w:t>
       </w:r>
     </w:p>
     <w:tbl>
@@ -7536,11 +7536,11 @@
         <w:t>during a sustained Bearish market phase.</w:t>
         <w:br/>
         <w:br/>
-        <w:t xml:space="preserve">Hammer displays significantly better results at forecasting Highs(following a trend) for 2 Days. Likewise, It  renders slightly better results at forecasting Highs Lows (following a trend) for 2 Days. Furthermore  it renders slightly better at  Highs for 4 Days and Highs for 8 Days. </w:t>
+        <w:t xml:space="preserve">Hammer yields significantly better results at forecasting Highs(following a trend) for 2 Days. Similarly, It  renders slightly better results at forecasting Highs Lows (following a trend) for 2 Days. Likewise  it shows slightly better at  Highs for 4 Days and Highs for 8 Days. </w:t>
         <w:br/>
-        <w:t>Hanging Man yields significantly better results at forecasting Closes(following a trend) for 2 Days. Likewise, It  yields slightly better results at forecasting Closes(following a trend) for 4 Days and Lows (following a trend) Closes(following a trend) for 8 Days. Moreover, It renders worse results  at forecasting Highs for 2 Days and, Highs for 4 Days when compared to random selection of stocks.</w:t>
+        <w:t>Hanging Man yields significantly better results at forecasting Closes(following a trend) for 2 Days. And, It  displays slightly better results at forecasting Closes(following a trend) for 4 Days and Lows (following a trend) Closes(following a trend) for 8 Days. Likewise, It displays worse results  at forecasting Highs for 2 Days and, Highs for 4 Days when compared to random selection of stocks.</w:t>
         <w:br/>
-        <w:t xml:space="preserve">Shooting Star shows significantly better results at forecasting Highs(following a trend), Lows (following a trend) for 2 Days. Moreover , Highs(following a trend), Lows (following a trend), Closes(following a trend) for 4 Days and, Highs(following a trend), Lows (following a trend), Closes(following a trend) for 8 Days. Additionally, It  shows slightly better results at forecasting Lows Closes(following a trend) for 2 Days and Lows for 4 Days. </w:t>
+        <w:t xml:space="preserve">Shooting Star renders significantly better results at forecasting Highs(following a trend), Lows (following a trend) for 2 Days. And , Highs(following a trend), Lows (following a trend), Closes(following a trend) for 4 Days and, Highs(following a trend), Lows (following a trend), Closes(following a trend) for 8 Days. Moreover, It  yields slightly better results at forecasting Lows Closes(following a trend) for 2 Days and Lows for 4 Days. </w:t>
       </w:r>
     </w:p>
     <w:tbl>
@@ -10039,11 +10039,11 @@
         <w:t>during a sustained Bullish market phase.</w:t>
         <w:br/>
         <w:br/>
-        <w:t xml:space="preserve">Hammer yields significantly better results at forecasting Highs for 2 Days. Moreover, It  renders slightly better results at forecasting Lows for 2 Days. Moreover  it shows slightly better at  Highs Lows for 4 Days and Highs Lows for 8 Days. </w:t>
+        <w:t xml:space="preserve">Hammer yields significantly better results at forecasting Highs for 2 Days. Similarly, It  shows slightly better results at forecasting Lows for 2 Days. Likewise  it displays slightly better at  Highs Lows for 4 Days and Highs Lows for 8 Days. </w:t>
         <w:br/>
-        <w:t>Hanging Man yields worse results  at forecasting Highs(following a trend), Lows (following a trend) for 2 Days Additionally, , Highs(following a trend), Lows (following a trend), Closes(following a trend) for 4 Days and, Highs(following a trend), Lows (following a trend), Closes(following a trend) for 8 Days when compared to random selection of stocks.</w:t>
+        <w:t>Hanging Man yields worse results  at forecasting Highs(following a trend), Lows (following a trend) for 2 Days Moreover, , Highs(following a trend), Lows (following a trend), Closes(following a trend) for 4 Days and, Highs(following a trend), Lows (following a trend), Closes(following a trend) for 8 Days when compared to random selection of stocks.</w:t>
         <w:br/>
-        <w:t>Shooting Star yields significantly better results at forecasting Lows for 2 Days. Likewise, It  shows slightly better results at forecasting Lows (following a trend) for 2 Days. Moreover, It displays worse results  at forecasting Closes(following a trend) for 4 Days and, Highs(following a trend), Lows (following a trend), Closes(following a trend) for 8 Days when compared to random selection of stocks.</w:t>
+        <w:t>Shooting Star renders significantly better results at forecasting Lows for 2 Days. Likewise, It  yields slightly better results at forecasting Lows (following a trend) for 2 Days. Moreover, It displays worse results  at forecasting Closes(following a trend) for 4 Days and, Highs(following a trend), Lows (following a trend), Closes(following a trend) for 8 Days when compared to random selection of stocks.</w:t>
       </w:r>
     </w:p>
     <w:tbl>
@@ -12542,11 +12542,11 @@
         <w:t>during a sustained Bearish market phase.</w:t>
         <w:br/>
         <w:br/>
-        <w:t>Hammer yields significantly better results at forecasting Highs(following a trend) for 2 Days. Additionally, It  shows slightly better results at forecasting Highs Lows for 2 Days and Highs for 4 Days. Likewise, It renders worse results  at forecasting Closes(following a trend) for 2 Days when compared to random selection of stocks.</w:t>
+        <w:t>Hammer renders significantly better results at forecasting Highs(following a trend) for 2 Days. Additionally, It  shows slightly better results at forecasting Highs Lows for 2 Days and Highs for 4 Days. Additionally, It displays worse results  at forecasting Closes(following a trend) for 2 Days when compared to random selection of stocks.</w:t>
         <w:br/>
-        <w:t xml:space="preserve">Hanging Man shows significantly better results at forecasting Closes(following a trend) for 4 Days and, Closes(following a trend) for 8 Days. Additionally, It  yields slightly better results at forecasting Closes(following a trend) for 2 Days. Additionally  it shows slightly better at  Highs(following a trend) for 4 Days and Highs(following a trend) Lows (following a trend) for 8 Days. </w:t>
+        <w:t xml:space="preserve">Hanging Man shows significantly better results at forecasting Closes(following a trend) for 4 Days and, Closes(following a trend) for 8 Days. Similarly, It  yields slightly better results at forecasting Closes(following a trend) for 2 Days. And  it yields slightly better at  Highs(following a trend) for 4 Days and Highs(following a trend) Lows (following a trend) for 8 Days. </w:t>
         <w:br/>
-        <w:t xml:space="preserve">Shooting Star displays significantly better results at forecasting Highs(following a trend), Lows for 2 Days. Furthermore , Highs(following a trend), Lows (following a trend) for 4 Days and, Highs(following a trend), Lows (following a trend), Closes(following a trend) for 8 Days. Additionally, It  displays slightly better results at forecasting Highs for 2 Days and Lows for 4 Days. </w:t>
+        <w:t xml:space="preserve">Shooting Star renders significantly better results at forecasting Highs(following a trend), Lows for 2 Days. And , Highs(following a trend), Lows (following a trend) for 4 Days and, Highs(following a trend), Lows (following a trend), Closes(following a trend) for 8 Days. And, It  displays slightly better results at forecasting Highs for 2 Days and Lows for 4 Days. </w:t>
       </w:r>
     </w:p>
     <w:tbl>
@@ -15045,11 +15045,11 @@
         <w:t>during a sustained Bullish market phase.</w:t>
         <w:br/>
         <w:br/>
-        <w:t xml:space="preserve">Hammer displays significantly better results at forecasting Highs, Lows for 2 Days. Similarly , Highs(following a trend), Lows (following a trend) for 4 Days and, Highs(following a trend), Lows (following a trend) for 8 Days. Additionally, It  yields slightly better results at forecasting Lows (following a trend) for 2 Days. And  it displays slightly better at  Highs Lows for 4 Days and Highs for 8 Days. </w:t>
+        <w:t xml:space="preserve">Hammer displays significantly better results at forecasting Highs, Lows for 2 Days. Moreover , Highs(following a trend), Lows (following a trend) for 4 Days and, Highs(following a trend), Lows (following a trend) for 8 Days. Additionally, It  displays slightly better results at forecasting Lows (following a trend) for 2 Days. Furthermore  it renders slightly better at  Highs Lows for 4 Days and Highs for 8 Days. </w:t>
         <w:br/>
-        <w:t>Hanging Man yields worse results  at forecasting Highs, Lows (following a trend) for 2 Days Likewise, , Highs(following a trend) for 4 Days and, Highs(following a trend), Lows (following a trend), Closes(following a trend) for 8 Days when compared to random selection of stocks.</w:t>
+        <w:t>Hanging Man shows worse results  at forecasting Highs, Lows (following a trend) for 2 Days And, , Highs(following a trend) for 4 Days and, Highs(following a trend), Lows (following a trend), Closes(following a trend) for 8 Days when compared to random selection of stocks.</w:t>
         <w:br/>
-        <w:t>Shooting Star shows slightly better results at forecasting Lows for 2 Days. Likewise, It yields worse results  at forecasting Highs(following a trend), Closes(following a trend) for 8 Days when compared to random selection of stocks.</w:t>
+        <w:t>Shooting Star shows slightly better results at forecasting Lows for 2 Days. Moreover, It displays worse results  at forecasting Highs(following a trend), Closes(following a trend) for 8 Days when compared to random selection of stocks.</w:t>
       </w:r>
     </w:p>
     <w:tbl>
@@ -17548,13 +17548,13 @@
         <w:t>during a sustained Bearish market phase.</w:t>
         <w:br/>
         <w:br/>
-        <w:t>Hammer renders significantly better results at forecasting Highs, Lows for 2 Days. Likewise, It  yields slightly better results at forecasting Highs for 4 Days. And, It renders worse results  at forecasting Closes(following a trend) for 4 Days and, Closes(following a trend) for 8 Days when compared to random selection of stocks.</w:t>
+        <w:t>Hammer shows significantly better results at forecasting Highs, Lows for 2 Days. And, It  yields slightly better results at forecasting Highs for 4 Days. And, It shows worse results  at forecasting Closes(following a trend) for 4 Days and, Closes(following a trend) for 8 Days when compared to random selection of stocks.</w:t>
         <w:br/>
-        <w:t>Inverted Hammer displays worse results  at forecasting Lows (following a trend) for 2 Days Likewise, , Highs(following a trend), Lows for 4 Days and, Highs(following a trend), Lows for 8 Days when compared to random selection of stocks.</w:t>
+        <w:t>Inverted Hammer renders worse results  at forecasting Lows (following a trend) for 2 Days Additionally, , Highs(following a trend), Lows for 4 Days and, Highs(following a trend), Lows for 8 Days when compared to random selection of stocks.</w:t>
         <w:br/>
-        <w:t>Hanging Man displays slightly better results at forecasting Closes(following a trend) for 2 Days. Additionally  it shows slightly better at  Closes(following a trend) for 4 Days and Closes(following a trend) for 8 Days. Likewise, It shows worse results  at forecasting Highs for 2 Days when compared to random selection of stocks.</w:t>
+        <w:t>Hanging Man displays slightly better results at forecasting Closes(following a trend) for 2 Days. And  it renders slightly better at  Closes(following a trend) for 4 Days and Closes(following a trend) for 8 Days. Similarly, It displays worse results  at forecasting Highs for 2 Days when compared to random selection of stocks.</w:t>
         <w:br/>
-        <w:t xml:space="preserve">Shooting Star yields significantly better results at forecasting Highs(following a trend), Lows (following a trend) for 2 Days. Additionally , Highs(following a trend), Lows (following a trend) for 4 Days and, Highs(following a trend), Lows (following a trend), Closes(following a trend) for 8 Days. Similarly, It  yields slightly better results at forecasting Highs Lows Closes(following a trend) for 2 Days. Likewise  it displays slightly better at  Closes(following a trend) for 4 Days and Lows for 8 Days. </w:t>
+        <w:t xml:space="preserve">Shooting Star yields significantly better results at forecasting Highs(following a trend), Lows (following a trend) for 2 Days. Furthermore , Highs(following a trend), Lows (following a trend) for 4 Days and, Highs(following a trend), Lows (following a trend), Closes(following a trend) for 8 Days. Additionally, It  renders slightly better results at forecasting Highs Lows Closes(following a trend) for 2 Days. Additionally  it displays slightly better at  Closes(following a trend) for 4 Days and Lows for 8 Days. </w:t>
       </w:r>
     </w:p>
     <w:tbl>
@@ -20053,13 +20053,13 @@
         <w:t>during a sustained Bullish market phase.</w:t>
         <w:br/>
         <w:br/>
-        <w:t>Hammer shows significantly better results at forecasting Highs(following a trend) for 2 Days. Furthermore, It  shows slightly better results at forecasting Highs Lows for 2 Days and Highs(following a trend) Lows for 4 Days. Likewise, It shows worse results  at forecasting Closes(following a trend) for 4 Days and, Closes(following a trend) for 8 Days when compared to random selection of stocks.</w:t>
+        <w:t>Hammer yields significantly better results at forecasting Highs(following a trend) for 2 Days. Furthermore, It  shows slightly better results at forecasting Highs Lows for 2 Days and Highs(following a trend) Lows for 4 Days. Moreover, It renders worse results  at forecasting Closes(following a trend) for 4 Days and, Closes(following a trend) for 8 Days when compared to random selection of stocks.</w:t>
         <w:br/>
-        <w:t>Inverted Hammer yields slightly better results at forecasting Closes(following a trend) for 2 Days. Furthermore, It yields worse results  at forecasting Lows for 2 Days when compared to random selection of stocks.</w:t>
+        <w:t>Inverted Hammer shows slightly better results at forecasting Closes(following a trend) for 2 Days. And, It yields worse results  at forecasting Lows for 2 Days when compared to random selection of stocks.</w:t>
         <w:br/>
-        <w:t>Hanging Man renders worse results  at forecasting Highs, Lows (following a trend) for 2 Days Likewise, , Highs, Lows (following a trend) for 4 Days and, Highs(following a trend), Lows (following a trend), Closes(following a trend) for 8 Days when compared to random selection of stocks.</w:t>
+        <w:t>Hanging Man displays worse results  at forecasting Highs, Lows (following a trend) for 2 Days Additionally, , Highs, Lows (following a trend) for 4 Days and, Highs(following a trend), Lows (following a trend), Closes(following a trend) for 8 Days when compared to random selection of stocks.</w:t>
         <w:br/>
-        <w:t>Shooting Star shows significantly better results at forecasting Lows (following a trend) for 2 Days. Likewise, It  renders slightly better results at forecasting Lows for 2 Days and Lows for 4 Days. And, It renders worse results  at forecasting Closes(following a trend) for 2 Days And, , Closes(following a trend) for 4 Days and, Highs(following a trend), Lows (following a trend), Closes for 8 Days when compared to random selection of stocks.</w:t>
+        <w:t>Shooting Star displays significantly better results at forecasting Lows (following a trend) for 2 Days. Additionally, It  shows slightly better results at forecasting Lows for 2 Days and Lows for 4 Days. Likewise, It displays worse results  at forecasting Closes(following a trend) for 2 Days And, , Closes(following a trend) for 4 Days and, Highs(following a trend), Lows (following a trend), Closes for 8 Days when compared to random selection of stocks.</w:t>
       </w:r>
     </w:p>
     <w:tbl>
@@ -22558,11 +22558,11 @@
         <w:t>during a sustained Bearish market phase.</w:t>
         <w:br/>
         <w:br/>
-        <w:t xml:space="preserve">Hammer shows significantly better results at forecasting Lows for 2 Days and, Highs(following a trend), Lows (following a trend) for 4 Days. And, It  displays slightly better results at forecasting Highs for 2 Days. And  it yields slightly better at  Highs Lows for 4 Days and Lows for 8 Days. </w:t>
+        <w:t xml:space="preserve">Hammer shows significantly better results at forecasting Lows for 2 Days and, Highs(following a trend), Lows (following a trend) for 4 Days. Additionally, It  renders slightly better results at forecasting Highs for 2 Days. Furthermore  it displays slightly better at  Highs Lows for 4 Days and Lows for 8 Days. </w:t>
         <w:br/>
-        <w:t>Hanging Man renders significantly better results at forecasting Closes(following a trend) for 8 Days. Additionally, It  renders slightly better results at forecasting Closes(following a trend) for 2 Days. Likewise  it renders slightly better at  Closes(following a trend) for 4 Days and Highs(following a trend) Lows (following a trend) for 8 Days. Moreover, It displays worse results  at forecasting Lows for 2 Days when compared to random selection of stocks.</w:t>
+        <w:t>Hanging Man displays significantly better results at forecasting Closes(following a trend) for 8 Days. Additionally, It  renders slightly better results at forecasting Closes(following a trend) for 2 Days. Furthermore  it displays slightly better at  Closes(following a trend) for 4 Days and Highs(following a trend) Lows (following a trend) for 8 Days. Likewise, It yields worse results  at forecasting Lows for 2 Days when compared to random selection of stocks.</w:t>
         <w:br/>
-        <w:t xml:space="preserve">Shooting Star displays significantly better results at forecasting Lows (following a trend) for 2 Days. Additionally , Lows (following a trend) for 4 Days and, Highs(following a trend), Lows (following a trend), Closes(following a trend) for 8 Days. And, It  renders slightly better results at forecasting Highs Lows for 2 Days and Highs(following a trend) Lows Closes(following a trend) for 4 Days. </w:t>
+        <w:t xml:space="preserve">Shooting Star shows significantly better results at forecasting Lows (following a trend) for 2 Days. And , Lows (following a trend) for 4 Days and, Highs(following a trend), Lows (following a trend), Closes(following a trend) for 8 Days. Additionally, It  displays slightly better results at forecasting Highs Lows for 2 Days and Highs(following a trend) Lows Closes(following a trend) for 4 Days. </w:t>
       </w:r>
     </w:p>
     <w:tbl>
@@ -25061,13 +25061,13 @@
         <w:t>during a sustained Bullish market phase.</w:t>
         <w:br/>
         <w:br/>
-        <w:t>Hammer displays significantly better results at forecasting Highs, Lows for 2 Days. And , Highs, Lows for 4 Days and, Highs, Lows for 8 Days. Similarly, It shows worse results  at forecasting Closes for 2 Days and, Closes(following a trend) for 8 Days when compared to random selection of stocks.</w:t>
+        <w:t>Hammer shows significantly better results at forecasting Highs, Lows for 2 Days. Furthermore , Highs, Lows for 4 Days and, Highs, Lows for 8 Days. Additionally, It yields worse results  at forecasting Closes for 2 Days and, Closes(following a trend) for 8 Days when compared to random selection of stocks.</w:t>
         <w:br/>
-        <w:t>Inverted Hammer yields significantly better results at forecasting Closes(following a trend) for 8 Days. Similarly, It  shows slightly better results at forecasting Closes for 4 Days. Similarly, It shows worse results  at forecasting Closes(following a trend) for 2 Days Moreover, , Highs, Lows for 4 Days and, Highs, Lows for 8 Days when compared to random selection of stocks.</w:t>
+        <w:t>Inverted Hammer displays significantly better results at forecasting Closes(following a trend) for 8 Days. Likewise, It  yields slightly better results at forecasting Closes for 4 Days. Similarly, It shows worse results  at forecasting Closes(following a trend) for 2 Days Additionally, , Highs, Lows for 4 Days and, Highs, Lows for 8 Days when compared to random selection of stocks.</w:t>
         <w:br/>
-        <w:t>Hanging Man renders worse results  at forecasting Closes for 4 Days and, Closes for 8 Days when compared to random selection of stocks.</w:t>
+        <w:t>Hanging Man shows worse results  at forecasting Closes for 4 Days and, Closes for 8 Days when compared to random selection of stocks.</w:t>
         <w:br/>
-        <w:t>Shooting Star shows significantly better results at forecasting Highs, Lows for 2 Days. Additionally, It  shows slightly better results at forecasting Lows (following a trend) for 2 Days and Lows for 4 Days. Additionally, It shows worse results  at forecasting Highs, Lows (following a trend) for 4 Days and, Lows for 8 Days when compared to random selection of stocks.</w:t>
+        <w:t>Shooting Star displays significantly better results at forecasting Highs, Lows for 2 Days. Similarly, It  renders slightly better results at forecasting Lows (following a trend) for 2 Days and Lows for 4 Days. Likewise, It shows worse results  at forecasting Highs, Lows (following a trend) for 4 Days and, Lows for 8 Days when compared to random selection of stocks.</w:t>
       </w:r>
     </w:p>
     <w:tbl>
@@ -26342,13 +26342,13 @@
         <w:t>during a sustained Bearish market phase.</w:t>
         <w:br/>
         <w:br/>
-        <w:t>Hammer renders significantly better results at forecasting Highs, Lows for 2 Days. Additionally , Highs, Lows for 4 Days and, Highs, Lows for 8 Days. And, It  shows slightly better results at forecasting Highs(following a trend) for 8 Days. Likewise, It displays worse results  at forecasting Closes for 2 Days And, , Closes for 4 Days and, Lows (following a trend) for 8 Days when compared to random selection of stocks.</w:t>
+        <w:t>Hammer yields significantly better results at forecasting Highs, Lows for 2 Days. Moreover , Highs, Lows for 4 Days and, Highs, Lows for 8 Days. Additionally, It  shows slightly better results at forecasting Highs(following a trend) for 8 Days. Additionally, It displays worse results  at forecasting Closes for 2 Days And, , Closes for 4 Days and, Lows (following a trend) for 8 Days when compared to random selection of stocks.</w:t>
         <w:br/>
-        <w:t>Inverted Hammer yields slightly better results at forecasting Closes(following a trend) for 4 Days. Furthermore, It displays worse results  at forecasting Closes(following a trend) for 2 Days and, Closes for 4 Days when compared to random selection of stocks.</w:t>
+        <w:t>Inverted Hammer displays slightly better results at forecasting Closes(following a trend) for 4 Days. Moreover, It yields worse results  at forecasting Closes(following a trend) for 2 Days and, Closes for 4 Days when compared to random selection of stocks.</w:t>
         <w:br/>
-        <w:t>Hanging Man renders significantly better results at forecasting Closes(following a trend) for 4 Days and, Highs(following a trend), Lows (following a trend), Closes(following a trend) for 8 Days. Similarly, It  displays slightly better results at forecasting Closes(following a trend) for 2 Days. And, It displays worse results  at forecasting Closes for 2 Days Similarly, , Lows (following a trend), Closes for 4 Days and, Closes for 8 Days when compared to random selection of stocks.</w:t>
+        <w:t>Hanging Man yields significantly better results at forecasting Closes(following a trend) for 4 Days and, Highs(following a trend), Lows (following a trend), Closes(following a trend) for 8 Days. Additionally, It  yields slightly better results at forecasting Closes(following a trend) for 2 Days. Similarly, It renders worse results  at forecasting Closes for 2 Days Similarly, , Lows (following a trend), Closes for 4 Days and, Closes for 8 Days when compared to random selection of stocks.</w:t>
         <w:br/>
-        <w:t>Shooting Star renders significantly better results at forecasting Highs, Lows for 2 Days. Likewise , Highs(following a trend), Lows (following a trend), Closes(following a trend) for 4 Days and, Highs(following a trend), Lows (following a trend), Closes(following a trend) for 8 Days. And, It  yields slightly better results at forecasting Lows for 4 Days. And, It renders worse results  at forecasting Closes(following a trend) for 2 Days and, Highs for 8 Days when compared to random selection of stocks.</w:t>
+        <w:t>Shooting Star yields significantly better results at forecasting Highs, Lows for 2 Days. And , Highs(following a trend), Lows (following a trend), Closes(following a trend) for 4 Days and, Highs(following a trend), Lows (following a trend), Closes(following a trend) for 8 Days. And, It  displays slightly better results at forecasting Lows for 4 Days. Likewise, It displays worse results  at forecasting Closes(following a trend) for 2 Days and, Highs for 8 Days when compared to random selection of stocks.</w:t>
       </w:r>
     </w:p>
     <w:tbl>
@@ -27635,13 +27635,13 @@
         <w:t>during a sustained Bullish market phase.</w:t>
         <w:br/>
         <w:br/>
-        <w:t>Hammer shows significantly better results at forecasting Highs, Lows for 2 Days. Likewise , Highs for 4 Days and, Highs(following a trend), Lows (following a trend) for 8 Days. And, It  shows slightly better results at forecasting Lows for 4 Days. Moreover, It yields worse results  at forecasting Lows for 8 Days when compared to random selection of stocks.</w:t>
+        <w:t>Hammer renders significantly better results at forecasting Highs, Lows for 2 Days. Moreover , Highs for 4 Days and, Highs(following a trend), Lows (following a trend) for 8 Days. And, It  renders slightly better results at forecasting Lows for 4 Days. Similarly, It shows worse results  at forecasting Lows for 8 Days when compared to random selection of stocks.</w:t>
         <w:br/>
-        <w:t>Inverted Hammer shows significantly better results at forecasting Closes for 2 Days. Likewise , Closes for 4 Days and, Closes for 8 Days. And, It  yields slightly better results at forecasting Closes(following a trend) for 2 Days. And, It displays worse results  at forecasting Highs, Lows (following a trend) for 8 Days when compared to random selection of stocks.</w:t>
+        <w:t>Inverted Hammer displays significantly better results at forecasting Closes for 2 Days. And , Closes for 4 Days and, Closes for 8 Days. Similarly, It  yields slightly better results at forecasting Closes(following a trend) for 2 Days. Similarly, It shows worse results  at forecasting Highs, Lows (following a trend) for 8 Days when compared to random selection of stocks.</w:t>
         <w:br/>
-        <w:t>Hanging Man renders significantly better results at forecasting Closes(following a trend) for 2 Days and, Closes for 8 Days. Additionally, It  renders slightly better results at forecasting Closes for 2 Days. Additionally, It displays worse results  at forecasting Lows (following a trend) for 2 Days and, Closes for 4 Days when compared to random selection of stocks.</w:t>
+        <w:t>Hanging Man shows significantly better results at forecasting Closes(following a trend) for 2 Days and, Closes for 8 Days. And, It  renders slightly better results at forecasting Closes for 2 Days. Moreover, It renders worse results  at forecasting Lows (following a trend) for 2 Days and, Closes for 4 Days when compared to random selection of stocks.</w:t>
         <w:br/>
-        <w:t>Shooting Star yields significantly better results at forecasting Highs, Lows for 2 Days. Similarly , Highs, Lows for 4 Days and, Lows for 8 Days. Likewise, It  renders slightly better results at forecasting Lows (following a trend) for 4 Days and Highs for 8 Days. Furthermore, It yields worse results  at forecasting Closes(following a trend) for 2 Days and, Highs(following a trend) for 4 Days when compared to random selection of stocks.</w:t>
+        <w:t>Shooting Star yields significantly better results at forecasting Highs, Lows for 2 Days. Moreover , Highs, Lows for 4 Days and, Lows for 8 Days. Moreover, It  displays slightly better results at forecasting Lows (following a trend) for 4 Days and Highs for 8 Days. And, It renders worse results  at forecasting Closes(following a trend) for 2 Days and, Highs(following a trend) for 4 Days when compared to random selection of stocks.</w:t>
       </w:r>
     </w:p>
     <w:tbl>
@@ -28910,13 +28910,13 @@
         <w:t>during a sustained Bearish market phase.</w:t>
         <w:br/>
         <w:br/>
-        <w:t>Hammer yields significantly better results at forecasting Highs for 2 Days. Additionally, It  displays slightly better results at forecasting Lows for 2 Days. Moreover  it yields slightly better at  Highs Lows for 4 Days and Highs Lows for 8 Days. Similarly, It displays worse results  at forecasting Lows (following a trend) for 4 Days and, Lows (following a trend), Closes for 8 Days when compared to random selection of stocks.</w:t>
+        <w:t>Hammer yields significantly better results at forecasting Highs for 2 Days. Additionally, It  shows slightly better results at forecasting Lows for 2 Days. And  it displays slightly better at  Highs Lows for 4 Days and Highs Lows for 8 Days. And, It shows worse results  at forecasting Lows (following a trend) for 4 Days and, Lows (following a trend), Closes for 8 Days when compared to random selection of stocks.</w:t>
         <w:br/>
-        <w:t>Inverted Hammer renders worse results  at forecasting Highs(following a trend), Closes for 2 Days Likewise, , Closes for 4 Days and, Highs(following a trend), Closes for 8 Days when compared to random selection of stocks.</w:t>
+        <w:t>Inverted Hammer renders worse results  at forecasting Highs(following a trend), Closes for 2 Days And, , Closes for 4 Days and, Highs(following a trend), Closes for 8 Days when compared to random selection of stocks.</w:t>
         <w:br/>
-        <w:t>Hanging Man yields significantly better results at forecasting Closes(following a trend) for 2 Days and, Closes(following a trend) for 4 Days. Moreover, It  displays slightly better results at forecasting Closes(following a trend) for 8 Days. Moreover, It renders worse results  at forecasting Highs(following a trend), Lows (following a trend), Closes for 2 Days Furthermore, , Highs(following a trend) for 4 Days and, Highs(following a trend) for 8 Days when compared to random selection of stocks.</w:t>
+        <w:t>Hanging Man shows significantly better results at forecasting Closes(following a trend) for 2 Days and, Closes(following a trend) for 4 Days. Moreover, It  yields slightly better results at forecasting Closes(following a trend) for 8 Days. Additionally, It renders worse results  at forecasting Highs(following a trend), Lows (following a trend), Closes for 2 Days Additionally, , Highs(following a trend) for 4 Days and, Highs(following a trend) for 8 Days when compared to random selection of stocks.</w:t>
         <w:br/>
-        <w:t>Shooting Star renders significantly better results at forecasting Highs, Lows for 2 Days. Moreover , Highs(following a trend), Lows, Closes(following a trend) for 4 Days and, Highs(following a trend), Lows, Closes(following a trend) for 8 Days. Similarly, It  displays slightly better results at forecasting Closes(following a trend) for 2 Days. Furthermore  it displays slightly better at  Highs for 4 Days and Highs for 8 Days. Moreover, It renders worse results  at forecasting Closes for 2 Days Likewise, , Closes for 4 Days and, Closes for 8 Days when compared to random selection of stocks.</w:t>
+        <w:t>Shooting Star displays significantly better results at forecasting Highs, Lows for 2 Days. Likewise , Highs(following a trend), Lows, Closes(following a trend) for 4 Days and, Highs(following a trend), Lows, Closes(following a trend) for 8 Days. And, It  shows slightly better results at forecasting Closes(following a trend) for 2 Days. Likewise  it renders slightly better at  Highs for 4 Days and Highs for 8 Days. Additionally, It renders worse results  at forecasting Closes for 2 Days Moreover, , Closes for 4 Days and, Closes for 8 Days when compared to random selection of stocks.</w:t>
       </w:r>
     </w:p>
     <w:tbl>
@@ -30218,13 +30218,13 @@
         <w:t>during a sustained Bullish market phase.</w:t>
         <w:br/>
         <w:br/>
-        <w:t>Hammer renders significantly better results at forecasting Highs, Lows for 2 Days. And , Highs, Lows for 4 Days and, Highs, Lows for 8 Days. Furthermore, It  shows slightly better results at forecasting Lows (following a trend) for 2 Days. Likewise, It renders worse results  at forecasting Closes for 4 Days and, Closes for 8 Days when compared to random selection of stocks.</w:t>
+        <w:t>Hammer displays significantly better results at forecasting Highs, Lows for 2 Days. And , Highs, Lows for 4 Days and, Highs, Lows for 8 Days. Furthermore, It  yields slightly better results at forecasting Lows (following a trend) for 2 Days. Moreover, It renders worse results  at forecasting Closes for 4 Days and, Closes for 8 Days when compared to random selection of stocks.</w:t>
         <w:br/>
-        <w:t>Inverted Hammer displays worse results  at forecasting Closes(following a trend) for 2 Days Similarly, , Closes for 4 Days and, Highs(following a trend), Lows (following a trend), Closes for 8 Days when compared to random selection of stocks.</w:t>
+        <w:t>Inverted Hammer renders worse results  at forecasting Closes(following a trend) for 2 Days And, , Closes for 4 Days and, Highs(following a trend), Lows (following a trend), Closes for 8 Days when compared to random selection of stocks.</w:t>
         <w:br/>
         <w:t>Hanging Man shows worse results  at forecasting Closes for 4 Days when compared to random selection of stocks.</w:t>
         <w:br/>
-        <w:t>Shooting Star displays significantly better results at forecasting Highs, Lows for 2 Days and, Highs, Lows for 4 Days. Similarly, It displays worse results  at forecasting Closes for 2 Days when compared to random selection of stocks.</w:t>
+        <w:t>Shooting Star renders significantly better results at forecasting Highs, Lows for 2 Days and, Highs, Lows for 4 Days. Additionally, It displays worse results  at forecasting Closes for 2 Days when compared to random selection of stocks.</w:t>
       </w:r>
     </w:p>
     <w:tbl>
@@ -31481,13 +31481,13 @@
         <w:t>during a sustained Bearish market phase.</w:t>
         <w:br/>
         <w:br/>
-        <w:t>Hammer yields significantly better results at forecasting Highs, Lows for 2 Days and, Highs for 4 Days. Additionally, It  renders slightly better results at forecasting Lows for 4 Days and Highs for 8 Days. Moreover, It yields worse results  at forecasting Highs(following a trend) for 8 Days when compared to random selection of stocks.</w:t>
+        <w:t>Hammer yields significantly better results at forecasting Highs, Lows for 2 Days and, Highs for 4 Days. Additionally, It  shows slightly better results at forecasting Lows for 4 Days and Highs for 8 Days. Similarly, It yields worse results  at forecasting Highs(following a trend) for 8 Days when compared to random selection of stocks.</w:t>
         <w:br/>
-        <w:t>Inverted Hammer yields worse results  at forecasting Closes for 2 Days Likewise, , Highs(following a trend), Closes for 4 Days and, Highs, Closes for 8 Days when compared to random selection of stocks.</w:t>
+        <w:t>Inverted Hammer displays worse results  at forecasting Closes for 2 Days Furthermore, , Highs(following a trend), Closes for 4 Days and, Highs, Closes for 8 Days when compared to random selection of stocks.</w:t>
         <w:br/>
-        <w:t>Hanging Man displays significantly better results at forecasting Closes(following a trend) for 2 Days. Additionally , Highs(following a trend), Closes(following a trend) for 4 Days and, Highs(following a trend), Lows (following a trend), Closes(following a trend) for 8 Days. And, It  shows slightly better results at forecasting Closes for 2 Days and Lows (following a trend) for 4 Days. Similarly, It displays worse results  at forecasting Highs(following a trend), Lows (following a trend) for 2 Days when compared to random selection of stocks.</w:t>
+        <w:t>Hanging Man shows significantly better results at forecasting Closes(following a trend) for 2 Days. And , Highs(following a trend), Closes(following a trend) for 4 Days and, Highs(following a trend), Lows (following a trend), Closes(following a trend) for 8 Days. Likewise, It  shows slightly better results at forecasting Closes for 2 Days and Lows (following a trend) for 4 Days. Furthermore, It renders worse results  at forecasting Highs(following a trend), Lows (following a trend) for 2 Days when compared to random selection of stocks.</w:t>
         <w:br/>
-        <w:t>Shooting Star renders significantly better results at forecasting Highs, Lows for 2 Days. Furthermore , Highs, Lows for 4 Days and, Highs(following a trend), Lows, Closes(following a trend) for 8 Days. Likewise, It  displays slightly better results at forecasting Closes(following a trend) for 2 Days. Additionally, It yields worse results  at forecasting Closes(following a trend) for 4 Days and, Highs for 8 Days when compared to random selection of stocks.</w:t>
+        <w:t>Shooting Star renders significantly better results at forecasting Highs, Lows for 2 Days. Additionally , Highs, Lows for 4 Days and, Highs(following a trend), Lows, Closes(following a trend) for 8 Days. Moreover, It  shows slightly better results at forecasting Closes(following a trend) for 2 Days. Additionally, It renders worse results  at forecasting Closes(following a trend) for 4 Days and, Highs for 8 Days when compared to random selection of stocks.</w:t>
       </w:r>
     </w:p>
     <w:tbl>
@@ -32777,13 +32777,13 @@
         <w:t>during a sustained Bullish market phase.</w:t>
         <w:br/>
         <w:br/>
-        <w:t>Hammer displays significantly better results at forecasting Highs, Lows for 2 Days. Moreover , Highs, Lows for 4 Days and, Highs, Lows (following a trend) for 8 Days. Similarly, It  displays slightly better results at forecasting Lows (following a trend) for 2 Days and Lows for 8 Days. Likewise, It displays worse results  at forecasting Closes for 2 Days Additionally, , Closes(following a trend) for 4 Days and, Closes(following a trend) for 8 Days when compared to random selection of stocks.</w:t>
+        <w:t>Hammer yields significantly better results at forecasting Highs, Lows for 2 Days. Additionally , Highs, Lows for 4 Days and, Highs, Lows (following a trend) for 8 Days. Additionally, It  yields slightly better results at forecasting Lows (following a trend) for 2 Days and Lows for 8 Days. Moreover, It shows worse results  at forecasting Closes for 2 Days Furthermore, , Closes(following a trend) for 4 Days and, Closes(following a trend) for 8 Days when compared to random selection of stocks.</w:t>
         <w:br/>
-        <w:t>Inverted Hammer displays worse results  at forecasting Closes for 2 Days Moreover, , Closes for 4 Days and, Highs(following a trend), Closes for 8 Days when compared to random selection of stocks.</w:t>
+        <w:t>Inverted Hammer yields worse results  at forecasting Closes for 2 Days Moreover, , Closes for 4 Days and, Highs(following a trend), Closes for 8 Days when compared to random selection of stocks.</w:t>
         <w:br/>
-        <w:t>Hanging Man displays slightly better results at forecasting Closes for 4 Days. And, It shows worse results  at forecasting Closes for 2 Days when compared to random selection of stocks.</w:t>
+        <w:t>Hanging Man displays slightly better results at forecasting Closes for 4 Days. Similarly, It renders worse results  at forecasting Closes for 2 Days when compared to random selection of stocks.</w:t>
         <w:br/>
-        <w:t>Shooting Star renders significantly better results at forecasting Lows for 2 Days and, Lows for 8 Days. Moreover, It  renders slightly better results at forecasting Lows (following a trend) for 2 Days and Lows for 4 Days. And, It renders worse results  at forecasting Highs(following a trend), Lows (following a trend) for 4 Days when compared to random selection of stocks.</w:t>
+        <w:t>Shooting Star renders significantly better results at forecasting Lows for 2 Days and, Lows for 8 Days. Similarly, It  shows slightly better results at forecasting Lows (following a trend) for 2 Days and Lows for 4 Days. Similarly, It renders worse results  at forecasting Highs(following a trend), Lows (following a trend) for 4 Days when compared to random selection of stocks.</w:t>
       </w:r>
     </w:p>
     <w:tbl>
@@ -34052,11 +34052,11 @@
         <w:t>during a sustained Bearish market phase.</w:t>
         <w:br/>
         <w:br/>
-        <w:t>Hammer renders significantly better results at forecasting Highs, Lows for 2 Days and, Highs, Lows for 4 Days. Furthermore, It  renders slightly better results at forecasting Highs(following a trend) for 4 Days and Highs for 8 Days. Additionally, It shows worse results  at forecasting Closes(following a trend) for 2 Days Additionally, , Lows (following a trend) for 4 Days and, Highs(following a trend), Lows for 8 Days when compared to random selection of stocks.</w:t>
+        <w:t>Hammer shows significantly better results at forecasting Highs, Lows for 2 Days and, Highs, Lows for 4 Days. Moreover, It  displays slightly better results at forecasting Highs(following a trend) for 4 Days and Highs for 8 Days. Likewise, It shows worse results  at forecasting Closes(following a trend) for 2 Days Furthermore, , Lows (following a trend) for 4 Days and, Highs(following a trend), Lows for 8 Days when compared to random selection of stocks.</w:t>
         <w:br/>
-        <w:t>Hanging Man shows significantly better results at forecasting Closes(following a trend) for 2 Days and, Closes(following a trend) for 4 Days. Moreover, It  shows slightly better results at forecasting Closes for 2 Days. Moreover  it displays slightly better at  Lows (following a trend) for 4 Days and Closes(following a trend) for 8 Days. Additionally, It displays worse results  at forecasting Lows (following a trend) for 2 Days Likewise, , Highs(following a trend), Closes for 4 Days and, Highs(following a trend), Lows (following a trend) for 8 Days when compared to random selection of stocks.</w:t>
+        <w:t>Hanging Man yields significantly better results at forecasting Closes(following a trend) for 2 Days and, Closes(following a trend) for 4 Days. Likewise, It  yields slightly better results at forecasting Closes for 2 Days. Similarly  it displays slightly better at  Lows (following a trend) for 4 Days and Closes(following a trend) for 8 Days. Similarly, It renders worse results  at forecasting Lows (following a trend) for 2 Days Moreover, , Highs(following a trend), Closes for 4 Days and, Highs(following a trend), Lows (following a trend) for 8 Days when compared to random selection of stocks.</w:t>
         <w:br/>
-        <w:t>Shooting Star yields significantly better results at forecasting Highs, Lows, Closes(following a trend) for 2 Days. Furthermore , Highs, Lows for 4 Days and, Highs, Lows, Closes(following a trend) for 8 Days. Furthermore, It  renders slightly better results at forecasting Closes(following a trend) for 4 Days. Furthermore, It shows worse results  at forecasting Closes for 8 Days when compared to random selection of stocks.</w:t>
+        <w:t>Shooting Star yields significantly better results at forecasting Highs, Lows, Closes(following a trend) for 2 Days. Furthermore , Highs, Lows for 4 Days and, Highs, Lows, Closes(following a trend) for 8 Days. Additionally, It  yields slightly better results at forecasting Closes(following a trend) for 4 Days. Additionally, It renders worse results  at forecasting Closes for 8 Days when compared to random selection of stocks.</w:t>
       </w:r>
     </w:p>
     <w:tbl>
@@ -35334,13 +35334,13 @@
         <w:t>during a sustained Bullish market phase.</w:t>
         <w:br/>
         <w:br/>
-        <w:t>Hammer yields significantly better results at forecasting Highs, Lows for 2 Days and, Lows for 4 Days. Likewise, It  renders slightly better results at forecasting Highs Lows (following a trend) for 4 Days and Highs for 8 Days. Similarly, It shows worse results  at forecasting Highs(following a trend) for 4 Days and, Highs(following a trend), Lows (following a trend) for 8 Days when compared to random selection of stocks.</w:t>
+        <w:t>Hammer renders significantly better results at forecasting Highs, Lows for 2 Days and, Lows for 4 Days. And, It  shows slightly better results at forecasting Highs Lows (following a trend) for 4 Days and Highs for 8 Days. And, It displays worse results  at forecasting Highs(following a trend) for 4 Days and, Highs(following a trend), Lows (following a trend) for 8 Days when compared to random selection of stocks.</w:t>
         <w:br/>
-        <w:t>Inverted Hammer yields slightly better results at forecasting Closes(following a trend) for 2 Days. And, It renders worse results  at forecasting Highs(following a trend), Closes for 2 Days Similarly, , Lows (following a trend), Closes for 4 Days and, Highs(following a trend), Closes(following a trend) for 8 Days when compared to random selection of stocks.</w:t>
+        <w:t>Inverted Hammer shows slightly better results at forecasting Closes(following a trend) for 2 Days. Likewise, It displays worse results  at forecasting Highs(following a trend), Closes for 2 Days Moreover, , Lows (following a trend), Closes for 4 Days and, Highs(following a trend), Closes(following a trend) for 8 Days when compared to random selection of stocks.</w:t>
         <w:br/>
         <w:t>Hanging Man renders worse results  at forecasting Closes for 4 Days when compared to random selection of stocks.</w:t>
         <w:br/>
-        <w:t>Shooting Star shows significantly better results at forecasting Lows for 2 Days and, Lows for 4 Days. Moreover, It  yields slightly better results at forecasting Highs for 2 Days. Furthermore, It renders worse results  at forecasting Highs(following a trend) for 2 Days Similarly, , Highs, Lows (following a trend) for 4 Days and, Highs, Lows for 8 Days when compared to random selection of stocks.</w:t>
+        <w:t>Shooting Star shows significantly better results at forecasting Lows for 2 Days and, Lows for 4 Days. And, It  yields slightly better results at forecasting Highs for 2 Days. Similarly, It shows worse results  at forecasting Highs(following a trend) for 2 Days And, , Highs, Lows (following a trend) for 4 Days and, Highs, Lows for 8 Days when compared to random selection of stocks.</w:t>
       </w:r>
     </w:p>
     <w:tbl>
@@ -36594,13 +36594,13 @@
         <w:t>during a sustained Bearish market phase.</w:t>
         <w:br/>
         <w:br/>
-        <w:t>Hammer yields significantly better results at forecasting Highs, Lows for 2 Days. Similarly , Highs, Lows for 4 Days and, Highs, Lows for 8 Days. Furthermore, It displays worse results  at forecasting Closes for 4 Days and, Highs(following a trend), Lows (following a trend) for 8 Days when compared to random selection of stocks.</w:t>
+        <w:t>Hammer yields significantly better results at forecasting Highs, Lows for 2 Days. Moreover , Highs, Lows for 4 Days and, Highs, Lows for 8 Days. And, It yields worse results  at forecasting Closes for 4 Days and, Highs(following a trend), Lows (following a trend) for 8 Days when compared to random selection of stocks.</w:t>
         <w:br/>
-        <w:t>Inverted Hammer displays significantly better results at forecasting Closes for 2 Days and, Closes for 4 Days. Similarly, It displays worse results  at forecasting Closes(following a trend) for 2 Days And, , Highs for 4 Days and, Highs, Closes for 8 Days when compared to random selection of stocks.</w:t>
+        <w:t>Inverted Hammer renders significantly better results at forecasting Closes for 2 Days and, Closes for 4 Days. Moreover, It displays worse results  at forecasting Closes(following a trend) for 2 Days Furthermore, , Highs for 4 Days and, Highs, Closes for 8 Days when compared to random selection of stocks.</w:t>
         <w:br/>
-        <w:t>Hanging Man shows significantly better results at forecasting Closes(following a trend) for 2 Days. Likewise , Closes(following a trend) for 4 Days and, Closes(following a trend) for 8 Days. Moreover, It  displays slightly better results at forecasting Highs(following a trend) Lows (following a trend) for 8 Days. And, It renders worse results  at forecasting Highs(following a trend), Closes for 2 Days And, , Highs(following a trend), Lows (following a trend), Closes for 4 Days and, Closes for 8 Days when compared to random selection of stocks.</w:t>
+        <w:t>Hanging Man shows significantly better results at forecasting Closes(following a trend) for 2 Days. Moreover , Closes(following a trend) for 4 Days and, Closes(following a trend) for 8 Days. Likewise, It  displays slightly better results at forecasting Highs(following a trend) Lows (following a trend) for 8 Days. Additionally, It shows worse results  at forecasting Highs(following a trend), Closes for 2 Days Likewise, , Highs(following a trend), Lows (following a trend), Closes for 4 Days and, Closes for 8 Days when compared to random selection of stocks.</w:t>
         <w:br/>
-        <w:t>Shooting Star yields significantly better results at forecasting Highs, Lows for 2 Days. Similarly , Lows for 4 Days and, Highs(following a trend), Lows (following a trend), Closes(following a trend) for 8 Days. Moreover, It  displays slightly better results at forecasting Highs(following a trend) for 2 Days. Furthermore  it renders slightly better at  Highs(following a trend) for 4 Days and Lows for 8 Days. And, It shows worse results  at forecasting Closes(following a trend) for 2 Days Furthermore, , Highs, Closes(following a trend) for 4 Days and, Closes for 8 Days when compared to random selection of stocks.</w:t>
+        <w:t>Shooting Star renders significantly better results at forecasting Highs, Lows for 2 Days. Additionally , Lows for 4 Days and, Highs(following a trend), Lows (following a trend), Closes(following a trend) for 8 Days. Furthermore, It  yields slightly better results at forecasting Highs(following a trend) for 2 Days. And  it renders slightly better at  Highs(following a trend) for 4 Days and Lows for 8 Days. And, It yields worse results  at forecasting Closes(following a trend) for 2 Days Moreover, , Highs, Closes(following a trend) for 4 Days and, Closes for 8 Days when compared to random selection of stocks.</w:t>
       </w:r>
     </w:p>
     <w:tbl>

--- a/src/steps/docx_output/thesis.docx
+++ b/src/steps/docx_output/thesis.docx
@@ -21,13 +21,13 @@
         <w:t>during a sustained Bullish market phase.</w:t>
         <w:br/>
         <w:br/>
-        <w:t xml:space="preserve">Hammer shows significantly better results at forecasting Highs for 2 Days and, Highs for 4 Days. Likewise, It  shows slightly better results at forecasting Lows for 2 Days. Additionally  it renders slightly better at  Highs(following a trend) Lows for 4 Days and Highs Lows for 8 Days. </w:t>
+        <w:t xml:space="preserve">Hammer displays significantly better results at forecasting Highs for 2 Days and, Highs for 4 Days. Additionally, It  displays slightly better results at forecasting Lows for 2 Days. Additionally  it displays slightly better at  Highs(following a trend) Lows for 4 Days and Highs Lows for 8 Days. </w:t>
         <w:br/>
         <w:t xml:space="preserve">Inverted Hammer yields slightly better results at forecasting Closes(following a trend) for 8 Days. </w:t>
         <w:br/>
-        <w:t>Hanging Man yields worse results  at forecasting Highs, Lows for 2 Days And, , Highs, Lows (following a trend) for 4 Days and, Highs(following a trend), Lows (following a trend) for 8 Days when compared to random selection of stocks.</w:t>
+        <w:t>Hanging Man displays worse results  at forecasting Highs, Lows for 2 Days Additionally, , Highs, Lows (following a trend) for 4 Days and, Highs(following a trend), Lows (following a trend) for 8 Days when compared to random selection of stocks.</w:t>
         <w:br/>
-        <w:t xml:space="preserve">Shooting Star renders slightly better results at forecasting Highs Lows for 2 Days. </w:t>
+        <w:t xml:space="preserve">Shooting Star yields slightly better results at forecasting Highs Lows for 2 Days. </w:t>
       </w:r>
     </w:p>
     <w:tbl>
@@ -2510,9 +2510,6 @@
         <w:ind w:firstLine="720"/>
       </w:pPr>
       <w:r>
-        <w:rPr>
-          <w:sz w:val="16"/>
-        </w:rPr>
         <w:t>Table 1. Candles Observation for Banking Stocks in Bullish Market</w:t>
       </w:r>
     </w:p>
@@ -2526,13 +2523,13 @@
         <w:t>during a sustained Bearish market phase.</w:t>
         <w:br/>
         <w:br/>
-        <w:t xml:space="preserve">Hammer renders significantly better results at forecasting Highs, Lows for 2 Days and, Highs, Lows for 4 Days. Likewise, It  yields slightly better results at forecasting Highs Lows for 8 Days. </w:t>
+        <w:t xml:space="preserve">Hammer yields significantly better results at forecasting Highs, Lows for 2 Days and, Highs, Lows for 4 Days. Furthermore, It  shows slightly better results at forecasting Highs Lows for 8 Days. </w:t>
         <w:br/>
         <w:t>Inverted Hammer renders worse results  at forecasting Lows (following a trend) for 8 Days when compared to random selection of stocks.</w:t>
         <w:br/>
-        <w:t>Hanging Man shows significantly better results at forecasting Closes(following a trend) for 8 Days. Furthermore, It  renders slightly better results at forecasting Closes(following a trend) for 4 Days and Highs(following a trend) Lows (following a trend) for 8 Days. Moreover, It shows worse results  at forecasting Highs, Lows for 2 Days and, Lows for 4 Days when compared to random selection of stocks.</w:t>
+        <w:t>Hanging Man yields significantly better results at forecasting Closes(following a trend) for 8 Days. Moreover, It  yields slightly better results at forecasting Closes(following a trend) for 4 Days and Highs(following a trend) Lows (following a trend) for 8 Days. Moreover, It shows worse results  at forecasting Highs, Lows for 2 Days and, Lows for 4 Days when compared to random selection of stocks.</w:t>
         <w:br/>
-        <w:t xml:space="preserve">Shooting Star shows significantly better results at forecasting Highs(following a trend), Lows (following a trend) for 2 Days. Furthermore , Highs(following a trend), Lows (following a trend) for 4 Days and, Highs(following a trend), Lows (following a trend) for 8 Days. Similarly, It  displays slightly better results at forecasting Highs Lows for 2 Days. Furthermore  it yields slightly better at  Closes(following a trend) for 4 Days and Closes(following a trend) for 8 Days. </w:t>
+        <w:t xml:space="preserve">Shooting Star shows significantly better results at forecasting Highs(following a trend), Lows (following a trend) for 2 Days. Likewise , Highs(following a trend), Lows (following a trend) for 4 Days and, Highs(following a trend), Lows (following a trend) for 8 Days. Similarly, It  yields slightly better results at forecasting Highs Lows for 2 Days. Similarly  it renders slightly better at  Closes(following a trend) for 4 Days and Closes(following a trend) for 8 Days. </w:t>
       </w:r>
     </w:p>
     <w:tbl>
@@ -5015,9 +5012,6 @@
         <w:ind w:firstLine="720"/>
       </w:pPr>
       <w:r>
-        <w:rPr>
-          <w:sz w:val="16"/>
-        </w:rPr>
         <w:t>Table 2. Candles Observation for Banking Stocks in Bearish Market</w:t>
       </w:r>
     </w:p>
@@ -5031,13 +5025,13 @@
         <w:t>during a sustained Bullish market phase.</w:t>
         <w:br/>
         <w:br/>
-        <w:t xml:space="preserve">Hammer shows significantly better results at forecasting Highs(following a trend) for 2 Days and, Highs(following a trend), Lows (following a trend) for 8 Days. Additionally, It  renders slightly better results at forecasting Highs Lows for 2 Days and Highs Lows (following a trend) for 4 Days. </w:t>
+        <w:t xml:space="preserve">Hammer shows significantly better results at forecasting Highs(following a trend) for 2 Days and, Highs(following a trend), Lows (following a trend) for 8 Days. Likewise, It  shows slightly better results at forecasting Highs Lows for 2 Days and Highs Lows (following a trend) for 4 Days. </w:t>
         <w:br/>
-        <w:t xml:space="preserve">Inverted Hammer displays slightly better results at forecasting Closes(following a trend) for 4 Days and Closes(following a trend) for 8 Days. </w:t>
+        <w:t xml:space="preserve">Inverted Hammer yields slightly better results at forecasting Closes(following a trend) for 4 Days and Closes(following a trend) for 8 Days. </w:t>
         <w:br/>
-        <w:t>Hanging Man yields slightly better results at forecasting Closes(following a trend) for 2 Days. And, It yields worse results  at forecasting Highs(following a trend) for 4 Days and, Highs(following a trend), Lows (following a trend), Closes(following a trend) for 8 Days when compared to random selection of stocks.</w:t>
+        <w:t>Hanging Man yields slightly better results at forecasting Closes(following a trend) for 2 Days. Likewise, It yields worse results  at forecasting Highs(following a trend) for 4 Days and, Highs(following a trend), Lows (following a trend), Closes(following a trend) for 8 Days when compared to random selection of stocks.</w:t>
         <w:br/>
-        <w:t>Shooting Star displays significantly better results at forecasting Highs(following a trend), Lows for 2 Days. Likewise, It  renders slightly better results at forecasting Highs for 2 Days. Furthermore  it renders slightly better at  Lows for 4 Days and Lows for 8 Days. Similarly, It yields worse results  at forecasting Highs(following a trend), Closes(following a trend) for 8 Days when compared to random selection of stocks.</w:t>
+        <w:t>Shooting Star renders significantly better results at forecasting Highs(following a trend), Lows for 2 Days. Moreover, It  yields slightly better results at forecasting Highs for 2 Days. Moreover  it displays slightly better at  Lows for 4 Days and Lows for 8 Days. Additionally, It renders worse results  at forecasting Highs(following a trend), Closes(following a trend) for 8 Days when compared to random selection of stocks.</w:t>
       </w:r>
     </w:p>
     <w:tbl>
@@ -7520,9 +7514,6 @@
         <w:ind w:firstLine="720"/>
       </w:pPr>
       <w:r>
-        <w:rPr>
-          <w:sz w:val="16"/>
-        </w:rPr>
         <w:t>Table 3. Candles Observation for Hydropower Stocks in Bullish Market</w:t>
       </w:r>
     </w:p>
@@ -7536,11 +7527,11 @@
         <w:t>during a sustained Bearish market phase.</w:t>
         <w:br/>
         <w:br/>
-        <w:t xml:space="preserve">Hammer yields significantly better results at forecasting Highs(following a trend) for 2 Days. Similarly, It  renders slightly better results at forecasting Highs Lows (following a trend) for 2 Days. Likewise  it shows slightly better at  Highs for 4 Days and Highs for 8 Days. </w:t>
+        <w:t xml:space="preserve">Hammer yields significantly better results at forecasting Highs(following a trend) for 2 Days. And, It  shows slightly better results at forecasting Highs Lows (following a trend) for 2 Days. Moreover  it yields slightly better at  Highs for 4 Days and Highs for 8 Days. </w:t>
         <w:br/>
-        <w:t>Hanging Man yields significantly better results at forecasting Closes(following a trend) for 2 Days. And, It  displays slightly better results at forecasting Closes(following a trend) for 4 Days and Lows (following a trend) Closes(following a trend) for 8 Days. Likewise, It displays worse results  at forecasting Highs for 2 Days and, Highs for 4 Days when compared to random selection of stocks.</w:t>
+        <w:t>Hanging Man yields significantly better results at forecasting Closes(following a trend) for 2 Days. And, It  shows slightly better results at forecasting Closes(following a trend) for 4 Days and Lows (following a trend) Closes(following a trend) for 8 Days. Similarly, It renders worse results  at forecasting Highs for 2 Days and, Highs for 4 Days when compared to random selection of stocks.</w:t>
         <w:br/>
-        <w:t xml:space="preserve">Shooting Star renders significantly better results at forecasting Highs(following a trend), Lows (following a trend) for 2 Days. And , Highs(following a trend), Lows (following a trend), Closes(following a trend) for 4 Days and, Highs(following a trend), Lows (following a trend), Closes(following a trend) for 8 Days. Moreover, It  yields slightly better results at forecasting Lows Closes(following a trend) for 2 Days and Lows for 4 Days. </w:t>
+        <w:t xml:space="preserve">Shooting Star shows significantly better results at forecasting Highs(following a trend), Lows (following a trend) for 2 Days. Likewise , Highs(following a trend), Lows (following a trend), Closes(following a trend) for 4 Days and, Highs(following a trend), Lows (following a trend), Closes(following a trend) for 8 Days. Furthermore, It  yields slightly better results at forecasting Lows Closes(following a trend) for 2 Days and Lows for 4 Days. </w:t>
       </w:r>
     </w:p>
     <w:tbl>
@@ -10023,9 +10014,6 @@
         <w:ind w:firstLine="720"/>
       </w:pPr>
       <w:r>
-        <w:rPr>
-          <w:sz w:val="16"/>
-        </w:rPr>
         <w:t>Table 4. Candles Observation for Hydropower Stocks in Bearish Market</w:t>
       </w:r>
     </w:p>
@@ -10039,11 +10027,11 @@
         <w:t>during a sustained Bullish market phase.</w:t>
         <w:br/>
         <w:br/>
-        <w:t xml:space="preserve">Hammer yields significantly better results at forecasting Highs for 2 Days. Similarly, It  shows slightly better results at forecasting Lows for 2 Days. Likewise  it displays slightly better at  Highs Lows for 4 Days and Highs Lows for 8 Days. </w:t>
+        <w:t xml:space="preserve">Hammer yields significantly better results at forecasting Highs for 2 Days. Moreover, It  displays slightly better results at forecasting Lows for 2 Days. Similarly  it renders slightly better at  Highs Lows for 4 Days and Highs Lows for 8 Days. </w:t>
         <w:br/>
-        <w:t>Hanging Man yields worse results  at forecasting Highs(following a trend), Lows (following a trend) for 2 Days Moreover, , Highs(following a trend), Lows (following a trend), Closes(following a trend) for 4 Days and, Highs(following a trend), Lows (following a trend), Closes(following a trend) for 8 Days when compared to random selection of stocks.</w:t>
+        <w:t>Hanging Man shows worse results  at forecasting Highs(following a trend), Lows (following a trend) for 2 Days Moreover, , Highs(following a trend), Lows (following a trend), Closes(following a trend) for 4 Days and, Highs(following a trend), Lows (following a trend), Closes(following a trend) for 8 Days when compared to random selection of stocks.</w:t>
         <w:br/>
-        <w:t>Shooting Star renders significantly better results at forecasting Lows for 2 Days. Likewise, It  yields slightly better results at forecasting Lows (following a trend) for 2 Days. Moreover, It displays worse results  at forecasting Closes(following a trend) for 4 Days and, Highs(following a trend), Lows (following a trend), Closes(following a trend) for 8 Days when compared to random selection of stocks.</w:t>
+        <w:t>Shooting Star renders significantly better results at forecasting Lows for 2 Days. Likewise, It  displays slightly better results at forecasting Lows (following a trend) for 2 Days. Likewise, It displays worse results  at forecasting Closes(following a trend) for 4 Days and, Highs(following a trend), Lows (following a trend), Closes(following a trend) for 8 Days when compared to random selection of stocks.</w:t>
       </w:r>
     </w:p>
     <w:tbl>
@@ -12526,9 +12514,6 @@
         <w:ind w:firstLine="720"/>
       </w:pPr>
       <w:r>
-        <w:rPr>
-          <w:sz w:val="16"/>
-        </w:rPr>
         <w:t>Table 5. Candles Observation for Micro Finance Stocks in Bullish Market</w:t>
       </w:r>
     </w:p>
@@ -12542,11 +12527,11 @@
         <w:t>during a sustained Bearish market phase.</w:t>
         <w:br/>
         <w:br/>
-        <w:t>Hammer renders significantly better results at forecasting Highs(following a trend) for 2 Days. Additionally, It  shows slightly better results at forecasting Highs Lows for 2 Days and Highs for 4 Days. Additionally, It displays worse results  at forecasting Closes(following a trend) for 2 Days when compared to random selection of stocks.</w:t>
+        <w:t>Hammer yields significantly better results at forecasting Highs(following a trend) for 2 Days. Furthermore, It  yields slightly better results at forecasting Highs Lows for 2 Days and Highs for 4 Days. And, It displays worse results  at forecasting Closes(following a trend) for 2 Days when compared to random selection of stocks.</w:t>
         <w:br/>
-        <w:t xml:space="preserve">Hanging Man shows significantly better results at forecasting Closes(following a trend) for 4 Days and, Closes(following a trend) for 8 Days. Similarly, It  yields slightly better results at forecasting Closes(following a trend) for 2 Days. And  it yields slightly better at  Highs(following a trend) for 4 Days and Highs(following a trend) Lows (following a trend) for 8 Days. </w:t>
+        <w:t xml:space="preserve">Hanging Man yields significantly better results at forecasting Closes(following a trend) for 4 Days and, Closes(following a trend) for 8 Days. Similarly, It  displays slightly better results at forecasting Closes(following a trend) for 2 Days. Additionally  it renders slightly better at  Highs(following a trend) for 4 Days and Highs(following a trend) Lows (following a trend) for 8 Days. </w:t>
         <w:br/>
-        <w:t xml:space="preserve">Shooting Star renders significantly better results at forecasting Highs(following a trend), Lows for 2 Days. And , Highs(following a trend), Lows (following a trend) for 4 Days and, Highs(following a trend), Lows (following a trend), Closes(following a trend) for 8 Days. And, It  displays slightly better results at forecasting Highs for 2 Days and Lows for 4 Days. </w:t>
+        <w:t xml:space="preserve">Shooting Star renders significantly better results at forecasting Highs(following a trend), Lows for 2 Days. Similarly , Highs(following a trend), Lows (following a trend) for 4 Days and, Highs(following a trend), Lows (following a trend), Closes(following a trend) for 8 Days. Additionally, It  yields slightly better results at forecasting Highs for 2 Days and Lows for 4 Days. </w:t>
       </w:r>
     </w:p>
     <w:tbl>
@@ -15029,9 +15014,6 @@
         <w:ind w:firstLine="720"/>
       </w:pPr>
       <w:r>
-        <w:rPr>
-          <w:sz w:val="16"/>
-        </w:rPr>
         <w:t>Table 6. Candles Observation for Micro Finance Stocks in Bearish Market</w:t>
       </w:r>
     </w:p>
@@ -15045,11 +15027,11 @@
         <w:t>during a sustained Bullish market phase.</w:t>
         <w:br/>
         <w:br/>
-        <w:t xml:space="preserve">Hammer displays significantly better results at forecasting Highs, Lows for 2 Days. Moreover , Highs(following a trend), Lows (following a trend) for 4 Days and, Highs(following a trend), Lows (following a trend) for 8 Days. Additionally, It  displays slightly better results at forecasting Lows (following a trend) for 2 Days. Furthermore  it renders slightly better at  Highs Lows for 4 Days and Highs for 8 Days. </w:t>
+        <w:t xml:space="preserve">Hammer displays significantly better results at forecasting Highs, Lows for 2 Days. Additionally , Highs(following a trend), Lows (following a trend) for 4 Days and, Highs(following a trend), Lows (following a trend) for 8 Days. Furthermore, It  shows slightly better results at forecasting Lows (following a trend) for 2 Days. Similarly  it renders slightly better at  Highs Lows for 4 Days and Highs for 8 Days. </w:t>
         <w:br/>
-        <w:t>Hanging Man shows worse results  at forecasting Highs, Lows (following a trend) for 2 Days And, , Highs(following a trend) for 4 Days and, Highs(following a trend), Lows (following a trend), Closes(following a trend) for 8 Days when compared to random selection of stocks.</w:t>
+        <w:t>Hanging Man yields worse results  at forecasting Highs, Lows (following a trend) for 2 Days Likewise, , Highs(following a trend) for 4 Days and, Highs(following a trend), Lows (following a trend), Closes(following a trend) for 8 Days when compared to random selection of stocks.</w:t>
         <w:br/>
-        <w:t>Shooting Star shows slightly better results at forecasting Lows for 2 Days. Moreover, It displays worse results  at forecasting Highs(following a trend), Closes(following a trend) for 8 Days when compared to random selection of stocks.</w:t>
+        <w:t>Shooting Star renders slightly better results at forecasting Lows for 2 Days. Moreover, It shows worse results  at forecasting Highs(following a trend), Closes(following a trend) for 8 Days when compared to random selection of stocks.</w:t>
       </w:r>
     </w:p>
     <w:tbl>
@@ -17532,9 +17514,6 @@
         <w:ind w:firstLine="720"/>
       </w:pPr>
       <w:r>
-        <w:rPr>
-          <w:sz w:val="16"/>
-        </w:rPr>
         <w:t>Table 7. Candles Observation for Expensive Stocks Stocks in Bullish Market</w:t>
       </w:r>
     </w:p>
@@ -17548,13 +17527,13 @@
         <w:t>during a sustained Bearish market phase.</w:t>
         <w:br/>
         <w:br/>
-        <w:t>Hammer shows significantly better results at forecasting Highs, Lows for 2 Days. And, It  yields slightly better results at forecasting Highs for 4 Days. And, It shows worse results  at forecasting Closes(following a trend) for 4 Days and, Closes(following a trend) for 8 Days when compared to random selection of stocks.</w:t>
+        <w:t>Hammer displays significantly better results at forecasting Highs, Lows for 2 Days. Similarly, It  renders slightly better results at forecasting Highs for 4 Days. Moreover, It yields worse results  at forecasting Closes(following a trend) for 4 Days and, Closes(following a trend) for 8 Days when compared to random selection of stocks.</w:t>
         <w:br/>
-        <w:t>Inverted Hammer renders worse results  at forecasting Lows (following a trend) for 2 Days Additionally, , Highs(following a trend), Lows for 4 Days and, Highs(following a trend), Lows for 8 Days when compared to random selection of stocks.</w:t>
+        <w:t>Inverted Hammer shows worse results  at forecasting Lows (following a trend) for 2 Days And, , Highs(following a trend), Lows for 4 Days and, Highs(following a trend), Lows for 8 Days when compared to random selection of stocks.</w:t>
         <w:br/>
-        <w:t>Hanging Man displays slightly better results at forecasting Closes(following a trend) for 2 Days. And  it renders slightly better at  Closes(following a trend) for 4 Days and Closes(following a trend) for 8 Days. Similarly, It displays worse results  at forecasting Highs for 2 Days when compared to random selection of stocks.</w:t>
+        <w:t>Hanging Man renders slightly better results at forecasting Closes(following a trend) for 2 Days. Similarly  it shows slightly better at  Closes(following a trend) for 4 Days and Closes(following a trend) for 8 Days. Moreover, It renders worse results  at forecasting Highs for 2 Days when compared to random selection of stocks.</w:t>
         <w:br/>
-        <w:t xml:space="preserve">Shooting Star yields significantly better results at forecasting Highs(following a trend), Lows (following a trend) for 2 Days. Furthermore , Highs(following a trend), Lows (following a trend) for 4 Days and, Highs(following a trend), Lows (following a trend), Closes(following a trend) for 8 Days. Additionally, It  renders slightly better results at forecasting Highs Lows Closes(following a trend) for 2 Days. Additionally  it displays slightly better at  Closes(following a trend) for 4 Days and Lows for 8 Days. </w:t>
+        <w:t xml:space="preserve">Shooting Star displays significantly better results at forecasting Highs(following a trend), Lows (following a trend) for 2 Days. And , Highs(following a trend), Lows (following a trend) for 4 Days and, Highs(following a trend), Lows (following a trend), Closes(following a trend) for 8 Days. Likewise, It  renders slightly better results at forecasting Highs Lows Closes(following a trend) for 2 Days. Similarly  it shows slightly better at  Closes(following a trend) for 4 Days and Lows for 8 Days. </w:t>
       </w:r>
     </w:p>
     <w:tbl>
@@ -20037,9 +20016,6 @@
         <w:ind w:firstLine="720"/>
       </w:pPr>
       <w:r>
-        <w:rPr>
-          <w:sz w:val="16"/>
-        </w:rPr>
         <w:t>Table 8. Candles Observation for Expensive Stocks Stocks in Bearish Market</w:t>
       </w:r>
     </w:p>
@@ -20053,13 +20029,13 @@
         <w:t>during a sustained Bullish market phase.</w:t>
         <w:br/>
         <w:br/>
-        <w:t>Hammer yields significantly better results at forecasting Highs(following a trend) for 2 Days. Furthermore, It  shows slightly better results at forecasting Highs Lows for 2 Days and Highs(following a trend) Lows for 4 Days. Moreover, It renders worse results  at forecasting Closes(following a trend) for 4 Days and, Closes(following a trend) for 8 Days when compared to random selection of stocks.</w:t>
+        <w:t>Hammer yields significantly better results at forecasting Highs(following a trend) for 2 Days. And, It  shows slightly better results at forecasting Highs Lows for 2 Days and Highs(following a trend) Lows for 4 Days. Additionally, It shows worse results  at forecasting Closes(following a trend) for 4 Days and, Closes(following a trend) for 8 Days when compared to random selection of stocks.</w:t>
         <w:br/>
-        <w:t>Inverted Hammer shows slightly better results at forecasting Closes(following a trend) for 2 Days. And, It yields worse results  at forecasting Lows for 2 Days when compared to random selection of stocks.</w:t>
+        <w:t>Inverted Hammer yields slightly better results at forecasting Closes(following a trend) for 2 Days. Similarly, It renders worse results  at forecasting Lows for 2 Days when compared to random selection of stocks.</w:t>
         <w:br/>
-        <w:t>Hanging Man displays worse results  at forecasting Highs, Lows (following a trend) for 2 Days Additionally, , Highs, Lows (following a trend) for 4 Days and, Highs(following a trend), Lows (following a trend), Closes(following a trend) for 8 Days when compared to random selection of stocks.</w:t>
+        <w:t>Hanging Man renders worse results  at forecasting Highs, Lows (following a trend) for 2 Days Furthermore, , Highs, Lows (following a trend) for 4 Days and, Highs(following a trend), Lows (following a trend), Closes(following a trend) for 8 Days when compared to random selection of stocks.</w:t>
         <w:br/>
-        <w:t>Shooting Star displays significantly better results at forecasting Lows (following a trend) for 2 Days. Additionally, It  shows slightly better results at forecasting Lows for 2 Days and Lows for 4 Days. Likewise, It displays worse results  at forecasting Closes(following a trend) for 2 Days And, , Closes(following a trend) for 4 Days and, Highs(following a trend), Lows (following a trend), Closes for 8 Days when compared to random selection of stocks.</w:t>
+        <w:t>Shooting Star renders significantly better results at forecasting Lows (following a trend) for 2 Days. Likewise, It  shows slightly better results at forecasting Lows for 2 Days and Lows for 4 Days. And, It renders worse results  at forecasting Closes(following a trend) for 2 Days Furthermore, , Closes(following a trend) for 4 Days and, Highs(following a trend), Lows (following a trend), Closes for 8 Days when compared to random selection of stocks.</w:t>
       </w:r>
     </w:p>
     <w:tbl>
@@ -22542,9 +22518,6 @@
         <w:ind w:firstLine="720"/>
       </w:pPr>
       <w:r>
-        <w:rPr>
-          <w:sz w:val="16"/>
-        </w:rPr>
         <w:t>Table 9. Candles Observation for Low Floating Stocks Stocks in Bullish Market</w:t>
       </w:r>
     </w:p>
@@ -22558,11 +22531,11 @@
         <w:t>during a sustained Bearish market phase.</w:t>
         <w:br/>
         <w:br/>
-        <w:t xml:space="preserve">Hammer shows significantly better results at forecasting Lows for 2 Days and, Highs(following a trend), Lows (following a trend) for 4 Days. Additionally, It  renders slightly better results at forecasting Highs for 2 Days. Furthermore  it displays slightly better at  Highs Lows for 4 Days and Lows for 8 Days. </w:t>
+        <w:t xml:space="preserve">Hammer yields significantly better results at forecasting Lows for 2 Days and, Highs(following a trend), Lows (following a trend) for 4 Days. Similarly, It  displays slightly better results at forecasting Highs for 2 Days. Moreover  it displays slightly better at  Highs Lows for 4 Days and Lows for 8 Days. </w:t>
         <w:br/>
-        <w:t>Hanging Man displays significantly better results at forecasting Closes(following a trend) for 8 Days. Additionally, It  renders slightly better results at forecasting Closes(following a trend) for 2 Days. Furthermore  it displays slightly better at  Closes(following a trend) for 4 Days and Highs(following a trend) Lows (following a trend) for 8 Days. Likewise, It yields worse results  at forecasting Lows for 2 Days when compared to random selection of stocks.</w:t>
+        <w:t>Hanging Man shows significantly better results at forecasting Closes(following a trend) for 8 Days. Additionally, It  displays slightly better results at forecasting Closes(following a trend) for 2 Days. Furthermore  it yields slightly better at  Closes(following a trend) for 4 Days and Highs(following a trend) Lows (following a trend) for 8 Days. And, It shows worse results  at forecasting Lows for 2 Days when compared to random selection of stocks.</w:t>
         <w:br/>
-        <w:t xml:space="preserve">Shooting Star shows significantly better results at forecasting Lows (following a trend) for 2 Days. And , Lows (following a trend) for 4 Days and, Highs(following a trend), Lows (following a trend), Closes(following a trend) for 8 Days. Additionally, It  displays slightly better results at forecasting Highs Lows for 2 Days and Highs(following a trend) Lows Closes(following a trend) for 4 Days. </w:t>
+        <w:t xml:space="preserve">Shooting Star yields significantly better results at forecasting Lows (following a trend) for 2 Days. And , Lows (following a trend) for 4 Days and, Highs(following a trend), Lows (following a trend), Closes(following a trend) for 8 Days. Moreover, It  yields slightly better results at forecasting Highs Lows for 2 Days and Highs(following a trend) Lows Closes(following a trend) for 4 Days. </w:t>
       </w:r>
     </w:p>
     <w:tbl>
@@ -25045,9 +25018,6 @@
         <w:ind w:firstLine="720"/>
       </w:pPr>
       <w:r>
-        <w:rPr>
-          <w:sz w:val="16"/>
-        </w:rPr>
         <w:t>Table 10. Candles Observation for Low Floating Stocks Stocks in Bearish Market</w:t>
       </w:r>
     </w:p>
@@ -25061,13 +25031,13 @@
         <w:t>during a sustained Bullish market phase.</w:t>
         <w:br/>
         <w:br/>
-        <w:t>Hammer shows significantly better results at forecasting Highs, Lows for 2 Days. Furthermore , Highs, Lows for 4 Days and, Highs, Lows for 8 Days. Additionally, It yields worse results  at forecasting Closes for 2 Days and, Closes(following a trend) for 8 Days when compared to random selection of stocks.</w:t>
+        <w:t>Hammer shows significantly better results at forecasting Highs, Lows for 2 Days. Likewise , Highs, Lows for 4 Days and, Highs, Lows for 8 Days. Similarly, It shows worse results  at forecasting Closes for 2 Days and, Closes(following a trend) for 8 Days when compared to random selection of stocks.</w:t>
         <w:br/>
-        <w:t>Inverted Hammer displays significantly better results at forecasting Closes(following a trend) for 8 Days. Likewise, It  yields slightly better results at forecasting Closes for 4 Days. Similarly, It shows worse results  at forecasting Closes(following a trend) for 2 Days Additionally, , Highs, Lows for 4 Days and, Highs, Lows for 8 Days when compared to random selection of stocks.</w:t>
+        <w:t>Inverted Hammer renders significantly better results at forecasting Closes(following a trend) for 8 Days. And, It  yields slightly better results at forecasting Closes for 4 Days. Additionally, It renders worse results  at forecasting Closes(following a trend) for 2 Days Likewise, , Highs, Lows for 4 Days and, Highs, Lows for 8 Days when compared to random selection of stocks.</w:t>
         <w:br/>
         <w:t>Hanging Man shows worse results  at forecasting Closes for 4 Days and, Closes for 8 Days when compared to random selection of stocks.</w:t>
         <w:br/>
-        <w:t>Shooting Star displays significantly better results at forecasting Highs, Lows for 2 Days. Similarly, It  renders slightly better results at forecasting Lows (following a trend) for 2 Days and Lows for 4 Days. Likewise, It shows worse results  at forecasting Highs, Lows (following a trend) for 4 Days and, Lows for 8 Days when compared to random selection of stocks.</w:t>
+        <w:t>Shooting Star yields significantly better results at forecasting Highs, Lows for 2 Days. Likewise, It  yields slightly better results at forecasting Lows (following a trend) for 2 Days and Lows for 4 Days. Moreover, It displays worse results  at forecasting Highs, Lows (following a trend) for 4 Days and, Lows for 8 Days when compared to random selection of stocks.</w:t>
       </w:r>
     </w:p>
     <w:tbl>
@@ -26342,13 +26312,13 @@
         <w:t>during a sustained Bearish market phase.</w:t>
         <w:br/>
         <w:br/>
-        <w:t>Hammer yields significantly better results at forecasting Highs, Lows for 2 Days. Moreover , Highs, Lows for 4 Days and, Highs, Lows for 8 Days. Additionally, It  shows slightly better results at forecasting Highs(following a trend) for 8 Days. Additionally, It displays worse results  at forecasting Closes for 2 Days And, , Closes for 4 Days and, Lows (following a trend) for 8 Days when compared to random selection of stocks.</w:t>
+        <w:t>Hammer displays significantly better results at forecasting Highs, Lows for 2 Days. Furthermore , Highs, Lows for 4 Days and, Highs, Lows for 8 Days. Additionally, It  renders slightly better results at forecasting Highs(following a trend) for 8 Days. And, It renders worse results  at forecasting Closes for 2 Days Similarly, , Closes for 4 Days and, Lows (following a trend) for 8 Days when compared to random selection of stocks.</w:t>
         <w:br/>
-        <w:t>Inverted Hammer displays slightly better results at forecasting Closes(following a trend) for 4 Days. Moreover, It yields worse results  at forecasting Closes(following a trend) for 2 Days and, Closes for 4 Days when compared to random selection of stocks.</w:t>
+        <w:t>Inverted Hammer shows slightly better results at forecasting Closes(following a trend) for 4 Days. Moreover, It displays worse results  at forecasting Closes(following a trend) for 2 Days and, Closes for 4 Days when compared to random selection of stocks.</w:t>
         <w:br/>
-        <w:t>Hanging Man yields significantly better results at forecasting Closes(following a trend) for 4 Days and, Highs(following a trend), Lows (following a trend), Closes(following a trend) for 8 Days. Additionally, It  yields slightly better results at forecasting Closes(following a trend) for 2 Days. Similarly, It renders worse results  at forecasting Closes for 2 Days Similarly, , Lows (following a trend), Closes for 4 Days and, Closes for 8 Days when compared to random selection of stocks.</w:t>
+        <w:t>Hanging Man yields significantly better results at forecasting Closes(following a trend) for 4 Days and, Highs(following a trend), Lows (following a trend), Closes(following a trend) for 8 Days. Moreover, It  shows slightly better results at forecasting Closes(following a trend) for 2 Days. Additionally, It shows worse results  at forecasting Closes for 2 Days Similarly, , Lows (following a trend), Closes for 4 Days and, Closes for 8 Days when compared to random selection of stocks.</w:t>
         <w:br/>
-        <w:t>Shooting Star yields significantly better results at forecasting Highs, Lows for 2 Days. And , Highs(following a trend), Lows (following a trend), Closes(following a trend) for 4 Days and, Highs(following a trend), Lows (following a trend), Closes(following a trend) for 8 Days. And, It  displays slightly better results at forecasting Lows for 4 Days. Likewise, It displays worse results  at forecasting Closes(following a trend) for 2 Days and, Highs for 8 Days when compared to random selection of stocks.</w:t>
+        <w:t>Shooting Star displays significantly better results at forecasting Highs, Lows for 2 Days. And , Highs(following a trend), Lows (following a trend), Closes(following a trend) for 4 Days and, Highs(following a trend), Lows (following a trend), Closes(following a trend) for 8 Days. Moreover, It  renders slightly better results at forecasting Lows for 4 Days. Moreover, It renders worse results  at forecasting Closes(following a trend) for 2 Days and, Highs for 8 Days when compared to random selection of stocks.</w:t>
       </w:r>
     </w:p>
     <w:tbl>
@@ -27635,13 +27605,13 @@
         <w:t>during a sustained Bullish market phase.</w:t>
         <w:br/>
         <w:br/>
-        <w:t>Hammer renders significantly better results at forecasting Highs, Lows for 2 Days. Moreover , Highs for 4 Days and, Highs(following a trend), Lows (following a trend) for 8 Days. And, It  renders slightly better results at forecasting Lows for 4 Days. Similarly, It shows worse results  at forecasting Lows for 8 Days when compared to random selection of stocks.</w:t>
+        <w:t>Hammer renders significantly better results at forecasting Highs, Lows for 2 Days. Moreover , Highs for 4 Days and, Highs(following a trend), Lows (following a trend) for 8 Days. Furthermore, It  shows slightly better results at forecasting Lows for 4 Days. Moreover, It yields worse results  at forecasting Lows for 8 Days when compared to random selection of stocks.</w:t>
         <w:br/>
-        <w:t>Inverted Hammer displays significantly better results at forecasting Closes for 2 Days. And , Closes for 4 Days and, Closes for 8 Days. Similarly, It  yields slightly better results at forecasting Closes(following a trend) for 2 Days. Similarly, It shows worse results  at forecasting Highs, Lows (following a trend) for 8 Days when compared to random selection of stocks.</w:t>
+        <w:t>Inverted Hammer yields significantly better results at forecasting Closes for 2 Days. And , Closes for 4 Days and, Closes for 8 Days. And, It  displays slightly better results at forecasting Closes(following a trend) for 2 Days. Additionally, It renders worse results  at forecasting Highs, Lows (following a trend) for 8 Days when compared to random selection of stocks.</w:t>
         <w:br/>
-        <w:t>Hanging Man shows significantly better results at forecasting Closes(following a trend) for 2 Days and, Closes for 8 Days. And, It  renders slightly better results at forecasting Closes for 2 Days. Moreover, It renders worse results  at forecasting Lows (following a trend) for 2 Days and, Closes for 4 Days when compared to random selection of stocks.</w:t>
+        <w:t>Hanging Man yields significantly better results at forecasting Closes(following a trend) for 2 Days and, Closes for 8 Days. Moreover, It  yields slightly better results at forecasting Closes for 2 Days. And, It yields worse results  at forecasting Lows (following a trend) for 2 Days and, Closes for 4 Days when compared to random selection of stocks.</w:t>
         <w:br/>
-        <w:t>Shooting Star yields significantly better results at forecasting Highs, Lows for 2 Days. Moreover , Highs, Lows for 4 Days and, Lows for 8 Days. Moreover, It  displays slightly better results at forecasting Lows (following a trend) for 4 Days and Highs for 8 Days. And, It renders worse results  at forecasting Closes(following a trend) for 2 Days and, Highs(following a trend) for 4 Days when compared to random selection of stocks.</w:t>
+        <w:t>Shooting Star displays significantly better results at forecasting Highs, Lows for 2 Days. Furthermore , Highs, Lows for 4 Days and, Lows for 8 Days. And, It  renders slightly better results at forecasting Lows (following a trend) for 4 Days and Highs for 8 Days. Furthermore, It yields worse results  at forecasting Closes(following a trend) for 2 Days and, Highs(following a trend) for 4 Days when compared to random selection of stocks.</w:t>
       </w:r>
     </w:p>
     <w:tbl>
@@ -28910,13 +28880,13 @@
         <w:t>during a sustained Bearish market phase.</w:t>
         <w:br/>
         <w:br/>
-        <w:t>Hammer yields significantly better results at forecasting Highs for 2 Days. Additionally, It  shows slightly better results at forecasting Lows for 2 Days. And  it displays slightly better at  Highs Lows for 4 Days and Highs Lows for 8 Days. And, It shows worse results  at forecasting Lows (following a trend) for 4 Days and, Lows (following a trend), Closes for 8 Days when compared to random selection of stocks.</w:t>
+        <w:t>Hammer yields significantly better results at forecasting Highs for 2 Days. Moreover, It  shows slightly better results at forecasting Lows for 2 Days. Additionally  it shows slightly better at  Highs Lows for 4 Days and Highs Lows for 8 Days. Similarly, It yields worse results  at forecasting Lows (following a trend) for 4 Days and, Lows (following a trend), Closes for 8 Days when compared to random selection of stocks.</w:t>
         <w:br/>
-        <w:t>Inverted Hammer renders worse results  at forecasting Highs(following a trend), Closes for 2 Days And, , Closes for 4 Days and, Highs(following a trend), Closes for 8 Days when compared to random selection of stocks.</w:t>
+        <w:t>Inverted Hammer displays worse results  at forecasting Highs(following a trend), Closes for 2 Days Moreover, , Closes for 4 Days and, Highs(following a trend), Closes for 8 Days when compared to random selection of stocks.</w:t>
         <w:br/>
-        <w:t>Hanging Man shows significantly better results at forecasting Closes(following a trend) for 2 Days and, Closes(following a trend) for 4 Days. Moreover, It  yields slightly better results at forecasting Closes(following a trend) for 8 Days. Additionally, It renders worse results  at forecasting Highs(following a trend), Lows (following a trend), Closes for 2 Days Additionally, , Highs(following a trend) for 4 Days and, Highs(following a trend) for 8 Days when compared to random selection of stocks.</w:t>
+        <w:t>Hanging Man yields significantly better results at forecasting Closes(following a trend) for 2 Days and, Closes(following a trend) for 4 Days. And, It  shows slightly better results at forecasting Closes(following a trend) for 8 Days. And, It shows worse results  at forecasting Highs(following a trend), Lows (following a trend), Closes for 2 Days Additionally, , Highs(following a trend) for 4 Days and, Highs(following a trend) for 8 Days when compared to random selection of stocks.</w:t>
         <w:br/>
-        <w:t>Shooting Star displays significantly better results at forecasting Highs, Lows for 2 Days. Likewise , Highs(following a trend), Lows, Closes(following a trend) for 4 Days and, Highs(following a trend), Lows, Closes(following a trend) for 8 Days. And, It  shows slightly better results at forecasting Closes(following a trend) for 2 Days. Likewise  it renders slightly better at  Highs for 4 Days and Highs for 8 Days. Additionally, It renders worse results  at forecasting Closes for 2 Days Moreover, , Closes for 4 Days and, Closes for 8 Days when compared to random selection of stocks.</w:t>
+        <w:t>Shooting Star displays significantly better results at forecasting Highs, Lows for 2 Days. Moreover , Highs(following a trend), Lows, Closes(following a trend) for 4 Days and, Highs(following a trend), Lows, Closes(following a trend) for 8 Days. And, It  shows slightly better results at forecasting Closes(following a trend) for 2 Days. Additionally  it renders slightly better at  Highs for 4 Days and Highs for 8 Days. Furthermore, It yields worse results  at forecasting Closes for 2 Days Likewise, , Closes for 4 Days and, Closes for 8 Days when compared to random selection of stocks.</w:t>
       </w:r>
     </w:p>
     <w:tbl>
@@ -30218,13 +30188,13 @@
         <w:t>during a sustained Bullish market phase.</w:t>
         <w:br/>
         <w:br/>
-        <w:t>Hammer displays significantly better results at forecasting Highs, Lows for 2 Days. And , Highs, Lows for 4 Days and, Highs, Lows for 8 Days. Furthermore, It  yields slightly better results at forecasting Lows (following a trend) for 2 Days. Moreover, It renders worse results  at forecasting Closes for 4 Days and, Closes for 8 Days when compared to random selection of stocks.</w:t>
+        <w:t>Hammer shows significantly better results at forecasting Highs, Lows for 2 Days. Additionally , Highs, Lows for 4 Days and, Highs, Lows for 8 Days. Furthermore, It  shows slightly better results at forecasting Lows (following a trend) for 2 Days. Moreover, It renders worse results  at forecasting Closes for 4 Days and, Closes for 8 Days when compared to random selection of stocks.</w:t>
         <w:br/>
-        <w:t>Inverted Hammer renders worse results  at forecasting Closes(following a trend) for 2 Days And, , Closes for 4 Days and, Highs(following a trend), Lows (following a trend), Closes for 8 Days when compared to random selection of stocks.</w:t>
+        <w:t>Inverted Hammer renders worse results  at forecasting Closes(following a trend) for 2 Days Similarly, , Closes for 4 Days and, Highs(following a trend), Lows (following a trend), Closes for 8 Days when compared to random selection of stocks.</w:t>
         <w:br/>
-        <w:t>Hanging Man shows worse results  at forecasting Closes for 4 Days when compared to random selection of stocks.</w:t>
+        <w:t>Hanging Man yields worse results  at forecasting Closes for 4 Days when compared to random selection of stocks.</w:t>
         <w:br/>
-        <w:t>Shooting Star renders significantly better results at forecasting Highs, Lows for 2 Days and, Highs, Lows for 4 Days. Additionally, It displays worse results  at forecasting Closes for 2 Days when compared to random selection of stocks.</w:t>
+        <w:t>Shooting Star shows significantly better results at forecasting Highs, Lows for 2 Days and, Highs, Lows for 4 Days. Moreover, It shows worse results  at forecasting Closes for 2 Days when compared to random selection of stocks.</w:t>
       </w:r>
     </w:p>
     <w:tbl>
@@ -31481,13 +31451,13 @@
         <w:t>during a sustained Bearish market phase.</w:t>
         <w:br/>
         <w:br/>
-        <w:t>Hammer yields significantly better results at forecasting Highs, Lows for 2 Days and, Highs for 4 Days. Additionally, It  shows slightly better results at forecasting Lows for 4 Days and Highs for 8 Days. Similarly, It yields worse results  at forecasting Highs(following a trend) for 8 Days when compared to random selection of stocks.</w:t>
+        <w:t>Hammer renders significantly better results at forecasting Highs, Lows for 2 Days and, Highs for 4 Days. Furthermore, It  displays slightly better results at forecasting Lows for 4 Days and Highs for 8 Days. Furthermore, It renders worse results  at forecasting Highs(following a trend) for 8 Days when compared to random selection of stocks.</w:t>
         <w:br/>
-        <w:t>Inverted Hammer displays worse results  at forecasting Closes for 2 Days Furthermore, , Highs(following a trend), Closes for 4 Days and, Highs, Closes for 8 Days when compared to random selection of stocks.</w:t>
+        <w:t>Inverted Hammer renders worse results  at forecasting Closes for 2 Days Additionally, , Highs(following a trend), Closes for 4 Days and, Highs, Closes for 8 Days when compared to random selection of stocks.</w:t>
         <w:br/>
-        <w:t>Hanging Man shows significantly better results at forecasting Closes(following a trend) for 2 Days. And , Highs(following a trend), Closes(following a trend) for 4 Days and, Highs(following a trend), Lows (following a trend), Closes(following a trend) for 8 Days. Likewise, It  shows slightly better results at forecasting Closes for 2 Days and Lows (following a trend) for 4 Days. Furthermore, It renders worse results  at forecasting Highs(following a trend), Lows (following a trend) for 2 Days when compared to random selection of stocks.</w:t>
+        <w:t>Hanging Man yields significantly better results at forecasting Closes(following a trend) for 2 Days. Additionally , Highs(following a trend), Closes(following a trend) for 4 Days and, Highs(following a trend), Lows (following a trend), Closes(following a trend) for 8 Days. Likewise, It  displays slightly better results at forecasting Closes for 2 Days and Lows (following a trend) for 4 Days. Additionally, It displays worse results  at forecasting Highs(following a trend), Lows (following a trend) for 2 Days when compared to random selection of stocks.</w:t>
         <w:br/>
-        <w:t>Shooting Star renders significantly better results at forecasting Highs, Lows for 2 Days. Additionally , Highs, Lows for 4 Days and, Highs(following a trend), Lows, Closes(following a trend) for 8 Days. Moreover, It  shows slightly better results at forecasting Closes(following a trend) for 2 Days. Additionally, It renders worse results  at forecasting Closes(following a trend) for 4 Days and, Highs for 8 Days when compared to random selection of stocks.</w:t>
+        <w:t>Shooting Star displays significantly better results at forecasting Highs, Lows for 2 Days. Additionally , Highs, Lows for 4 Days and, Highs(following a trend), Lows, Closes(following a trend) for 8 Days. Similarly, It  shows slightly better results at forecasting Closes(following a trend) for 2 Days. Likewise, It renders worse results  at forecasting Closes(following a trend) for 4 Days and, Highs for 8 Days when compared to random selection of stocks.</w:t>
       </w:r>
     </w:p>
     <w:tbl>
@@ -32777,13 +32747,13 @@
         <w:t>during a sustained Bullish market phase.</w:t>
         <w:br/>
         <w:br/>
-        <w:t>Hammer yields significantly better results at forecasting Highs, Lows for 2 Days. Additionally , Highs, Lows for 4 Days and, Highs, Lows (following a trend) for 8 Days. Additionally, It  yields slightly better results at forecasting Lows (following a trend) for 2 Days and Lows for 8 Days. Moreover, It shows worse results  at forecasting Closes for 2 Days Furthermore, , Closes(following a trend) for 4 Days and, Closes(following a trend) for 8 Days when compared to random selection of stocks.</w:t>
+        <w:t>Hammer shows significantly better results at forecasting Highs, Lows for 2 Days. Similarly , Highs, Lows for 4 Days and, Highs, Lows (following a trend) for 8 Days. Likewise, It  renders slightly better results at forecasting Lows (following a trend) for 2 Days and Lows for 8 Days. Moreover, It yields worse results  at forecasting Closes for 2 Days And, , Closes(following a trend) for 4 Days and, Closes(following a trend) for 8 Days when compared to random selection of stocks.</w:t>
         <w:br/>
-        <w:t>Inverted Hammer yields worse results  at forecasting Closes for 2 Days Moreover, , Closes for 4 Days and, Highs(following a trend), Closes for 8 Days when compared to random selection of stocks.</w:t>
+        <w:t>Inverted Hammer yields worse results  at forecasting Closes for 2 Days And, , Closes for 4 Days and, Highs(following a trend), Closes for 8 Days when compared to random selection of stocks.</w:t>
         <w:br/>
-        <w:t>Hanging Man displays slightly better results at forecasting Closes for 4 Days. Similarly, It renders worse results  at forecasting Closes for 2 Days when compared to random selection of stocks.</w:t>
+        <w:t>Hanging Man renders slightly better results at forecasting Closes for 4 Days. Similarly, It renders worse results  at forecasting Closes for 2 Days when compared to random selection of stocks.</w:t>
         <w:br/>
-        <w:t>Shooting Star renders significantly better results at forecasting Lows for 2 Days and, Lows for 8 Days. Similarly, It  shows slightly better results at forecasting Lows (following a trend) for 2 Days and Lows for 4 Days. Similarly, It renders worse results  at forecasting Highs(following a trend), Lows (following a trend) for 4 Days when compared to random selection of stocks.</w:t>
+        <w:t>Shooting Star shows significantly better results at forecasting Lows for 2 Days and, Lows for 8 Days. Additionally, It  renders slightly better results at forecasting Lows (following a trend) for 2 Days and Lows for 4 Days. Additionally, It shows worse results  at forecasting Highs(following a trend), Lows (following a trend) for 4 Days when compared to random selection of stocks.</w:t>
       </w:r>
     </w:p>
     <w:tbl>
@@ -34052,11 +34022,11 @@
         <w:t>during a sustained Bearish market phase.</w:t>
         <w:br/>
         <w:br/>
-        <w:t>Hammer shows significantly better results at forecasting Highs, Lows for 2 Days and, Highs, Lows for 4 Days. Moreover, It  displays slightly better results at forecasting Highs(following a trend) for 4 Days and Highs for 8 Days. Likewise, It shows worse results  at forecasting Closes(following a trend) for 2 Days Furthermore, , Lows (following a trend) for 4 Days and, Highs(following a trend), Lows for 8 Days when compared to random selection of stocks.</w:t>
+        <w:t>Hammer shows significantly better results at forecasting Highs, Lows for 2 Days and, Highs, Lows for 4 Days. Additionally, It  displays slightly better results at forecasting Highs(following a trend) for 4 Days and Highs for 8 Days. Similarly, It shows worse results  at forecasting Closes(following a trend) for 2 Days Likewise, , Lows (following a trend) for 4 Days and, Highs(following a trend), Lows for 8 Days when compared to random selection of stocks.</w:t>
         <w:br/>
-        <w:t>Hanging Man yields significantly better results at forecasting Closes(following a trend) for 2 Days and, Closes(following a trend) for 4 Days. Likewise, It  yields slightly better results at forecasting Closes for 2 Days. Similarly  it displays slightly better at  Lows (following a trend) for 4 Days and Closes(following a trend) for 8 Days. Similarly, It renders worse results  at forecasting Lows (following a trend) for 2 Days Moreover, , Highs(following a trend), Closes for 4 Days and, Highs(following a trend), Lows (following a trend) for 8 Days when compared to random selection of stocks.</w:t>
+        <w:t>Hanging Man shows significantly better results at forecasting Closes(following a trend) for 2 Days and, Closes(following a trend) for 4 Days. And, It  renders slightly better results at forecasting Closes for 2 Days. Likewise  it displays slightly better at  Lows (following a trend) for 4 Days and Closes(following a trend) for 8 Days. Additionally, It renders worse results  at forecasting Lows (following a trend) for 2 Days Furthermore, , Highs(following a trend), Closes for 4 Days and, Highs(following a trend), Lows (following a trend) for 8 Days when compared to random selection of stocks.</w:t>
         <w:br/>
-        <w:t>Shooting Star yields significantly better results at forecasting Highs, Lows, Closes(following a trend) for 2 Days. Furthermore , Highs, Lows for 4 Days and, Highs, Lows, Closes(following a trend) for 8 Days. Additionally, It  yields slightly better results at forecasting Closes(following a trend) for 4 Days. Additionally, It renders worse results  at forecasting Closes for 8 Days when compared to random selection of stocks.</w:t>
+        <w:t>Shooting Star displays significantly better results at forecasting Highs, Lows, Closes(following a trend) for 2 Days. Likewise , Highs, Lows for 4 Days and, Highs, Lows, Closes(following a trend) for 8 Days. Similarly, It  shows slightly better results at forecasting Closes(following a trend) for 4 Days. And, It yields worse results  at forecasting Closes for 8 Days when compared to random selection of stocks.</w:t>
       </w:r>
     </w:p>
     <w:tbl>
@@ -35334,13 +35304,13 @@
         <w:t>during a sustained Bullish market phase.</w:t>
         <w:br/>
         <w:br/>
-        <w:t>Hammer renders significantly better results at forecasting Highs, Lows for 2 Days and, Lows for 4 Days. And, It  shows slightly better results at forecasting Highs Lows (following a trend) for 4 Days and Highs for 8 Days. And, It displays worse results  at forecasting Highs(following a trend) for 4 Days and, Highs(following a trend), Lows (following a trend) for 8 Days when compared to random selection of stocks.</w:t>
+        <w:t>Hammer displays significantly better results at forecasting Highs, Lows for 2 Days and, Lows for 4 Days. Likewise, It  yields slightly better results at forecasting Highs Lows (following a trend) for 4 Days and Highs for 8 Days. Furthermore, It renders worse results  at forecasting Highs(following a trend) for 4 Days and, Highs(following a trend), Lows (following a trend) for 8 Days when compared to random selection of stocks.</w:t>
         <w:br/>
-        <w:t>Inverted Hammer shows slightly better results at forecasting Closes(following a trend) for 2 Days. Likewise, It displays worse results  at forecasting Highs(following a trend), Closes for 2 Days Moreover, , Lows (following a trend), Closes for 4 Days and, Highs(following a trend), Closes(following a trend) for 8 Days when compared to random selection of stocks.</w:t>
+        <w:t>Inverted Hammer shows slightly better results at forecasting Closes(following a trend) for 2 Days. Moreover, It renders worse results  at forecasting Highs(following a trend), Closes for 2 Days Furthermore, , Lows (following a trend), Closes for 4 Days and, Highs(following a trend), Closes(following a trend) for 8 Days when compared to random selection of stocks.</w:t>
         <w:br/>
-        <w:t>Hanging Man renders worse results  at forecasting Closes for 4 Days when compared to random selection of stocks.</w:t>
+        <w:t>Hanging Man yields worse results  at forecasting Closes for 4 Days when compared to random selection of stocks.</w:t>
         <w:br/>
-        <w:t>Shooting Star shows significantly better results at forecasting Lows for 2 Days and, Lows for 4 Days. And, It  yields slightly better results at forecasting Highs for 2 Days. Similarly, It shows worse results  at forecasting Highs(following a trend) for 2 Days And, , Highs, Lows (following a trend) for 4 Days and, Highs, Lows for 8 Days when compared to random selection of stocks.</w:t>
+        <w:t>Shooting Star shows significantly better results at forecasting Lows for 2 Days and, Lows for 4 Days. Furthermore, It  yields slightly better results at forecasting Highs for 2 Days. Additionally, It renders worse results  at forecasting Highs(following a trend) for 2 Days Moreover, , Highs, Lows (following a trend) for 4 Days and, Highs, Lows for 8 Days when compared to random selection of stocks.</w:t>
       </w:r>
     </w:p>
     <w:tbl>
@@ -36594,13 +36564,13 @@
         <w:t>during a sustained Bearish market phase.</w:t>
         <w:br/>
         <w:br/>
-        <w:t>Hammer yields significantly better results at forecasting Highs, Lows for 2 Days. Moreover , Highs, Lows for 4 Days and, Highs, Lows for 8 Days. And, It yields worse results  at forecasting Closes for 4 Days and, Highs(following a trend), Lows (following a trend) for 8 Days when compared to random selection of stocks.</w:t>
+        <w:t>Hammer shows significantly better results at forecasting Highs, Lows for 2 Days. Similarly , Highs, Lows for 4 Days and, Highs, Lows for 8 Days. Furthermore, It yields worse results  at forecasting Closes for 4 Days and, Highs(following a trend), Lows (following a trend) for 8 Days when compared to random selection of stocks.</w:t>
         <w:br/>
-        <w:t>Inverted Hammer renders significantly better results at forecasting Closes for 2 Days and, Closes for 4 Days. Moreover, It displays worse results  at forecasting Closes(following a trend) for 2 Days Furthermore, , Highs for 4 Days and, Highs, Closes for 8 Days when compared to random selection of stocks.</w:t>
+        <w:t>Inverted Hammer shows significantly better results at forecasting Closes for 2 Days and, Closes for 4 Days. Additionally, It yields worse results  at forecasting Closes(following a trend) for 2 Days And, , Highs for 4 Days and, Highs, Closes for 8 Days when compared to random selection of stocks.</w:t>
         <w:br/>
-        <w:t>Hanging Man shows significantly better results at forecasting Closes(following a trend) for 2 Days. Moreover , Closes(following a trend) for 4 Days and, Closes(following a trend) for 8 Days. Likewise, It  displays slightly better results at forecasting Highs(following a trend) Lows (following a trend) for 8 Days. Additionally, It shows worse results  at forecasting Highs(following a trend), Closes for 2 Days Likewise, , Highs(following a trend), Lows (following a trend), Closes for 4 Days and, Closes for 8 Days when compared to random selection of stocks.</w:t>
+        <w:t>Hanging Man renders significantly better results at forecasting Closes(following a trend) for 2 Days. Similarly , Closes(following a trend) for 4 Days and, Closes(following a trend) for 8 Days. Moreover, It  shows slightly better results at forecasting Highs(following a trend) Lows (following a trend) for 8 Days. And, It displays worse results  at forecasting Highs(following a trend), Closes for 2 Days Additionally, , Highs(following a trend), Lows (following a trend), Closes for 4 Days and, Closes for 8 Days when compared to random selection of stocks.</w:t>
         <w:br/>
-        <w:t>Shooting Star renders significantly better results at forecasting Highs, Lows for 2 Days. Additionally , Lows for 4 Days and, Highs(following a trend), Lows (following a trend), Closes(following a trend) for 8 Days. Furthermore, It  yields slightly better results at forecasting Highs(following a trend) for 2 Days. And  it renders slightly better at  Highs(following a trend) for 4 Days and Lows for 8 Days. And, It yields worse results  at forecasting Closes(following a trend) for 2 Days Moreover, , Highs, Closes(following a trend) for 4 Days and, Closes for 8 Days when compared to random selection of stocks.</w:t>
+        <w:t>Shooting Star displays significantly better results at forecasting Highs, Lows for 2 Days. Moreover , Lows for 4 Days and, Highs(following a trend), Lows (following a trend), Closes(following a trend) for 8 Days. Furthermore, It  displays slightly better results at forecasting Highs(following a trend) for 2 Days. Furthermore  it yields slightly better at  Highs(following a trend) for 4 Days and Lows for 8 Days. Additionally, It yields worse results  at forecasting Closes(following a trend) for 2 Days Additionally, , Highs, Closes(following a trend) for 4 Days and, Closes for 8 Days when compared to random selection of stocks.</w:t>
       </w:r>
     </w:p>
     <w:tbl>

--- a/src/steps/docx_output/thesis.docx
+++ b/src/steps/docx_output/thesis.docx
@@ -3,118 +3,10 @@
 <w:document xmlns:wpc="http://schemas.microsoft.com/office/word/2010/wordprocessingCanvas" xmlns:mo="http://schemas.microsoft.com/office/mac/office/2008/main" xmlns:mc="http://schemas.openxmlformats.org/markup-compatibility/2006" xmlns:mv="urn:schemas-microsoft-com:mac:vml" xmlns:o="urn:schemas-microsoft-com:office:office" xmlns:r="http://schemas.openxmlformats.org/officeDocument/2006/relationships" xmlns:m="http://schemas.openxmlformats.org/officeDocument/2006/math" xmlns:v="urn:schemas-microsoft-com:vml" xmlns:wp14="http://schemas.microsoft.com/office/word/2010/wordprocessingDrawing" xmlns:wp="http://schemas.openxmlformats.org/drawingml/2006/wordprocessingDrawing" xmlns:w10="urn:schemas-microsoft-com:office:word" xmlns:w="http://schemas.openxmlformats.org/wordprocessingml/2006/main" xmlns:w14="http://schemas.microsoft.com/office/word/2010/wordml" xmlns:wpg="http://schemas.microsoft.com/office/word/2010/wordprocessingGroup" xmlns:wpi="http://schemas.microsoft.com/office/word/2010/wordprocessingInk" xmlns:wne="http://schemas.microsoft.com/office/word/2006/wordml" xmlns:wps="http://schemas.microsoft.com/office/word/2010/wordprocessingShape" mc:Ignorable="w14 wp14">
   <w:body>
     <w:p>
-      <w:pPr>
-        <w:pStyle w:val="Title"/>
-      </w:pPr>
-      <w:r>
-        <w:t>Document Title</w:t>
-      </w:r>
-    </w:p>
-    <w:p>
-      <w:r>
-        <w:t>This is a simple paragraph.</w:t>
-      </w:r>
-    </w:p>
-    <w:p>
-      <w:pPr>
-        <w:pStyle w:val="ListBullet"/>
-      </w:pPr>
-      <w:r>
-        <w:t>First item in the list</w:t>
-      </w:r>
-    </w:p>
-    <w:p>
-      <w:pPr>
-        <w:pStyle w:val="ListBullet"/>
-      </w:pPr>
-      <w:r>
-        <w:t>Second item in the list</w:t>
-      </w:r>
-    </w:p>
-    <w:p>
-      <w:pPr>
-        <w:pStyle w:val="ListNumber"/>
-      </w:pPr>
-      <w:r>
-        <w:t>First item in the numbered list</w:t>
-      </w:r>
-    </w:p>
-    <w:p>
-      <w:pPr>
-        <w:pStyle w:val="ListNumber"/>
-      </w:pPr>
-      <w:r>
-        <w:t>Second item in the numbered list</w:t>
-      </w:r>
-    </w:p>
-    <w:tbl>
-      <w:tblPr>
-        <w:tblStyle w:val="TableGrid"/>
-        <w:tblW w:type="auto" w:w="0"/>
-        <w:tblLook w:firstColumn="1" w:firstRow="1" w:lastColumn="0" w:lastRow="0" w:noHBand="0" w:noVBand="1" w:val="04A0"/>
-      </w:tblPr>
-      <w:tblGrid>
-        <w:gridCol w:w="4320"/>
-        <w:gridCol w:w="4320"/>
-      </w:tblGrid>
-      <w:tr>
-        <w:tc>
-          <w:tcPr>
-            <w:tcW w:type="dxa" w:w="4320"/>
-          </w:tcPr>
-          <w:p>
-            <w:r>
-              <w:rPr>
-                <w:b/>
-                <w:color w:val="0000FF"/>
-              </w:rPr>
-              <w:t>Name</w:t>
-            </w:r>
-          </w:p>
-        </w:tc>
-        <w:tc>
-          <w:tcPr>
-            <w:tcW w:type="dxa" w:w="4320"/>
-          </w:tcPr>
-          <w:p>
-            <w:r>
-              <w:rPr>
-                <w:b/>
-                <w:color w:val="0000FF"/>
-              </w:rPr>
-              <w:t>Age</w:t>
-            </w:r>
-          </w:p>
-        </w:tc>
-      </w:tr>
-      <w:tr>
-        <w:tc>
-          <w:tcPr>
-            <w:tcW w:type="dxa" w:w="4320"/>
-          </w:tcPr>
-          <w:p>
-            <w:r>
-              <w:t>John Doe</w:t>
-            </w:r>
-          </w:p>
-        </w:tc>
-        <w:tc>
-          <w:tcPr>
-            <w:tcW w:type="dxa" w:w="4320"/>
-          </w:tcPr>
-          <w:p>
-            <w:r>
-              <w:t>30</w:t>
-            </w:r>
-          </w:p>
-        </w:tc>
-      </w:tr>
-    </w:tbl>
-    <w:p>
       <w:r>
         <w:drawing>
           <wp:inline xmlns:a="http://schemas.openxmlformats.org/drawingml/2006/main" xmlns:pic="http://schemas.openxmlformats.org/drawingml/2006/picture">
-            <wp:extent cx="3657600" cy="2743200"/>
+            <wp:extent cx="3657600" cy="2057400"/>
             <wp:docPr id="1" name="Picture 1"/>
             <wp:cNvGraphicFramePr>
               <a:graphicFrameLocks noChangeAspect="1"/>
@@ -123,7 +15,7 @@
               <a:graphicData uri="http://schemas.openxmlformats.org/drawingml/2006/picture">
                 <pic:pic>
                   <pic:nvPicPr>
-                    <pic:cNvPr id="0" name="image.png"/>
+                    <pic:cNvPr id="0" name="temp.png"/>
                     <pic:cNvPicPr/>
                   </pic:nvPicPr>
                   <pic:blipFill>
@@ -135,7 +27,7 @@
                   <pic:spPr>
                     <a:xfrm>
                       <a:off x="0" y="0"/>
-                      <a:ext cx="3657600" cy="2743200"/>
+                      <a:ext cx="3657600" cy="2057400"/>
                     </a:xfrm>
                     <a:prstGeom prst="rect"/>
                   </pic:spPr>
@@ -146,637 +38,6 @@
         </w:drawing>
       </w:r>
     </w:p>
-    <w:p>
-      <w:r>
-        <w:drawing>
-          <wp:inline xmlns:a="http://schemas.openxmlformats.org/drawingml/2006/main" xmlns:pic="http://schemas.openxmlformats.org/drawingml/2006/picture">
-            <wp:extent cx="3657600" cy="2743200"/>
-            <wp:docPr id="2" name="Picture 2"/>
-            <wp:cNvGraphicFramePr>
-              <a:graphicFrameLocks noChangeAspect="1"/>
-            </wp:cNvGraphicFramePr>
-            <a:graphic>
-              <a:graphicData uri="http://schemas.openxmlformats.org/drawingml/2006/picture">
-                <pic:pic>
-                  <pic:nvPicPr>
-                    <pic:cNvPr id="0" name="image.png"/>
-                    <pic:cNvPicPr/>
-                  </pic:nvPicPr>
-                  <pic:blipFill>
-                    <a:blip r:embed="rId10"/>
-                    <a:stretch>
-                      <a:fillRect/>
-                    </a:stretch>
-                  </pic:blipFill>
-                  <pic:spPr>
-                    <a:xfrm>
-                      <a:off x="0" y="0"/>
-                      <a:ext cx="3657600" cy="2743200"/>
-                    </a:xfrm>
-                    <a:prstGeom prst="rect"/>
-                  </pic:spPr>
-                </pic:pic>
-              </a:graphicData>
-            </a:graphic>
-          </wp:inline>
-        </w:drawing>
-      </w:r>
-    </w:p>
-    <w:p>
-      <w:r>
-        <w:drawing>
-          <wp:inline xmlns:a="http://schemas.openxmlformats.org/drawingml/2006/main" xmlns:pic="http://schemas.openxmlformats.org/drawingml/2006/picture">
-            <wp:extent cx="3657600" cy="2743200"/>
-            <wp:docPr id="3" name="Picture 3"/>
-            <wp:cNvGraphicFramePr>
-              <a:graphicFrameLocks noChangeAspect="1"/>
-            </wp:cNvGraphicFramePr>
-            <a:graphic>
-              <a:graphicData uri="http://schemas.openxmlformats.org/drawingml/2006/picture">
-                <pic:pic>
-                  <pic:nvPicPr>
-                    <pic:cNvPr id="0" name="image.png"/>
-                    <pic:cNvPicPr/>
-                  </pic:nvPicPr>
-                  <pic:blipFill>
-                    <a:blip r:embed="rId11"/>
-                    <a:stretch>
-                      <a:fillRect/>
-                    </a:stretch>
-                  </pic:blipFill>
-                  <pic:spPr>
-                    <a:xfrm>
-                      <a:off x="0" y="0"/>
-                      <a:ext cx="3657600" cy="2743200"/>
-                    </a:xfrm>
-                    <a:prstGeom prst="rect"/>
-                  </pic:spPr>
-                </pic:pic>
-              </a:graphicData>
-            </a:graphic>
-          </wp:inline>
-        </w:drawing>
-      </w:r>
-    </w:p>
-    <w:p>
-      <w:r>
-        <w:drawing>
-          <wp:inline xmlns:a="http://schemas.openxmlformats.org/drawingml/2006/main" xmlns:pic="http://schemas.openxmlformats.org/drawingml/2006/picture">
-            <wp:extent cx="3657600" cy="2743200"/>
-            <wp:docPr id="4" name="Picture 4"/>
-            <wp:cNvGraphicFramePr>
-              <a:graphicFrameLocks noChangeAspect="1"/>
-            </wp:cNvGraphicFramePr>
-            <a:graphic>
-              <a:graphicData uri="http://schemas.openxmlformats.org/drawingml/2006/picture">
-                <pic:pic>
-                  <pic:nvPicPr>
-                    <pic:cNvPr id="0" name="image.png"/>
-                    <pic:cNvPicPr/>
-                  </pic:nvPicPr>
-                  <pic:blipFill>
-                    <a:blip r:embed="rId12"/>
-                    <a:stretch>
-                      <a:fillRect/>
-                    </a:stretch>
-                  </pic:blipFill>
-                  <pic:spPr>
-                    <a:xfrm>
-                      <a:off x="0" y="0"/>
-                      <a:ext cx="3657600" cy="2743200"/>
-                    </a:xfrm>
-                    <a:prstGeom prst="rect"/>
-                  </pic:spPr>
-                </pic:pic>
-              </a:graphicData>
-            </a:graphic>
-          </wp:inline>
-        </w:drawing>
-      </w:r>
-    </w:p>
-    <w:p>
-      <w:r>
-        <w:drawing>
-          <wp:inline xmlns:a="http://schemas.openxmlformats.org/drawingml/2006/main" xmlns:pic="http://schemas.openxmlformats.org/drawingml/2006/picture">
-            <wp:extent cx="5486400" cy="1828800"/>
-            <wp:docPr id="5" name="Picture 5"/>
-            <wp:cNvGraphicFramePr>
-              <a:graphicFrameLocks noChangeAspect="1"/>
-            </wp:cNvGraphicFramePr>
-            <a:graphic>
-              <a:graphicData uri="http://schemas.openxmlformats.org/drawingml/2006/picture">
-                <pic:pic>
-                  <pic:nvPicPr>
-                    <pic:cNvPr id="0" name="image.png"/>
-                    <pic:cNvPicPr/>
-                  </pic:nvPicPr>
-                  <pic:blipFill>
-                    <a:blip r:embed="rId13"/>
-                    <a:stretch>
-                      <a:fillRect/>
-                    </a:stretch>
-                  </pic:blipFill>
-                  <pic:spPr>
-                    <a:xfrm>
-                      <a:off x="0" y="0"/>
-                      <a:ext cx="5486400" cy="1828800"/>
-                    </a:xfrm>
-                    <a:prstGeom prst="rect"/>
-                  </pic:spPr>
-                </pic:pic>
-              </a:graphicData>
-            </a:graphic>
-          </wp:inline>
-        </w:drawing>
-      </w:r>
-    </w:p>
-    <w:sectPr>
-      <w:pgSz w:w="12240" w:h="15840"/>
-      <w:pgMar w:top="1440" w:right="1800" w:bottom="1440" w:left="1800" w:header="720" w:footer="720" w:gutter="0"/>
-      <w:cols w:space="720"/>
-      <w:docGrid w:linePitch="360"/>
-    </w:sectPr>
-    <w:tbl>
-      <w:tblPr>
-        <w:tblStyle w:val="TableGrid"/>
-        <w:tblW w:type="auto" w:w="0"/>
-        <w:tblLook w:firstColumn="1" w:firstRow="1" w:lastColumn="0" w:lastRow="0" w:noHBand="0" w:noVBand="1" w:val="04A0"/>
-      </w:tblPr>
-      <w:tblGrid>
-        <w:gridCol w:w="4320"/>
-        <w:gridCol w:w="4320"/>
-      </w:tblGrid>
-      <w:tr>
-        <w:tc>
-          <w:tcPr>
-            <w:tcW w:type="dxa" w:w="4320"/>
-          </w:tcPr>
-          <w:p>
-            <w:r>
-              <w:rPr>
-                <w:b/>
-                <w:color w:val="0000FF"/>
-              </w:rPr>
-              <w:t>Index</w:t>
-            </w:r>
-          </w:p>
-        </w:tc>
-        <w:tc>
-          <w:tcPr>
-            <w:tcW w:type="dxa" w:w="4320"/>
-          </w:tcPr>
-          <w:p>
-            <w:r>
-              <w:rPr>
-                <w:b/>
-                <w:color w:val="0000FF"/>
-              </w:rPr>
-              <w:t>Description</w:t>
-            </w:r>
-          </w:p>
-        </w:tc>
-      </w:tr>
-      <w:tr>
-        <w:tc>
-          <w:tcPr>
-            <w:tcW w:type="dxa" w:w="4320"/>
-          </w:tcPr>
-          <w:p>
-            <w:r>
-              <w:t>1</w:t>
-            </w:r>
-          </w:p>
-        </w:tc>
-        <w:tc>
-          <w:tcPr>
-            <w:tcW w:type="dxa" w:w="4320"/>
-          </w:tcPr>
-          <w:p>
-            <w:r>
-              <w:t>Description for item 1</w:t>
-            </w:r>
-          </w:p>
-        </w:tc>
-      </w:tr>
-      <w:tr>
-        <w:tc>
-          <w:tcPr>
-            <w:tcW w:type="dxa" w:w="4320"/>
-          </w:tcPr>
-          <w:p>
-            <w:r>
-              <w:t>2</w:t>
-            </w:r>
-          </w:p>
-        </w:tc>
-        <w:tc>
-          <w:tcPr>
-            <w:tcW w:type="dxa" w:w="4320"/>
-          </w:tcPr>
-          <w:p>
-            <w:r>
-              <w:t>Description for item 2</w:t>
-            </w:r>
-          </w:p>
-        </w:tc>
-      </w:tr>
-      <w:tr>
-        <w:tc>
-          <w:tcPr>
-            <w:tcW w:type="dxa" w:w="4320"/>
-          </w:tcPr>
-          <w:p>
-            <w:r>
-              <w:t>3</w:t>
-            </w:r>
-          </w:p>
-        </w:tc>
-        <w:tc>
-          <w:tcPr>
-            <w:tcW w:type="dxa" w:w="4320"/>
-          </w:tcPr>
-          <w:p>
-            <w:r>
-              <w:t>Description for item 3</w:t>
-            </w:r>
-          </w:p>
-        </w:tc>
-      </w:tr>
-      <w:tr>
-        <w:tc>
-          <w:tcPr>
-            <w:tcW w:type="dxa" w:w="4320"/>
-          </w:tcPr>
-          <w:p>
-            <w:r>
-              <w:t>4</w:t>
-            </w:r>
-          </w:p>
-        </w:tc>
-        <w:tc>
-          <w:tcPr>
-            <w:tcW w:type="dxa" w:w="4320"/>
-          </w:tcPr>
-          <w:p>
-            <w:r>
-              <w:t>Description for item 4</w:t>
-            </w:r>
-          </w:p>
-        </w:tc>
-      </w:tr>
-      <w:tr>
-        <w:tc>
-          <w:tcPr>
-            <w:tcW w:type="dxa" w:w="4320"/>
-          </w:tcPr>
-          <w:p>
-            <w:r>
-              <w:t>5</w:t>
-            </w:r>
-          </w:p>
-        </w:tc>
-        <w:tc>
-          <w:tcPr>
-            <w:tcW w:type="dxa" w:w="4320"/>
-          </w:tcPr>
-          <w:p>
-            <w:r>
-              <w:t>Description for item 5</w:t>
-            </w:r>
-          </w:p>
-        </w:tc>
-      </w:tr>
-      <w:tr>
-        <w:tc>
-          <w:tcPr>
-            <w:tcW w:type="dxa" w:w="4320"/>
-          </w:tcPr>
-          <w:p>
-            <w:r>
-              <w:t>6</w:t>
-            </w:r>
-          </w:p>
-        </w:tc>
-        <w:tc>
-          <w:tcPr>
-            <w:tcW w:type="dxa" w:w="4320"/>
-          </w:tcPr>
-          <w:p>
-            <w:r>
-              <w:t>Description for item 6</w:t>
-            </w:r>
-          </w:p>
-        </w:tc>
-      </w:tr>
-      <w:tr>
-        <w:tc>
-          <w:tcPr>
-            <w:tcW w:type="dxa" w:w="4320"/>
-          </w:tcPr>
-          <w:p>
-            <w:r>
-              <w:t>7</w:t>
-            </w:r>
-          </w:p>
-        </w:tc>
-        <w:tc>
-          <w:tcPr>
-            <w:tcW w:type="dxa" w:w="4320"/>
-          </w:tcPr>
-          <w:p>
-            <w:r>
-              <w:t>Description for item 7</w:t>
-            </w:r>
-          </w:p>
-        </w:tc>
-      </w:tr>
-      <w:tr>
-        <w:tc>
-          <w:tcPr>
-            <w:tcW w:type="dxa" w:w="4320"/>
-          </w:tcPr>
-          <w:p>
-            <w:r>
-              <w:t>8</w:t>
-            </w:r>
-          </w:p>
-        </w:tc>
-        <w:tc>
-          <w:tcPr>
-            <w:tcW w:type="dxa" w:w="4320"/>
-          </w:tcPr>
-          <w:p>
-            <w:r>
-              <w:t>Description for item 8</w:t>
-            </w:r>
-          </w:p>
-        </w:tc>
-      </w:tr>
-      <w:tr>
-        <w:tc>
-          <w:tcPr>
-            <w:tcW w:type="dxa" w:w="4320"/>
-          </w:tcPr>
-          <w:p>
-            <w:r>
-              <w:t>9</w:t>
-            </w:r>
-          </w:p>
-        </w:tc>
-        <w:tc>
-          <w:tcPr>
-            <w:tcW w:type="dxa" w:w="4320"/>
-          </w:tcPr>
-          <w:p>
-            <w:r>
-              <w:t>Description for item 9</w:t>
-            </w:r>
-          </w:p>
-        </w:tc>
-      </w:tr>
-      <w:tr>
-        <w:tc>
-          <w:tcPr>
-            <w:tcW w:type="dxa" w:w="4320"/>
-          </w:tcPr>
-          <w:p>
-            <w:r>
-              <w:t>10</w:t>
-            </w:r>
-          </w:p>
-        </w:tc>
-        <w:tc>
-          <w:tcPr>
-            <w:tcW w:type="dxa" w:w="4320"/>
-          </w:tcPr>
-          <w:p>
-            <w:r>
-              <w:t>Description for item 10</w:t>
-            </w:r>
-          </w:p>
-        </w:tc>
-      </w:tr>
-      <w:tr>
-        <w:tc>
-          <w:tcPr>
-            <w:tcW w:type="dxa" w:w="4320"/>
-          </w:tcPr>
-          <w:p>
-            <w:r>
-              <w:t>11</w:t>
-            </w:r>
-          </w:p>
-        </w:tc>
-        <w:tc>
-          <w:tcPr>
-            <w:tcW w:type="dxa" w:w="4320"/>
-          </w:tcPr>
-          <w:p>
-            <w:r>
-              <w:t>Description for item 11</w:t>
-            </w:r>
-          </w:p>
-        </w:tc>
-      </w:tr>
-      <w:tr>
-        <w:tc>
-          <w:tcPr>
-            <w:tcW w:type="dxa" w:w="4320"/>
-          </w:tcPr>
-          <w:p>
-            <w:r>
-              <w:t>12</w:t>
-            </w:r>
-          </w:p>
-        </w:tc>
-        <w:tc>
-          <w:tcPr>
-            <w:tcW w:type="dxa" w:w="4320"/>
-          </w:tcPr>
-          <w:p>
-            <w:r>
-              <w:t>Description for item 12</w:t>
-            </w:r>
-          </w:p>
-        </w:tc>
-      </w:tr>
-      <w:tr>
-        <w:tc>
-          <w:tcPr>
-            <w:tcW w:type="dxa" w:w="4320"/>
-          </w:tcPr>
-          <w:p>
-            <w:r>
-              <w:t>13</w:t>
-            </w:r>
-          </w:p>
-        </w:tc>
-        <w:tc>
-          <w:tcPr>
-            <w:tcW w:type="dxa" w:w="4320"/>
-          </w:tcPr>
-          <w:p>
-            <w:r>
-              <w:t>Description for item 13</w:t>
-            </w:r>
-          </w:p>
-        </w:tc>
-      </w:tr>
-      <w:tr>
-        <w:tc>
-          <w:tcPr>
-            <w:tcW w:type="dxa" w:w="4320"/>
-          </w:tcPr>
-          <w:p>
-            <w:r>
-              <w:t>14</w:t>
-            </w:r>
-          </w:p>
-        </w:tc>
-        <w:tc>
-          <w:tcPr>
-            <w:tcW w:type="dxa" w:w="4320"/>
-          </w:tcPr>
-          <w:p>
-            <w:r>
-              <w:t>Description for item 14</w:t>
-            </w:r>
-          </w:p>
-        </w:tc>
-      </w:tr>
-      <w:tr>
-        <w:tc>
-          <w:tcPr>
-            <w:tcW w:type="dxa" w:w="4320"/>
-          </w:tcPr>
-          <w:p>
-            <w:r>
-              <w:t>15</w:t>
-            </w:r>
-          </w:p>
-        </w:tc>
-        <w:tc>
-          <w:tcPr>
-            <w:tcW w:type="dxa" w:w="4320"/>
-          </w:tcPr>
-          <w:p>
-            <w:r>
-              <w:t>Description for item 15</w:t>
-            </w:r>
-          </w:p>
-        </w:tc>
-      </w:tr>
-      <w:tr>
-        <w:tc>
-          <w:tcPr>
-            <w:tcW w:type="dxa" w:w="4320"/>
-          </w:tcPr>
-          <w:p>
-            <w:r>
-              <w:t>16</w:t>
-            </w:r>
-          </w:p>
-        </w:tc>
-        <w:tc>
-          <w:tcPr>
-            <w:tcW w:type="dxa" w:w="4320"/>
-          </w:tcPr>
-          <w:p>
-            <w:r>
-              <w:t>Description for item 16</w:t>
-            </w:r>
-          </w:p>
-        </w:tc>
-      </w:tr>
-      <w:tr>
-        <w:tc>
-          <w:tcPr>
-            <w:tcW w:type="dxa" w:w="4320"/>
-          </w:tcPr>
-          <w:p>
-            <w:r>
-              <w:t>17</w:t>
-            </w:r>
-          </w:p>
-        </w:tc>
-        <w:tc>
-          <w:tcPr>
-            <w:tcW w:type="dxa" w:w="4320"/>
-          </w:tcPr>
-          <w:p>
-            <w:r>
-              <w:t>Description for item 17</w:t>
-            </w:r>
-          </w:p>
-        </w:tc>
-      </w:tr>
-      <w:tr>
-        <w:tc>
-          <w:tcPr>
-            <w:tcW w:type="dxa" w:w="4320"/>
-          </w:tcPr>
-          <w:p>
-            <w:r>
-              <w:t>18</w:t>
-            </w:r>
-          </w:p>
-        </w:tc>
-        <w:tc>
-          <w:tcPr>
-            <w:tcW w:type="dxa" w:w="4320"/>
-          </w:tcPr>
-          <w:p>
-            <w:r>
-              <w:t>Description for item 18</w:t>
-            </w:r>
-          </w:p>
-        </w:tc>
-      </w:tr>
-      <w:tr>
-        <w:tc>
-          <w:tcPr>
-            <w:tcW w:type="dxa" w:w="4320"/>
-          </w:tcPr>
-          <w:p>
-            <w:r>
-              <w:t>19</w:t>
-            </w:r>
-          </w:p>
-        </w:tc>
-        <w:tc>
-          <w:tcPr>
-            <w:tcW w:type="dxa" w:w="4320"/>
-          </w:tcPr>
-          <w:p>
-            <w:r>
-              <w:t>Description for item 19</w:t>
-            </w:r>
-          </w:p>
-        </w:tc>
-      </w:tr>
-      <w:tr>
-        <w:tc>
-          <w:tcPr>
-            <w:tcW w:type="dxa" w:w="4320"/>
-          </w:tcPr>
-          <w:p>
-            <w:r>
-              <w:t>20</w:t>
-            </w:r>
-          </w:p>
-        </w:tc>
-        <w:tc>
-          <w:tcPr>
-            <w:tcW w:type="dxa" w:w="4320"/>
-          </w:tcPr>
-          <w:p>
-            <w:r>
-              <w:t>Description for item 20</w:t>
-            </w:r>
-          </w:p>
-        </w:tc>
-      </w:tr>
-    </w:tbl>
     <w:sectPr>
       <w:pgSz w:w="12240" w:h="15840"/>
       <w:pgMar w:top="1440" w:right="1800" w:bottom="1440" w:left="1800" w:header="720" w:footer="720" w:gutter="0"/>

--- a/src/steps/docx_output/thesis.docx
+++ b/src/steps/docx_output/thesis.docx
@@ -20,6 +20,42 @@
                   </pic:nvPicPr>
                   <pic:blipFill>
                     <a:blip r:embed="rId9"/>
+                    <a:stretch>
+                      <a:fillRect/>
+                    </a:stretch>
+                  </pic:blipFill>
+                  <pic:spPr>
+                    <a:xfrm>
+                      <a:off x="0" y="0"/>
+                      <a:ext cx="3657600" cy="2057400"/>
+                    </a:xfrm>
+                    <a:prstGeom prst="rect"/>
+                  </pic:spPr>
+                </pic:pic>
+              </a:graphicData>
+            </a:graphic>
+          </wp:inline>
+        </w:drawing>
+      </w:r>
+    </w:p>
+    <w:p>
+      <w:r>
+        <w:drawing>
+          <wp:inline xmlns:a="http://schemas.openxmlformats.org/drawingml/2006/main" xmlns:pic="http://schemas.openxmlformats.org/drawingml/2006/picture">
+            <wp:extent cx="3657600" cy="2057400"/>
+            <wp:docPr id="2" name="Picture 2"/>
+            <wp:cNvGraphicFramePr>
+              <a:graphicFrameLocks noChangeAspect="1"/>
+            </wp:cNvGraphicFramePr>
+            <a:graphic>
+              <a:graphicData uri="http://schemas.openxmlformats.org/drawingml/2006/picture">
+                <pic:pic>
+                  <pic:nvPicPr>
+                    <pic:cNvPr id="0" name="temp.png"/>
+                    <pic:cNvPicPr/>
+                  </pic:nvPicPr>
+                  <pic:blipFill>
+                    <a:blip r:embed="rId10"/>
                     <a:stretch>
                       <a:fillRect/>
                     </a:stretch>

--- a/src/steps/docx_output/thesis.docx
+++ b/src/steps/docx_output/thesis.docx
@@ -56,6 +56,42 @@
                   </pic:nvPicPr>
                   <pic:blipFill>
                     <a:blip r:embed="rId10"/>
+                    <a:stretch>
+                      <a:fillRect/>
+                    </a:stretch>
+                  </pic:blipFill>
+                  <pic:spPr>
+                    <a:xfrm>
+                      <a:off x="0" y="0"/>
+                      <a:ext cx="3657600" cy="2057400"/>
+                    </a:xfrm>
+                    <a:prstGeom prst="rect"/>
+                  </pic:spPr>
+                </pic:pic>
+              </a:graphicData>
+            </a:graphic>
+          </wp:inline>
+        </w:drawing>
+      </w:r>
+    </w:p>
+    <w:p>
+      <w:r>
+        <w:drawing>
+          <wp:inline xmlns:a="http://schemas.openxmlformats.org/drawingml/2006/main" xmlns:pic="http://schemas.openxmlformats.org/drawingml/2006/picture">
+            <wp:extent cx="3657600" cy="2057400"/>
+            <wp:docPr id="3" name="Picture 3"/>
+            <wp:cNvGraphicFramePr>
+              <a:graphicFrameLocks noChangeAspect="1"/>
+            </wp:cNvGraphicFramePr>
+            <a:graphic>
+              <a:graphicData uri="http://schemas.openxmlformats.org/drawingml/2006/picture">
+                <pic:pic>
+                  <pic:nvPicPr>
+                    <pic:cNvPr id="0" name="temp.png"/>
+                    <pic:cNvPicPr/>
+                  </pic:nvPicPr>
+                  <pic:blipFill>
+                    <a:blip r:embed="rId11"/>
                     <a:stretch>
                       <a:fillRect/>
                     </a:stretch>
